--- a/Rev1.docx
+++ b/Rev1.docx
@@ -7,7 +7,7 @@
         <w:pStyle w:val="Date"/>
       </w:pPr>
       <w:r>
-        <w:t xml:space="preserve">May 11, 2026</w:t>
+        <w:t xml:space="preserve">June 02, 2026</w:t>
       </w:r>
     </w:p>
     <w:p>
@@ -67,7 +67,7 @@
         <w:t xml:space="preserve"> </w:t>
       </w:r>
       <w:r>
-        <w:t xml:space="preserve">function using R software. The computational performance of</w:t>
+        <w:t xml:space="preserve">function using R software. The deterioration extent of the</w:t>
       </w:r>
       <w:r>
         <w:t xml:space="preserve"> </w:t>
@@ -83,6 +83,22 @@
         <w:t xml:space="preserve"> </w:t>
       </w:r>
       <w:r>
+        <w:t xml:space="preserve">results was estimated and discussed as the gains it provides in computation time. We provided evidence that the individual location approximation generated information loss at substantially small distances, implying a trade-off between the smallest distance at which spatial interactions could be detected and computing performance. The R code used in the article is given for the reproducibility of our results. The computational performance of</w:t>
+      </w:r>
+      <w:r>
+        <w:t xml:space="preserve"> </w:t>
+      </w:r>
+      <w:r>
+        <w:rPr>
+          <w:i/>
+          <w:iCs/>
+        </w:rPr>
+        <w:t xml:space="preserve">M</w:t>
+      </w:r>
+      <w:r>
+        <w:t xml:space="preserve"> </w:t>
+      </w:r>
+      <w:r>
         <w:t xml:space="preserve">was conducted using two methods: (i) a precise evaluation of the computational time and memory requirements for geo-referenced data was conducted using the</w:t>
       </w:r>
       <w:r>
@@ -108,7 +124,247 @@
         <w:t xml:space="preserve">Tidu et al. (2024)</w:t>
       </w:r>
       <w:r>
-        <w:t xml:space="preserve">, we considered an approximation of the geographical positions of the entities. The deterioration extent of the</w:t>
+        <w:t xml:space="preserve">, we considered an approximation of the geographical positions of the entities.</w:t>
+      </w:r>
+    </w:p>
+    <w:bookmarkStart w:id="9" w:name="introduction"/>
+    <w:p>
+      <w:pPr>
+        <w:pStyle w:val="Titre1"/>
+      </w:pPr>
+      <w:r>
+        <w:t xml:space="preserve">Introduction</w:t>
+      </w:r>
+    </w:p>
+    <w:p>
+      <w:pPr>
+        <w:pStyle w:val="FirstParagraph"/>
+      </w:pPr>
+      <w:r>
+        <w:t xml:space="preserve">Agglomeration of people and economic activities is a key topic in economics</w:t>
+      </w:r>
+      <w:r>
+        <w:t xml:space="preserve"> </w:t>
+      </w:r>
+      <w:r>
+        <w:t xml:space="preserve">(Fujita et al., 1999; Fujita &amp; Thisse, 2013; Glaeser, 2010)</w:t>
+      </w:r>
+      <w:r>
+        <w:t xml:space="preserve">.</w:t>
+      </w:r>
+      <w:r>
+        <w:t xml:space="preserve"> </w:t>
+      </w:r>
+      <w:r>
+        <w:t xml:space="preserve">Because spatial concentration offers productivity gains due to cost reductions, economists and geographers in regional science have extensively studied clusters of economic activity, their consequences on territories and the importance of the determinants that explain them</w:t>
+      </w:r>
+      <w:r>
+        <w:t xml:space="preserve"> </w:t>
+      </w:r>
+      <w:r>
+        <w:t xml:space="preserve">(Duranton &amp; Puga, 2004; Marshall, 1890)</w:t>
+      </w:r>
+      <w:r>
+        <w:t xml:space="preserve">.</w:t>
+      </w:r>
+      <w:r>
+        <w:t xml:space="preserve"> </w:t>
+      </w:r>
+      <w:r>
+        <w:t xml:space="preserve">Policymakers are also particularly interested in the agglomeration of activities, since a better understanding of the locations and extent of the agglomeration of activities allows them to develop more effective economic policies addressing regional growth disparities and the measures needed to promote economic convergence or greater territorial cohesion (see for example</w:t>
+      </w:r>
+      <w:r>
+        <w:t xml:space="preserve"> </w:t>
+      </w:r>
+      <w:r>
+        <w:t xml:space="preserve">Baldwin et al. (2003)</w:t>
+      </w:r>
+      <w:r>
+        <w:t xml:space="preserve">).</w:t>
+      </w:r>
+    </w:p>
+    <w:p>
+      <w:pPr>
+        <w:pStyle w:val="Corpsdetexte"/>
+      </w:pPr>
+      <w:r>
+        <w:t xml:space="preserve">Since industrial agglomeration is a core question in regional science, spatial concentration measures are widely employed to evaluate the agglomeration of activities</w:t>
+      </w:r>
+      <w:r>
+        <w:t xml:space="preserve"> </w:t>
+      </w:r>
+      <w:r>
+        <w:t xml:space="preserve">(Combes &amp; Overman, 2004)</w:t>
+      </w:r>
+      <w:r>
+        <w:t xml:space="preserve">.</w:t>
+      </w:r>
+      <w:r>
+        <w:t xml:space="preserve"> </w:t>
+      </w:r>
+      <w:r>
+        <w:t xml:space="preserve">Increasing access to large spatial datasets and computing power has encouraged the development of statistical analysis tools for processing such data most efficiently</w:t>
+      </w:r>
+      <w:r>
+        <w:t xml:space="preserve"> </w:t>
+      </w:r>
+      <w:r>
+        <w:t xml:space="preserve">(Baddeley et al., 2016)</w:t>
+      </w:r>
+      <w:r>
+        <w:t xml:space="preserve">.</w:t>
+      </w:r>
+      <w:r>
+        <w:t xml:space="preserve"> </w:t>
+      </w:r>
+      <w:r>
+        <w:t xml:space="preserve">Empirical studies at highly detailed geographical levels have been proposed in recent years</w:t>
+      </w:r>
+      <w:r>
+        <w:t xml:space="preserve"> </w:t>
+      </w:r>
+      <w:r>
+        <w:t xml:space="preserve">Baragwanath et al. (2026)</w:t>
+      </w:r>
+      <w:r>
+        <w:t xml:space="preserve">.</w:t>
+      </w:r>
+      <w:r>
+        <w:t xml:space="preserve"> </w:t>
+      </w:r>
+      <w:r>
+        <w:t xml:space="preserve">In particular, the detection of spatial structures (attraction, repulsion, and independence) of individual spatialized data using analyses that are no longer based on zoned data but on geo-located data has received an increasing attention.</w:t>
+      </w:r>
+      <w:r>
+        <w:t xml:space="preserve"> </w:t>
+      </w:r>
+      <w:r>
+        <w:t xml:space="preserve">Such an approach has the advantage of preserving the exact positions of the entities analyzed contrarily to data aggregated at a given spatial level (for example regions, counties etc.).</w:t>
+      </w:r>
+      <w:r>
+        <w:t xml:space="preserve"> </w:t>
+      </w:r>
+      <w:r>
+        <w:t xml:space="preserve">Since 2000’s, a series of spatial concentration measures based on distances between geo-localized entities studied has been proposed (see for example</w:t>
+      </w:r>
+      <w:r>
+        <w:t xml:space="preserve"> </w:t>
+      </w:r>
+      <w:r>
+        <w:t xml:space="preserve">Marcon &amp; Puech (2017)</w:t>
+      </w:r>
+      <w:r>
+        <w:t xml:space="preserve"> </w:t>
+      </w:r>
+      <w:r>
+        <w:t xml:space="preserve">for a complete review).</w:t>
+      </w:r>
+      <w:r>
+        <w:t xml:space="preserve"> </w:t>
+      </w:r>
+      <w:r>
+        <w:t xml:space="preserve">By considering space as continuous, the advantage of these distance-based methods is to circumvent any statistical bias associated to a discretization of space into separate units (known as the MAUP-Modifiable Areal Unit Problem, see</w:t>
+      </w:r>
+      <w:r>
+        <w:t xml:space="preserve"> </w:t>
+      </w:r>
+      <w:r>
+        <w:t xml:space="preserve">Openshaw &amp; Taylor (1979)</w:t>
+      </w:r>
+      <w:r>
+        <w:t xml:space="preserve"> </w:t>
+      </w:r>
+      <w:r>
+        <w:t xml:space="preserve">or</w:t>
+      </w:r>
+      <w:r>
+        <w:t xml:space="preserve"> </w:t>
+      </w:r>
+      <w:r>
+        <w:t xml:space="preserve">Arbia (1989)</w:t>
+      </w:r>
+      <w:r>
+        <w:t xml:space="preserve">).</w:t>
+      </w:r>
+      <w:r>
+        <w:t xml:space="preserve"> </w:t>
+      </w:r>
+      <w:r>
+        <w:t xml:space="preserve">Numerous studies have shown the importance of using such a methodology in social sciences</w:t>
+      </w:r>
+      <w:r>
+        <w:t xml:space="preserve"> </w:t>
+      </w:r>
+      <w:r>
+        <w:t xml:space="preserve">(Arbia, 1989; Marcon &amp; Puech, 2003; S. Sweeney &amp; Arabadjis, 2022)</w:t>
+      </w:r>
+      <w:r>
+        <w:t xml:space="preserve"> </w:t>
+      </w:r>
+      <w:r>
+        <w:t xml:space="preserve">or in exact sciences</w:t>
+      </w:r>
+      <w:r>
+        <w:t xml:space="preserve"> </w:t>
+      </w:r>
+      <w:r>
+        <w:t xml:space="preserve">(Cressie, 1993; Dray et al., 2021; Lentz et al., 2011)</w:t>
+      </w:r>
+      <w:r>
+        <w:t xml:space="preserve">.</w:t>
+      </w:r>
+      <w:r>
+        <w:t xml:space="preserve"> </w:t>
+      </w:r>
+      <w:r>
+        <w:t xml:space="preserve">For example,</w:t>
+      </w:r>
+      <w:r>
+        <w:t xml:space="preserve"> </w:t>
+      </w:r>
+      <w:r>
+        <w:t xml:space="preserve">Giuliani et al. (2014)</w:t>
+      </w:r>
+      <w:r>
+        <w:t xml:space="preserve"> </w:t>
+      </w:r>
+      <w:r>
+        <w:t xml:space="preserve">published in this review an analysis based on continuous space on the technology manufacturing industry in the metropolitan areas of Milan and Turin in Italy.</w:t>
+      </w:r>
+      <w:r>
+        <w:t xml:space="preserve"> </w:t>
+      </w:r>
+      <w:r>
+        <w:t xml:space="preserve">They show all the importance of taking into account the exact geographic position of the plants to provide a complete description of the location patterns of high- and medium-high-technology manufacturing.</w:t>
+      </w:r>
+      <w:r>
+        <w:t xml:space="preserve"> </w:t>
+      </w:r>
+      <w:r>
+        <w:t xml:space="preserve">For example, they detect that these firms are spatially aggregated at distances greater than 500~meters in the metropolitan area of Milan.</w:t>
+      </w:r>
+      <w:r>
+        <w:t xml:space="preserve"> </w:t>
+      </w:r>
+      <w:r>
+        <w:t xml:space="preserve">This result encourages very precise developments that explain such agglomeration patterns.</w:t>
+      </w:r>
+    </w:p>
+    <w:p>
+      <w:pPr>
+        <w:pStyle w:val="Corpsdetexte"/>
+      </w:pPr>
+      <w:r>
+        <w:t xml:space="preserve">One of the existing distance-based methods has been recently pointed out by</w:t>
+      </w:r>
+      <w:r>
+        <w:t xml:space="preserve"> </w:t>
+      </w:r>
+      <w:r>
+        <w:t xml:space="preserve">Tidu et al. (2024)</w:t>
+      </w:r>
+      <w:r>
+        <w:t xml:space="preserve">, the</w:t>
       </w:r>
       <w:r>
         <w:t xml:space="preserve"> </w:t>
@@ -121,33 +377,13 @@
         <w:t xml:space="preserve">M</w:t>
       </w:r>
       <w:r>
-        <w:t xml:space="preserve"> </w:t>
-      </w:r>
-      <w:r>
-        <w:t xml:space="preserve">results was estimated and discussed as the gains it provides in computation time. We provided evidence that the individual location approximation generated information loss at substantially small distances, implying a trade-off between the smallest distance at which spatial interactions could be detected and computing performance. The R code used in the article is given for the reproducibility of our results.</w:t>
-      </w:r>
-    </w:p>
-    <w:bookmarkStart w:id="9" w:name="introduction"/>
-    <w:p>
-      <w:pPr>
-        <w:pStyle w:val="Titre1"/>
-      </w:pPr>
-      <w:r>
-        <w:t xml:space="preserve">Introduction</w:t>
-      </w:r>
-    </w:p>
-    <w:p>
-      <w:pPr>
-        <w:pStyle w:val="FirstParagraph"/>
-      </w:pPr>
-      <w:r>
-        <w:t xml:space="preserve">Increasing access to large spatial datasets and computing power has encouraged the development of statistical analysis tools for processing such data most efficiently</w:t>
-      </w:r>
-      <w:r>
-        <w:t xml:space="preserve"> </w:t>
-      </w:r>
-      <w:r>
-        <w:t xml:space="preserve">(Baddeley et al., 2016)</w:t>
+        <w:t xml:space="preserve"> function, a particular statistical measure proposed by</w:t>
+      </w:r>
+      <w:r>
+        <w:t xml:space="preserve"> </w:t>
+      </w:r>
+      <w:r>
+        <w:t xml:space="preserve">Marcon &amp; Puech (2010)</w:t>
       </w:r>
       <w:r>
         <w:t xml:space="preserve">.</w:t>
@@ -156,84 +392,186 @@
         <w:t xml:space="preserve"> </w:t>
       </w:r>
       <w:r>
-        <w:t xml:space="preserve">Thus, empirical studies at highly detailed geographical levels have been proposed in recent years for large datasets.</w:t>
-      </w:r>
-      <w:r>
-        <w:t xml:space="preserve"> </w:t>
-      </w:r>
-      <w:r>
-        <w:t xml:space="preserve">In particular, the detection of spatial structures (attraction, repulsion, and independence) of individual spatialized data using analyses that are no longer based on zoned data but on geo-located data.</w:t>
-      </w:r>
-      <w:r>
-        <w:t xml:space="preserve"> </w:t>
-      </w:r>
-      <w:r>
-        <w:t xml:space="preserve">has received increasing attention.</w:t>
-      </w:r>
-      <w:r>
-        <w:t xml:space="preserve"> </w:t>
-      </w:r>
-      <w:r>
-        <w:t xml:space="preserve">Such an approach has the advantage of preserving the exact positions of the entities analyzed.</w:t>
-      </w:r>
-      <w:r>
-        <w:t xml:space="preserve"> </w:t>
-      </w:r>
-      <w:r>
-        <w:t xml:space="preserve">Any distance-based method (by considering space as continuous) circumvents statistical bias associated with the Modifiable Areal Unit Problem</w:t>
-      </w:r>
-      <w:r>
-        <w:t xml:space="preserve"> </w:t>
-      </w:r>
-      <w:r>
-        <w:t xml:space="preserve">(MAUP: Openshaw &amp; Taylor, 1979; Arbia, 1989)</w:t>
-      </w:r>
-      <w:r>
-        <w:t xml:space="preserve"> </w:t>
-      </w:r>
-      <w:r>
-        <w:t xml:space="preserve">owing to discretizing space into separate units.</w:t>
-      </w:r>
-      <w:r>
-        <w:t xml:space="preserve"> </w:t>
-      </w:r>
-      <w:r>
-        <w:t xml:space="preserve">Numerous studies have shown the importance of using such a methodology in social sciences</w:t>
-      </w:r>
-      <w:r>
-        <w:t xml:space="preserve"> </w:t>
-      </w:r>
-      <w:r>
-        <w:t xml:space="preserve">(Arbia, 1989; Marcon &amp; Puech, 2003; Sweeney &amp; Arabadjis, 2022)</w:t>
-      </w:r>
-      <w:r>
-        <w:t xml:space="preserve"> </w:t>
-      </w:r>
-      <w:r>
-        <w:t xml:space="preserve">or in exact sciences</w:t>
-      </w:r>
-      <w:r>
-        <w:t xml:space="preserve"> </w:t>
-      </w:r>
-      <w:r>
-        <w:t xml:space="preserve">(Cressie, 1993; Dray et al., 2021; Lentz et al., 2011)</w:t>
+        <w:t xml:space="preserve">This distance-based method, hereafter referred to as</w:t>
+      </w:r>
+      <w:r>
+        <w:t xml:space="preserve"> </w:t>
+      </w:r>
+      <w:r>
+        <w:rPr>
+          <w:i/>
+          <w:iCs/>
+        </w:rPr>
+        <w:t xml:space="preserve">M</w:t>
+      </w:r>
+      <w:r>
+        <w:t xml:space="preserve">, makes it possible to highlight spatial structures within a spatialized distribution (attraction, repulsion, and independence) from a study based on the distances separating the analyzed entities.</w:t>
+      </w:r>
+      <w:r>
+        <w:t xml:space="preserve"> </w:t>
+      </w:r>
+      <w:r>
+        <w:t xml:space="preserve">Various applications of</w:t>
+      </w:r>
+      <w:r>
+        <w:t xml:space="preserve"> </w:t>
+      </w:r>
+      <w:r>
+        <w:rPr>
+          <w:i/>
+          <w:iCs/>
+        </w:rPr>
+        <w:t xml:space="preserve">M</w:t>
+      </w:r>
+      <w:r>
+        <w:t xml:space="preserve"> </w:t>
+      </w:r>
+      <w:r>
+        <w:t xml:space="preserve">have been proposed for detecting industrial agglomeration.</w:t>
+      </w:r>
+      <w:r>
+        <w:t xml:space="preserve"> </w:t>
+      </w:r>
+      <w:r>
+        <w:t xml:space="preserve">For example,</w:t>
+      </w:r>
+      <w:r>
+        <w:t xml:space="preserve"> </w:t>
+      </w:r>
+      <w:r>
+        <w:t xml:space="preserve">Jensen &amp; Michel (2011)</w:t>
+      </w:r>
+      <w:r>
+        <w:t xml:space="preserve"> </w:t>
+      </w:r>
+      <w:r>
+        <w:t xml:space="preserve">and</w:t>
+      </w:r>
+      <w:r>
+        <w:t xml:space="preserve"> </w:t>
+      </w:r>
+      <w:r>
+        <w:t xml:space="preserve">Loonis &amp; Bellefon (2018)</w:t>
+      </w:r>
+      <w:r>
+        <w:t xml:space="preserve"> </w:t>
+      </w:r>
+      <w:r>
+        <w:t xml:space="preserve">analyze the spatial concentration different facilities in French cities.</w:t>
+      </w:r>
+      <w:r>
+        <w:t xml:space="preserve"> </w:t>
+      </w:r>
+      <w:r>
+        <w:t xml:space="preserve">At a regional level,</w:t>
+      </w:r>
+      <w:r>
+        <w:t xml:space="preserve"> </w:t>
+      </w:r>
+      <w:r>
+        <w:t xml:space="preserve">Coll-Martínez et al. (2019)</w:t>
+      </w:r>
+      <w:r>
+        <w:t xml:space="preserve"> </w:t>
+      </w:r>
+      <w:r>
+        <w:t xml:space="preserve">proposed an application of the</w:t>
+      </w:r>
+      <w:r>
+        <w:t xml:space="preserve"> </w:t>
+      </w:r>
+      <w:r>
+        <w:rPr>
+          <w:i/>
+          <w:iCs/>
+        </w:rPr>
+        <w:t xml:space="preserve">M</w:t>
+      </w:r>
+      <w:r>
+        <w:t xml:space="preserve"> </w:t>
+      </w:r>
+      <w:r>
+        <w:t xml:space="preserve">function on creative industries on a Spanish metropolitan area while more recently,</w:t>
+      </w:r>
+      <w:r>
+        <w:t xml:space="preserve"> </w:t>
+      </w:r>
+      <w:r>
+        <w:t xml:space="preserve">Canello et al. (2025)</w:t>
+      </w:r>
+      <w:r>
+        <w:t xml:space="preserve"> </w:t>
+      </w:r>
+      <w:r>
+        <w:t xml:space="preserve">employed in particular</w:t>
+      </w:r>
+      <w:r>
+        <w:t xml:space="preserve"> </w:t>
+      </w:r>
+      <w:r>
+        <w:rPr>
+          <w:i/>
+          <w:iCs/>
+        </w:rPr>
+        <w:t xml:space="preserve">M</w:t>
+      </w:r>
+      <w:r>
+        <w:t xml:space="preserve"> </w:t>
+      </w:r>
+      <w:r>
+        <w:t xml:space="preserve">to characterize the location patterns of footwear subcontractors in Italy.</w:t>
+      </w:r>
+      <w:r>
+        <w:t xml:space="preserve"> </w:t>
+      </w:r>
+      <w:r>
+        <w:t xml:space="preserve">The</w:t>
+      </w:r>
+      <w:r>
+        <w:t xml:space="preserve"> </w:t>
+      </w:r>
+      <w:r>
+        <w:rPr>
+          <w:i/>
+          <w:iCs/>
+        </w:rPr>
+        <w:t xml:space="preserve">M</w:t>
+      </w:r>
+      <w:r>
+        <w:t xml:space="preserve"> </w:t>
+      </w:r>
+      <w:r>
+        <w:t xml:space="preserve">function has also been rapidly applied to other domains as such as the spatial distribution of ethnic groups for example</w:t>
+      </w:r>
+      <w:r>
+        <w:t xml:space="preserve"> </w:t>
+      </w:r>
+      <w:r>
+        <w:t xml:space="preserve">(Deurloo &amp; De Vos, 2008)</w:t>
       </w:r>
       <w:r>
         <w:t xml:space="preserve">.</w:t>
       </w:r>
-    </w:p>
-    <w:p>
-      <w:pPr>
-        <w:pStyle w:val="Corpsdetexte"/>
-      </w:pPr>
-      <w:r>
-        <w:t xml:space="preserve">Tidu et al. (2024)</w:t>
-      </w:r>
-      <w:r>
-        <w:t xml:space="preserve"> </w:t>
-      </w:r>
-      <w:r>
-        <w:t xml:space="preserve">highlighted the</w:t>
+      <w:r>
+        <w:t xml:space="preserve"> </w:t>
+      </w:r>
+      <w:r>
+        <w:t xml:space="preserve">However, while this measure preserves all the richness of individual geo-located data, it requires a longer calculation time than other distance-based measures, as it is a relative measure</w:t>
+      </w:r>
+      <w:r>
+        <w:t xml:space="preserve"> </w:t>
+      </w:r>
+      <w:r>
+        <w:t xml:space="preserve">(Marcon &amp; Puech, 2017 reviewed the advantages and limitations of a dozen existing distance-based measures)</w:t>
+      </w:r>
+      <w:r>
+        <w:t xml:space="preserve">.</w:t>
+      </w:r>
+      <w:r>
+        <w:t xml:space="preserve"> </w:t>
+      </w:r>
+      <w:r>
+        <w:t xml:space="preserve">This could be a limit of the use of the</w:t>
       </w:r>
       <w:r>
         <w:t xml:space="preserve"> </w:t>
@@ -246,56 +584,14 @@
         <w:t xml:space="preserve">M</w:t>
       </w:r>
       <w:r>
-        <w:t xml:space="preserve"> function, a particular statistical measure proposed by</w:t>
-      </w:r>
-      <w:r>
-        <w:t xml:space="preserve"> </w:t>
-      </w:r>
-      <w:r>
-        <w:t xml:space="preserve">Marcon &amp; Puech (2010)</w:t>
-      </w:r>
-      <w:r>
-        <w:t xml:space="preserve">.</w:t>
-      </w:r>
-      <w:r>
-        <w:t xml:space="preserve"> </w:t>
-      </w:r>
-      <w:r>
-        <w:t xml:space="preserve">This distance-based method, hereafter referred to as</w:t>
-      </w:r>
-      <w:r>
-        <w:t xml:space="preserve"> </w:t>
-      </w:r>
-      <w:r>
-        <w:rPr>
-          <w:i/>
-          <w:iCs/>
-        </w:rPr>
-        <w:t xml:space="preserve">M</w:t>
-      </w:r>
-      <w:r>
-        <w:t xml:space="preserve">, makes it possible to highlight spatial structures within a spatialized distribution (attraction, repulsion, and independence) from a study based on the distances separating the analyzed entities.</w:t>
-      </w:r>
-      <w:r>
-        <w:t xml:space="preserve"> </w:t>
-      </w:r>
-      <w:r>
-        <w:t xml:space="preserve">However, while this measure preserves all the richness of individual geo-located data, it requires a longer calculation time than other distance-based measures, as it is a relative measure</w:t>
-      </w:r>
-      <w:r>
-        <w:t xml:space="preserve"> </w:t>
-      </w:r>
-      <w:r>
-        <w:t xml:space="preserve">(Marcon &amp; Puech, 2017 reviewed the advantages and limitations of a dozen existing distance-based measures)</w:t>
-      </w:r>
-      <w:r>
-        <w:t xml:space="preserve">.</w:t>
-      </w:r>
-    </w:p>
-    <w:p>
-      <w:pPr>
-        <w:pStyle w:val="Corpsdetexte"/>
-      </w:pPr>
+        <w:t xml:space="preserve"> </w:t>
+      </w:r>
+      <w:r>
+        <w:t xml:space="preserve">function if datasets are very large.</w:t>
+      </w:r>
+      <w:r>
+        <w:t xml:space="preserve"> </w:t>
+      </w:r>
       <w:r>
         <w:t xml:space="preserve">Tidu et al. (2024)</w:t>
       </w:r>
@@ -427,7 +723,7 @@
         <w:t xml:space="preserve"> </w:t>
       </w:r>
       <w:r>
-        <w:t xml:space="preserve">(R Core Team, 2025)</w:t>
+        <w:t xml:space="preserve">(R Core Team, 2026)</w:t>
       </w:r>
       <w:r>
         <w:t xml:space="preserve">, provides a considerable gain in computational performance with minor loss of accuracy.</w:t>
@@ -478,6 +774,12 @@
         <w:t xml:space="preserve"> </w:t>
       </w:r>
       <w:r>
+        <w:t xml:space="preserve">The article provides three main contributions to the literature.</w:t>
+      </w:r>
+      <w:r>
+        <w:t xml:space="preserve"> </w:t>
+      </w:r>
+      <w:r>
         <w:t xml:space="preserve">First, we show the advantages of estimating</w:t>
       </w:r>
       <w:r>
@@ -506,7 +808,7 @@
         <w:t xml:space="preserve"> </w:t>
       </w:r>
       <w:r>
-        <w:t xml:space="preserve">We studied the effect of the geographical approximation of the locations of the analyzed entities.</w:t>
+        <w:t xml:space="preserve">Second, we study the effect of the geographical approximation of the locations of the analyzed entities.</w:t>
       </w:r>
       <w:r>
         <w:t xml:space="preserve"> </w:t>
@@ -518,6 +820,12 @@
         <w:t xml:space="preserve"> </w:t>
       </w:r>
       <w:r>
+        <w:t xml:space="preserve">Third, we test another approach</w:t>
+      </w:r>
+      <w:r>
+        <w:br/>
+      </w:r>
+      <w:r>
         <w:t xml:space="preserve">These performance tests precisely provided the computational advantages and limitations of the</w:t>
       </w:r>
       <w:r>
@@ -545,7 +853,7 @@
         <w:t xml:space="preserve"> </w:t>
       </w:r>
       <w:r>
-        <w:t xml:space="preserve">The first two sections present the</w:t>
+        <w:t xml:space="preserve">The next two sections present the</w:t>
       </w:r>
       <w:r>
         <w:t xml:space="preserve"> </w:t>
@@ -649,12 +957,629 @@
       </w:r>
     </w:p>
     <w:bookmarkEnd w:id="9"/>
-    <w:bookmarkStart w:id="12" w:name="the-m-function"/>
+    <w:bookmarkStart w:id="13" w:name="X0daac953c6b3a84f06469de0ad6f8d4f900ff33"/>
     <w:p>
       <w:pPr>
         <w:pStyle w:val="Titre1"/>
       </w:pPr>
       <w:r>
+        <w:t xml:space="preserve">Spatial concentration measures in regional science</w:t>
+      </w:r>
+    </w:p>
+    <w:bookmarkStart w:id="10" w:name="X17b0aa742a8ffad155176dc362d90e5eb123504"/>
+    <w:p>
+      <w:pPr>
+        <w:pStyle w:val="Titre2"/>
+      </w:pPr>
+      <w:r>
+        <w:t xml:space="preserve">Spatial concentration measures and regional science</w:t>
+      </w:r>
+    </w:p>
+    <w:p>
+      <w:pPr>
+        <w:pStyle w:val="FirstParagraph"/>
+      </w:pPr>
+      <w:r>
+        <w:t xml:space="preserve">In regional science, spatial concentration measures are widely employed to evaluate the agglomeration of activities</w:t>
+      </w:r>
+      <w:r>
+        <w:t xml:space="preserve"> </w:t>
+      </w:r>
+      <w:r>
+        <w:t xml:space="preserve">(Combes &amp; Overman, 2004)</w:t>
+      </w:r>
+      <w:r>
+        <w:t xml:space="preserve">.</w:t>
+      </w:r>
+      <w:r>
+        <w:t xml:space="preserve"> </w:t>
+      </w:r>
+      <w:r>
+        <w:t xml:space="preserve">These statistical measures provide a simple way to describe the geographic distribution of industrial activities across regions.</w:t>
+      </w:r>
+      <w:r>
+        <w:t xml:space="preserve"> </w:t>
+      </w:r>
+      <w:r>
+        <w:t xml:space="preserve">Industrial agglomeration generates productivity gains for firms and benefits for households</w:t>
+      </w:r>
+      <w:r>
+        <w:t xml:space="preserve"> </w:t>
+      </w:r>
+      <w:r>
+        <w:t xml:space="preserve">(Fujita et al., 1999; Fujita &amp; Thisse, 2013; Glaeser, 2010)</w:t>
+      </w:r>
+      <w:r>
+        <w:t xml:space="preserve"> </w:t>
+      </w:r>
+      <w:r>
+        <w:t xml:space="preserve">and thus provokes growth disparities between territories.</w:t>
+      </w:r>
+      <w:r>
+        <w:t xml:space="preserve"> </w:t>
+      </w:r>
+      <w:r>
+        <w:t xml:space="preserve">Regional economic inequalities can be easily detected and quantified with spatial concentration measures.</w:t>
+      </w:r>
+      <w:r>
+        <w:t xml:space="preserve"> </w:t>
+      </w:r>
+      <w:r>
+        <w:t xml:space="preserve">In that way, a lot of researchers have employed spatial concentration measures for a better description and understanding of industrial clusters</w:t>
+      </w:r>
+      <w:r>
+        <w:t xml:space="preserve"> </w:t>
+      </w:r>
+      <w:r>
+        <w:t xml:space="preserve">(see Feser &amp; Sweeney, 2000; Giuliani et al., 2014; Kerr &amp; Kominers, 2015 among others)</w:t>
+      </w:r>
+      <w:r>
+        <w:t xml:space="preserve">.</w:t>
+      </w:r>
+      <w:r>
+        <w:t xml:space="preserve"> </w:t>
+      </w:r>
+      <w:r>
+        <w:t xml:space="preserve">Moreover, since spatial concentration measures are proven to be a relevant technique to describe agglomeration across territories, some studies rely on these spatial concentration estimates to explain the mechanisms that generate the industrial clustering.</w:t>
+      </w:r>
+      <w:r>
+        <w:t xml:space="preserve"> </w:t>
+      </w:r>
+      <w:r>
+        <w:t xml:space="preserve">The pioneer explanation of the agglomeration forces is due to</w:t>
+      </w:r>
+      <w:r>
+        <w:t xml:space="preserve"> </w:t>
+      </w:r>
+      <w:r>
+        <w:t xml:space="preserve">Marshall (1890)</w:t>
+      </w:r>
+      <w:r>
+        <w:t xml:space="preserve"> </w:t>
+      </w:r>
+      <w:r>
+        <w:t xml:space="preserve">who identifies three main determinants of the industrial spatial concentration: a specialized labor pooling, the proximity of producers of intermediate goods (input sharing), and the opportunity to benefit from technological externalities (knowledge spillovers).</w:t>
+      </w:r>
+      <w:r>
+        <w:t xml:space="preserve"> </w:t>
+      </w:r>
+      <w:r>
+        <w:t xml:space="preserve">These factors explain why firms concentrate their activities in a limited number of specific geographic areas: to reduce their costs and risks associated to their production.</w:t>
+      </w:r>
+      <w:r>
+        <w:t xml:space="preserve"> </w:t>
+      </w:r>
+      <w:r>
+        <w:t xml:space="preserve">These three determinants are still widely accepted today, even though the modern view proposed by</w:t>
+      </w:r>
+      <w:r>
+        <w:t xml:space="preserve"> </w:t>
+      </w:r>
+      <w:r>
+        <w:t xml:space="preserve">Duranton &amp; Puga (2004)</w:t>
+      </w:r>
+      <w:r>
+        <w:t xml:space="preserve"> </w:t>
+      </w:r>
+      <w:r>
+        <w:t xml:space="preserve">of these economic mechanisms is approached by a better matching, a better sharing, and a better learning for firms and households.</w:t>
+      </w:r>
+      <w:r>
+        <w:t xml:space="preserve"> </w:t>
+      </w:r>
+      <w:r>
+        <w:t xml:space="preserve">A series of articles have empirically evaluated the importance of the determinants of agglomeration by regressing estimates of spatial concentration measures on the main factors that generate agglomeration.</w:t>
+      </w:r>
+      <w:r>
+        <w:t xml:space="preserve"> </w:t>
+      </w:r>
+      <w:r>
+        <w:t xml:space="preserve">This technique constitutes a very simple way to quantify the importance of all of the determinants of industrial agglomeration (see for example the empirical studies of</w:t>
+      </w:r>
+      <w:r>
+        <w:t xml:space="preserve"> </w:t>
+      </w:r>
+      <w:r>
+        <w:t xml:space="preserve">Rosenthal &amp; Strange (2001)</w:t>
+      </w:r>
+      <w:r>
+        <w:t xml:space="preserve">;</w:t>
+      </w:r>
+      <w:r>
+        <w:t xml:space="preserve"> </w:t>
+      </w:r>
+      <w:r>
+        <w:t xml:space="preserve">Ellison &amp; Glaeser (1999)</w:t>
+      </w:r>
+      <w:r>
+        <w:t xml:space="preserve"> </w:t>
+      </w:r>
+      <w:r>
+        <w:t xml:space="preserve">or the article of</w:t>
+      </w:r>
+      <w:r>
+        <w:t xml:space="preserve"> </w:t>
+      </w:r>
+      <w:r>
+        <w:t xml:space="preserve">Rosenthal &amp; Strange (2004)</w:t>
+      </w:r>
+      <w:r>
+        <w:t xml:space="preserve"> </w:t>
+      </w:r>
+      <w:r>
+        <w:t xml:space="preserve">for a review).</w:t>
+      </w:r>
+      <w:r>
+        <w:t xml:space="preserve"> </w:t>
+      </w:r>
+      <w:r>
+        <w:t xml:space="preserve">Estimating at best the importance of all factors at work is straightforward, notably for policymakers that provide effective economic policies in order to foster regional growth and to attenuate disparities between regions.</w:t>
+      </w:r>
+    </w:p>
+    <w:bookmarkEnd w:id="10"/>
+    <w:bookmarkStart w:id="12" w:name="X8f24d74177d8f4bc22adfb9992bd46611c46f5c"/>
+    <w:p>
+      <w:pPr>
+        <w:pStyle w:val="Titre2"/>
+      </w:pPr>
+      <w:r>
+        <w:t xml:space="preserve">Recent developments concerning the measurement of the spatial concentration</w:t>
+      </w:r>
+    </w:p>
+    <w:p>
+      <w:pPr>
+        <w:pStyle w:val="FirstParagraph"/>
+      </w:pPr>
+      <w:r>
+        <w:t xml:space="preserve">Based on the importance of the industrial geographic concentration, a lot of attention has been made in economics and in geography to develop statistical measures that are able to describe the spatial concentration precisely and without any statical bias</w:t>
+      </w:r>
+      <w:r>
+        <w:t xml:space="preserve"> </w:t>
+      </w:r>
+      <w:r>
+        <w:t xml:space="preserve">(Arbia et al., 2021)</w:t>
+      </w:r>
+      <w:r>
+        <w:t xml:space="preserve">.</w:t>
+      </w:r>
+      <w:r>
+        <w:t xml:space="preserve"> </w:t>
+      </w:r>
+      <w:r>
+        <w:t xml:space="preserve">Today, many indices coexist in the literature but two distinct groups are [F1.1]clearly identified depending both on the nature of the data used and on their statistical treatment.</w:t>
+      </w:r>
+      <w:r>
+        <w:t xml:space="preserve"> </w:t>
+      </w:r>
+      <w:r>
+        <w:t xml:space="preserve">The first group of measures divides space into a given number of exclusive zones, for example data are aggregated at the county level or the regional one.</w:t>
+      </w:r>
+      <w:r>
+        <w:t xml:space="preserve"> </w:t>
+      </w:r>
+      <w:r>
+        <w:t xml:space="preserve">The well-known and widely used location quotient</w:t>
+      </w:r>
+      <w:r>
+        <w:t xml:space="preserve"> </w:t>
+      </w:r>
+      <w:r>
+        <w:t xml:space="preserve">(Florence, 1972)</w:t>
+      </w:r>
+      <w:r>
+        <w:t xml:space="preserve">,</w:t>
+      </w:r>
+      <w:r>
+        <w:t xml:space="preserve"> </w:t>
+      </w:r>
+      <w:r>
+        <w:t xml:space="preserve">Gini (1912)</w:t>
+      </w:r>
+      <w:r>
+        <w:t xml:space="preserve"> </w:t>
+      </w:r>
+      <w:r>
+        <w:t xml:space="preserve">index or</w:t>
+      </w:r>
+      <w:r>
+        <w:t xml:space="preserve"> </w:t>
+      </w:r>
+      <w:r>
+        <w:t xml:space="preserve">Ellison &amp; Glaeser (1997)</w:t>
+      </w:r>
+      <w:r>
+        <w:t xml:space="preserve"> </w:t>
+      </w:r>
+      <w:r>
+        <w:t xml:space="preserve">index belong to that group.</w:t>
+      </w:r>
+      <w:r>
+        <w:t xml:space="preserve"> </w:t>
+      </w:r>
+      <w:r>
+        <w:t xml:space="preserve">It is out of the scope of this article to present in details these indices but a discussion of these spatial concentration measures is given in</w:t>
+      </w:r>
+      <w:r>
+        <w:t xml:space="preserve"> </w:t>
+      </w:r>
+      <w:r>
+        <w:t xml:space="preserve">Combes et al. (2008)</w:t>
+      </w:r>
+      <w:r>
+        <w:t xml:space="preserve">.</w:t>
+      </w:r>
+      <w:r>
+        <w:t xml:space="preserve"> </w:t>
+      </w:r>
+      <w:r>
+        <w:t xml:space="preserve">Entropy measures also belong to that first group, even if they are less employed in spatial economics or in quantitative geography (see for example the article</w:t>
+      </w:r>
+      <w:r>
+        <w:t xml:space="preserve"> </w:t>
+      </w:r>
+      <w:r>
+        <w:t xml:space="preserve">Brülhart &amp; Traeger (2005)</w:t>
+      </w:r>
+      <w:r>
+        <w:t xml:space="preserve"> </w:t>
+      </w:r>
+      <w:r>
+        <w:t xml:space="preserve">for an evaluation of spatial concentration of activities across regions with the</w:t>
+      </w:r>
+      <w:r>
+        <w:t xml:space="preserve"> </w:t>
+      </w:r>
+      <w:r>
+        <w:t xml:space="preserve">Theil (1967)</w:t>
+      </w:r>
+      <w:r>
+        <w:t xml:space="preserve"> </w:t>
+      </w:r>
+      <w:r>
+        <w:t xml:space="preserve">index).</w:t>
+      </w:r>
+      <w:r>
+        <w:t xml:space="preserve"> </w:t>
+      </w:r>
+      <w:r>
+        <w:t xml:space="preserve">The common advantage of all of these measures is the simplest way to compute them: they need low-intensive calculations, data are spatially aggregated so they are easy to find and compute.</w:t>
+      </w:r>
+      <w:r>
+        <w:t xml:space="preserve"> </w:t>
+      </w:r>
+      <w:r>
+        <w:t xml:space="preserve">For example,</w:t>
+      </w:r>
+      <w:r>
+        <w:t xml:space="preserve"> </w:t>
+      </w:r>
+      <w:r>
+        <w:t xml:space="preserve">Marcon (2019)</w:t>
+      </w:r>
+      <w:r>
+        <w:t xml:space="preserve"> </w:t>
+      </w:r>
+      <w:r>
+        <w:t xml:space="preserve">employed European data (available at</w:t>
+      </w:r>
+      <w:r>
+        <w:t xml:space="preserve"> </w:t>
+      </w:r>
+      <w:hyperlink r:id="rId11">
+        <w:r>
+          <w:rPr>
+            <w:rStyle w:val="Lienhypertexte"/>
+          </w:rPr>
+          <w:t xml:space="preserve">https://ec.europa.eu/eurostat/web/regions-and-cities</w:t>
+        </w:r>
+      </w:hyperlink>
+      <w:r>
+        <w:t xml:space="preserve">) to measure industrial employment disparities across European regions.</w:t>
+      </w:r>
+      <w:r>
+        <w:t xml:space="preserve"> </w:t>
+      </w:r>
+      <w:r>
+        <w:t xml:space="preserve">The shared limit of all of the previous indices presented is that they rest on a pre-defined zoning of space.</w:t>
+      </w:r>
+      <w:r>
+        <w:t xml:space="preserve"> </w:t>
+      </w:r>
+      <w:r>
+        <w:t xml:space="preserve">As a consequence, all the information lower than the zoning delimitation is simply lost.</w:t>
+      </w:r>
+      <w:r>
+        <w:t xml:space="preserve"> </w:t>
+      </w:r>
+      <w:r>
+        <w:t xml:space="preserve">This is far from being ideal for example for researchers that want to study the very localized interactions between firms, the face-to-face contacts between individuals etc[F2.1].</w:t>
+      </w:r>
+      <w:r>
+        <w:t xml:space="preserve"> </w:t>
+      </w:r>
+      <w:r>
+        <w:t xml:space="preserve">In addition, a series of studies put in light that all indices based on a discrete space are exposed to some statistical bias known as the Modifiable Areal Unit Problem-MAUP</w:t>
+      </w:r>
+      <w:r>
+        <w:t xml:space="preserve"> </w:t>
+      </w:r>
+      <w:r>
+        <w:t xml:space="preserve">(Arbia, 1989; Openshaw &amp; Taylor, 1979)</w:t>
+      </w:r>
+      <w:r>
+        <w:t xml:space="preserve">.</w:t>
+      </w:r>
+      <w:r>
+        <w:t xml:space="preserve"> </w:t>
+      </w:r>
+      <w:r>
+        <w:t xml:space="preserve">For example, it has been proven that the position of the frontiers of the zones or the geographical scale chosen for the analysis alter the findings on the spatial concentration levels</w:t>
+      </w:r>
+      <w:r>
+        <w:t xml:space="preserve"> </w:t>
+      </w:r>
+      <w:r>
+        <w:t xml:space="preserve">(Arbia, 2001)</w:t>
+      </w:r>
+      <w:r>
+        <w:t xml:space="preserve">.</w:t>
+      </w:r>
+      <w:r>
+        <w:t xml:space="preserve"> </w:t>
+      </w:r>
+      <w:r>
+        <w:t xml:space="preserve">This is important at both for the precision of the agglomeration levels but also to find the “right” scale to analyze agglomeration factors</w:t>
+      </w:r>
+      <w:r>
+        <w:t xml:space="preserve"> </w:t>
+      </w:r>
+      <w:r>
+        <w:t xml:space="preserve">(Rosenthal &amp; Strange, 2020)</w:t>
+      </w:r>
+      <w:r>
+        <w:t xml:space="preserve">.</w:t>
+      </w:r>
+      <w:r>
+        <w:t xml:space="preserve"> </w:t>
+      </w:r>
+      <w:r>
+        <w:t xml:space="preserve">An answer the MAUP issues was proposed by the development of a second group of measures that not divide space into a given number of zones.</w:t>
+      </w:r>
+      <w:r>
+        <w:t xml:space="preserve"> </w:t>
+      </w:r>
+      <w:r>
+        <w:t xml:space="preserve">This second group encompasses all “distance-based measures” (DBM) based on point pattern analysis</w:t>
+      </w:r>
+      <w:r>
+        <w:t xml:space="preserve"> </w:t>
+      </w:r>
+      <w:r>
+        <w:t xml:space="preserve">(Marcon &amp; Puech, 2017@)</w:t>
+      </w:r>
+      <w:r>
+        <w:t xml:space="preserve">.</w:t>
+      </w:r>
+      <w:r>
+        <w:t xml:space="preserve"> </w:t>
+      </w:r>
+      <w:r>
+        <w:t xml:space="preserve">In that case, the exact geographic position of firms is preserved and the spatial concentration levels of agglomeration is calculated on the distances between the geo-localized firms studied.</w:t>
+      </w:r>
+      <w:r>
+        <w:t xml:space="preserve"> </w:t>
+      </w:r>
+      <w:r>
+        <w:t xml:space="preserve">By preserving the exact positions of the firms analyzed, the DBM circumvent all statistical bias associated to a discretization of space into separate units.</w:t>
+      </w:r>
+      <w:r>
+        <w:t xml:space="preserve"> </w:t>
+      </w:r>
+      <w:r>
+        <w:t xml:space="preserve">By considering space as continuous, DBM evaluate the spatial concentration for all possible distances.</w:t>
+      </w:r>
+      <w:r>
+        <w:t xml:space="preserve"> </w:t>
+      </w:r>
+      <w:r>
+        <w:t xml:space="preserve">One of the great advantages of all distance-based methods is to detect the exact distance at which spatial concentration (in case of attraction) or dispersion (in case of repulsion) occur.</w:t>
+      </w:r>
+      <w:r>
+        <w:t xml:space="preserve"> </w:t>
+      </w:r>
+      <w:r>
+        <w:t xml:space="preserve">In the last decades, many developments have been proposed in geography and in economics to be able to grasp any definition of the spatial concentration analyzed (different benchmarks distributions, weighting or not the plants by their number of employees etc.).</w:t>
+      </w:r>
+      <w:r>
+        <w:t xml:space="preserve"> </w:t>
+      </w:r>
+      <w:r>
+        <w:t xml:space="preserve">A series of spatial concentration measures based on distances have been proposed (</w:t>
+      </w:r>
+      <w:r>
+        <w:t xml:space="preserve">Marcon &amp; Puech (2017)</w:t>
+      </w:r>
+      <w:r>
+        <w:t xml:space="preserve"> </w:t>
+      </w:r>
+      <w:r>
+        <w:t xml:space="preserve">proposed a typology of around a dozen of existing DBM).</w:t>
+      </w:r>
+      <w:r>
+        <w:t xml:space="preserve"> </w:t>
+      </w:r>
+      <w:r>
+        <w:t xml:space="preserve">Among the first applications of distance-based methods, the works of</w:t>
+      </w:r>
+      <w:r>
+        <w:t xml:space="preserve"> </w:t>
+      </w:r>
+      <w:r>
+        <w:t xml:space="preserve">Barff (1987)</w:t>
+      </w:r>
+      <w:r>
+        <w:t xml:space="preserve"> </w:t>
+      </w:r>
+      <w:r>
+        <w:t xml:space="preserve">or</w:t>
+      </w:r>
+      <w:r>
+        <w:t xml:space="preserve"> </w:t>
+      </w:r>
+      <w:r>
+        <w:t xml:space="preserve">Sweeney &amp; Feser (1998)</w:t>
+      </w:r>
+      <w:r>
+        <w:t xml:space="preserve"> </w:t>
+      </w:r>
+      <w:r>
+        <w:t xml:space="preserve">are of interest.</w:t>
+      </w:r>
+      <w:r>
+        <w:t xml:space="preserve"> </w:t>
+      </w:r>
+      <w:r>
+        <w:t xml:space="preserve">They investigated the relationship between the agglomeration of manufacturing activities and the characteristics of the plants (capital intensity, plants’ etc.).</w:t>
+      </w:r>
+      <w:r>
+        <w:t xml:space="preserve"> </w:t>
+      </w:r>
+      <w:r>
+        <w:t xml:space="preserve">Sweeney &amp; Feser (1998)</w:t>
+      </w:r>
+      <w:r>
+        <w:t xml:space="preserve"> </w:t>
+      </w:r>
+      <w:r>
+        <w:t xml:space="preserve">notably gave support to an existing inverted U-shaped relation between the spatial manufacturing concentration and the size of plants in North Carolina (USA).[F3.1] Today, DBM face a great challenge: they must able to face the huge amount of micro-geographic data that are increasingly available for researchers</w:t>
+      </w:r>
+      <w:r>
+        <w:t xml:space="preserve"> </w:t>
+      </w:r>
+      <w:r>
+        <w:t xml:space="preserve">(Piacentino et al., 2021)</w:t>
+      </w:r>
+      <w:r>
+        <w:t xml:space="preserve">.</w:t>
+      </w:r>
+      <w:r>
+        <w:t xml:space="preserve"> </w:t>
+      </w:r>
+      <w:r>
+        <w:t xml:space="preserve">Dealing with satellite data for example</w:t>
+      </w:r>
+      <w:r>
+        <w:t xml:space="preserve"> </w:t>
+      </w:r>
+      <w:r>
+        <w:t xml:space="preserve">Baragwanath et al. (2026)</w:t>
+      </w:r>
+      <w:r>
+        <w:t xml:space="preserve"> </w:t>
+      </w:r>
+      <w:r>
+        <w:t xml:space="preserve">is an opportunity to provide detailed locational analysis of the economic activities.</w:t>
+      </w:r>
+      <w:r>
+        <w:t xml:space="preserve"> </w:t>
+      </w:r>
+      <w:r>
+        <w:t xml:space="preserve">This also opens new research questions both on the computational capacity to manage very large datasets containing billions of data and also on the possible reductions of computing-time calculations.</w:t>
+      </w:r>
+      <w:r>
+        <w:t xml:space="preserve"> </w:t>
+      </w:r>
+      <w:r>
+        <w:t xml:space="preserve">In a recent paper</w:t>
+      </w:r>
+      <w:r>
+        <w:t xml:space="preserve"> </w:t>
+      </w:r>
+      <w:r>
+        <w:t xml:space="preserve">Tidu et al. (2024)</w:t>
+      </w:r>
+      <w:r>
+        <w:t xml:space="preserve"> </w:t>
+      </w:r>
+      <w:r>
+        <w:t xml:space="preserve">focus their attention on one of the existing distance-based methods, the</w:t>
+      </w:r>
+      <w:r>
+        <w:t xml:space="preserve"> </w:t>
+      </w:r>
+      <w:r>
+        <w:rPr>
+          <w:i/>
+          <w:iCs/>
+        </w:rPr>
+        <w:t xml:space="preserve">M</w:t>
+      </w:r>
+      <w:r>
+        <w:t xml:space="preserve"> </w:t>
+      </w:r>
+      <w:r>
+        <w:t xml:space="preserve">function</w:t>
+      </w:r>
+      <w:r>
+        <w:t xml:space="preserve"> </w:t>
+      </w:r>
+      <w:r>
+        <w:t xml:space="preserve">(Marcon &amp; Puech, 2010)</w:t>
+      </w:r>
+      <w:r>
+        <w:t xml:space="preserve">, that presents many advantages for analyzing the location of industries but requires a greater calculation time compared to other distance-based measures.</w:t>
+      </w:r>
+      <w:r>
+        <w:t xml:space="preserve"> </w:t>
+      </w:r>
+      <w:r>
+        <w:t xml:space="preserve">In the next sections, we shall discuss the computing performances of the</w:t>
+      </w:r>
+      <w:r>
+        <w:t xml:space="preserve"> </w:t>
+      </w:r>
+      <w:r>
+        <w:rPr>
+          <w:i/>
+          <w:iCs/>
+        </w:rPr>
+        <w:t xml:space="preserve">M</w:t>
+      </w:r>
+      <w:r>
+        <w:t xml:space="preserve"> </w:t>
+      </w:r>
+      <w:r>
+        <w:t xml:space="preserve">function and we also try to appreciate its capacity to deal with very large datasets.</w:t>
+      </w:r>
+    </w:p>
+    <w:bookmarkEnd w:id="12"/>
+    <w:bookmarkEnd w:id="13"/>
+    <w:bookmarkStart w:id="41" w:name="the-m-function"/>
+    <w:p>
+      <w:pPr>
+        <w:pStyle w:val="Titre1"/>
+      </w:pPr>
+      <w:r>
         <w:t xml:space="preserve">The</w:t>
       </w:r>
       <w:r>
@@ -674,7 +1599,7 @@
         <w:t xml:space="preserve">function</w:t>
       </w:r>
     </w:p>
-    <w:bookmarkStart w:id="10" w:name="main-idea"/>
+    <w:bookmarkStart w:id="14" w:name="main-idea"/>
     <w:p>
       <w:pPr>
         <w:pStyle w:val="Titre2"/>
@@ -893,13 +1818,29 @@
         <w:t xml:space="preserve"> </w:t>
       </w:r>
       <w:r>
+        <w:t xml:space="preserve">function or</w:t>
+      </w:r>
+      <w:r>
+        <w:t xml:space="preserve"> </w:t>
+      </w:r>
+      <w:r>
+        <w:rPr>
+          <w:i/>
+          <w:iCs/>
+        </w:rPr>
+        <w:t xml:space="preserve">L</w:t>
+      </w:r>
+      <w:r>
+        <w:t xml:space="preserve"> </w:t>
+      </w:r>
+      <w:r>
         <w:t xml:space="preserve">function</w:t>
       </w:r>
       <w:r>
         <w:t xml:space="preserve"> </w:t>
       </w:r>
       <w:r>
-        <w:t xml:space="preserve">(Ripley, 1976, 1977)</w:t>
+        <w:t xml:space="preserve">(Besag, 1977; Ripley, 1976, 1977)</w:t>
       </w:r>
       <w:r>
         <w:t xml:space="preserve">.</w:t>
@@ -1028,7 +1969,7 @@
         <w:t xml:space="preserve">M</w:t>
       </w:r>
       <w:r>
-        <w:t xml:space="preserve"> was first introduced in the field of economics.</w:t>
+        <w:t xml:space="preserve"> was first introduced in the field of economics and geography.</w:t>
       </w:r>
       <w:r>
         <w:t xml:space="preserve"> </w:t>
@@ -1209,8 +2150,8 @@
         <w:t xml:space="preserve">.</w:t>
       </w:r>
     </w:p>
-    <w:bookmarkEnd w:id="10"/>
-    <w:bookmarkStart w:id="11" w:name="definition"/>
+    <w:bookmarkEnd w:id="14"/>
+    <w:bookmarkStart w:id="15" w:name="definition"/>
     <w:p>
       <w:pPr>
         <w:pStyle w:val="Titre2"/>
@@ -1238,13 +2179,13 @@
         <w:t xml:space="preserve"> </w:t>
       </w:r>
       <w:r>
-        <w:t xml:space="preserve">function is based on the point process theory</w:t>
-      </w:r>
-      <w:r>
-        <w:t xml:space="preserve"> </w:t>
-      </w:r>
-      <w:r>
-        <w:t xml:space="preserve">(Baddeley et al., 2016; Møller &amp; Waagepetersen, 2004)</w:t>
+        <w:t xml:space="preserve">function is based on the point process theory, in line with the distance-based method proposed by Ripley and Besag distance-based method</w:t>
+      </w:r>
+      <w:r>
+        <w:t xml:space="preserve"> </w:t>
+      </w:r>
+      <w:r>
+        <w:t xml:space="preserve">(Besag, 1977; Ripley, 1976, 1977)</w:t>
       </w:r>
       <w:r>
         <w:t xml:space="preserve">.</w:t>
@@ -1253,7 +2194,21 @@
         <w:t xml:space="preserve"> </w:t>
       </w:r>
       <w:r>
-        <w:t xml:space="preserve">This distance-based method was developed to analyze interactions among entities in a heterogeneous space.</w:t>
+        <w:t xml:space="preserve">The</w:t>
+      </w:r>
+      <w:r>
+        <w:t xml:space="preserve"> </w:t>
+      </w:r>
+      <m:oMath>
+        <m:r>
+          <m:t>M</m:t>
+        </m:r>
+      </m:oMath>
+      <w:r>
+        <w:t xml:space="preserve"> </w:t>
+      </w:r>
+      <w:r>
+        <w:t xml:space="preserve">function was developed to analyze interactions among entities in a heterogeneous space.</w:t>
       </w:r>
       <w:r>
         <w:t xml:space="preserve"> </w:t>
@@ -2118,7 +3073,7 @@
         <w:t xml:space="preserve"> </w:t>
       </w:r>
       <w:r>
-        <w:t xml:space="preserve">(R Core Team, 2025)</w:t>
+        <w:t xml:space="preserve">(R Core Team, 2026)</w:t>
       </w:r>
       <w:r>
         <w:t xml:space="preserve"> </w:t>
@@ -2179,15 +3134,14 @@
         <w:t xml:space="preserve">We discuss that point hereinafter for large datasets.</w:t>
       </w:r>
     </w:p>
-    <w:bookmarkEnd w:id="11"/>
-    <w:bookmarkEnd w:id="12"/>
-    <w:bookmarkStart w:id="23" w:name="data-simulation"/>
-    <w:p>
-      <w:pPr>
-        <w:pStyle w:val="Titre1"/>
-      </w:pPr>
-      <w:r>
-        <w:t xml:space="preserve">Data simulation</w:t>
+    <w:bookmarkEnd w:id="15"/>
+    <w:bookmarkStart w:id="26" w:name="simulated-data"/>
+    <w:p>
+      <w:pPr>
+        <w:pStyle w:val="Titre2"/>
+      </w:pPr>
+      <w:r>
+        <w:t xml:space="preserve">Simulated data</w:t>
       </w:r>
     </w:p>
     <w:p>
@@ -2204,10 +3158,10 @@
         <w:t xml:space="preserve">The R code is given in the appendix, which allows perfect reproducibility of the examples treated.</w:t>
       </w:r>
     </w:p>
-    <w:bookmarkStart w:id="17" w:name="drawing-the-points"/>
-    <w:p>
-      <w:pPr>
-        <w:pStyle w:val="Titre2"/>
+    <w:bookmarkStart w:id="20" w:name="drawing-the-points"/>
+    <w:p>
+      <w:pPr>
+        <w:pStyle w:val="Titre3"/>
       </w:pPr>
       <w:r>
         <w:t xml:space="preserve">Drawing the points</w:t>
@@ -2322,18 +3276,18 @@
           <wp:inline>
             <wp:extent cx="4620126" cy="3696101"/>
             <wp:effectExtent b="0" l="0" r="0" t="0"/>
-            <wp:docPr descr="Figure 1: Random drawing of a set of points where the Cases (red) are aggregated and the Controls (blue) are distributed completely randomly. The size of the points is proportional to their weight." title="" id="14" name="Picture"/>
+            <wp:docPr descr="Figure 1: Random drawing of a set of points where the Cases (red) are aggregated and the Controls (blue) are distributed completely randomly. The size of the points is proportional to their weight." title="" id="17" name="Picture"/>
             <a:graphic>
               <a:graphicData uri="http://schemas.openxmlformats.org/drawingml/2006/picture">
                 <pic:pic>
                   <pic:nvPicPr>
-                    <pic:cNvPr descr="Rev1_files/Rev1_files/figure-docx/XMaternFig-1.png" id="15" name="Picture"/>
+                    <pic:cNvPr descr="Rev1_files/Rev1_files/figure-docx/XMaternFig-1.png" id="18" name="Picture"/>
                     <pic:cNvPicPr>
                       <a:picLocks noChangeArrowheads="1" noChangeAspect="1"/>
                     </pic:cNvPicPr>
                   </pic:nvPicPr>
                   <pic:blipFill>
-                    <a:blip r:embed="rId13"/>
+                    <a:blip r:embed="rId16"/>
                     <a:stretch>
                       <a:fillRect/>
                     </a:stretch>
@@ -2364,8 +3318,8 @@
       <w:pPr>
         <w:pStyle w:val="ImageCaption"/>
       </w:pPr>
-      <w:bookmarkStart w:id="16" w:name="fig:XMaternFig"/>
-      <w:bookmarkEnd w:id="16"/>
+      <w:bookmarkStart w:id="19" w:name="fig:XMaternFig"/>
+      <w:bookmarkEnd w:id="19"/>
       <w:r>
         <w:t xml:space="preserve">Figure 1: Random drawing of a set of points where the Cases (red) are aggregated and the Controls (blue) are distributed completely randomly. The size of the points is proportional to their weight.</w:t>
       </w:r>
@@ -2419,11 +3373,11 @@
         <w:t xml:space="preserve">The scarcity of empty spaces is because of the high number of simulated points.</w:t>
       </w:r>
     </w:p>
-    <w:bookmarkEnd w:id="17"/>
-    <w:bookmarkStart w:id="22" w:name="gridding-the-space"/>
-    <w:p>
-      <w:pPr>
-        <w:pStyle w:val="Titre2"/>
+    <w:bookmarkEnd w:id="20"/>
+    <w:bookmarkStart w:id="25" w:name="gridding-the-space"/>
+    <w:p>
+      <w:pPr>
+        <w:pStyle w:val="Titre3"/>
       </w:pPr>
       <w:r>
         <w:t xml:space="preserve">Gridding the space</w:t>
@@ -2526,18 +3480,18 @@
           <wp:inline>
             <wp:extent cx="4620126" cy="3696101"/>
             <wp:effectExtent b="0" l="0" r="0" t="0"/>
-            <wp:docPr descr="Figure 2: Repositioning of points in an arbitrary grid. The absence of Cases in a cell is easily detected (single-color blue dot), as is the strong presence of Cases in a cell (two-color dot, but predominantly red)." title="" id="19" name="Picture"/>
+            <wp:docPr descr="Figure 2: Repositioning of points in an arbitrary grid. The absence of Cases in a cell is easily detected (single-color blue dot), as is the strong presence of Cases in a cell (two-color dot, but predominantly red)." title="" id="22" name="Picture"/>
             <a:graphic>
               <a:graphicData uri="http://schemas.openxmlformats.org/drawingml/2006/picture">
                 <pic:pic>
                   <pic:nvPicPr>
-                    <pic:cNvPr descr="Rev1_files/Rev1_files/figure-docx/GroupedFig-1.png" id="20" name="Picture"/>
+                    <pic:cNvPr descr="Rev1_files/Rev1_files/figure-docx/GroupedFig-1.png" id="23" name="Picture"/>
                     <pic:cNvPicPr>
                       <a:picLocks noChangeArrowheads="1" noChangeAspect="1"/>
                     </pic:cNvPicPr>
                   </pic:nvPicPr>
                   <pic:blipFill>
-                    <a:blip r:embed="rId18"/>
+                    <a:blip r:embed="rId21"/>
                     <a:stretch>
                       <a:fillRect/>
                     </a:stretch>
@@ -2568,8 +3522,8 @@
       <w:pPr>
         <w:pStyle w:val="ImageCaption"/>
       </w:pPr>
-      <w:bookmarkStart w:id="21" w:name="fig:GroupedFig"/>
-      <w:bookmarkEnd w:id="21"/>
+      <w:bookmarkStart w:id="24" w:name="fig:GroupedFig"/>
+      <w:bookmarkEnd w:id="24"/>
       <w:r>
         <w:t xml:space="preserve">Figure 2: Repositioning of points in an arbitrary grid. The absence of Cases in a cell is easily detected (single-color blue dot), as is the strong presence of Cases in a cell (two-color dot, but predominantly red).</w:t>
       </w:r>
@@ -2597,17 +3551,12 @@
         <w:t xml:space="preserve">values can be calculated from the original point set or its approximation.</w:t>
       </w:r>
     </w:p>
-    <w:p>
-      <w:r>
-        <w:br w:type="page"/>
-      </w:r>
-    </w:p>
-    <w:bookmarkEnd w:id="22"/>
-    <w:bookmarkEnd w:id="23"/>
-    <w:bookmarkStart w:id="31" w:name="computing-m-using-the-dbmss-package"/>
-    <w:p>
-      <w:pPr>
-        <w:pStyle w:val="Titre1"/>
+    <w:bookmarkEnd w:id="25"/>
+    <w:bookmarkEnd w:id="26"/>
+    <w:bookmarkStart w:id="33" w:name="computing-m-using-the-dbmss-package"/>
+    <w:p>
+      <w:pPr>
+        <w:pStyle w:val="Titre2"/>
       </w:pPr>
       <w:r>
         <w:t xml:space="preserve">Computing</w:t>
@@ -2645,15 +3594,6 @@
         <w:t xml:space="preserve">package</w:t>
       </w:r>
     </w:p>
-    <w:bookmarkStart w:id="24" w:name="necessary-data"/>
-    <w:p>
-      <w:pPr>
-        <w:pStyle w:val="Titre2"/>
-      </w:pPr>
-      <w:r>
-        <w:t xml:space="preserve">Necessary data</w:t>
-      </w:r>
-    </w:p>
     <w:p>
       <w:pPr>
         <w:pStyle w:val="FirstParagraph"/>
@@ -2693,11 +3633,10 @@
         <w:t xml:space="preserve">is used.</w:t>
       </w:r>
     </w:p>
-    <w:bookmarkEnd w:id="24"/>
-    <w:bookmarkStart w:id="29" w:name="point-pattern"/>
-    <w:p>
-      <w:pPr>
-        <w:pStyle w:val="Titre2"/>
+    <w:bookmarkStart w:id="31" w:name="point-pattern"/>
+    <w:p>
+      <w:pPr>
+        <w:pStyle w:val="Titre3"/>
       </w:pPr>
       <w:r>
         <w:t xml:space="preserve">Point pattern</w:t>
@@ -2952,18 +3891,18 @@
           <wp:inline>
             <wp:extent cx="4620126" cy="3696101"/>
             <wp:effectExtent b="0" l="0" r="0" t="0"/>
-            <wp:docPr descr="Figure 3: Value of M as a function of the distance from the reference point. The 95% confidence envelope, obtained from 100 simulations, appears in gray and is centered on the value of one." title="" id="26" name="Picture"/>
+            <wp:docPr descr="Figure 3: Value of M as a function of the distance from the reference point. The 95% confidence envelope, obtained from 100 simulations, appears in gray and is centered on the value of one." title="" id="28" name="Picture"/>
             <a:graphic>
               <a:graphicData uri="http://schemas.openxmlformats.org/drawingml/2006/picture">
                 <pic:pic>
                   <pic:nvPicPr>
-                    <pic:cNvPr descr="Rev1_files/Rev1_files/figure-docx/MFig-1.png" id="27" name="Picture"/>
+                    <pic:cNvPr descr="Rev1_files/Rev1_files/figure-docx/MFig-1.png" id="29" name="Picture"/>
                     <pic:cNvPicPr>
                       <a:picLocks noChangeArrowheads="1" noChangeAspect="1"/>
                     </pic:cNvPicPr>
                   </pic:nvPicPr>
                   <pic:blipFill>
-                    <a:blip r:embed="rId25"/>
+                    <a:blip r:embed="rId27"/>
                     <a:stretch>
                       <a:fillRect/>
                     </a:stretch>
@@ -2994,8 +3933,8 @@
       <w:pPr>
         <w:pStyle w:val="ImageCaption"/>
       </w:pPr>
-      <w:bookmarkStart w:id="28" w:name="fig:MFig"/>
-      <w:bookmarkEnd w:id="28"/>
+      <w:bookmarkStart w:id="30" w:name="fig:MFig"/>
+      <w:bookmarkEnd w:id="30"/>
       <w:r>
         <w:t xml:space="preserve">Figure 3: Value of</w:t>
       </w:r>
@@ -3021,14 +3960,113 @@
         <w:pStyle w:val="Corpsdetexte"/>
       </w:pPr>
     </w:p>
-    <w:bookmarkEnd w:id="29"/>
-    <w:bookmarkStart w:id="30" w:name="distance-matrix"/>
+    <w:bookmarkEnd w:id="31"/>
+    <w:bookmarkStart w:id="32" w:name="distance-matrix"/>
+    <w:p>
+      <w:pPr>
+        <w:pStyle w:val="Titre3"/>
+      </w:pPr>
+      <w:r>
+        <w:t xml:space="preserve">Distance matrix</w:t>
+      </w:r>
+    </w:p>
+    <w:p>
+      <w:pPr>
+        <w:pStyle w:val="FirstParagraph"/>
+      </w:pPr>
+      <w:r>
+        <w:t xml:space="preserve">Matrices can be used to process non-Euclidean distances (transport time, road distance, etc.) which cannot be represented by a set of points.</w:t>
+      </w:r>
+      <w:r>
+        <w:t xml:space="preserve"> </w:t>
+      </w:r>
+      <w:r>
+        <w:t xml:space="preserve">The</w:t>
+      </w:r>
+      <w:r>
+        <w:t xml:space="preserve"> </w:t>
+      </w:r>
+      <w:r>
+        <w:rPr>
+          <w:rStyle w:val="VerbatimChar"/>
+        </w:rPr>
+        <w:t xml:space="preserve">Mhat()</w:t>
+      </w:r>
+      <w:r>
+        <w:t xml:space="preserve"> </w:t>
+      </w:r>
+      <w:r>
+        <w:t xml:space="preserve">and</w:t>
+      </w:r>
+      <w:r>
+        <w:t xml:space="preserve"> </w:t>
+      </w:r>
+      <w:r>
+        <w:rPr>
+          <w:rStyle w:val="VerbatimChar"/>
+        </w:rPr>
+        <w:t xml:space="preserve">MEnvelope()</w:t>
+      </w:r>
+      <w:r>
+        <w:t xml:space="preserve"> </w:t>
+      </w:r>
+      <w:r>
+        <w:t xml:space="preserve">functions are the same, and provide the same results irrespective of the the data form (point set or distance matrix).</w:t>
+      </w:r>
+      <w:r>
+        <w:t xml:space="preserve"> </w:t>
+      </w:r>
+      <w:r>
+        <w:t xml:space="preserve">Details are given in the appendix.</w:t>
+      </w:r>
+    </w:p>
+    <w:p>
+      <w:pPr>
+        <w:pStyle w:val="Corpsdetexte"/>
+      </w:pPr>
+      <w:r>
+        <w:t xml:space="preserve">The size of distance matrices is the square of their number of points, i.e. 10</w:t>
+      </w:r>
+      <w:r>
+        <w:rPr>
+          <w:vertAlign w:val="superscript"/>
+        </w:rPr>
+        <w:t xml:space="preserve">10</w:t>
+      </w:r>
+      <w:r>
+        <w:t xml:space="preserve"> </w:t>
+      </w:r>
+      <w:r>
+        <w:t xml:space="preserve">cells for 100,000 points.</w:t>
+      </w:r>
+      <w:r>
+        <w:t xml:space="preserve"> </w:t>
+      </w:r>
+      <w:r>
+        <w:t xml:space="preserve">R does not handle them because it relies on integer values to index them: square matrices cannot be larger than 46340 rows and columns, i.e., the square root of the largest supported integer value.</w:t>
+      </w:r>
+      <w:r>
+        <w:t xml:space="preserve"> </w:t>
+      </w:r>
+      <w:r>
+        <w:t xml:space="preserve">This does not allow dealing with large datasets.</w:t>
+      </w:r>
+      <w:r>
+        <w:t xml:space="preserve"> </w:t>
+      </w:r>
+      <w:r>
+        <w:t xml:space="preserve">Thus, this approach is not explored further in this paper.</w:t>
+      </w:r>
+    </w:p>
+    <w:bookmarkEnd w:id="32"/>
+    <w:bookmarkEnd w:id="33"/>
+    <w:bookmarkStart w:id="40" w:name="computational-performance"/>
     <w:p>
       <w:pPr>
         <w:pStyle w:val="Titre2"/>
       </w:pPr>
       <w:r>
-        <w:t xml:space="preserve">Distance matrix</w:t>
+        <w:t xml:space="preserve">Computational performance</w:t>
       </w:r>
     </w:p>
     <w:p>
@@ -3036,105 +4074,6 @@
         <w:pStyle w:val="FirstParagraph"/>
       </w:pPr>
       <w:r>
-        <w:t xml:space="preserve">Matrices can be used to process non-Euclidean distances (transport time, road distance, etc.) which cannot be represented by a set of points.</w:t>
-      </w:r>
-      <w:r>
-        <w:t xml:space="preserve"> </w:t>
-      </w:r>
-      <w:r>
-        <w:t xml:space="preserve">The</w:t>
-      </w:r>
-      <w:r>
-        <w:t xml:space="preserve"> </w:t>
-      </w:r>
-      <w:r>
-        <w:rPr>
-          <w:rStyle w:val="VerbatimChar"/>
-        </w:rPr>
-        <w:t xml:space="preserve">Mhat()</w:t>
-      </w:r>
-      <w:r>
-        <w:t xml:space="preserve"> </w:t>
-      </w:r>
-      <w:r>
-        <w:t xml:space="preserve">and</w:t>
-      </w:r>
-      <w:r>
-        <w:t xml:space="preserve"> </w:t>
-      </w:r>
-      <w:r>
-        <w:rPr>
-          <w:rStyle w:val="VerbatimChar"/>
-        </w:rPr>
-        <w:t xml:space="preserve">MEnvelope()</w:t>
-      </w:r>
-      <w:r>
-        <w:t xml:space="preserve"> </w:t>
-      </w:r>
-      <w:r>
-        <w:t xml:space="preserve">functions are the same, and provide the same results irrespective of the the data form (point set or distance matrix).</w:t>
-      </w:r>
-      <w:r>
-        <w:t xml:space="preserve"> </w:t>
-      </w:r>
-      <w:r>
-        <w:t xml:space="preserve">Details are given in the appendix.</w:t>
-      </w:r>
-    </w:p>
-    <w:p>
-      <w:pPr>
-        <w:pStyle w:val="Corpsdetexte"/>
-      </w:pPr>
-      <w:r>
-        <w:t xml:space="preserve">The size of distance matrices is the square of their number of points, i.e. 10</w:t>
-      </w:r>
-      <w:r>
-        <w:rPr>
-          <w:vertAlign w:val="superscript"/>
-        </w:rPr>
-        <w:t xml:space="preserve">10</w:t>
-      </w:r>
-      <w:r>
-        <w:t xml:space="preserve"> </w:t>
-      </w:r>
-      <w:r>
-        <w:t xml:space="preserve">cells for 100,000 points.</w:t>
-      </w:r>
-      <w:r>
-        <w:t xml:space="preserve"> </w:t>
-      </w:r>
-      <w:r>
-        <w:t xml:space="preserve">R does not handle them because it relies on integer values to index them: square matrices cannot be larger than 46340 rows and columns, i.e., the square root of the largest supported integer value.</w:t>
-      </w:r>
-      <w:r>
-        <w:t xml:space="preserve"> </w:t>
-      </w:r>
-      <w:r>
-        <w:t xml:space="preserve">This does not allow dealing with large datasets.</w:t>
-      </w:r>
-      <w:r>
-        <w:t xml:space="preserve"> </w:t>
-      </w:r>
-      <w:r>
-        <w:t xml:space="preserve">Thus, this approach is not explored further in this paper.</w:t>
-      </w:r>
-    </w:p>
-    <w:bookmarkEnd w:id="30"/>
-    <w:bookmarkEnd w:id="31"/>
-    <w:bookmarkStart w:id="38" w:name="computational-performance"/>
-    <w:p>
-      <w:pPr>
-        <w:pStyle w:val="Titre1"/>
-      </w:pPr>
-      <w:r>
-        <w:t xml:space="preserve">Computational performance</w:t>
-      </w:r>
-    </w:p>
-    <w:p>
-      <w:pPr>
-        <w:pStyle w:val="FirstParagraph"/>
-      </w:pPr>
-      <w:r>
         <w:t xml:space="preserve">The use of</w:t>
       </w:r>
       <w:r>
@@ -3160,10 +4099,10 @@
         <w:t xml:space="preserve">In this section, we investigate these two potential limitations.</w:t>
       </w:r>
     </w:p>
-    <w:bookmarkStart w:id="32" w:name="computing-time"/>
-    <w:p>
-      <w:pPr>
-        <w:pStyle w:val="Titre2"/>
+    <w:bookmarkStart w:id="34" w:name="computing-time"/>
+    <w:p>
+      <w:pPr>
+        <w:pStyle w:val="Titre3"/>
       </w:pPr>
       <w:r>
         <w:t xml:space="preserve">Computing time</w:t>
@@ -3255,7 +4194,7 @@
         <w:t xml:space="preserve"> </w:t>
       </w:r>
       <w:r>
-        <w:t xml:space="preserve">0.98) using the mentioned relation:</w:t>
+        <w:t xml:space="preserve">0.99) using the mentioned relation:</w:t>
       </w:r>
       <w:r>
         <w:t xml:space="preserve"> </w:t>
@@ -3351,7 +4290,7 @@
         </m:r>
       </m:oMath>
       <w:r>
-        <w:t xml:space="preserve"> points (e.g., 2.49 seconds for 100,000 points), knowing the time</w:t>
+        <w:t xml:space="preserve"> points (e.g., 2.99 seconds for 100,000 points), knowing the time</w:t>
       </w:r>
       <w:r>
         <w:t xml:space="preserve"> </w:t>
@@ -3414,11 +4353,11 @@
         <w:t xml:space="preserve">is the power relation (here: 1.5).</w:t>
       </w:r>
     </w:p>
-    <w:bookmarkEnd w:id="32"/>
-    <w:bookmarkStart w:id="37" w:name="memory"/>
-    <w:p>
-      <w:pPr>
-        <w:pStyle w:val="Titre2"/>
+    <w:bookmarkEnd w:id="34"/>
+    <w:bookmarkStart w:id="39" w:name="memory"/>
+    <w:p>
+      <w:pPr>
+        <w:pStyle w:val="Titre3"/>
       </w:pPr>
       <w:r>
         <w:t xml:space="preserve">Memory</w:t>
@@ -3438,18 +4377,18 @@
           <wp:inline>
             <wp:extent cx="4620126" cy="2310063"/>
             <wp:effectExtent b="0" l="0" r="0" t="0"/>
-            <wp:docPr descr="Figure 4: (a) Calculation time (seconds) and (b) memory required (MB) to estimate M as a function of the size of the set of points. The measures were repeated 10 times. The bars represent the \pm 1 standard deviation interval." title="" id="34" name="Picture"/>
+            <wp:docPr descr="Figure 4: (a) Calculation time (seconds) and (b) memory required (MB) to estimate M as a function of the size of the set of points. The measures were repeated 10 times. The bars represent the \pm 1 standard deviation interval." title="" id="36" name="Picture"/>
             <a:graphic>
               <a:graphicData uri="http://schemas.openxmlformats.org/drawingml/2006/picture">
                 <pic:pic>
                   <pic:nvPicPr>
-                    <pic:cNvPr descr="Rev1_files/Rev1_files/figure-docx/TestTimeMemFig-1.png" id="35" name="Picture"/>
+                    <pic:cNvPr descr="Rev1_files/Rev1_files/figure-docx/TestTimeMemFig-1.png" id="37" name="Picture"/>
                     <pic:cNvPicPr>
                       <a:picLocks noChangeArrowheads="1" noChangeAspect="1"/>
                     </pic:cNvPicPr>
                   </pic:nvPicPr>
                   <pic:blipFill>
-                    <a:blip r:embed="rId33"/>
+                    <a:blip r:embed="rId35"/>
                     <a:stretch>
                       <a:fillRect/>
                     </a:stretch>
@@ -3480,8 +4419,8 @@
       <w:pPr>
         <w:pStyle w:val="ImageCaption"/>
       </w:pPr>
-      <w:bookmarkStart w:id="36" w:name="fig:TestTimeMemFig"/>
-      <w:bookmarkEnd w:id="36"/>
+      <w:bookmarkStart w:id="38" w:name="fig:TestTimeMemFig"/>
+      <w:bookmarkEnd w:id="38"/>
       <w:r>
         <w:t xml:space="preserve">Figure 4: (a) Calculation time (seconds) and (b) memory required (MB) to estimate </w:t>
       </w:r>
@@ -3576,21 +4515,53 @@
         <w:t xml:space="preserve">on large datasets.</w:t>
       </w:r>
     </w:p>
-    <w:bookmarkEnd w:id="37"/>
-    <w:bookmarkEnd w:id="38"/>
-    <w:bookmarkStart w:id="50" w:name="Xfafa53c07cb80c8857cbbdde7d7f91cdb3b32b3"/>
+    <w:bookmarkEnd w:id="39"/>
+    <w:bookmarkEnd w:id="40"/>
+    <w:bookmarkEnd w:id="41"/>
+    <w:bookmarkStart w:id="59" w:name="a-guide-to-dealing-with-large-datasets"/>
     <w:p>
       <w:pPr>
         <w:pStyle w:val="Titre1"/>
       </w:pPr>
       <w:r>
+        <w:t xml:space="preserve">A guide to dealing with large datasets</w:t>
+      </w:r>
+    </w:p>
+    <w:p>
+      <w:pPr>
+        <w:pStyle w:val="FirstParagraph"/>
+      </w:pPr>
+      <w:r>
+        <w:t xml:space="preserve">Computation time becomes critical when very large datasets are considered, i.e. above 100,000 points as shown in the previous section.</w:t>
+      </w:r>
+      <w:r>
+        <w:t xml:space="preserve"> </w:t>
+      </w:r>
+      <w:r>
+        <w:t xml:space="preserve">The M function is often used to test a point pattern against a null hypothesis, requiring simulations of a null point pattern and the same computing time for each of them.</w:t>
+      </w:r>
+    </w:p>
+    <w:p>
+      <w:pPr>
+        <w:pStyle w:val="Corpsdetexte"/>
+      </w:pPr>
+      <w:r>
+        <w:t xml:space="preserve">We explore here three possible ways to reduce the computational burden: using the D function instead of M, approximating the position of points, and thinning the point pattern.</w:t>
+      </w:r>
+    </w:p>
+    <w:bookmarkStart w:id="53" w:name="Xfafa53c07cb80c8857cbbdde7d7f91cdb3b32b3"/>
+    <w:p>
+      <w:pPr>
+        <w:pStyle w:val="Titre2"/>
+      </w:pPr>
+      <w:r>
         <w:t xml:space="preserve">Effects of approximating the position of points</w:t>
       </w:r>
     </w:p>
-    <w:bookmarkStart w:id="39" w:name="two-main-effects"/>
-    <w:p>
-      <w:pPr>
-        <w:pStyle w:val="Titre2"/>
+    <w:bookmarkStart w:id="42" w:name="two-main-effects"/>
+    <w:p>
+      <w:pPr>
+        <w:pStyle w:val="Titre3"/>
       </w:pPr>
       <w:r>
         <w:t xml:space="preserve">Two main effects</w:t>
@@ -3698,11 +4669,11 @@
         <w:t xml:space="preserve">, which should decrease with distance, when the relative size of the cells becomes negligible.</w:t>
       </w:r>
     </w:p>
-    <w:bookmarkEnd w:id="39"/>
-    <w:bookmarkStart w:id="44" w:name="test-setting"/>
-    <w:p>
-      <w:pPr>
-        <w:pStyle w:val="Titre2"/>
+    <w:bookmarkEnd w:id="42"/>
+    <w:bookmarkStart w:id="47" w:name="test-setting"/>
+    <w:p>
+      <w:pPr>
+        <w:pStyle w:val="Titre3"/>
       </w:pPr>
       <w:r>
         <w:t xml:space="preserve">Test setting</w:t>
@@ -3762,18 +4733,18 @@
           <wp:inline>
             <wp:extent cx="4620126" cy="2310063"/>
             <wp:effectExtent b="0" l="0" r="0" t="0"/>
-            <wp:docPr descr="Figure 5: Average estimate of M from the exact position of the points compared with the values obtained by grouping the points for CSR (a) and Matérn (b) point patterns." title="" id="41" name="Picture"/>
+            <wp:docPr descr="Figure 5: Average estimate of M from the exact position of the points compared with the values obtained by grouping the points for CSR (a) and Matérn (b) point patterns." title="" id="44" name="Picture"/>
             <a:graphic>
               <a:graphicData uri="http://schemas.openxmlformats.org/drawingml/2006/picture">
                 <pic:pic>
                   <pic:nvPicPr>
-                    <pic:cNvPr descr="Rev1_files/Rev1_files/figure-docx/MapproxFig-1.png" id="42" name="Picture"/>
+                    <pic:cNvPr descr="Rev1_files/Rev1_files/figure-docx/MapproxFig-1.png" id="45" name="Picture"/>
                     <pic:cNvPicPr>
                       <a:picLocks noChangeArrowheads="1" noChangeAspect="1"/>
                     </pic:cNvPicPr>
                   </pic:nvPicPr>
                   <pic:blipFill>
-                    <a:blip r:embed="rId40"/>
+                    <a:blip r:embed="rId43"/>
                     <a:stretch>
                       <a:fillRect/>
                     </a:stretch>
@@ -3804,8 +4775,8 @@
       <w:pPr>
         <w:pStyle w:val="ImageCaption"/>
       </w:pPr>
-      <w:bookmarkStart w:id="43" w:name="fig:MapproxFig"/>
-      <w:bookmarkEnd w:id="43"/>
+      <w:bookmarkStart w:id="46" w:name="fig:MapproxFig"/>
+      <w:bookmarkEnd w:id="46"/>
       <w:r>
         <w:t xml:space="preserve">Figure 5: Average estimate of </w:t>
       </w:r>
@@ -3828,11 +4799,11 @@
         <w:pStyle w:val="Corpsdetexte"/>
       </w:pPr>
     </w:p>
-    <w:bookmarkEnd w:id="44"/>
-    <w:bookmarkStart w:id="49" w:name="results"/>
-    <w:p>
-      <w:pPr>
-        <w:pStyle w:val="Titre2"/>
+    <w:bookmarkEnd w:id="47"/>
+    <w:bookmarkStart w:id="52" w:name="results"/>
+    <w:p>
+      <w:pPr>
+        <w:pStyle w:val="Titre3"/>
       </w:pPr>
       <w:r>
         <w:t xml:space="preserve">Results</w:t>
@@ -4043,18 +5014,18 @@
           <wp:inline>
             <wp:extent cx="4620126" cy="3696101"/>
             <wp:effectExtent b="0" l="0" r="0" t="0"/>
-            <wp:docPr descr="Figure 6: p-values to reject the null hypothesis (H0) of independence of the point locations tested by the M function. The colors of the curves represent CSR or aggregated point patterns. Solid lines provide the exact p-values of M, and dotted lines provide the values estimated on grouped point patterns. The horizontal, dotted line corresponds to the significance threshold, i.e., 97.5%, to reject H0 in a 5% risk-level two-tailed test." title="" id="46" name="Picture"/>
+            <wp:docPr descr="Figure 6: p-values to reject the null hypothesis (H0) of independence of the point locations tested by the M function. The colors of the curves represent CSR or aggregated point patterns. Solid lines provide the exact p-values of M, and dotted lines provide the values estimated on grouped point patterns. The horizontal, dotted line corresponds to the significance threshold, i.e., 97.5%, to reject H0 in a 5% risk-level two-tailed test." title="" id="49" name="Picture"/>
             <a:graphic>
               <a:graphicData uri="http://schemas.openxmlformats.org/drawingml/2006/picture">
                 <pic:pic>
                   <pic:nvPicPr>
-                    <pic:cNvPr descr="Rev1_files/Rev1_files/figure-docx/MCompareFig-1.png" id="47" name="Picture"/>
+                    <pic:cNvPr descr="Rev1_files/Rev1_files/figure-docx/MCompareFig-1.png" id="50" name="Picture"/>
                     <pic:cNvPicPr>
                       <a:picLocks noChangeArrowheads="1" noChangeAspect="1"/>
                     </pic:cNvPicPr>
                   </pic:nvPicPr>
                   <pic:blipFill>
-                    <a:blip r:embed="rId45"/>
+                    <a:blip r:embed="rId48"/>
                     <a:stretch>
                       <a:fillRect/>
                     </a:stretch>
@@ -4085,8 +5056,8 @@
       <w:pPr>
         <w:pStyle w:val="ImageCaption"/>
       </w:pPr>
-      <w:bookmarkStart w:id="48" w:name="fig:MCompareFig"/>
-      <w:bookmarkEnd w:id="48"/>
+      <w:bookmarkStart w:id="51" w:name="fig:MCompareFig"/>
+      <w:bookmarkEnd w:id="51"/>
       <w:r>
         <w:t xml:space="preserve">Figure 6: p-values to reject the null hypothesis (H0) of independence of the point locations tested by the</w:t>
       </w:r>
@@ -4292,9 +5263,383 @@
         <w:t xml:space="preserve">.</w:t>
       </w:r>
     </w:p>
-    <w:bookmarkEnd w:id="49"/>
-    <w:bookmarkEnd w:id="50"/>
-    <w:bookmarkStart w:id="52" w:name="discussion-and-conclusions"/>
+    <w:p>
+      <w:pPr>
+        <w:pStyle w:val="Corpsdetexte"/>
+      </w:pPr>
+      <w:r>
+        <w:t xml:space="preserve">We can easily understand that applying a grid is an attractive technique to save calculation time, but the risk is missing the geographic scale at which the spatial phenomenon occurs.</w:t>
+      </w:r>
+      <w:r>
+        <w:t xml:space="preserve"> </w:t>
+      </w:r>
+      <w:r>
+        <w:t xml:space="preserve">Let us come back to a core question in regional sciences given in section 1, the industrial clustering, to illustrate the challenge of finding the optimal grid size.</w:t>
+      </w:r>
+      <w:r>
+        <w:t xml:space="preserve"> </w:t>
+      </w:r>
+      <w:r>
+        <w:t xml:space="preserve">Knowing the real extent of agglomeration economies is not an easy task but it has been proven that they decay rapidly as the distance increases</w:t>
+      </w:r>
+      <w:r>
+        <w:t xml:space="preserve"> </w:t>
+      </w:r>
+      <w:r>
+        <w:t xml:space="preserve">(Rosenthal &amp; Strange, 2003, 2020)</w:t>
+      </w:r>
+      <w:r>
+        <w:t xml:space="preserve">.</w:t>
+      </w:r>
+      <w:r>
+        <w:t xml:space="preserve"> </w:t>
+      </w:r>
+      <w:r>
+        <w:t xml:space="preserve">Empirical studies do not always conclude on the same geographic scale on which plants agglomerate.</w:t>
+      </w:r>
+      <w:r>
+        <w:t xml:space="preserve"> </w:t>
+      </w:r>
+      <w:r>
+        <w:t xml:space="preserve">Many factors influence the findings: the industry considered, the distance-based measure employed, the area considered, etc.</w:t>
+      </w:r>
+      <w:r>
+        <w:t xml:space="preserve"> </w:t>
+      </w:r>
+      <w:r>
+        <w:t xml:space="preserve">To give some examples,</w:t>
+      </w:r>
+      <w:r>
+        <w:t xml:space="preserve"> </w:t>
+      </w:r>
+      <w:r>
+        <w:t xml:space="preserve">Giuliani et al. (2014)</w:t>
+      </w:r>
+      <w:r>
+        <w:t xml:space="preserve"> </w:t>
+      </w:r>
+      <w:r>
+        <w:t xml:space="preserve">found that plants in high- and medium-high-technology manufacturing sectors are spatially aggregated at distances greater than 500~meters in the metropolitan area of Milan while no significant pattern is observed in the same industry in the metropolitan area of Turin.</w:t>
+      </w:r>
+      <w:r>
+        <w:t xml:space="preserve"> </w:t>
+      </w:r>
+      <w:r>
+        <w:t xml:space="preserve">In a pioneer study,</w:t>
+      </w:r>
+      <w:r>
+        <w:t xml:space="preserve"> </w:t>
+      </w:r>
+      <w:r>
+        <w:t xml:space="preserve">Sweeney &amp; Feser (2004)</w:t>
+      </w:r>
+      <w:r>
+        <w:t xml:space="preserve"> </w:t>
+      </w:r>
+      <w:r>
+        <w:t xml:space="preserve">detected for Los Angeles that the highest level of spatial concentration of establishments in electronics appears within a distance of 1km while for textiles plants the agglomeration is the greatest within a distance of 4km.</w:t>
+      </w:r>
+      <w:r>
+        <w:t xml:space="preserve"> </w:t>
+      </w:r>
+      <w:r>
+        <w:t xml:space="preserve">In their seminal article,</w:t>
+      </w:r>
+      <w:r>
+        <w:t xml:space="preserve"> </w:t>
+      </w:r>
+      <w:r>
+        <w:t xml:space="preserve">Duranton &amp; Overman (2005)</w:t>
+      </w:r>
+      <w:r>
+        <w:t xml:space="preserve"> </w:t>
+      </w:r>
+      <w:r>
+        <w:t xml:space="preserve">showed that location patterns may be very different from an industry to another by taking four</w:t>
+      </w:r>
+      <w:r>
+        <w:t xml:space="preserve"> </w:t>
+      </w:r>
+      <w:r>
+        <w:rPr>
+          <w:i/>
+          <w:iCs/>
+        </w:rPr>
+        <w:t xml:space="preserve">ad hoc</w:t>
+      </w:r>
+      <w:r>
+        <w:t xml:space="preserve"> </w:t>
+      </w:r>
+      <w:r>
+        <w:t xml:space="preserve">industries in the United Kingdom (basic pharmaceuticals, pharmaceutical preparations, other agricultural and forestry machinery, and machinery for textile, apparel and leather production).</w:t>
+      </w:r>
+      <w:r>
+        <w:t xml:space="preserve"> </w:t>
+      </w:r>
+      <w:r>
+        <w:t xml:space="preserve">These results are perfectly in line with</w:t>
+      </w:r>
+      <w:r>
+        <w:t xml:space="preserve"> </w:t>
+      </w:r>
+      <w:r>
+        <w:t xml:space="preserve">Feser &amp; Sweeney (2002)</w:t>
+      </w:r>
+      <w:r>
+        <w:t xml:space="preserve">’s findings for the United States.</w:t>
+      </w:r>
+      <w:r>
+        <w:t xml:space="preserve"> </w:t>
+      </w:r>
+      <w:r>
+        <w:t xml:space="preserve">The latest proposed a very detailed analysis for a large number of industries in fourteen American metropolitan areas (see tables on pages 245-246 of their article).</w:t>
+      </w:r>
+      <w:r>
+        <w:t xml:space="preserve"> </w:t>
+      </w:r>
+      <w:r>
+        <w:t xml:space="preserve">The discrepancies in the location patterns at both within and between industries are appreciable.</w:t>
+      </w:r>
+      <w:r>
+        <w:t xml:space="preserve"> </w:t>
+      </w:r>
+      <w:r>
+        <w:t xml:space="preserve">In sum, spatial proximity is a multiscale problem.</w:t>
+      </w:r>
+      <w:r>
+        <w:t xml:space="preserve"> </w:t>
+      </w:r>
+      <w:r>
+        <w:t xml:space="preserve">Knowing</w:t>
+      </w:r>
+      <w:r>
+        <w:t xml:space="preserve"> </w:t>
+      </w:r>
+      <w:r>
+        <w:rPr>
+          <w:i/>
+          <w:iCs/>
+        </w:rPr>
+        <w:t xml:space="preserve">a priori</w:t>
+      </w:r>
+      <w:r>
+        <w:t xml:space="preserve"> </w:t>
+      </w:r>
+      <w:r>
+        <w:t xml:space="preserve">the optimal grid size is not easy but one thing is certain: missing the geographical scale at which agglomeration economies is very embarrassing while DBM are available and perfectly preserve the richness of the spatial information of geolocated datasets.</w:t>
+      </w:r>
+    </w:p>
+    <w:bookmarkEnd w:id="52"/>
+    <w:bookmarkEnd w:id="53"/>
+    <w:bookmarkStart w:id="58" w:name="thinning"/>
+    <w:p>
+      <w:pPr>
+        <w:pStyle w:val="Titre2"/>
+      </w:pPr>
+      <w:r>
+        <w:t xml:space="preserve">Thinning</w:t>
+      </w:r>
+    </w:p>
+    <w:p>
+      <w:pPr>
+        <w:pStyle w:val="FirstParagraph"/>
+      </w:pPr>
+    </w:p>
+    <w:p>
+      <w:pPr>
+        <w:pStyle w:val="CaptionedFigure"/>
+      </w:pPr>
+      <w:r>
+        <w:drawing>
+          <wp:inline>
+            <wp:extent cx="4620126" cy="2310063"/>
+            <wp:effectExtent b="0" l="0" r="0" t="0"/>
+            <wp:docPr descr="Figure 7: (a) Confidence envelope of the estimation of the M function after thinning a 1-million point pattern to 10% of its size and (b) relative Root Mean Squared Error of the estimation due to thinning." title="" id="55" name="Picture"/>
+            <a:graphic>
+              <a:graphicData uri="http://schemas.openxmlformats.org/drawingml/2006/picture">
+                <pic:pic>
+                  <pic:nvPicPr>
+                    <pic:cNvPr descr="Rev1_files/Rev1_files/figure-docx/MthinFig-1.png" id="56" name="Picture"/>
+                    <pic:cNvPicPr>
+                      <a:picLocks noChangeArrowheads="1" noChangeAspect="1"/>
+                    </pic:cNvPicPr>
+                  </pic:nvPicPr>
+                  <pic:blipFill>
+                    <a:blip r:embed="rId54"/>
+                    <a:stretch>
+                      <a:fillRect/>
+                    </a:stretch>
+                  </pic:blipFill>
+                  <pic:spPr bwMode="auto">
+                    <a:xfrm>
+                      <a:off x="0" y="0"/>
+                      <a:ext cx="4620126" cy="2310063"/>
+                    </a:xfrm>
+                    <a:prstGeom prst="rect">
+                      <a:avLst/>
+                    </a:prstGeom>
+                    <a:noFill/>
+                    <a:ln w="9525">
+                      <a:noFill/>
+                      <a:headEnd/>
+                      <a:tailEnd/>
+                    </a:ln>
+                  </pic:spPr>
+                </pic:pic>
+              </a:graphicData>
+            </a:graphic>
+          </wp:inline>
+        </w:drawing>
+      </w:r>
+    </w:p>
+    <w:p>
+      <w:pPr>
+        <w:pStyle w:val="ImageCaption"/>
+      </w:pPr>
+      <w:bookmarkStart w:id="57" w:name="fig:MthinFig"/>
+      <w:bookmarkEnd w:id="57"/>
+      <w:r>
+        <w:t xml:space="preserve">Figure 7: (a) Confidence envelope of the estimation of the M function after thinning a 1-million point pattern to 10% of its size and (b) relative Root Mean Squared Error of the estimation due to thinning.</w:t>
+      </w:r>
+    </w:p>
+    <w:p>
+      <w:pPr>
+        <w:pStyle w:val="Corpsdetexte"/>
+      </w:pPr>
+    </w:p>
+    <w:p>
+      <w:pPr>
+        <w:pStyle w:val="Corpsdetexte"/>
+      </w:pPr>
+      <w:r>
+        <w:t xml:space="preserve">Random thinning consists of reducing the number of points by applying the same probability of being kept to each point.</w:t>
+      </w:r>
+      <w:r>
+        <w:t xml:space="preserve"> </w:t>
+      </w:r>
+      <w:r>
+        <w:t xml:space="preserve">The resulting dataset is thus a representative sample of the actual one.</w:t>
+      </w:r>
+    </w:p>
+    <w:p>
+      <w:pPr>
+        <w:pStyle w:val="Corpsdetexte"/>
+      </w:pPr>
+      <w:r>
+        <w:t xml:space="preserve">Sweeney &amp; Konty (2005)</w:t>
+      </w:r>
+      <w:r>
+        <w:t xml:space="preserve"> </w:t>
+      </w:r>
+      <w:r>
+        <w:t xml:space="preserve">showed that the K function, hence the D function, is invariant under random thinning.</w:t>
+      </w:r>
+      <w:r>
+        <w:t xml:space="preserve"> </w:t>
+      </w:r>
+      <w:r>
+        <w:t xml:space="preserve">So is the M function: relative DBMs are obtained by dividing a number of neighbors of interest by a total number of neighbors.</w:t>
+      </w:r>
+      <w:r>
+        <w:t xml:space="preserve"> </w:t>
+      </w:r>
+      <w:r>
+        <w:t xml:space="preserve">Both terms are reduced in the same proportion by random thinning, keeping the ratio unchanged.</w:t>
+      </w:r>
+    </w:p>
+    <w:p>
+      <w:pPr>
+        <w:pStyle w:val="Corpsdetexte"/>
+      </w:pPr>
+      <w:r>
+        <w:t xml:space="preserve">Compared to approximating the position of points, random thinning does not degrade the information of each point but reduces the amount of data.</w:t>
+      </w:r>
+      <w:r>
+        <w:t xml:space="preserve"> </w:t>
+      </w:r>
+      <w:r>
+        <w:t xml:space="preserve">The acceptability of the method can be tested rigorously by simulating randomly thinned point patterns and comparing the distribution of their M function to that of the original pattern.</w:t>
+      </w:r>
+    </w:p>
+    <w:p>
+      <w:pPr>
+        <w:pStyle w:val="Corpsdetexte"/>
+      </w:pPr>
+      <w:r>
+        <w:t xml:space="preserve">A million-point pattern is drawn from a Matérn process and thinned 1000 times.</w:t>
+      </w:r>
+      <w:r>
+        <w:t xml:space="preserve"> </w:t>
+      </w:r>
+      <w:r>
+        <w:t xml:space="preserve">The M values of the original and thinned patterns are compared.</w:t>
+      </w:r>
+      <w:r>
+        <w:t xml:space="preserve"> </w:t>
+      </w:r>
+      <w:r>
+        <w:t xml:space="preserve">Figure </w:t>
+      </w:r>
+      <w:r>
+        <w:t xml:space="preserve">7</w:t>
+      </w:r>
+      <w:r>
+        <w:t xml:space="preserve">a shows the confidence envelope of the thinned patterns.</w:t>
+      </w:r>
+      <w:r>
+        <w:t xml:space="preserve"> </w:t>
+      </w:r>
+      <w:r>
+        <w:t xml:space="preserve">The relative Root Mean Squared Error (RMSE), that is the expectation of the error caused by thinning, is shown on Figure </w:t>
+      </w:r>
+      <w:r>
+        <w:t xml:space="preserve">7</w:t>
+      </w:r>
+      <w:r>
+        <w:t xml:space="preserve">b.</w:t>
+      </w:r>
+      <w:r>
+        <w:t xml:space="preserve"> </w:t>
+      </w:r>
+      <w:r>
+        <w:t xml:space="preserve">It is very small, around 2%, at short distances and negligible at large distances.</w:t>
+      </w:r>
+    </w:p>
+    <w:p>
+      <w:pPr>
+        <w:pStyle w:val="Corpsdetexte"/>
+      </w:pPr>
+      <w:r>
+        <w:t xml:space="preserve">As</w:t>
+      </w:r>
+      <w:r>
+        <w:t xml:space="preserve"> </w:t>
+      </w:r>
+      <w:r>
+        <w:t xml:space="preserve">Sweeney &amp; Konty (2005)</w:t>
+      </w:r>
+      <w:r>
+        <w:t xml:space="preserve"> </w:t>
+      </w:r>
+      <w:r>
+        <w:t xml:space="preserve">already noted for the K function, the variance of the estimation of M increases when the number of points decreases.</w:t>
+      </w:r>
+      <w:r>
+        <w:t xml:space="preserve"> </w:t>
+      </w:r>
+      <w:r>
+        <w:t xml:space="preserve">Thinning a 100,000-point dataset to 1000 points results in a very fast and unbiased estimation of the M function but RMSE is well over 100% at short distance (Figure in supplementary material).</w:t>
+      </w:r>
+      <w:r>
+        <w:t xml:space="preserve"> </w:t>
+      </w:r>
+      <w:r>
+        <w:t xml:space="preserve">Thinning is an efficient method to reduce huge, untractable datasets to large, computable ones, but is not a solution to drastically reduce computing time by thinning large datasets to small ones.</w:t>
+      </w:r>
+    </w:p>
+    <w:bookmarkEnd w:id="58"/>
+    <w:bookmarkEnd w:id="59"/>
+    <w:bookmarkStart w:id="61" w:name="discussion-and-conclusions"/>
     <w:p>
       <w:pPr>
         <w:pStyle w:val="Titre1"/>
@@ -4366,7 +5711,7 @@
         <w:rPr>
           <w:rStyle w:val="Appelnotedebasdep"/>
         </w:rPr>
-        <w:footnoteReference w:id="51"/>
+        <w:footnoteReference w:id="60"/>
       </w:r>
       <w:r>
         <w:t xml:space="preserve"> </w:t>
@@ -4384,13 +5729,13 @@
         <w:t xml:space="preserve"> </w:t>
       </w:r>
       <w:r>
-        <w:t xml:space="preserve">For a set of five million points, the power law predicts around 11 minutes of computing time.</w:t>
-      </w:r>
-      <w:r>
-        <w:t xml:space="preserve"> </w:t>
-      </w:r>
-      <w:r>
-        <w:t xml:space="preserve">Accordingly, 1,000 simulations would take around 7 days.</w:t>
+        <w:t xml:space="preserve">For a set of five million points, the power law predicts around 13 minutes of computing time.</w:t>
+      </w:r>
+      <w:r>
+        <w:t xml:space="preserve"> </w:t>
+      </w:r>
+      <w:r>
+        <w:t xml:space="preserve">Accordingly, 1,000 simulations would take around 9 days.</w:t>
       </w:r>
     </w:p>
     <w:p>
@@ -4669,8 +6014,8 @@
         <w:t xml:space="preserve">Choosing the approximation scale is a trade-off between accuracy, i.e., a small distance threshold above which results are accurate, and speed with a coarse grid.</w:t>
       </w:r>
     </w:p>
-    <w:bookmarkEnd w:id="52"/>
-    <w:bookmarkStart w:id="54" w:name="appendix"/>
+    <w:bookmarkEnd w:id="61"/>
+    <w:bookmarkStart w:id="63" w:name="appendix"/>
     <w:p>
       <w:pPr>
         <w:pStyle w:val="Titre1"/>
@@ -4689,7 +6034,7 @@
       <w:r>
         <w:t xml:space="preserve"> </w:t>
       </w:r>
-      <w:hyperlink r:id="rId53">
+      <w:hyperlink r:id="rId62">
         <w:r>
           <w:rPr>
             <w:rStyle w:val="Lienhypertexte"/>
@@ -4698,8 +6043,8 @@
         </w:r>
       </w:hyperlink>
     </w:p>
-    <w:bookmarkEnd w:id="54"/>
-    <w:bookmarkStart w:id="55" w:name="acknowledgments"/>
+    <w:bookmarkEnd w:id="63"/>
+    <w:bookmarkStart w:id="64" w:name="acknowledgments"/>
     <w:p>
       <w:pPr>
         <w:pStyle w:val="Titre1"/>
@@ -4713,6 +6058,18 @@
         <w:pStyle w:val="FirstParagraph"/>
       </w:pPr>
       <w:r>
+        <w:t xml:space="preserve">We thank the editor and three anonymous referees for helped us improve the article.</w:t>
+      </w:r>
+      <w:r>
+        <w:t xml:space="preserve"> </w:t>
+      </w:r>
+      <w:r>
+        <w:t xml:space="preserve">We also thank participants of the SEW 2025 and especially Vincenzo Nardelli for helpful advice.</w:t>
+      </w:r>
+      <w:r>
+        <w:t xml:space="preserve"> </w:t>
+      </w:r>
+      <w:r>
         <w:t xml:space="preserve">Eric Marcon benefited from an</w:t>
       </w:r>
       <w:r>
@@ -4727,15 +6084,9 @@
       <w:r>
         <w:t xml:space="preserve">grant managed by the Agence Nationale de la Recherche (LABEX CEBA, ref. ANR-10-LBX-25) and Florence Puech gratefully acknowledges financial support from INRAE.</w:t>
       </w:r>
-      <w:r>
-        <w:t xml:space="preserve"> </w:t>
-      </w:r>
-      <w:r>
-        <w:t xml:space="preserve">The authors thank participants of the SEW 2025 and especially Nardelli Vincenzo for helpful advice.</w:t>
-      </w:r>
-    </w:p>
-    <w:bookmarkEnd w:id="55"/>
-    <w:bookmarkStart w:id="105" w:name="references"/>
+    </w:p>
+    <w:bookmarkEnd w:id="64"/>
+    <w:bookmarkStart w:id="141" w:name="references"/>
     <w:p>
       <w:pPr>
         <w:pStyle w:val="Titre1"/>
@@ -4744,8 +6095,8 @@
         <w:t xml:space="preserve">References</w:t>
       </w:r>
     </w:p>
-    <w:bookmarkStart w:id="104" w:name="refs"/>
-    <w:bookmarkStart w:id="56" w:name="ref-Arbia1989"/>
+    <w:bookmarkStart w:id="140" w:name="refs"/>
+    <w:bookmarkStart w:id="65" w:name="ref-Arbia1989"/>
     <w:p>
       <w:pPr>
         <w:pStyle w:val="Bibliographie"/>
@@ -4767,13 +6118,49 @@
         <w:t xml:space="preserve">. Kluwer.</w:t>
       </w:r>
     </w:p>
-    <w:bookmarkEnd w:id="56"/>
-    <w:bookmarkStart w:id="57" w:name="ref-Arbia2021"/>
+    <w:bookmarkEnd w:id="65"/>
+    <w:bookmarkStart w:id="66" w:name="ref-Arbia2001"/>
     <w:p>
       <w:pPr>
         <w:pStyle w:val="Bibliographie"/>
       </w:pPr>
       <w:r>
+        <w:t xml:space="preserve">Arbia, G. (2001). Modelling the geography of economic activities on a continuous space.</w:t>
+      </w:r>
+      <w:r>
+        <w:t xml:space="preserve"> </w:t>
+      </w:r>
+      <w:r>
+        <w:rPr>
+          <w:i/>
+          <w:iCs/>
+        </w:rPr>
+        <w:t xml:space="preserve">Papers in Regional Science</w:t>
+      </w:r>
+      <w:r>
+        <w:t xml:space="preserve">,</w:t>
+      </w:r>
+      <w:r>
+        <w:t xml:space="preserve"> </w:t>
+      </w:r>
+      <w:r>
+        <w:rPr>
+          <w:i/>
+          <w:iCs/>
+        </w:rPr>
+        <w:t xml:space="preserve">80</w:t>
+      </w:r>
+      <w:r>
+        <w:t xml:space="preserve">(4), 411–424.</w:t>
+      </w:r>
+    </w:p>
+    <w:bookmarkEnd w:id="66"/>
+    <w:bookmarkStart w:id="67" w:name="ref-Arbia2021"/>
+    <w:p>
+      <w:pPr>
+        <w:pStyle w:val="Bibliographie"/>
+      </w:pPr>
+      <w:r>
         <w:t xml:space="preserve">Arbia, G., Espa, G., &amp; Giuliani, D. (2021).</w:t>
       </w:r>
       <w:r>
@@ -4790,8 +6177,8 @@
         <w:t xml:space="preserve">. Routledge, Taylor &amp; Francis Group.</w:t>
       </w:r>
     </w:p>
-    <w:bookmarkEnd w:id="57"/>
-    <w:bookmarkStart w:id="59" w:name="ref-Arbia2017"/>
+    <w:bookmarkEnd w:id="67"/>
+    <w:bookmarkStart w:id="69" w:name="ref-Arbia2017"/>
     <w:p>
       <w:pPr>
         <w:pStyle w:val="Bibliographie"/>
@@ -4846,7 +6233,7 @@
       <w:r>
         <w:t xml:space="preserve"> </w:t>
       </w:r>
-      <w:hyperlink r:id="rId58">
+      <w:hyperlink r:id="rId68">
         <w:r>
           <w:rPr>
             <w:rStyle w:val="Lienhypertexte"/>
@@ -4855,13 +6242,61 @@
         </w:r>
       </w:hyperlink>
     </w:p>
-    <w:bookmarkEnd w:id="59"/>
-    <w:bookmarkStart w:id="60" w:name="ref-Baddeley2016"/>
+    <w:bookmarkEnd w:id="69"/>
+    <w:bookmarkStart w:id="70" w:name="ref-Bachtrogleunger2023"/>
     <w:p>
       <w:pPr>
         <w:pStyle w:val="Bibliographie"/>
       </w:pPr>
       <w:r>
+        <w:t xml:space="preserve">Bachtrögler-Unger, J., Dolls, M., Krolage, C., Schü"le, P., Taubenböck, H., &amp; Weigand, M. (2023).</w:t>
+      </w:r>
+      <w:r>
+        <w:t xml:space="preserve"> </w:t>
+      </w:r>
+      <w:r>
+        <w:t xml:space="preserve">EU</w:t>
+      </w:r>
+      <w:r>
+        <w:t xml:space="preserve"> </w:t>
+      </w:r>
+      <w:r>
+        <w:t xml:space="preserve">cohesion policy on the ground: Analyzing small-scale effects using satellite data.</w:t>
+      </w:r>
+      <w:r>
+        <w:t xml:space="preserve"> </w:t>
+      </w:r>
+      <w:r>
+        <w:rPr>
+          <w:i/>
+          <w:iCs/>
+        </w:rPr>
+        <w:t xml:space="preserve">Regional Science and Urban Economics</w:t>
+      </w:r>
+      <w:r>
+        <w:t xml:space="preserve">,</w:t>
+      </w:r>
+      <w:r>
+        <w:t xml:space="preserve"> </w:t>
+      </w:r>
+      <w:r>
+        <w:rPr>
+          <w:i/>
+          <w:iCs/>
+        </w:rPr>
+        <w:t xml:space="preserve">103</w:t>
+      </w:r>
+      <w:r>
+        <w:t xml:space="preserve">, 103954.</w:t>
+      </w:r>
+    </w:p>
+    <w:bookmarkEnd w:id="70"/>
+    <w:bookmarkStart w:id="71" w:name="ref-Baddeley2016"/>
+    <w:p>
+      <w:pPr>
+        <w:pStyle w:val="Bibliographie"/>
+      </w:pPr>
+      <w:r>
         <w:t xml:space="preserve">Baddeley, A., Rubak, E., &amp; Turner, R. (2016).</w:t>
       </w:r>
       <w:r>
@@ -4872,7 +6307,7 @@
           <w:i/>
           <w:iCs/>
         </w:rPr>
-        <w:t xml:space="preserve">Spatial point patterns: Methodology and applications with</w:t>
+        <w:t xml:space="preserve">Spatial point patterns: Methodology and APplications with</w:t>
       </w:r>
       <w:r>
         <w:rPr>
@@ -4892,13 +6327,282 @@
         <w:t xml:space="preserve">. CRC Press.</w:t>
       </w:r>
     </w:p>
-    <w:bookmarkEnd w:id="60"/>
-    <w:bookmarkStart w:id="62" w:name="ref-Chain2019"/>
+    <w:bookmarkEnd w:id="71"/>
+    <w:bookmarkStart w:id="72" w:name="ref-Baldwin2003"/>
     <w:p>
       <w:pPr>
         <w:pStyle w:val="Bibliographie"/>
       </w:pPr>
       <w:r>
+        <w:t xml:space="preserve">Baldwin, R., Forslid, R., Martin, P., Ottaviano, G., &amp; Robert-Nicoud, F. (2003).</w:t>
+      </w:r>
+      <w:r>
+        <w:t xml:space="preserve"> </w:t>
+      </w:r>
+      <w:r>
+        <w:rPr>
+          <w:i/>
+          <w:iCs/>
+        </w:rPr>
+        <w:t xml:space="preserve">Economic geography and public policy</w:t>
+      </w:r>
+      <w:r>
+        <w:t xml:space="preserve"> </w:t>
+      </w:r>
+      <w:r>
+        <w:t xml:space="preserve">(p. 504).</w:t>
+      </w:r>
+      <w:r>
+        <w:t xml:space="preserve"> </w:t>
+      </w:r>
+      <w:r>
+        <w:t xml:space="preserve">Princeton University Press</w:t>
+      </w:r>
+      <w:r>
+        <w:t xml:space="preserve">.</w:t>
+      </w:r>
+    </w:p>
+    <w:bookmarkEnd w:id="72"/>
+    <w:bookmarkStart w:id="73" w:name="ref-Baragwanath2026"/>
+    <w:p>
+      <w:pPr>
+        <w:pStyle w:val="Bibliographie"/>
+      </w:pPr>
+      <w:r>
+        <w:t xml:space="preserve">Baragwanath, K., Hanson, G., Khandelwal, A. K., Liu, C., &amp; Park, H. (2026). Using satellite imagery to measure the impacts of new highways: An application to</w:t>
+      </w:r>
+      <w:r>
+        <w:t xml:space="preserve"> </w:t>
+      </w:r>
+      <w:r>
+        <w:t xml:space="preserve">I</w:t>
+      </w:r>
+      <w:r>
+        <w:t xml:space="preserve">ndia.</w:t>
+      </w:r>
+      <w:r>
+        <w:t xml:space="preserve"> </w:t>
+      </w:r>
+      <w:r>
+        <w:rPr>
+          <w:i/>
+          <w:iCs/>
+        </w:rPr>
+        <w:t xml:space="preserve">Journal of International Economics</w:t>
+      </w:r>
+      <w:r>
+        <w:t xml:space="preserve">,</w:t>
+      </w:r>
+      <w:r>
+        <w:t xml:space="preserve"> </w:t>
+      </w:r>
+      <w:r>
+        <w:rPr>
+          <w:i/>
+          <w:iCs/>
+        </w:rPr>
+        <w:t xml:space="preserve">159</w:t>
+      </w:r>
+      <w:r>
+        <w:t xml:space="preserve">, 104201.</w:t>
+      </w:r>
+    </w:p>
+    <w:bookmarkEnd w:id="73"/>
+    <w:bookmarkStart w:id="74" w:name="ref-Barff1987"/>
+    <w:p>
+      <w:pPr>
+        <w:pStyle w:val="Bibliographie"/>
+      </w:pPr>
+      <w:r>
+        <w:t xml:space="preserve">Barff, R. A. (1987). Industrial clustering and the organization of production: A point pattern analysis of manufacturing in cincinnati, ohio.</w:t>
+      </w:r>
+      <w:r>
+        <w:t xml:space="preserve"> </w:t>
+      </w:r>
+      <w:r>
+        <w:rPr>
+          <w:i/>
+          <w:iCs/>
+        </w:rPr>
+        <w:t xml:space="preserve">Annals of the Association of American Geographers</w:t>
+      </w:r>
+      <w:r>
+        <w:t xml:space="preserve">,</w:t>
+      </w:r>
+      <w:r>
+        <w:t xml:space="preserve"> </w:t>
+      </w:r>
+      <w:r>
+        <w:rPr>
+          <w:i/>
+          <w:iCs/>
+        </w:rPr>
+        <w:t xml:space="preserve">77</w:t>
+      </w:r>
+      <w:r>
+        <w:t xml:space="preserve">(1), 89–103.</w:t>
+      </w:r>
+    </w:p>
+    <w:bookmarkEnd w:id="74"/>
+    <w:bookmarkStart w:id="75" w:name="ref-Besag1977"/>
+    <w:p>
+      <w:pPr>
+        <w:pStyle w:val="Bibliographie"/>
+      </w:pPr>
+      <w:r>
+        <w:t xml:space="preserve">Besag, J. E. (1977). Comments on</w:t>
+      </w:r>
+      <w:r>
+        <w:t xml:space="preserve"> </w:t>
+      </w:r>
+      <w:r>
+        <w:t xml:space="preserve">R</w:t>
+      </w:r>
+      <w:r>
+        <w:t xml:space="preserve">ipley’s paper.</w:t>
+      </w:r>
+      <w:r>
+        <w:t xml:space="preserve"> </w:t>
+      </w:r>
+      <w:r>
+        <w:rPr>
+          <w:i/>
+          <w:iCs/>
+        </w:rPr>
+        <w:t xml:space="preserve">Journal of the Royal Statistical Society</w:t>
+      </w:r>
+      <w:r>
+        <w:t xml:space="preserve">,</w:t>
+      </w:r>
+      <w:r>
+        <w:t xml:space="preserve"> </w:t>
+      </w:r>
+      <w:r>
+        <w:rPr>
+          <w:i/>
+          <w:iCs/>
+        </w:rPr>
+        <w:t xml:space="preserve">B 39</w:t>
+      </w:r>
+      <w:r>
+        <w:t xml:space="preserve">(2), 193–195.</w:t>
+      </w:r>
+    </w:p>
+    <w:bookmarkEnd w:id="75"/>
+    <w:bookmarkStart w:id="76" w:name="ref-Bickenbach2008"/>
+    <w:p>
+      <w:pPr>
+        <w:pStyle w:val="Bibliographie"/>
+      </w:pPr>
+      <w:r>
+        <w:t xml:space="preserve">Bickenbach, F., &amp; Eckhardt, B. (2008). Disproportionality measures of concentration, specialization, and localization.</w:t>
+      </w:r>
+      <w:r>
+        <w:t xml:space="preserve"> </w:t>
+      </w:r>
+      <w:r>
+        <w:rPr>
+          <w:i/>
+          <w:iCs/>
+        </w:rPr>
+        <w:t xml:space="preserve">International Regional Science Review</w:t>
+      </w:r>
+      <w:r>
+        <w:t xml:space="preserve">,</w:t>
+      </w:r>
+      <w:r>
+        <w:t xml:space="preserve"> </w:t>
+      </w:r>
+      <w:r>
+        <w:rPr>
+          <w:i/>
+          <w:iCs/>
+        </w:rPr>
+        <w:t xml:space="preserve">31</w:t>
+      </w:r>
+      <w:r>
+        <w:t xml:space="preserve">(4), 359–388.</w:t>
+      </w:r>
+    </w:p>
+    <w:bookmarkEnd w:id="76"/>
+    <w:bookmarkStart w:id="77" w:name="ref-Brulhart2005"/>
+    <w:p>
+      <w:pPr>
+        <w:pStyle w:val="Bibliographie"/>
+      </w:pPr>
+      <w:r>
+        <w:t xml:space="preserve">Brülhart, M., &amp; Traeger, R. (2005). An account of geographic concentration patterns in europe.</w:t>
+      </w:r>
+      <w:r>
+        <w:t xml:space="preserve"> </w:t>
+      </w:r>
+      <w:r>
+        <w:rPr>
+          <w:i/>
+          <w:iCs/>
+        </w:rPr>
+        <w:t xml:space="preserve">Regional Science and Urban Economics</w:t>
+      </w:r>
+      <w:r>
+        <w:t xml:space="preserve">,</w:t>
+      </w:r>
+      <w:r>
+        <w:t xml:space="preserve"> </w:t>
+      </w:r>
+      <w:r>
+        <w:rPr>
+          <w:i/>
+          <w:iCs/>
+        </w:rPr>
+        <w:t xml:space="preserve">35</w:t>
+      </w:r>
+      <w:r>
+        <w:t xml:space="preserve">(6), 597–624.</w:t>
+      </w:r>
+    </w:p>
+    <w:bookmarkEnd w:id="77"/>
+    <w:bookmarkStart w:id="78" w:name="ref-Canello2025"/>
+    <w:p>
+      <w:pPr>
+        <w:pStyle w:val="Bibliographie"/>
+      </w:pPr>
+      <w:r>
+        <w:t xml:space="preserve">Canello, J., Vidoli, F., Fusco, E., &amp; Giudice, N. (2025). Identifying and mapping industrial districts through a spatially constrained cluster-wise regression approach.</w:t>
+      </w:r>
+      <w:r>
+        <w:t xml:space="preserve"> </w:t>
+      </w:r>
+      <w:r>
+        <w:rPr>
+          <w:i/>
+          <w:iCs/>
+        </w:rPr>
+        <w:t xml:space="preserve">Journal of Regional Science</w:t>
+      </w:r>
+      <w:r>
+        <w:t xml:space="preserve">,</w:t>
+      </w:r>
+      <w:r>
+        <w:t xml:space="preserve"> </w:t>
+      </w:r>
+      <w:r>
+        <w:rPr>
+          <w:i/>
+          <w:iCs/>
+        </w:rPr>
+        <w:t xml:space="preserve">65</w:t>
+      </w:r>
+      <w:r>
+        <w:t xml:space="preserve">(2), 403–428.</w:t>
+      </w:r>
+    </w:p>
+    <w:bookmarkEnd w:id="78"/>
+    <w:bookmarkStart w:id="79" w:name="ref-Chain2019"/>
+    <w:p>
+      <w:pPr>
+        <w:pStyle w:val="Bibliographie"/>
+      </w:pPr>
+      <w:r>
         <w:t xml:space="preserve">Chain, C. P., Santos, A. C. D., Castro, L. G. D., &amp; Prado, J. W. D. (2019). Bibliometric analysis of the quantitative methods applied to the measurement of industrial clusters.</w:t>
       </w:r>
       <w:r>
@@ -4927,44 +6631,207 @@
       <w:r>
         <w:t xml:space="preserve">(1), 60–84.</w:t>
       </w:r>
-      <w:r>
-        <w:t xml:space="preserve"> </w:t>
-      </w:r>
-      <w:hyperlink r:id="rId61">
-        <w:r>
-          <w:rPr>
-            <w:rStyle w:val="Lienhypertexte"/>
-          </w:rPr>
-          <w:t xml:space="preserve">https://doi.org/10.1111/joes.12267</w:t>
-        </w:r>
-      </w:hyperlink>
-    </w:p>
-    <w:bookmarkEnd w:id="62"/>
-    <w:bookmarkStart w:id="64" w:name="ref-Coll-Martinez2019"/>
+    </w:p>
+    <w:bookmarkEnd w:id="79"/>
+    <w:bookmarkStart w:id="80" w:name="ref-Coll-Martinez2019"/>
     <w:p>
       <w:pPr>
         <w:pStyle w:val="Bibliographie"/>
       </w:pPr>
       <w:r>
-        <w:t xml:space="preserve">Coll-Martínez, E., Moreno-Monroy, A.-I., &amp; Arauzo-Carod, J.-M. (2019). Agglomeration of creative industries:</w:t>
-      </w:r>
-      <w:r>
-        <w:t xml:space="preserve"> </w:t>
-      </w:r>
-      <w:r>
-        <w:t xml:space="preserve">An</w:t>
-      </w:r>
-      <w:r>
-        <w:t xml:space="preserve"> </w:t>
-      </w:r>
-      <w:r>
-        <w:t xml:space="preserve">intra-metropolitan analysis for</w:t>
-      </w:r>
-      <w:r>
-        <w:t xml:space="preserve"> </w:t>
-      </w:r>
-      <w:r>
-        <w:t xml:space="preserve">Barcelona</w:t>
+        <w:t xml:space="preserve">Coll-Martínez, E., Moreno-Monroy, A.-I., &amp; Arauzo-Carod, J.-M. (2019). Agglomeration of creative industries: An intra-metropolitan analysis for</w:t>
+      </w:r>
+      <w:r>
+        <w:t xml:space="preserve"> </w:t>
+      </w:r>
+      <w:r>
+        <w:t xml:space="preserve">B</w:t>
+      </w:r>
+      <w:r>
+        <w:t xml:space="preserve">arcelona.</w:t>
+      </w:r>
+      <w:r>
+        <w:t xml:space="preserve"> </w:t>
+      </w:r>
+      <w:r>
+        <w:rPr>
+          <w:i/>
+          <w:iCs/>
+        </w:rPr>
+        <w:t xml:space="preserve">Papers in Regional Science</w:t>
+      </w:r>
+      <w:r>
+        <w:t xml:space="preserve">,</w:t>
+      </w:r>
+      <w:r>
+        <w:t xml:space="preserve"> </w:t>
+      </w:r>
+      <w:r>
+        <w:rPr>
+          <w:i/>
+          <w:iCs/>
+        </w:rPr>
+        <w:t xml:space="preserve">98</w:t>
+      </w:r>
+      <w:r>
+        <w:t xml:space="preserve">(1), 409–432.</w:t>
+      </w:r>
+    </w:p>
+    <w:bookmarkEnd w:id="80"/>
+    <w:bookmarkStart w:id="81" w:name="ref-Combes2008"/>
+    <w:p>
+      <w:pPr>
+        <w:pStyle w:val="Bibliographie"/>
+      </w:pPr>
+      <w:r>
+        <w:t xml:space="preserve">Combes, P.-P., Mayer, T., &amp; Thisse, J.-F. (2008).</w:t>
+      </w:r>
+      <w:r>
+        <w:t xml:space="preserve"> </w:t>
+      </w:r>
+      <w:r>
+        <w:rPr>
+          <w:i/>
+          <w:iCs/>
+        </w:rPr>
+        <w:t xml:space="preserve">Economic Geography, The Integration of Regions and Nations</w:t>
+      </w:r>
+      <w:r>
+        <w:t xml:space="preserve">. Princeton University Press.</w:t>
+      </w:r>
+    </w:p>
+    <w:bookmarkEnd w:id="81"/>
+    <w:bookmarkStart w:id="82" w:name="ref-Combes2004"/>
+    <w:p>
+      <w:pPr>
+        <w:pStyle w:val="Bibliographie"/>
+      </w:pPr>
+      <w:r>
+        <w:t xml:space="preserve">Combes, P.-P., &amp; Overman, H. G. (2004). The spatial distribution of economic activities in the</w:t>
+      </w:r>
+      <w:r>
+        <w:t xml:space="preserve"> </w:t>
+      </w:r>
+      <w:r>
+        <w:t xml:space="preserve">E</w:t>
+      </w:r>
+      <w:r>
+        <w:t xml:space="preserve">uropean</w:t>
+      </w:r>
+      <w:r>
+        <w:t xml:space="preserve"> </w:t>
+      </w:r>
+      <w:r>
+        <w:t xml:space="preserve">U</w:t>
+      </w:r>
+      <w:r>
+        <w:t xml:space="preserve">nion. In J. V. Henderson &amp; J.-F. Thisse (Eds),</w:t>
+      </w:r>
+      <w:r>
+        <w:t xml:space="preserve"> </w:t>
+      </w:r>
+      <w:r>
+        <w:rPr>
+          <w:i/>
+          <w:iCs/>
+        </w:rPr>
+        <w:t xml:space="preserve">Handbook of urban and regional economics</w:t>
+      </w:r>
+      <w:r>
+        <w:t xml:space="preserve"> </w:t>
+      </w:r>
+      <w:r>
+        <w:t xml:space="preserve">(Vol. 4, pp. 2845–2909). Elsevier. North Holland.</w:t>
+      </w:r>
+    </w:p>
+    <w:bookmarkEnd w:id="82"/>
+    <w:bookmarkStart w:id="83" w:name="ref-Cressie1993"/>
+    <w:p>
+      <w:pPr>
+        <w:pStyle w:val="Bibliographie"/>
+      </w:pPr>
+      <w:r>
+        <w:t xml:space="preserve">Cressie, N. A. (1993).</w:t>
+      </w:r>
+      <w:r>
+        <w:t xml:space="preserve"> </w:t>
+      </w:r>
+      <w:r>
+        <w:rPr>
+          <w:i/>
+          <w:iCs/>
+        </w:rPr>
+        <w:t xml:space="preserve">Statistics for spatial data</w:t>
+      </w:r>
+      <w:r>
+        <w:t xml:space="preserve">. John Wiley &amp; Sons.</w:t>
+      </w:r>
+    </w:p>
+    <w:bookmarkEnd w:id="83"/>
+    <w:bookmarkStart w:id="84" w:name="ref-Daspremont2025"/>
+    <w:p>
+      <w:pPr>
+        <w:pStyle w:val="Bibliographie"/>
+      </w:pPr>
+      <w:r>
+        <w:t xml:space="preserve">d’Aspremont, A., Ben Arous, S., Bricongne, J.-C., Lietti, B., &amp; Meunier, B.</w:t>
+      </w:r>
+      <w:r>
+        <w:t xml:space="preserve"> (2025). Satellites turn "concrete": Tracking cement with satellite data and neural networks.</w:t>
+      </w:r>
+      <w:r>
+        <w:t xml:space="preserve"> </w:t>
+      </w:r>
+      <w:r>
+        <w:rPr>
+          <w:i/>
+          <w:iCs/>
+        </w:rPr>
+        <w:t xml:space="preserve">Journal of Econometrics</w:t>
+      </w:r>
+      <w:r>
+        <w:t xml:space="preserve">,</w:t>
+      </w:r>
+      <w:r>
+        <w:t xml:space="preserve"> </w:t>
+      </w:r>
+      <w:r>
+        <w:rPr>
+          <w:i/>
+          <w:iCs/>
+        </w:rPr>
+        <w:t xml:space="preserve">249</w:t>
+      </w:r>
+      <w:r>
+        <w:t xml:space="preserve">, 105923.</w:t>
+      </w:r>
+    </w:p>
+    <w:bookmarkEnd w:id="84"/>
+    <w:bookmarkStart w:id="85" w:name="ref-Deurloo2008"/>
+    <w:p>
+      <w:pPr>
+        <w:pStyle w:val="Bibliographie"/>
+      </w:pPr>
+      <w:r>
+        <w:t xml:space="preserve">Deurloo, M. C., &amp; De Vos, S. (2008). Measuring segregation at the micro level: An application of the</w:t>
+      </w:r>
+      <w:r>
+        <w:t xml:space="preserve"> </w:t>
+      </w:r>
+      <w:r>
+        <w:t xml:space="preserve">M</w:t>
+      </w:r>
+      <w:r>
+        <w:t xml:space="preserve"> </w:t>
+      </w:r>
+      <w:r>
+        <w:t xml:space="preserve">measure to multi-ethnic residential neighbourhoods in</w:t>
+      </w:r>
+      <w:r>
+        <w:t xml:space="preserve"> </w:t>
+      </w:r>
+      <w:r>
+        <w:t xml:space="preserve">Amsterdam</w:t>
       </w:r>
       <w:r>
         <w:t xml:space="preserve">.</w:t>
@@ -4977,7 +6844,7 @@
           <w:i/>
           <w:iCs/>
         </w:rPr>
-        <w:t xml:space="preserve">Papers in Regional Science</w:t>
+        <w:t xml:space="preserve">Tijdschrift Voor Economische En Sociale Geografie</w:t>
       </w:r>
       <w:r>
         <w:t xml:space="preserve">,</w:t>
@@ -4990,85 +6857,30 @@
           <w:i/>
           <w:iCs/>
         </w:rPr>
-        <w:t xml:space="preserve">98</w:t>
-      </w:r>
-      <w:r>
-        <w:t xml:space="preserve">(1), 409–432.</w:t>
-      </w:r>
-      <w:r>
-        <w:t xml:space="preserve"> </w:t>
-      </w:r>
-      <w:hyperlink r:id="rId63">
-        <w:r>
-          <w:rPr>
-            <w:rStyle w:val="Lienhypertexte"/>
-          </w:rPr>
-          <w:t xml:space="preserve">https://doi.org/10.1111/pirs.12330</w:t>
-        </w:r>
-      </w:hyperlink>
-    </w:p>
-    <w:bookmarkEnd w:id="64"/>
-    <w:bookmarkStart w:id="65" w:name="ref-Cressie1993"/>
+        <w:t xml:space="preserve">99</w:t>
+      </w:r>
+      <w:r>
+        <w:t xml:space="preserve">(3), 329–347.</w:t>
+      </w:r>
+    </w:p>
+    <w:bookmarkEnd w:id="85"/>
+    <w:bookmarkStart w:id="87" w:name="ref-Dray2021"/>
     <w:p>
       <w:pPr>
         <w:pStyle w:val="Bibliographie"/>
       </w:pPr>
       <w:r>
-        <w:t xml:space="preserve">Cressie, N. A. (1993).</w:t>
-      </w:r>
-      <w:r>
-        <w:t xml:space="preserve"> </w:t>
-      </w:r>
-      <w:r>
-        <w:rPr>
-          <w:i/>
-          <w:iCs/>
-        </w:rPr>
-        <w:t xml:space="preserve">Statistics for spatial data</w:t>
-      </w:r>
-      <w:r>
-        <w:t xml:space="preserve">. John Wiley &amp; Sons.</w:t>
-      </w:r>
-    </w:p>
-    <w:bookmarkEnd w:id="65"/>
-    <w:bookmarkStart w:id="67" w:name="ref-Deurloo2008"/>
-    <w:p>
-      <w:pPr>
-        <w:pStyle w:val="Bibliographie"/>
-      </w:pPr>
-      <w:r>
-        <w:t xml:space="preserve">Deurloo, M. C., &amp; De Vos, S. (2008). Measuring segregation at the micro level: An application of the</w:t>
-      </w:r>
-      <w:r>
-        <w:t xml:space="preserve"> </w:t>
-      </w:r>
-      <w:r>
-        <w:t xml:space="preserve">M</w:t>
-      </w:r>
-      <w:r>
-        <w:t xml:space="preserve"> </w:t>
-      </w:r>
-      <w:r>
-        <w:t xml:space="preserve">measure to multi-ethnic residential neighbourhoods in</w:t>
-      </w:r>
-      <w:r>
-        <w:t xml:space="preserve"> </w:t>
-      </w:r>
-      <w:r>
-        <w:t xml:space="preserve">Amsterdam</w:t>
-      </w:r>
-      <w:r>
-        <w:t xml:space="preserve">.</w:t>
-      </w:r>
-      <w:r>
-        <w:t xml:space="preserve"> </w:t>
-      </w:r>
-      <w:r>
-        <w:rPr>
-          <w:i/>
-          <w:iCs/>
-        </w:rPr>
-        <w:t xml:space="preserve">Tijdschrift Voor Economische En Sociale Geografie</w:t>
+        <w:t xml:space="preserve">Dray, N., Mancini, L., Binshtok, U., Cheysson, F., Supatto, W., Mahou, P., Bedu, S., Ortica, S., Than-Trong, E., Krecsmarik, M., Herbert, S., Masson, J.-B., Tinevez, J.-Y., Lang, G., Beaurepaire, E., Sprinzak, D., &amp; Bally-Cuif, L. (2021). Dynamic spatiotemporal coordination of neural stem cell fate decisions occurs through local feedback in the adult vertebrate brain.</w:t>
+      </w:r>
+      <w:r>
+        <w:t xml:space="preserve"> </w:t>
+      </w:r>
+      <w:r>
+        <w:rPr>
+          <w:i/>
+          <w:iCs/>
+        </w:rPr>
+        <w:t xml:space="preserve">Cell Stem Cell</w:t>
       </w:r>
       <w:r>
         <w:t xml:space="preserve">,</w:t>
@@ -5081,53 +6893,6 @@
           <w:i/>
           <w:iCs/>
         </w:rPr>
-        <w:t xml:space="preserve">99</w:t>
-      </w:r>
-      <w:r>
-        <w:t xml:space="preserve">(3), 329–347.</w:t>
-      </w:r>
-      <w:r>
-        <w:t xml:space="preserve"> </w:t>
-      </w:r>
-      <w:hyperlink r:id="rId66">
-        <w:r>
-          <w:rPr>
-            <w:rStyle w:val="Lienhypertexte"/>
-          </w:rPr>
-          <w:t xml:space="preserve">https://doi.org/10.1111/j.1467-9663.2008.00465.x</w:t>
-        </w:r>
-      </w:hyperlink>
-    </w:p>
-    <w:bookmarkEnd w:id="67"/>
-    <w:bookmarkStart w:id="69" w:name="ref-Dray2021"/>
-    <w:p>
-      <w:pPr>
-        <w:pStyle w:val="Bibliographie"/>
-      </w:pPr>
-      <w:r>
-        <w:t xml:space="preserve">Dray, N., Mancini, L., Binshtok, U., Cheysson, F., Supatto, W., Mahou, P., Bedu, S., Ortica, S., Than-Trong, E., Krecsmarik, M., Herbert, S., Masson, J.-B., Tinevez, J.-Y., Lang, G., Beaurepaire, E., Sprinzak, D., &amp; Bally-Cuif, L. (2021). Dynamic spatiotemporal coordination of neural stem cell fate decisions occurs through local feedback in the adult vertebrate brain.</w:t>
-      </w:r>
-      <w:r>
-        <w:t xml:space="preserve"> </w:t>
-      </w:r>
-      <w:r>
-        <w:rPr>
-          <w:i/>
-          <w:iCs/>
-        </w:rPr>
-        <w:t xml:space="preserve">Cell Stem Cell</w:t>
-      </w:r>
-      <w:r>
-        <w:t xml:space="preserve">,</w:t>
-      </w:r>
-      <w:r>
-        <w:t xml:space="preserve"> </w:t>
-      </w:r>
-      <w:r>
-        <w:rPr>
-          <w:i/>
-          <w:iCs/>
-        </w:rPr>
         <w:t xml:space="preserve">28</w:t>
       </w:r>
       <w:r>
@@ -5136,7 +6901,7 @@
       <w:r>
         <w:t xml:space="preserve"> </w:t>
       </w:r>
-      <w:hyperlink r:id="rId68">
+      <w:hyperlink r:id="rId86">
         <w:r>
           <w:rPr>
             <w:rStyle w:val="Lienhypertexte"/>
@@ -5145,8 +6910,8 @@
         </w:r>
       </w:hyperlink>
     </w:p>
-    <w:bookmarkEnd w:id="69"/>
-    <w:bookmarkStart w:id="71" w:name="ref-Duranton2005"/>
+    <w:bookmarkEnd w:id="87"/>
+    <w:bookmarkStart w:id="88" w:name="ref-Duranton2005"/>
     <w:p>
       <w:pPr>
         <w:pStyle w:val="Bibliographie"/>
@@ -5180,25 +6945,112 @@
       <w:r>
         <w:t xml:space="preserve">(4), 1077–1106.</w:t>
       </w:r>
-      <w:r>
-        <w:t xml:space="preserve"> </w:t>
-      </w:r>
-      <w:hyperlink r:id="rId70">
-        <w:r>
-          <w:rPr>
-            <w:rStyle w:val="Lienhypertexte"/>
-          </w:rPr>
-          <w:t xml:space="preserve">https://doi.org/10.1111/0034-6527.00362</w:t>
-        </w:r>
-      </w:hyperlink>
-    </w:p>
-    <w:bookmarkEnd w:id="71"/>
-    <w:bookmarkStart w:id="73" w:name="ref-Fernandez-Gonzalez2005"/>
+    </w:p>
+    <w:bookmarkEnd w:id="88"/>
+    <w:bookmarkStart w:id="89" w:name="ref-Duranton2004"/>
     <w:p>
       <w:pPr>
         <w:pStyle w:val="Bibliographie"/>
       </w:pPr>
       <w:r>
+        <w:t xml:space="preserve">Duranton, G., &amp; Puga, D. (2004). Micro-foundations of urban agglomeration economies. In J. V. Henderson &amp; J.-F. Thisse (Eds),</w:t>
+      </w:r>
+      <w:r>
+        <w:t xml:space="preserve"> </w:t>
+      </w:r>
+      <w:r>
+        <w:rPr>
+          <w:i/>
+          <w:iCs/>
+        </w:rPr>
+        <w:t xml:space="preserve">Cities and geography</w:t>
+      </w:r>
+      <w:r>
+        <w:t xml:space="preserve"> </w:t>
+      </w:r>
+      <w:r>
+        <w:t xml:space="preserve">(Vol. 4, pp. 2063–2117). Elsevier.</w:t>
+      </w:r>
+    </w:p>
+    <w:bookmarkEnd w:id="89"/>
+    <w:bookmarkStart w:id="90" w:name="ref-Ellison1997"/>
+    <w:p>
+      <w:pPr>
+        <w:pStyle w:val="Bibliographie"/>
+      </w:pPr>
+      <w:r>
+        <w:t xml:space="preserve">Ellison, G., &amp; Glaeser, E. L. (1997). Geographic concentration in u.s. Manufacturing industries: A dartboard approach.</w:t>
+      </w:r>
+      <w:r>
+        <w:t xml:space="preserve"> </w:t>
+      </w:r>
+      <w:r>
+        <w:rPr>
+          <w:i/>
+          <w:iCs/>
+        </w:rPr>
+        <w:t xml:space="preserve">Journal of Political Economy</w:t>
+      </w:r>
+      <w:r>
+        <w:t xml:space="preserve">,</w:t>
+      </w:r>
+      <w:r>
+        <w:t xml:space="preserve"> </w:t>
+      </w:r>
+      <w:r>
+        <w:rPr>
+          <w:i/>
+          <w:iCs/>
+        </w:rPr>
+        <w:t xml:space="preserve">105</w:t>
+      </w:r>
+      <w:r>
+        <w:t xml:space="preserve">(5), 889–927.</w:t>
+      </w:r>
+    </w:p>
+    <w:bookmarkEnd w:id="90"/>
+    <w:bookmarkStart w:id="91" w:name="ref-Ellison1999"/>
+    <w:p>
+      <w:pPr>
+        <w:pStyle w:val="Bibliographie"/>
+      </w:pPr>
+      <w:r>
+        <w:t xml:space="preserve">Ellison, G., &amp; Glaeser, E. L. (1999). The geographic concentration of industry: Does natural advantage explain agglomeration?</w:t>
+      </w:r>
+      <w:r>
+        <w:t xml:space="preserve"> </w:t>
+      </w:r>
+      <w:r>
+        <w:rPr>
+          <w:i/>
+          <w:iCs/>
+        </w:rPr>
+        <w:t xml:space="preserve">American Economic Review</w:t>
+      </w:r>
+      <w:r>
+        <w:t xml:space="preserve">,</w:t>
+      </w:r>
+      <w:r>
+        <w:t xml:space="preserve"> </w:t>
+      </w:r>
+      <w:r>
+        <w:rPr>
+          <w:i/>
+          <w:iCs/>
+        </w:rPr>
+        <w:t xml:space="preserve">89</w:t>
+      </w:r>
+      <w:r>
+        <w:t xml:space="preserve">(2), 311--316.</w:t>
+      </w:r>
+    </w:p>
+    <w:bookmarkEnd w:id="91"/>
+    <w:bookmarkStart w:id="92" w:name="ref-Fernandez-Gonzalez2005"/>
+    <w:p>
+      <w:pPr>
+        <w:pStyle w:val="Bibliographie"/>
+      </w:pPr>
+      <w:r>
         <w:t xml:space="preserve">Fernandez-Gonzalez, R., Barcellos-Hoff, M. H., &amp; Ortiz-de-Solorzano, C. (2005). A tool for the quantitative spatial analysis of complex cellular systems.</w:t>
       </w:r>
       <w:r>
@@ -5209,7 +7061,21 @@
           <w:i/>
           <w:iCs/>
         </w:rPr>
-        <w:t xml:space="preserve">IEEE Transactions on Image Processing</w:t>
+        <w:t xml:space="preserve">IEEE</w:t>
+      </w:r>
+      <w:r>
+        <w:rPr>
+          <w:i/>
+          <w:iCs/>
+        </w:rPr>
+        <w:t xml:space="preserve"> </w:t>
+      </w:r>
+      <w:r>
+        <w:rPr>
+          <w:i/>
+          <w:iCs/>
+        </w:rPr>
+        <w:t xml:space="preserve">Transactions on Image Processing</w:t>
       </w:r>
       <w:r>
         <w:t xml:space="preserve">,</w:t>
@@ -5227,25 +7093,279 @@
       <w:r>
         <w:t xml:space="preserve">(9), 1300–1313.</w:t>
       </w:r>
-      <w:r>
-        <w:t xml:space="preserve"> </w:t>
-      </w:r>
-      <w:hyperlink r:id="rId72">
-        <w:r>
-          <w:rPr>
-            <w:rStyle w:val="Lienhypertexte"/>
-          </w:rPr>
-          <w:t xml:space="preserve">https://doi.org/10.1109/tip.2005.852466</w:t>
-        </w:r>
-      </w:hyperlink>
-    </w:p>
-    <w:bookmarkEnd w:id="73"/>
-    <w:bookmarkStart w:id="75" w:name="ref-Jensen2011"/>
+    </w:p>
+    <w:bookmarkEnd w:id="92"/>
+    <w:bookmarkStart w:id="93" w:name="ref-Feser2000"/>
     <w:p>
       <w:pPr>
         <w:pStyle w:val="Bibliographie"/>
       </w:pPr>
       <w:r>
+        <w:t xml:space="preserve">Feser, E. J., &amp; Sweeney, S. H. (2000). A test for the coincident economic and spatial clustering of business enterprises.</w:t>
+      </w:r>
+      <w:r>
+        <w:t xml:space="preserve"> </w:t>
+      </w:r>
+      <w:r>
+        <w:rPr>
+          <w:i/>
+          <w:iCs/>
+        </w:rPr>
+        <w:t xml:space="preserve">Journal of Geographical Systems</w:t>
+      </w:r>
+      <w:r>
+        <w:t xml:space="preserve">,</w:t>
+      </w:r>
+      <w:r>
+        <w:t xml:space="preserve"> </w:t>
+      </w:r>
+      <w:r>
+        <w:rPr>
+          <w:i/>
+          <w:iCs/>
+        </w:rPr>
+        <w:t xml:space="preserve">2</w:t>
+      </w:r>
+      <w:r>
+        <w:t xml:space="preserve">(4), 349–376.</w:t>
+      </w:r>
+    </w:p>
+    <w:bookmarkEnd w:id="93"/>
+    <w:bookmarkStart w:id="94" w:name="ref-Feser2002"/>
+    <w:p>
+      <w:pPr>
+        <w:pStyle w:val="Bibliographie"/>
+      </w:pPr>
+      <w:r>
+        <w:t xml:space="preserve">Feser, E. J., &amp; Sweeney, S. H. (2002). Theory, methods and a cross-metropolitan comparison of business clustering. In M. Philip (Ed.),</w:t>
+      </w:r>
+      <w:r>
+        <w:t xml:space="preserve"> </w:t>
+      </w:r>
+      <w:r>
+        <w:rPr>
+          <w:i/>
+          <w:iCs/>
+        </w:rPr>
+        <w:t xml:space="preserve">Industrial location economics</w:t>
+      </w:r>
+      <w:r>
+        <w:t xml:space="preserve">. Edward Elgar Publishing.</w:t>
+      </w:r>
+    </w:p>
+    <w:bookmarkEnd w:id="94"/>
+    <w:bookmarkStart w:id="95" w:name="ref-Florence1972"/>
+    <w:p>
+      <w:pPr>
+        <w:pStyle w:val="Bibliographie"/>
+      </w:pPr>
+      <w:r>
+        <w:t xml:space="preserve">Florence, P. S. (1972).</w:t>
+      </w:r>
+      <w:r>
+        <w:t xml:space="preserve"> </w:t>
+      </w:r>
+      <w:r>
+        <w:rPr>
+          <w:i/>
+          <w:iCs/>
+        </w:rPr>
+        <w:t xml:space="preserve">The logic of british and american industry: A realistic analysis of economic structure and government</w:t>
+      </w:r>
+      <w:r>
+        <w:t xml:space="preserve"> </w:t>
+      </w:r>
+      <w:r>
+        <w:t xml:space="preserve">(3rd edn). Routledge &amp; Kegan Paul.</w:t>
+      </w:r>
+    </w:p>
+    <w:bookmarkEnd w:id="95"/>
+    <w:bookmarkStart w:id="96" w:name="ref-Fujita1999"/>
+    <w:p>
+      <w:pPr>
+        <w:pStyle w:val="Bibliographie"/>
+      </w:pPr>
+      <w:r>
+        <w:t xml:space="preserve">Fujita, M., Krugman, P., &amp; Venables, A. J. (1999).</w:t>
+      </w:r>
+      <w:r>
+        <w:t xml:space="preserve"> </w:t>
+      </w:r>
+      <w:r>
+        <w:rPr>
+          <w:i/>
+          <w:iCs/>
+        </w:rPr>
+        <w:t xml:space="preserve">The spatial economy: Cities, regions, and international trade</w:t>
+      </w:r>
+      <w:r>
+        <w:t xml:space="preserve">. The MIT Press.</w:t>
+      </w:r>
+    </w:p>
+    <w:bookmarkEnd w:id="96"/>
+    <w:bookmarkStart w:id="97" w:name="ref-Fujita2013"/>
+    <w:p>
+      <w:pPr>
+        <w:pStyle w:val="Bibliographie"/>
+      </w:pPr>
+      <w:r>
+        <w:t xml:space="preserve">Fujita, M., &amp; Thisse, J.-F. (2013).</w:t>
+      </w:r>
+      <w:r>
+        <w:t xml:space="preserve"> </w:t>
+      </w:r>
+      <w:r>
+        <w:rPr>
+          <w:i/>
+          <w:iCs/>
+        </w:rPr>
+        <w:t xml:space="preserve">Economics of agglomeration: Cities, industrial location, and globalization</w:t>
+      </w:r>
+      <w:r>
+        <w:t xml:space="preserve"> </w:t>
+      </w:r>
+      <w:r>
+        <w:t xml:space="preserve">(2nd edn). Cambridge University Press.</w:t>
+      </w:r>
+    </w:p>
+    <w:bookmarkEnd w:id="97"/>
+    <w:bookmarkStart w:id="98" w:name="ref-Gini1912"/>
+    <w:p>
+      <w:pPr>
+        <w:pStyle w:val="Bibliographie"/>
+      </w:pPr>
+      <w:r>
+        <w:t xml:space="preserve">Gini, C. (1912).</w:t>
+      </w:r>
+      <w:r>
+        <w:t xml:space="preserve"> </w:t>
+      </w:r>
+      <w:r>
+        <w:rPr>
+          <w:i/>
+          <w:iCs/>
+        </w:rPr>
+        <w:t xml:space="preserve">Variabilit</w:t>
+      </w:r>
+      <w:r>
+        <w:rPr>
+          <w:i/>
+          <w:iCs/>
+        </w:rPr>
+        <w:t xml:space="preserve">á</w:t>
+      </w:r>
+      <w:r>
+        <w:rPr>
+          <w:i/>
+          <w:iCs/>
+        </w:rPr>
+        <w:t xml:space="preserve"> </w:t>
+      </w:r>
+      <w:r>
+        <w:rPr>
+          <w:i/>
+          <w:iCs/>
+        </w:rPr>
+        <w:t xml:space="preserve">e mutabilit</w:t>
+      </w:r>
+      <w:r>
+        <w:rPr>
+          <w:i/>
+          <w:iCs/>
+        </w:rPr>
+        <w:t xml:space="preserve">á</w:t>
+      </w:r>
+      <w:r>
+        <w:t xml:space="preserve"> </w:t>
+      </w:r>
+      <w:r>
+        <w:t xml:space="preserve">(Vol. 3, p. 158). Universit</w:t>
+      </w:r>
+      <w:r>
+        <w:t xml:space="preserve">á</w:t>
+      </w:r>
+      <w:r>
+        <w:t xml:space="preserve"> </w:t>
+      </w:r>
+      <w:r>
+        <w:t xml:space="preserve">di Cagliari.</w:t>
+      </w:r>
+    </w:p>
+    <w:bookmarkEnd w:id="98"/>
+    <w:bookmarkStart w:id="99" w:name="ref-Giuliani2014"/>
+    <w:p>
+      <w:pPr>
+        <w:pStyle w:val="Bibliographie"/>
+      </w:pPr>
+      <w:r>
+        <w:t xml:space="preserve">Giuliani, D., Arbia, G., &amp; Espa, G. (2014). Weighting ripley’s</w:t>
+      </w:r>
+      <w:r>
+        <w:t xml:space="preserve"> </w:t>
+      </w:r>
+      <w:r>
+        <w:t xml:space="preserve">K</w:t>
+      </w:r>
+      <w:r>
+        <w:t xml:space="preserve">-function to account for the firm dimension in the analysis of spatial concentration.</w:t>
+      </w:r>
+      <w:r>
+        <w:t xml:space="preserve"> </w:t>
+      </w:r>
+      <w:r>
+        <w:rPr>
+          <w:i/>
+          <w:iCs/>
+        </w:rPr>
+        <w:t xml:space="preserve">International Regional Science Review</w:t>
+      </w:r>
+      <w:r>
+        <w:t xml:space="preserve">,</w:t>
+      </w:r>
+      <w:r>
+        <w:t xml:space="preserve"> </w:t>
+      </w:r>
+      <w:r>
+        <w:rPr>
+          <w:i/>
+          <w:iCs/>
+        </w:rPr>
+        <w:t xml:space="preserve">37</w:t>
+      </w:r>
+      <w:r>
+        <w:t xml:space="preserve">(3), 251–272.</w:t>
+      </w:r>
+    </w:p>
+    <w:bookmarkEnd w:id="99"/>
+    <w:bookmarkStart w:id="100" w:name="ref-Glaeser2010"/>
+    <w:p>
+      <w:pPr>
+        <w:pStyle w:val="Bibliographie"/>
+      </w:pPr>
+      <w:r>
+        <w:t xml:space="preserve">Glaeser, E. L. (2010).</w:t>
+      </w:r>
+      <w:r>
+        <w:t xml:space="preserve"> </w:t>
+      </w:r>
+      <w:r>
+        <w:rPr>
+          <w:i/>
+          <w:iCs/>
+        </w:rPr>
+        <w:t xml:space="preserve">Agglomeration economics</w:t>
+      </w:r>
+      <w:r>
+        <w:t xml:space="preserve">. National Bureau of Economic Research, University of Chicago Press.</w:t>
+      </w:r>
+    </w:p>
+    <w:bookmarkEnd w:id="100"/>
+    <w:bookmarkStart w:id="102" w:name="ref-Jensen2011"/>
+    <w:p>
+      <w:pPr>
+        <w:pStyle w:val="Bibliographie"/>
+      </w:pPr>
+      <w:r>
         <w:t xml:space="preserve">Jensen, P., &amp; Michel, J. (2011). Measuring spatial dispersion: Exact results on the variance of random spatial distributions.</w:t>
       </w:r>
       <w:r>
@@ -5277,7 +7397,7 @@
       <w:r>
         <w:t xml:space="preserve"> </w:t>
       </w:r>
-      <w:hyperlink r:id="rId74">
+      <w:hyperlink r:id="rId101">
         <w:r>
           <w:rPr>
             <w:rStyle w:val="Lienhypertexte"/>
@@ -5286,110 +7406,65 @@
         </w:r>
       </w:hyperlink>
     </w:p>
-    <w:bookmarkEnd w:id="75"/>
-    <w:bookmarkStart w:id="77" w:name="ref-Lentz2011"/>
+    <w:bookmarkEnd w:id="102"/>
+    <w:bookmarkStart w:id="103" w:name="ref-Kerr2015"/>
     <w:p>
       <w:pPr>
         <w:pStyle w:val="Bibliographie"/>
       </w:pPr>
       <w:r>
-        <w:t xml:space="preserve">Lentz, J. A., Blackburn, J. K., &amp; Curtis, A. J. (2011). Evaluating</w:t>
-      </w:r>
-      <w:r>
-        <w:t xml:space="preserve"> </w:t>
-      </w:r>
-      <w:r>
-        <w:t xml:space="preserve">Patterns</w:t>
-      </w:r>
-      <w:r>
-        <w:t xml:space="preserve"> </w:t>
-      </w:r>
-      <w:r>
-        <w:t xml:space="preserve">of a</w:t>
-      </w:r>
-      <w:r>
-        <w:t xml:space="preserve"> </w:t>
-      </w:r>
-      <w:r>
-        <w:t xml:space="preserve">White-Band Disease</w:t>
-      </w:r>
-      <w:r>
-        <w:t xml:space="preserve"> </w:t>
-      </w:r>
-      <w:r>
-        <w:t xml:space="preserve">(</w:t>
+        <w:t xml:space="preserve">Kerr, W. R., &amp; Kominers, S. D. (2015). Agglomerative forces and cluster shapes.</w:t>
+      </w:r>
+      <w:r>
+        <w:t xml:space="preserve"> </w:t>
+      </w:r>
+      <w:r>
+        <w:rPr>
+          <w:i/>
+          <w:iCs/>
+        </w:rPr>
+        <w:t xml:space="preserve">The Review of Economics and Statistics</w:t>
+      </w:r>
+      <w:r>
+        <w:t xml:space="preserve">,</w:t>
+      </w:r>
+      <w:r>
+        <w:t xml:space="preserve"> </w:t>
+      </w:r>
+      <w:r>
+        <w:rPr>
+          <w:i/>
+          <w:iCs/>
+        </w:rPr>
+        <w:t xml:space="preserve">97</w:t>
+      </w:r>
+      <w:r>
+        <w:t xml:space="preserve">(4), 877–899.</w:t>
+      </w:r>
+    </w:p>
+    <w:bookmarkEnd w:id="103"/>
+    <w:bookmarkStart w:id="105" w:name="ref-Lentz2011"/>
+    <w:p>
+      <w:pPr>
+        <w:pStyle w:val="Bibliographie"/>
+      </w:pPr>
+      <w:r>
+        <w:t xml:space="preserve">Lentz, J. A., Blackburn, J. K., &amp; Curtis, A. J. (2011). Evaluating patterns of a white-band disease (</w:t>
       </w:r>
       <w:r>
         <w:t xml:space="preserve">WBD</w:t>
       </w:r>
       <w:r>
-        <w:t xml:space="preserve">)</w:t>
-      </w:r>
-      <w:r>
-        <w:t xml:space="preserve"> </w:t>
-      </w:r>
-      <w:r>
-        <w:t xml:space="preserve">Outbreak</w:t>
-      </w:r>
-      <w:r>
-        <w:t xml:space="preserve"> </w:t>
-      </w:r>
-      <w:r>
-        <w:t xml:space="preserve">in</w:t>
-      </w:r>
-      <w:r>
-        <w:t xml:space="preserve"> </w:t>
-      </w:r>
-      <w:r>
-        <w:t xml:space="preserve">Acropora</w:t>
-      </w:r>
-      <w:r>
-        <w:t xml:space="preserve"> </w:t>
-      </w:r>
-      <w:r>
-        <w:t xml:space="preserve">palmata</w:t>
-      </w:r>
-      <w:r>
-        <w:t xml:space="preserve"> </w:t>
-      </w:r>
-      <w:r>
-        <w:t xml:space="preserve">Using Spatial Analysis</w:t>
-      </w:r>
-      <w:r>
-        <w:t xml:space="preserve">:</w:t>
-      </w:r>
-      <w:r>
-        <w:t xml:space="preserve"> </w:t>
-      </w:r>
-      <w:r>
-        <w:t xml:space="preserve">A Comparison</w:t>
-      </w:r>
-      <w:r>
-        <w:t xml:space="preserve"> </w:t>
-      </w:r>
-      <w:r>
-        <w:t xml:space="preserve">of</w:t>
-      </w:r>
-      <w:r>
-        <w:t xml:space="preserve"> </w:t>
-      </w:r>
-      <w:r>
-        <w:t xml:space="preserve">Transect</w:t>
-      </w:r>
-      <w:r>
-        <w:t xml:space="preserve"> </w:t>
-      </w:r>
-      <w:r>
-        <w:t xml:space="preserve">and</w:t>
-      </w:r>
-      <w:r>
-        <w:t xml:space="preserve"> </w:t>
-      </w:r>
-      <w:r>
-        <w:t xml:space="preserve">Colony Clustering</w:t>
-      </w:r>
-      <w:r>
-        <w:t xml:space="preserve">.</w:t>
+        <w:t xml:space="preserve">) outbreak in</w:t>
+      </w:r>
+      <w:r>
+        <w:t xml:space="preserve"> </w:t>
+      </w:r>
+      <w:r>
+        <w:t xml:space="preserve">A</w:t>
+      </w:r>
+      <w:r>
+        <w:t xml:space="preserve">cropora palmata using spatial analysis: A comparison of transect and colony clustering.</w:t>
       </w:r>
       <w:r>
         <w:t xml:space="preserve"> </w:t>
@@ -5420,7 +7495,7 @@
       <w:r>
         <w:t xml:space="preserve"> </w:t>
       </w:r>
-      <w:hyperlink r:id="rId76">
+      <w:hyperlink r:id="rId104">
         <w:r>
           <w:rPr>
             <w:rStyle w:val="Lienhypertexte"/>
@@ -5429,13 +7504,110 @@
         </w:r>
       </w:hyperlink>
     </w:p>
-    <w:bookmarkEnd w:id="77"/>
-    <w:bookmarkStart w:id="79" w:name="ref-Marcon2003a"/>
+    <w:bookmarkEnd w:id="105"/>
+    <w:bookmarkStart w:id="106" w:name="ref-Floch2018"/>
     <w:p>
       <w:pPr>
         <w:pStyle w:val="Bibliographie"/>
       </w:pPr>
       <w:r>
+        <w:t xml:space="preserve">Loonis, V., &amp; Bellefon, M.-P. de (Eds). (2018). Spatial distribution of points. In</w:t>
+      </w:r>
+      <w:r>
+        <w:t xml:space="preserve"> </w:t>
+      </w:r>
+      <w:r>
+        <w:rPr>
+          <w:i/>
+          <w:iCs/>
+        </w:rPr>
+        <w:t xml:space="preserve">Handbook of spatial analysis, theory and application with</w:t>
+      </w:r>
+      <w:r>
+        <w:rPr>
+          <w:i/>
+          <w:iCs/>
+        </w:rPr>
+        <w:t xml:space="preserve"> </w:t>
+      </w:r>
+      <w:r>
+        <w:rPr>
+          <w:i/>
+          <w:iCs/>
+        </w:rPr>
+        <w:t xml:space="preserve">R</w:t>
+      </w:r>
+      <w:r>
+        <w:t xml:space="preserve"> </w:t>
+      </w:r>
+      <w:r>
+        <w:t xml:space="preserve">(pp. 71–111). Insee-Eurostat.</w:t>
+      </w:r>
+    </w:p>
+    <w:bookmarkEnd w:id="106"/>
+    <w:bookmarkStart w:id="107" w:name="ref-Marcon2019"/>
+    <w:p>
+      <w:pPr>
+        <w:pStyle w:val="Bibliographie"/>
+      </w:pPr>
+      <w:r>
+        <w:t xml:space="preserve">Marcon, E. (2019). Mesure de la biodiversit</w:t>
+      </w:r>
+      <w:r>
+        <w:t xml:space="preserve">é</w:t>
+      </w:r>
+      <w:r>
+        <w:t xml:space="preserve"> </w:t>
+      </w:r>
+      <w:r>
+        <w:t xml:space="preserve">et de la structuration spatiale de l’activit</w:t>
+      </w:r>
+      <w:r>
+        <w:t xml:space="preserve">é</w:t>
+      </w:r>
+      <w:r>
+        <w:t xml:space="preserve"> </w:t>
+      </w:r>
+      <w:r>
+        <w:t xml:space="preserve">é</w:t>
+      </w:r>
+      <w:r>
+        <w:t xml:space="preserve">conomique par l’entropie.</w:t>
+      </w:r>
+      <w:r>
+        <w:t xml:space="preserve"> </w:t>
+      </w:r>
+      <w:r>
+        <w:rPr>
+          <w:i/>
+          <w:iCs/>
+        </w:rPr>
+        <w:t xml:space="preserve">Revue Économique</w:t>
+      </w:r>
+      <w:r>
+        <w:t xml:space="preserve">,</w:t>
+      </w:r>
+      <w:r>
+        <w:t xml:space="preserve"> </w:t>
+      </w:r>
+      <w:r>
+        <w:rPr>
+          <w:i/>
+          <w:iCs/>
+        </w:rPr>
+        <w:t xml:space="preserve">70</w:t>
+      </w:r>
+      <w:r>
+        <w:t xml:space="preserve">(3), 305–326.</w:t>
+      </w:r>
+    </w:p>
+    <w:bookmarkEnd w:id="107"/>
+    <w:bookmarkStart w:id="109" w:name="ref-Marcon2003"/>
+    <w:p>
+      <w:pPr>
+        <w:pStyle w:val="Bibliographie"/>
+      </w:pPr>
+      <w:r>
         <w:t xml:space="preserve">Marcon, E., &amp; Puech, F. (2003). Evaluating the geographic concentration of industries using distance-based methods.</w:t>
       </w:r>
       <w:r>
@@ -5467,7 +7639,7 @@
       <w:r>
         <w:t xml:space="preserve"> </w:t>
       </w:r>
-      <w:hyperlink r:id="rId78">
+      <w:hyperlink r:id="rId108">
         <w:r>
           <w:rPr>
             <w:rStyle w:val="Lienhypertexte"/>
@@ -5476,26 +7648,14 @@
         </w:r>
       </w:hyperlink>
     </w:p>
-    <w:bookmarkEnd w:id="79"/>
-    <w:bookmarkStart w:id="81" w:name="ref-Marcon2010"/>
+    <w:bookmarkEnd w:id="109"/>
+    <w:bookmarkStart w:id="111" w:name="ref-Marcon2010"/>
     <w:p>
       <w:pPr>
         <w:pStyle w:val="Bibliographie"/>
       </w:pPr>
       <w:r>
-        <w:t xml:space="preserve">Marcon, E., &amp; Puech, F. (2010). Measures of the geographic concentration of industries:</w:t>
-      </w:r>
-      <w:r>
-        <w:t xml:space="preserve"> </w:t>
-      </w:r>
-      <w:r>
-        <w:t xml:space="preserve">Improving</w:t>
-      </w:r>
-      <w:r>
-        <w:t xml:space="preserve"> </w:t>
-      </w:r>
-      <w:r>
-        <w:t xml:space="preserve">distance-based methods.</w:t>
+        <w:t xml:space="preserve">Marcon, E., &amp; Puech, F. (2010). Measures of the geographic concentration of industries: Improving distance-based methods.</w:t>
       </w:r>
       <w:r>
         <w:t xml:space="preserve"> </w:t>
@@ -5526,7 +7686,7 @@
       <w:r>
         <w:t xml:space="preserve"> </w:t>
       </w:r>
-      <w:hyperlink r:id="rId80">
+      <w:hyperlink r:id="rId110">
         <w:r>
           <w:rPr>
             <w:rStyle w:val="Lienhypertexte"/>
@@ -5535,8 +7695,8 @@
         </w:r>
       </w:hyperlink>
     </w:p>
-    <w:bookmarkEnd w:id="81"/>
-    <w:bookmarkStart w:id="83" w:name="ref-Marcon2012c"/>
+    <w:bookmarkEnd w:id="111"/>
+    <w:bookmarkStart w:id="112" w:name="ref-Marcon2017"/>
     <w:p>
       <w:pPr>
         <w:pStyle w:val="Bibliographie"/>
@@ -5570,20 +7730,9 @@
       <w:r>
         <w:t xml:space="preserve">, 56–67.</w:t>
       </w:r>
-      <w:r>
-        <w:t xml:space="preserve"> </w:t>
-      </w:r>
-      <w:hyperlink r:id="rId82">
-        <w:r>
-          <w:rPr>
-            <w:rStyle w:val="Lienhypertexte"/>
-          </w:rPr>
-          <w:t xml:space="preserve">https://doi.org/10.1016/j.regsciurbeco.2016.10.004</w:t>
-        </w:r>
-      </w:hyperlink>
-    </w:p>
-    <w:bookmarkEnd w:id="83"/>
-    <w:bookmarkStart w:id="85" w:name="ref-Marcon2012"/>
+    </w:p>
+    <w:bookmarkEnd w:id="112"/>
+    <w:bookmarkStart w:id="114" w:name="ref-Marcon2012"/>
     <w:p>
       <w:pPr>
         <w:pStyle w:val="Bibliographie"/>
@@ -5620,7 +7769,7 @@
       <w:r>
         <w:t xml:space="preserve"> </w:t>
       </w:r>
-      <w:hyperlink r:id="rId84">
+      <w:hyperlink r:id="rId113">
         <w:r>
           <w:rPr>
             <w:rStyle w:val="Lienhypertexte"/>
@@ -5629,8 +7778,8 @@
         </w:r>
       </w:hyperlink>
     </w:p>
-    <w:bookmarkEnd w:id="85"/>
-    <w:bookmarkStart w:id="87" w:name="ref-Marcon2014"/>
+    <w:bookmarkEnd w:id="114"/>
+    <w:bookmarkStart w:id="115" w:name="ref-Marcon2014"/>
     <w:p>
       <w:pPr>
         <w:pStyle w:val="Bibliographie"/>
@@ -5685,25 +7834,37 @@
       <w:r>
         <w:t xml:space="preserve">(3), 1–15.</w:t>
       </w:r>
-      <w:r>
-        <w:t xml:space="preserve"> </w:t>
-      </w:r>
-      <w:hyperlink r:id="rId86">
-        <w:r>
-          <w:rPr>
-            <w:rStyle w:val="Lienhypertexte"/>
-          </w:rPr>
-          <w:t xml:space="preserve">https://doi.org/10.18637/jss.v067.c03</w:t>
-        </w:r>
-      </w:hyperlink>
-    </w:p>
-    <w:bookmarkEnd w:id="87"/>
-    <w:bookmarkStart w:id="88" w:name="ref-Matern1960"/>
+    </w:p>
+    <w:bookmarkEnd w:id="115"/>
+    <w:bookmarkStart w:id="116" w:name="ref-Marshall1890"/>
     <w:p>
       <w:pPr>
         <w:pStyle w:val="Bibliographie"/>
       </w:pPr>
       <w:r>
+        <w:t xml:space="preserve">Marshall, A. (1890).</w:t>
+      </w:r>
+      <w:r>
+        <w:t xml:space="preserve"> </w:t>
+      </w:r>
+      <w:r>
+        <w:rPr>
+          <w:i/>
+          <w:iCs/>
+        </w:rPr>
+        <w:t xml:space="preserve">Principle of economics</w:t>
+      </w:r>
+      <w:r>
+        <w:t xml:space="preserve">. Macmillan.</w:t>
+      </w:r>
+    </w:p>
+    <w:bookmarkEnd w:id="116"/>
+    <w:bookmarkStart w:id="117" w:name="ref-Matern1960"/>
+    <w:p>
+      <w:pPr>
+        <w:pStyle w:val="Bibliographie"/>
+      </w:pPr>
+      <w:r>
         <w:t xml:space="preserve">Matérn, B. (1960). Spatial variation.</w:t>
       </w:r>
       <w:r>
@@ -5747,48 +7908,13 @@
         <w:t xml:space="preserve">(5), 1–144.</w:t>
       </w:r>
     </w:p>
-    <w:bookmarkEnd w:id="88"/>
-    <w:bookmarkStart w:id="89" w:name="ref-Moller2004"/>
+    <w:bookmarkEnd w:id="117"/>
+    <w:bookmarkStart w:id="119" w:name="ref-Nissi2013"/>
     <w:p>
       <w:pPr>
         <w:pStyle w:val="Bibliographie"/>
       </w:pPr>
       <w:r>
-        <w:t xml:space="preserve">Møller, J., &amp; Waagepetersen, R. P. (2004).</w:t>
-      </w:r>
-      <w:r>
-        <w:t xml:space="preserve"> </w:t>
-      </w:r>
-      <w:r>
-        <w:rPr>
-          <w:i/>
-          <w:iCs/>
-        </w:rPr>
-        <w:t xml:space="preserve">Statistical inference and simulation for spatial point processes</w:t>
-      </w:r>
-      <w:r>
-        <w:t xml:space="preserve"> </w:t>
-      </w:r>
-      <w:r>
-        <w:t xml:space="preserve">(Vol. 100).</w:t>
-      </w:r>
-      <w:r>
-        <w:t xml:space="preserve"> </w:t>
-      </w:r>
-      <w:r>
-        <w:t xml:space="preserve">Chapman and Hall</w:t>
-      </w:r>
-      <w:r>
-        <w:t xml:space="preserve">.</w:t>
-      </w:r>
-    </w:p>
-    <w:bookmarkEnd w:id="89"/>
-    <w:bookmarkStart w:id="91" w:name="ref-Nissi2013"/>
-    <w:p>
-      <w:pPr>
-        <w:pStyle w:val="Bibliographie"/>
-      </w:pPr>
-      <w:r>
         <w:t xml:space="preserve">Nissi, E., Sarra, A., Palermi, S., &amp; Luca, G. (2013). The application of</w:t>
       </w:r>
       <w:r>
@@ -5819,7 +7945,7 @@
       <w:r>
         <w:t xml:space="preserve"> </w:t>
       </w:r>
-      <w:hyperlink r:id="rId90">
+      <w:hyperlink r:id="rId118">
         <w:r>
           <w:rPr>
             <w:rStyle w:val="Lienhypertexte"/>
@@ -5828,8 +7954,8 @@
         </w:r>
       </w:hyperlink>
     </w:p>
-    <w:bookmarkEnd w:id="91"/>
-    <w:bookmarkStart w:id="92" w:name="ref-Openshaw1979"/>
+    <w:bookmarkEnd w:id="119"/>
+    <w:bookmarkStart w:id="120" w:name="ref-Openshaw1979"/>
     <w:p>
       <w:pPr>
         <w:pStyle w:val="Bibliographie"/>
@@ -5854,24 +7980,67 @@
         <w:t xml:space="preserve">(pp. 127–144). Pion.</w:t>
       </w:r>
     </w:p>
-    <w:bookmarkEnd w:id="92"/>
-    <w:bookmarkStart w:id="93" w:name="ref-R"/>
+    <w:bookmarkEnd w:id="120"/>
+    <w:bookmarkStart w:id="121" w:name="ref-Piacentino2021"/>
     <w:p>
       <w:pPr>
         <w:pStyle w:val="Bibliographie"/>
       </w:pPr>
       <w:r>
-        <w:t xml:space="preserve">R Core Team. (2025).</w:t>
-      </w:r>
-      <w:r>
-        <w:t xml:space="preserve"> </w:t>
-      </w:r>
-      <w:r>
-        <w:rPr>
-          <w:i/>
-          <w:iCs/>
-        </w:rPr>
-        <w:t xml:space="preserve">R:</w:t>
+        <w:t xml:space="preserve">Piacentino, D., Arbia, G., &amp; Espa, G. (2021). Advances in spatial economic data analysis: Methods and applications.</w:t>
+      </w:r>
+      <w:r>
+        <w:t xml:space="preserve"> </w:t>
+      </w:r>
+      <w:r>
+        <w:rPr>
+          <w:i/>
+          <w:iCs/>
+        </w:rPr>
+        <w:t xml:space="preserve">Spatial Economic Analysis</w:t>
+      </w:r>
+      <w:r>
+        <w:t xml:space="preserve">,</w:t>
+      </w:r>
+      <w:r>
+        <w:t xml:space="preserve"> </w:t>
+      </w:r>
+      <w:r>
+        <w:rPr>
+          <w:i/>
+          <w:iCs/>
+        </w:rPr>
+        <w:t xml:space="preserve">16</w:t>
+      </w:r>
+      <w:r>
+        <w:t xml:space="preserve">(2), 121–125.</w:t>
+      </w:r>
+    </w:p>
+    <w:bookmarkEnd w:id="121"/>
+    <w:bookmarkStart w:id="122" w:name="ref-R"/>
+    <w:p>
+      <w:pPr>
+        <w:pStyle w:val="Bibliographie"/>
+      </w:pPr>
+      <w:r>
+        <w:t xml:space="preserve">R Core Team. (2026).</w:t>
+      </w:r>
+      <w:r>
+        <w:t xml:space="preserve"> </w:t>
+      </w:r>
+      <w:r>
+        <w:rPr>
+          <w:i/>
+          <w:iCs/>
+        </w:rPr>
+        <w:t xml:space="preserve">R</w:t>
+      </w:r>
+      <w:r>
+        <w:rPr>
+          <w:i/>
+          <w:iCs/>
+        </w:rPr>
+        <w:t xml:space="preserve">:</w:t>
       </w:r>
       <w:r>
         <w:rPr>
@@ -5905,8 +8074,8 @@
         <w:t xml:space="preserve">. R Foundation for Statistical Computing.</w:t>
       </w:r>
     </w:p>
-    <w:bookmarkEnd w:id="93"/>
-    <w:bookmarkStart w:id="95" w:name="ref-Ripley1976"/>
+    <w:bookmarkEnd w:id="122"/>
+    <w:bookmarkStart w:id="123" w:name="ref-Ripley1976"/>
     <w:p>
       <w:pPr>
         <w:pStyle w:val="Bibliographie"/>
@@ -5940,20 +8109,9 @@
       <w:r>
         <w:t xml:space="preserve">(6), 995–998.</w:t>
       </w:r>
-      <w:r>
-        <w:t xml:space="preserve"> </w:t>
-      </w:r>
-      <w:hyperlink r:id="rId94">
-        <w:r>
-          <w:rPr>
-            <w:rStyle w:val="Lienhypertexte"/>
-          </w:rPr>
-          <w:t xml:space="preserve">https://www.jstor.org/stable/2242958</w:t>
-        </w:r>
-      </w:hyperlink>
-    </w:p>
-    <w:bookmarkEnd w:id="95"/>
-    <w:bookmarkStart w:id="97" w:name="ref-Ripley1977"/>
+    </w:p>
+    <w:bookmarkEnd w:id="123"/>
+    <w:bookmarkStart w:id="125" w:name="ref-Ripley1977"/>
     <w:p>
       <w:pPr>
         <w:pStyle w:val="Bibliographie"/>
@@ -5990,7 +8148,7 @@
       <w:r>
         <w:t xml:space="preserve"> </w:t>
       </w:r>
-      <w:hyperlink r:id="rId96">
+      <w:hyperlink r:id="rId124">
         <w:r>
           <w:rPr>
             <w:rStyle w:val="Lienhypertexte"/>
@@ -5999,13 +8157,158 @@
         </w:r>
       </w:hyperlink>
     </w:p>
-    <w:bookmarkEnd w:id="97"/>
-    <w:bookmarkStart w:id="99" w:name="ref-Scholl2013"/>
+    <w:bookmarkEnd w:id="125"/>
+    <w:bookmarkStart w:id="126" w:name="ref-Rosenthal2001"/>
     <w:p>
       <w:pPr>
         <w:pStyle w:val="Bibliographie"/>
       </w:pPr>
       <w:r>
+        <w:t xml:space="preserve">Rosenthal, S. S., &amp; Strange, W. C. (2001). The determinants of agglomeration.</w:t>
+      </w:r>
+      <w:r>
+        <w:t xml:space="preserve"> </w:t>
+      </w:r>
+      <w:r>
+        <w:rPr>
+          <w:i/>
+          <w:iCs/>
+        </w:rPr>
+        <w:t xml:space="preserve">Journal of Urban Economics</w:t>
+      </w:r>
+      <w:r>
+        <w:t xml:space="preserve">,</w:t>
+      </w:r>
+      <w:r>
+        <w:t xml:space="preserve"> </w:t>
+      </w:r>
+      <w:r>
+        <w:rPr>
+          <w:i/>
+          <w:iCs/>
+        </w:rPr>
+        <w:t xml:space="preserve">50</w:t>
+      </w:r>
+      <w:r>
+        <w:t xml:space="preserve">(2), 191–229.</w:t>
+      </w:r>
+    </w:p>
+    <w:bookmarkEnd w:id="126"/>
+    <w:bookmarkStart w:id="128" w:name="ref-Rosenthal2003"/>
+    <w:p>
+      <w:pPr>
+        <w:pStyle w:val="Bibliographie"/>
+      </w:pPr>
+      <w:r>
+        <w:t xml:space="preserve">Rosenthal, S. S., &amp; Strange, W. C. (2003). Geography, industrial organisation, and agglomeration.</w:t>
+      </w:r>
+      <w:r>
+        <w:t xml:space="preserve"> </w:t>
+      </w:r>
+      <w:r>
+        <w:rPr>
+          <w:i/>
+          <w:iCs/>
+        </w:rPr>
+        <w:t xml:space="preserve">The Review of Economics and Statistics</w:t>
+      </w:r>
+      <w:r>
+        <w:t xml:space="preserve">,</w:t>
+      </w:r>
+      <w:r>
+        <w:t xml:space="preserve"> </w:t>
+      </w:r>
+      <w:r>
+        <w:rPr>
+          <w:i/>
+          <w:iCs/>
+        </w:rPr>
+        <w:t xml:space="preserve">85</w:t>
+      </w:r>
+      <w:r>
+        <w:t xml:space="preserve">(2), 377–393.</w:t>
+      </w:r>
+      <w:r>
+        <w:t xml:space="preserve"> </w:t>
+      </w:r>
+      <w:hyperlink r:id="rId127">
+        <w:r>
+          <w:rPr>
+            <w:rStyle w:val="Lienhypertexte"/>
+          </w:rPr>
+          <w:t xml:space="preserve">https://doi.org/10.1162/003465303765299882</w:t>
+        </w:r>
+      </w:hyperlink>
+    </w:p>
+    <w:bookmarkEnd w:id="128"/>
+    <w:bookmarkStart w:id="129" w:name="ref-Rosenthal2004"/>
+    <w:p>
+      <w:pPr>
+        <w:pStyle w:val="Bibliographie"/>
+      </w:pPr>
+      <w:r>
+        <w:t xml:space="preserve">Rosenthal, S. S., &amp; Strange, W. C. (2004). Evidence on the nature and sources of agglomeration economies. In J. V. Henderson &amp; J.-F. Thisse (Eds),</w:t>
+      </w:r>
+      <w:r>
+        <w:t xml:space="preserve"> </w:t>
+      </w:r>
+      <w:r>
+        <w:rPr>
+          <w:i/>
+          <w:iCs/>
+        </w:rPr>
+        <w:t xml:space="preserve">Cities and geography</w:t>
+      </w:r>
+      <w:r>
+        <w:t xml:space="preserve"> </w:t>
+      </w:r>
+      <w:r>
+        <w:t xml:space="preserve">(Vol. 4, pp. 2119–2171). Elsevier.</w:t>
+      </w:r>
+    </w:p>
+    <w:bookmarkEnd w:id="129"/>
+    <w:bookmarkStart w:id="130" w:name="ref-Rosenthal2020"/>
+    <w:p>
+      <w:pPr>
+        <w:pStyle w:val="Bibliographie"/>
+      </w:pPr>
+      <w:r>
+        <w:t xml:space="preserve">Rosenthal, S. S., &amp; Strange, W. C. (2020). How close is close? The spatial reach of agglomeration economies.</w:t>
+      </w:r>
+      <w:r>
+        <w:t xml:space="preserve"> </w:t>
+      </w:r>
+      <w:r>
+        <w:rPr>
+          <w:i/>
+          <w:iCs/>
+        </w:rPr>
+        <w:t xml:space="preserve">Journal of Economic Perspectives</w:t>
+      </w:r>
+      <w:r>
+        <w:t xml:space="preserve">,</w:t>
+      </w:r>
+      <w:r>
+        <w:t xml:space="preserve"> </w:t>
+      </w:r>
+      <w:r>
+        <w:rPr>
+          <w:i/>
+          <w:iCs/>
+        </w:rPr>
+        <w:t xml:space="preserve">34</w:t>
+      </w:r>
+      <w:r>
+        <w:t xml:space="preserve">(3), 27–49.</w:t>
+      </w:r>
+    </w:p>
+    <w:bookmarkEnd w:id="130"/>
+    <w:bookmarkStart w:id="132" w:name="ref-Scholl2013"/>
+    <w:p>
+      <w:pPr>
+        <w:pStyle w:val="Bibliographie"/>
+      </w:pPr>
+      <w:r>
         <w:t xml:space="preserve">Scholl, T., &amp; Brenner, T. (2015). Optimizing distance-based methods for large data sets.</w:t>
       </w:r>
       <w:r>
@@ -6037,7 +8340,7 @@
       <w:r>
         <w:t xml:space="preserve"> </w:t>
       </w:r>
-      <w:hyperlink r:id="rId98">
+      <w:hyperlink r:id="rId131">
         <w:r>
           <w:rPr>
             <w:rStyle w:val="Lienhypertexte"/>
@@ -6046,13 +8349,108 @@
         </w:r>
       </w:hyperlink>
     </w:p>
-    <w:bookmarkEnd w:id="99"/>
-    <w:bookmarkStart w:id="101" w:name="ref-Sweeney2022"/>
+    <w:bookmarkEnd w:id="132"/>
+    <w:bookmarkStart w:id="133" w:name="ref-Sweeney1998"/>
     <w:p>
       <w:pPr>
         <w:pStyle w:val="Bibliographie"/>
       </w:pPr>
       <w:r>
+        <w:t xml:space="preserve">Sweeney, S. H., &amp; Feser, E. J. (1998). Plant size and clustering of manufacturing activity.</w:t>
+      </w:r>
+      <w:r>
+        <w:t xml:space="preserve"> </w:t>
+      </w:r>
+      <w:r>
+        <w:rPr>
+          <w:i/>
+          <w:iCs/>
+        </w:rPr>
+        <w:t xml:space="preserve">Geographical Analysis</w:t>
+      </w:r>
+      <w:r>
+        <w:t xml:space="preserve">,</w:t>
+      </w:r>
+      <w:r>
+        <w:t xml:space="preserve"> </w:t>
+      </w:r>
+      <w:r>
+        <w:rPr>
+          <w:i/>
+          <w:iCs/>
+        </w:rPr>
+        <w:t xml:space="preserve">30</w:t>
+      </w:r>
+      <w:r>
+        <w:t xml:space="preserve">(1), 45–64.</w:t>
+      </w:r>
+    </w:p>
+    <w:bookmarkEnd w:id="133"/>
+    <w:bookmarkStart w:id="134" w:name="ref-Sweeney2004"/>
+    <w:p>
+      <w:pPr>
+        <w:pStyle w:val="Bibliographie"/>
+      </w:pPr>
+      <w:r>
+        <w:t xml:space="preserve">Sweeney, S. H., &amp; Feser, E. J. (2004). Business location and spatial externalities: Tying concepts to measures. In M. F. Goodchild &amp; D. G. Janelle (Eds),</w:t>
+      </w:r>
+      <w:r>
+        <w:t xml:space="preserve"> </w:t>
+      </w:r>
+      <w:r>
+        <w:rPr>
+          <w:i/>
+          <w:iCs/>
+        </w:rPr>
+        <w:t xml:space="preserve">Spatially integrated social science</w:t>
+      </w:r>
+      <w:r>
+        <w:t xml:space="preserve">. Oxford University Press.</w:t>
+      </w:r>
+    </w:p>
+    <w:bookmarkEnd w:id="134"/>
+    <w:bookmarkStart w:id="135" w:name="ref-Sweeney2005"/>
+    <w:p>
+      <w:pPr>
+        <w:pStyle w:val="Bibliographie"/>
+      </w:pPr>
+      <w:r>
+        <w:t xml:space="preserve">Sweeney, S. H., &amp; Konty, K. J. (2005). Robust point-pattern inference from spatially censored data.</w:t>
+      </w:r>
+      <w:r>
+        <w:t xml:space="preserve"> </w:t>
+      </w:r>
+      <w:r>
+        <w:rPr>
+          <w:i/>
+          <w:iCs/>
+        </w:rPr>
+        <w:t xml:space="preserve">Environment and Planning. A</w:t>
+      </w:r>
+      <w:r>
+        <w:t xml:space="preserve">,</w:t>
+      </w:r>
+      <w:r>
+        <w:t xml:space="preserve"> </w:t>
+      </w:r>
+      <w:r>
+        <w:rPr>
+          <w:i/>
+          <w:iCs/>
+        </w:rPr>
+        <w:t xml:space="preserve">37</w:t>
+      </w:r>
+      <w:r>
+        <w:t xml:space="preserve">(1), 141–159.</w:t>
+      </w:r>
+    </w:p>
+    <w:bookmarkEnd w:id="135"/>
+    <w:bookmarkStart w:id="136" w:name="ref-Sweeney2022"/>
+    <w:p>
+      <w:pPr>
+        <w:pStyle w:val="Bibliographie"/>
+      </w:pPr>
+      <w:r>
         <w:t xml:space="preserve">Sweeney, S., &amp; Arabadjis, S. (2022). Spatial point patterns. In S. J. Rey &amp; R. Franklin (Eds),</w:t>
       </w:r>
       <w:r>
@@ -6063,49 +8461,7 @@
           <w:i/>
           <w:iCs/>
         </w:rPr>
-        <w:t xml:space="preserve">Handbook of</w:t>
-      </w:r>
-      <w:r>
-        <w:rPr>
-          <w:i/>
-          <w:iCs/>
-        </w:rPr>
-        <w:t xml:space="preserve"> </w:t>
-      </w:r>
-      <w:r>
-        <w:rPr>
-          <w:i/>
-          <w:iCs/>
-        </w:rPr>
-        <w:t xml:space="preserve">Spatial Analysis</w:t>
-      </w:r>
-      <w:r>
-        <w:rPr>
-          <w:i/>
-          <w:iCs/>
-        </w:rPr>
-        <w:t xml:space="preserve"> </w:t>
-      </w:r>
-      <w:r>
-        <w:rPr>
-          <w:i/>
-          <w:iCs/>
-        </w:rPr>
-        <w:t xml:space="preserve">in the</w:t>
-      </w:r>
-      <w:r>
-        <w:rPr>
-          <w:i/>
-          <w:iCs/>
-        </w:rPr>
-        <w:t xml:space="preserve"> </w:t>
-      </w:r>
-      <w:r>
-        <w:rPr>
-          <w:i/>
-          <w:iCs/>
-        </w:rPr>
-        <w:t xml:space="preserve">Social Sciences</w:t>
+        <w:t xml:space="preserve">Handbook of spatial analysis in the social sciences</w:t>
       </w:r>
       <w:r>
         <w:t xml:space="preserve"> </w:t>
@@ -6113,47 +8469,38 @@
       <w:r>
         <w:t xml:space="preserve">(pp. 262–276). Edward Elgar Publishing.</w:t>
       </w:r>
-      <w:r>
-        <w:t xml:space="preserve"> </w:t>
-      </w:r>
-      <w:hyperlink r:id="rId100">
-        <w:r>
-          <w:rPr>
-            <w:rStyle w:val="Lienhypertexte"/>
-          </w:rPr>
-          <w:t xml:space="preserve">https://doi.org/10.4337/9781789903942.00023</w:t>
-        </w:r>
-      </w:hyperlink>
-    </w:p>
-    <w:bookmarkEnd w:id="101"/>
-    <w:bookmarkStart w:id="103" w:name="ref-Tidu2023"/>
+    </w:p>
+    <w:bookmarkEnd w:id="136"/>
+    <w:bookmarkStart w:id="137" w:name="ref-Theil1967"/>
     <w:p>
       <w:pPr>
         <w:pStyle w:val="Bibliographie"/>
       </w:pPr>
       <w:r>
-        <w:t xml:space="preserve">Tidu, A., Guy, F., &amp; Usai, S. (2024). Measuring</w:t>
-      </w:r>
-      <w:r>
-        <w:t xml:space="preserve"> </w:t>
-      </w:r>
-      <w:r>
-        <w:t xml:space="preserve">Spatial Dispersion</w:t>
-      </w:r>
-      <w:r>
-        <w:t xml:space="preserve">:</w:t>
-      </w:r>
-      <w:r>
-        <w:t xml:space="preserve"> </w:t>
-      </w:r>
-      <w:r>
-        <w:t xml:space="preserve">An Experimental Test</w:t>
-      </w:r>
-      <w:r>
-        <w:t xml:space="preserve"> </w:t>
-      </w:r>
-      <w:r>
-        <w:t xml:space="preserve">on the</w:t>
+        <w:t xml:space="preserve">Theil, H. (1967).</w:t>
+      </w:r>
+      <w:r>
+        <w:t xml:space="preserve"> </w:t>
+      </w:r>
+      <w:r>
+        <w:rPr>
+          <w:i/>
+          <w:iCs/>
+        </w:rPr>
+        <w:t xml:space="preserve">Economics and information theory</w:t>
+      </w:r>
+      <w:r>
+        <w:t xml:space="preserve">. Rand McNally &amp; Company.</w:t>
+      </w:r>
+    </w:p>
+    <w:bookmarkEnd w:id="137"/>
+    <w:bookmarkStart w:id="139" w:name="ref-Tidu2023"/>
+    <w:p>
+      <w:pPr>
+        <w:pStyle w:val="Bibliographie"/>
+      </w:pPr>
+      <w:r>
+        <w:t xml:space="preserve">Tidu, A., Guy, F., &amp; Usai, S. (2024). Measuring spatial dispersion: An experimental test on the</w:t>
       </w:r>
       <w:r>
         <w:t xml:space="preserve"> </w:t>
@@ -6203,7 +8550,7 @@
       <w:r>
         <w:t xml:space="preserve"> </w:t>
       </w:r>
-      <w:hyperlink r:id="rId102">
+      <w:hyperlink r:id="rId138">
         <w:r>
           <w:rPr>
             <w:rStyle w:val="Lienhypertexte"/>
@@ -6212,9 +8559,9 @@
         </w:r>
       </w:hyperlink>
     </w:p>
-    <w:bookmarkEnd w:id="103"/>
-    <w:bookmarkEnd w:id="104"/>
-    <w:bookmarkEnd w:id="105"/>
+    <w:bookmarkEnd w:id="139"/>
+    <w:bookmarkEnd w:id="140"/>
+    <w:bookmarkEnd w:id="141"/>
     <w:sectPr>
       <w:pgSz w:code="1" w:h="15840" w:w="12240"/>
       <w:pgMar w:bottom="1418" w:footer="720" w:gutter="0" w:header="720" w:left="1701" w:right="1418" w:top="1701"/>
@@ -6246,7 +8593,7 @@
       </w:r>
     </w:p>
   </w:footnote>
-  <w:footnote w:id="51">
+  <w:footnote w:id="60">
     <w:p>
       <w:pPr>
         <w:pStyle w:val="Notedebasdepage"/>

--- a/Rev1.docx
+++ b/Rev1.docx
@@ -4099,7 +4099,7 @@
         <w:t xml:space="preserve">In this section, we investigate these two potential limitations.</w:t>
       </w:r>
     </w:p>
-    <w:bookmarkStart w:id="34" w:name="computing-time"/>
+    <w:bookmarkStart w:id="38" w:name="computing-time"/>
     <w:p>
       <w:pPr>
         <w:pStyle w:val="Titre3"/>
@@ -4194,7 +4194,7 @@
         <w:t xml:space="preserve"> </w:t>
       </w:r>
       <w:r>
-        <w:t xml:space="preserve">0.99) using the mentioned relation:</w:t>
+        <w:t xml:space="preserve">0.97) using the mentioned relation:</w:t>
       </w:r>
       <w:r>
         <w:t xml:space="preserve"> </w:t>
@@ -4290,7 +4290,7 @@
         </m:r>
       </m:oMath>
       <w:r>
-        <w:t xml:space="preserve"> points (e.g., 2.99 seconds for 100,000 points), knowing the time</w:t>
+        <w:t xml:space="preserve"> points (e.g., 2.59 seconds for 100,000 points), knowing the time</w:t>
       </w:r>
       <w:r>
         <w:t xml:space="preserve"> </w:t>
@@ -4350,22 +4350,12 @@
         <w:t xml:space="preserve"> </w:t>
       </w:r>
       <w:r>
-        <w:t xml:space="preserve">is the power relation (here: 1.5).</w:t>
-      </w:r>
-    </w:p>
-    <w:bookmarkEnd w:id="34"/>
-    <w:bookmarkStart w:id="39" w:name="memory"/>
-    <w:p>
-      <w:pPr>
-        <w:pStyle w:val="Titre3"/>
-      </w:pPr>
-      <w:r>
-        <w:t xml:space="preserve">Memory</w:t>
-      </w:r>
-    </w:p>
-    <w:p>
-      <w:pPr>
-        <w:pStyle w:val="FirstParagraph"/>
+        <w:t xml:space="preserve">is the power relation (here: 1.3).</w:t>
+      </w:r>
+    </w:p>
+    <w:p>
+      <w:pPr>
+        <w:pStyle w:val="Corpsdetexte"/>
       </w:pPr>
     </w:p>
     <w:p>
@@ -4377,18 +4367,18 @@
           <wp:inline>
             <wp:extent cx="4620126" cy="2310063"/>
             <wp:effectExtent b="0" l="0" r="0" t="0"/>
-            <wp:docPr descr="Figure 4: (a) Calculation time (seconds) and (b) memory required (MB) to estimate M as a function of the size of the set of points. The measures were repeated 10 times. The bars represent the \pm 1 standard deviation interval." title="" id="36" name="Picture"/>
+            <wp:docPr descr="Figure 4: (a) Calculation time (seconds) and (b) memory required (MB) to estimate M as a function of the size of the set of points. The measures were repeated 10 times. The bars represent the +/- 1 standard deviation interval." title="" id="35" name="Picture"/>
             <a:graphic>
               <a:graphicData uri="http://schemas.openxmlformats.org/drawingml/2006/picture">
                 <pic:pic>
                   <pic:nvPicPr>
-                    <pic:cNvPr descr="Rev1_files/Rev1_files/figure-docx/TestTimeMemFig-1.png" id="37" name="Picture"/>
+                    <pic:cNvPr descr="Rev1_files/Rev1_files/figure-docx/TestTimeMemFig-1.png" id="36" name="Picture"/>
                     <pic:cNvPicPr>
                       <a:picLocks noChangeArrowheads="1" noChangeAspect="1"/>
                     </pic:cNvPicPr>
                   </pic:nvPicPr>
                   <pic:blipFill>
-                    <a:blip r:embed="rId35"/>
+                    <a:blip r:embed="rId34"/>
                     <a:stretch>
                       <a:fillRect/>
                     </a:stretch>
@@ -4419,8 +4409,8 @@
       <w:pPr>
         <w:pStyle w:val="ImageCaption"/>
       </w:pPr>
-      <w:bookmarkStart w:id="38" w:name="fig:TestTimeMemFig"/>
-      <w:bookmarkEnd w:id="38"/>
+      <w:bookmarkStart w:id="37" w:name="fig:TestTimeMemFig"/>
+      <w:bookmarkEnd w:id="37"/>
       <w:r>
         <w:t xml:space="preserve">Figure 4: (a) Calculation time (seconds) and (b) memory required (MB) to estimate </w:t>
       </w:r>
@@ -4435,24 +4425,7 @@
         <w:t xml:space="preserve"> </w:t>
       </w:r>
       <w:r>
-        <w:t xml:space="preserve">as a function of the size of the set of points. The measures were repeated 10 times. The bars represent the </w:t>
-      </w:r>
-      <m:oMath>
-        <m:r>
-          <m:rPr>
-            <m:sty m:val="p"/>
-          </m:rPr>
-          <m:t>±</m:t>
-        </m:r>
-        <m:r>
-          <m:t>1</m:t>
-        </m:r>
-      </m:oMath>
-      <w:r>
-        <w:t xml:space="preserve"> </w:t>
-      </w:r>
-      <w:r>
-        <w:t xml:space="preserve">standard deviation interval.</w:t>
+        <w:t xml:space="preserve">as a function of the size of the set of points. The measures were repeated 10 times. The bars represent the +/- 1 standard deviation interval.</w:t>
       </w:r>
     </w:p>
     <w:p>
@@ -4460,9 +4433,19 @@
         <w:pStyle w:val="Corpsdetexte"/>
       </w:pPr>
     </w:p>
-    <w:p>
-      <w:pPr>
-        <w:pStyle w:val="Corpsdetexte"/>
+    <w:bookmarkEnd w:id="38"/>
+    <w:bookmarkStart w:id="39" w:name="memory"/>
+    <w:p>
+      <w:pPr>
+        <w:pStyle w:val="Titre3"/>
+      </w:pPr>
+      <w:r>
+        <w:t xml:space="preserve">Memory</w:t>
+      </w:r>
+    </w:p>
+    <w:p>
+      <w:pPr>
+        <w:pStyle w:val="FirstParagraph"/>
       </w:pPr>
       <w:r>
         <w:t xml:space="preserve">The memory used is evaluated for the same data sizes (Figure </w:t>
@@ -5729,13 +5712,13 @@
         <w:t xml:space="preserve"> </w:t>
       </w:r>
       <w:r>
-        <w:t xml:space="preserve">For a set of five million points, the power law predicts around 13 minutes of computing time.</w:t>
-      </w:r>
-      <w:r>
-        <w:t xml:space="preserve"> </w:t>
-      </w:r>
-      <w:r>
-        <w:t xml:space="preserve">Accordingly, 1,000 simulations would take around 9 days.</w:t>
+        <w:t xml:space="preserve">For a set of five million points, the power law predicts around 5 minutes of computing time.</w:t>
+      </w:r>
+      <w:r>
+        <w:t xml:space="preserve"> </w:t>
+      </w:r>
+      <w:r>
+        <w:t xml:space="preserve">Accordingly, 1,000 simulations would take around 4 days.</w:t>
       </w:r>
     </w:p>
     <w:p>

--- a/Rev1.docx
+++ b/Rev1.docx
@@ -7,7 +7,7 @@
         <w:pStyle w:val="Date"/>
       </w:pPr>
       <w:r>
-        <w:t xml:space="preserve">June 02, 2026</w:t>
+        <w:t xml:space="preserve">June 03, 2026</w:t>
       </w:r>
     </w:p>
     <w:p>
@@ -171,16 +171,16 @@
         <w:t xml:space="preserve"> </w:t>
       </w:r>
       <w:r>
-        <w:t xml:space="preserve">Policymakers are also particularly interested in the agglomeration of activities, since a better understanding of the locations and extent of the agglomeration of activities allows them to develop more effective economic policies addressing regional growth disparities and the measures needed to promote economic convergence or greater territorial cohesion (see for example</w:t>
-      </w:r>
-      <w:r>
-        <w:t xml:space="preserve"> </w:t>
-      </w:r>
-      <w:r>
-        <w:t xml:space="preserve">Baldwin et al. (2003)</w:t>
-      </w:r>
-      <w:r>
-        <w:t xml:space="preserve">).</w:t>
+        <w:t xml:space="preserve">Policymakers are also particularly interested in the agglomeration of activities, since a better understanding of the locations and extent of the agglomeration of activities allows them to develop more effective economic policies addressing regional growth disparities and the measures needed to promote economic convergence or greater territorial cohesion</w:t>
+      </w:r>
+      <w:r>
+        <w:t xml:space="preserve"> </w:t>
+      </w:r>
+      <w:r>
+        <w:t xml:space="preserve">(see for example Baldwin et al., 2003)</w:t>
+      </w:r>
+      <w:r>
+        <w:t xml:space="preserve">.</w:t>
       </w:r>
     </w:p>
     <w:p>
@@ -245,7 +245,7 @@
         <w:t xml:space="preserve"> </w:t>
       </w:r>
       <w:r>
-        <w:t xml:space="preserve">Since 2000’s, a series of spatial concentration measures based on distances between geo-localized entities studied has been proposed (see for example</w:t>
+        <w:t xml:space="preserve">Since the 2000s, a series of spatial concentration measures based on distances between geo-localized entities studied has been proposed (see</w:t>
       </w:r>
       <w:r>
         <w:t xml:space="preserve"> </w:t>
@@ -263,7 +263,7 @@
         <w:t xml:space="preserve"> </w:t>
       </w:r>
       <w:r>
-        <w:t xml:space="preserve">By considering space as continuous, the advantage of these distance-based methods is to circumvent any statistical bias associated to a discretization of space into separate units (known as the MAUP-Modifiable Areal Unit Problem, see</w:t>
+        <w:t xml:space="preserve">By considering space as continuous, the advantage of these distance-based methods is to circumvent any statistical bias associated to a discretization of space into separate units, known as the MAUP-Modifiable Areal Unit Problem: see</w:t>
       </w:r>
       <w:r>
         <w:t xml:space="preserve"> </w:t>
@@ -284,13 +284,7 @@
         <w:t xml:space="preserve">Arbia (1989)</w:t>
       </w:r>
       <w:r>
-        <w:t xml:space="preserve">).</w:t>
-      </w:r>
-      <w:r>
-        <w:t xml:space="preserve"> </w:t>
-      </w:r>
-      <w:r>
-        <w:t xml:space="preserve">Numerous studies have shown the importance of using such a methodology in social sciences</w:t>
+        <w:t xml:space="preserve">. Numerous studies have shown the importance of using such a methodology in social sciences</w:t>
       </w:r>
       <w:r>
         <w:t xml:space="preserve"> </w:t>
@@ -329,25 +323,25 @@
         <w:t xml:space="preserve"> </w:t>
       </w:r>
       <w:r>
-        <w:t xml:space="preserve">published in this review an analysis based on continuous space on the technology manufacturing industry in the metropolitan areas of Milan and Turin in Italy.</w:t>
-      </w:r>
-      <w:r>
-        <w:t xml:space="preserve"> </w:t>
-      </w:r>
-      <w:r>
-        <w:t xml:space="preserve">They show all the importance of taking into account the exact geographic position of the plants to provide a complete description of the location patterns of high- and medium-high-technology manufacturing.</w:t>
-      </w:r>
-      <w:r>
-        <w:t xml:space="preserve"> </w:t>
-      </w:r>
-      <w:r>
-        <w:t xml:space="preserve">For example, they detect that these firms are spatially aggregated at distances greater than 500~meters in the metropolitan area of Milan.</w:t>
-      </w:r>
-      <w:r>
-        <w:t xml:space="preserve"> </w:t>
-      </w:r>
-      <w:r>
-        <w:t xml:space="preserve">This result encourages very precise developments that explain such agglomeration patterns.</w:t>
+        <w:t xml:space="preserve">published in their review an analysis based on continuous space on the technology manufacturing industry in the metropolitan areas of Milan and Turin in Italy.</w:t>
+      </w:r>
+      <w:r>
+        <w:t xml:space="preserve"> </w:t>
+      </w:r>
+      <w:r>
+        <w:t xml:space="preserve">They showed all the importance of taking into account the exact geographic position of the plants to provide a complete description of the location patterns of high- and medium-high-technology manufacturing.</w:t>
+      </w:r>
+      <w:r>
+        <w:t xml:space="preserve"> </w:t>
+      </w:r>
+      <w:r>
+        <w:t xml:space="preserve">For example, they detected that these firms were spatially aggregated at distances greater than 500~meters in the metropolitan area of Milan.</w:t>
+      </w:r>
+      <w:r>
+        <w:t xml:space="preserve"> </w:t>
+      </w:r>
+      <w:r>
+        <w:t xml:space="preserve">This result encourages developments that explain such agglomeration patterns.</w:t>
       </w:r>
     </w:p>
     <w:p>
@@ -364,7 +358,7 @@
         <w:t xml:space="preserve">Tidu et al. (2024)</w:t>
       </w:r>
       <w:r>
-        <w:t xml:space="preserve">, the</w:t>
+        <w:t xml:space="preserve">: the</w:t>
       </w:r>
       <w:r>
         <w:t xml:space="preserve"> </w:t>
@@ -571,7 +565,7 @@
         <w:t xml:space="preserve"> </w:t>
       </w:r>
       <w:r>
-        <w:t xml:space="preserve">This could be a limit of the use of the</w:t>
+        <w:t xml:space="preserve">This might be a limit of the use of the</w:t>
       </w:r>
       <w:r>
         <w:t xml:space="preserve"> </w:t>
@@ -630,7 +624,7 @@
         <w:t xml:space="preserve"> </w:t>
       </w:r>
       <w:r>
-        <w:t xml:space="preserve">This approach is similar to that of</w:t>
+        <w:t xml:space="preserve">This motivation is similar to that of</w:t>
       </w:r>
       <w:r>
         <w:t xml:space="preserve"> </w:t>
@@ -639,13 +633,10 @@
         <w:t xml:space="preserve">Scholl &amp; Brenner (2015)</w:t>
       </w:r>
       <w:r>
-        <w:t xml:space="preserve">.</w:t>
-      </w:r>
-      <w:r>
-        <w:t xml:space="preserve"> </w:t>
-      </w:r>
-      <w:r>
-        <w:t xml:space="preserve">They proposed the</w:t>
+        <w:t xml:space="preserve"> </w:t>
+      </w:r>
+      <w:r>
+        <w:t xml:space="preserve">who proposed approximating the distances between pairs of entities by grouping them into classes to compute the</w:t>
       </w:r>
       <w:r>
         <w:t xml:space="preserve"> </w:t>
@@ -674,7 +665,7 @@
         <w:t xml:space="preserve">(Duranton &amp; Overman, 2005)</w:t>
       </w:r>
       <w:r>
-        <w:t xml:space="preserve">, approximating the distances between pairs of entities by grouping them into classes.</w:t>
+        <w:t xml:space="preserve">, another distance-based measure.</w:t>
       </w:r>
       <w:r>
         <w:t xml:space="preserve"> </w:t>
@@ -726,7 +717,7 @@
         <w:t xml:space="preserve">(R Core Team, 2026)</w:t>
       </w:r>
       <w:r>
-        <w:t xml:space="preserve">, provides a considerable gain in computational performance with minor loss of accuracy.</w:t>
+        <w:t xml:space="preserve">, provides a considerable gain in memory use, another critical aspect of processing large datasets, with minor loss of accuracy.</w:t>
       </w:r>
       <w:r>
         <w:t xml:space="preserve"> </w:t>
@@ -802,44 +793,28 @@
         <w:t xml:space="preserve"> </w:t>
       </w:r>
       <w:r>
-        <w:t xml:space="preserve">The computation times become excessive beyond that, using a personal computer.</w:t>
-      </w:r>
-      <w:r>
-        <w:t xml:space="preserve"> </w:t>
-      </w:r>
-      <w:r>
-        <w:t xml:space="preserve">Second, we study the effect of the geographical approximation of the locations of the analyzed entities.</w:t>
-      </w:r>
-      <w:r>
-        <w:t xml:space="preserve"> </w:t>
-      </w:r>
-      <w:r>
-        <w:t xml:space="preserve">This methodological study, based on a deliberately limited number of entity locations, quantified the extent of the deterioration in information that this approach created.</w:t>
-      </w:r>
-      <w:r>
-        <w:t xml:space="preserve"> </w:t>
-      </w:r>
-      <w:r>
-        <w:t xml:space="preserve">Third, we test another approach</w:t>
-      </w:r>
-      <w:r>
-        <w:br/>
-      </w:r>
-      <w:r>
-        <w:t xml:space="preserve">These performance tests precisely provided the computational advantages and limitations of the</w:t>
-      </w:r>
-      <w:r>
-        <w:t xml:space="preserve"> </w:t>
-      </w:r>
-      <w:r>
-        <w:rPr>
-          <w:i/>
-          <w:iCs/>
-        </w:rPr>
-        <w:t xml:space="preserve">M</w:t>
-      </w:r>
-      <w:r>
-        <w:t xml:space="preserve"> function as a function of the of the dataset size.</w:t>
+        <w:t xml:space="preserve">On a personal computer, the computation time becomes excessive beyond that.</w:t>
+      </w:r>
+      <w:r>
+        <w:t xml:space="preserve"> </w:t>
+      </w:r>
+      <w:r>
+        <w:t xml:space="preserve">Second, we study the effect of the geographical approximation of the locations of the analyzed entities in terms of the deterioration in information that this approach creates.</w:t>
+      </w:r>
+      <w:r>
+        <w:t xml:space="preserve"> </w:t>
+      </w:r>
+      <w:r>
+        <w:t xml:space="preserve">Third, we show that an alternate method, i.e. random thinning of the point pattern</w:t>
+      </w:r>
+      <w:r>
+        <w:t xml:space="preserve"> </w:t>
+      </w:r>
+      <w:r>
+        <w:t xml:space="preserve">(Arbia et al., 2017; Sweeney &amp; Konty, 2005)</w:t>
+      </w:r>
+      <w:r>
+        <w:t xml:space="preserve">, is more efficient.</w:t>
       </w:r>
     </w:p>
     <w:p>
@@ -1094,7 +1069,7 @@
         <w:t xml:space="preserve"> </w:t>
       </w:r>
       <w:r>
-        <w:t xml:space="preserve">This technique constitutes a very simple way to quantify the importance of all of the determinants of industrial agglomeration (see for example the empirical studies of</w:t>
+        <w:t xml:space="preserve">This technique constitutes a very simple way to quantify the importance of all of the determinants of industrial agglomeration: see for example the empirical studies of</w:t>
       </w:r>
       <w:r>
         <w:t xml:space="preserve"> </w:t>
@@ -1103,7 +1078,10 @@
         <w:t xml:space="preserve">Rosenthal &amp; Strange (2001)</w:t>
       </w:r>
       <w:r>
-        <w:t xml:space="preserve">;</w:t>
+        <w:t xml:space="preserve"> </w:t>
+      </w:r>
+      <w:r>
+        <w:t xml:space="preserve">or</w:t>
       </w:r>
       <w:r>
         <w:t xml:space="preserve"> </w:t>
@@ -1112,10 +1090,7 @@
         <w:t xml:space="preserve">Ellison &amp; Glaeser (1999)</w:t>
       </w:r>
       <w:r>
-        <w:t xml:space="preserve"> </w:t>
-      </w:r>
-      <w:r>
-        <w:t xml:space="preserve">or the article of</w:t>
+        <w:t xml:space="preserve">, or the review of</w:t>
       </w:r>
       <w:r>
         <w:t xml:space="preserve"> </w:t>
@@ -1124,16 +1099,7 @@
         <w:t xml:space="preserve">Rosenthal &amp; Strange (2004)</w:t>
       </w:r>
       <w:r>
-        <w:t xml:space="preserve"> </w:t>
-      </w:r>
-      <w:r>
-        <w:t xml:space="preserve">for a review).</w:t>
-      </w:r>
-      <w:r>
-        <w:t xml:space="preserve"> </w:t>
-      </w:r>
-      <w:r>
-        <w:t xml:space="preserve">Estimating at best the importance of all factors at work is straightforward, notably for policymakers that provide effective economic policies in order to foster regional growth and to attenuate disparities between regions.</w:t>
+        <w:t xml:space="preserve">. Estimating at best the importance of all factors at work is straightforward, notably for policymakers that provide effective economic policies in order to foster regional growth and to attenuate disparities between regions.</w:t>
       </w:r>
     </w:p>
     <w:bookmarkEnd w:id="10"/>
@@ -1151,7 +1117,7 @@
         <w:pStyle w:val="FirstParagraph"/>
       </w:pPr>
       <w:r>
-        <w:t xml:space="preserve">Based on the importance of the industrial geographic concentration, a lot of attention has been made in economics and in geography to develop statistical measures that are able to describe the spatial concentration precisely and without any statical bias</w:t>
+        <w:t xml:space="preserve">Based on the importance of the industrial geographic concentration, a great deal of attention has been paid in economics and in geography to develop statistical measures that are able to describe the spatial concentration precisely and without any statistical bias</w:t>
       </w:r>
       <w:r>
         <w:t xml:space="preserve"> </w:t>
@@ -1166,11 +1132,19 @@
         <w:t xml:space="preserve"> </w:t>
       </w:r>
       <w:r>
-        <w:t xml:space="preserve">Today, many indices coexist in the literature but two distinct groups are [F1.1]clearly identified depending both on the nature of the data used and on their statistical treatment.</w:t>
-      </w:r>
-      <w:r>
-        <w:t xml:space="preserve"> </w:t>
-      </w:r>
+        <w:t xml:space="preserve">Today, many indices coexist in the literature but two distinct groups are [F1.1]</w:t>
+      </w:r>
+      <w:r>
+        <w:t xml:space="preserve"> </w:t>
+      </w:r>
+      <w:r>
+        <w:t xml:space="preserve">clearly identified depending both on the nature of the data used and on their statistical treatment.</w:t>
+      </w:r>
+    </w:p>
+    <w:p>
+      <w:pPr>
+        <w:pStyle w:val="Corpsdetexte"/>
+      </w:pPr>
       <w:r>
         <w:t xml:space="preserve">The first group of measures divides space into a given number of exclusive zones, for example data are aggregated at the county level or the regional one.</w:t>
       </w:r>
@@ -1187,37 +1161,58 @@
         <w:t xml:space="preserve">(Florence, 1972)</w:t>
       </w:r>
       <w:r>
+        <w:t xml:space="preserve">, the</w:t>
+      </w:r>
+      <w:r>
+        <w:t xml:space="preserve"> </w:t>
+      </w:r>
+      <w:r>
+        <w:t xml:space="preserve">Gini (1912)</w:t>
+      </w:r>
+      <w:r>
+        <w:t xml:space="preserve"> </w:t>
+      </w:r>
+      <w:r>
+        <w:t xml:space="preserve">index or the</w:t>
+      </w:r>
+      <w:r>
+        <w:t xml:space="preserve"> </w:t>
+      </w:r>
+      <w:r>
+        <w:t xml:space="preserve">Ellison &amp; Glaeser (1997)</w:t>
+      </w:r>
+      <w:r>
+        <w:t xml:space="preserve"> </w:t>
+      </w:r>
+      <w:r>
+        <w:t xml:space="preserve">index belong to that group.</w:t>
+      </w:r>
+      <w:r>
+        <w:t xml:space="preserve"> </w:t>
+      </w:r>
+      <w:r>
+        <w:t xml:space="preserve">It is out of the scope of this article to present in details these indices but a discussion of these spatial concentration measures is given in</w:t>
+      </w:r>
+      <w:r>
+        <w:t xml:space="preserve"> </w:t>
+      </w:r>
+      <w:r>
+        <w:t xml:space="preserve">Sweeney &amp; Feser (2004)</w:t>
+      </w:r>
+      <w:r>
         <w:t xml:space="preserve">,</w:t>
       </w:r>
       <w:r>
         <w:t xml:space="preserve"> </w:t>
       </w:r>
       <w:r>
-        <w:t xml:space="preserve">Gini (1912)</w:t>
-      </w:r>
-      <w:r>
-        <w:t xml:space="preserve"> </w:t>
-      </w:r>
-      <w:r>
-        <w:t xml:space="preserve">index or</w:t>
-      </w:r>
-      <w:r>
-        <w:t xml:space="preserve"> </w:t>
-      </w:r>
-      <w:r>
-        <w:t xml:space="preserve">Ellison &amp; Glaeser (1997)</w:t>
-      </w:r>
-      <w:r>
-        <w:t xml:space="preserve"> </w:t>
-      </w:r>
-      <w:r>
-        <w:t xml:space="preserve">index belong to that group.</w:t>
-      </w:r>
-      <w:r>
-        <w:t xml:space="preserve"> </w:t>
-      </w:r>
-      <w:r>
-        <w:t xml:space="preserve">It is out of the scope of this article to present in details these indices but a discussion of these spatial concentration measures is given in</w:t>
+        <w:t xml:space="preserve">Bickenbach &amp; Eckhardt (2008)</w:t>
+      </w:r>
+      <w:r>
+        <w:t xml:space="preserve"> </w:t>
+      </w:r>
+      <w:r>
+        <w:t xml:space="preserve">or</w:t>
       </w:r>
       <w:r>
         <w:t xml:space="preserve"> </w:t>
@@ -1232,19 +1227,7 @@
         <w:t xml:space="preserve"> </w:t>
       </w:r>
       <w:r>
-        <w:t xml:space="preserve">Entropy measures also belong to that first group, even if they are less employed in spatial economics or in quantitative geography (see for example the article</w:t>
-      </w:r>
-      <w:r>
-        <w:t xml:space="preserve"> </w:t>
-      </w:r>
-      <w:r>
-        <w:t xml:space="preserve">Brülhart &amp; Traeger (2005)</w:t>
-      </w:r>
-      <w:r>
-        <w:t xml:space="preserve"> </w:t>
-      </w:r>
-      <w:r>
-        <w:t xml:space="preserve">for an evaluation of spatial concentration of activities across regions with the</w:t>
+        <w:t xml:space="preserve">Entropy measures also belong to that first group, even if they are less employed in spatial economics or in quantitative geography</w:t>
       </w:r>
       <w:r>
         <w:t xml:space="preserve"> </w:t>
@@ -1253,22 +1236,7 @@
         <w:t xml:space="preserve">Theil (1967)</w:t>
       </w:r>
       <w:r>
-        <w:t xml:space="preserve"> </w:t>
-      </w:r>
-      <w:r>
-        <w:t xml:space="preserve">index).</w:t>
-      </w:r>
-      <w:r>
-        <w:t xml:space="preserve"> </w:t>
-      </w:r>
-      <w:r>
-        <w:t xml:space="preserve">The common advantage of all of these measures is the simplest way to compute them: they need low-intensive calculations, data are spatially aggregated so they are easy to find and compute.</w:t>
-      </w:r>
-      <w:r>
-        <w:t xml:space="preserve"> </w:t>
-      </w:r>
-      <w:r>
-        <w:t xml:space="preserve">For example,</w:t>
+        <w:t xml:space="preserve">. The common advantage of all of these measures is the simplest way to compute them: they do not need intensive calculations, data are spatially aggregated so they are easy to find and compute. For example,</w:t>
       </w:r>
       <w:r>
         <w:t xml:space="preserve"> </w:t>
@@ -1294,25 +1262,13 @@
         </w:r>
       </w:hyperlink>
       <w:r>
-        <w:t xml:space="preserve">) to measure industrial employment disparities across European regions.</w:t>
-      </w:r>
-      <w:r>
-        <w:t xml:space="preserve"> </w:t>
-      </w:r>
-      <w:r>
-        <w:t xml:space="preserve">The shared limit of all of the previous indices presented is that they rest on a pre-defined zoning of space.</w:t>
-      </w:r>
-      <w:r>
-        <w:t xml:space="preserve"> </w:t>
-      </w:r>
-      <w:r>
-        <w:t xml:space="preserve">As a consequence, all the information lower than the zoning delimitation is simply lost.</w:t>
-      </w:r>
-      <w:r>
-        <w:t xml:space="preserve"> </w:t>
-      </w:r>
-      <w:r>
-        <w:t xml:space="preserve">This is far from being ideal for example for researchers that want to study the very localized interactions between firms, the face-to-face contacts between individuals etc[F2.1].</w:t>
+        <w:t xml:space="preserve">) to measure industrial employment disparities across European regions. The shared limit of all of the previous indices presented is that they rest on a pre-defined zoning of space. As a consequence, all the information lower than the zoning delimitation is simply lost. This is far from being ideal for example for researchers that want to study the very localized interactions between firms, the face-to-face contacts between individuals etc[F2.1]</w:t>
+      </w:r>
+      <w:r>
+        <w:t xml:space="preserve"> </w:t>
+      </w:r>
+      <w:r>
+        <w:t xml:space="preserve">.</w:t>
       </w:r>
       <w:r>
         <w:t xml:space="preserve"> </w:t>
@@ -1348,7 +1304,19 @@
         <w:t xml:space="preserve"> </w:t>
       </w:r>
       <w:r>
-        <w:t xml:space="preserve">This is important at both for the precision of the agglomeration levels but also to find the “right” scale to analyze agglomeration factors</w:t>
+        <w:t xml:space="preserve">This is important at both for the precision of the agglomeration levels but also to find the</w:t>
+      </w:r>
+      <w:r>
+        <w:t xml:space="preserve"> </w:t>
+      </w:r>
+      <w:r>
+        <w:t xml:space="preserve">“right”</w:t>
+      </w:r>
+      <w:r>
+        <w:t xml:space="preserve"> </w:t>
+      </w:r>
+      <w:r>
+        <w:t xml:space="preserve">scale to analyze agglomeration factors</w:t>
       </w:r>
       <w:r>
         <w:t xml:space="preserve"> </w:t>
@@ -1359,9 +1327,11 @@
       <w:r>
         <w:t xml:space="preserve">.</w:t>
       </w:r>
-      <w:r>
-        <w:t xml:space="preserve"> </w:t>
-      </w:r>
+    </w:p>
+    <w:p>
+      <w:pPr>
+        <w:pStyle w:val="Corpsdetexte"/>
+      </w:pPr>
       <w:r>
         <w:t xml:space="preserve">An answer the MAUP issues was proposed by the development of a second group of measures that not divide space into a given number of zones.</w:t>
       </w:r>
@@ -1369,13 +1339,25 @@
         <w:t xml:space="preserve"> </w:t>
       </w:r>
       <w:r>
-        <w:t xml:space="preserve">This second group encompasses all “distance-based measures” (DBM) based on point pattern analysis</w:t>
-      </w:r>
-      <w:r>
-        <w:t xml:space="preserve"> </w:t>
-      </w:r>
-      <w:r>
-        <w:t xml:space="preserve">(Marcon &amp; Puech, 2017@)</w:t>
+        <w:t xml:space="preserve">This second group encompasses all</w:t>
+      </w:r>
+      <w:r>
+        <w:t xml:space="preserve"> </w:t>
+      </w:r>
+      <w:r>
+        <w:t xml:space="preserve">“distance-based measures”</w:t>
+      </w:r>
+      <w:r>
+        <w:t xml:space="preserve"> </w:t>
+      </w:r>
+      <w:r>
+        <w:t xml:space="preserve">(DBMs) based on point pattern analysis</w:t>
+      </w:r>
+      <w:r>
+        <w:t xml:space="preserve"> </w:t>
+      </w:r>
+      <w:r>
+        <w:t xml:space="preserve">(Marcon &amp; Puech, 2017)</w:t>
       </w:r>
       <w:r>
         <w:t xml:space="preserve">.</w:t>
@@ -1384,19 +1366,19 @@
         <w:t xml:space="preserve"> </w:t>
       </w:r>
       <w:r>
-        <w:t xml:space="preserve">In that case, the exact geographic position of firms is preserved and the spatial concentration levels of agglomeration is calculated on the distances between the geo-localized firms studied.</w:t>
-      </w:r>
-      <w:r>
-        <w:t xml:space="preserve"> </w:t>
-      </w:r>
-      <w:r>
-        <w:t xml:space="preserve">By preserving the exact positions of the firms analyzed, the DBM circumvent all statistical bias associated to a discretization of space into separate units.</w:t>
-      </w:r>
-      <w:r>
-        <w:t xml:space="preserve"> </w:t>
-      </w:r>
-      <w:r>
-        <w:t xml:space="preserve">By considering space as continuous, DBM evaluate the spatial concentration for all possible distances.</w:t>
+        <w:t xml:space="preserve">In that case, the exact geographic position of firms is preserved and the spatial concentration levels of agglomeration is calculated on the distances between the geo-located firms studied.</w:t>
+      </w:r>
+      <w:r>
+        <w:t xml:space="preserve"> </w:t>
+      </w:r>
+      <w:r>
+        <w:t xml:space="preserve">By preserving the exact positions of the firms analyzed, DBMs circumvent all statistical bias associated to a discretization of space into separate units.</w:t>
+      </w:r>
+      <w:r>
+        <w:t xml:space="preserve"> </w:t>
+      </w:r>
+      <w:r>
+        <w:t xml:space="preserve">By considering space as continuous, DBMs evaluate the spatial concentration for all possible distances.</w:t>
       </w:r>
       <w:r>
         <w:t xml:space="preserve"> </w:t>
@@ -1414,22 +1396,16 @@
         <w:t xml:space="preserve"> </w:t>
       </w:r>
       <w:r>
-        <w:t xml:space="preserve">A series of spatial concentration measures based on distances have been proposed (</w:t>
-      </w:r>
-      <w:r>
-        <w:t xml:space="preserve">Marcon &amp; Puech (2017)</w:t>
-      </w:r>
-      <w:r>
-        <w:t xml:space="preserve"> </w:t>
-      </w:r>
-      <w:r>
-        <w:t xml:space="preserve">proposed a typology of around a dozen of existing DBM).</w:t>
-      </w:r>
-      <w:r>
-        <w:t xml:space="preserve"> </w:t>
-      </w:r>
-      <w:r>
-        <w:t xml:space="preserve">Among the first applications of distance-based methods, the works of</w:t>
+        <w:t xml:space="preserve">A series of spatial concentration measures based on distances have been proposed</w:t>
+      </w:r>
+      <w:r>
+        <w:t xml:space="preserve"> </w:t>
+      </w:r>
+      <w:r>
+        <w:t xml:space="preserve">(Marcon &amp; Puech, 2017 proposed a typology of around a dozen of existing DBMs)</w:t>
+      </w:r>
+      <w:r>
+        <w:t xml:space="preserve">. Among the first applications of distance-based methods, the works of</w:t>
       </w:r>
       <w:r>
         <w:t xml:space="preserve"> </w:t>
@@ -1453,13 +1429,7 @@
         <w:t xml:space="preserve"> </w:t>
       </w:r>
       <w:r>
-        <w:t xml:space="preserve">are of interest.</w:t>
-      </w:r>
-      <w:r>
-        <w:t xml:space="preserve"> </w:t>
-      </w:r>
-      <w:r>
-        <w:t xml:space="preserve">They investigated the relationship between the agglomeration of manufacturing activities and the characteristics of the plants (capital intensity, plants’ etc.).</w:t>
+        <w:t xml:space="preserve">are of particular interest. They investigated the relationship between the agglomeration of manufacturing activities and the characteristics of the plants (capital intensity, size, etc.).</w:t>
       </w:r>
       <w:r>
         <w:t xml:space="preserve"> </w:t>
@@ -1471,7 +1441,16 @@
         <w:t xml:space="preserve"> </w:t>
       </w:r>
       <w:r>
-        <w:t xml:space="preserve">notably gave support to an existing inverted U-shaped relation between the spatial manufacturing concentration and the size of plants in North Carolina (USA).[F3.1] Today, DBM face a great challenge: they must able to face the huge amount of micro-geographic data that are increasingly available for researchers</w:t>
+        <w:t xml:space="preserve">notably gave support to an existing inverted U-shaped relation between the spatial manufacturing concentration and the size of plants in North Carolina (USA).[F3.1]</w:t>
+      </w:r>
+      <w:r>
+        <w:t xml:space="preserve"> </w:t>
+      </w:r>
+      <w:r>
+        <w:t xml:space="preserve"> </w:t>
+      </w:r>
+      <w:r>
+        <w:t xml:space="preserve">Today, DBMs face a challenge: they must be able to address the huge amount of micro-geographic data that are increasingly available for researchers</w:t>
       </w:r>
       <w:r>
         <w:t xml:space="preserve"> </w:t>
@@ -1486,7 +1465,7 @@
         <w:t xml:space="preserve"> </w:t>
       </w:r>
       <w:r>
-        <w:t xml:space="preserve">Dealing with satellite data for example</w:t>
+        <w:t xml:space="preserve">For example, dealing with satellite data</w:t>
       </w:r>
       <w:r>
         <w:t xml:space="preserve"> </w:t>
@@ -1504,7 +1483,7 @@
         <w:t xml:space="preserve"> </w:t>
       </w:r>
       <w:r>
-        <w:t xml:space="preserve">This also opens new research questions both on the computational capacity to manage very large datasets containing billions of data and also on the possible reductions of computing-time calculations.</w:t>
+        <w:t xml:space="preserve">This kind of data opens new research questions both on the computational capacity to manage very large datasets and the possible reductions of computing time.</w:t>
       </w:r>
       <w:r>
         <w:t xml:space="preserve"> </w:t>
@@ -1547,7 +1526,10 @@
         <w:t xml:space="preserve">(Marcon &amp; Puech, 2010)</w:t>
       </w:r>
       <w:r>
-        <w:t xml:space="preserve">, that presents many advantages for analyzing the location of industries but requires a greater calculation time compared to other distance-based measures.</w:t>
+        <w:t xml:space="preserve">, that presents many advantages for analyzing the location of industries</w:t>
+      </w:r>
+      <w:r>
+        <w:t xml:space="preserve">.</w:t>
       </w:r>
       <w:r>
         <w:t xml:space="preserve"> </w:t>
@@ -4290,7 +4272,7 @@
         </m:r>
       </m:oMath>
       <w:r>
-        <w:t xml:space="preserve"> points (e.g., 2.59 seconds for 100,000 points), knowing the time</w:t>
+        <w:t xml:space="preserve"> points (e.g., 2.52 seconds for 100,000 points), knowing the time</w:t>
       </w:r>
       <w:r>
         <w:t xml:space="preserve"> </w:t>
@@ -4350,7 +4332,7 @@
         <w:t xml:space="preserve"> </w:t>
       </w:r>
       <w:r>
-        <w:t xml:space="preserve">is the power relation (here: 1.3).</w:t>
+        <w:t xml:space="preserve">is the power relation (here: 1.5).</w:t>
       </w:r>
     </w:p>
     <w:p>
@@ -4521,7 +4503,7 @@
         <w:t xml:space="preserve"> </w:t>
       </w:r>
       <w:r>
-        <w:t xml:space="preserve">The M function is often used to test a point pattern against a null hypothesis, requiring simulations of a null point pattern and the same computing time for each of them.</w:t>
+        <w:t xml:space="preserve">The M function is often used to test a point pattern against a null hypothesis, requiring simulations of a null point pattern and the same computing time for each of them, hence multiplying the computing time.</w:t>
       </w:r>
     </w:p>
     <w:p>
@@ -4529,7 +4511,7 @@
         <w:pStyle w:val="Corpsdetexte"/>
       </w:pPr>
       <w:r>
-        <w:t xml:space="preserve">We explore here three possible ways to reduce the computational burden: using the D function instead of M, approximating the position of points, and thinning the point pattern.</w:t>
+        <w:t xml:space="preserve">We explore here two possible ways to reduce the computational burden: approximating the position of points, and thinning the point pattern.</w:t>
       </w:r>
     </w:p>
     <w:bookmarkStart w:id="53" w:name="Xfafa53c07cb80c8857cbbdde7d7f91cdb3b32b3"/>
@@ -5414,13 +5396,13 @@
     </w:p>
     <w:bookmarkEnd w:id="52"/>
     <w:bookmarkEnd w:id="53"/>
-    <w:bookmarkStart w:id="58" w:name="thinning"/>
+    <w:bookmarkStart w:id="58" w:name="random-thinning"/>
     <w:p>
       <w:pPr>
         <w:pStyle w:val="Titre2"/>
       </w:pPr>
       <w:r>
-        <w:t xml:space="preserve">Thinning</w:t>
+        <w:t xml:space="preserve">Random thinning</w:t>
       </w:r>
     </w:p>
     <w:p>
@@ -5437,7 +5419,7 @@
           <wp:inline>
             <wp:extent cx="4620126" cy="2310063"/>
             <wp:effectExtent b="0" l="0" r="0" t="0"/>
-            <wp:docPr descr="Figure 7: (a) Confidence envelope of the estimation of the M function after thinning a 1-million point pattern to 10% of its size and (b) relative Root Mean Squared Error of the estimation due to thinning." title="" id="55" name="Picture"/>
+            <wp:docPr descr="Figure 7: (a) Confidence envelope of the estimation of the M function after thinning a 1-million-point pattern with aggregated Cases to 10% of its size. The mean M values among thinned patterns (dotted, red line) can’t be distinguished from the exact values (black line). The grey envelope corresponds to the 95% confidence level. (b) relative Root Mean Squared Error of the estimation due to thinning, i. e. the expected relative error of estimation, always below 2%." title="" id="55" name="Picture"/>
             <a:graphic>
               <a:graphicData uri="http://schemas.openxmlformats.org/drawingml/2006/picture">
                 <pic:pic>
@@ -5482,7 +5464,7 @@
       <w:bookmarkStart w:id="57" w:name="fig:MthinFig"/>
       <w:bookmarkEnd w:id="57"/>
       <w:r>
-        <w:t xml:space="preserve">Figure 7: (a) Confidence envelope of the estimation of the M function after thinning a 1-million point pattern to 10% of its size and (b) relative Root Mean Squared Error of the estimation due to thinning.</w:t>
+        <w:t xml:space="preserve">Figure 7: (a) Confidence envelope of the estimation of the M function after thinning a 1-million-point pattern with aggregated Cases to 10% of its size. The mean M values among thinned patterns (dotted, red line) can’t be distinguished from the exact values (black line). The grey envelope corresponds to the 95% confidence level. (b) relative Root Mean Squared Error of the estimation due to thinning, i. e. the expected relative error of estimation, always below 2%.</w:t>
       </w:r>
     </w:p>
     <w:p>
@@ -5515,13 +5497,13 @@
         <w:t xml:space="preserve"> </w:t>
       </w:r>
       <w:r>
-        <w:t xml:space="preserve">showed that the K function, hence the D function, is invariant under random thinning.</w:t>
-      </w:r>
-      <w:r>
-        <w:t xml:space="preserve"> </w:t>
-      </w:r>
-      <w:r>
-        <w:t xml:space="preserve">So is the M function: relative DBMs are obtained by dividing a number of neighbors of interest by a total number of neighbors.</w:t>
+        <w:t xml:space="preserve">showed that the K and D functions, that are other DBMs, are invariant under random thinning.</w:t>
+      </w:r>
+      <w:r>
+        <w:t xml:space="preserve"> </w:t>
+      </w:r>
+      <w:r>
+        <w:t xml:space="preserve">So is the M function: it is obtained by dividing a number of neighbors of interest by a total number of neighbors.</w:t>
       </w:r>
       <w:r>
         <w:t xml:space="preserve"> </w:t>
@@ -5543,56 +5525,66 @@
       <w:r>
         <w:t xml:space="preserve">The acceptability of the method can be tested rigorously by simulating randomly thinned point patterns and comparing the distribution of their M function to that of the original pattern.</w:t>
       </w:r>
+      <w:r>
+        <w:t xml:space="preserve"> </w:t>
+      </w:r>
+      <w:r>
+        <w:t xml:space="preserve">A million-point pattern is drawn with aggregated Cases and thinned with down to 10% of its size.</w:t>
+      </w:r>
+      <w:r>
+        <w:t xml:space="preserve"> </w:t>
+      </w:r>
+      <w:r>
+        <w:t xml:space="preserve">The M values of the original and 100 thinned patterns are compared.</w:t>
+      </w:r>
+      <w:r>
+        <w:t xml:space="preserve"> </w:t>
+      </w:r>
+      <w:r>
+        <w:t xml:space="preserve">Figure </w:t>
+      </w:r>
+      <w:r>
+        <w:t xml:space="preserve">7</w:t>
+      </w:r>
+      <w:r>
+        <w:t xml:space="preserve">a shows the mean value and the confidence envelope of the M function applied to thinned patterns.</w:t>
+      </w:r>
+      <w:r>
+        <w:t xml:space="preserve"> </w:t>
+      </w:r>
+      <w:r>
+        <w:t xml:space="preserve">As expected, thinning causes no bias.</w:t>
+      </w:r>
+      <w:r>
+        <w:t xml:space="preserve"> </w:t>
+      </w:r>
+      <w:r>
+        <w:t xml:space="preserve">The relative Root Mean Squared Error (RMSE), that is the expectation of the error caused by thinning, is shown on Figure </w:t>
+      </w:r>
+      <w:r>
+        <w:t xml:space="preserve">7</w:t>
+      </w:r>
+      <w:r>
+        <w:t xml:space="preserve">b.</w:t>
+      </w:r>
+      <w:r>
+        <w:t xml:space="preserve"> </w:t>
+      </w:r>
+      <w:r>
+        <w:t xml:space="preserve">Since the bias is zero, it is simply the coefficient of variation of the simulated M values at each distance.</w:t>
+      </w:r>
+      <w:r>
+        <w:t xml:space="preserve"> </w:t>
+      </w:r>
+      <w:r>
+        <w:t xml:space="preserve">It is very small, around 2%, at short distances and negligible at large distances.</w:t>
+      </w:r>
     </w:p>
     <w:p>
       <w:pPr>
         <w:pStyle w:val="Corpsdetexte"/>
       </w:pPr>
       <w:r>
-        <w:t xml:space="preserve">A million-point pattern is drawn from a Matérn process and thinned 1000 times.</w:t>
-      </w:r>
-      <w:r>
-        <w:t xml:space="preserve"> </w:t>
-      </w:r>
-      <w:r>
-        <w:t xml:space="preserve">The M values of the original and thinned patterns are compared.</w:t>
-      </w:r>
-      <w:r>
-        <w:t xml:space="preserve"> </w:t>
-      </w:r>
-      <w:r>
-        <w:t xml:space="preserve">Figure </w:t>
-      </w:r>
-      <w:r>
-        <w:t xml:space="preserve">7</w:t>
-      </w:r>
-      <w:r>
-        <w:t xml:space="preserve">a shows the confidence envelope of the thinned patterns.</w:t>
-      </w:r>
-      <w:r>
-        <w:t xml:space="preserve"> </w:t>
-      </w:r>
-      <w:r>
-        <w:t xml:space="preserve">The relative Root Mean Squared Error (RMSE), that is the expectation of the error caused by thinning, is shown on Figure </w:t>
-      </w:r>
-      <w:r>
-        <w:t xml:space="preserve">7</w:t>
-      </w:r>
-      <w:r>
-        <w:t xml:space="preserve">b.</w:t>
-      </w:r>
-      <w:r>
-        <w:t xml:space="preserve"> </w:t>
-      </w:r>
-      <w:r>
-        <w:t xml:space="preserve">It is very small, around 2%, at short distances and negligible at large distances.</w:t>
-      </w:r>
-    </w:p>
-    <w:p>
-      <w:pPr>
-        <w:pStyle w:val="Corpsdetexte"/>
-      </w:pPr>
-      <w:r>
         <w:t xml:space="preserve">As</w:t>
       </w:r>
       <w:r>
@@ -5617,7 +5609,7 @@
         <w:t xml:space="preserve"> </w:t>
       </w:r>
       <w:r>
-        <w:t xml:space="preserve">Thinning is an efficient method to reduce huge, untractable datasets to large, computable ones, but is not a solution to drastically reduce computing time by thinning large datasets to small ones.</w:t>
+        <w:t xml:space="preserve">Thinning is an efficient method to reduce huge, untractable datasets to large, computable ones, but is not an appropriate way to drastically reduce computing time by thinning large datasets to small ones.</w:t>
       </w:r>
     </w:p>
     <w:bookmarkEnd w:id="58"/>
@@ -5712,13 +5704,13 @@
         <w:t xml:space="preserve"> </w:t>
       </w:r>
       <w:r>
-        <w:t xml:space="preserve">For a set of five million points, the power law predicts around 5 minutes of computing time.</w:t>
-      </w:r>
-      <w:r>
-        <w:t xml:space="preserve"> </w:t>
-      </w:r>
-      <w:r>
-        <w:t xml:space="preserve">Accordingly, 1,000 simulations would take around 4 days.</w:t>
+        <w:t xml:space="preserve">For a set of five million points, the power law predicts around 10 minutes of computing time.</w:t>
+      </w:r>
+      <w:r>
+        <w:t xml:space="preserve"> </w:t>
+      </w:r>
+      <w:r>
+        <w:t xml:space="preserve">Accordingly, 1,000 simulations would take around 7 days.</w:t>
       </w:r>
     </w:p>
     <w:p>

--- a/Rev1.docx
+++ b/Rev1.docx
@@ -7,7 +7,7 @@
         <w:pStyle w:val="Date"/>
       </w:pPr>
       <w:r>
-        <w:t xml:space="preserve">June 03, 2026</w:t>
+        <w:t xml:space="preserve">June 06, 2026</w:t>
       </w:r>
     </w:p>
     <w:p>
@@ -445,7 +445,7 @@
         <w:t xml:space="preserve"> </w:t>
       </w:r>
       <w:r>
-        <w:t xml:space="preserve">Loonis &amp; Bellefon (2018)</w:t>
+        <w:t xml:space="preserve">Floch et al. (2018)</w:t>
       </w:r>
       <w:r>
         <w:t xml:space="preserve"> </w:t>
@@ -4176,7 +4176,7 @@
         <w:t xml:space="preserve"> </w:t>
       </w:r>
       <w:r>
-        <w:t xml:space="preserve">0.97) using the mentioned relation:</w:t>
+        <w:t xml:space="preserve">0.99) using the mentioned relation:</w:t>
       </w:r>
       <w:r>
         <w:t xml:space="preserve"> </w:t>
@@ -4272,7 +4272,7 @@
         </m:r>
       </m:oMath>
       <w:r>
-        <w:t xml:space="preserve"> points (e.g., 2.52 seconds for 100,000 points), knowing the time</w:t>
+        <w:t xml:space="preserve"> points (e.g., 2.47 seconds for 100,000 points), knowing the time</w:t>
       </w:r>
       <w:r>
         <w:t xml:space="preserve"> </w:t>
@@ -6389,7 +6389,16 @@
         <w:pStyle w:val="Bibliographie"/>
       </w:pPr>
       <w:r>
-        <w:t xml:space="preserve">Barff, R. A. (1987). Industrial clustering and the organization of production: A point pattern analysis of manufacturing in cincinnati, ohio.</w:t>
+        <w:t xml:space="preserve">Barff, R. A. (1987).</w:t>
+      </w:r>
+      <w:r>
+        <w:t xml:space="preserve"> </w:t>
+      </w:r>
+      <w:r>
+        <w:t xml:space="preserve">Industrial Clustering and the Organization of Production: A Point Pattern Analysis of Manufacturing in Cincinnati, Ohio</w:t>
+      </w:r>
+      <w:r>
+        <w:t xml:space="preserve">.</w:t>
       </w:r>
       <w:r>
         <w:t xml:space="preserve"> </w:t>
@@ -6506,7 +6515,16 @@
         <w:pStyle w:val="Bibliographie"/>
       </w:pPr>
       <w:r>
-        <w:t xml:space="preserve">Brülhart, M., &amp; Traeger, R. (2005). An account of geographic concentration patterns in europe.</w:t>
+        <w:t xml:space="preserve">Brülhart, M., &amp; Traeger, R. (2005). An account of geographic concentration patterns in</w:t>
+      </w:r>
+      <w:r>
+        <w:t xml:space="preserve"> </w:t>
+      </w:r>
+      <w:r>
+        <w:t xml:space="preserve">E</w:t>
+      </w:r>
+      <w:r>
+        <w:t xml:space="preserve">urope.</w:t>
       </w:r>
       <w:r>
         <w:t xml:space="preserve"> </w:t>
@@ -6954,7 +6972,16 @@
         <w:pStyle w:val="Bibliographie"/>
       </w:pPr>
       <w:r>
-        <w:t xml:space="preserve">Ellison, G., &amp; Glaeser, E. L. (1997). Geographic concentration in u.s. Manufacturing industries: A dartboard approach.</w:t>
+        <w:t xml:space="preserve">Ellison, G., &amp; Glaeser, E. L. (1997).</w:t>
+      </w:r>
+      <w:r>
+        <w:t xml:space="preserve"> </w:t>
+      </w:r>
+      <w:r>
+        <w:t xml:space="preserve">Geographic Concentration in U.S. Manufacturing Industries: A Dartboard Approach</w:t>
+      </w:r>
+      <w:r>
+        <w:t xml:space="preserve">.</w:t>
       </w:r>
       <w:r>
         <w:t xml:space="preserve"> </w:t>
@@ -7125,16 +7152,59 @@
         <w:t xml:space="preserve">Industrial location economics</w:t>
       </w:r>
       <w:r>
-        <w:t xml:space="preserve">. Edward Elgar Publishing.</w:t>
+        <w:t xml:space="preserve"> </w:t>
+      </w:r>
+      <w:r>
+        <w:t xml:space="preserve">(pp. 222–257). Edward Elgar Publishing.</w:t>
       </w:r>
     </w:p>
     <w:bookmarkEnd w:id="94"/>
-    <w:bookmarkStart w:id="95" w:name="ref-Florence1972"/>
+    <w:bookmarkStart w:id="95" w:name="ref-Floch2018"/>
     <w:p>
       <w:pPr>
         <w:pStyle w:val="Bibliographie"/>
       </w:pPr>
       <w:r>
+        <w:t xml:space="preserve">Floch, J.-M., Marcon, E., &amp; Puech, F. (2018). Spatial distribution of points. In V. Loonis &amp; M.-P. de Bellefon (Eds),</w:t>
+      </w:r>
+      <w:r>
+        <w:t xml:space="preserve"> </w:t>
+      </w:r>
+      <w:r>
+        <w:rPr>
+          <w:i/>
+          <w:iCs/>
+        </w:rPr>
+        <w:t xml:space="preserve">Handbook of spatial analysis, theory and application with</w:t>
+      </w:r>
+      <w:r>
+        <w:rPr>
+          <w:i/>
+          <w:iCs/>
+        </w:rPr>
+        <w:t xml:space="preserve"> </w:t>
+      </w:r>
+      <w:r>
+        <w:rPr>
+          <w:i/>
+          <w:iCs/>
+        </w:rPr>
+        <w:t xml:space="preserve">R</w:t>
+      </w:r>
+      <w:r>
+        <w:t xml:space="preserve"> </w:t>
+      </w:r>
+      <w:r>
+        <w:t xml:space="preserve">(pp. 71–111). Insee-Eurostat.</w:t>
+      </w:r>
+    </w:p>
+    <w:bookmarkEnd w:id="95"/>
+    <w:bookmarkStart w:id="96" w:name="ref-Florence1972"/>
+    <w:p>
+      <w:pPr>
+        <w:pStyle w:val="Bibliographie"/>
+      </w:pPr>
+      <w:r>
         <w:t xml:space="preserve">Florence, P. S. (1972).</w:t>
       </w:r>
       <w:r>
@@ -7154,8 +7224,8 @@
         <w:t xml:space="preserve">(3rd edn). Routledge &amp; Kegan Paul.</w:t>
       </w:r>
     </w:p>
-    <w:bookmarkEnd w:id="95"/>
-    <w:bookmarkStart w:id="96" w:name="ref-Fujita1999"/>
+    <w:bookmarkEnd w:id="96"/>
+    <w:bookmarkStart w:id="97" w:name="ref-Fujita1999"/>
     <w:p>
       <w:pPr>
         <w:pStyle w:val="Bibliographie"/>
@@ -7177,8 +7247,8 @@
         <w:t xml:space="preserve">. The MIT Press.</w:t>
       </w:r>
     </w:p>
-    <w:bookmarkEnd w:id="96"/>
-    <w:bookmarkStart w:id="97" w:name="ref-Fujita2013"/>
+    <w:bookmarkEnd w:id="97"/>
+    <w:bookmarkStart w:id="98" w:name="ref-Fujita2013"/>
     <w:p>
       <w:pPr>
         <w:pStyle w:val="Bibliographie"/>
@@ -7203,8 +7273,8 @@
         <w:t xml:space="preserve">(2nd edn). Cambridge University Press.</w:t>
       </w:r>
     </w:p>
-    <w:bookmarkEnd w:id="97"/>
-    <w:bookmarkStart w:id="98" w:name="ref-Gini1912"/>
+    <w:bookmarkEnd w:id="98"/>
+    <w:bookmarkStart w:id="99" w:name="ref-Gini1912"/>
     <w:p>
       <w:pPr>
         <w:pStyle w:val="Bibliographie"/>
@@ -7266,8 +7336,8 @@
         <w:t xml:space="preserve">di Cagliari.</w:t>
       </w:r>
     </w:p>
-    <w:bookmarkEnd w:id="98"/>
-    <w:bookmarkStart w:id="99" w:name="ref-Giuliani2014"/>
+    <w:bookmarkEnd w:id="99"/>
+    <w:bookmarkStart w:id="100" w:name="ref-Giuliani2014"/>
     <w:p>
       <w:pPr>
         <w:pStyle w:val="Bibliographie"/>
@@ -7311,8 +7381,8 @@
         <w:t xml:space="preserve">(3), 251–272.</w:t>
       </w:r>
     </w:p>
-    <w:bookmarkEnd w:id="99"/>
-    <w:bookmarkStart w:id="100" w:name="ref-Glaeser2010"/>
+    <w:bookmarkEnd w:id="100"/>
+    <w:bookmarkStart w:id="101" w:name="ref-Glaeser2010"/>
     <w:p>
       <w:pPr>
         <w:pStyle w:val="Bibliographie"/>
@@ -7334,8 +7404,8 @@
         <w:t xml:space="preserve">. National Bureau of Economic Research, University of Chicago Press.</w:t>
       </w:r>
     </w:p>
-    <w:bookmarkEnd w:id="100"/>
-    <w:bookmarkStart w:id="102" w:name="ref-Jensen2011"/>
+    <w:bookmarkEnd w:id="101"/>
+    <w:bookmarkStart w:id="103" w:name="ref-Jensen2011"/>
     <w:p>
       <w:pPr>
         <w:pStyle w:val="Bibliographie"/>
@@ -7372,7 +7442,7 @@
       <w:r>
         <w:t xml:space="preserve"> </w:t>
       </w:r>
-      <w:hyperlink r:id="rId101">
+      <w:hyperlink r:id="rId102">
         <w:r>
           <w:rPr>
             <w:rStyle w:val="Lienhypertexte"/>
@@ -7381,8 +7451,8 @@
         </w:r>
       </w:hyperlink>
     </w:p>
-    <w:bookmarkEnd w:id="102"/>
-    <w:bookmarkStart w:id="103" w:name="ref-Kerr2015"/>
+    <w:bookmarkEnd w:id="103"/>
+    <w:bookmarkStart w:id="104" w:name="ref-Kerr2015"/>
     <w:p>
       <w:pPr>
         <w:pStyle w:val="Bibliographie"/>
@@ -7417,8 +7487,8 @@
         <w:t xml:space="preserve">(4), 877–899.</w:t>
       </w:r>
     </w:p>
-    <w:bookmarkEnd w:id="103"/>
-    <w:bookmarkStart w:id="105" w:name="ref-Lentz2011"/>
+    <w:bookmarkEnd w:id="104"/>
+    <w:bookmarkStart w:id="106" w:name="ref-Lentz2011"/>
     <w:p>
       <w:pPr>
         <w:pStyle w:val="Bibliographie"/>
@@ -7470,7 +7540,7 @@
       <w:r>
         <w:t xml:space="preserve"> </w:t>
       </w:r>
-      <w:hyperlink r:id="rId104">
+      <w:hyperlink r:id="rId105">
         <w:r>
           <w:rPr>
             <w:rStyle w:val="Lienhypertexte"/>
@@ -7478,46 +7548,6 @@
           <w:t xml:space="preserve">https://doi.org/10.1371/journal.pone.0021830</w:t>
         </w:r>
       </w:hyperlink>
-    </w:p>
-    <w:bookmarkEnd w:id="105"/>
-    <w:bookmarkStart w:id="106" w:name="ref-Floch2018"/>
-    <w:p>
-      <w:pPr>
-        <w:pStyle w:val="Bibliographie"/>
-      </w:pPr>
-      <w:r>
-        <w:t xml:space="preserve">Loonis, V., &amp; Bellefon, M.-P. de (Eds). (2018). Spatial distribution of points. In</w:t>
-      </w:r>
-      <w:r>
-        <w:t xml:space="preserve"> </w:t>
-      </w:r>
-      <w:r>
-        <w:rPr>
-          <w:i/>
-          <w:iCs/>
-        </w:rPr>
-        <w:t xml:space="preserve">Handbook of spatial analysis, theory and application with</w:t>
-      </w:r>
-      <w:r>
-        <w:rPr>
-          <w:i/>
-          <w:iCs/>
-        </w:rPr>
-        <w:t xml:space="preserve"> </w:t>
-      </w:r>
-      <w:r>
-        <w:rPr>
-          <w:i/>
-          <w:iCs/>
-        </w:rPr>
-        <w:t xml:space="preserve">R</w:t>
-      </w:r>
-      <w:r>
-        <w:t xml:space="preserve"> </w:t>
-      </w:r>
-      <w:r>
-        <w:t xml:space="preserve">(pp. 71–111). Insee-Eurostat.</w:t>
-      </w:r>
     </w:p>
     <w:bookmarkEnd w:id="106"/>
     <w:bookmarkStart w:id="107" w:name="ref-Marcon2019"/>

--- a/Rev1.docx
+++ b/Rev1.docx
@@ -7,7 +7,7 @@
         <w:pStyle w:val="Date"/>
       </w:pPr>
       <w:r>
-        <w:t xml:space="preserve">June 06, 2026</w:t>
+        <w:t xml:space="preserve">June 08, 2026</w:t>
       </w:r>
     </w:p>
     <w:p>
@@ -23,7 +23,7 @@
         <w:pStyle w:val="Abstract"/>
       </w:pPr>
       <w:r>
-        <w:t xml:space="preserve">Increasing access to large geo-referenced datasets, coupled with the development of computing power, has encouraged the search for suitable spatial statistical tools. Distance-based methods have been extensively developed in several scientific fields to detect spatial concentration, dispersion or independence of entities at any distance and without any bias. Recently,</w:t>
+        <w:t xml:space="preserve">Since agglomeration is a core question in regional science, spatial concentration measures are widely employed in that field to evaluate the spatial distribution of activities. Increasing access to large geo-referenced datasets, coupled with the development of computing power, has encouraged the search for suitable spatial statistical tools. Distance-based methods have been extensively developed to detect spatial concentration, dispersion or independence of entities at any distance and without any bias. Recently,</w:t>
       </w:r>
       <w:r>
         <w:t xml:space="preserve"> </w:t>
@@ -51,7 +51,7 @@
         <w:t xml:space="preserve"> </w:t>
       </w:r>
       <w:r>
-        <w:t xml:space="preserve">function, a relative distance-based measure, and also expressed reservations about the computation time required. Herein, we propose a methodology that specifies the processing of large spatialized datasets with the</w:t>
+        <w:t xml:space="preserve">function, a relative distance-based measure, and also expressed reservations about the computation time required. Herein, we explore two possible ways to reduce the computation burden of large geo-located datasets: approximating the position of points and thinning the point pattern. In both cases, the deterioration extent of the</w:t>
       </w:r>
       <w:r>
         <w:t xml:space="preserve"> </w:t>
@@ -67,7 +67,241 @@
         <w:t xml:space="preserve"> </w:t>
       </w:r>
       <w:r>
-        <w:t xml:space="preserve">function using R software. The deterioration extent of the</w:t>
+        <w:t xml:space="preserve">results is estimated and discussed as the gains it provides in computation time, using the R software. We also discuss implications of these findings in the field of regional science. We notably provide evidence that the individual location approximation generates information loss at substantially small distances, implying a trade-off between the smallest distance at which spatial interactions could be detected and computing performance. We also give support that thinning is an efficient method to reduce large datasets even if the reduction of computing time is quite small. The R code used in the article is given for the reproducibility of our results.</w:t>
+      </w:r>
+    </w:p>
+    <w:bookmarkStart w:id="9" w:name="introduction"/>
+    <w:p>
+      <w:pPr>
+        <w:pStyle w:val="Titre1"/>
+      </w:pPr>
+      <w:r>
+        <w:t xml:space="preserve">Introduction</w:t>
+      </w:r>
+    </w:p>
+    <w:p>
+      <w:pPr>
+        <w:pStyle w:val="FirstParagraph"/>
+      </w:pPr>
+      <w:r>
+        <w:t xml:space="preserve">Agglomeration of people and economic activities is a key topic in economics</w:t>
+      </w:r>
+      <w:r>
+        <w:t xml:space="preserve"> </w:t>
+      </w:r>
+      <w:r>
+        <w:t xml:space="preserve">(Fujita et al., 1999; Fujita &amp; Thisse, 2013; Glaeser, 2010)</w:t>
+      </w:r>
+      <w:r>
+        <w:t xml:space="preserve">.</w:t>
+      </w:r>
+      <w:r>
+        <w:t xml:space="preserve"> </w:t>
+      </w:r>
+      <w:r>
+        <w:t xml:space="preserve">Because spatial concentration offers productivity gains due to cost reductions, economists and geographers in regional science have extensively studied clusters of economic activity, their consequences on territories and the importance of the determinants that explain them</w:t>
+      </w:r>
+      <w:r>
+        <w:t xml:space="preserve"> </w:t>
+      </w:r>
+      <w:r>
+        <w:t xml:space="preserve">(Duranton &amp; Puga, 2004; Marshall, 1890)</w:t>
+      </w:r>
+      <w:r>
+        <w:t xml:space="preserve">.</w:t>
+      </w:r>
+      <w:r>
+        <w:t xml:space="preserve"> </w:t>
+      </w:r>
+      <w:r>
+        <w:t xml:space="preserve">Policymakers are also particularly interested in the agglomeration of activities, since a better understanding of the locations and extent of the agglomeration of activities allows them to develop more effective economic policies addressing regional growth disparities and the measures needed to promote economic convergence or greater territorial cohesion</w:t>
+      </w:r>
+      <w:r>
+        <w:t xml:space="preserve"> </w:t>
+      </w:r>
+      <w:r>
+        <w:t xml:space="preserve">(see for example Baldwin et al., 2003)</w:t>
+      </w:r>
+      <w:r>
+        <w:t xml:space="preserve">.</w:t>
+      </w:r>
+    </w:p>
+    <w:p>
+      <w:pPr>
+        <w:pStyle w:val="Corpsdetexte"/>
+      </w:pPr>
+      <w:r>
+        <w:t xml:space="preserve">Since industrial agglomeration is a core question in regional science, spatial concentration measures are widely employed to evaluate the agglomeration of activities</w:t>
+      </w:r>
+      <w:r>
+        <w:t xml:space="preserve"> </w:t>
+      </w:r>
+      <w:r>
+        <w:t xml:space="preserve">(Combes &amp; Overman, 2004)</w:t>
+      </w:r>
+      <w:r>
+        <w:t xml:space="preserve">.</w:t>
+      </w:r>
+      <w:r>
+        <w:t xml:space="preserve"> </w:t>
+      </w:r>
+      <w:r>
+        <w:t xml:space="preserve">Increasing access to large spatial datasets and computing power has encouraged the development of statistical analysis tools for processing such data most efficiently</w:t>
+      </w:r>
+      <w:r>
+        <w:t xml:space="preserve"> </w:t>
+      </w:r>
+      <w:r>
+        <w:t xml:space="preserve">(Baddeley et al., 2016)</w:t>
+      </w:r>
+      <w:r>
+        <w:t xml:space="preserve">.</w:t>
+      </w:r>
+      <w:r>
+        <w:t xml:space="preserve"> </w:t>
+      </w:r>
+      <w:r>
+        <w:t xml:space="preserve">Empirical studies at highly detailed geographical levels have been proposed in recent years</w:t>
+      </w:r>
+      <w:r>
+        <w:t xml:space="preserve"> </w:t>
+      </w:r>
+      <w:r>
+        <w:t xml:space="preserve">Baragwanath et al. (2026)</w:t>
+      </w:r>
+      <w:r>
+        <w:t xml:space="preserve">.</w:t>
+      </w:r>
+      <w:r>
+        <w:t xml:space="preserve"> </w:t>
+      </w:r>
+      <w:r>
+        <w:t xml:space="preserve">In particular, the detection of spatial structures (attraction, repulsion, and independence) of individual spatialized data using analyses that are no longer based on zoned data but on geo-located data has received an increasing attention.</w:t>
+      </w:r>
+      <w:r>
+        <w:t xml:space="preserve"> </w:t>
+      </w:r>
+      <w:r>
+        <w:t xml:space="preserve">Such an approach has the advantage of preserving the exact positions of the entities analyzed contrarily to data aggregated at a given spatial level (for example regions, counties etc.).</w:t>
+      </w:r>
+      <w:r>
+        <w:t xml:space="preserve"> </w:t>
+      </w:r>
+      <w:r>
+        <w:t xml:space="preserve">Since the 2000s, a series of spatial concentration measures based on distances between geo-localized entities studied has been proposed (see</w:t>
+      </w:r>
+      <w:r>
+        <w:t xml:space="preserve"> </w:t>
+      </w:r>
+      <w:r>
+        <w:t xml:space="preserve">Marcon &amp; Puech (2017)</w:t>
+      </w:r>
+      <w:r>
+        <w:t xml:space="preserve"> </w:t>
+      </w:r>
+      <w:r>
+        <w:t xml:space="preserve">for a complete review).</w:t>
+      </w:r>
+      <w:r>
+        <w:t xml:space="preserve"> </w:t>
+      </w:r>
+      <w:r>
+        <w:t xml:space="preserve">By considering space as continuous, the advantage of these distance-based methods is to circumvent any statistical bias associated to a discretization of space into separate units, known as the MAUP-Modifiable Areal Unit Problem: see</w:t>
+      </w:r>
+      <w:r>
+        <w:t xml:space="preserve"> </w:t>
+      </w:r>
+      <w:r>
+        <w:t xml:space="preserve">Openshaw &amp; Taylor (1979)</w:t>
+      </w:r>
+      <w:r>
+        <w:t xml:space="preserve"> </w:t>
+      </w:r>
+      <w:r>
+        <w:t xml:space="preserve">or</w:t>
+      </w:r>
+      <w:r>
+        <w:t xml:space="preserve"> </w:t>
+      </w:r>
+      <w:r>
+        <w:t xml:space="preserve">Arbia (1989)</w:t>
+      </w:r>
+      <w:r>
+        <w:t xml:space="preserve">. Numerous studies have shown the importance of using such a methodology in social sciences</w:t>
+      </w:r>
+      <w:r>
+        <w:t xml:space="preserve"> </w:t>
+      </w:r>
+      <w:r>
+        <w:t xml:space="preserve">(Arbia, 1989; Marcon &amp; Puech, 2003; S. Sweeney &amp; Arabadjis, 2022)</w:t>
+      </w:r>
+      <w:r>
+        <w:t xml:space="preserve"> </w:t>
+      </w:r>
+      <w:r>
+        <w:t xml:space="preserve">or in exact sciences</w:t>
+      </w:r>
+      <w:r>
+        <w:t xml:space="preserve"> </w:t>
+      </w:r>
+      <w:r>
+        <w:t xml:space="preserve">(Cressie, 1993; Dray et al., 2021; Lentz et al., 2011)</w:t>
+      </w:r>
+      <w:r>
+        <w:t xml:space="preserve">.</w:t>
+      </w:r>
+      <w:r>
+        <w:t xml:space="preserve"> </w:t>
+      </w:r>
+      <w:r>
+        <w:t xml:space="preserve">For example,</w:t>
+      </w:r>
+      <w:r>
+        <w:t xml:space="preserve"> </w:t>
+      </w:r>
+      <w:r>
+        <w:t xml:space="preserve">Giuliani et al. (2014)</w:t>
+      </w:r>
+      <w:r>
+        <w:t xml:space="preserve"> </w:t>
+      </w:r>
+      <w:r>
+        <w:t xml:space="preserve">published in their review an analysis based on continuous space on the technology manufacturing industry in the metropolitan areas of Milan and Turin in Italy.</w:t>
+      </w:r>
+      <w:r>
+        <w:t xml:space="preserve"> </w:t>
+      </w:r>
+      <w:r>
+        <w:t xml:space="preserve">They showed all the importance of taking into account the exact geographic position of the plants to provide a complete description of the location patterns of high- and medium-high-technology manufacturing.</w:t>
+      </w:r>
+      <w:r>
+        <w:t xml:space="preserve"> </w:t>
+      </w:r>
+      <w:r>
+        <w:t xml:space="preserve">For example, they detected that establishments were spatially aggregated at distances greater than 500 meters in the metropolitan area of Milan.</w:t>
+      </w:r>
+      <w:r>
+        <w:t xml:space="preserve"> </w:t>
+      </w:r>
+      <w:r>
+        <w:t xml:space="preserve">This result encourages developments that explain such agglomeration patterns.</w:t>
+      </w:r>
+    </w:p>
+    <w:p>
+      <w:pPr>
+        <w:pStyle w:val="Corpsdetexte"/>
+      </w:pPr>
+      <w:r>
+        <w:t xml:space="preserve">One of the existing distance-based methods has been recently pointed out by</w:t>
+      </w:r>
+      <w:r>
+        <w:t xml:space="preserve"> </w:t>
+      </w:r>
+      <w:r>
+        <w:t xml:space="preserve">Tidu et al. (2024)</w:t>
+      </w:r>
+      <w:r>
+        <w:t xml:space="preserve">, the</w:t>
       </w:r>
       <w:r>
         <w:t xml:space="preserve"> </w:t>
@@ -80,10 +314,22 @@
         <w:t xml:space="preserve">M</w:t>
       </w:r>
       <w:r>
-        <w:t xml:space="preserve"> </w:t>
-      </w:r>
-      <w:r>
-        <w:t xml:space="preserve">results was estimated and discussed as the gains it provides in computation time. We provided evidence that the individual location approximation generated information loss at substantially small distances, implying a trade-off between the smallest distance at which spatial interactions could be detected and computing performance. The R code used in the article is given for the reproducibility of our results. The computational performance of</w:t>
+        <w:t xml:space="preserve"> function, a particular statistical measure proposed by</w:t>
+      </w:r>
+      <w:r>
+        <w:t xml:space="preserve"> </w:t>
+      </w:r>
+      <w:r>
+        <w:t xml:space="preserve">Marcon &amp; Puech (2010)</w:t>
+      </w:r>
+      <w:r>
+        <w:t xml:space="preserve">.</w:t>
+      </w:r>
+      <w:r>
+        <w:t xml:space="preserve"> </w:t>
+      </w:r>
+      <w:r>
+        <w:t xml:space="preserve">This distance-based method, hereafter referred to as</w:t>
       </w:r>
       <w:r>
         <w:t xml:space="preserve"> </w:t>
@@ -96,216 +342,29 @@
         <w:t xml:space="preserve">M</w:t>
       </w:r>
       <w:r>
-        <w:t xml:space="preserve"> </w:t>
-      </w:r>
-      <w:r>
-        <w:t xml:space="preserve">was conducted using two methods: (i) a precise evaluation of the computational time and memory requirements for geo-referenced data was conducted using the</w:t>
-      </w:r>
-      <w:r>
-        <w:t xml:space="preserve"> </w:t>
-      </w:r>
-      <w:r>
-        <w:rPr>
-          <w:i/>
-          <w:iCs/>
-        </w:rPr>
-        <w:t xml:space="preserve">dbmss</w:t>
-      </w:r>
-      <w:r>
-        <w:t xml:space="preserve"> </w:t>
-      </w:r>
-      <w:r>
-        <w:t xml:space="preserve">package in R via performance tests, and (ii) based on</w:t>
-      </w:r>
-      <w:r>
-        <w:t xml:space="preserve"> </w:t>
-      </w:r>
-      <w:r>
-        <w:t xml:space="preserve">Tidu et al. (2024)</w:t>
-      </w:r>
-      <w:r>
-        <w:t xml:space="preserve">, we considered an approximation of the geographical positions of the entities.</w:t>
-      </w:r>
-    </w:p>
-    <w:bookmarkStart w:id="9" w:name="introduction"/>
-    <w:p>
-      <w:pPr>
-        <w:pStyle w:val="Titre1"/>
-      </w:pPr>
-      <w:r>
-        <w:t xml:space="preserve">Introduction</w:t>
-      </w:r>
-    </w:p>
-    <w:p>
-      <w:pPr>
-        <w:pStyle w:val="FirstParagraph"/>
-      </w:pPr>
-      <w:r>
-        <w:t xml:space="preserve">Agglomeration of people and economic activities is a key topic in economics</w:t>
-      </w:r>
-      <w:r>
-        <w:t xml:space="preserve"> </w:t>
-      </w:r>
-      <w:r>
-        <w:t xml:space="preserve">(Fujita et al., 1999; Fujita &amp; Thisse, 2013; Glaeser, 2010)</w:t>
-      </w:r>
-      <w:r>
-        <w:t xml:space="preserve">.</w:t>
-      </w:r>
-      <w:r>
-        <w:t xml:space="preserve"> </w:t>
-      </w:r>
-      <w:r>
-        <w:t xml:space="preserve">Because spatial concentration offers productivity gains due to cost reductions, economists and geographers in regional science have extensively studied clusters of economic activity, their consequences on territories and the importance of the determinants that explain them</w:t>
-      </w:r>
-      <w:r>
-        <w:t xml:space="preserve"> </w:t>
-      </w:r>
-      <w:r>
-        <w:t xml:space="preserve">(Duranton &amp; Puga, 2004; Marshall, 1890)</w:t>
-      </w:r>
-      <w:r>
-        <w:t xml:space="preserve">.</w:t>
-      </w:r>
-      <w:r>
-        <w:t xml:space="preserve"> </w:t>
-      </w:r>
-      <w:r>
-        <w:t xml:space="preserve">Policymakers are also particularly interested in the agglomeration of activities, since a better understanding of the locations and extent of the agglomeration of activities allows them to develop more effective economic policies addressing regional growth disparities and the measures needed to promote economic convergence or greater territorial cohesion</w:t>
-      </w:r>
-      <w:r>
-        <w:t xml:space="preserve"> </w:t>
-      </w:r>
-      <w:r>
-        <w:t xml:space="preserve">(see for example Baldwin et al., 2003)</w:t>
-      </w:r>
-      <w:r>
-        <w:t xml:space="preserve">.</w:t>
-      </w:r>
-    </w:p>
-    <w:p>
-      <w:pPr>
-        <w:pStyle w:val="Corpsdetexte"/>
-      </w:pPr>
-      <w:r>
-        <w:t xml:space="preserve">Since industrial agglomeration is a core question in regional science, spatial concentration measures are widely employed to evaluate the agglomeration of activities</w:t>
-      </w:r>
-      <w:r>
-        <w:t xml:space="preserve"> </w:t>
-      </w:r>
-      <w:r>
-        <w:t xml:space="preserve">(Combes &amp; Overman, 2004)</w:t>
-      </w:r>
-      <w:r>
-        <w:t xml:space="preserve">.</w:t>
-      </w:r>
-      <w:r>
-        <w:t xml:space="preserve"> </w:t>
-      </w:r>
-      <w:r>
-        <w:t xml:space="preserve">Increasing access to large spatial datasets and computing power has encouraged the development of statistical analysis tools for processing such data most efficiently</w:t>
-      </w:r>
-      <w:r>
-        <w:t xml:space="preserve"> </w:t>
-      </w:r>
-      <w:r>
-        <w:t xml:space="preserve">(Baddeley et al., 2016)</w:t>
-      </w:r>
-      <w:r>
-        <w:t xml:space="preserve">.</w:t>
-      </w:r>
-      <w:r>
-        <w:t xml:space="preserve"> </w:t>
-      </w:r>
-      <w:r>
-        <w:t xml:space="preserve">Empirical studies at highly detailed geographical levels have been proposed in recent years</w:t>
-      </w:r>
-      <w:r>
-        <w:t xml:space="preserve"> </w:t>
-      </w:r>
-      <w:r>
-        <w:t xml:space="preserve">Baragwanath et al. (2026)</w:t>
-      </w:r>
-      <w:r>
-        <w:t xml:space="preserve">.</w:t>
-      </w:r>
-      <w:r>
-        <w:t xml:space="preserve"> </w:t>
-      </w:r>
-      <w:r>
-        <w:t xml:space="preserve">In particular, the detection of spatial structures (attraction, repulsion, and independence) of individual spatialized data using analyses that are no longer based on zoned data but on geo-located data has received an increasing attention.</w:t>
-      </w:r>
-      <w:r>
-        <w:t xml:space="preserve"> </w:t>
-      </w:r>
-      <w:r>
-        <w:t xml:space="preserve">Such an approach has the advantage of preserving the exact positions of the entities analyzed contrarily to data aggregated at a given spatial level (for example regions, counties etc.).</w:t>
-      </w:r>
-      <w:r>
-        <w:t xml:space="preserve"> </w:t>
-      </w:r>
-      <w:r>
-        <w:t xml:space="preserve">Since the 2000s, a series of spatial concentration measures based on distances between geo-localized entities studied has been proposed (see</w:t>
-      </w:r>
-      <w:r>
-        <w:t xml:space="preserve"> </w:t>
-      </w:r>
-      <w:r>
-        <w:t xml:space="preserve">Marcon &amp; Puech (2017)</w:t>
-      </w:r>
-      <w:r>
-        <w:t xml:space="preserve"> </w:t>
-      </w:r>
-      <w:r>
-        <w:t xml:space="preserve">for a complete review).</w:t>
-      </w:r>
-      <w:r>
-        <w:t xml:space="preserve"> </w:t>
-      </w:r>
-      <w:r>
-        <w:t xml:space="preserve">By considering space as continuous, the advantage of these distance-based methods is to circumvent any statistical bias associated to a discretization of space into separate units, known as the MAUP-Modifiable Areal Unit Problem: see</w:t>
-      </w:r>
-      <w:r>
-        <w:t xml:space="preserve"> </w:t>
-      </w:r>
-      <w:r>
-        <w:t xml:space="preserve">Openshaw &amp; Taylor (1979)</w:t>
-      </w:r>
-      <w:r>
-        <w:t xml:space="preserve"> </w:t>
-      </w:r>
-      <w:r>
-        <w:t xml:space="preserve">or</w:t>
-      </w:r>
-      <w:r>
-        <w:t xml:space="preserve"> </w:t>
-      </w:r>
-      <w:r>
-        <w:t xml:space="preserve">Arbia (1989)</w:t>
-      </w:r>
-      <w:r>
-        <w:t xml:space="preserve">. Numerous studies have shown the importance of using such a methodology in social sciences</w:t>
-      </w:r>
-      <w:r>
-        <w:t xml:space="preserve"> </w:t>
-      </w:r>
-      <w:r>
-        <w:t xml:space="preserve">(Arbia, 1989; Marcon &amp; Puech, 2003; S. Sweeney &amp; Arabadjis, 2022)</w:t>
-      </w:r>
-      <w:r>
-        <w:t xml:space="preserve"> </w:t>
-      </w:r>
-      <w:r>
-        <w:t xml:space="preserve">or in exact sciences</w:t>
-      </w:r>
-      <w:r>
-        <w:t xml:space="preserve"> </w:t>
-      </w:r>
-      <w:r>
-        <w:t xml:space="preserve">(Cressie, 1993; Dray et al., 2021; Lentz et al., 2011)</w:t>
-      </w:r>
-      <w:r>
-        <w:t xml:space="preserve">.</w:t>
+        <w:t xml:space="preserve">, makes it possible to highlight spatial structures within a spatialized distribution (attraction, repulsion, and independence) from a study based on the distances separating the analyzed entities.</w:t>
+      </w:r>
+      <w:r>
+        <w:t xml:space="preserve"> </w:t>
+      </w:r>
+      <w:r>
+        <w:t xml:space="preserve">Various applications of</w:t>
+      </w:r>
+      <w:r>
+        <w:t xml:space="preserve"> </w:t>
+      </w:r>
+      <w:r>
+        <w:rPr>
+          <w:i/>
+          <w:iCs/>
+        </w:rPr>
+        <w:t xml:space="preserve">M</w:t>
+      </w:r>
+      <w:r>
+        <w:t xml:space="preserve"> </w:t>
+      </w:r>
+      <w:r>
+        <w:t xml:space="preserve">have been proposed for detecting industrial agglomeration.</w:t>
       </w:r>
       <w:r>
         <w:t xml:space="preserve"> </w:t>
@@ -317,48 +376,43 @@
         <w:t xml:space="preserve"> </w:t>
       </w:r>
       <w:r>
-        <w:t xml:space="preserve">Giuliani et al. (2014)</w:t>
-      </w:r>
-      <w:r>
-        <w:t xml:space="preserve"> </w:t>
-      </w:r>
-      <w:r>
-        <w:t xml:space="preserve">published in their review an analysis based on continuous space on the technology manufacturing industry in the metropolitan areas of Milan and Turin in Italy.</w:t>
-      </w:r>
-      <w:r>
-        <w:t xml:space="preserve"> </w:t>
-      </w:r>
-      <w:r>
-        <w:t xml:space="preserve">They showed all the importance of taking into account the exact geographic position of the plants to provide a complete description of the location patterns of high- and medium-high-technology manufacturing.</w:t>
-      </w:r>
-      <w:r>
-        <w:t xml:space="preserve"> </w:t>
-      </w:r>
-      <w:r>
-        <w:t xml:space="preserve">For example, they detected that these firms were spatially aggregated at distances greater than 500~meters in the metropolitan area of Milan.</w:t>
-      </w:r>
-      <w:r>
-        <w:t xml:space="preserve"> </w:t>
-      </w:r>
-      <w:r>
-        <w:t xml:space="preserve">This result encourages developments that explain such agglomeration patterns.</w:t>
-      </w:r>
-    </w:p>
-    <w:p>
-      <w:pPr>
-        <w:pStyle w:val="Corpsdetexte"/>
-      </w:pPr>
-      <w:r>
-        <w:t xml:space="preserve">One of the existing distance-based methods has been recently pointed out by</w:t>
-      </w:r>
-      <w:r>
-        <w:t xml:space="preserve"> </w:t>
-      </w:r>
-      <w:r>
-        <w:t xml:space="preserve">Tidu et al. (2024)</w:t>
-      </w:r>
-      <w:r>
-        <w:t xml:space="preserve">: the</w:t>
+        <w:t xml:space="preserve">Jensen &amp; Michel (2011)</w:t>
+      </w:r>
+      <w:r>
+        <w:t xml:space="preserve"> </w:t>
+      </w:r>
+      <w:r>
+        <w:t xml:space="preserve">and</w:t>
+      </w:r>
+      <w:r>
+        <w:t xml:space="preserve"> </w:t>
+      </w:r>
+      <w:r>
+        <w:t xml:space="preserve">Floch et al. (2018)</w:t>
+      </w:r>
+      <w:r>
+        <w:t xml:space="preserve"> </w:t>
+      </w:r>
+      <w:r>
+        <w:t xml:space="preserve">analyze the spatial concentration different facilities in French cities.</w:t>
+      </w:r>
+      <w:r>
+        <w:t xml:space="preserve"> </w:t>
+      </w:r>
+      <w:r>
+        <w:t xml:space="preserve">At a regional level,</w:t>
+      </w:r>
+      <w:r>
+        <w:t xml:space="preserve"> </w:t>
+      </w:r>
+      <w:r>
+        <w:t xml:space="preserve">Coll-Martínez et al. (2019)</w:t>
+      </w:r>
+      <w:r>
+        <w:t xml:space="preserve"> </w:t>
+      </w:r>
+      <w:r>
+        <w:t xml:space="preserve">proposed an application of the</w:t>
       </w:r>
       <w:r>
         <w:t xml:space="preserve"> </w:t>
@@ -371,121 +425,10 @@
         <w:t xml:space="preserve">M</w:t>
       </w:r>
       <w:r>
-        <w:t xml:space="preserve"> function, a particular statistical measure proposed by</w:t>
-      </w:r>
-      <w:r>
-        <w:t xml:space="preserve"> </w:t>
-      </w:r>
-      <w:r>
-        <w:t xml:space="preserve">Marcon &amp; Puech (2010)</w:t>
-      </w:r>
-      <w:r>
-        <w:t xml:space="preserve">.</w:t>
-      </w:r>
-      <w:r>
-        <w:t xml:space="preserve"> </w:t>
-      </w:r>
-      <w:r>
-        <w:t xml:space="preserve">This distance-based method, hereafter referred to as</w:t>
-      </w:r>
-      <w:r>
-        <w:t xml:space="preserve"> </w:t>
-      </w:r>
-      <w:r>
-        <w:rPr>
-          <w:i/>
-          <w:iCs/>
-        </w:rPr>
-        <w:t xml:space="preserve">M</w:t>
-      </w:r>
-      <w:r>
-        <w:t xml:space="preserve">, makes it possible to highlight spatial structures within a spatialized distribution (attraction, repulsion, and independence) from a study based on the distances separating the analyzed entities.</w:t>
-      </w:r>
-      <w:r>
-        <w:t xml:space="preserve"> </w:t>
-      </w:r>
-      <w:r>
-        <w:t xml:space="preserve">Various applications of</w:t>
-      </w:r>
-      <w:r>
-        <w:t xml:space="preserve"> </w:t>
-      </w:r>
-      <w:r>
-        <w:rPr>
-          <w:i/>
-          <w:iCs/>
-        </w:rPr>
-        <w:t xml:space="preserve">M</w:t>
-      </w:r>
-      <w:r>
-        <w:t xml:space="preserve"> </w:t>
-      </w:r>
-      <w:r>
-        <w:t xml:space="preserve">have been proposed for detecting industrial agglomeration.</w:t>
-      </w:r>
-      <w:r>
-        <w:t xml:space="preserve"> </w:t>
-      </w:r>
-      <w:r>
-        <w:t xml:space="preserve">For example,</w:t>
-      </w:r>
-      <w:r>
-        <w:t xml:space="preserve"> </w:t>
-      </w:r>
-      <w:r>
-        <w:t xml:space="preserve">Jensen &amp; Michel (2011)</w:t>
-      </w:r>
-      <w:r>
-        <w:t xml:space="preserve"> </w:t>
-      </w:r>
-      <w:r>
-        <w:t xml:space="preserve">and</w:t>
-      </w:r>
-      <w:r>
-        <w:t xml:space="preserve"> </w:t>
-      </w:r>
-      <w:r>
-        <w:t xml:space="preserve">Floch et al. (2018)</w:t>
-      </w:r>
-      <w:r>
-        <w:t xml:space="preserve"> </w:t>
-      </w:r>
-      <w:r>
-        <w:t xml:space="preserve">analyze the spatial concentration different facilities in French cities.</w:t>
-      </w:r>
-      <w:r>
-        <w:t xml:space="preserve"> </w:t>
-      </w:r>
-      <w:r>
-        <w:t xml:space="preserve">At a regional level,</w:t>
-      </w:r>
-      <w:r>
-        <w:t xml:space="preserve"> </w:t>
-      </w:r>
-      <w:r>
-        <w:t xml:space="preserve">Coll-Martínez et al. (2019)</w:t>
-      </w:r>
-      <w:r>
-        <w:t xml:space="preserve"> </w:t>
-      </w:r>
-      <w:r>
-        <w:t xml:space="preserve">proposed an application of the</w:t>
-      </w:r>
-      <w:r>
-        <w:t xml:space="preserve"> </w:t>
-      </w:r>
-      <w:r>
-        <w:rPr>
-          <w:i/>
-          <w:iCs/>
-        </w:rPr>
-        <w:t xml:space="preserve">M</w:t>
-      </w:r>
-      <w:r>
-        <w:t xml:space="preserve"> </w:t>
-      </w:r>
-      <w:r>
-        <w:t xml:space="preserve">function on creative industries on a Spanish metropolitan area while more recently,</w:t>
+        <w:t xml:space="preserve"> </w:t>
+      </w:r>
+      <w:r>
+        <w:t xml:space="preserve">function on creative industries in a Spanish metropolitan area while more recently,</w:t>
       </w:r>
       <w:r>
         <w:t xml:space="preserve"> </w:t>
@@ -756,7 +699,293 @@
           <w:b/>
           <w:bCs/>
         </w:rPr>
-        <w:t xml:space="preserve">’s method and help researchers choose the appropriate method to characterize the spatial structure of substantially large datasets</w:t>
+        <w:t xml:space="preserve">’s method and help researchers in regional science choose the appropriate method to characterize the spatial structure of substantially large datasets.</w:t>
+      </w:r>
+      <w:r>
+        <w:rPr>
+          <w:b/>
+          <w:bCs/>
+        </w:rPr>
+        <w:t xml:space="preserve"> </w:t>
+      </w:r>
+      <w:r>
+        <w:rPr>
+          <w:b/>
+          <w:bCs/>
+        </w:rPr>
+        <w:t xml:space="preserve">The article provides three main contributions to the literature.</w:t>
+      </w:r>
+      <w:r>
+        <w:rPr>
+          <w:b/>
+          <w:bCs/>
+        </w:rPr>
+        <w:t xml:space="preserve"> </w:t>
+      </w:r>
+      <w:r>
+        <w:rPr>
+          <w:b/>
+          <w:bCs/>
+        </w:rPr>
+        <w:t xml:space="preserve">First, we show the advantages of estimating</w:t>
+      </w:r>
+      <w:r>
+        <w:rPr>
+          <w:b/>
+          <w:bCs/>
+        </w:rPr>
+        <w:t xml:space="preserve"> </w:t>
+      </w:r>
+      <w:r>
+        <w:rPr>
+          <w:b/>
+          <w:bCs/>
+          <w:i/>
+          <w:iCs/>
+        </w:rPr>
+        <w:t xml:space="preserve">M</w:t>
+      </w:r>
+      <w:r>
+        <w:rPr>
+          <w:b/>
+          <w:bCs/>
+        </w:rPr>
+        <w:t xml:space="preserve"> </w:t>
+      </w:r>
+      <w:r>
+        <w:rPr>
+          <w:b/>
+          <w:bCs/>
+        </w:rPr>
+        <w:t xml:space="preserve">on datasets with an order of magnitude of 100,000 points or less.</w:t>
+      </w:r>
+      <w:r>
+        <w:rPr>
+          <w:b/>
+          <w:bCs/>
+        </w:rPr>
+        <w:t xml:space="preserve"> </w:t>
+      </w:r>
+      <w:r>
+        <w:rPr>
+          <w:b/>
+          <w:bCs/>
+        </w:rPr>
+        <w:t xml:space="preserve">On a personal computer, the computation time becomes excessive beyond that.</w:t>
+      </w:r>
+      <w:r>
+        <w:rPr>
+          <w:b/>
+          <w:bCs/>
+        </w:rPr>
+        <w:t xml:space="preserve"> </w:t>
+      </w:r>
+      <w:r>
+        <w:rPr>
+          <w:b/>
+          <w:bCs/>
+        </w:rPr>
+        <w:t xml:space="preserve">Second, we study the effect of the geographical approximation of the locations of the analyzed entities in terms of the deterioration in information that this approach creates.</w:t>
+      </w:r>
+      <w:r>
+        <w:rPr>
+          <w:b/>
+          <w:bCs/>
+        </w:rPr>
+        <w:t xml:space="preserve"> </w:t>
+      </w:r>
+      <w:r>
+        <w:rPr>
+          <w:b/>
+          <w:bCs/>
+        </w:rPr>
+        <w:t xml:space="preserve">Third, we show that an alternate method, i.e. random thinning of the point pattern</w:t>
+      </w:r>
+      <w:r>
+        <w:rPr>
+          <w:b/>
+          <w:bCs/>
+        </w:rPr>
+        <w:t xml:space="preserve"> </w:t>
+      </w:r>
+      <w:r>
+        <w:rPr>
+          <w:b/>
+          <w:bCs/>
+        </w:rPr>
+        <w:t xml:space="preserve">(Arbia et al., 2017; Sweeney &amp; Konty, 2005)</w:t>
+      </w:r>
+      <w:r>
+        <w:rPr>
+          <w:b/>
+          <w:bCs/>
+        </w:rPr>
+        <w:t xml:space="preserve">, is more efficient.</w:t>
+      </w:r>
+    </w:p>
+    <w:p>
+      <w:pPr>
+        <w:pStyle w:val="Corpsdetexte"/>
+      </w:pPr>
+      <w:r>
+        <w:t xml:space="preserve">The layout of the article is mentioned here.</w:t>
+      </w:r>
+      <w:r>
+        <w:t xml:space="preserve"> </w:t>
+      </w:r>
+      <w:r>
+        <w:t xml:space="preserve">The first section outlines the importance of the agglomeration measurement in regional science.</w:t>
+      </w:r>
+      <w:r>
+        <w:t xml:space="preserve"> </w:t>
+      </w:r>
+      <w:r>
+        <w:t xml:space="preserve">We also explain why researchers are working more and more with very large micro-geographic datasets.</w:t>
+      </w:r>
+      <w:r>
+        <w:t xml:space="preserve"> </w:t>
+      </w:r>
+      <w:r>
+        <w:t xml:space="preserve">The next section presents the</w:t>
+      </w:r>
+      <w:r>
+        <w:t xml:space="preserve"> </w:t>
+      </w:r>
+      <w:r>
+        <w:rPr>
+          <w:i/>
+          <w:iCs/>
+        </w:rPr>
+        <w:t xml:space="preserve">M</w:t>
+      </w:r>
+      <w:r>
+        <w:t xml:space="preserve"> </w:t>
+      </w:r>
+      <w:r>
+        <w:t xml:space="preserve">function and the necessary data generated for the tests.</w:t>
+      </w:r>
+      <w:r>
+        <w:t xml:space="preserve"> </w:t>
+      </w:r>
+      <w:r>
+        <w:t xml:space="preserve">Large point sets (in the order of several tens of thousands of points) that are either completely random or geographically concentrated are considered.</w:t>
+      </w:r>
+      <w:r>
+        <w:t xml:space="preserve"> </w:t>
+      </w:r>
+      <w:r>
+        <w:t xml:space="preserve">We detail the use of the</w:t>
+      </w:r>
+      <w:r>
+        <w:t xml:space="preserve"> </w:t>
+      </w:r>
+      <w:r>
+        <w:rPr>
+          <w:i/>
+          <w:iCs/>
+        </w:rPr>
+        <w:t xml:space="preserve">dbmss</w:t>
+      </w:r>
+      <w:r>
+        <w:t xml:space="preserve"> </w:t>
+      </w:r>
+      <w:r>
+        <w:t xml:space="preserve">R package to calculate </w:t>
+      </w:r>
+      <w:r>
+        <w:rPr>
+          <w:i/>
+          <w:iCs/>
+        </w:rPr>
+        <w:t xml:space="preserve">M</w:t>
+      </w:r>
+      <w:r>
+        <w:t xml:space="preserve"> </w:t>
+      </w:r>
+      <w:r>
+        <w:t xml:space="preserve">from a table that gives the position and characteristics of the points or a matrix of distances between them.</w:t>
+      </w:r>
+      <w:r>
+        <w:t xml:space="preserve"> </w:t>
+      </w:r>
+      <w:r>
+        <w:t xml:space="preserve">In this section, we also discuss the performance of</w:t>
+      </w:r>
+      <w:r>
+        <w:t xml:space="preserve"> </w:t>
+      </w:r>
+      <w:r>
+        <w:rPr>
+          <w:i/>
+          <w:iCs/>
+        </w:rPr>
+        <w:t xml:space="preserve">dbmss</w:t>
+      </w:r>
+      <w:r>
+        <w:t xml:space="preserve"> </w:t>
+      </w:r>
+      <w:r>
+        <w:t xml:space="preserve">as a function of the size of the set of points, in terms of computing time and memory requirements.</w:t>
+      </w:r>
+      <w:r>
+        <w:t xml:space="preserve"> </w:t>
+      </w:r>
+      <w:r>
+        <w:t xml:space="preserve">The third section positions our approach by defining two strategies to reduce the computation burden of large geo-located datasets: approximating the position of points (grouping them at the center of the cells of a grid, following the approach of</w:t>
+      </w:r>
+      <w:r>
+        <w:t xml:space="preserve"> </w:t>
+      </w:r>
+      <w:r>
+        <w:t xml:space="preserve">Tidu et al. (2024)</w:t>
+      </w:r>
+      <w:r>
+        <w:t xml:space="preserve">) and thinning the point pattern.</w:t>
+      </w:r>
+      <w:r>
+        <w:t xml:space="preserve"> </w:t>
+      </w:r>
+      <w:r>
+        <w:t xml:space="preserve">We discuss the advantages and the limits of both approaches.</w:t>
+      </w:r>
+      <w:r>
+        <w:t xml:space="preserve"> </w:t>
+      </w:r>
+      <w:r>
+        <w:t xml:space="preserve">The last section concludes.</w:t>
+      </w:r>
+    </w:p>
+    <w:bookmarkEnd w:id="9"/>
+    <w:bookmarkStart w:id="14" w:name="X17b0aa742a8ffad155176dc362d90e5eb123504"/>
+    <w:p>
+      <w:pPr>
+        <w:pStyle w:val="Titre1"/>
+      </w:pPr>
+      <w:r>
+        <w:t xml:space="preserve">Spatial concentration measures and regional science</w:t>
+      </w:r>
+    </w:p>
+    <w:bookmarkStart w:id="11" w:name="a-close-connection"/>
+    <w:p>
+      <w:pPr>
+        <w:pStyle w:val="Titre2"/>
+      </w:pPr>
+      <w:r>
+        <w:t xml:space="preserve">A close connection</w:t>
+      </w:r>
+    </w:p>
+    <w:p>
+      <w:pPr>
+        <w:pStyle w:val="FirstParagraph"/>
+      </w:pPr>
+      <w:r>
+        <w:t xml:space="preserve">In regional science, spatial concentration measures are widely employed to evaluate the agglomeration of activities</w:t>
+      </w:r>
+      <w:r>
+        <w:t xml:space="preserve"> </w:t>
+      </w:r>
+      <w:r>
+        <w:t xml:space="preserve">(Combes &amp; Overman, 2004)</w:t>
       </w:r>
       <w:r>
         <w:t xml:space="preserve">.</w:t>
@@ -765,56 +994,187 @@
         <w:t xml:space="preserve"> </w:t>
       </w:r>
       <w:r>
-        <w:t xml:space="preserve">The article provides three main contributions to the literature.</w:t>
-      </w:r>
-      <w:r>
-        <w:t xml:space="preserve"> </w:t>
-      </w:r>
-      <w:r>
-        <w:t xml:space="preserve">First, we show the advantages of estimating</w:t>
-      </w:r>
-      <w:r>
-        <w:t xml:space="preserve"> </w:t>
-      </w:r>
-      <w:r>
-        <w:rPr>
-          <w:i/>
-          <w:iCs/>
-        </w:rPr>
-        <w:t xml:space="preserve">M</w:t>
-      </w:r>
-      <w:r>
-        <w:t xml:space="preserve"> </w:t>
-      </w:r>
-      <w:r>
-        <w:t xml:space="preserve">on datasets with an order of magnitude of 100,000 points or less.</w:t>
-      </w:r>
-      <w:r>
-        <w:t xml:space="preserve"> </w:t>
-      </w:r>
-      <w:r>
-        <w:t xml:space="preserve">On a personal computer, the computation time becomes excessive beyond that.</w:t>
-      </w:r>
-      <w:r>
-        <w:t xml:space="preserve"> </w:t>
-      </w:r>
-      <w:r>
-        <w:t xml:space="preserve">Second, we study the effect of the geographical approximation of the locations of the analyzed entities in terms of the deterioration in information that this approach creates.</w:t>
-      </w:r>
-      <w:r>
-        <w:t xml:space="preserve"> </w:t>
-      </w:r>
-      <w:r>
-        <w:t xml:space="preserve">Third, we show that an alternate method, i.e. random thinning of the point pattern</w:t>
-      </w:r>
-      <w:r>
-        <w:t xml:space="preserve"> </w:t>
-      </w:r>
-      <w:r>
-        <w:t xml:space="preserve">(Arbia et al., 2017; Sweeney &amp; Konty, 2005)</w:t>
-      </w:r>
-      <w:r>
-        <w:t xml:space="preserve">, is more efficient.</w:t>
+        <w:t xml:space="preserve">These statistical measures provide a simple way to describe the geographic distribution of industrial activities across regions.</w:t>
+      </w:r>
+      <w:r>
+        <w:t xml:space="preserve"> </w:t>
+      </w:r>
+      <w:r>
+        <w:t xml:space="preserve">Industrial agglomeration generates productivity gains for firms and benefits for households</w:t>
+      </w:r>
+      <w:r>
+        <w:t xml:space="preserve"> </w:t>
+      </w:r>
+      <w:r>
+        <w:t xml:space="preserve">(Fujita et al., 1999; Fujita &amp; Thisse, 2013; Glaeser, 2010)</w:t>
+      </w:r>
+      <w:r>
+        <w:t xml:space="preserve"> </w:t>
+      </w:r>
+      <w:r>
+        <w:t xml:space="preserve">but generates growth disparities between territories.</w:t>
+      </w:r>
+      <w:r>
+        <w:t xml:space="preserve"> </w:t>
+      </w:r>
+      <w:r>
+        <w:t xml:space="preserve">Regional economic inequalities can be easily detected and quantified with spatial concentration measures.</w:t>
+      </w:r>
+      <w:r>
+        <w:t xml:space="preserve"> </w:t>
+      </w:r>
+      <w:r>
+        <w:t xml:space="preserve">In that way, a lot of researchers have employed spatial concentration measures for a better description and understanding of industrial clusters</w:t>
+      </w:r>
+      <w:r>
+        <w:t xml:space="preserve"> </w:t>
+      </w:r>
+      <w:r>
+        <w:t xml:space="preserve">(see Feser &amp; Sweeney, 2000; Giuliani et al., 2014; Kerr &amp; Kominers, 2015 among others)</w:t>
+      </w:r>
+      <w:r>
+        <w:t xml:space="preserve">.</w:t>
+      </w:r>
+      <w:r>
+        <w:t xml:space="preserve"> </w:t>
+      </w:r>
+      <w:r>
+        <w:t xml:space="preserve">Moreover, since spatial concentration measures are proven to be a relevant technique to describe agglomeration across territories, some studies rely on these spatial concentration estimates to explain the mechanisms that generate the industrial clustering.</w:t>
+      </w:r>
+      <w:r>
+        <w:t xml:space="preserve"> </w:t>
+      </w:r>
+      <w:r>
+        <w:t xml:space="preserve">The pioneer explanation of the agglomeration forces is due to</w:t>
+      </w:r>
+      <w:r>
+        <w:t xml:space="preserve"> </w:t>
+      </w:r>
+      <w:r>
+        <w:t xml:space="preserve">Marshall (1890)</w:t>
+      </w:r>
+      <w:r>
+        <w:t xml:space="preserve"> </w:t>
+      </w:r>
+      <w:r>
+        <w:t xml:space="preserve">who identifies three main determinants of the industrial spatial concentration: a specialized labor pooling, the proximity of producers of intermediate goods (input sharing), and the opportunity to benefit from technological externalities (knowledge spillovers).</w:t>
+      </w:r>
+      <w:r>
+        <w:t xml:space="preserve"> </w:t>
+      </w:r>
+      <w:r>
+        <w:t xml:space="preserve">These factors explain why firms concentrate their activities in a limited number of specific geographic areas: to reduce their costs and risks associated to their production.</w:t>
+      </w:r>
+      <w:r>
+        <w:t xml:space="preserve"> </w:t>
+      </w:r>
+      <w:r>
+        <w:t xml:space="preserve">These three determinants are still widely accepted today, even though the modern view proposed by</w:t>
+      </w:r>
+      <w:r>
+        <w:t xml:space="preserve"> </w:t>
+      </w:r>
+      <w:r>
+        <w:t xml:space="preserve">Duranton &amp; Puga (2004)</w:t>
+      </w:r>
+      <w:r>
+        <w:t xml:space="preserve"> </w:t>
+      </w:r>
+      <w:r>
+        <w:t xml:space="preserve">of these economic mechanisms is approached by a better matching, a better sharing, and a better learning for firms and households.</w:t>
+      </w:r>
+      <w:r>
+        <w:t xml:space="preserve"> </w:t>
+      </w:r>
+      <w:r>
+        <w:t xml:space="preserve">A series of articles have empirically evaluated the importance of the determinants of agglomeration by regressing estimates of spatial concentration measures on the main factors that generate agglomeration.</w:t>
+      </w:r>
+      <w:r>
+        <w:t xml:space="preserve"> </w:t>
+      </w:r>
+      <w:r>
+        <w:t xml:space="preserve">This technique constitutes a very simple way to quantify the importance of all of the determinants of industrial agglomeration: see for example the empirical studies of</w:t>
+      </w:r>
+      <w:r>
+        <w:t xml:space="preserve"> </w:t>
+      </w:r>
+      <w:r>
+        <w:t xml:space="preserve">Rosenthal &amp; Strange (2001)</w:t>
+      </w:r>
+      <w:r>
+        <w:t xml:space="preserve"> </w:t>
+      </w:r>
+      <w:r>
+        <w:t xml:space="preserve">or</w:t>
+      </w:r>
+      <w:r>
+        <w:t xml:space="preserve"> </w:t>
+      </w:r>
+      <w:r>
+        <w:t xml:space="preserve">Ellison &amp; Glaeser (1999)</w:t>
+      </w:r>
+      <w:r>
+        <w:t xml:space="preserve">, or the review of</w:t>
+      </w:r>
+      <w:r>
+        <w:t xml:space="preserve"> </w:t>
+      </w:r>
+      <w:r>
+        <w:t xml:space="preserve">Rosenthal &amp; Strange (2004)</w:t>
+      </w:r>
+      <w:r>
+        <w:rPr>
+          <w:rStyle w:val="Appelnotedebasdep"/>
+        </w:rPr>
+        <w:footnoteReference w:id="10"/>
+      </w:r>
+      <w:r>
+        <w:t xml:space="preserve">.</w:t>
+      </w:r>
+      <w:r>
+        <w:t xml:space="preserve"> </w:t>
+      </w:r>
+      <w:r>
+        <w:t xml:space="preserve">Estimating at best the importance of all factors at work is straightforward, notably for policymakers that provide effective economic policies in order to foster regional growth and to attenuate disparities between regions.</w:t>
+      </w:r>
+    </w:p>
+    <w:bookmarkEnd w:id="11"/>
+    <w:bookmarkStart w:id="13" w:name="recent-developments"/>
+    <w:p>
+      <w:pPr>
+        <w:pStyle w:val="Titre2"/>
+      </w:pPr>
+      <w:r>
+        <w:t xml:space="preserve">Recent developments</w:t>
+      </w:r>
+    </w:p>
+    <w:p>
+      <w:pPr>
+        <w:pStyle w:val="FirstParagraph"/>
+      </w:pPr>
+      <w:r>
+        <w:t xml:space="preserve">Based on the importance of the industrial geographic concentration, a great deal of attention has been paid in economics and in geography to develop statistical measures that are able to describe the spatial concentration precisely and without any statistical bias</w:t>
+      </w:r>
+      <w:r>
+        <w:t xml:space="preserve"> </w:t>
+      </w:r>
+      <w:r>
+        <w:t xml:space="preserve">(Arbia et al., 2021)</w:t>
+      </w:r>
+      <w:r>
+        <w:t xml:space="preserve">.</w:t>
+      </w:r>
+      <w:r>
+        <w:t xml:space="preserve"> </w:t>
+      </w:r>
+      <w:r>
+        <w:t xml:space="preserve">Today, many indices coexist in the literature but two distinct groups are [F1.1]</w:t>
+      </w:r>
+      <w:r>
+        <w:t xml:space="preserve"> </w:t>
+      </w:r>
+      <w:r>
+        <w:t xml:space="preserve">clearly identified depending both on the nature of the data used and on their statistical treatment.</w:t>
       </w:r>
     </w:p>
     <w:p>
@@ -822,146 +1182,79 @@
         <w:pStyle w:val="Corpsdetexte"/>
       </w:pPr>
       <w:r>
-        <w:t xml:space="preserve">The layout of the article is mentioned here.</w:t>
-      </w:r>
-      <w:r>
-        <w:t xml:space="preserve"> </w:t>
-      </w:r>
-      <w:r>
-        <w:t xml:space="preserve">The next two sections present the</w:t>
-      </w:r>
-      <w:r>
-        <w:t xml:space="preserve"> </w:t>
-      </w:r>
-      <w:r>
-        <w:rPr>
-          <w:i/>
-          <w:iCs/>
-        </w:rPr>
-        <w:t xml:space="preserve">M</w:t>
-      </w:r>
-      <w:r>
-        <w:t xml:space="preserve"> </w:t>
-      </w:r>
-      <w:r>
-        <w:t xml:space="preserve">function and the necessary data generated for the tests.</w:t>
-      </w:r>
-      <w:r>
-        <w:t xml:space="preserve"> </w:t>
-      </w:r>
-      <w:r>
-        <w:t xml:space="preserve">Large point sets (in the order of several tens of thousands of points) that are either completely random or geographically concentrated are considered.</w:t>
-      </w:r>
-      <w:r>
-        <w:t xml:space="preserve"> </w:t>
-      </w:r>
-      <w:r>
-        <w:t xml:space="preserve">The third section details the use of the</w:t>
-      </w:r>
-      <w:r>
-        <w:t xml:space="preserve"> </w:t>
-      </w:r>
-      <w:r>
-        <w:rPr>
-          <w:i/>
-          <w:iCs/>
-        </w:rPr>
-        <w:t xml:space="preserve">dbmss</w:t>
-      </w:r>
-      <w:r>
-        <w:t xml:space="preserve"> </w:t>
-      </w:r>
-      <w:r>
-        <w:t xml:space="preserve">package to calculate </w:t>
-      </w:r>
-      <w:r>
-        <w:rPr>
-          <w:i/>
-          <w:iCs/>
-        </w:rPr>
-        <w:t xml:space="preserve">M</w:t>
-      </w:r>
-      <w:r>
-        <w:t xml:space="preserve"> </w:t>
-      </w:r>
-      <w:r>
-        <w:t xml:space="preserve">and its confidence interval from a table that gives the position and characteristics of the points or a matrix of distances between them.</w:t>
-      </w:r>
-      <w:r>
-        <w:t xml:space="preserve"> </w:t>
-      </w:r>
-      <w:r>
-        <w:t xml:space="preserve">The fourth section measures the performance of</w:t>
-      </w:r>
-      <w:r>
-        <w:t xml:space="preserve"> </w:t>
-      </w:r>
-      <w:r>
-        <w:rPr>
-          <w:i/>
-          <w:iCs/>
-        </w:rPr>
-        <w:t xml:space="preserve">dbmss</w:t>
-      </w:r>
-      <w:r>
-        <w:t xml:space="preserve"> </w:t>
-      </w:r>
-      <w:r>
-        <w:t xml:space="preserve">as a function of the size of the set of points, in terms of computing time and memory requirements.</w:t>
-      </w:r>
-      <w:r>
-        <w:t xml:space="preserve"> </w:t>
-      </w:r>
-      <w:r>
-        <w:t xml:space="preserve">The fifth section tests the spatial approximation which involves grouping them at the center of the cells of a grid, following the approach of</w:t>
-      </w:r>
-      <w:r>
-        <w:t xml:space="preserve"> </w:t>
-      </w:r>
-      <w:r>
-        <w:t xml:space="preserve">Tidu et al. (2024)</w:t>
-      </w:r>
-      <w:r>
-        <w:t xml:space="preserve">, which positions them at the center of the administrative units of their location.</w:t>
-      </w:r>
-      <w:r>
-        <w:t xml:space="preserve"> </w:t>
-      </w:r>
-      <w:r>
-        <w:t xml:space="preserve">In the last section, we conclude and discuss the advantages and the limits of an approximation of the locations on the accuracy of the results and the computing time.</w:t>
-      </w:r>
-    </w:p>
-    <w:bookmarkEnd w:id="9"/>
-    <w:bookmarkStart w:id="13" w:name="X0daac953c6b3a84f06469de0ad6f8d4f900ff33"/>
-    <w:p>
-      <w:pPr>
-        <w:pStyle w:val="Titre1"/>
-      </w:pPr>
-      <w:r>
-        <w:t xml:space="preserve">Spatial concentration measures in regional science</w:t>
-      </w:r>
-    </w:p>
-    <w:bookmarkStart w:id="10" w:name="X17b0aa742a8ffad155176dc362d90e5eb123504"/>
-    <w:p>
-      <w:pPr>
-        <w:pStyle w:val="Titre2"/>
-      </w:pPr>
-      <w:r>
-        <w:t xml:space="preserve">Spatial concentration measures and regional science</w:t>
-      </w:r>
-    </w:p>
-    <w:p>
-      <w:pPr>
-        <w:pStyle w:val="FirstParagraph"/>
-      </w:pPr>
-      <w:r>
-        <w:t xml:space="preserve">In regional science, spatial concentration measures are widely employed to evaluate the agglomeration of activities</w:t>
-      </w:r>
-      <w:r>
-        <w:t xml:space="preserve"> </w:t>
-      </w:r>
-      <w:r>
-        <w:t xml:space="preserve">(Combes &amp; Overman, 2004)</w:t>
+        <w:t xml:space="preserve">The first group of measures divides space into a given number of exclusive zones, for example data are aggregated at the county level or the regional one.</w:t>
+      </w:r>
+      <w:r>
+        <w:t xml:space="preserve"> </w:t>
+      </w:r>
+      <w:r>
+        <w:t xml:space="preserve">The well-known and widely used location quotient</w:t>
+      </w:r>
+      <w:r>
+        <w:t xml:space="preserve"> </w:t>
+      </w:r>
+      <w:r>
+        <w:t xml:space="preserve">(Florence, 1972)</w:t>
+      </w:r>
+      <w:r>
+        <w:t xml:space="preserve">, the</w:t>
+      </w:r>
+      <w:r>
+        <w:t xml:space="preserve"> </w:t>
+      </w:r>
+      <w:r>
+        <w:t xml:space="preserve">Gini (1912)</w:t>
+      </w:r>
+      <w:r>
+        <w:t xml:space="preserve"> </w:t>
+      </w:r>
+      <w:r>
+        <w:t xml:space="preserve">index or the</w:t>
+      </w:r>
+      <w:r>
+        <w:t xml:space="preserve"> </w:t>
+      </w:r>
+      <w:r>
+        <w:t xml:space="preserve">Ellison &amp; Glaeser (1997)</w:t>
+      </w:r>
+      <w:r>
+        <w:t xml:space="preserve"> </w:t>
+      </w:r>
+      <w:r>
+        <w:t xml:space="preserve">index belong to that group.</w:t>
+      </w:r>
+      <w:r>
+        <w:t xml:space="preserve"> </w:t>
+      </w:r>
+      <w:r>
+        <w:t xml:space="preserve">It is out of the scope of this article to present in details these indices but a discussion of these spatial concentration measures is given in</w:t>
+      </w:r>
+      <w:r>
+        <w:t xml:space="preserve"> </w:t>
+      </w:r>
+      <w:r>
+        <w:t xml:space="preserve">Sweeney &amp; Feser (2004)</w:t>
+      </w:r>
+      <w:r>
+        <w:t xml:space="preserve">,</w:t>
+      </w:r>
+      <w:r>
+        <w:t xml:space="preserve"> </w:t>
+      </w:r>
+      <w:r>
+        <w:t xml:space="preserve">Bickenbach &amp; Eckhardt (2008)</w:t>
+      </w:r>
+      <w:r>
+        <w:t xml:space="preserve"> </w:t>
+      </w:r>
+      <w:r>
+        <w:t xml:space="preserve">or</w:t>
+      </w:r>
+      <w:r>
+        <w:t xml:space="preserve"> </w:t>
+      </w:r>
+      <w:r>
+        <w:t xml:space="preserve">Combes et al. (2008)</w:t>
       </w:r>
       <w:r>
         <w:t xml:space="preserve">.</w:t>
@@ -970,43 +1263,13 @@
         <w:t xml:space="preserve"> </w:t>
       </w:r>
       <w:r>
-        <w:t xml:space="preserve">These statistical measures provide a simple way to describe the geographic distribution of industrial activities across regions.</w:t>
-      </w:r>
-      <w:r>
-        <w:t xml:space="preserve"> </w:t>
-      </w:r>
-      <w:r>
-        <w:t xml:space="preserve">Industrial agglomeration generates productivity gains for firms and benefits for households</w:t>
-      </w:r>
-      <w:r>
-        <w:t xml:space="preserve"> </w:t>
-      </w:r>
-      <w:r>
-        <w:t xml:space="preserve">(Fujita et al., 1999; Fujita &amp; Thisse, 2013; Glaeser, 2010)</w:t>
-      </w:r>
-      <w:r>
-        <w:t xml:space="preserve"> </w:t>
-      </w:r>
-      <w:r>
-        <w:t xml:space="preserve">and thus provokes growth disparities between territories.</w:t>
-      </w:r>
-      <w:r>
-        <w:t xml:space="preserve"> </w:t>
-      </w:r>
-      <w:r>
-        <w:t xml:space="preserve">Regional economic inequalities can be easily detected and quantified with spatial concentration measures.</w:t>
-      </w:r>
-      <w:r>
-        <w:t xml:space="preserve"> </w:t>
-      </w:r>
-      <w:r>
-        <w:t xml:space="preserve">In that way, a lot of researchers have employed spatial concentration measures for a better description and understanding of industrial clusters</w:t>
-      </w:r>
-      <w:r>
-        <w:t xml:space="preserve"> </w:t>
-      </w:r>
-      <w:r>
-        <w:t xml:space="preserve">(see Feser &amp; Sweeney, 2000; Giuliani et al., 2014; Kerr &amp; Kominers, 2015 among others)</w:t>
+        <w:t xml:space="preserve">Entropy measures also belong to that first group, even if they are less employed in spatial economics or in quantitative geography</w:t>
+      </w:r>
+      <w:r>
+        <w:t xml:space="preserve"> </w:t>
+      </w:r>
+      <w:r>
+        <w:t xml:space="preserve">Theil (1967)</w:t>
       </w:r>
       <w:r>
         <w:t xml:space="preserve">.</w:t>
@@ -1015,228 +1278,13 @@
         <w:t xml:space="preserve"> </w:t>
       </w:r>
       <w:r>
-        <w:t xml:space="preserve">Moreover, since spatial concentration measures are proven to be a relevant technique to describe agglomeration across territories, some studies rely on these spatial concentration estimates to explain the mechanisms that generate the industrial clustering.</w:t>
-      </w:r>
-      <w:r>
-        <w:t xml:space="preserve"> </w:t>
-      </w:r>
-      <w:r>
-        <w:t xml:space="preserve">The pioneer explanation of the agglomeration forces is due to</w:t>
-      </w:r>
-      <w:r>
-        <w:t xml:space="preserve"> </w:t>
-      </w:r>
-      <w:r>
-        <w:t xml:space="preserve">Marshall (1890)</w:t>
-      </w:r>
-      <w:r>
-        <w:t xml:space="preserve"> </w:t>
-      </w:r>
-      <w:r>
-        <w:t xml:space="preserve">who identifies three main determinants of the industrial spatial concentration: a specialized labor pooling, the proximity of producers of intermediate goods (input sharing), and the opportunity to benefit from technological externalities (knowledge spillovers).</w:t>
-      </w:r>
-      <w:r>
-        <w:t xml:space="preserve"> </w:t>
-      </w:r>
-      <w:r>
-        <w:t xml:space="preserve">These factors explain why firms concentrate their activities in a limited number of specific geographic areas: to reduce their costs and risks associated to their production.</w:t>
-      </w:r>
-      <w:r>
-        <w:t xml:space="preserve"> </w:t>
-      </w:r>
-      <w:r>
-        <w:t xml:space="preserve">These three determinants are still widely accepted today, even though the modern view proposed by</w:t>
-      </w:r>
-      <w:r>
-        <w:t xml:space="preserve"> </w:t>
-      </w:r>
-      <w:r>
-        <w:t xml:space="preserve">Duranton &amp; Puga (2004)</w:t>
-      </w:r>
-      <w:r>
-        <w:t xml:space="preserve"> </w:t>
-      </w:r>
-      <w:r>
-        <w:t xml:space="preserve">of these economic mechanisms is approached by a better matching, a better sharing, and a better learning for firms and households.</w:t>
-      </w:r>
-      <w:r>
-        <w:t xml:space="preserve"> </w:t>
-      </w:r>
-      <w:r>
-        <w:t xml:space="preserve">A series of articles have empirically evaluated the importance of the determinants of agglomeration by regressing estimates of spatial concentration measures on the main factors that generate agglomeration.</w:t>
-      </w:r>
-      <w:r>
-        <w:t xml:space="preserve"> </w:t>
-      </w:r>
-      <w:r>
-        <w:t xml:space="preserve">This technique constitutes a very simple way to quantify the importance of all of the determinants of industrial agglomeration: see for example the empirical studies of</w:t>
-      </w:r>
-      <w:r>
-        <w:t xml:space="preserve"> </w:t>
-      </w:r>
-      <w:r>
-        <w:t xml:space="preserve">Rosenthal &amp; Strange (2001)</w:t>
-      </w:r>
-      <w:r>
-        <w:t xml:space="preserve"> </w:t>
-      </w:r>
-      <w:r>
-        <w:t xml:space="preserve">or</w:t>
-      </w:r>
-      <w:r>
-        <w:t xml:space="preserve"> </w:t>
-      </w:r>
-      <w:r>
-        <w:t xml:space="preserve">Ellison &amp; Glaeser (1999)</w:t>
-      </w:r>
-      <w:r>
-        <w:t xml:space="preserve">, or the review of</w:t>
-      </w:r>
-      <w:r>
-        <w:t xml:space="preserve"> </w:t>
-      </w:r>
-      <w:r>
-        <w:t xml:space="preserve">Rosenthal &amp; Strange (2004)</w:t>
-      </w:r>
-      <w:r>
-        <w:t xml:space="preserve">. Estimating at best the importance of all factors at work is straightforward, notably for policymakers that provide effective economic policies in order to foster regional growth and to attenuate disparities between regions.</w:t>
-      </w:r>
-    </w:p>
-    <w:bookmarkEnd w:id="10"/>
-    <w:bookmarkStart w:id="12" w:name="X8f24d74177d8f4bc22adfb9992bd46611c46f5c"/>
-    <w:p>
-      <w:pPr>
-        <w:pStyle w:val="Titre2"/>
-      </w:pPr>
-      <w:r>
-        <w:t xml:space="preserve">Recent developments concerning the measurement of the spatial concentration</w:t>
-      </w:r>
-    </w:p>
-    <w:p>
-      <w:pPr>
-        <w:pStyle w:val="FirstParagraph"/>
-      </w:pPr>
-      <w:r>
-        <w:t xml:space="preserve">Based on the importance of the industrial geographic concentration, a great deal of attention has been paid in economics and in geography to develop statistical measures that are able to describe the spatial concentration precisely and without any statistical bias</w:t>
-      </w:r>
-      <w:r>
-        <w:t xml:space="preserve"> </w:t>
-      </w:r>
-      <w:r>
-        <w:t xml:space="preserve">(Arbia et al., 2021)</w:t>
-      </w:r>
-      <w:r>
-        <w:t xml:space="preserve">.</w:t>
-      </w:r>
-      <w:r>
-        <w:t xml:space="preserve"> </w:t>
-      </w:r>
-      <w:r>
-        <w:t xml:space="preserve">Today, many indices coexist in the literature but two distinct groups are [F1.1]</w:t>
-      </w:r>
-      <w:r>
-        <w:t xml:space="preserve"> </w:t>
-      </w:r>
-      <w:r>
-        <w:t xml:space="preserve">clearly identified depending both on the nature of the data used and on their statistical treatment.</w:t>
-      </w:r>
-    </w:p>
-    <w:p>
-      <w:pPr>
-        <w:pStyle w:val="Corpsdetexte"/>
-      </w:pPr>
-      <w:r>
-        <w:t xml:space="preserve">The first group of measures divides space into a given number of exclusive zones, for example data are aggregated at the county level or the regional one.</w:t>
-      </w:r>
-      <w:r>
-        <w:t xml:space="preserve"> </w:t>
-      </w:r>
-      <w:r>
-        <w:t xml:space="preserve">The well-known and widely used location quotient</w:t>
-      </w:r>
-      <w:r>
-        <w:t xml:space="preserve"> </w:t>
-      </w:r>
-      <w:r>
-        <w:t xml:space="preserve">(Florence, 1972)</w:t>
-      </w:r>
-      <w:r>
-        <w:t xml:space="preserve">, the</w:t>
-      </w:r>
-      <w:r>
-        <w:t xml:space="preserve"> </w:t>
-      </w:r>
-      <w:r>
-        <w:t xml:space="preserve">Gini (1912)</w:t>
-      </w:r>
-      <w:r>
-        <w:t xml:space="preserve"> </w:t>
-      </w:r>
-      <w:r>
-        <w:t xml:space="preserve">index or the</w:t>
-      </w:r>
-      <w:r>
-        <w:t xml:space="preserve"> </w:t>
-      </w:r>
-      <w:r>
-        <w:t xml:space="preserve">Ellison &amp; Glaeser (1997)</w:t>
-      </w:r>
-      <w:r>
-        <w:t xml:space="preserve"> </w:t>
-      </w:r>
-      <w:r>
-        <w:t xml:space="preserve">index belong to that group.</w:t>
-      </w:r>
-      <w:r>
-        <w:t xml:space="preserve"> </w:t>
-      </w:r>
-      <w:r>
-        <w:t xml:space="preserve">It is out of the scope of this article to present in details these indices but a discussion of these spatial concentration measures is given in</w:t>
-      </w:r>
-      <w:r>
-        <w:t xml:space="preserve"> </w:t>
-      </w:r>
-      <w:r>
-        <w:t xml:space="preserve">Sweeney &amp; Feser (2004)</w:t>
-      </w:r>
-      <w:r>
-        <w:t xml:space="preserve">,</w:t>
-      </w:r>
-      <w:r>
-        <w:t xml:space="preserve"> </w:t>
-      </w:r>
-      <w:r>
-        <w:t xml:space="preserve">Bickenbach &amp; Eckhardt (2008)</w:t>
-      </w:r>
-      <w:r>
-        <w:t xml:space="preserve"> </w:t>
-      </w:r>
-      <w:r>
-        <w:t xml:space="preserve">or</w:t>
-      </w:r>
-      <w:r>
-        <w:t xml:space="preserve"> </w:t>
-      </w:r>
-      <w:r>
-        <w:t xml:space="preserve">Combes et al. (2008)</w:t>
-      </w:r>
-      <w:r>
-        <w:t xml:space="preserve">.</w:t>
-      </w:r>
-      <w:r>
-        <w:t xml:space="preserve"> </w:t>
-      </w:r>
-      <w:r>
-        <w:t xml:space="preserve">Entropy measures also belong to that first group, even if they are less employed in spatial economics or in quantitative geography</w:t>
-      </w:r>
-      <w:r>
-        <w:t xml:space="preserve"> </w:t>
-      </w:r>
-      <w:r>
-        <w:t xml:space="preserve">Theil (1967)</w:t>
-      </w:r>
-      <w:r>
-        <w:t xml:space="preserve">. The common advantage of all of these measures is the simplest way to compute them: they do not need intensive calculations, data are spatially aggregated so they are easy to find and compute. For example,</w:t>
+        <w:t xml:space="preserve">The common advantage of all of these measures is the simplest way to compute them: they do not need intensive calculations, data are spatially aggregated so they are easy to find and compute.</w:t>
+      </w:r>
+      <w:r>
+        <w:t xml:space="preserve"> </w:t>
+      </w:r>
+      <w:r>
+        <w:t xml:space="preserve">For example,</w:t>
       </w:r>
       <w:r>
         <w:t xml:space="preserve"> </w:t>
@@ -1253,7 +1301,7 @@
       <w:r>
         <w:t xml:space="preserve"> </w:t>
       </w:r>
-      <w:hyperlink r:id="rId11">
+      <w:hyperlink r:id="rId12">
         <w:r>
           <w:rPr>
             <w:rStyle w:val="Lienhypertexte"/>
@@ -1262,10 +1310,37 @@
         </w:r>
       </w:hyperlink>
       <w:r>
-        <w:t xml:space="preserve">) to measure industrial employment disparities across European regions. The shared limit of all of the previous indices presented is that they rest on a pre-defined zoning of space. As a consequence, all the information lower than the zoning delimitation is simply lost. This is far from being ideal for example for researchers that want to study the very localized interactions between firms, the face-to-face contacts between individuals etc[F2.1]</w:t>
-      </w:r>
-      <w:r>
-        <w:t xml:space="preserve"> </w:t>
+        <w:t xml:space="preserve">) to measure industrial employment disparities across European regions.</w:t>
+      </w:r>
+      <w:r>
+        <w:t xml:space="preserve"> </w:t>
+      </w:r>
+      <w:r>
+        <w:t xml:space="preserve">The shared limit of all of the previous indices presented is that they rest on a pre-defined zoning of space.</w:t>
+      </w:r>
+      <w:r>
+        <w:t xml:space="preserve"> </w:t>
+      </w:r>
+      <w:r>
+        <w:t xml:space="preserve">As a consequence, all the information lower than the zoning delimitation is simply lost.</w:t>
+      </w:r>
+      <w:r>
+        <w:t xml:space="preserve"> </w:t>
+      </w:r>
+      <w:r>
+        <w:t xml:space="preserve">This is far from being ideal for example for researchers that want to study the very localized interactions between firms, the face-to-face contacts between individuals etc.</w:t>
+      </w:r>
+      <w:r>
+        <w:t xml:space="preserve"> </w:t>
+      </w:r>
+      <w:r>
+        <w:t xml:space="preserve">In addition, a series of studies put in light that all indices based on a discrete space are exposed to some statistical bias known as the Modifiable Areal Unit Problem-MAUP</w:t>
+      </w:r>
+      <w:r>
+        <w:t xml:space="preserve"> </w:t>
+      </w:r>
+      <w:r>
+        <w:t xml:space="preserve">(Arbia, 1989; Openshaw &amp; Taylor, 1979)</w:t>
       </w:r>
       <w:r>
         <w:t xml:space="preserve">.</w:t>
@@ -1274,13 +1349,13 @@
         <w:t xml:space="preserve"> </w:t>
       </w:r>
       <w:r>
-        <w:t xml:space="preserve">In addition, a series of studies put in light that all indices based on a discrete space are exposed to some statistical bias known as the Modifiable Areal Unit Problem-MAUP</w:t>
-      </w:r>
-      <w:r>
-        <w:t xml:space="preserve"> </w:t>
-      </w:r>
-      <w:r>
-        <w:t xml:space="preserve">(Arbia, 1989; Openshaw &amp; Taylor, 1979)</w:t>
+        <w:t xml:space="preserve">For example, it has been proven that the position of the frontiers of the zones or the geographical scale chosen for the analysis alter the findings on the spatial concentration levels</w:t>
+      </w:r>
+      <w:r>
+        <w:t xml:space="preserve"> </w:t>
+      </w:r>
+      <w:r>
+        <w:t xml:space="preserve">(Arbia, 2001)</w:t>
       </w:r>
       <w:r>
         <w:t xml:space="preserve">.</w:t>
@@ -1289,75 +1364,107 @@
         <w:t xml:space="preserve"> </w:t>
       </w:r>
       <w:r>
-        <w:t xml:space="preserve">For example, it has been proven that the position of the frontiers of the zones or the geographical scale chosen for the analysis alter the findings on the spatial concentration levels</w:t>
-      </w:r>
-      <w:r>
-        <w:t xml:space="preserve"> </w:t>
-      </w:r>
-      <w:r>
-        <w:t xml:space="preserve">(Arbia, 2001)</w:t>
+        <w:t xml:space="preserve">This is important at both for the precision of the agglomeration levels but also to find the</w:t>
+      </w:r>
+      <w:r>
+        <w:t xml:space="preserve"> </w:t>
+      </w:r>
+      <w:r>
+        <w:t xml:space="preserve">“right”</w:t>
+      </w:r>
+      <w:r>
+        <w:t xml:space="preserve"> </w:t>
+      </w:r>
+      <w:r>
+        <w:t xml:space="preserve">scale to analyze agglomeration factors</w:t>
+      </w:r>
+      <w:r>
+        <w:t xml:space="preserve"> </w:t>
+      </w:r>
+      <w:r>
+        <w:t xml:space="preserve">(Rosenthal &amp; Strange, 2020)</w:t>
       </w:r>
       <w:r>
         <w:t xml:space="preserve">.</w:t>
       </w:r>
-      <w:r>
-        <w:t xml:space="preserve"> </w:t>
-      </w:r>
-      <w:r>
-        <w:t xml:space="preserve">This is important at both for the precision of the agglomeration levels but also to find the</w:t>
-      </w:r>
-      <w:r>
-        <w:t xml:space="preserve"> </w:t>
-      </w:r>
-      <w:r>
-        <w:t xml:space="preserve">“right”</w:t>
-      </w:r>
-      <w:r>
-        <w:t xml:space="preserve"> </w:t>
-      </w:r>
-      <w:r>
-        <w:t xml:space="preserve">scale to analyze agglomeration factors</w:t>
-      </w:r>
-      <w:r>
-        <w:t xml:space="preserve"> </w:t>
-      </w:r>
-      <w:r>
-        <w:t xml:space="preserve">(Rosenthal &amp; Strange, 2020)</w:t>
+    </w:p>
+    <w:p>
+      <w:pPr>
+        <w:pStyle w:val="Corpsdetexte"/>
+      </w:pPr>
+      <w:r>
+        <w:t xml:space="preserve">An answer the MAUP issues was proposed by the development of a second group of measures that not divide space into a given number of zones.</w:t>
+      </w:r>
+      <w:r>
+        <w:t xml:space="preserve"> </w:t>
+      </w:r>
+      <w:r>
+        <w:t xml:space="preserve">This second group encompasses all</w:t>
+      </w:r>
+      <w:r>
+        <w:t xml:space="preserve"> </w:t>
+      </w:r>
+      <w:r>
+        <w:t xml:space="preserve">“distance-based measures”</w:t>
+      </w:r>
+      <w:r>
+        <w:t xml:space="preserve"> </w:t>
+      </w:r>
+      <w:r>
+        <w:t xml:space="preserve">(DBMs) based on point pattern analysis</w:t>
+      </w:r>
+      <w:r>
+        <w:t xml:space="preserve"> </w:t>
+      </w:r>
+      <w:r>
+        <w:t xml:space="preserve">(Marcon &amp; Puech, 2017)</w:t>
       </w:r>
       <w:r>
         <w:t xml:space="preserve">.</w:t>
       </w:r>
+      <w:r>
+        <w:t xml:space="preserve"> </w:t>
+      </w:r>
+      <w:r>
+        <w:t xml:space="preserve">In that case, the exact geographic position of firms is preserved and the spatial concentration levels of agglomeration is calculated on the distances between the geo-located firms studied.</w:t>
+      </w:r>
+      <w:r>
+        <w:t xml:space="preserve"> </w:t>
+      </w:r>
+      <w:r>
+        <w:t xml:space="preserve">By preserving the exact positions of the firms analyzed, DBMs circumvent all statistical bias associated to a discretization of space into separate units.</w:t>
+      </w:r>
+      <w:r>
+        <w:t xml:space="preserve"> </w:t>
+      </w:r>
+      <w:r>
+        <w:t xml:space="preserve">By considering space as continuous, DBMs evaluate the spatial concentration for all possible distances.</w:t>
+      </w:r>
+      <w:r>
+        <w:t xml:space="preserve"> </w:t>
+      </w:r>
+      <w:r>
+        <w:t xml:space="preserve">One of the great advantages of all distance-based methods is to detect the exact distance at which spatial concentration (in case of attraction) or dispersion (in case of repulsion) occur.</w:t>
+      </w:r>
     </w:p>
     <w:p>
       <w:pPr>
         <w:pStyle w:val="Corpsdetexte"/>
       </w:pPr>
       <w:r>
-        <w:t xml:space="preserve">An answer the MAUP issues was proposed by the development of a second group of measures that not divide space into a given number of zones.</w:t>
-      </w:r>
-      <w:r>
-        <w:t xml:space="preserve"> </w:t>
-      </w:r>
-      <w:r>
-        <w:t xml:space="preserve">This second group encompasses all</w:t>
-      </w:r>
-      <w:r>
-        <w:t xml:space="preserve"> </w:t>
-      </w:r>
-      <w:r>
-        <w:t xml:space="preserve">“distance-based measures”</w:t>
-      </w:r>
-      <w:r>
-        <w:t xml:space="preserve"> </w:t>
-      </w:r>
-      <w:r>
-        <w:t xml:space="preserve">(DBMs) based on point pattern analysis</w:t>
-      </w:r>
-      <w:r>
-        <w:t xml:space="preserve"> </w:t>
-      </w:r>
-      <w:r>
-        <w:t xml:space="preserve">(Marcon &amp; Puech, 2017)</w:t>
+        <w:t xml:space="preserve">In the last decades, many developments have been proposed in geography and in economics to be able to grasp any definition of the spatial concentration analyzed (different benchmarks distributions, weighting or not the plants by their number of employees etc.).</w:t>
+      </w:r>
+      <w:r>
+        <w:t xml:space="preserve"> </w:t>
+      </w:r>
+      <w:r>
+        <w:t xml:space="preserve">A series of spatial concentration measures based on distances have been proposed</w:t>
+      </w:r>
+      <w:r>
+        <w:t xml:space="preserve"> </w:t>
+      </w:r>
+      <w:r>
+        <w:t xml:space="preserve">(Marcon &amp; Puech, 2017 proposed a typology of around a dozen of existing DBMs)</w:t>
       </w:r>
       <w:r>
         <w:t xml:space="preserve">.</w:t>
@@ -1366,46 +1473,7 @@
         <w:t xml:space="preserve"> </w:t>
       </w:r>
       <w:r>
-        <w:t xml:space="preserve">In that case, the exact geographic position of firms is preserved and the spatial concentration levels of agglomeration is calculated on the distances between the geo-located firms studied.</w:t>
-      </w:r>
-      <w:r>
-        <w:t xml:space="preserve"> </w:t>
-      </w:r>
-      <w:r>
-        <w:t xml:space="preserve">By preserving the exact positions of the firms analyzed, DBMs circumvent all statistical bias associated to a discretization of space into separate units.</w:t>
-      </w:r>
-      <w:r>
-        <w:t xml:space="preserve"> </w:t>
-      </w:r>
-      <w:r>
-        <w:t xml:space="preserve">By considering space as continuous, DBMs evaluate the spatial concentration for all possible distances.</w:t>
-      </w:r>
-      <w:r>
-        <w:t xml:space="preserve"> </w:t>
-      </w:r>
-      <w:r>
-        <w:t xml:space="preserve">One of the great advantages of all distance-based methods is to detect the exact distance at which spatial concentration (in case of attraction) or dispersion (in case of repulsion) occur.</w:t>
-      </w:r>
-      <w:r>
-        <w:t xml:space="preserve"> </w:t>
-      </w:r>
-      <w:r>
-        <w:t xml:space="preserve">In the last decades, many developments have been proposed in geography and in economics to be able to grasp any definition of the spatial concentration analyzed (different benchmarks distributions, weighting or not the plants by their number of employees etc.).</w:t>
-      </w:r>
-      <w:r>
-        <w:t xml:space="preserve"> </w:t>
-      </w:r>
-      <w:r>
-        <w:t xml:space="preserve">A series of spatial concentration measures based on distances have been proposed</w:t>
-      </w:r>
-      <w:r>
-        <w:t xml:space="preserve"> </w:t>
-      </w:r>
-      <w:r>
-        <w:t xml:space="preserve">(Marcon &amp; Puech, 2017 proposed a typology of around a dozen of existing DBMs)</w:t>
-      </w:r>
-      <w:r>
-        <w:t xml:space="preserve">. Among the first applications of distance-based methods, the works of</w:t>
+        <w:t xml:space="preserve">Among the first applications of distance-based methods, the works of</w:t>
       </w:r>
       <w:r>
         <w:t xml:space="preserve"> </w:t>
@@ -1429,7 +1497,13 @@
         <w:t xml:space="preserve"> </w:t>
       </w:r>
       <w:r>
-        <w:t xml:space="preserve">are of particular interest. They investigated the relationship between the agglomeration of manufacturing activities and the characteristics of the plants (capital intensity, size, etc.).</w:t>
+        <w:t xml:space="preserve">are of particular interest.</w:t>
+      </w:r>
+      <w:r>
+        <w:t xml:space="preserve"> </w:t>
+      </w:r>
+      <w:r>
+        <w:t xml:space="preserve">They investigated the relationship between the agglomeration of manufacturing activities and the characteristics of the plants (capital intensity, size, etc.).</w:t>
       </w:r>
       <w:r>
         <w:t xml:space="preserve"> </w:t>
@@ -1441,10 +1515,7 @@
         <w:t xml:space="preserve"> </w:t>
       </w:r>
       <w:r>
-        <w:t xml:space="preserve">notably gave support to an existing inverted U-shaped relation between the spatial manufacturing concentration and the size of plants in North Carolina (USA).[F3.1]</w:t>
-      </w:r>
-      <w:r>
-        <w:t xml:space="preserve"> </w:t>
+        <w:t xml:space="preserve">notably gave support to an existing inverted U-shaped relation between the spatial manufacturing concentration and the size of plants in North Carolina (USA).</w:t>
       </w:r>
       <w:r>
         <w:t xml:space="preserve"> </w:t>
@@ -1465,7 +1536,7 @@
         <w:t xml:space="preserve"> </w:t>
       </w:r>
       <w:r>
-        <w:t xml:space="preserve">For example, dealing with satellite data</w:t>
+        <w:t xml:space="preserve">For example, dealing with satellite data is an opportunity to provide detailed locational analysis of the economic activities</w:t>
       </w:r>
       <w:r>
         <w:t xml:space="preserve"> </w:t>
@@ -1474,10 +1545,7 @@
         <w:t xml:space="preserve">Baragwanath et al. (2026)</w:t>
       </w:r>
       <w:r>
-        <w:t xml:space="preserve"> </w:t>
-      </w:r>
-      <w:r>
-        <w:t xml:space="preserve">is an opportunity to provide detailed locational analysis of the economic activities.</w:t>
+        <w:t xml:space="preserve">.</w:t>
       </w:r>
       <w:r>
         <w:t xml:space="preserve"> </w:t>
@@ -1526,10 +1594,7 @@
         <w:t xml:space="preserve">(Marcon &amp; Puech, 2010)</w:t>
       </w:r>
       <w:r>
-        <w:t xml:space="preserve">, that presents many advantages for analyzing the location of industries</w:t>
-      </w:r>
-      <w:r>
-        <w:t xml:space="preserve">.</w:t>
+        <w:t xml:space="preserve">, that presents many advantages for analyzing the location of industries.</w:t>
       </w:r>
       <w:r>
         <w:t xml:space="preserve"> </w:t>
@@ -1554,9 +1619,9 @@
         <w:t xml:space="preserve">function and we also try to appreciate its capacity to deal with very large datasets.</w:t>
       </w:r>
     </w:p>
-    <w:bookmarkEnd w:id="12"/>
     <w:bookmarkEnd w:id="13"/>
-    <w:bookmarkStart w:id="41" w:name="the-m-function"/>
+    <w:bookmarkEnd w:id="14"/>
+    <w:bookmarkStart w:id="44" w:name="Xfa0f6926ce7392715b3a3d7c50ab617733ea0b5"/>
     <w:p>
       <w:pPr>
         <w:pStyle w:val="Titre1"/>
@@ -1578,10 +1643,10 @@
         <w:t xml:space="preserve"> </w:t>
       </w:r>
       <w:r>
-        <w:t xml:space="preserve">function</w:t>
-      </w:r>
-    </w:p>
-    <w:bookmarkStart w:id="14" w:name="main-idea"/>
+        <w:t xml:space="preserve">function, for any geo-located dataset?</w:t>
+      </w:r>
+    </w:p>
+    <w:bookmarkStart w:id="15" w:name="main-idea"/>
     <w:p>
       <w:pPr>
         <w:pStyle w:val="Titre2"/>
@@ -2132,8 +2197,8 @@
         <w:t xml:space="preserve">.</w:t>
       </w:r>
     </w:p>
-    <w:bookmarkEnd w:id="14"/>
-    <w:bookmarkStart w:id="15" w:name="definition"/>
+    <w:bookmarkEnd w:id="15"/>
+    <w:bookmarkStart w:id="16" w:name="definition"/>
     <w:p>
       <w:pPr>
         <w:pStyle w:val="Titre2"/>
@@ -3116,8 +3181,8 @@
         <w:t xml:space="preserve">We discuss that point hereinafter for large datasets.</w:t>
       </w:r>
     </w:p>
-    <w:bookmarkEnd w:id="15"/>
-    <w:bookmarkStart w:id="26" w:name="simulated-data"/>
+    <w:bookmarkEnd w:id="16"/>
+    <w:bookmarkStart w:id="27" w:name="simulated-data"/>
     <w:p>
       <w:pPr>
         <w:pStyle w:val="Titre2"/>
@@ -3140,7 +3205,7 @@
         <w:t xml:space="preserve">The R code is given in the appendix, which allows perfect reproducibility of the examples treated.</w:t>
       </w:r>
     </w:p>
-    <w:bookmarkStart w:id="20" w:name="drawing-the-points"/>
+    <w:bookmarkStart w:id="21" w:name="drawing-the-points"/>
     <w:p>
       <w:pPr>
         <w:pStyle w:val="Titre3"/>
@@ -3258,18 +3323,18 @@
           <wp:inline>
             <wp:extent cx="4620126" cy="3696101"/>
             <wp:effectExtent b="0" l="0" r="0" t="0"/>
-            <wp:docPr descr="Figure 1: Random drawing of a set of points where the Cases (red) are aggregated and the Controls (blue) are distributed completely randomly. The size of the points is proportional to their weight." title="" id="17" name="Picture"/>
+            <wp:docPr descr="Figure 1: Random drawing of a set of points where the Cases (red) are aggregated and the Controls (blue) are distributed completely randomly. The size of the points is proportional to their weight." title="" id="18" name="Picture"/>
             <a:graphic>
               <a:graphicData uri="http://schemas.openxmlformats.org/drawingml/2006/picture">
                 <pic:pic>
                   <pic:nvPicPr>
-                    <pic:cNvPr descr="Rev1_files/Rev1_files/figure-docx/XMaternFig-1.png" id="18" name="Picture"/>
+                    <pic:cNvPr descr="Rev1_files/Rev1_files/figure-docx/XMaternFig-1.png" id="19" name="Picture"/>
                     <pic:cNvPicPr>
                       <a:picLocks noChangeArrowheads="1" noChangeAspect="1"/>
                     </pic:cNvPicPr>
                   </pic:nvPicPr>
                   <pic:blipFill>
-                    <a:blip r:embed="rId16"/>
+                    <a:blip r:embed="rId17"/>
                     <a:stretch>
                       <a:fillRect/>
                     </a:stretch>
@@ -3300,8 +3365,8 @@
       <w:pPr>
         <w:pStyle w:val="ImageCaption"/>
       </w:pPr>
-      <w:bookmarkStart w:id="19" w:name="fig:XMaternFig"/>
-      <w:bookmarkEnd w:id="19"/>
+      <w:bookmarkStart w:id="20" w:name="fig:XMaternFig"/>
+      <w:bookmarkEnd w:id="20"/>
       <w:r>
         <w:t xml:space="preserve">Figure 1: Random drawing of a set of points where the Cases (red) are aggregated and the Controls (blue) are distributed completely randomly. The size of the points is proportional to their weight.</w:t>
       </w:r>
@@ -3355,8 +3420,8 @@
         <w:t xml:space="preserve">The scarcity of empty spaces is because of the high number of simulated points.</w:t>
       </w:r>
     </w:p>
-    <w:bookmarkEnd w:id="20"/>
-    <w:bookmarkStart w:id="25" w:name="gridding-the-space"/>
+    <w:bookmarkEnd w:id="21"/>
+    <w:bookmarkStart w:id="26" w:name="gridding-the-space"/>
     <w:p>
       <w:pPr>
         <w:pStyle w:val="Titre3"/>
@@ -3462,18 +3527,18 @@
           <wp:inline>
             <wp:extent cx="4620126" cy="3696101"/>
             <wp:effectExtent b="0" l="0" r="0" t="0"/>
-            <wp:docPr descr="Figure 2: Repositioning of points in an arbitrary grid. The absence of Cases in a cell is easily detected (single-color blue dot), as is the strong presence of Cases in a cell (two-color dot, but predominantly red)." title="" id="22" name="Picture"/>
+            <wp:docPr descr="Figure 2: Repositioning of points in an arbitrary grid. The absence of Cases in a cell is easily detected (single-color blue dot), as is the strong presence of Cases in a cell (two-color dot, but predominantly red)." title="" id="23" name="Picture"/>
             <a:graphic>
               <a:graphicData uri="http://schemas.openxmlformats.org/drawingml/2006/picture">
                 <pic:pic>
                   <pic:nvPicPr>
-                    <pic:cNvPr descr="Rev1_files/Rev1_files/figure-docx/GroupedFig-1.png" id="23" name="Picture"/>
+                    <pic:cNvPr descr="Rev1_files/Rev1_files/figure-docx/GroupedFig-1.png" id="24" name="Picture"/>
                     <pic:cNvPicPr>
                       <a:picLocks noChangeArrowheads="1" noChangeAspect="1"/>
                     </pic:cNvPicPr>
                   </pic:nvPicPr>
                   <pic:blipFill>
-                    <a:blip r:embed="rId21"/>
+                    <a:blip r:embed="rId22"/>
                     <a:stretch>
                       <a:fillRect/>
                     </a:stretch>
@@ -3504,8 +3569,8 @@
       <w:pPr>
         <w:pStyle w:val="ImageCaption"/>
       </w:pPr>
-      <w:bookmarkStart w:id="24" w:name="fig:GroupedFig"/>
-      <w:bookmarkEnd w:id="24"/>
+      <w:bookmarkStart w:id="25" w:name="fig:GroupedFig"/>
+      <w:bookmarkEnd w:id="25"/>
       <w:r>
         <w:t xml:space="preserve">Figure 2: Repositioning of points in an arbitrary grid. The absence of Cases in a cell is easily detected (single-color blue dot), as is the strong presence of Cases in a cell (two-color dot, but predominantly red).</w:t>
       </w:r>
@@ -3533,9 +3598,9 @@
         <w:t xml:space="preserve">values can be calculated from the original point set or its approximation.</w:t>
       </w:r>
     </w:p>
-    <w:bookmarkEnd w:id="25"/>
     <w:bookmarkEnd w:id="26"/>
-    <w:bookmarkStart w:id="33" w:name="computing-m-using-the-dbmss-package"/>
+    <w:bookmarkEnd w:id="27"/>
+    <w:bookmarkStart w:id="34" w:name="computing-m-using-the-dbmss-package"/>
     <w:p>
       <w:pPr>
         <w:pStyle w:val="Titre2"/>
@@ -3615,7 +3680,7 @@
         <w:t xml:space="preserve">is used.</w:t>
       </w:r>
     </w:p>
-    <w:bookmarkStart w:id="31" w:name="point-pattern"/>
+    <w:bookmarkStart w:id="32" w:name="point-pattern"/>
     <w:p>
       <w:pPr>
         <w:pStyle w:val="Titre3"/>
@@ -3873,18 +3938,18 @@
           <wp:inline>
             <wp:extent cx="4620126" cy="3696101"/>
             <wp:effectExtent b="0" l="0" r="0" t="0"/>
-            <wp:docPr descr="Figure 3: Value of M as a function of the distance from the reference point. The 95% confidence envelope, obtained from 100 simulations, appears in gray and is centered on the value of one." title="" id="28" name="Picture"/>
+            <wp:docPr descr="Figure 3: Value of M as a function of the distance from the reference point. The 95% confidence envelope, obtained from 100 simulations, appears in gray and is centered on the value of one." title="" id="29" name="Picture"/>
             <a:graphic>
               <a:graphicData uri="http://schemas.openxmlformats.org/drawingml/2006/picture">
                 <pic:pic>
                   <pic:nvPicPr>
-                    <pic:cNvPr descr="Rev1_files/Rev1_files/figure-docx/MFig-1.png" id="29" name="Picture"/>
+                    <pic:cNvPr descr="Rev1_files/Rev1_files/figure-docx/MFig-1.png" id="30" name="Picture"/>
                     <pic:cNvPicPr>
                       <a:picLocks noChangeArrowheads="1" noChangeAspect="1"/>
                     </pic:cNvPicPr>
                   </pic:nvPicPr>
                   <pic:blipFill>
-                    <a:blip r:embed="rId27"/>
+                    <a:blip r:embed="rId28"/>
                     <a:stretch>
                       <a:fillRect/>
                     </a:stretch>
@@ -3915,8 +3980,8 @@
       <w:pPr>
         <w:pStyle w:val="ImageCaption"/>
       </w:pPr>
-      <w:bookmarkStart w:id="30" w:name="fig:MFig"/>
-      <w:bookmarkEnd w:id="30"/>
+      <w:bookmarkStart w:id="31" w:name="fig:MFig"/>
+      <w:bookmarkEnd w:id="31"/>
       <w:r>
         <w:t xml:space="preserve">Figure 3: Value of</w:t>
       </w:r>
@@ -3942,8 +4007,8 @@
         <w:pStyle w:val="Corpsdetexte"/>
       </w:pPr>
     </w:p>
-    <w:bookmarkEnd w:id="31"/>
-    <w:bookmarkStart w:id="32" w:name="distance-matrix"/>
+    <w:bookmarkEnd w:id="32"/>
+    <w:bookmarkStart w:id="33" w:name="distance-matrix"/>
     <w:p>
       <w:pPr>
         <w:pStyle w:val="Titre3"/>
@@ -4040,9 +4105,9 @@
         <w:t xml:space="preserve">Thus, this approach is not explored further in this paper.</w:t>
       </w:r>
     </w:p>
-    <w:bookmarkEnd w:id="32"/>
     <w:bookmarkEnd w:id="33"/>
-    <w:bookmarkStart w:id="40" w:name="computational-performance"/>
+    <w:bookmarkEnd w:id="34"/>
+    <w:bookmarkStart w:id="41" w:name="computational-performance"/>
     <w:p>
       <w:pPr>
         <w:pStyle w:val="Titre2"/>
@@ -4081,7 +4146,7 @@
         <w:t xml:space="preserve">In this section, we investigate these two potential limitations.</w:t>
       </w:r>
     </w:p>
-    <w:bookmarkStart w:id="38" w:name="computing-time"/>
+    <w:bookmarkStart w:id="39" w:name="computing-time"/>
     <w:p>
       <w:pPr>
         <w:pStyle w:val="Titre3"/>
@@ -4176,7 +4241,7 @@
         <w:t xml:space="preserve"> </w:t>
       </w:r>
       <w:r>
-        <w:t xml:space="preserve">0.99) using the mentioned relation:</w:t>
+        <w:t xml:space="preserve">0.97) using the mentioned relation:</w:t>
       </w:r>
       <w:r>
         <w:t xml:space="preserve"> </w:t>
@@ -4272,7 +4337,7 @@
         </m:r>
       </m:oMath>
       <w:r>
-        <w:t xml:space="preserve"> points (e.g., 2.47 seconds for 100,000 points), knowing the time</w:t>
+        <w:t xml:space="preserve"> points (e.g., 3.17 seconds for 100,000 points), knowing the time</w:t>
       </w:r>
       <w:r>
         <w:t xml:space="preserve"> </w:t>
@@ -4332,7 +4397,7 @@
         <w:t xml:space="preserve"> </w:t>
       </w:r>
       <w:r>
-        <w:t xml:space="preserve">is the power relation (here: 1.5).</w:t>
+        <w:t xml:space="preserve">is the power relation (here: 1.4).</w:t>
       </w:r>
     </w:p>
     <w:p>
@@ -4349,18 +4414,18 @@
           <wp:inline>
             <wp:extent cx="4620126" cy="2310063"/>
             <wp:effectExtent b="0" l="0" r="0" t="0"/>
-            <wp:docPr descr="Figure 4: (a) Calculation time (seconds) and (b) memory required (MB) to estimate M as a function of the size of the set of points. The measures were repeated 10 times. The bars represent the +/- 1 standard deviation interval." title="" id="35" name="Picture"/>
+            <wp:docPr descr="Figure 4: (a) Calculation time (seconds) and (b) memory required (MB) to estimate M as a function of the size of the set of points. The measures were repeated 10 times. The bars represent the +/- 1 standard deviation interval." title="" id="36" name="Picture"/>
             <a:graphic>
               <a:graphicData uri="http://schemas.openxmlformats.org/drawingml/2006/picture">
                 <pic:pic>
                   <pic:nvPicPr>
-                    <pic:cNvPr descr="Rev1_files/Rev1_files/figure-docx/TestTimeMemFig-1.png" id="36" name="Picture"/>
+                    <pic:cNvPr descr="Rev1_files/Rev1_files/figure-docx/TestTimeMemFig-1.png" id="37" name="Picture"/>
                     <pic:cNvPicPr>
                       <a:picLocks noChangeArrowheads="1" noChangeAspect="1"/>
                     </pic:cNvPicPr>
                   </pic:nvPicPr>
                   <pic:blipFill>
-                    <a:blip r:embed="rId34"/>
+                    <a:blip r:embed="rId35"/>
                     <a:stretch>
                       <a:fillRect/>
                     </a:stretch>
@@ -4391,8 +4456,8 @@
       <w:pPr>
         <w:pStyle w:val="ImageCaption"/>
       </w:pPr>
-      <w:bookmarkStart w:id="37" w:name="fig:TestTimeMemFig"/>
-      <w:bookmarkEnd w:id="37"/>
+      <w:bookmarkStart w:id="38" w:name="fig:TestTimeMemFig"/>
+      <w:bookmarkEnd w:id="38"/>
       <w:r>
         <w:t xml:space="preserve">Figure 4: (a) Calculation time (seconds) and (b) memory required (MB) to estimate </w:t>
       </w:r>
@@ -4415,8 +4480,8 @@
         <w:pStyle w:val="Corpsdetexte"/>
       </w:pPr>
     </w:p>
-    <w:bookmarkEnd w:id="38"/>
-    <w:bookmarkStart w:id="39" w:name="memory"/>
+    <w:bookmarkEnd w:id="39"/>
+    <w:bookmarkStart w:id="40" w:name="memory"/>
     <w:p>
       <w:pPr>
         <w:pStyle w:val="Titre3"/>
@@ -4480,147 +4545,125 @@
         <w:t xml:space="preserve">on large datasets.</w:t>
       </w:r>
     </w:p>
-    <w:bookmarkEnd w:id="39"/>
     <w:bookmarkEnd w:id="40"/>
     <w:bookmarkEnd w:id="41"/>
-    <w:bookmarkStart w:id="59" w:name="a-guide-to-dealing-with-large-datasets"/>
-    <w:p>
-      <w:pPr>
-        <w:pStyle w:val="Titre1"/>
-      </w:pPr>
-      <w:r>
-        <w:t xml:space="preserve">A guide to dealing with large datasets</w:t>
+    <w:bookmarkStart w:id="43" w:name="Xd6cbcbe8487089809b0e34186a996b5ded1f7e9"/>
+    <w:p>
+      <w:pPr>
+        <w:pStyle w:val="Titre2"/>
+      </w:pPr>
+      <w:r>
+        <w:t xml:space="preserve">Discussion: technical limit of computing</w:t>
+      </w:r>
+      <w:r>
+        <w:t xml:space="preserve"> </w:t>
+      </w:r>
+      <w:r>
+        <w:rPr>
+          <w:i/>
+          <w:iCs/>
+        </w:rPr>
+        <w:t xml:space="preserve">M</w:t>
       </w:r>
     </w:p>
     <w:p>
       <w:pPr>
         <w:pStyle w:val="FirstParagraph"/>
       </w:pPr>
-      <w:r>
-        <w:t xml:space="preserve">Computation time becomes critical when very large datasets are considered, i.e. above 100,000 points as shown in the previous section.</w:t>
-      </w:r>
-      <w:r>
-        <w:t xml:space="preserve"> </w:t>
-      </w:r>
-      <w:r>
-        <w:t xml:space="preserve">The M function is often used to test a point pattern against a null hypothesis, requiring simulations of a null point pattern and the same computing time for each of them, hence multiplying the computing time.</w:t>
-      </w:r>
-    </w:p>
-    <w:p>
-      <w:pPr>
-        <w:pStyle w:val="Corpsdetexte"/>
-      </w:pPr>
-      <w:r>
-        <w:t xml:space="preserve">We explore here two possible ways to reduce the computational burden: approximating the position of points, and thinning the point pattern.</w:t>
-      </w:r>
-    </w:p>
-    <w:bookmarkStart w:id="53" w:name="Xfafa53c07cb80c8857cbbdde7d7f91cdb3b32b3"/>
-    <w:p>
-      <w:pPr>
-        <w:pStyle w:val="Titre2"/>
-      </w:pPr>
-      <w:r>
-        <w:t xml:space="preserve">Effects of approximating the position of points</w:t>
-      </w:r>
-    </w:p>
-    <w:bookmarkStart w:id="42" w:name="two-main-effects"/>
-    <w:p>
-      <w:pPr>
-        <w:pStyle w:val="Titre3"/>
-      </w:pPr>
-      <w:r>
-        <w:t xml:space="preserve">Two main effects</w:t>
-      </w:r>
-    </w:p>
-    <w:p>
-      <w:pPr>
-        <w:pStyle w:val="FirstParagraph"/>
-      </w:pPr>
-      <w:r>
-        <w:t xml:space="preserve">Unambiguously, approximating the position of the points generates a loss of information: in each grid cell, the distance between all the points is set to zero, and the distance between two points in different cells is approximated using the distance between the centroids of the two cells.</w:t>
-      </w:r>
-      <w:r>
-        <w:t xml:space="preserve"> </w:t>
-      </w:r>
-      <w:r>
-        <w:t xml:space="preserve">The first consequence is that</w:t>
-      </w:r>
-      <w:r>
-        <w:t xml:space="preserve"> </w:t>
-      </w:r>
       <w:r>
         <w:rPr>
           <w:b/>
           <w:bCs/>
         </w:rPr>
-        <w:t xml:space="preserve">no spatial structure in each cell can be detected because the information is completely lost.</w:t>
-      </w:r>
-      <w:r>
-        <w:t xml:space="preserve"> </w:t>
-      </w:r>
-      <w:r>
-        <w:t xml:space="preserve">The merits of any distance-based methods are detecting the exact geographic scale(s) where any patterns of aggregation, dispersion or independence of points exist.</w:t>
-      </w:r>
-      <w:r>
-        <w:t xml:space="preserve"> </w:t>
-      </w:r>
-      <w:r>
-        <w:t xml:space="preserve">Grouping points at the centroid of cells erases any spatial structure under the size grid.</w:t>
-      </w:r>
-      <w:r>
-        <w:t xml:space="preserve"> </w:t>
-      </w:r>
-      <w:r>
-        <w:t xml:space="preserve">The same limit under the size grid is faced for distributions with multiple patterns of points (that is a coexistence of attraction and dispersion of points depending on the distance considered).</w:t>
-      </w:r>
-      <w:r>
-        <w:t xml:space="preserve"> </w:t>
-      </w:r>
-      <w:r>
-        <w:t xml:space="preserve">Tidu et al. (2024)</w:t>
-      </w:r>
-      <w:r>
-        <w:t xml:space="preserve"> </w:t>
-      </w:r>
-      <w:r>
-        <w:t xml:space="preserve">gathered an average of 320 points in every 377 municipalities of Sardinia.</w:t>
-      </w:r>
-      <w:r>
-        <w:t xml:space="preserve"> </w:t>
-      </w:r>
-      <w:r>
-        <w:t xml:space="preserve">However, the local structure of these points was overlooked.</w:t>
-      </w:r>
-      <w:r>
-        <w:t xml:space="preserve"> </w:t>
-      </w:r>
-      <w:r>
-        <w:t xml:space="preserve">Moreover, we suspect</w:t>
-      </w:r>
-      <w:r>
-        <w:t xml:space="preserve"> </w:t>
+        <w:t xml:space="preserve">The first conclusion is that the computation burden of estimating </w:t>
       </w:r>
       <w:r>
         <w:rPr>
           <w:b/>
           <w:bCs/>
-        </w:rPr>
-        <w:t xml:space="preserve">bias in </w:t>
+          <w:i/>
+          <w:iCs/>
+        </w:rPr>
+        <w:t xml:space="preserve">M</w:t>
       </w:r>
       <w:r>
         <w:rPr>
           <w:b/>
           <w:bCs/>
-          <w:i/>
-          <w:iCs/>
-        </w:rPr>
-        <w:t xml:space="preserve">M</w:t>
+        </w:rPr>
+        <w:t xml:space="preserve"> </w:t>
       </w:r>
       <w:r>
         <w:rPr>
           <w:b/>
           <w:bCs/>
         </w:rPr>
+        <w:t xml:space="preserve">on large datasets might be a problem.</w:t>
+      </w:r>
+      <w:r>
+        <w:t xml:space="preserve"> </w:t>
+      </w:r>
+      <w:r>
+        <w:t xml:space="preserve">The calculation time for</w:t>
+      </w:r>
+      <w:r>
+        <w:t xml:space="preserve"> </w:t>
+      </w:r>
+      <w:r>
+        <w:rPr>
+          <w:i/>
+          <w:iCs/>
+        </w:rPr>
+        <w:t xml:space="preserve">M</w:t>
+      </w:r>
+      <w:r>
+        <w:t xml:space="preserve"> is &lt; 4 seconds for a set of 100,000 points on a modern computer</w:t>
+      </w:r>
+      <w:r>
+        <w:rPr>
+          <w:rStyle w:val="Appelnotedebasdep"/>
+        </w:rPr>
+        <w:footnoteReference w:id="42"/>
+      </w:r>
+      <w:r>
+        <w:t xml:space="preserve"> </w:t>
+      </w:r>
+      <w:r>
+        <w:t xml:space="preserve">and requires 25 MB of RAM.</w:t>
+      </w:r>
+      <w:r>
+        <w:t xml:space="preserve"> </w:t>
+      </w:r>
+      <w:r>
+        <w:t xml:space="preserve">Therefore, calculating a confidence interval from 1,000 simulations requires less than 67 minutes.</w:t>
+      </w:r>
+      <w:r>
+        <w:t xml:space="preserve"> </w:t>
+      </w:r>
+      <w:r>
+        <w:t xml:space="preserve">For a set of five million points, the power law predicts around 8 minutes of computing time.</w:t>
+      </w:r>
+      <w:r>
+        <w:t xml:space="preserve"> </w:t>
+      </w:r>
+      <w:r>
+        <w:t xml:space="preserve">Accordingly, 1,000 simulations would take around 6 days.</w:t>
+      </w:r>
+    </w:p>
+    <w:p>
+      <w:pPr>
+        <w:pStyle w:val="Corpsdetexte"/>
+      </w:pPr>
+      <w:r>
+        <w:t xml:space="preserve">Owing to parallelization, a calculation server would drastically increase performance, but at the cost of the complexity of implementation that limits its use.</w:t>
+      </w:r>
+      <w:r>
+        <w:t xml:space="preserve"> </w:t>
+      </w:r>
+      <w:r>
+        <w:t xml:space="preserve">If we limit ourselves to the computing power of a personal computer,</w:t>
+      </w:r>
+      <w:r>
         <w:t xml:space="preserve"> </w:t>
       </w:r>
       <w:r>
@@ -4628,14 +4671,178 @@
           <w:b/>
           <w:bCs/>
         </w:rPr>
-        <w:t xml:space="preserve">estimation based on a scale of the order of the magnitude of the size of the cells</w:t>
-      </w:r>
-      <w:r>
-        <w:t xml:space="preserve">, which should decrease with distance, when the relative size of the cells becomes negligible.</w:t>
-      </w:r>
-    </w:p>
-    <w:bookmarkEnd w:id="42"/>
-    <w:bookmarkStart w:id="47" w:name="test-setting"/>
+        <w:t xml:space="preserve">exact calculation is fully justified for data of the order of 100,000 points</w:t>
+      </w:r>
+      <w:r>
+        <w:t xml:space="preserve">: less than an hour is sufficient to calculate confidence intervals.</w:t>
+      </w:r>
+      <w:r>
+        <w:t xml:space="preserve"> </w:t>
+      </w:r>
+      <w:r>
+        <w:t xml:space="preserve">Since parallelizing the simulations is offered with no effort by the</w:t>
+      </w:r>
+      <w:r>
+        <w:t xml:space="preserve"> </w:t>
+      </w:r>
+      <w:r>
+        <w:rPr>
+          <w:i/>
+          <w:iCs/>
+        </w:rPr>
+        <w:t xml:space="preserve">dbmss</w:t>
+      </w:r>
+      <w:r>
+        <w:t xml:space="preserve"> </w:t>
+      </w:r>
+      <w:r>
+        <w:t xml:space="preserve">package, this time can be reduced by a considerable factor based on the available hardware, e.g., by a factor of 2 to 6 using modern multicore central processing units.</w:t>
+      </w:r>
+      <w:r>
+        <w:t xml:space="preserve"> </w:t>
+      </w:r>
+      <w:r>
+        <w:t xml:space="preserve">Beyond that, approximating the location reduces the size of the set of points to the number of locations selected.</w:t>
+      </w:r>
+      <w:r>
+        <w:t xml:space="preserve"> </w:t>
+      </w:r>
+      <w:r>
+        <w:t xml:space="preserve">It may be up to 100,000 locations to keep the computing time acceptable, regardless of the size of the original dataset.</w:t>
+      </w:r>
+      <w:r>
+        <w:t xml:space="preserve"> </w:t>
+      </w:r>
+    </w:p>
+    <w:bookmarkEnd w:id="43"/>
+    <w:bookmarkEnd w:id="44"/>
+    <w:bookmarkStart w:id="65" w:name="a-guide-to-dealing-with-large-datasets"/>
+    <w:p>
+      <w:pPr>
+        <w:pStyle w:val="Titre1"/>
+      </w:pPr>
+      <w:r>
+        <w:t xml:space="preserve">A guide to dealing with large datasets</w:t>
+      </w:r>
+    </w:p>
+    <w:p>
+      <w:pPr>
+        <w:pStyle w:val="FirstParagraph"/>
+      </w:pPr>
+      <w:r>
+        <w:t xml:space="preserve">Computation time becomes critical when very large datasets are considered (as shown in the previous section).</w:t>
+      </w:r>
+      <w:r>
+        <w:t xml:space="preserve"> </w:t>
+      </w:r>
+      <w:r>
+        <w:t xml:space="preserve">The</w:t>
+      </w:r>
+      <w:r>
+        <w:t xml:space="preserve"> </w:t>
+      </w:r>
+      <w:r>
+        <w:rPr>
+          <w:i/>
+          <w:iCs/>
+        </w:rPr>
+        <w:t xml:space="preserve">M</w:t>
+      </w:r>
+      <w:r>
+        <w:t xml:space="preserve"> </w:t>
+      </w:r>
+      <w:r>
+        <w:t xml:space="preserve">function is often used to test a point pattern against a null hypothesis, requiring simulations of a null point pattern and the same computing time for each of them, hence multiplying the computing time.</w:t>
+      </w:r>
+      <w:r>
+        <w:t xml:space="preserve"> </w:t>
+      </w:r>
+      <w:r>
+        <w:t xml:space="preserve">We explore here two possible ways to reduce the computational burden: approximating the position of points, and thinning the point pattern.</w:t>
+      </w:r>
+      <w:r>
+        <w:t xml:space="preserve"> </w:t>
+      </w:r>
+      <w:r>
+        <w:t xml:space="preserve">The main idea is to identify the main potential bias caused by both strategies, and consequently identify the best practice.</w:t>
+      </w:r>
+    </w:p>
+    <w:bookmarkStart w:id="57" w:name="X0753af3c90ef97e0dbdd6986d87aa2ba2526083"/>
+    <w:p>
+      <w:pPr>
+        <w:pStyle w:val="Titre2"/>
+      </w:pPr>
+      <w:r>
+        <w:t xml:space="preserve">First strategy: Approximating the position of points</w:t>
+      </w:r>
+    </w:p>
+    <w:bookmarkStart w:id="45" w:name="two-main-effects"/>
+    <w:p>
+      <w:pPr>
+        <w:pStyle w:val="Titre3"/>
+      </w:pPr>
+      <w:r>
+        <w:t xml:space="preserve">Two main effects</w:t>
+      </w:r>
+    </w:p>
+    <w:p>
+      <w:pPr>
+        <w:pStyle w:val="FirstParagraph"/>
+      </w:pPr>
+      <w:r>
+        <w:t xml:space="preserve">Unambiguously, approximating the position of the points generates a first loss of information: in each grid cell, the distance between all the points is set to zero.</w:t>
+      </w:r>
+      <w:r>
+        <w:t xml:space="preserve"> </w:t>
+      </w:r>
+      <w:r>
+        <w:t xml:space="preserve">Grouping points at the centroid of cells erases any spatial structure under the size grid.</w:t>
+      </w:r>
+      <w:r>
+        <w:t xml:space="preserve"> </w:t>
+      </w:r>
+      <w:r>
+        <w:t xml:space="preserve">Consequently, this first statistical bias must be investigated in details.</w:t>
+      </w:r>
+    </w:p>
+    <w:p>
+      <w:pPr>
+        <w:pStyle w:val="Corpsdetexte"/>
+      </w:pPr>
+      <w:r>
+        <w:t xml:space="preserve">The second loss of information is due to the distance between two points in different cells, which is approximated using the distance between the centroids of the two cells.</w:t>
+      </w:r>
+      <w:r>
+        <w:t xml:space="preserve"> </w:t>
+      </w:r>
+      <w:r>
+        <w:t xml:space="preserve">This bias in </w:t>
+      </w:r>
+      <w:r>
+        <w:rPr>
+          <w:i/>
+          <w:iCs/>
+        </w:rPr>
+        <w:t xml:space="preserve">M</w:t>
+      </w:r>
+      <w:r>
+        <w:t xml:space="preserve"> </w:t>
+      </w:r>
+      <w:r>
+        <w:t xml:space="preserve">estimation is based on a scale of the order of the magnitude of the size of the cells, which should decrease with distance, when the relative size of the cells becomes negligible.</w:t>
+      </w:r>
+      <w:r>
+        <w:t xml:space="preserve"> </w:t>
+      </w:r>
+      <w:r>
+        <w:t xml:space="preserve">This effect due to approximation must be studied with care.</w:t>
+      </w:r>
+      <w:r>
+        <w:t xml:space="preserve"> </w:t>
+      </w:r>
+    </w:p>
+    <w:bookmarkEnd w:id="45"/>
+    <w:bookmarkStart w:id="50" w:name="test-setting"/>
     <w:p>
       <w:pPr>
         <w:pStyle w:val="Titre3"/>
@@ -4698,18 +4905,18 @@
           <wp:inline>
             <wp:extent cx="4620126" cy="2310063"/>
             <wp:effectExtent b="0" l="0" r="0" t="0"/>
-            <wp:docPr descr="Figure 5: Average estimate of M from the exact position of the points compared with the values obtained by grouping the points for CSR (a) and Matérn (b) point patterns." title="" id="44" name="Picture"/>
+            <wp:docPr descr="Figure 5: Average estimate of M from the exact position of the points compared with the values obtained by grouping the points for CSR (a) and Matérn (b) point patterns." title="" id="47" name="Picture"/>
             <a:graphic>
               <a:graphicData uri="http://schemas.openxmlformats.org/drawingml/2006/picture">
                 <pic:pic>
                   <pic:nvPicPr>
-                    <pic:cNvPr descr="Rev1_files/Rev1_files/figure-docx/MapproxFig-1.png" id="45" name="Picture"/>
+                    <pic:cNvPr descr="Rev1_files/Rev1_files/figure-docx/MapproxFig-1.png" id="48" name="Picture"/>
                     <pic:cNvPicPr>
                       <a:picLocks noChangeArrowheads="1" noChangeAspect="1"/>
                     </pic:cNvPicPr>
                   </pic:nvPicPr>
                   <pic:blipFill>
-                    <a:blip r:embed="rId43"/>
+                    <a:blip r:embed="rId46"/>
                     <a:stretch>
                       <a:fillRect/>
                     </a:stretch>
@@ -4740,8 +4947,8 @@
       <w:pPr>
         <w:pStyle w:val="ImageCaption"/>
       </w:pPr>
-      <w:bookmarkStart w:id="46" w:name="fig:MapproxFig"/>
-      <w:bookmarkEnd w:id="46"/>
+      <w:bookmarkStart w:id="49" w:name="fig:MapproxFig"/>
+      <w:bookmarkEnd w:id="49"/>
       <w:r>
         <w:t xml:space="preserve">Figure 5: Average estimate of </w:t>
       </w:r>
@@ -4764,8 +4971,8 @@
         <w:pStyle w:val="Corpsdetexte"/>
       </w:pPr>
     </w:p>
-    <w:bookmarkEnd w:id="47"/>
-    <w:bookmarkStart w:id="52" w:name="results"/>
+    <w:bookmarkEnd w:id="50"/>
+    <w:bookmarkStart w:id="55" w:name="results"/>
     <w:p>
       <w:pPr>
         <w:pStyle w:val="Titre3"/>
@@ -4979,18 +5186,18 @@
           <wp:inline>
             <wp:extent cx="4620126" cy="3696101"/>
             <wp:effectExtent b="0" l="0" r="0" t="0"/>
-            <wp:docPr descr="Figure 6: p-values to reject the null hypothesis (H0) of independence of the point locations tested by the M function. The colors of the curves represent CSR or aggregated point patterns. Solid lines provide the exact p-values of M, and dotted lines provide the values estimated on grouped point patterns. The horizontal, dotted line corresponds to the significance threshold, i.e., 97.5%, to reject H0 in a 5% risk-level two-tailed test." title="" id="49" name="Picture"/>
+            <wp:docPr descr="Figure 6: p-values to reject the null hypothesis (H0) of independence of the point locations tested by the M function. The colors of the curves represent CSR or aggregated point patterns. Solid lines provide the exact p-values of M, and dotted lines provide the values estimated on grouped point patterns. The horizontal, dotted line corresponds to the significance threshold, i.e., 97.5%, to reject H0 in a 5% risk-level two-tailed test." title="" id="52" name="Picture"/>
             <a:graphic>
               <a:graphicData uri="http://schemas.openxmlformats.org/drawingml/2006/picture">
                 <pic:pic>
                   <pic:nvPicPr>
-                    <pic:cNvPr descr="Rev1_files/Rev1_files/figure-docx/MCompareFig-1.png" id="50" name="Picture"/>
+                    <pic:cNvPr descr="Rev1_files/Rev1_files/figure-docx/MCompareFig-1.png" id="53" name="Picture"/>
                     <pic:cNvPicPr>
                       <a:picLocks noChangeArrowheads="1" noChangeAspect="1"/>
                     </pic:cNvPicPr>
                   </pic:nvPicPr>
                   <pic:blipFill>
-                    <a:blip r:embed="rId48"/>
+                    <a:blip r:embed="rId51"/>
                     <a:stretch>
                       <a:fillRect/>
                     </a:stretch>
@@ -5021,8 +5228,8 @@
       <w:pPr>
         <w:pStyle w:val="ImageCaption"/>
       </w:pPr>
-      <w:bookmarkStart w:id="51" w:name="fig:MCompareFig"/>
-      <w:bookmarkEnd w:id="51"/>
+      <w:bookmarkStart w:id="54" w:name="fig:MCompareFig"/>
+      <w:bookmarkEnd w:id="54"/>
       <w:r>
         <w:t xml:space="preserve">Figure 6: p-values to reject the null hypothesis (H0) of independence of the point locations tested by the</w:t>
       </w:r>
@@ -5186,13 +5393,111 @@
     <w:p>
       <w:pPr>
         <w:pStyle w:val="Corpsdetexte"/>
+      </w:pPr>
+      <w:r>
+        <w:t xml:space="preserve">Finally, the study of</w:t>
+      </w:r>
+      <w:r>
+        <w:t xml:space="preserve"> </w:t>
+      </w:r>
+      <w:r>
+        <w:t xml:space="preserve">Arbia et al. (2017)</w:t>
+      </w:r>
+      <w:r>
+        <w:t xml:space="preserve"> </w:t>
+      </w:r>
+      <w:r>
+        <w:t xml:space="preserve">is worth mentioning.</w:t>
+      </w:r>
+      <w:r>
+        <w:t xml:space="preserve"> </w:t>
+      </w:r>
+      <w:r>
+        <w:t xml:space="preserve">They investigated applying distance-based methods to spatial datasets that include positional errors.</w:t>
+      </w:r>
+      <w:r>
+        <w:t xml:space="preserve"> </w:t>
+      </w:r>
+      <w:r>
+        <w:t xml:space="preserve">They proposed a first evaluation of the consequences of an</w:t>
+      </w:r>
+      <w:r>
+        <w:t xml:space="preserve"> </w:t>
+      </w:r>
+      <w:r>
+        <w:rPr>
+          <w:i/>
+          <w:iCs/>
+        </w:rPr>
+        <w:t xml:space="preserve">“unintentional positional error”</w:t>
+      </w:r>
+      <w:r>
+        <w:t xml:space="preserve"> </w:t>
+      </w:r>
+      <w:r>
+        <w:t xml:space="preserve">owing to the uncertainty of the location of a part of the studied entities, e.g., when their address is not accurate.</w:t>
+      </w:r>
+      <w:r>
+        <w:t xml:space="preserve"> </w:t>
+      </w:r>
+      <w:r>
+        <w:t xml:space="preserve">In that scenario, these uncertain geo-localized entities are placed at the centroid of the zone considered, exactly as in</w:t>
+      </w:r>
+      <w:r>
+        <w:t xml:space="preserve"> </w:t>
+      </w:r>
+      <w:r>
+        <w:t xml:space="preserve">Tidu et al. (2024)</w:t>
+      </w:r>
+      <w:r>
+        <w:t xml:space="preserve">.</w:t>
+      </w:r>
+      <w:r>
+        <w:t xml:space="preserve"> </w:t>
+      </w:r>
+      <w:r>
+        <w:t xml:space="preserve">Arbia et al. showed on a real case (Italian manufacturing firms) that the error measurement was less important than expected.</w:t>
+      </w:r>
+      <w:r>
+        <w:t xml:space="preserve"> </w:t>
+      </w:r>
+      <w:r>
+        <w:t xml:space="preserve">Their explanation rests on the definition</w:t>
+      </w:r>
+      <w:r>
+        <w:t xml:space="preserve"> </w:t>
+      </w:r>
+      <w:r>
+        <w:rPr>
+          <w:i/>
+          <w:iCs/>
+        </w:rPr>
+        <w:t xml:space="preserve">M</w:t>
+      </w:r>
+      <w:r>
+        <w:t xml:space="preserve">, a relative measure: a compensation effect of positional errors is suspected between the local and the global ratios.</w:t>
+      </w:r>
+    </w:p>
+    <w:bookmarkEnd w:id="55"/>
+    <w:bookmarkStart w:id="56" w:name="discussion"/>
+    <w:p>
+      <w:pPr>
+        <w:pStyle w:val="Titre3"/>
+      </w:pPr>
+      <w:r>
+        <w:t xml:space="preserve">Discussion</w:t>
+      </w:r>
+    </w:p>
+    <w:p>
+      <w:pPr>
+        <w:pStyle w:val="FirstParagraph"/>
       </w:pPr>
       <w:r>
         <w:rPr>
           <w:b/>
           <w:bCs/>
         </w:rPr>
-        <w:t xml:space="preserve">Since all information below the grid size is lost, the approximation might or might not be acceptable depending on the research question and the spatial scale at which interactions occur. Above the grid size, the</w:t>
+        <w:t xml:space="preserve">We can easily understand that applying a grid is an attractive technique to save calculation time, but the risk is missing the geographic scale at which the spatial phenomenon occurs. Since all information below the grid size is lost, the approximation might or might not be acceptable depending on the research question and the spatial scale at which interactions occur. Above the grid size, the</w:t>
       </w:r>
       <w:r>
         <w:rPr>
@@ -5227,182 +5532,194 @@
       <w:r>
         <w:t xml:space="preserve">.</w:t>
       </w:r>
+      <w:r>
+        <w:t xml:space="preserve"> </w:t>
+      </w:r>
+      <w:r>
+        <w:t xml:space="preserve">Let us come back to a core question in regional science given in section 1, the industrial clustering, to illustrate the challenge of finding the optimal grid size.</w:t>
+      </w:r>
+      <w:r>
+        <w:t xml:space="preserve"> </w:t>
+      </w:r>
+      <w:r>
+        <w:t xml:space="preserve">Knowing the real extent of agglomeration economies is not an easy task but it has been proven that they decay rapidly as the distance increases</w:t>
+      </w:r>
+      <w:r>
+        <w:t xml:space="preserve"> </w:t>
+      </w:r>
+      <w:r>
+        <w:t xml:space="preserve">(Rosenthal &amp; Strange, 2003, 2020)</w:t>
+      </w:r>
+      <w:r>
+        <w:t xml:space="preserve">.</w:t>
+      </w:r>
+      <w:r>
+        <w:t xml:space="preserve"> </w:t>
+      </w:r>
+      <w:r>
+        <w:t xml:space="preserve">A careful use of location approximation is thus at first recommended if short-distance interactions are suspected, such as information externalities or contagion phenomena.</w:t>
+      </w:r>
+      <w:r>
+        <w:t xml:space="preserve"> </w:t>
+      </w:r>
+      <w:r>
+        <w:t xml:space="preserve">Moreover, empirical studies do not always conclude on the same geographic scale on which plants agglomerate.</w:t>
+      </w:r>
+      <w:r>
+        <w:t xml:space="preserve"> </w:t>
+      </w:r>
+      <w:r>
+        <w:t xml:space="preserve">Many factors influence the findings: the industry considered, the distance-based measure employed, the area considered, etc.</w:t>
+      </w:r>
+      <w:r>
+        <w:t xml:space="preserve"> </w:t>
+      </w:r>
+      <w:r>
+        <w:t xml:space="preserve">To give some examples,</w:t>
+      </w:r>
+      <w:r>
+        <w:t xml:space="preserve"> </w:t>
+      </w:r>
+      <w:r>
+        <w:t xml:space="preserve">Giuliani et al. (2014)</w:t>
+      </w:r>
+      <w:r>
+        <w:t xml:space="preserve"> </w:t>
+      </w:r>
+      <w:r>
+        <w:t xml:space="preserve">found that plants in high- and medium-high-technology manufacturing sectors are spatially aggregated at distances greater than 500 meters in the metropolitan area of Milan while no significant pattern is observed in the same industry in the metropolitan area of Turin.</w:t>
+      </w:r>
+      <w:r>
+        <w:t xml:space="preserve"> </w:t>
+      </w:r>
+      <w:r>
+        <w:t xml:space="preserve">In a pioneer study,</w:t>
+      </w:r>
+      <w:r>
+        <w:t xml:space="preserve"> </w:t>
+      </w:r>
+      <w:r>
+        <w:t xml:space="preserve">Sweeney &amp; Feser (2004)</w:t>
+      </w:r>
+      <w:r>
+        <w:t xml:space="preserve"> </w:t>
+      </w:r>
+      <w:r>
+        <w:t xml:space="preserve">detected for Los Angeles that the highest level of spatial concentration of establishments in electronics appears within a distance of 1 kilometer while for textiles plants the agglomeration is the greatest within a distance of 4 kilometers.</w:t>
+      </w:r>
+      <w:r>
+        <w:t xml:space="preserve"> </w:t>
+      </w:r>
+      <w:r>
+        <w:t xml:space="preserve">In their seminal article,</w:t>
+      </w:r>
+      <w:r>
+        <w:t xml:space="preserve"> </w:t>
+      </w:r>
+      <w:r>
+        <w:t xml:space="preserve">Duranton &amp; Overman (2005)</w:t>
+      </w:r>
+      <w:r>
+        <w:t xml:space="preserve"> </w:t>
+      </w:r>
+      <w:r>
+        <w:t xml:space="preserve">showed that location patterns may be very different from an industry to another by taking four</w:t>
+      </w:r>
+      <w:r>
+        <w:t xml:space="preserve"> </w:t>
+      </w:r>
+      <w:r>
+        <w:rPr>
+          <w:i/>
+          <w:iCs/>
+        </w:rPr>
+        <w:t xml:space="preserve">ad hoc</w:t>
+      </w:r>
+      <w:r>
+        <w:t xml:space="preserve"> </w:t>
+      </w:r>
+      <w:r>
+        <w:t xml:space="preserve">industries in the United Kingdom (basic pharmaceuticals, pharmaceutical preparations, other agricultural and forestry machinery, and machinery for textile, apparel and leather production).</w:t>
+      </w:r>
+      <w:r>
+        <w:t xml:space="preserve"> </w:t>
+      </w:r>
+      <w:r>
+        <w:t xml:space="preserve">These results are perfectly in line with</w:t>
+      </w:r>
+      <w:r>
+        <w:t xml:space="preserve"> </w:t>
+      </w:r>
+      <w:r>
+        <w:t xml:space="preserve">Feser &amp; Sweeney (2002)</w:t>
+      </w:r>
+      <w:r>
+        <w:t xml:space="preserve">’s findings for the United States.</w:t>
+      </w:r>
+      <w:r>
+        <w:t xml:space="preserve"> </w:t>
+      </w:r>
+      <w:r>
+        <w:t xml:space="preserve">The latest proposed a very detailed analysis for a large number of industries in fourteen American metropolitan areas (see tables on pages 245-246 of their article).</w:t>
+      </w:r>
+      <w:r>
+        <w:t xml:space="preserve"> </w:t>
+      </w:r>
+      <w:r>
+        <w:t xml:space="preserve">The discrepancies in the location patterns at both within and between industries are appreciable.</w:t>
+      </w:r>
     </w:p>
     <w:p>
       <w:pPr>
         <w:pStyle w:val="Corpsdetexte"/>
       </w:pPr>
       <w:r>
-        <w:t xml:space="preserve">We can easily understand that applying a grid is an attractive technique to save calculation time, but the risk is missing the geographic scale at which the spatial phenomenon occurs.</w:t>
-      </w:r>
-      <w:r>
-        <w:t xml:space="preserve"> </w:t>
-      </w:r>
-      <w:r>
-        <w:t xml:space="preserve">Let us come back to a core question in regional sciences given in section 1, the industrial clustering, to illustrate the challenge of finding the optimal grid size.</w:t>
-      </w:r>
-      <w:r>
-        <w:t xml:space="preserve"> </w:t>
-      </w:r>
-      <w:r>
-        <w:t xml:space="preserve">Knowing the real extent of agglomeration economies is not an easy task but it has been proven that they decay rapidly as the distance increases</w:t>
-      </w:r>
-      <w:r>
-        <w:t xml:space="preserve"> </w:t>
-      </w:r>
-      <w:r>
-        <w:t xml:space="preserve">(Rosenthal &amp; Strange, 2003, 2020)</w:t>
-      </w:r>
-      <w:r>
-        <w:t xml:space="preserve">.</w:t>
-      </w:r>
-      <w:r>
-        <w:t xml:space="preserve"> </w:t>
-      </w:r>
-      <w:r>
-        <w:t xml:space="preserve">Empirical studies do not always conclude on the same geographic scale on which plants agglomerate.</w:t>
-      </w:r>
-      <w:r>
-        <w:t xml:space="preserve"> </w:t>
-      </w:r>
-      <w:r>
-        <w:t xml:space="preserve">Many factors influence the findings: the industry considered, the distance-based measure employed, the area considered, etc.</w:t>
-      </w:r>
-      <w:r>
-        <w:t xml:space="preserve"> </w:t>
-      </w:r>
-      <w:r>
-        <w:t xml:space="preserve">To give some examples,</w:t>
-      </w:r>
-      <w:r>
-        <w:t xml:space="preserve"> </w:t>
-      </w:r>
-      <w:r>
-        <w:t xml:space="preserve">Giuliani et al. (2014)</w:t>
-      </w:r>
-      <w:r>
-        <w:t xml:space="preserve"> </w:t>
-      </w:r>
-      <w:r>
-        <w:t xml:space="preserve">found that plants in high- and medium-high-technology manufacturing sectors are spatially aggregated at distances greater than 500~meters in the metropolitan area of Milan while no significant pattern is observed in the same industry in the metropolitan area of Turin.</w:t>
-      </w:r>
-      <w:r>
-        <w:t xml:space="preserve"> </w:t>
-      </w:r>
-      <w:r>
-        <w:t xml:space="preserve">In a pioneer study,</w:t>
-      </w:r>
-      <w:r>
-        <w:t xml:space="preserve"> </w:t>
-      </w:r>
-      <w:r>
-        <w:t xml:space="preserve">Sweeney &amp; Feser (2004)</w:t>
-      </w:r>
-      <w:r>
-        <w:t xml:space="preserve"> </w:t>
-      </w:r>
-      <w:r>
-        <w:t xml:space="preserve">detected for Los Angeles that the highest level of spatial concentration of establishments in electronics appears within a distance of 1km while for textiles plants the agglomeration is the greatest within a distance of 4km.</w:t>
-      </w:r>
-      <w:r>
-        <w:t xml:space="preserve"> </w:t>
-      </w:r>
-      <w:r>
-        <w:t xml:space="preserve">In their seminal article,</w:t>
-      </w:r>
-      <w:r>
-        <w:t xml:space="preserve"> </w:t>
-      </w:r>
-      <w:r>
-        <w:t xml:space="preserve">Duranton &amp; Overman (2005)</w:t>
-      </w:r>
-      <w:r>
-        <w:t xml:space="preserve"> </w:t>
-      </w:r>
-      <w:r>
-        <w:t xml:space="preserve">showed that location patterns may be very different from an industry to another by taking four</w:t>
-      </w:r>
-      <w:r>
-        <w:t xml:space="preserve"> </w:t>
-      </w:r>
-      <w:r>
-        <w:rPr>
-          <w:i/>
-          <w:iCs/>
-        </w:rPr>
-        <w:t xml:space="preserve">ad hoc</w:t>
-      </w:r>
-      <w:r>
-        <w:t xml:space="preserve"> </w:t>
-      </w:r>
-      <w:r>
-        <w:t xml:space="preserve">industries in the United Kingdom (basic pharmaceuticals, pharmaceutical preparations, other agricultural and forestry machinery, and machinery for textile, apparel and leather production).</w:t>
-      </w:r>
-      <w:r>
-        <w:t xml:space="preserve"> </w:t>
-      </w:r>
-      <w:r>
-        <w:t xml:space="preserve">These results are perfectly in line with</w:t>
-      </w:r>
-      <w:r>
-        <w:t xml:space="preserve"> </w:t>
-      </w:r>
-      <w:r>
-        <w:t xml:space="preserve">Feser &amp; Sweeney (2002)</w:t>
-      </w:r>
-      <w:r>
-        <w:t xml:space="preserve">’s findings for the United States.</w:t>
-      </w:r>
-      <w:r>
-        <w:t xml:space="preserve"> </w:t>
-      </w:r>
-      <w:r>
-        <w:t xml:space="preserve">The latest proposed a very detailed analysis for a large number of industries in fourteen American metropolitan areas (see tables on pages 245-246 of their article).</w:t>
-      </w:r>
-      <w:r>
-        <w:t xml:space="preserve"> </w:t>
-      </w:r>
-      <w:r>
-        <w:t xml:space="preserve">The discrepancies in the location patterns at both within and between industries are appreciable.</w:t>
-      </w:r>
-      <w:r>
-        <w:t xml:space="preserve"> </w:t>
-      </w:r>
-      <w:r>
-        <w:t xml:space="preserve">In sum, spatial proximity is a multiscale problem.</w:t>
-      </w:r>
-      <w:r>
-        <w:t xml:space="preserve"> </w:t>
-      </w:r>
-      <w:r>
-        <w:t xml:space="preserve">Knowing</w:t>
-      </w:r>
-      <w:r>
-        <w:t xml:space="preserve"> </w:t>
-      </w:r>
-      <w:r>
-        <w:rPr>
+        <w:rPr>
+          <w:b/>
+          <w:bCs/>
+        </w:rPr>
+        <w:t xml:space="preserve">In sum, spatial proximity is a multiscale problem. Knowing</w:t>
+      </w:r>
+      <w:r>
+        <w:rPr>
+          <w:b/>
+          <w:bCs/>
+        </w:rPr>
+        <w:t xml:space="preserve"> </w:t>
+      </w:r>
+      <w:r>
+        <w:rPr>
+          <w:b/>
+          <w:bCs/>
           <w:i/>
           <w:iCs/>
         </w:rPr>
         <w:t xml:space="preserve">a priori</w:t>
       </w:r>
       <w:r>
-        <w:t xml:space="preserve"> </w:t>
-      </w:r>
-      <w:r>
-        <w:t xml:space="preserve">the optimal grid size is not easy but one thing is certain: missing the geographical scale at which agglomeration economies is very embarrassing while DBM are available and perfectly preserve the richness of the spatial information of geolocated datasets.</w:t>
-      </w:r>
-    </w:p>
-    <w:bookmarkEnd w:id="52"/>
-    <w:bookmarkEnd w:id="53"/>
-    <w:bookmarkStart w:id="58" w:name="random-thinning"/>
+        <w:rPr>
+          <w:b/>
+          <w:bCs/>
+        </w:rPr>
+        <w:t xml:space="preserve"> </w:t>
+      </w:r>
+      <w:r>
+        <w:rPr>
+          <w:b/>
+          <w:bCs/>
+        </w:rPr>
+        <w:t xml:space="preserve">the optimal grid size is not easy but one thing is certain: missing the geographical scale at which agglomeration economies is very embarrassing while DBM are available and perfectly preserve the richness of the spatial information of geo-located datasets.</w:t>
+      </w:r>
+    </w:p>
+    <w:bookmarkEnd w:id="56"/>
+    <w:bookmarkEnd w:id="57"/>
+    <w:bookmarkStart w:id="64" w:name="second-strategy-random-thinning"/>
     <w:p>
       <w:pPr>
         <w:pStyle w:val="Titre2"/>
       </w:pPr>
       <w:r>
-        <w:t xml:space="preserve">Random thinning</w:t>
+        <w:t xml:space="preserve">Second strategy: Random thinning</w:t>
       </w:r>
     </w:p>
     <w:p>
@@ -5419,18 +5736,18 @@
           <wp:inline>
             <wp:extent cx="4620126" cy="2310063"/>
             <wp:effectExtent b="0" l="0" r="0" t="0"/>
-            <wp:docPr descr="Figure 7: (a) Confidence envelope of the estimation of the M function after thinning a 1-million-point pattern with aggregated Cases to 10% of its size. The mean M values among thinned patterns (dotted, red line) can’t be distinguished from the exact values (black line). The grey envelope corresponds to the 95% confidence level. (b) relative Root Mean Squared Error of the estimation due to thinning, i. e. the expected relative error of estimation, always below 2%." title="" id="55" name="Picture"/>
+            <wp:docPr descr="Figure 7: (a) Confidence envelope of the estimation of the M function after thinning a 1-million-point pattern with aggregated Cases to 10% of its size. The mean M values among thinned patterns (dotted, red line) can’t be distinguished from the exact values (black line). The grey envelope corresponds to the 95% confidence level. (b) relative Root Mean Squared Error of the estimation due to thinning, i. e. the expected relative error of estimation, always below 2%." title="" id="59" name="Picture"/>
             <a:graphic>
               <a:graphicData uri="http://schemas.openxmlformats.org/drawingml/2006/picture">
                 <pic:pic>
                   <pic:nvPicPr>
-                    <pic:cNvPr descr="Rev1_files/Rev1_files/figure-docx/MthinFig-1.png" id="56" name="Picture"/>
+                    <pic:cNvPr descr="Rev1_files/Rev1_files/figure-docx/MthinFig-1.png" id="60" name="Picture"/>
                     <pic:cNvPicPr>
                       <a:picLocks noChangeArrowheads="1" noChangeAspect="1"/>
                     </pic:cNvPicPr>
                   </pic:nvPicPr>
                   <pic:blipFill>
-                    <a:blip r:embed="rId54"/>
+                    <a:blip r:embed="rId58"/>
                     <a:stretch>
                       <a:fillRect/>
                     </a:stretch>
@@ -5461,8 +5778,8 @@
       <w:pPr>
         <w:pStyle w:val="ImageCaption"/>
       </w:pPr>
-      <w:bookmarkStart w:id="57" w:name="fig:MthinFig"/>
-      <w:bookmarkEnd w:id="57"/>
+      <w:bookmarkStart w:id="61" w:name="fig:MthinFig"/>
+      <w:bookmarkEnd w:id="61"/>
       <w:r>
         <w:t xml:space="preserve">Figure 7: (a) Confidence envelope of the estimation of the M function after thinning a 1-million-point pattern with aggregated Cases to 10% of its size. The mean M values among thinned patterns (dotted, red line) can’t be distinguished from the exact values (black line). The grey envelope corresponds to the 95% confidence level. (b) relative Root Mean Squared Error of the estimation due to thinning, i. e. the expected relative error of estimation, always below 2%.</w:t>
       </w:r>
@@ -5472,202 +5789,492 @@
         <w:pStyle w:val="Corpsdetexte"/>
       </w:pPr>
     </w:p>
+    <w:bookmarkStart w:id="62" w:name="test-setting-and-results"/>
+    <w:p>
+      <w:pPr>
+        <w:pStyle w:val="Titre3"/>
+      </w:pPr>
+      <w:r>
+        <w:t xml:space="preserve">Test setting and results</w:t>
+      </w:r>
+    </w:p>
+    <w:p>
+      <w:pPr>
+        <w:pStyle w:val="FirstParagraph"/>
+      </w:pPr>
+      <w:r>
+        <w:t xml:space="preserve">Random thinning consists of reducing the number of points by applying the same probability of being kept to each point.</w:t>
+      </w:r>
+      <w:r>
+        <w:t xml:space="preserve"> </w:t>
+      </w:r>
+      <w:r>
+        <w:t xml:space="preserve">The resulting dataset is thus a representative sample of the actual one.</w:t>
+      </w:r>
+    </w:p>
     <w:p>
       <w:pPr>
         <w:pStyle w:val="Corpsdetexte"/>
       </w:pPr>
       <w:r>
-        <w:t xml:space="preserve">Random thinning consists of reducing the number of points by applying the same probability of being kept to each point.</w:t>
-      </w:r>
-      <w:r>
-        <w:t xml:space="preserve"> </w:t>
-      </w:r>
-      <w:r>
-        <w:t xml:space="preserve">The resulting dataset is thus a representative sample of the actual one.</w:t>
+        <w:t xml:space="preserve">Compared to approximating the position of points, random thinning does not degrade the information of each point but reduces the amount of data.</w:t>
+      </w:r>
+      <w:r>
+        <w:t xml:space="preserve"> </w:t>
+      </w:r>
+      <w:r>
+        <w:t xml:space="preserve">The acceptability of the method can be tested rigorously by simulating randomly thinned point patterns and comparing the distribution of their</w:t>
+      </w:r>
+      <w:r>
+        <w:t xml:space="preserve"> </w:t>
+      </w:r>
+      <w:r>
+        <w:rPr>
+          <w:i/>
+          <w:iCs/>
+        </w:rPr>
+        <w:t xml:space="preserve">M</w:t>
+      </w:r>
+      <w:r>
+        <w:t xml:space="preserve"> </w:t>
+      </w:r>
+      <w:r>
+        <w:t xml:space="preserve">function to that of the original pattern.</w:t>
+      </w:r>
+      <w:r>
+        <w:t xml:space="preserve"> </w:t>
+      </w:r>
+      <w:r>
+        <w:t xml:space="preserve">A million-point pattern is drawn with aggregated Cases and thinned with down to 10% of its size.</w:t>
+      </w:r>
+      <w:r>
+        <w:t xml:space="preserve"> </w:t>
+      </w:r>
+      <w:r>
+        <w:t xml:space="preserve">The</w:t>
+      </w:r>
+      <w:r>
+        <w:t xml:space="preserve"> </w:t>
+      </w:r>
+      <w:r>
+        <w:rPr>
+          <w:i/>
+          <w:iCs/>
+        </w:rPr>
+        <w:t xml:space="preserve">M</w:t>
+      </w:r>
+      <w:r>
+        <w:t xml:space="preserve"> </w:t>
+      </w:r>
+      <w:r>
+        <w:t xml:space="preserve">values of the original and 100 thinned patterns are compared.</w:t>
+      </w:r>
+      <w:r>
+        <w:t xml:space="preserve"> </w:t>
+      </w:r>
+      <w:r>
+        <w:t xml:space="preserve">Figure </w:t>
+      </w:r>
+      <w:r>
+        <w:t xml:space="preserve">7</w:t>
+      </w:r>
+      <w:r>
+        <w:t xml:space="preserve">a shows the mean value and the confidence envelope of the</w:t>
+      </w:r>
+      <w:r>
+        <w:t xml:space="preserve"> </w:t>
+      </w:r>
+      <w:r>
+        <w:rPr>
+          <w:i/>
+          <w:iCs/>
+        </w:rPr>
+        <w:t xml:space="preserve">M</w:t>
+      </w:r>
+      <w:r>
+        <w:t xml:space="preserve"> </w:t>
+      </w:r>
+      <w:r>
+        <w:t xml:space="preserve">function applied to thinned patterns.</w:t>
+      </w:r>
+      <w:r>
+        <w:t xml:space="preserve"> </w:t>
+      </w:r>
+      <w:r>
+        <w:t xml:space="preserve">As expected, random thinning causes no bias.</w:t>
+      </w:r>
+      <w:r>
+        <w:t xml:space="preserve"> </w:t>
+      </w:r>
+      <w:r>
+        <w:t xml:space="preserve">The relative Root Mean Squared Error (RMSE), that is the expectation of the error caused by thinning, is shown on Figure </w:t>
+      </w:r>
+      <w:r>
+        <w:t xml:space="preserve">7</w:t>
+      </w:r>
+      <w:r>
+        <w:t xml:space="preserve">b.</w:t>
+      </w:r>
+      <w:r>
+        <w:t xml:space="preserve"> </w:t>
+      </w:r>
+      <w:r>
+        <w:t xml:space="preserve">Since the bias is zero, it is simply the coefficient of variation of the simulated</w:t>
+      </w:r>
+      <w:r>
+        <w:t xml:space="preserve"> </w:t>
+      </w:r>
+      <w:r>
+        <w:rPr>
+          <w:i/>
+          <w:iCs/>
+        </w:rPr>
+        <w:t xml:space="preserve">M</w:t>
+      </w:r>
+      <w:r>
+        <w:t xml:space="preserve"> </w:t>
+      </w:r>
+      <w:r>
+        <w:t xml:space="preserve">values at each distance.</w:t>
+      </w:r>
+      <w:r>
+        <w:t xml:space="preserve"> </w:t>
+      </w:r>
+      <w:r>
+        <w:t xml:space="preserve">It is very small, around 2%, at short distances and negligible at large distances.</w:t>
+      </w:r>
+    </w:p>
+    <w:bookmarkEnd w:id="62"/>
+    <w:bookmarkStart w:id="63" w:name="discussion-1"/>
+    <w:p>
+      <w:pPr>
+        <w:pStyle w:val="Titre3"/>
+      </w:pPr>
+      <w:r>
+        <w:t xml:space="preserve">Discussion</w:t>
+      </w:r>
+    </w:p>
+    <w:p>
+      <w:pPr>
+        <w:pStyle w:val="FirstParagraph"/>
+      </w:pPr>
+      <w:r>
+        <w:t xml:space="preserve">The random thinning technique has been already explored by</w:t>
+      </w:r>
+      <w:r>
+        <w:t xml:space="preserve"> </w:t>
+      </w:r>
+      <w:r>
+        <w:t xml:space="preserve">Sweeney &amp; Konty (2005)</w:t>
+      </w:r>
+      <w:r>
+        <w:t xml:space="preserve"> </w:t>
+      </w:r>
+      <w:r>
+        <w:t xml:space="preserve">on theoretical examples, and also on the location of North Carolina manufacturing establishments.</w:t>
+      </w:r>
+      <w:r>
+        <w:t xml:space="preserve"> </w:t>
+      </w:r>
+      <w:r>
+        <w:t xml:space="preserve">Sweeney &amp; Konty (2005)</w:t>
+      </w:r>
+      <w:r>
+        <w:t xml:space="preserve"> </w:t>
+      </w:r>
+      <w:r>
+        <w:t xml:space="preserve">showed that the</w:t>
+      </w:r>
+      <w:r>
+        <w:t xml:space="preserve"> </w:t>
+      </w:r>
+      <w:r>
+        <w:rPr>
+          <w:i/>
+          <w:iCs/>
+        </w:rPr>
+        <w:t xml:space="preserve">K</w:t>
+      </w:r>
+      <w:r>
+        <w:t xml:space="preserve"> </w:t>
+      </w:r>
+      <w:r>
+        <w:t xml:space="preserve">and</w:t>
+      </w:r>
+      <w:r>
+        <w:t xml:space="preserve"> </w:t>
+      </w:r>
+      <w:r>
+        <w:rPr>
+          <w:i/>
+          <w:iCs/>
+        </w:rPr>
+        <w:t xml:space="preserve">D</w:t>
+      </w:r>
+      <w:r>
+        <w:t xml:space="preserve"> </w:t>
+      </w:r>
+      <w:r>
+        <w:t xml:space="preserve">functions, that are other DBMs, are invariant under random thinning.</w:t>
+      </w:r>
+      <w:r>
+        <w:t xml:space="preserve"> </w:t>
+      </w:r>
+      <w:r>
+        <w:t xml:space="preserve">So is the</w:t>
+      </w:r>
+      <w:r>
+        <w:t xml:space="preserve"> </w:t>
+      </w:r>
+      <w:r>
+        <w:rPr>
+          <w:i/>
+          <w:iCs/>
+        </w:rPr>
+        <w:t xml:space="preserve">M</w:t>
+      </w:r>
+      <w:r>
+        <w:t xml:space="preserve"> </w:t>
+      </w:r>
+      <w:r>
+        <w:t xml:space="preserve">function: it is obtained by dividing a number of neighbors of interest by a total number of neighbors.</w:t>
+      </w:r>
+      <w:r>
+        <w:t xml:space="preserve"> </w:t>
+      </w:r>
+      <w:r>
+        <w:t xml:space="preserve">Both terms are reduced in the same proportion by random thinning, keeping the ratio unchanged.</w:t>
+      </w:r>
+      <w:r>
+        <w:t xml:space="preserve"> </w:t>
+      </w:r>
+      <w:r>
+        <w:t xml:space="preserve">As</w:t>
+      </w:r>
+      <w:r>
+        <w:t xml:space="preserve"> </w:t>
+      </w:r>
+      <w:r>
+        <w:t xml:space="preserve">Sweeney &amp; Konty (2005)</w:t>
+      </w:r>
+      <w:r>
+        <w:t xml:space="preserve"> </w:t>
+      </w:r>
+      <w:r>
+        <w:t xml:space="preserve">already noted for the</w:t>
+      </w:r>
+      <w:r>
+        <w:t xml:space="preserve"> </w:t>
+      </w:r>
+      <w:r>
+        <w:rPr>
+          <w:i/>
+          <w:iCs/>
+        </w:rPr>
+        <w:t xml:space="preserve">K</w:t>
+      </w:r>
+      <w:r>
+        <w:t xml:space="preserve"> </w:t>
+      </w:r>
+      <w:r>
+        <w:t xml:space="preserve">function, the variance of the estimation of</w:t>
+      </w:r>
+      <w:r>
+        <w:t xml:space="preserve"> </w:t>
+      </w:r>
+      <w:r>
+        <w:rPr>
+          <w:i/>
+          <w:iCs/>
+        </w:rPr>
+        <w:t xml:space="preserve">M</w:t>
+      </w:r>
+      <w:r>
+        <w:t xml:space="preserve"> </w:t>
+      </w:r>
+      <w:r>
+        <w:t xml:space="preserve">increases when the number of points decreases.</w:t>
+      </w:r>
+      <w:r>
+        <w:t xml:space="preserve"> </w:t>
+      </w:r>
+      <w:r>
+        <w:t xml:space="preserve">Thinning a 100,000-point dataset to 1000 points results in a very fast and unbiased estimation of the</w:t>
+      </w:r>
+      <w:r>
+        <w:t xml:space="preserve"> </w:t>
+      </w:r>
+      <w:r>
+        <w:rPr>
+          <w:i/>
+          <w:iCs/>
+        </w:rPr>
+        <w:t xml:space="preserve">M</w:t>
+      </w:r>
+      <w:r>
+        <w:t xml:space="preserve"> </w:t>
+      </w:r>
+      <w:r>
+        <w:t xml:space="preserve">function but RMSE is well over 100% at short distance (Figure in supplementary material).</w:t>
+      </w:r>
+      <w:r>
+        <w:t xml:space="preserve"> </w:t>
+      </w:r>
+      <w:r>
+        <w:t xml:space="preserve">Finally, our results provided on large datasets confirm previous findings of</w:t>
+      </w:r>
+      <w:r>
+        <w:t xml:space="preserve"> </w:t>
+      </w:r>
+      <w:r>
+        <w:t xml:space="preserve">Arbia et al. (2017)</w:t>
+      </w:r>
+      <w:r>
+        <w:t xml:space="preserve">.</w:t>
+      </w:r>
+      <w:r>
+        <w:t xml:space="preserve"> </w:t>
+      </w:r>
+      <w:r>
+        <w:t xml:space="preserve">They investigate the consequences on the</w:t>
+      </w:r>
+      <w:r>
+        <w:t xml:space="preserve"> </w:t>
+      </w:r>
+      <w:r>
+        <w:rPr>
+          <w:i/>
+          <w:iCs/>
+        </w:rPr>
+        <w:t xml:space="preserve">M</w:t>
+      </w:r>
+      <w:r>
+        <w:t xml:space="preserve"> </w:t>
+      </w:r>
+      <w:r>
+        <w:t xml:space="preserve">function</w:t>
+      </w:r>
+      <w:r>
+        <w:t xml:space="preserve"> </w:t>
+      </w:r>
+      <w:r>
+        <w:rPr>
+          <w:i/>
+          <w:iCs/>
+        </w:rPr>
+        <w:t xml:space="preserve">“missing clustered data”</w:t>
+      </w:r>
+      <w:r>
+        <w:t xml:space="preserve"> </w:t>
+      </w:r>
+      <w:r>
+        <w:t xml:space="preserve">in geo-located datasets.</w:t>
+      </w:r>
+      <w:r>
+        <w:t xml:space="preserve"> </w:t>
+      </w:r>
+      <w:r>
+        <w:t xml:space="preserve">Arbia et al. (2017)</w:t>
+      </w:r>
+      <w:r>
+        <w:t xml:space="preserve"> </w:t>
+      </w:r>
+      <w:r>
+        <w:t xml:space="preserve">motivate a missing clustered data problem (rather than a random one) arguing that such a problem is highly localized.</w:t>
+      </w:r>
+      <w:r>
+        <w:t xml:space="preserve"> </w:t>
+      </w:r>
+      <w:r>
+        <w:t xml:space="preserve">Their empirical application on manufacturing firms located in Trento (Italy) provide evidence that</w:t>
+      </w:r>
+      <w:r>
+        <w:t xml:space="preserve"> </w:t>
+      </w:r>
+      <w:r>
+        <w:rPr>
+          <w:i/>
+          <w:iCs/>
+        </w:rPr>
+        <w:t xml:space="preserve">M</w:t>
+      </w:r>
+      <w:r>
+        <w:t xml:space="preserve"> </w:t>
+      </w:r>
+      <w:r>
+        <w:t xml:space="preserve">findings are</w:t>
+      </w:r>
+      <w:r>
+        <w:t xml:space="preserve"> </w:t>
+      </w:r>
+      <w:r>
+        <w:t xml:space="preserve">“quite robust”</w:t>
+      </w:r>
+      <w:r>
+        <w:t xml:space="preserve"> </w:t>
+      </w:r>
+      <w:r>
+        <w:t xml:space="preserve">in that case.</w:t>
       </w:r>
     </w:p>
     <w:p>
       <w:pPr>
         <w:pStyle w:val="Corpsdetexte"/>
-      </w:pPr>
-      <w:r>
-        <w:t xml:space="preserve">Sweeney &amp; Konty (2005)</w:t>
-      </w:r>
-      <w:r>
-        <w:t xml:space="preserve"> </w:t>
-      </w:r>
-      <w:r>
-        <w:t xml:space="preserve">showed that the K and D functions, that are other DBMs, are invariant under random thinning.</w:t>
-      </w:r>
-      <w:r>
-        <w:t xml:space="preserve"> </w:t>
-      </w:r>
-      <w:r>
-        <w:t xml:space="preserve">So is the M function: it is obtained by dividing a number of neighbors of interest by a total number of neighbors.</w:t>
-      </w:r>
-      <w:r>
-        <w:t xml:space="preserve"> </w:t>
-      </w:r>
-      <w:r>
-        <w:t xml:space="preserve">Both terms are reduced in the same proportion by random thinning, keeping the ratio unchanged.</w:t>
-      </w:r>
-    </w:p>
-    <w:p>
-      <w:pPr>
-        <w:pStyle w:val="Corpsdetexte"/>
-      </w:pPr>
-      <w:r>
-        <w:t xml:space="preserve">Compared to approximating the position of points, random thinning does not degrade the information of each point but reduces the amount of data.</w:t>
-      </w:r>
-      <w:r>
-        <w:t xml:space="preserve"> </w:t>
-      </w:r>
-      <w:r>
-        <w:t xml:space="preserve">The acceptability of the method can be tested rigorously by simulating randomly thinned point patterns and comparing the distribution of their M function to that of the original pattern.</w:t>
-      </w:r>
-      <w:r>
-        <w:t xml:space="preserve"> </w:t>
-      </w:r>
-      <w:r>
-        <w:t xml:space="preserve">A million-point pattern is drawn with aggregated Cases and thinned with down to 10% of its size.</w:t>
-      </w:r>
-      <w:r>
-        <w:t xml:space="preserve"> </w:t>
-      </w:r>
-      <w:r>
-        <w:t xml:space="preserve">The M values of the original and 100 thinned patterns are compared.</w:t>
-      </w:r>
-      <w:r>
-        <w:t xml:space="preserve"> </w:t>
-      </w:r>
-      <w:r>
-        <w:t xml:space="preserve">Figure </w:t>
-      </w:r>
-      <w:r>
-        <w:t xml:space="preserve">7</w:t>
-      </w:r>
-      <w:r>
-        <w:t xml:space="preserve">a shows the mean value and the confidence envelope of the M function applied to thinned patterns.</w:t>
-      </w:r>
-      <w:r>
-        <w:t xml:space="preserve"> </w:t>
-      </w:r>
-      <w:r>
-        <w:t xml:space="preserve">As expected, thinning causes no bias.</w:t>
-      </w:r>
-      <w:r>
-        <w:t xml:space="preserve"> </w:t>
-      </w:r>
-      <w:r>
-        <w:t xml:space="preserve">The relative Root Mean Squared Error (RMSE), that is the expectation of the error caused by thinning, is shown on Figure </w:t>
-      </w:r>
-      <w:r>
-        <w:t xml:space="preserve">7</w:t>
-      </w:r>
-      <w:r>
-        <w:t xml:space="preserve">b.</w:t>
-      </w:r>
-      <w:r>
-        <w:t xml:space="preserve"> </w:t>
-      </w:r>
-      <w:r>
-        <w:t xml:space="preserve">Since the bias is zero, it is simply the coefficient of variation of the simulated M values at each distance.</w:t>
-      </w:r>
-      <w:r>
-        <w:t xml:space="preserve"> </w:t>
-      </w:r>
-      <w:r>
-        <w:t xml:space="preserve">It is very small, around 2%, at short distances and negligible at large distances.</w:t>
-      </w:r>
-    </w:p>
-    <w:p>
-      <w:pPr>
-        <w:pStyle w:val="Corpsdetexte"/>
-      </w:pPr>
-      <w:r>
-        <w:t xml:space="preserve">As</w:t>
-      </w:r>
-      <w:r>
-        <w:t xml:space="preserve"> </w:t>
-      </w:r>
-      <w:r>
-        <w:t xml:space="preserve">Sweeney &amp; Konty (2005)</w:t>
-      </w:r>
-      <w:r>
-        <w:t xml:space="preserve"> </w:t>
-      </w:r>
-      <w:r>
-        <w:t xml:space="preserve">already noted for the K function, the variance of the estimation of M increases when the number of points decreases.</w:t>
-      </w:r>
-      <w:r>
-        <w:t xml:space="preserve"> </w:t>
-      </w:r>
-      <w:r>
-        <w:t xml:space="preserve">Thinning a 100,000-point dataset to 1000 points results in a very fast and unbiased estimation of the M function but RMSE is well over 100% at short distance (Figure in supplementary material).</w:t>
-      </w:r>
-      <w:r>
-        <w:t xml:space="preserve"> </w:t>
-      </w:r>
-      <w:r>
-        <w:t xml:space="preserve">Thinning is an efficient method to reduce huge, untractable datasets to large, computable ones, but is not an appropriate way to drastically reduce computing time by thinning large datasets to small ones.</w:t>
-      </w:r>
-    </w:p>
-    <w:bookmarkEnd w:id="58"/>
-    <w:bookmarkEnd w:id="59"/>
-    <w:bookmarkStart w:id="61" w:name="discussion-and-conclusions"/>
-    <w:p>
-      <w:pPr>
-        <w:pStyle w:val="Titre1"/>
-      </w:pPr>
-      <w:r>
-        <w:t xml:space="preserve">Discussion and conclusions</w:t>
-      </w:r>
-    </w:p>
-    <w:p>
-      <w:pPr>
-        <w:pStyle w:val="FirstParagraph"/>
       </w:pPr>
       <w:r>
         <w:rPr>
           <w:b/>
           <w:bCs/>
         </w:rPr>
-        <w:t xml:space="preserve">The computation burden of estimating </w:t>
-      </w:r>
-      <w:r>
-        <w:rPr>
-          <w:b/>
-          <w:bCs/>
+        <w:t xml:space="preserve">In sum, thinning is an efficient method to reduce huge, untractable datasets to large, computable ones, but is not an appropriate way to drastically reduce computing time by thinning large datasets to small ones.</w:t>
+      </w:r>
+    </w:p>
+    <w:bookmarkEnd w:id="63"/>
+    <w:bookmarkEnd w:id="64"/>
+    <w:bookmarkEnd w:id="65"/>
+    <w:bookmarkStart w:id="66" w:name="conclusion"/>
+    <w:p>
+      <w:pPr>
+        <w:pStyle w:val="Titre1"/>
+      </w:pPr>
+      <w:r>
+        <w:t xml:space="preserve">Conclusion</w:t>
+      </w:r>
+    </w:p>
+    <w:p>
+      <w:pPr>
+        <w:pStyle w:val="FirstParagraph"/>
+      </w:pPr>
+      <w:r>
+        <w:t xml:space="preserve">Studying 100,000 locations or less keep the</w:t>
+      </w:r>
+      <w:r>
+        <w:t xml:space="preserve"> </w:t>
+      </w:r>
+      <w:r>
+        <w:rPr>
           <w:i/>
           <w:iCs/>
         </w:rPr>
         <w:t xml:space="preserve">M</w:t>
       </w:r>
       <w:r>
-        <w:rPr>
-          <w:b/>
-          <w:bCs/>
-        </w:rPr>
-        <w:t xml:space="preserve"> </w:t>
-      </w:r>
-      <w:r>
-        <w:rPr>
-          <w:b/>
-          <w:bCs/>
-        </w:rPr>
-        <w:t xml:space="preserve">on large datasets might be a problem</w:t>
-      </w:r>
-      <w:r>
-        <w:t xml:space="preserve">.</w:t>
-      </w:r>
-      <w:r>
-        <w:t xml:space="preserve"> </w:t>
-      </w:r>
-      <w:r>
-        <w:t xml:space="preserve">The calculation time for</w:t>
-      </w:r>
-      <w:r>
-        <w:t xml:space="preserve"> </w:t>
+        <w:t xml:space="preserve"> </w:t>
+      </w:r>
+      <w:r>
+        <w:t xml:space="preserve">computing time acceptable, regardless of the size of the original dataset.</w:t>
+      </w:r>
+      <w:r>
+        <w:t xml:space="preserve"> </w:t>
+      </w:r>
+      <w:r>
+        <w:t xml:space="preserve">In all other cases, the location approximation or the random thinning can be considered.</w:t>
+      </w:r>
+      <w:r>
+        <w:t xml:space="preserve"> </w:t>
+      </w:r>
+      <w:r>
+        <w:t xml:space="preserve">Regarding the errors generated in the estimates of </w:t>
       </w:r>
       <w:r>
         <w:rPr>
@@ -5680,124 +6287,19 @@
         <w:t xml:space="preserve"> </w:t>
       </w:r>
       <w:r>
-        <w:t xml:space="preserve">is &lt; 3 seconds for a set of 100,000 points on a modern computer</w:t>
-      </w:r>
-      <w:r>
-        <w:rPr>
-          <w:rStyle w:val="Appelnotedebasdep"/>
-        </w:rPr>
-        <w:footnoteReference w:id="60"/>
-      </w:r>
-      <w:r>
-        <w:t xml:space="preserve"> </w:t>
-      </w:r>
-      <w:r>
-        <w:t xml:space="preserve">and requires 25 MB of RAM.</w:t>
-      </w:r>
-      <w:r>
-        <w:t xml:space="preserve"> </w:t>
-      </w:r>
-      <w:r>
-        <w:t xml:space="preserve">Therefore, calculating a confidence interval from 1,000 simulations requires less than 50 minutes.</w:t>
-      </w:r>
-      <w:r>
-        <w:t xml:space="preserve"> </w:t>
-      </w:r>
-      <w:r>
-        <w:t xml:space="preserve">For a set of five million points, the power law predicts around 10 minutes of computing time.</w:t>
-      </w:r>
-      <w:r>
-        <w:t xml:space="preserve"> </w:t>
-      </w:r>
-      <w:r>
-        <w:t xml:space="preserve">Accordingly, 1,000 simulations would take around 7 days.</w:t>
-      </w:r>
-    </w:p>
-    <w:p>
-      <w:pPr>
-        <w:pStyle w:val="Corpsdetexte"/>
-      </w:pPr>
-      <w:r>
-        <w:t xml:space="preserve">Owing to parallelization, a calculation server would drastically increase performance, but at the cost of the complexity of implementation that limits its use.</w:t>
-      </w:r>
-      <w:r>
-        <w:t xml:space="preserve"> </w:t>
-      </w:r>
-      <w:r>
-        <w:t xml:space="preserve">If we limit ourselves to the computing power of a personal computer,</w:t>
-      </w:r>
-      <w:r>
-        <w:t xml:space="preserve"> </w:t>
-      </w:r>
-      <w:r>
-        <w:rPr>
-          <w:b/>
-          <w:bCs/>
-        </w:rPr>
-        <w:t xml:space="preserve">exact calculation is fully justified for data of the order of 100,000 points</w:t>
-      </w:r>
-      <w:r>
-        <w:t xml:space="preserve">: less than an hour is sufficient to calculate confidence intervals.</w:t>
-      </w:r>
-      <w:r>
-        <w:t xml:space="preserve"> </w:t>
-      </w:r>
-      <w:r>
-        <w:t xml:space="preserve">Since parallelizing the simulations is offered with no effort by the</w:t>
-      </w:r>
-      <w:r>
-        <w:t xml:space="preserve"> </w:t>
-      </w:r>
-      <w:r>
-        <w:rPr>
-          <w:i/>
-          <w:iCs/>
-        </w:rPr>
-        <w:t xml:space="preserve">dbmss</w:t>
-      </w:r>
-      <w:r>
-        <w:t xml:space="preserve"> </w:t>
-      </w:r>
-      <w:r>
-        <w:t xml:space="preserve">package, this time can be reduced by a considerable factor based on the available hardware, e.g., by a factor of 2 to 6 using modern multicore central processing units.</w:t>
-      </w:r>
-      <w:r>
-        <w:t xml:space="preserve"> </w:t>
-      </w:r>
-      <w:r>
-        <w:t xml:space="preserve">Beyond that, approximating the location reduces the size of the set of points to the number of locations selected.</w:t>
-      </w:r>
-      <w:r>
-        <w:t xml:space="preserve"> </w:t>
-      </w:r>
-      <w:r>
-        <w:t xml:space="preserve">It may be up to 100,000 locations to keep the computing time acceptable, regardless of the size of the original dataset.</w:t>
-      </w:r>
-      <w:r>
-        <w:t xml:space="preserve"> </w:t>
-      </w:r>
-      <w:r>
-        <w:t xml:space="preserve">The size of the grid</w:t>
-      </w:r>
-      <w:r>
-        <w:t xml:space="preserve"> </w:t>
-      </w:r>
-      <w:r>
-        <w:t xml:space="preserve">(or the administrative scale of the aggregation of points in Tidu et al., 2024)</w:t>
-      </w:r>
-      <w:r>
-        <w:t xml:space="preserve"> </w:t>
-      </w:r>
-      <w:r>
-        <w:t xml:space="preserve">should be chosen based on the scale of the interactions under study: they cannot be characterized correctly at distances below it.</w:t>
-      </w:r>
-    </w:p>
-    <w:p>
-      <w:pPr>
-        <w:pStyle w:val="Corpsdetexte"/>
-      </w:pPr>
-      <w:r>
-        <w:t xml:space="preserve">Regarding the errors generated in the estimates of </w:t>
+        <w:t xml:space="preserve">when the approximation of location is used, our findings support those of</w:t>
+      </w:r>
+      <w:r>
+        <w:t xml:space="preserve"> </w:t>
+      </w:r>
+      <w:r>
+        <w:t xml:space="preserve">Tidu et al. (2024)</w:t>
+      </w:r>
+      <w:r>
+        <w:t xml:space="preserve">, which mentions strong correlations between</w:t>
+      </w:r>
+      <w:r>
+        <w:t xml:space="preserve"> </w:t>
       </w:r>
       <w:r>
         <w:rPr>
@@ -5807,35 +6309,7 @@
         <w:t xml:space="preserve">M</w:t>
       </w:r>
       <w:r>
-        <w:t xml:space="preserve"> </w:t>
-      </w:r>
-      <w:r>
-        <w:t xml:space="preserve">when the approximation of location is used, our findings support those of</w:t>
-      </w:r>
-      <w:r>
-        <w:t xml:space="preserve"> </w:t>
-      </w:r>
-      <w:r>
-        <w:t xml:space="preserve">Tidu et al. (2024)</w:t>
-      </w:r>
-      <w:r>
-        <w:t xml:space="preserve">, which mentions strong correlations between</w:t>
-      </w:r>
-      <w:r>
-        <w:t xml:space="preserve"> </w:t>
-      </w:r>
-      <w:r>
-        <w:rPr>
-          <w:i/>
-          <w:iCs/>
-        </w:rPr>
-        <w:t xml:space="preserve">M</w:t>
-      </w:r>
-      <w:r>
-        <w:t xml:space="preserve"> </w:t>
-      </w:r>
-      <w:r>
-        <w:t xml:space="preserve">values computed from exact and approximated Italian company location data.</w:t>
+        <w:t xml:space="preserve"> values computed from exact and approximated Italian company location data.</w:t>
       </w:r>
       <w:r>
         <w:t xml:space="preserve"> </w:t>
@@ -5847,150 +6321,11 @@
         <w:t xml:space="preserve"> </w:t>
       </w:r>
       <w:r>
-        <w:t xml:space="preserve">This situation needs to be analyzed attentively.</w:t>
-      </w:r>
-    </w:p>
-    <w:p>
-      <w:pPr>
-        <w:pStyle w:val="Corpsdetexte"/>
-      </w:pPr>
-      <w:r>
-        <w:t xml:space="preserve">Moreover,</w:t>
-      </w:r>
-      <w:r>
-        <w:t xml:space="preserve"> </w:t>
-      </w:r>
-      <w:r>
-        <w:t xml:space="preserve">Arbia et al. (2017)</w:t>
-      </w:r>
-      <w:r>
-        <w:t xml:space="preserve"> </w:t>
-      </w:r>
-      <w:r>
-        <w:t xml:space="preserve">investigated applying distance-based methods to spatial datasets that include positional errors.</w:t>
-      </w:r>
-      <w:r>
-        <w:t xml:space="preserve"> </w:t>
-      </w:r>
-      <w:r>
-        <w:t xml:space="preserve">They proposed a first evaluation of the consequences of an</w:t>
-      </w:r>
-      <w:r>
-        <w:t xml:space="preserve"> </w:t>
-      </w:r>
-      <w:r>
-        <w:rPr>
-          <w:i/>
-          <w:iCs/>
-        </w:rPr>
-        <w:t xml:space="preserve">“unintentional positional error”</w:t>
-      </w:r>
-      <w:r>
-        <w:t xml:space="preserve"> </w:t>
-      </w:r>
-      <w:r>
-        <w:t xml:space="preserve">owing to the uncertainty of the location of a part of the studied entities, e.g., when their address is not accurate.</w:t>
-      </w:r>
-      <w:r>
-        <w:t xml:space="preserve"> </w:t>
-      </w:r>
-      <w:r>
-        <w:t xml:space="preserve">In that scenario, these uncertain geo-localized entities are placed at the centroid of the zone considered, exactly as in</w:t>
-      </w:r>
-      <w:r>
-        <w:t xml:space="preserve"> </w:t>
-      </w:r>
-      <w:r>
-        <w:t xml:space="preserve">Tidu et al. (2024)</w:t>
-      </w:r>
-      <w:r>
-        <w:t xml:space="preserve">.</w:t>
-      </w:r>
-      <w:r>
-        <w:t xml:space="preserve"> </w:t>
-      </w:r>
-      <w:r>
-        <w:t xml:space="preserve">Arbia et al. showed on a real case (Italian manufacturing firms) that the error measurement was less severe than expected.</w:t>
-      </w:r>
-      <w:r>
-        <w:t xml:space="preserve"> </w:t>
-      </w:r>
-      <w:r>
-        <w:t xml:space="preserve">Their explanation rests on the definition</w:t>
-      </w:r>
-      <w:r>
-        <w:t xml:space="preserve"> </w:t>
-      </w:r>
-      <w:r>
-        <w:rPr>
-          <w:i/>
-          <w:iCs/>
-        </w:rPr>
-        <w:t xml:space="preserve">M</w:t>
-      </w:r>
-      <w:r>
-        <w:t xml:space="preserve">, a relative measure: a compensation effect of positional errors is suspected between the local and the global ratios.</w:t>
-      </w:r>
-    </w:p>
-    <w:p>
-      <w:pPr>
-        <w:pStyle w:val="Corpsdetexte"/>
-      </w:pPr>
-      <w:r>
-        <w:rPr>
-          <w:b/>
-          <w:bCs/>
-        </w:rPr>
-        <w:t xml:space="preserve">An approximation of the spatial locations might be considered to save computation time, given the strong agreement observed between</w:t>
-      </w:r>
-      <w:r>
-        <w:rPr>
-          <w:b/>
-          <w:bCs/>
-        </w:rPr>
-        <w:t xml:space="preserve"> </w:t>
-      </w:r>
-      <w:r>
-        <w:rPr>
-          <w:b/>
-          <w:bCs/>
-          <w:i/>
-          <w:iCs/>
-        </w:rPr>
-        <w:t xml:space="preserve">M</w:t>
-      </w:r>
-      <w:r>
-        <w:rPr>
-          <w:b/>
-          <w:bCs/>
-        </w:rPr>
-        <w:t xml:space="preserve"> </w:t>
-      </w:r>
-      <w:r>
-        <w:rPr>
-          <w:b/>
-          <w:bCs/>
-        </w:rPr>
-        <w:t xml:space="preserve">values on exact and approximated data above the grid size, but the information related to interactions at smaller scales is lost. As we previously noticed, it is challenging to choose the optimal size of the grid, requiring a certain degree of caution in the use of the approximated locations</w:t>
-      </w:r>
-      <w:r>
-        <w:t xml:space="preserve">.</w:t>
-      </w:r>
-      <w:r>
-        <w:t xml:space="preserve"> </w:t>
-      </w:r>
-      <w:r>
-        <w:t xml:space="preserve">For example, careful use of location approximation is recommended if short-distance interactions are suspected, such as information externalities or contagion phenomena.</w:t>
-      </w:r>
-      <w:r>
-        <w:t xml:space="preserve"> </w:t>
-      </w:r>
-      <w:r>
-        <w:t xml:space="preserve">Choosing the approximation scale is a trade-off between accuracy, i.e., a small distance threshold above which results are accurate, and speed with a coarse grid.</w:t>
-      </w:r>
-    </w:p>
-    <w:bookmarkEnd w:id="61"/>
-    <w:bookmarkStart w:id="63" w:name="appendix"/>
+        <w:t xml:space="preserve">The random thinning can thus be a good option to deal with very large datasets, avoiding any statistical bias.</w:t>
+      </w:r>
+    </w:p>
+    <w:bookmarkEnd w:id="66"/>
+    <w:bookmarkStart w:id="68" w:name="appendix"/>
     <w:p>
       <w:pPr>
         <w:pStyle w:val="Titre1"/>
@@ -6009,7 +6344,7 @@
       <w:r>
         <w:t xml:space="preserve"> </w:t>
       </w:r>
-      <w:hyperlink r:id="rId62">
+      <w:hyperlink r:id="rId67">
         <w:r>
           <w:rPr>
             <w:rStyle w:val="Lienhypertexte"/>
@@ -6018,8 +6353,8 @@
         </w:r>
       </w:hyperlink>
     </w:p>
-    <w:bookmarkEnd w:id="63"/>
-    <w:bookmarkStart w:id="64" w:name="acknowledgments"/>
+    <w:bookmarkEnd w:id="68"/>
+    <w:bookmarkStart w:id="69" w:name="acknowledgments"/>
     <w:p>
       <w:pPr>
         <w:pStyle w:val="Titre1"/>
@@ -6060,8 +6395,8 @@
         <w:t xml:space="preserve">grant managed by the Agence Nationale de la Recherche (LABEX CEBA, ref. ANR-10-LBX-25) and Florence Puech gratefully acknowledges financial support from INRAE.</w:t>
       </w:r>
     </w:p>
-    <w:bookmarkEnd w:id="64"/>
-    <w:bookmarkStart w:id="141" w:name="references"/>
+    <w:bookmarkEnd w:id="69"/>
+    <w:bookmarkStart w:id="148" w:name="references"/>
     <w:p>
       <w:pPr>
         <w:pStyle w:val="Titre1"/>
@@ -6070,8 +6405,8 @@
         <w:t xml:space="preserve">References</w:t>
       </w:r>
     </w:p>
-    <w:bookmarkStart w:id="140" w:name="refs"/>
-    <w:bookmarkStart w:id="65" w:name="ref-Arbia1989"/>
+    <w:bookmarkStart w:id="147" w:name="refs"/>
+    <w:bookmarkStart w:id="70" w:name="ref-Arbia1989"/>
     <w:p>
       <w:pPr>
         <w:pStyle w:val="Bibliographie"/>
@@ -6093,8 +6428,8 @@
         <w:t xml:space="preserve">. Kluwer.</w:t>
       </w:r>
     </w:p>
-    <w:bookmarkEnd w:id="65"/>
-    <w:bookmarkStart w:id="66" w:name="ref-Arbia2001"/>
+    <w:bookmarkEnd w:id="70"/>
+    <w:bookmarkStart w:id="71" w:name="ref-Arbia2001"/>
     <w:p>
       <w:pPr>
         <w:pStyle w:val="Bibliographie"/>
@@ -6129,8 +6464,8 @@
         <w:t xml:space="preserve">(4), 411–424.</w:t>
       </w:r>
     </w:p>
-    <w:bookmarkEnd w:id="66"/>
-    <w:bookmarkStart w:id="67" w:name="ref-Arbia2021"/>
+    <w:bookmarkEnd w:id="71"/>
+    <w:bookmarkStart w:id="72" w:name="ref-Arbia2021"/>
     <w:p>
       <w:pPr>
         <w:pStyle w:val="Bibliographie"/>
@@ -6152,8 +6487,8 @@
         <w:t xml:space="preserve">. Routledge, Taylor &amp; Francis Group.</w:t>
       </w:r>
     </w:p>
-    <w:bookmarkEnd w:id="67"/>
-    <w:bookmarkStart w:id="69" w:name="ref-Arbia2017"/>
+    <w:bookmarkEnd w:id="72"/>
+    <w:bookmarkStart w:id="74" w:name="ref-Arbia2017"/>
     <w:p>
       <w:pPr>
         <w:pStyle w:val="Bibliographie"/>
@@ -6208,7 +6543,7 @@
       <w:r>
         <w:t xml:space="preserve"> </w:t>
       </w:r>
-      <w:hyperlink r:id="rId68">
+      <w:hyperlink r:id="rId73">
         <w:r>
           <w:rPr>
             <w:rStyle w:val="Lienhypertexte"/>
@@ -6217,8 +6552,8 @@
         </w:r>
       </w:hyperlink>
     </w:p>
-    <w:bookmarkEnd w:id="69"/>
-    <w:bookmarkStart w:id="70" w:name="ref-Bachtrogleunger2023"/>
+    <w:bookmarkEnd w:id="74"/>
+    <w:bookmarkStart w:id="75" w:name="ref-Bachtrogleunger2023"/>
     <w:p>
       <w:pPr>
         <w:pStyle w:val="Bibliographie"/>
@@ -6265,8 +6600,8 @@
         <w:t xml:space="preserve">, 103954.</w:t>
       </w:r>
     </w:p>
-    <w:bookmarkEnd w:id="70"/>
-    <w:bookmarkStart w:id="71" w:name="ref-Baddeley2016"/>
+    <w:bookmarkEnd w:id="75"/>
+    <w:bookmarkStart w:id="76" w:name="ref-Baddeley2016"/>
     <w:p>
       <w:pPr>
         <w:pStyle w:val="Bibliographie"/>
@@ -6302,8 +6637,8 @@
         <w:t xml:space="preserve">. CRC Press.</w:t>
       </w:r>
     </w:p>
-    <w:bookmarkEnd w:id="71"/>
-    <w:bookmarkStart w:id="72" w:name="ref-Baldwin2003"/>
+    <w:bookmarkEnd w:id="76"/>
+    <w:bookmarkStart w:id="77" w:name="ref-Baldwin2003"/>
     <w:p>
       <w:pPr>
         <w:pStyle w:val="Bibliographie"/>
@@ -6337,8 +6672,8 @@
         <w:t xml:space="preserve">.</w:t>
       </w:r>
     </w:p>
-    <w:bookmarkEnd w:id="72"/>
-    <w:bookmarkStart w:id="73" w:name="ref-Baragwanath2026"/>
+    <w:bookmarkEnd w:id="77"/>
+    <w:bookmarkStart w:id="78" w:name="ref-Baragwanath2026"/>
     <w:p>
       <w:pPr>
         <w:pStyle w:val="Bibliographie"/>
@@ -6382,8 +6717,8 @@
         <w:t xml:space="preserve">, 104201.</w:t>
       </w:r>
     </w:p>
-    <w:bookmarkEnd w:id="73"/>
-    <w:bookmarkStart w:id="74" w:name="ref-Barff1987"/>
+    <w:bookmarkEnd w:id="78"/>
+    <w:bookmarkStart w:id="79" w:name="ref-Barff1987"/>
     <w:p>
       <w:pPr>
         <w:pStyle w:val="Bibliographie"/>
@@ -6427,8 +6762,8 @@
         <w:t xml:space="preserve">(1), 89–103.</w:t>
       </w:r>
     </w:p>
-    <w:bookmarkEnd w:id="74"/>
-    <w:bookmarkStart w:id="75" w:name="ref-Besag1977"/>
+    <w:bookmarkEnd w:id="79"/>
+    <w:bookmarkStart w:id="80" w:name="ref-Besag1977"/>
     <w:p>
       <w:pPr>
         <w:pStyle w:val="Bibliographie"/>
@@ -6472,8 +6807,8 @@
         <w:t xml:space="preserve">(2), 193–195.</w:t>
       </w:r>
     </w:p>
-    <w:bookmarkEnd w:id="75"/>
-    <w:bookmarkStart w:id="76" w:name="ref-Bickenbach2008"/>
+    <w:bookmarkEnd w:id="80"/>
+    <w:bookmarkStart w:id="81" w:name="ref-Bickenbach2008"/>
     <w:p>
       <w:pPr>
         <w:pStyle w:val="Bibliographie"/>
@@ -6508,8 +6843,8 @@
         <w:t xml:space="preserve">(4), 359–388.</w:t>
       </w:r>
     </w:p>
-    <w:bookmarkEnd w:id="76"/>
-    <w:bookmarkStart w:id="77" w:name="ref-Brulhart2005"/>
+    <w:bookmarkEnd w:id="81"/>
+    <w:bookmarkStart w:id="82" w:name="ref-Brulhart2005"/>
     <w:p>
       <w:pPr>
         <w:pStyle w:val="Bibliographie"/>
@@ -6553,8 +6888,8 @@
         <w:t xml:space="preserve">(6), 597–624.</w:t>
       </w:r>
     </w:p>
-    <w:bookmarkEnd w:id="77"/>
-    <w:bookmarkStart w:id="78" w:name="ref-Canello2025"/>
+    <w:bookmarkEnd w:id="82"/>
+    <w:bookmarkStart w:id="83" w:name="ref-Canello2025"/>
     <w:p>
       <w:pPr>
         <w:pStyle w:val="Bibliographie"/>
@@ -6589,8 +6924,8 @@
         <w:t xml:space="preserve">(2), 403–428.</w:t>
       </w:r>
     </w:p>
-    <w:bookmarkEnd w:id="78"/>
-    <w:bookmarkStart w:id="79" w:name="ref-Chain2019"/>
+    <w:bookmarkEnd w:id="83"/>
+    <w:bookmarkStart w:id="84" w:name="ref-Chain2019"/>
     <w:p>
       <w:pPr>
         <w:pStyle w:val="Bibliographie"/>
@@ -6625,8 +6960,8 @@
         <w:t xml:space="preserve">(1), 60–84.</w:t>
       </w:r>
     </w:p>
-    <w:bookmarkEnd w:id="79"/>
-    <w:bookmarkStart w:id="80" w:name="ref-Coll-Martinez2019"/>
+    <w:bookmarkEnd w:id="84"/>
+    <w:bookmarkStart w:id="85" w:name="ref-Coll-Martinez2019"/>
     <w:p>
       <w:pPr>
         <w:pStyle w:val="Bibliographie"/>
@@ -6670,8 +7005,8 @@
         <w:t xml:space="preserve">(1), 409–432.</w:t>
       </w:r>
     </w:p>
-    <w:bookmarkEnd w:id="80"/>
-    <w:bookmarkStart w:id="81" w:name="ref-Combes2008"/>
+    <w:bookmarkEnd w:id="85"/>
+    <w:bookmarkStart w:id="86" w:name="ref-Combes2008"/>
     <w:p>
       <w:pPr>
         <w:pStyle w:val="Bibliographie"/>
@@ -6693,8 +7028,8 @@
         <w:t xml:space="preserve">. Princeton University Press.</w:t>
       </w:r>
     </w:p>
-    <w:bookmarkEnd w:id="81"/>
-    <w:bookmarkStart w:id="82" w:name="ref-Combes2004"/>
+    <w:bookmarkEnd w:id="86"/>
+    <w:bookmarkStart w:id="87" w:name="ref-Combes2004"/>
     <w:p>
       <w:pPr>
         <w:pStyle w:val="Bibliographie"/>
@@ -6737,8 +7072,8 @@
         <w:t xml:space="preserve">(Vol. 4, pp. 2845–2909). Elsevier. North Holland.</w:t>
       </w:r>
     </w:p>
-    <w:bookmarkEnd w:id="82"/>
-    <w:bookmarkStart w:id="83" w:name="ref-Cressie1993"/>
+    <w:bookmarkEnd w:id="87"/>
+    <w:bookmarkStart w:id="88" w:name="ref-Cressie1993"/>
     <w:p>
       <w:pPr>
         <w:pStyle w:val="Bibliographie"/>
@@ -6760,8 +7095,8 @@
         <w:t xml:space="preserve">. John Wiley &amp; Sons.</w:t>
       </w:r>
     </w:p>
-    <w:bookmarkEnd w:id="83"/>
-    <w:bookmarkStart w:id="84" w:name="ref-Daspremont2025"/>
+    <w:bookmarkEnd w:id="88"/>
+    <w:bookmarkStart w:id="89" w:name="ref-Daspremont2025"/>
     <w:p>
       <w:pPr>
         <w:pStyle w:val="Bibliographie"/>
@@ -6799,8 +7134,8 @@
         <w:t xml:space="preserve">, 105923.</w:t>
       </w:r>
     </w:p>
-    <w:bookmarkEnd w:id="84"/>
-    <w:bookmarkStart w:id="85" w:name="ref-Deurloo2008"/>
+    <w:bookmarkEnd w:id="89"/>
+    <w:bookmarkStart w:id="90" w:name="ref-Deurloo2008"/>
     <w:p>
       <w:pPr>
         <w:pStyle w:val="Bibliographie"/>
@@ -6856,13 +7191,49 @@
         <w:t xml:space="preserve">(3), 329–347.</w:t>
       </w:r>
     </w:p>
-    <w:bookmarkEnd w:id="85"/>
-    <w:bookmarkStart w:id="87" w:name="ref-Dray2021"/>
+    <w:bookmarkEnd w:id="90"/>
+    <w:bookmarkStart w:id="91" w:name="ref-Diodato2018"/>
     <w:p>
       <w:pPr>
         <w:pStyle w:val="Bibliographie"/>
       </w:pPr>
       <w:r>
+        <w:t xml:space="preserve">Diodato, D., Neffke, F., &amp; O’Clery, N. (2018). Why do industries coagglomerate? How marshallian externalities differ by industry and have evolved over time.</w:t>
+      </w:r>
+      <w:r>
+        <w:t xml:space="preserve"> </w:t>
+      </w:r>
+      <w:r>
+        <w:rPr>
+          <w:i/>
+          <w:iCs/>
+        </w:rPr>
+        <w:t xml:space="preserve">Journal of Urban Economics</w:t>
+      </w:r>
+      <w:r>
+        <w:t xml:space="preserve">,</w:t>
+      </w:r>
+      <w:r>
+        <w:t xml:space="preserve"> </w:t>
+      </w:r>
+      <w:r>
+        <w:rPr>
+          <w:i/>
+          <w:iCs/>
+        </w:rPr>
+        <w:t xml:space="preserve">106</w:t>
+      </w:r>
+      <w:r>
+        <w:t xml:space="preserve">, 1–26.</w:t>
+      </w:r>
+    </w:p>
+    <w:bookmarkEnd w:id="91"/>
+    <w:bookmarkStart w:id="93" w:name="ref-Dray2021"/>
+    <w:p>
+      <w:pPr>
+        <w:pStyle w:val="Bibliographie"/>
+      </w:pPr>
+      <w:r>
         <w:t xml:space="preserve">Dray, N., Mancini, L., Binshtok, U., Cheysson, F., Supatto, W., Mahou, P., Bedu, S., Ortica, S., Than-Trong, E., Krecsmarik, M., Herbert, S., Masson, J.-B., Tinevez, J.-Y., Lang, G., Beaurepaire, E., Sprinzak, D., &amp; Bally-Cuif, L. (2021). Dynamic spatiotemporal coordination of neural stem cell fate decisions occurs through local feedback in the adult vertebrate brain.</w:t>
       </w:r>
       <w:r>
@@ -6894,7 +7265,7 @@
       <w:r>
         <w:t xml:space="preserve"> </w:t>
       </w:r>
-      <w:hyperlink r:id="rId86">
+      <w:hyperlink r:id="rId92">
         <w:r>
           <w:rPr>
             <w:rStyle w:val="Lienhypertexte"/>
@@ -6903,8 +7274,8 @@
         </w:r>
       </w:hyperlink>
     </w:p>
-    <w:bookmarkEnd w:id="87"/>
-    <w:bookmarkStart w:id="88" w:name="ref-Duranton2005"/>
+    <w:bookmarkEnd w:id="93"/>
+    <w:bookmarkStart w:id="94" w:name="ref-Duranton2005"/>
     <w:p>
       <w:pPr>
         <w:pStyle w:val="Bibliographie"/>
@@ -6939,8 +7310,8 @@
         <w:t xml:space="preserve">(4), 1077–1106.</w:t>
       </w:r>
     </w:p>
-    <w:bookmarkEnd w:id="88"/>
-    <w:bookmarkStart w:id="89" w:name="ref-Duranton2004"/>
+    <w:bookmarkEnd w:id="94"/>
+    <w:bookmarkStart w:id="95" w:name="ref-Duranton2004"/>
     <w:p>
       <w:pPr>
         <w:pStyle w:val="Bibliographie"/>
@@ -6965,8 +7336,8 @@
         <w:t xml:space="preserve">(Vol. 4, pp. 2063–2117). Elsevier.</w:t>
       </w:r>
     </w:p>
-    <w:bookmarkEnd w:id="89"/>
-    <w:bookmarkStart w:id="90" w:name="ref-Ellison1997"/>
+    <w:bookmarkEnd w:id="95"/>
+    <w:bookmarkStart w:id="96" w:name="ref-Ellison1997"/>
     <w:p>
       <w:pPr>
         <w:pStyle w:val="Bibliographie"/>
@@ -7010,8 +7381,8 @@
         <w:t xml:space="preserve">(5), 889–927.</w:t>
       </w:r>
     </w:p>
-    <w:bookmarkEnd w:id="90"/>
-    <w:bookmarkStart w:id="91" w:name="ref-Ellison1999"/>
+    <w:bookmarkEnd w:id="96"/>
+    <w:bookmarkStart w:id="97" w:name="ref-Ellison1999"/>
     <w:p>
       <w:pPr>
         <w:pStyle w:val="Bibliographie"/>
@@ -7043,16 +7414,52 @@
         <w:t xml:space="preserve">89</w:t>
       </w:r>
       <w:r>
-        <w:t xml:space="preserve">(2), 311--316.</w:t>
-      </w:r>
-    </w:p>
-    <w:bookmarkEnd w:id="91"/>
-    <w:bookmarkStart w:id="92" w:name="ref-Fernandez-Gonzalez2005"/>
+        <w:t xml:space="preserve">(2), 311–316.</w:t>
+      </w:r>
+    </w:p>
+    <w:bookmarkEnd w:id="97"/>
+    <w:bookmarkStart w:id="98" w:name="ref-Ellison2010"/>
     <w:p>
       <w:pPr>
         <w:pStyle w:val="Bibliographie"/>
       </w:pPr>
       <w:r>
+        <w:t xml:space="preserve">Ellison, G., Glaeser, E. L., &amp; Kerr, W. R. (2010). What causes industry agglomeration? Evidence from coagglomeration patterns.</w:t>
+      </w:r>
+      <w:r>
+        <w:t xml:space="preserve"> </w:t>
+      </w:r>
+      <w:r>
+        <w:rPr>
+          <w:i/>
+          <w:iCs/>
+        </w:rPr>
+        <w:t xml:space="preserve">The American Economic Review</w:t>
+      </w:r>
+      <w:r>
+        <w:t xml:space="preserve">,</w:t>
+      </w:r>
+      <w:r>
+        <w:t xml:space="preserve"> </w:t>
+      </w:r>
+      <w:r>
+        <w:rPr>
+          <w:i/>
+          <w:iCs/>
+        </w:rPr>
+        <w:t xml:space="preserve">100</w:t>
+      </w:r>
+      <w:r>
+        <w:t xml:space="preserve">(3), 1195–1213.</w:t>
+      </w:r>
+    </w:p>
+    <w:bookmarkEnd w:id="98"/>
+    <w:bookmarkStart w:id="99" w:name="ref-Fernandez-Gonzalez2005"/>
+    <w:p>
+      <w:pPr>
+        <w:pStyle w:val="Bibliographie"/>
+      </w:pPr>
+      <w:r>
         <w:t xml:space="preserve">Fernandez-Gonzalez, R., Barcellos-Hoff, M. H., &amp; Ortiz-de-Solorzano, C. (2005). A tool for the quantitative spatial analysis of complex cellular systems.</w:t>
       </w:r>
       <w:r>
@@ -7096,8 +7503,8 @@
         <w:t xml:space="preserve">(9), 1300–1313.</w:t>
       </w:r>
     </w:p>
-    <w:bookmarkEnd w:id="92"/>
-    <w:bookmarkStart w:id="93" w:name="ref-Feser2000"/>
+    <w:bookmarkEnd w:id="99"/>
+    <w:bookmarkStart w:id="100" w:name="ref-Feser2000"/>
     <w:p>
       <w:pPr>
         <w:pStyle w:val="Bibliographie"/>
@@ -7132,8 +7539,8 @@
         <w:t xml:space="preserve">(4), 349–376.</w:t>
       </w:r>
     </w:p>
-    <w:bookmarkEnd w:id="93"/>
-    <w:bookmarkStart w:id="94" w:name="ref-Feser2002"/>
+    <w:bookmarkEnd w:id="100"/>
+    <w:bookmarkStart w:id="101" w:name="ref-Feser2002"/>
     <w:p>
       <w:pPr>
         <w:pStyle w:val="Bibliographie"/>
@@ -7158,8 +7565,8 @@
         <w:t xml:space="preserve">(pp. 222–257). Edward Elgar Publishing.</w:t>
       </w:r>
     </w:p>
-    <w:bookmarkEnd w:id="94"/>
-    <w:bookmarkStart w:id="95" w:name="ref-Floch2018"/>
+    <w:bookmarkEnd w:id="101"/>
+    <w:bookmarkStart w:id="102" w:name="ref-Floch2018"/>
     <w:p>
       <w:pPr>
         <w:pStyle w:val="Bibliographie"/>
@@ -7198,8 +7605,8 @@
         <w:t xml:space="preserve">(pp. 71–111). Insee-Eurostat.</w:t>
       </w:r>
     </w:p>
-    <w:bookmarkEnd w:id="95"/>
-    <w:bookmarkStart w:id="96" w:name="ref-Florence1972"/>
+    <w:bookmarkEnd w:id="102"/>
+    <w:bookmarkStart w:id="103" w:name="ref-Florence1972"/>
     <w:p>
       <w:pPr>
         <w:pStyle w:val="Bibliographie"/>
@@ -7224,8 +7631,8 @@
         <w:t xml:space="preserve">(3rd edn). Routledge &amp; Kegan Paul.</w:t>
       </w:r>
     </w:p>
-    <w:bookmarkEnd w:id="96"/>
-    <w:bookmarkStart w:id="97" w:name="ref-Fujita1999"/>
+    <w:bookmarkEnd w:id="103"/>
+    <w:bookmarkStart w:id="104" w:name="ref-Fujita1999"/>
     <w:p>
       <w:pPr>
         <w:pStyle w:val="Bibliographie"/>
@@ -7247,8 +7654,8 @@
         <w:t xml:space="preserve">. The MIT Press.</w:t>
       </w:r>
     </w:p>
-    <w:bookmarkEnd w:id="97"/>
-    <w:bookmarkStart w:id="98" w:name="ref-Fujita2013"/>
+    <w:bookmarkEnd w:id="104"/>
+    <w:bookmarkStart w:id="105" w:name="ref-Fujita2013"/>
     <w:p>
       <w:pPr>
         <w:pStyle w:val="Bibliographie"/>
@@ -7273,8 +7680,8 @@
         <w:t xml:space="preserve">(2nd edn). Cambridge University Press.</w:t>
       </w:r>
     </w:p>
-    <w:bookmarkEnd w:id="98"/>
-    <w:bookmarkStart w:id="99" w:name="ref-Gini1912"/>
+    <w:bookmarkEnd w:id="105"/>
+    <w:bookmarkStart w:id="106" w:name="ref-Gini1912"/>
     <w:p>
       <w:pPr>
         <w:pStyle w:val="Bibliographie"/>
@@ -7336,8 +7743,8 @@
         <w:t xml:space="preserve">di Cagliari.</w:t>
       </w:r>
     </w:p>
-    <w:bookmarkEnd w:id="99"/>
-    <w:bookmarkStart w:id="100" w:name="ref-Giuliani2014"/>
+    <w:bookmarkEnd w:id="106"/>
+    <w:bookmarkStart w:id="107" w:name="ref-Giuliani2014"/>
     <w:p>
       <w:pPr>
         <w:pStyle w:val="Bibliographie"/>
@@ -7381,8 +7788,8 @@
         <w:t xml:space="preserve">(3), 251–272.</w:t>
       </w:r>
     </w:p>
-    <w:bookmarkEnd w:id="100"/>
-    <w:bookmarkStart w:id="101" w:name="ref-Glaeser2010"/>
+    <w:bookmarkEnd w:id="107"/>
+    <w:bookmarkStart w:id="108" w:name="ref-Glaeser2010"/>
     <w:p>
       <w:pPr>
         <w:pStyle w:val="Bibliographie"/>
@@ -7404,8 +7811,8 @@
         <w:t xml:space="preserve">. National Bureau of Economic Research, University of Chicago Press.</w:t>
       </w:r>
     </w:p>
-    <w:bookmarkEnd w:id="101"/>
-    <w:bookmarkStart w:id="103" w:name="ref-Jensen2011"/>
+    <w:bookmarkEnd w:id="108"/>
+    <w:bookmarkStart w:id="110" w:name="ref-Jensen2011"/>
     <w:p>
       <w:pPr>
         <w:pStyle w:val="Bibliographie"/>
@@ -7442,7 +7849,7 @@
       <w:r>
         <w:t xml:space="preserve"> </w:t>
       </w:r>
-      <w:hyperlink r:id="rId102">
+      <w:hyperlink r:id="rId109">
         <w:r>
           <w:rPr>
             <w:rStyle w:val="Lienhypertexte"/>
@@ -7451,8 +7858,8 @@
         </w:r>
       </w:hyperlink>
     </w:p>
-    <w:bookmarkEnd w:id="103"/>
-    <w:bookmarkStart w:id="104" w:name="ref-Kerr2015"/>
+    <w:bookmarkEnd w:id="110"/>
+    <w:bookmarkStart w:id="111" w:name="ref-Kerr2015"/>
     <w:p>
       <w:pPr>
         <w:pStyle w:val="Bibliographie"/>
@@ -7487,8 +7894,8 @@
         <w:t xml:space="preserve">(4), 877–899.</w:t>
       </w:r>
     </w:p>
-    <w:bookmarkEnd w:id="104"/>
-    <w:bookmarkStart w:id="106" w:name="ref-Lentz2011"/>
+    <w:bookmarkEnd w:id="111"/>
+    <w:bookmarkStart w:id="113" w:name="ref-Lentz2011"/>
     <w:p>
       <w:pPr>
         <w:pStyle w:val="Bibliographie"/>
@@ -7540,7 +7947,7 @@
       <w:r>
         <w:t xml:space="preserve"> </w:t>
       </w:r>
-      <w:hyperlink r:id="rId105">
+      <w:hyperlink r:id="rId112">
         <w:r>
           <w:rPr>
             <w:rStyle w:val="Lienhypertexte"/>
@@ -7549,8 +7956,8 @@
         </w:r>
       </w:hyperlink>
     </w:p>
-    <w:bookmarkEnd w:id="106"/>
-    <w:bookmarkStart w:id="107" w:name="ref-Marcon2019"/>
+    <w:bookmarkEnd w:id="113"/>
+    <w:bookmarkStart w:id="114" w:name="ref-Marcon2019"/>
     <w:p>
       <w:pPr>
         <w:pStyle w:val="Bibliographie"/>
@@ -7606,8 +8013,8 @@
         <w:t xml:space="preserve">(3), 305–326.</w:t>
       </w:r>
     </w:p>
-    <w:bookmarkEnd w:id="107"/>
-    <w:bookmarkStart w:id="109" w:name="ref-Marcon2003"/>
+    <w:bookmarkEnd w:id="114"/>
+    <w:bookmarkStart w:id="116" w:name="ref-Marcon2003"/>
     <w:p>
       <w:pPr>
         <w:pStyle w:val="Bibliographie"/>
@@ -7644,7 +8051,7 @@
       <w:r>
         <w:t xml:space="preserve"> </w:t>
       </w:r>
-      <w:hyperlink r:id="rId108">
+      <w:hyperlink r:id="rId115">
         <w:r>
           <w:rPr>
             <w:rStyle w:val="Lienhypertexte"/>
@@ -7653,8 +8060,8 @@
         </w:r>
       </w:hyperlink>
     </w:p>
-    <w:bookmarkEnd w:id="109"/>
-    <w:bookmarkStart w:id="111" w:name="ref-Marcon2010"/>
+    <w:bookmarkEnd w:id="116"/>
+    <w:bookmarkStart w:id="118" w:name="ref-Marcon2010"/>
     <w:p>
       <w:pPr>
         <w:pStyle w:val="Bibliographie"/>
@@ -7691,7 +8098,7 @@
       <w:r>
         <w:t xml:space="preserve"> </w:t>
       </w:r>
-      <w:hyperlink r:id="rId110">
+      <w:hyperlink r:id="rId117">
         <w:r>
           <w:rPr>
             <w:rStyle w:val="Lienhypertexte"/>
@@ -7700,8 +8107,8 @@
         </w:r>
       </w:hyperlink>
     </w:p>
-    <w:bookmarkEnd w:id="111"/>
-    <w:bookmarkStart w:id="112" w:name="ref-Marcon2017"/>
+    <w:bookmarkEnd w:id="118"/>
+    <w:bookmarkStart w:id="119" w:name="ref-Marcon2017"/>
     <w:p>
       <w:pPr>
         <w:pStyle w:val="Bibliographie"/>
@@ -7736,8 +8143,8 @@
         <w:t xml:space="preserve">, 56–67.</w:t>
       </w:r>
     </w:p>
-    <w:bookmarkEnd w:id="112"/>
-    <w:bookmarkStart w:id="114" w:name="ref-Marcon2012"/>
+    <w:bookmarkEnd w:id="119"/>
+    <w:bookmarkStart w:id="121" w:name="ref-Marcon2012"/>
     <w:p>
       <w:pPr>
         <w:pStyle w:val="Bibliographie"/>
@@ -7774,7 +8181,7 @@
       <w:r>
         <w:t xml:space="preserve"> </w:t>
       </w:r>
-      <w:hyperlink r:id="rId113">
+      <w:hyperlink r:id="rId120">
         <w:r>
           <w:rPr>
             <w:rStyle w:val="Lienhypertexte"/>
@@ -7783,8 +8190,8 @@
         </w:r>
       </w:hyperlink>
     </w:p>
-    <w:bookmarkEnd w:id="114"/>
-    <w:bookmarkStart w:id="115" w:name="ref-Marcon2014"/>
+    <w:bookmarkEnd w:id="121"/>
+    <w:bookmarkStart w:id="122" w:name="ref-Marcon2014"/>
     <w:p>
       <w:pPr>
         <w:pStyle w:val="Bibliographie"/>
@@ -7840,8 +8247,8 @@
         <w:t xml:space="preserve">(3), 1–15.</w:t>
       </w:r>
     </w:p>
-    <w:bookmarkEnd w:id="115"/>
-    <w:bookmarkStart w:id="116" w:name="ref-Marshall1890"/>
+    <w:bookmarkEnd w:id="122"/>
+    <w:bookmarkStart w:id="123" w:name="ref-Marshall1890"/>
     <w:p>
       <w:pPr>
         <w:pStyle w:val="Bibliographie"/>
@@ -7863,8 +8270,8 @@
         <w:t xml:space="preserve">. Macmillan.</w:t>
       </w:r>
     </w:p>
-    <w:bookmarkEnd w:id="116"/>
-    <w:bookmarkStart w:id="117" w:name="ref-Matern1960"/>
+    <w:bookmarkEnd w:id="123"/>
+    <w:bookmarkStart w:id="124" w:name="ref-Matern1960"/>
     <w:p>
       <w:pPr>
         <w:pStyle w:val="Bibliographie"/>
@@ -7913,8 +8320,8 @@
         <w:t xml:space="preserve">(5), 1–144.</w:t>
       </w:r>
     </w:p>
-    <w:bookmarkEnd w:id="117"/>
-    <w:bookmarkStart w:id="119" w:name="ref-Nissi2013"/>
+    <w:bookmarkEnd w:id="124"/>
+    <w:bookmarkStart w:id="126" w:name="ref-Nissi2013"/>
     <w:p>
       <w:pPr>
         <w:pStyle w:val="Bibliographie"/>
@@ -7950,7 +8357,7 @@
       <w:r>
         <w:t xml:space="preserve"> </w:t>
       </w:r>
-      <w:hyperlink r:id="rId118">
+      <w:hyperlink r:id="rId125">
         <w:r>
           <w:rPr>
             <w:rStyle w:val="Lienhypertexte"/>
@@ -7959,8 +8366,8 @@
         </w:r>
       </w:hyperlink>
     </w:p>
-    <w:bookmarkEnd w:id="119"/>
-    <w:bookmarkStart w:id="120" w:name="ref-Openshaw1979"/>
+    <w:bookmarkEnd w:id="126"/>
+    <w:bookmarkStart w:id="127" w:name="ref-Openshaw1979"/>
     <w:p>
       <w:pPr>
         <w:pStyle w:val="Bibliographie"/>
@@ -7985,8 +8392,8 @@
         <w:t xml:space="preserve">(pp. 127–144). Pion.</w:t>
       </w:r>
     </w:p>
-    <w:bookmarkEnd w:id="120"/>
-    <w:bookmarkStart w:id="121" w:name="ref-Piacentino2021"/>
+    <w:bookmarkEnd w:id="127"/>
+    <w:bookmarkStart w:id="128" w:name="ref-Piacentino2021"/>
     <w:p>
       <w:pPr>
         <w:pStyle w:val="Bibliographie"/>
@@ -8021,8 +8428,8 @@
         <w:t xml:space="preserve">(2), 121–125.</w:t>
       </w:r>
     </w:p>
-    <w:bookmarkEnd w:id="121"/>
-    <w:bookmarkStart w:id="122" w:name="ref-R"/>
+    <w:bookmarkEnd w:id="128"/>
+    <w:bookmarkStart w:id="129" w:name="ref-R"/>
     <w:p>
       <w:pPr>
         <w:pStyle w:val="Bibliographie"/>
@@ -8079,8 +8486,8 @@
         <w:t xml:space="preserve">. R Foundation for Statistical Computing.</w:t>
       </w:r>
     </w:p>
-    <w:bookmarkEnd w:id="122"/>
-    <w:bookmarkStart w:id="123" w:name="ref-Ripley1976"/>
+    <w:bookmarkEnd w:id="129"/>
+    <w:bookmarkStart w:id="130" w:name="ref-Ripley1976"/>
     <w:p>
       <w:pPr>
         <w:pStyle w:val="Bibliographie"/>
@@ -8115,8 +8522,8 @@
         <w:t xml:space="preserve">(6), 995–998.</w:t>
       </w:r>
     </w:p>
-    <w:bookmarkEnd w:id="123"/>
-    <w:bookmarkStart w:id="125" w:name="ref-Ripley1977"/>
+    <w:bookmarkEnd w:id="130"/>
+    <w:bookmarkStart w:id="132" w:name="ref-Ripley1977"/>
     <w:p>
       <w:pPr>
         <w:pStyle w:val="Bibliographie"/>
@@ -8153,7 +8560,7 @@
       <w:r>
         <w:t xml:space="preserve"> </w:t>
       </w:r>
-      <w:hyperlink r:id="rId124">
+      <w:hyperlink r:id="rId131">
         <w:r>
           <w:rPr>
             <w:rStyle w:val="Lienhypertexte"/>
@@ -8162,8 +8569,8 @@
         </w:r>
       </w:hyperlink>
     </w:p>
-    <w:bookmarkEnd w:id="125"/>
-    <w:bookmarkStart w:id="126" w:name="ref-Rosenthal2001"/>
+    <w:bookmarkEnd w:id="132"/>
+    <w:bookmarkStart w:id="133" w:name="ref-Rosenthal2001"/>
     <w:p>
       <w:pPr>
         <w:pStyle w:val="Bibliographie"/>
@@ -8198,8 +8605,8 @@
         <w:t xml:space="preserve">(2), 191–229.</w:t>
       </w:r>
     </w:p>
-    <w:bookmarkEnd w:id="126"/>
-    <w:bookmarkStart w:id="128" w:name="ref-Rosenthal2003"/>
+    <w:bookmarkEnd w:id="133"/>
+    <w:bookmarkStart w:id="135" w:name="ref-Rosenthal2003"/>
     <w:p>
       <w:pPr>
         <w:pStyle w:val="Bibliographie"/>
@@ -8236,7 +8643,7 @@
       <w:r>
         <w:t xml:space="preserve"> </w:t>
       </w:r>
-      <w:hyperlink r:id="rId127">
+      <w:hyperlink r:id="rId134">
         <w:r>
           <w:rPr>
             <w:rStyle w:val="Lienhypertexte"/>
@@ -8245,8 +8652,8 @@
         </w:r>
       </w:hyperlink>
     </w:p>
-    <w:bookmarkEnd w:id="128"/>
-    <w:bookmarkStart w:id="129" w:name="ref-Rosenthal2004"/>
+    <w:bookmarkEnd w:id="135"/>
+    <w:bookmarkStart w:id="136" w:name="ref-Rosenthal2004"/>
     <w:p>
       <w:pPr>
         <w:pStyle w:val="Bibliographie"/>
@@ -8271,8 +8678,8 @@
         <w:t xml:space="preserve">(Vol. 4, pp. 2119–2171). Elsevier.</w:t>
       </w:r>
     </w:p>
-    <w:bookmarkEnd w:id="129"/>
-    <w:bookmarkStart w:id="130" w:name="ref-Rosenthal2020"/>
+    <w:bookmarkEnd w:id="136"/>
+    <w:bookmarkStart w:id="137" w:name="ref-Rosenthal2020"/>
     <w:p>
       <w:pPr>
         <w:pStyle w:val="Bibliographie"/>
@@ -8307,8 +8714,8 @@
         <w:t xml:space="preserve">(3), 27–49.</w:t>
       </w:r>
     </w:p>
-    <w:bookmarkEnd w:id="130"/>
-    <w:bookmarkStart w:id="132" w:name="ref-Scholl2013"/>
+    <w:bookmarkEnd w:id="137"/>
+    <w:bookmarkStart w:id="139" w:name="ref-Scholl2013"/>
     <w:p>
       <w:pPr>
         <w:pStyle w:val="Bibliographie"/>
@@ -8345,7 +8752,7 @@
       <w:r>
         <w:t xml:space="preserve"> </w:t>
       </w:r>
-      <w:hyperlink r:id="rId131">
+      <w:hyperlink r:id="rId138">
         <w:r>
           <w:rPr>
             <w:rStyle w:val="Lienhypertexte"/>
@@ -8354,8 +8761,8 @@
         </w:r>
       </w:hyperlink>
     </w:p>
-    <w:bookmarkEnd w:id="132"/>
-    <w:bookmarkStart w:id="133" w:name="ref-Sweeney1998"/>
+    <w:bookmarkEnd w:id="139"/>
+    <w:bookmarkStart w:id="140" w:name="ref-Sweeney1998"/>
     <w:p>
       <w:pPr>
         <w:pStyle w:val="Bibliographie"/>
@@ -8390,8 +8797,8 @@
         <w:t xml:space="preserve">(1), 45–64.</w:t>
       </w:r>
     </w:p>
-    <w:bookmarkEnd w:id="133"/>
-    <w:bookmarkStart w:id="134" w:name="ref-Sweeney2004"/>
+    <w:bookmarkEnd w:id="140"/>
+    <w:bookmarkStart w:id="141" w:name="ref-Sweeney2004"/>
     <w:p>
       <w:pPr>
         <w:pStyle w:val="Bibliographie"/>
@@ -8413,8 +8820,8 @@
         <w:t xml:space="preserve">. Oxford University Press.</w:t>
       </w:r>
     </w:p>
-    <w:bookmarkEnd w:id="134"/>
-    <w:bookmarkStart w:id="135" w:name="ref-Sweeney2005"/>
+    <w:bookmarkEnd w:id="141"/>
+    <w:bookmarkStart w:id="142" w:name="ref-Sweeney2005"/>
     <w:p>
       <w:pPr>
         <w:pStyle w:val="Bibliographie"/>
@@ -8449,8 +8856,8 @@
         <w:t xml:space="preserve">(1), 141–159.</w:t>
       </w:r>
     </w:p>
-    <w:bookmarkEnd w:id="135"/>
-    <w:bookmarkStart w:id="136" w:name="ref-Sweeney2022"/>
+    <w:bookmarkEnd w:id="142"/>
+    <w:bookmarkStart w:id="143" w:name="ref-Sweeney2022"/>
     <w:p>
       <w:pPr>
         <w:pStyle w:val="Bibliographie"/>
@@ -8475,8 +8882,8 @@
         <w:t xml:space="preserve">(pp. 262–276). Edward Elgar Publishing.</w:t>
       </w:r>
     </w:p>
-    <w:bookmarkEnd w:id="136"/>
-    <w:bookmarkStart w:id="137" w:name="ref-Theil1967"/>
+    <w:bookmarkEnd w:id="143"/>
+    <w:bookmarkStart w:id="144" w:name="ref-Theil1967"/>
     <w:p>
       <w:pPr>
         <w:pStyle w:val="Bibliographie"/>
@@ -8498,8 +8905,8 @@
         <w:t xml:space="preserve">. Rand McNally &amp; Company.</w:t>
       </w:r>
     </w:p>
-    <w:bookmarkEnd w:id="137"/>
-    <w:bookmarkStart w:id="139" w:name="ref-Tidu2023"/>
+    <w:bookmarkEnd w:id="144"/>
+    <w:bookmarkStart w:id="146" w:name="ref-Tidu2023"/>
     <w:p>
       <w:pPr>
         <w:pStyle w:val="Bibliographie"/>
@@ -8555,7 +8962,7 @@
       <w:r>
         <w:t xml:space="preserve"> </w:t>
       </w:r>
-      <w:hyperlink r:id="rId138">
+      <w:hyperlink r:id="rId145">
         <w:r>
           <w:rPr>
             <w:rStyle w:val="Lienhypertexte"/>
@@ -8564,9 +8971,9 @@
         </w:r>
       </w:hyperlink>
     </w:p>
-    <w:bookmarkEnd w:id="139"/>
-    <w:bookmarkEnd w:id="140"/>
-    <w:bookmarkEnd w:id="141"/>
+    <w:bookmarkEnd w:id="146"/>
+    <w:bookmarkEnd w:id="147"/>
+    <w:bookmarkEnd w:id="148"/>
     <w:sectPr>
       <w:pgSz w:code="1" w:h="15840" w:w="12240"/>
       <w:pgMar w:bottom="1418" w:footer="720" w:gutter="0" w:header="720" w:left="1701" w:right="1418" w:top="1701"/>
@@ -8598,7 +9005,35 @@
       </w:r>
     </w:p>
   </w:footnote>
-  <w:footnote w:id="60">
+  <w:footnote w:id="10">
+    <w:p>
+      <w:pPr>
+        <w:pStyle w:val="Notedebasdepage"/>
+      </w:pPr>
+      <w:r>
+        <w:rPr>
+          <w:rStyle w:val="Appelnotedebasdep"/>
+        </w:rPr>
+        <w:footnoteRef/>
+      </w:r>
+      <w:r>
+        <w:t xml:space="preserve"> </w:t>
+      </w:r>
+      <w:r>
+        <w:t xml:space="preserve">This technique is also employed for understanding the determinants of coagglomeration</w:t>
+      </w:r>
+      <w:r>
+        <w:t xml:space="preserve"> </w:t>
+      </w:r>
+      <w:r>
+        <w:t xml:space="preserve">(Diodato et al., 2018; Ellison et al., 2010)</w:t>
+      </w:r>
+      <w:r>
+        <w:t xml:space="preserve">.</w:t>
+      </w:r>
+    </w:p>
+  </w:footnote>
+  <w:footnote w:id="42">
     <w:p>
       <w:pPr>
         <w:pStyle w:val="Notedebasdepage"/>

--- a/Rev1.docx
+++ b/Rev1.docx
@@ -813,12 +813,57 @@
           <w:b/>
           <w:bCs/>
         </w:rPr>
-        <w:t xml:space="preserve">(Arbia et al., 2017; Sweeney &amp; Konty, 2005)</w:t>
+        <w:t xml:space="preserve">(</w:t>
       </w:r>
       <w:r>
         <w:rPr>
           <w:b/>
           <w:bCs/>
+          <w:i/>
+          <w:iCs/>
+        </w:rPr>
+        <w:t xml:space="preserve">Effects of Missing Data and Locational Errors on Spatial Concentration Measures Based on Ripley’s</w:t>
+      </w:r>
+      <w:r>
+        <w:rPr>
+          <w:b/>
+          <w:bCs/>
+          <w:i/>
+          <w:iCs/>
+        </w:rPr>
+        <w:t xml:space="preserve"> </w:t>
+      </w:r>
+      <w:r>
+        <w:rPr>
+          <w:b/>
+          <w:bCs/>
+          <w:i/>
+          <w:i/>
+          <w:iCs/>
+          <w:iCs/>
+        </w:rPr>
+        <w:t xml:space="preserve">K</w:t>
+      </w:r>
+      <w:r>
+        <w:rPr>
+          <w:b/>
+          <w:bCs/>
+          <w:i/>
+          <w:iCs/>
+        </w:rPr>
+        <w:t xml:space="preserve">-Function</w:t>
+      </w:r>
+      <w:r>
+        <w:rPr>
+          <w:b/>
+          <w:bCs/>
+        </w:rPr>
+        <w:t xml:space="preserve">, n.d.; Sweeney &amp; Konty, 2005)</w:t>
+      </w:r>
+      <w:r>
+        <w:rPr>
+          <w:b/>
+          <w:bCs/>
         </w:rPr>
         <w:t xml:space="preserve">, is more efficient.</w:t>
       </w:r>
@@ -1168,13 +1213,7 @@
         <w:t xml:space="preserve"> </w:t>
       </w:r>
       <w:r>
-        <w:t xml:space="preserve">Today, many indices coexist in the literature but two distinct groups are [F1.1]</w:t>
-      </w:r>
-      <w:r>
-        <w:t xml:space="preserve"> </w:t>
-      </w:r>
-      <w:r>
-        <w:t xml:space="preserve">clearly identified depending both on the nature of the data used and on their statistical treatment.</w:t>
+        <w:t xml:space="preserve">Today, many indices coexist in the literature but two distinct groups are clearly identified depending both on the nature of the data used and on their statistical treatment.</w:t>
       </w:r>
     </w:p>
     <w:p>
@@ -3796,7 +3835,7 @@
         <w:t xml:space="preserve">M</w:t>
       </w:r>
       <w:r>
-        <w:t xml:space="preserve"> &gt; 1 (the relative presence of Cases is greater locally than across the entire window) and the dispersion of Cases by values &lt; 1.</w:t>
+        <w:t xml:space="preserve"> &gt; 1 (the relative presence of Cases is greater locally than across the entire window) and the dispersion of Cases by values &lt; 1.</w:t>
       </w:r>
       <w:r>
         <w:t xml:space="preserve"> </w:t>
@@ -4337,7 +4376,7 @@
         </m:r>
       </m:oMath>
       <w:r>
-        <w:t xml:space="preserve"> points (e.g., 3.17 seconds for 100,000 points), knowing the time</w:t>
+        <w:t xml:space="preserve"> points (e.g., 2.59 seconds for 100,000 points), knowing the time</w:t>
       </w:r>
       <w:r>
         <w:t xml:space="preserve"> </w:t>
@@ -4397,7 +4436,7 @@
         <w:t xml:space="preserve"> </w:t>
       </w:r>
       <w:r>
-        <w:t xml:space="preserve">is the power relation (here: 1.4).</w:t>
+        <w:t xml:space="preserve">is the power relation (here: 1.5).</w:t>
       </w:r>
     </w:p>
     <w:p>
@@ -4617,7 +4656,7 @@
         <w:t xml:space="preserve">M</w:t>
       </w:r>
       <w:r>
-        <w:t xml:space="preserve"> is &lt; 4 seconds for a set of 100,000 points on a modern computer</w:t>
+        <w:t xml:space="preserve"> is &lt; 3 seconds for a set of 100,000 points on a modern computer</w:t>
       </w:r>
       <w:r>
         <w:rPr>
@@ -4635,19 +4674,19 @@
         <w:t xml:space="preserve"> </w:t>
       </w:r>
       <w:r>
-        <w:t xml:space="preserve">Therefore, calculating a confidence interval from 1,000 simulations requires less than 67 minutes.</w:t>
-      </w:r>
-      <w:r>
-        <w:t xml:space="preserve"> </w:t>
-      </w:r>
-      <w:r>
-        <w:t xml:space="preserve">For a set of five million points, the power law predicts around 8 minutes of computing time.</w:t>
-      </w:r>
-      <w:r>
-        <w:t xml:space="preserve"> </w:t>
-      </w:r>
-      <w:r>
-        <w:t xml:space="preserve">Accordingly, 1,000 simulations would take around 6 days.</w:t>
+        <w:t xml:space="preserve">Therefore, calculating a confidence interval from 1,000 simulations requires less than 50 minutes.</w:t>
+      </w:r>
+      <w:r>
+        <w:t xml:space="preserve"> </w:t>
+      </w:r>
+      <w:r>
+        <w:t xml:space="preserve">For a set of five million points, the power law predicts around 11 minutes of computing time.</w:t>
+      </w:r>
+      <w:r>
+        <w:t xml:space="preserve"> </w:t>
+      </w:r>
+      <w:r>
+        <w:t xml:space="preserve">Accordingly, 1,000 simulations would take around 7 days.</w:t>
       </w:r>
     </w:p>
     <w:p>
@@ -4656,12 +4695,6 @@
       </w:pPr>
       <w:r>
         <w:t xml:space="preserve">Owing to parallelization, a calculation server would drastically increase performance, but at the cost of the complexity of implementation that limits its use.</w:t>
-      </w:r>
-      <w:r>
-        <w:t xml:space="preserve"> </w:t>
-      </w:r>
-      <w:r>
-        <w:t xml:space="preserve">If we limit ourselves to the computing power of a personal computer,</w:t>
       </w:r>
       <w:r>
         <w:t xml:space="preserve"> </w:t>
@@ -4671,7 +4704,7 @@
           <w:b/>
           <w:bCs/>
         </w:rPr>
-        <w:t xml:space="preserve">exact calculation is fully justified for data of the order of 100,000 points</w:t>
+        <w:t xml:space="preserve">If we limit ourselves to the computing power of a personal computer, exact calculation is fully justified for data of the order of 100,000 points</w:t>
       </w:r>
       <w:r>
         <w:t xml:space="preserve">: less than an hour is sufficient to calculate confidence intervals.</w:t>
@@ -5401,7 +5434,40 @@
         <w:t xml:space="preserve"> </w:t>
       </w:r>
       <w:r>
-        <w:t xml:space="preserve">Arbia et al. (2017)</w:t>
+        <w:rPr>
+          <w:i/>
+          <w:iCs/>
+        </w:rPr>
+        <w:t xml:space="preserve">Effects of Missing Data and Locational Errors on Spatial Concentration Measures Based on Ripley’s</w:t>
+      </w:r>
+      <w:r>
+        <w:rPr>
+          <w:i/>
+          <w:iCs/>
+        </w:rPr>
+        <w:t xml:space="preserve"> </w:t>
+      </w:r>
+      <w:r>
+        <w:rPr>
+          <w:i/>
+          <w:i/>
+          <w:iCs/>
+          <w:iCs/>
+        </w:rPr>
+        <w:t xml:space="preserve">K</w:t>
+      </w:r>
+      <w:r>
+        <w:rPr>
+          <w:i/>
+          <w:iCs/>
+        </w:rPr>
+        <w:t xml:space="preserve">-Function</w:t>
+      </w:r>
+      <w:r>
+        <w:t xml:space="preserve"> </w:t>
+      </w:r>
+      <w:r>
+        <w:t xml:space="preserve">(n.d.)</w:t>
       </w:r>
       <w:r>
         <w:t xml:space="preserve"> </w:t>
@@ -5493,11 +5559,17 @@
         <w:pStyle w:val="FirstParagraph"/>
       </w:pPr>
       <w:r>
+        <w:t xml:space="preserve">We can easily understand that applying a grid is an attractive technique to save calculation time, but the risk is missing the geographic scale at which the spatial phenomenon occurs.</w:t>
+      </w:r>
+      <w:r>
+        <w:t xml:space="preserve"> </w:t>
+      </w:r>
+      <w:r>
         <w:rPr>
           <w:b/>
           <w:bCs/>
         </w:rPr>
-        <w:t xml:space="preserve">We can easily understand that applying a grid is an attractive technique to save calculation time, but the risk is missing the geographic scale at which the spatial phenomenon occurs. Since all information below the grid size is lost, the approximation might or might not be acceptable depending on the research question and the spatial scale at which interactions occur. Above the grid size, the</w:t>
+        <w:t xml:space="preserve">Since all information below the grid size is lost, the approximation might or might not be acceptable depending on the research question and the spatial scale at which interactions occur. Above the grid size, the</w:t>
       </w:r>
       <w:r>
         <w:rPr>
@@ -6127,7 +6199,40 @@
         <w:t xml:space="preserve"> </w:t>
       </w:r>
       <w:r>
-        <w:t xml:space="preserve">Arbia et al. (2017)</w:t>
+        <w:rPr>
+          <w:i/>
+          <w:iCs/>
+        </w:rPr>
+        <w:t xml:space="preserve">Effects of Missing Data and Locational Errors on Spatial Concentration Measures Based on Ripley’s</w:t>
+      </w:r>
+      <w:r>
+        <w:rPr>
+          <w:i/>
+          <w:iCs/>
+        </w:rPr>
+        <w:t xml:space="preserve"> </w:t>
+      </w:r>
+      <w:r>
+        <w:rPr>
+          <w:i/>
+          <w:i/>
+          <w:iCs/>
+          <w:iCs/>
+        </w:rPr>
+        <w:t xml:space="preserve">K</w:t>
+      </w:r>
+      <w:r>
+        <w:rPr>
+          <w:i/>
+          <w:iCs/>
+        </w:rPr>
+        <w:t xml:space="preserve">-Function</w:t>
+      </w:r>
+      <w:r>
+        <w:t xml:space="preserve"> </w:t>
+      </w:r>
+      <w:r>
+        <w:t xml:space="preserve">(n.d.)</w:t>
       </w:r>
       <w:r>
         <w:t xml:space="preserve">.</w:t>
@@ -6174,7 +6279,40 @@
         <w:t xml:space="preserve"> </w:t>
       </w:r>
       <w:r>
-        <w:t xml:space="preserve">Arbia et al. (2017)</w:t>
+        <w:rPr>
+          <w:i/>
+          <w:iCs/>
+        </w:rPr>
+        <w:t xml:space="preserve">Effects of Missing Data and Locational Errors on Spatial Concentration Measures Based on Ripley’s</w:t>
+      </w:r>
+      <w:r>
+        <w:rPr>
+          <w:i/>
+          <w:iCs/>
+        </w:rPr>
+        <w:t xml:space="preserve"> </w:t>
+      </w:r>
+      <w:r>
+        <w:rPr>
+          <w:i/>
+          <w:i/>
+          <w:iCs/>
+          <w:iCs/>
+        </w:rPr>
+        <w:t xml:space="preserve">K</w:t>
+      </w:r>
+      <w:r>
+        <w:rPr>
+          <w:i/>
+          <w:iCs/>
+        </w:rPr>
+        <w:t xml:space="preserve">-Function</w:t>
+      </w:r>
+      <w:r>
+        <w:t xml:space="preserve"> </w:t>
+      </w:r>
+      <w:r>
+        <w:t xml:space="preserve">(n.d.)</w:t>
       </w:r>
       <w:r>
         <w:t xml:space="preserve"> </w:t>
@@ -6246,7 +6384,7 @@
         <w:pStyle w:val="FirstParagraph"/>
       </w:pPr>
       <w:r>
-        <w:t xml:space="preserve">Studying 100,000 locations or less keep the</w:t>
+        <w:t xml:space="preserve">Studying 100,000 locations or less keeps the</w:t>
       </w:r>
       <w:r>
         <w:t xml:space="preserve"> </w:t>
@@ -6321,7 +6459,7 @@
         <w:t xml:space="preserve"> </w:t>
       </w:r>
       <w:r>
-        <w:t xml:space="preserve">The random thinning can thus be a good option to deal with very large datasets, avoiding any statistical bias.</w:t>
+        <w:t xml:space="preserve">The random thinning can thus be a good option to deal with very large datasets, avoiding any severe statistical bias.</w:t>
       </w:r>
     </w:p>
     <w:bookmarkEnd w:id="66"/>
@@ -6396,7 +6534,7 @@
       </w:r>
     </w:p>
     <w:bookmarkEnd w:id="69"/>
-    <w:bookmarkStart w:id="148" w:name="references"/>
+    <w:bookmarkStart w:id="147" w:name="references"/>
     <w:p>
       <w:pPr>
         <w:pStyle w:val="Titre1"/>
@@ -6405,7 +6543,7 @@
         <w:t xml:space="preserve">References</w:t>
       </w:r>
     </w:p>
-    <w:bookmarkStart w:id="147" w:name="refs"/>
+    <w:bookmarkStart w:id="146" w:name="refs"/>
     <w:bookmarkStart w:id="70" w:name="ref-Arbia1989"/>
     <w:p>
       <w:pPr>
@@ -6422,7 +6560,7 @@
           <w:i/>
           <w:iCs/>
         </w:rPr>
-        <w:t xml:space="preserve">Spatial data configuration in statistical analysis of regional economic and related problems</w:t>
+        <w:t xml:space="preserve">Spatial Data Configuration in Statistical Analysis of Regional Economic and Related Problems</w:t>
       </w:r>
       <w:r>
         <w:t xml:space="preserve">. Kluwer.</w:t>
@@ -6481,48 +6619,60 @@
           <w:i/>
           <w:iCs/>
         </w:rPr>
-        <w:t xml:space="preserve">Spatial microeconometrics</w:t>
+        <w:t xml:space="preserve">Spatial</w:t>
+      </w:r>
+      <w:r>
+        <w:rPr>
+          <w:i/>
+          <w:iCs/>
+        </w:rPr>
+        <w:t xml:space="preserve"> </w:t>
+      </w:r>
+      <w:r>
+        <w:rPr>
+          <w:i/>
+          <w:iCs/>
+        </w:rPr>
+        <w:t xml:space="preserve">M</w:t>
+      </w:r>
+      <w:r>
+        <w:rPr>
+          <w:i/>
+          <w:iCs/>
+        </w:rPr>
+        <w:t xml:space="preserve">icroeconometrics</w:t>
       </w:r>
       <w:r>
         <w:t xml:space="preserve">. Routledge, Taylor &amp; Francis Group.</w:t>
       </w:r>
     </w:p>
     <w:bookmarkEnd w:id="72"/>
-    <w:bookmarkStart w:id="74" w:name="ref-Arbia2017"/>
+    <w:bookmarkStart w:id="73" w:name="ref-Bachtrogleunger2023"/>
     <w:p>
       <w:pPr>
         <w:pStyle w:val="Bibliographie"/>
       </w:pPr>
       <w:r>
-        <w:t xml:space="preserve">Arbia, G., Espa, G., Giuliani, D., &amp; Dickson, M. M. (2017). Effects of missing data and locational errors on spatial concentration measures based on</w:t>
-      </w:r>
-      <w:r>
-        <w:t xml:space="preserve"> </w:t>
-      </w:r>
-      <w:r>
-        <w:t xml:space="preserve">Ripley</w:t>
-      </w:r>
-      <w:r>
-        <w:t xml:space="preserve">’s</w:t>
-      </w:r>
-      <w:r>
-        <w:t xml:space="preserve"> </w:t>
-      </w:r>
-      <w:r>
-        <w:t xml:space="preserve">K</w:t>
-      </w:r>
-      <w:r>
-        <w:t xml:space="preserve">-function.</w:t>
-      </w:r>
-      <w:r>
-        <w:t xml:space="preserve"> </w:t>
-      </w:r>
-      <w:r>
-        <w:rPr>
-          <w:i/>
-          <w:iCs/>
-        </w:rPr>
-        <w:t xml:space="preserve">Spatial Economic Analysis</w:t>
+        <w:t xml:space="preserve">Bachtrögler-Unger, J., Dolls, M., Krolage, C., Schüle, P., Taubenböck, H., &amp; Weigand, M. (2023).</w:t>
+      </w:r>
+      <w:r>
+        <w:t xml:space="preserve"> </w:t>
+      </w:r>
+      <w:r>
+        <w:t xml:space="preserve">EU cohesion policy on the ground: Analyzing small-scale effects using satellite data</w:t>
+      </w:r>
+      <w:r>
+        <w:t xml:space="preserve">.</w:t>
+      </w:r>
+      <w:r>
+        <w:t xml:space="preserve"> </w:t>
+      </w:r>
+      <w:r>
+        <w:rPr>
+          <w:i/>
+          <w:iCs/>
+        </w:rPr>
+        <w:t xml:space="preserve">Regional Science and Urban Economics</w:t>
       </w:r>
       <w:r>
         <w:t xml:space="preserve">,</w:t>
@@ -6535,43 +6685,276 @@
           <w:i/>
           <w:iCs/>
         </w:rPr>
-        <w:t xml:space="preserve">12</w:t>
-      </w:r>
-      <w:r>
-        <w:t xml:space="preserve">(2-3), 326–346.</w:t>
-      </w:r>
-      <w:r>
-        <w:t xml:space="preserve"> </w:t>
-      </w:r>
-      <w:hyperlink r:id="rId73">
-        <w:r>
-          <w:rPr>
-            <w:rStyle w:val="Lienhypertexte"/>
-          </w:rPr>
-          <w:t xml:space="preserve">https://doi.org/10.1080/17421772.2017.1297479</w:t>
-        </w:r>
-      </w:hyperlink>
+        <w:t xml:space="preserve">103</w:t>
+      </w:r>
+      <w:r>
+        <w:t xml:space="preserve">, 103954.</w:t>
+      </w:r>
+    </w:p>
+    <w:bookmarkEnd w:id="73"/>
+    <w:bookmarkStart w:id="74" w:name="ref-Baddeley2016"/>
+    <w:p>
+      <w:pPr>
+        <w:pStyle w:val="Bibliographie"/>
+      </w:pPr>
+      <w:r>
+        <w:t xml:space="preserve">Baddeley, A., Rubak, E., &amp; Turner, R. (2016).</w:t>
+      </w:r>
+      <w:r>
+        <w:t xml:space="preserve"> </w:t>
+      </w:r>
+      <w:r>
+        <w:rPr>
+          <w:i/>
+          <w:iCs/>
+        </w:rPr>
+        <w:t xml:space="preserve">Spatial Point Patterns: Methodology and Applications with R</w:t>
+      </w:r>
+      <w:r>
+        <w:t xml:space="preserve">. CRC Press.</w:t>
+      </w:r>
     </w:p>
     <w:bookmarkEnd w:id="74"/>
-    <w:bookmarkStart w:id="75" w:name="ref-Bachtrogleunger2023"/>
+    <w:bookmarkStart w:id="75" w:name="ref-Baldwin2003"/>
     <w:p>
       <w:pPr>
         <w:pStyle w:val="Bibliographie"/>
       </w:pPr>
       <w:r>
-        <w:t xml:space="preserve">Bachtrögler-Unger, J., Dolls, M., Krolage, C., Schü"le, P., Taubenböck, H., &amp; Weigand, M. (2023).</w:t>
-      </w:r>
-      <w:r>
-        <w:t xml:space="preserve"> </w:t>
-      </w:r>
-      <w:r>
-        <w:t xml:space="preserve">EU</w:t>
-      </w:r>
-      <w:r>
-        <w:t xml:space="preserve"> </w:t>
-      </w:r>
-      <w:r>
-        <w:t xml:space="preserve">cohesion policy on the ground: Analyzing small-scale effects using satellite data.</w:t>
+        <w:t xml:space="preserve">Baldwin, R., Forslid, R., Martin, P., Ottaviano, G., &amp; Robert-Nicoud, F. (2003).</w:t>
+      </w:r>
+      <w:r>
+        <w:t xml:space="preserve"> </w:t>
+      </w:r>
+      <w:r>
+        <w:rPr>
+          <w:i/>
+          <w:iCs/>
+        </w:rPr>
+        <w:t xml:space="preserve">Economic geography and public policy</w:t>
+      </w:r>
+      <w:r>
+        <w:t xml:space="preserve"> </w:t>
+      </w:r>
+      <w:r>
+        <w:t xml:space="preserve">(p. 504).</w:t>
+      </w:r>
+      <w:r>
+        <w:t xml:space="preserve"> </w:t>
+      </w:r>
+      <w:r>
+        <w:t xml:space="preserve">Princeton University Press</w:t>
+      </w:r>
+      <w:r>
+        <w:t xml:space="preserve">.</w:t>
+      </w:r>
+    </w:p>
+    <w:bookmarkEnd w:id="75"/>
+    <w:bookmarkStart w:id="76" w:name="ref-Baragwanath2026"/>
+    <w:p>
+      <w:pPr>
+        <w:pStyle w:val="Bibliographie"/>
+      </w:pPr>
+      <w:r>
+        <w:t xml:space="preserve">Baragwanath, K., Hanson, G., Khandelwal, A. K., Liu, C., &amp; Park, H. (2026). Using satellite imagery to measure the impacts of new highways:</w:t>
+      </w:r>
+      <w:r>
+        <w:t xml:space="preserve"> </w:t>
+      </w:r>
+      <w:r>
+        <w:t xml:space="preserve">A</w:t>
+      </w:r>
+      <w:r>
+        <w:t xml:space="preserve">n application to</w:t>
+      </w:r>
+      <w:r>
+        <w:t xml:space="preserve"> </w:t>
+      </w:r>
+      <w:r>
+        <w:t xml:space="preserve">I</w:t>
+      </w:r>
+      <w:r>
+        <w:t xml:space="preserve">ndia.</w:t>
+      </w:r>
+      <w:r>
+        <w:t xml:space="preserve"> </w:t>
+      </w:r>
+      <w:r>
+        <w:rPr>
+          <w:i/>
+          <w:iCs/>
+        </w:rPr>
+        <w:t xml:space="preserve">Journal of International Economics</w:t>
+      </w:r>
+      <w:r>
+        <w:t xml:space="preserve">,</w:t>
+      </w:r>
+      <w:r>
+        <w:t xml:space="preserve"> </w:t>
+      </w:r>
+      <w:r>
+        <w:rPr>
+          <w:i/>
+          <w:iCs/>
+        </w:rPr>
+        <w:t xml:space="preserve">159</w:t>
+      </w:r>
+      <w:r>
+        <w:t xml:space="preserve">, 104201.</w:t>
+      </w:r>
+    </w:p>
+    <w:bookmarkEnd w:id="76"/>
+    <w:bookmarkStart w:id="77" w:name="ref-Barff1987"/>
+    <w:p>
+      <w:pPr>
+        <w:pStyle w:val="Bibliographie"/>
+      </w:pPr>
+      <w:r>
+        <w:t xml:space="preserve">Barff, R. A. (1987).</w:t>
+      </w:r>
+      <w:r>
+        <w:t xml:space="preserve"> </w:t>
+      </w:r>
+      <w:r>
+        <w:t xml:space="preserve">Industrial Clustering and the Organization of Production: A Point Pattern Analysis of Manufacturing in Cincinnati, Ohio</w:t>
+      </w:r>
+      <w:r>
+        <w:t xml:space="preserve">.</w:t>
+      </w:r>
+      <w:r>
+        <w:t xml:space="preserve"> </w:t>
+      </w:r>
+      <w:r>
+        <w:rPr>
+          <w:i/>
+          <w:iCs/>
+        </w:rPr>
+        <w:t xml:space="preserve">Annals of the Association of American Geographers</w:t>
+      </w:r>
+      <w:r>
+        <w:t xml:space="preserve">,</w:t>
+      </w:r>
+      <w:r>
+        <w:t xml:space="preserve"> </w:t>
+      </w:r>
+      <w:r>
+        <w:rPr>
+          <w:i/>
+          <w:iCs/>
+        </w:rPr>
+        <w:t xml:space="preserve">77</w:t>
+      </w:r>
+      <w:r>
+        <w:t xml:space="preserve">(1), 89–103.</w:t>
+      </w:r>
+    </w:p>
+    <w:bookmarkEnd w:id="77"/>
+    <w:bookmarkStart w:id="78" w:name="ref-Besag1977"/>
+    <w:p>
+      <w:pPr>
+        <w:pStyle w:val="Bibliographie"/>
+      </w:pPr>
+      <w:r>
+        <w:t xml:space="preserve">Besag, J. E. (1977). Comments on</w:t>
+      </w:r>
+      <w:r>
+        <w:t xml:space="preserve"> </w:t>
+      </w:r>
+      <w:r>
+        <w:t xml:space="preserve">R</w:t>
+      </w:r>
+      <w:r>
+        <w:t xml:space="preserve">ipley’s paper.</w:t>
+      </w:r>
+      <w:r>
+        <w:t xml:space="preserve"> </w:t>
+      </w:r>
+      <w:r>
+        <w:rPr>
+          <w:i/>
+          <w:iCs/>
+        </w:rPr>
+        <w:t xml:space="preserve">Journal of the Royal Statistical Society</w:t>
+      </w:r>
+      <w:r>
+        <w:t xml:space="preserve">,</w:t>
+      </w:r>
+      <w:r>
+        <w:t xml:space="preserve"> </w:t>
+      </w:r>
+      <w:r>
+        <w:rPr>
+          <w:i/>
+          <w:iCs/>
+        </w:rPr>
+        <w:t xml:space="preserve">B 39</w:t>
+      </w:r>
+      <w:r>
+        <w:t xml:space="preserve">(2), 193–195.</w:t>
+      </w:r>
+    </w:p>
+    <w:bookmarkEnd w:id="78"/>
+    <w:bookmarkStart w:id="79" w:name="ref-Bickenbach2008"/>
+    <w:p>
+      <w:pPr>
+        <w:pStyle w:val="Bibliographie"/>
+      </w:pPr>
+      <w:r>
+        <w:t xml:space="preserve">Bickenbach, F., &amp; Eckhardt, B. (2008).</w:t>
+      </w:r>
+      <w:r>
+        <w:t xml:space="preserve"> </w:t>
+      </w:r>
+      <w:r>
+        <w:t xml:space="preserve">Disproportionality Measures of Concentration, Specialization, and Localization</w:t>
+      </w:r>
+      <w:r>
+        <w:t xml:space="preserve">.</w:t>
+      </w:r>
+      <w:r>
+        <w:t xml:space="preserve"> </w:t>
+      </w:r>
+      <w:r>
+        <w:rPr>
+          <w:i/>
+          <w:iCs/>
+        </w:rPr>
+        <w:t xml:space="preserve">International Regional Science Review</w:t>
+      </w:r>
+      <w:r>
+        <w:t xml:space="preserve">,</w:t>
+      </w:r>
+      <w:r>
+        <w:t xml:space="preserve"> </w:t>
+      </w:r>
+      <w:r>
+        <w:rPr>
+          <w:i/>
+          <w:iCs/>
+        </w:rPr>
+        <w:t xml:space="preserve">31</w:t>
+      </w:r>
+      <w:r>
+        <w:t xml:space="preserve">(4), 359–388.</w:t>
+      </w:r>
+    </w:p>
+    <w:bookmarkEnd w:id="79"/>
+    <w:bookmarkStart w:id="80" w:name="ref-Brulhart2005"/>
+    <w:p>
+      <w:pPr>
+        <w:pStyle w:val="Bibliographie"/>
+      </w:pPr>
+      <w:r>
+        <w:t xml:space="preserve">Brülhart, M., &amp; Traeger, R. (2005). An account of geographic concentration patterns in</w:t>
+      </w:r>
+      <w:r>
+        <w:t xml:space="preserve"> </w:t>
+      </w:r>
+      <w:r>
+        <w:t xml:space="preserve">E</w:t>
+      </w:r>
+      <w:r>
+        <w:t xml:space="preserve">urope.</w:t>
       </w:r>
       <w:r>
         <w:t xml:space="preserve"> </w:t>
@@ -6594,111 +6977,129 @@
           <w:i/>
           <w:iCs/>
         </w:rPr>
-        <w:t xml:space="preserve">103</w:t>
-      </w:r>
-      <w:r>
-        <w:t xml:space="preserve">, 103954.</w:t>
-      </w:r>
-    </w:p>
-    <w:bookmarkEnd w:id="75"/>
-    <w:bookmarkStart w:id="76" w:name="ref-Baddeley2016"/>
+        <w:t xml:space="preserve">35</w:t>
+      </w:r>
+      <w:r>
+        <w:t xml:space="preserve">(6), 597–624.</w:t>
+      </w:r>
+    </w:p>
+    <w:bookmarkEnd w:id="80"/>
+    <w:bookmarkStart w:id="81" w:name="ref-Canello2025"/>
     <w:p>
       <w:pPr>
         <w:pStyle w:val="Bibliographie"/>
       </w:pPr>
       <w:r>
-        <w:t xml:space="preserve">Baddeley, A., Rubak, E., &amp; Turner, R. (2016).</w:t>
-      </w:r>
-      <w:r>
-        <w:t xml:space="preserve"> </w:t>
-      </w:r>
-      <w:r>
-        <w:rPr>
-          <w:i/>
-          <w:iCs/>
-        </w:rPr>
-        <w:t xml:space="preserve">Spatial point patterns: Methodology and APplications with</w:t>
-      </w:r>
-      <w:r>
-        <w:rPr>
-          <w:i/>
-          <w:iCs/>
-        </w:rPr>
-        <w:t xml:space="preserve"> </w:t>
-      </w:r>
-      <w:r>
-        <w:rPr>
-          <w:i/>
-          <w:iCs/>
-        </w:rPr>
-        <w:t xml:space="preserve">R</w:t>
-      </w:r>
-      <w:r>
-        <w:t xml:space="preserve">. CRC Press.</w:t>
-      </w:r>
-    </w:p>
-    <w:bookmarkEnd w:id="76"/>
-    <w:bookmarkStart w:id="77" w:name="ref-Baldwin2003"/>
+        <w:t xml:space="preserve">Canello, J., Vidoli, F., Fusco, E., &amp; Giudice, N. (2025).</w:t>
+      </w:r>
+      <w:r>
+        <w:t xml:space="preserve"> </w:t>
+      </w:r>
+      <w:r>
+        <w:t xml:space="preserve">Identifying and Mapping Industrial Districts Through a Spatially Constrained Cluster-Wise Regression Approach</w:t>
+      </w:r>
+      <w:r>
+        <w:t xml:space="preserve">.</w:t>
+      </w:r>
+      <w:r>
+        <w:t xml:space="preserve"> </w:t>
+      </w:r>
+      <w:r>
+        <w:rPr>
+          <w:i/>
+          <w:iCs/>
+        </w:rPr>
+        <w:t xml:space="preserve">Journal of Regional Science</w:t>
+      </w:r>
+      <w:r>
+        <w:t xml:space="preserve">,</w:t>
+      </w:r>
+      <w:r>
+        <w:t xml:space="preserve"> </w:t>
+      </w:r>
+      <w:r>
+        <w:rPr>
+          <w:i/>
+          <w:iCs/>
+        </w:rPr>
+        <w:t xml:space="preserve">65</w:t>
+      </w:r>
+      <w:r>
+        <w:t xml:space="preserve">(2), 403–428.</w:t>
+      </w:r>
+    </w:p>
+    <w:bookmarkEnd w:id="81"/>
+    <w:bookmarkStart w:id="82" w:name="ref-Chain2019"/>
     <w:p>
       <w:pPr>
         <w:pStyle w:val="Bibliographie"/>
       </w:pPr>
       <w:r>
-        <w:t xml:space="preserve">Baldwin, R., Forslid, R., Martin, P., Ottaviano, G., &amp; Robert-Nicoud, F. (2003).</w:t>
-      </w:r>
-      <w:r>
-        <w:t xml:space="preserve"> </w:t>
-      </w:r>
-      <w:r>
-        <w:rPr>
-          <w:i/>
-          <w:iCs/>
-        </w:rPr>
-        <w:t xml:space="preserve">Economic geography and public policy</w:t>
-      </w:r>
-      <w:r>
-        <w:t xml:space="preserve"> </w:t>
-      </w:r>
-      <w:r>
-        <w:t xml:space="preserve">(p. 504).</w:t>
-      </w:r>
-      <w:r>
-        <w:t xml:space="preserve"> </w:t>
-      </w:r>
-      <w:r>
-        <w:t xml:space="preserve">Princeton University Press</w:t>
+        <w:t xml:space="preserve">Chain, C. P., Santos, A. C. D., Castro, L. G. D., &amp; Prado, J. W. D. (2019).</w:t>
+      </w:r>
+      <w:r>
+        <w:t xml:space="preserve"> </w:t>
+      </w:r>
+      <w:r>
+        <w:t xml:space="preserve">Bibliometric Analysis of the Quantitative Methods Applied to the Measurement of Industrial Clusters</w:t>
       </w:r>
       <w:r>
         <w:t xml:space="preserve">.</w:t>
       </w:r>
-    </w:p>
-    <w:bookmarkEnd w:id="77"/>
-    <w:bookmarkStart w:id="78" w:name="ref-Baragwanath2026"/>
+      <w:r>
+        <w:t xml:space="preserve"> </w:t>
+      </w:r>
+      <w:r>
+        <w:rPr>
+          <w:i/>
+          <w:iCs/>
+        </w:rPr>
+        <w:t xml:space="preserve">Journal of Economic Surveys</w:t>
+      </w:r>
+      <w:r>
+        <w:t xml:space="preserve">,</w:t>
+      </w:r>
+      <w:r>
+        <w:t xml:space="preserve"> </w:t>
+      </w:r>
+      <w:r>
+        <w:rPr>
+          <w:i/>
+          <w:iCs/>
+        </w:rPr>
+        <w:t xml:space="preserve">33</w:t>
+      </w:r>
+      <w:r>
+        <w:t xml:space="preserve">(1), 60–84.</w:t>
+      </w:r>
+    </w:p>
+    <w:bookmarkEnd w:id="82"/>
+    <w:bookmarkStart w:id="83" w:name="ref-Coll-Martinez2019"/>
     <w:p>
       <w:pPr>
         <w:pStyle w:val="Bibliographie"/>
       </w:pPr>
       <w:r>
-        <w:t xml:space="preserve">Baragwanath, K., Hanson, G., Khandelwal, A. K., Liu, C., &amp; Park, H. (2026). Using satellite imagery to measure the impacts of new highways: An application to</w:t>
-      </w:r>
-      <w:r>
-        <w:t xml:space="preserve"> </w:t>
-      </w:r>
-      <w:r>
-        <w:t xml:space="preserve">I</w:t>
-      </w:r>
-      <w:r>
-        <w:t xml:space="preserve">ndia.</w:t>
-      </w:r>
-      <w:r>
-        <w:t xml:space="preserve"> </w:t>
-      </w:r>
-      <w:r>
-        <w:rPr>
-          <w:i/>
-          <w:iCs/>
-        </w:rPr>
-        <w:t xml:space="preserve">Journal of International Economics</w:t>
+        <w:t xml:space="preserve">Coll-Martínez, E., Moreno-Monroy, A.-I., &amp; Arauzo-Carod, J.-M. (2019).</w:t>
+      </w:r>
+      <w:r>
+        <w:t xml:space="preserve"> </w:t>
+      </w:r>
+      <w:r>
+        <w:t xml:space="preserve">Agglomeration of Creative Industries: An Intra-metropolitan Analysis for Barcelona</w:t>
+      </w:r>
+      <w:r>
+        <w:t xml:space="preserve">.</w:t>
+      </w:r>
+      <w:r>
+        <w:t xml:space="preserve"> </w:t>
+      </w:r>
+      <w:r>
+        <w:rPr>
+          <w:i/>
+          <w:iCs/>
+        </w:rPr>
+        <w:t xml:space="preserve">Papers in Regional Science</w:t>
       </w:r>
       <w:r>
         <w:t xml:space="preserve">,</w:t>
@@ -6711,26 +7112,119 @@
           <w:i/>
           <w:iCs/>
         </w:rPr>
-        <w:t xml:space="preserve">159</w:t>
-      </w:r>
-      <w:r>
-        <w:t xml:space="preserve">, 104201.</w:t>
-      </w:r>
-    </w:p>
-    <w:bookmarkEnd w:id="78"/>
-    <w:bookmarkStart w:id="79" w:name="ref-Barff1987"/>
+        <w:t xml:space="preserve">98</w:t>
+      </w:r>
+      <w:r>
+        <w:t xml:space="preserve">(1), 409–432.</w:t>
+      </w:r>
+    </w:p>
+    <w:bookmarkEnd w:id="83"/>
+    <w:bookmarkStart w:id="84" w:name="ref-Combes2008"/>
     <w:p>
       <w:pPr>
         <w:pStyle w:val="Bibliographie"/>
       </w:pPr>
       <w:r>
-        <w:t xml:space="preserve">Barff, R. A. (1987).</w:t>
-      </w:r>
-      <w:r>
-        <w:t xml:space="preserve"> </w:t>
-      </w:r>
-      <w:r>
-        <w:t xml:space="preserve">Industrial Clustering and the Organization of Production: A Point Pattern Analysis of Manufacturing in Cincinnati, Ohio</w:t>
+        <w:t xml:space="preserve">Combes, P.-P., Mayer, T., &amp; Thisse, J.-F. (2008).</w:t>
+      </w:r>
+      <w:r>
+        <w:t xml:space="preserve"> </w:t>
+      </w:r>
+      <w:r>
+        <w:rPr>
+          <w:i/>
+          <w:iCs/>
+        </w:rPr>
+        <w:t xml:space="preserve">Economic Geography, The Integration of Regions and Nations</w:t>
+      </w:r>
+      <w:r>
+        <w:t xml:space="preserve">. Princeton University Press.</w:t>
+      </w:r>
+    </w:p>
+    <w:bookmarkEnd w:id="84"/>
+    <w:bookmarkStart w:id="85" w:name="ref-Combes2004"/>
+    <w:p>
+      <w:pPr>
+        <w:pStyle w:val="Bibliographie"/>
+      </w:pPr>
+      <w:r>
+        <w:t xml:space="preserve">Combes, P.-P., &amp; Overman, H. G. (2004). The spatial distribution of economic activities in the</w:t>
+      </w:r>
+      <w:r>
+        <w:t xml:space="preserve"> </w:t>
+      </w:r>
+      <w:r>
+        <w:t xml:space="preserve">E</w:t>
+      </w:r>
+      <w:r>
+        <w:t xml:space="preserve">uropean</w:t>
+      </w:r>
+      <w:r>
+        <w:t xml:space="preserve"> </w:t>
+      </w:r>
+      <w:r>
+        <w:t xml:space="preserve">U</w:t>
+      </w:r>
+      <w:r>
+        <w:t xml:space="preserve">nion. In J. V. Henderson &amp; J.-F. Thisse (Eds),</w:t>
+      </w:r>
+      <w:r>
+        <w:t xml:space="preserve"> </w:t>
+      </w:r>
+      <w:r>
+        <w:rPr>
+          <w:i/>
+          <w:iCs/>
+        </w:rPr>
+        <w:t xml:space="preserve">Handbook of urban and regional economics</w:t>
+      </w:r>
+      <w:r>
+        <w:t xml:space="preserve"> </w:t>
+      </w:r>
+      <w:r>
+        <w:t xml:space="preserve">(Vol. 4, pp. 2845–2909). Elsevier. North Holland.</w:t>
+      </w:r>
+    </w:p>
+    <w:bookmarkEnd w:id="85"/>
+    <w:bookmarkStart w:id="86" w:name="ref-Cressie1993"/>
+    <w:p>
+      <w:pPr>
+        <w:pStyle w:val="Bibliographie"/>
+      </w:pPr>
+      <w:r>
+        <w:t xml:space="preserve">Cressie, N. A. (1993).</w:t>
+      </w:r>
+      <w:r>
+        <w:t xml:space="preserve"> </w:t>
+      </w:r>
+      <w:r>
+        <w:rPr>
+          <w:i/>
+          <w:iCs/>
+        </w:rPr>
+        <w:t xml:space="preserve">Statistics for Spatial Data</w:t>
+      </w:r>
+      <w:r>
+        <w:t xml:space="preserve">. John Wiley &amp; Sons.</w:t>
+      </w:r>
+    </w:p>
+    <w:bookmarkEnd w:id="86"/>
+    <w:bookmarkStart w:id="87" w:name="ref-Daspremont2025"/>
+    <w:p>
+      <w:pPr>
+        <w:pStyle w:val="Bibliographie"/>
+      </w:pPr>
+      <w:r>
+        <w:t xml:space="preserve">d’Aspremont, A., Ben Arous, S., Bricongne, J.-C., Lietti, B., &amp; Meunier, B.</w:t>
+      </w:r>
+      <w:r>
+        <w:t xml:space="preserve"> (2025).</w:t>
+      </w:r>
+      <w:r>
+        <w:t xml:space="preserve"> </w:t>
+      </w:r>
+      <w:r>
+        <w:t xml:space="preserve">Satellites turn "concrete": Tracking cement with satellite data and neural networks</w:t>
       </w:r>
       <w:r>
         <w:t xml:space="preserve">.</w:t>
@@ -6743,7 +7237,7 @@
           <w:i/>
           <w:iCs/>
         </w:rPr>
-        <w:t xml:space="preserve">Annals of the Association of American Geographers</w:t>
+        <w:t xml:space="preserve">Journal of Econometrics</w:t>
       </w:r>
       <w:r>
         <w:t xml:space="preserve">,</w:t>
@@ -6756,39 +7250,39 @@
           <w:i/>
           <w:iCs/>
         </w:rPr>
-        <w:t xml:space="preserve">77</w:t>
-      </w:r>
-      <w:r>
-        <w:t xml:space="preserve">(1), 89–103.</w:t>
-      </w:r>
-    </w:p>
-    <w:bookmarkEnd w:id="79"/>
-    <w:bookmarkStart w:id="80" w:name="ref-Besag1977"/>
+        <w:t xml:space="preserve">249</w:t>
+      </w:r>
+      <w:r>
+        <w:t xml:space="preserve">, 105923.</w:t>
+      </w:r>
+    </w:p>
+    <w:bookmarkEnd w:id="87"/>
+    <w:bookmarkStart w:id="88" w:name="ref-Deurloo2008"/>
     <w:p>
       <w:pPr>
         <w:pStyle w:val="Bibliographie"/>
       </w:pPr>
       <w:r>
-        <w:t xml:space="preserve">Besag, J. E. (1977). Comments on</w:t>
-      </w:r>
-      <w:r>
-        <w:t xml:space="preserve"> </w:t>
-      </w:r>
-      <w:r>
-        <w:t xml:space="preserve">R</w:t>
-      </w:r>
-      <w:r>
-        <w:t xml:space="preserve">ipley’s paper.</w:t>
-      </w:r>
-      <w:r>
-        <w:t xml:space="preserve"> </w:t>
-      </w:r>
-      <w:r>
-        <w:rPr>
-          <w:i/>
-          <w:iCs/>
-        </w:rPr>
-        <w:t xml:space="preserve">Journal of the Royal Statistical Society</w:t>
+        <w:t xml:space="preserve">Deurloo, M. C., &amp; De Vos, S. (2008).</w:t>
+      </w:r>
+      <w:r>
+        <w:t xml:space="preserve"> </w:t>
+      </w:r>
+      <w:r>
+        <w:t xml:space="preserve">Measuring Segregation at the Micro Level: An Application of the M Measure to Multi-Ethnic Residential Neighbourhoods in Amsterdam</w:t>
+      </w:r>
+      <w:r>
+        <w:t xml:space="preserve">.</w:t>
+      </w:r>
+      <w:r>
+        <w:t xml:space="preserve"> </w:t>
+      </w:r>
+      <w:r>
+        <w:rPr>
+          <w:i/>
+          <w:iCs/>
+        </w:rPr>
+        <w:t xml:space="preserve">Tijdschrift Voor Economische En Sociale Geografie</w:t>
       </w:r>
       <w:r>
         <w:t xml:space="preserve">,</w:t>
@@ -6801,30 +7295,48 @@
           <w:i/>
           <w:iCs/>
         </w:rPr>
-        <w:t xml:space="preserve">B 39</w:t>
-      </w:r>
-      <w:r>
-        <w:t xml:space="preserve">(2), 193–195.</w:t>
-      </w:r>
-    </w:p>
-    <w:bookmarkEnd w:id="80"/>
-    <w:bookmarkStart w:id="81" w:name="ref-Bickenbach2008"/>
+        <w:t xml:space="preserve">99</w:t>
+      </w:r>
+      <w:r>
+        <w:t xml:space="preserve">(3), 329–347.</w:t>
+      </w:r>
+    </w:p>
+    <w:bookmarkEnd w:id="88"/>
+    <w:bookmarkStart w:id="89" w:name="ref-Diodato2018"/>
     <w:p>
       <w:pPr>
         <w:pStyle w:val="Bibliographie"/>
       </w:pPr>
       <w:r>
-        <w:t xml:space="preserve">Bickenbach, F., &amp; Eckhardt, B. (2008). Disproportionality measures of concentration, specialization, and localization.</w:t>
-      </w:r>
-      <w:r>
-        <w:t xml:space="preserve"> </w:t>
-      </w:r>
-      <w:r>
-        <w:rPr>
-          <w:i/>
-          <w:iCs/>
-        </w:rPr>
-        <w:t xml:space="preserve">International Regional Science Review</w:t>
+        <w:t xml:space="preserve">Diodato, D., Neffke, F., &amp; O’Clery, N. (2018). Why do industries coagglomerate?</w:t>
+      </w:r>
+      <w:r>
+        <w:t xml:space="preserve"> </w:t>
+      </w:r>
+      <w:r>
+        <w:t xml:space="preserve">H</w:t>
+      </w:r>
+      <w:r>
+        <w:t xml:space="preserve">ow</w:t>
+      </w:r>
+      <w:r>
+        <w:t xml:space="preserve"> </w:t>
+      </w:r>
+      <w:r>
+        <w:t xml:space="preserve">M</w:t>
+      </w:r>
+      <w:r>
+        <w:t xml:space="preserve">arshallian externalities differ by industry and have evolved over time.</w:t>
+      </w:r>
+      <w:r>
+        <w:t xml:space="preserve"> </w:t>
+      </w:r>
+      <w:r>
+        <w:rPr>
+          <w:i/>
+          <w:iCs/>
+        </w:rPr>
+        <w:t xml:space="preserve">Journal of Urban Economics</w:t>
       </w:r>
       <w:r>
         <w:t xml:space="preserve">,</w:t>
@@ -6837,39 +7349,39 @@
           <w:i/>
           <w:iCs/>
         </w:rPr>
-        <w:t xml:space="preserve">31</w:t>
-      </w:r>
-      <w:r>
-        <w:t xml:space="preserve">(4), 359–388.</w:t>
-      </w:r>
-    </w:p>
-    <w:bookmarkEnd w:id="81"/>
-    <w:bookmarkStart w:id="82" w:name="ref-Brulhart2005"/>
+        <w:t xml:space="preserve">106</w:t>
+      </w:r>
+      <w:r>
+        <w:t xml:space="preserve">, 1–26.</w:t>
+      </w:r>
+    </w:p>
+    <w:bookmarkEnd w:id="89"/>
+    <w:bookmarkStart w:id="91" w:name="ref-Dray2021"/>
     <w:p>
       <w:pPr>
         <w:pStyle w:val="Bibliographie"/>
       </w:pPr>
       <w:r>
-        <w:t xml:space="preserve">Brülhart, M., &amp; Traeger, R. (2005). An account of geographic concentration patterns in</w:t>
-      </w:r>
-      <w:r>
-        <w:t xml:space="preserve"> </w:t>
-      </w:r>
-      <w:r>
-        <w:t xml:space="preserve">E</w:t>
-      </w:r>
-      <w:r>
-        <w:t xml:space="preserve">urope.</w:t>
-      </w:r>
-      <w:r>
-        <w:t xml:space="preserve"> </w:t>
-      </w:r>
-      <w:r>
-        <w:rPr>
-          <w:i/>
-          <w:iCs/>
-        </w:rPr>
-        <w:t xml:space="preserve">Regional Science and Urban Economics</w:t>
+        <w:t xml:space="preserve">Dray, N., Mancini, L., Binshtok, U., Cheysson, F., Supatto, W., Mahou, P., Bedu, S., Ortica, S., Than-Trong, E., Krecsmarik, M., Herbert, S., Masson, J.-B., Tinevez, J.-Y., Lang, G., Beaurepaire, E., Sprinzak, D., &amp; Bally-Cuif, L. (2021).</w:t>
+      </w:r>
+      <w:r>
+        <w:t xml:space="preserve"> </w:t>
+      </w:r>
+      <w:r>
+        <w:t xml:space="preserve">Dynamic Spatiotemporal Coordination of Neural Stem Cell Fate Decisions Occurs through Local Feedback in the Adult Vertebrate Brain</w:t>
+      </w:r>
+      <w:r>
+        <w:t xml:space="preserve">.</w:t>
+      </w:r>
+      <w:r>
+        <w:t xml:space="preserve"> </w:t>
+      </w:r>
+      <w:r>
+        <w:rPr>
+          <w:i/>
+          <w:iCs/>
+        </w:rPr>
+        <w:t xml:space="preserve">Cell Stem Cell</w:t>
       </w:r>
       <w:r>
         <w:t xml:space="preserve">,</w:t>
@@ -6882,381 +7394,6 @@
           <w:i/>
           <w:iCs/>
         </w:rPr>
-        <w:t xml:space="preserve">35</w:t>
-      </w:r>
-      <w:r>
-        <w:t xml:space="preserve">(6), 597–624.</w:t>
-      </w:r>
-    </w:p>
-    <w:bookmarkEnd w:id="82"/>
-    <w:bookmarkStart w:id="83" w:name="ref-Canello2025"/>
-    <w:p>
-      <w:pPr>
-        <w:pStyle w:val="Bibliographie"/>
-      </w:pPr>
-      <w:r>
-        <w:t xml:space="preserve">Canello, J., Vidoli, F., Fusco, E., &amp; Giudice, N. (2025). Identifying and mapping industrial districts through a spatially constrained cluster-wise regression approach.</w:t>
-      </w:r>
-      <w:r>
-        <w:t xml:space="preserve"> </w:t>
-      </w:r>
-      <w:r>
-        <w:rPr>
-          <w:i/>
-          <w:iCs/>
-        </w:rPr>
-        <w:t xml:space="preserve">Journal of Regional Science</w:t>
-      </w:r>
-      <w:r>
-        <w:t xml:space="preserve">,</w:t>
-      </w:r>
-      <w:r>
-        <w:t xml:space="preserve"> </w:t>
-      </w:r>
-      <w:r>
-        <w:rPr>
-          <w:i/>
-          <w:iCs/>
-        </w:rPr>
-        <w:t xml:space="preserve">65</w:t>
-      </w:r>
-      <w:r>
-        <w:t xml:space="preserve">(2), 403–428.</w:t>
-      </w:r>
-    </w:p>
-    <w:bookmarkEnd w:id="83"/>
-    <w:bookmarkStart w:id="84" w:name="ref-Chain2019"/>
-    <w:p>
-      <w:pPr>
-        <w:pStyle w:val="Bibliographie"/>
-      </w:pPr>
-      <w:r>
-        <w:t xml:space="preserve">Chain, C. P., Santos, A. C. D., Castro, L. G. D., &amp; Prado, J. W. D. (2019). Bibliometric analysis of the quantitative methods applied to the measurement of industrial clusters.</w:t>
-      </w:r>
-      <w:r>
-        <w:t xml:space="preserve"> </w:t>
-      </w:r>
-      <w:r>
-        <w:rPr>
-          <w:i/>
-          <w:iCs/>
-        </w:rPr>
-        <w:t xml:space="preserve">Journal of Economic Surveys</w:t>
-      </w:r>
-      <w:r>
-        <w:t xml:space="preserve">,</w:t>
-      </w:r>
-      <w:r>
-        <w:t xml:space="preserve"> </w:t>
-      </w:r>
-      <w:r>
-        <w:rPr>
-          <w:i/>
-          <w:iCs/>
-        </w:rPr>
-        <w:t xml:space="preserve">33</w:t>
-      </w:r>
-      <w:r>
-        <w:t xml:space="preserve">(1), 60–84.</w:t>
-      </w:r>
-    </w:p>
-    <w:bookmarkEnd w:id="84"/>
-    <w:bookmarkStart w:id="85" w:name="ref-Coll-Martinez2019"/>
-    <w:p>
-      <w:pPr>
-        <w:pStyle w:val="Bibliographie"/>
-      </w:pPr>
-      <w:r>
-        <w:t xml:space="preserve">Coll-Martínez, E., Moreno-Monroy, A.-I., &amp; Arauzo-Carod, J.-M. (2019). Agglomeration of creative industries: An intra-metropolitan analysis for</w:t>
-      </w:r>
-      <w:r>
-        <w:t xml:space="preserve"> </w:t>
-      </w:r>
-      <w:r>
-        <w:t xml:space="preserve">B</w:t>
-      </w:r>
-      <w:r>
-        <w:t xml:space="preserve">arcelona.</w:t>
-      </w:r>
-      <w:r>
-        <w:t xml:space="preserve"> </w:t>
-      </w:r>
-      <w:r>
-        <w:rPr>
-          <w:i/>
-          <w:iCs/>
-        </w:rPr>
-        <w:t xml:space="preserve">Papers in Regional Science</w:t>
-      </w:r>
-      <w:r>
-        <w:t xml:space="preserve">,</w:t>
-      </w:r>
-      <w:r>
-        <w:t xml:space="preserve"> </w:t>
-      </w:r>
-      <w:r>
-        <w:rPr>
-          <w:i/>
-          <w:iCs/>
-        </w:rPr>
-        <w:t xml:space="preserve">98</w:t>
-      </w:r>
-      <w:r>
-        <w:t xml:space="preserve">(1), 409–432.</w:t>
-      </w:r>
-    </w:p>
-    <w:bookmarkEnd w:id="85"/>
-    <w:bookmarkStart w:id="86" w:name="ref-Combes2008"/>
-    <w:p>
-      <w:pPr>
-        <w:pStyle w:val="Bibliographie"/>
-      </w:pPr>
-      <w:r>
-        <w:t xml:space="preserve">Combes, P.-P., Mayer, T., &amp; Thisse, J.-F. (2008).</w:t>
-      </w:r>
-      <w:r>
-        <w:t xml:space="preserve"> </w:t>
-      </w:r>
-      <w:r>
-        <w:rPr>
-          <w:i/>
-          <w:iCs/>
-        </w:rPr>
-        <w:t xml:space="preserve">Economic Geography, The Integration of Regions and Nations</w:t>
-      </w:r>
-      <w:r>
-        <w:t xml:space="preserve">. Princeton University Press.</w:t>
-      </w:r>
-    </w:p>
-    <w:bookmarkEnd w:id="86"/>
-    <w:bookmarkStart w:id="87" w:name="ref-Combes2004"/>
-    <w:p>
-      <w:pPr>
-        <w:pStyle w:val="Bibliographie"/>
-      </w:pPr>
-      <w:r>
-        <w:t xml:space="preserve">Combes, P.-P., &amp; Overman, H. G. (2004). The spatial distribution of economic activities in the</w:t>
-      </w:r>
-      <w:r>
-        <w:t xml:space="preserve"> </w:t>
-      </w:r>
-      <w:r>
-        <w:t xml:space="preserve">E</w:t>
-      </w:r>
-      <w:r>
-        <w:t xml:space="preserve">uropean</w:t>
-      </w:r>
-      <w:r>
-        <w:t xml:space="preserve"> </w:t>
-      </w:r>
-      <w:r>
-        <w:t xml:space="preserve">U</w:t>
-      </w:r>
-      <w:r>
-        <w:t xml:space="preserve">nion. In J. V. Henderson &amp; J.-F. Thisse (Eds),</w:t>
-      </w:r>
-      <w:r>
-        <w:t xml:space="preserve"> </w:t>
-      </w:r>
-      <w:r>
-        <w:rPr>
-          <w:i/>
-          <w:iCs/>
-        </w:rPr>
-        <w:t xml:space="preserve">Handbook of urban and regional economics</w:t>
-      </w:r>
-      <w:r>
-        <w:t xml:space="preserve"> </w:t>
-      </w:r>
-      <w:r>
-        <w:t xml:space="preserve">(Vol. 4, pp. 2845–2909). Elsevier. North Holland.</w:t>
-      </w:r>
-    </w:p>
-    <w:bookmarkEnd w:id="87"/>
-    <w:bookmarkStart w:id="88" w:name="ref-Cressie1993"/>
-    <w:p>
-      <w:pPr>
-        <w:pStyle w:val="Bibliographie"/>
-      </w:pPr>
-      <w:r>
-        <w:t xml:space="preserve">Cressie, N. A. (1993).</w:t>
-      </w:r>
-      <w:r>
-        <w:t xml:space="preserve"> </w:t>
-      </w:r>
-      <w:r>
-        <w:rPr>
-          <w:i/>
-          <w:iCs/>
-        </w:rPr>
-        <w:t xml:space="preserve">Statistics for spatial data</w:t>
-      </w:r>
-      <w:r>
-        <w:t xml:space="preserve">. John Wiley &amp; Sons.</w:t>
-      </w:r>
-    </w:p>
-    <w:bookmarkEnd w:id="88"/>
-    <w:bookmarkStart w:id="89" w:name="ref-Daspremont2025"/>
-    <w:p>
-      <w:pPr>
-        <w:pStyle w:val="Bibliographie"/>
-      </w:pPr>
-      <w:r>
-        <w:t xml:space="preserve">d’Aspremont, A., Ben Arous, S., Bricongne, J.-C., Lietti, B., &amp; Meunier, B.</w:t>
-      </w:r>
-      <w:r>
-        <w:t xml:space="preserve"> (2025). Satellites turn "concrete": Tracking cement with satellite data and neural networks.</w:t>
-      </w:r>
-      <w:r>
-        <w:t xml:space="preserve"> </w:t>
-      </w:r>
-      <w:r>
-        <w:rPr>
-          <w:i/>
-          <w:iCs/>
-        </w:rPr>
-        <w:t xml:space="preserve">Journal of Econometrics</w:t>
-      </w:r>
-      <w:r>
-        <w:t xml:space="preserve">,</w:t>
-      </w:r>
-      <w:r>
-        <w:t xml:space="preserve"> </w:t>
-      </w:r>
-      <w:r>
-        <w:rPr>
-          <w:i/>
-          <w:iCs/>
-        </w:rPr>
-        <w:t xml:space="preserve">249</w:t>
-      </w:r>
-      <w:r>
-        <w:t xml:space="preserve">, 105923.</w:t>
-      </w:r>
-    </w:p>
-    <w:bookmarkEnd w:id="89"/>
-    <w:bookmarkStart w:id="90" w:name="ref-Deurloo2008"/>
-    <w:p>
-      <w:pPr>
-        <w:pStyle w:val="Bibliographie"/>
-      </w:pPr>
-      <w:r>
-        <w:t xml:space="preserve">Deurloo, M. C., &amp; De Vos, S. (2008). Measuring segregation at the micro level: An application of the</w:t>
-      </w:r>
-      <w:r>
-        <w:t xml:space="preserve"> </w:t>
-      </w:r>
-      <w:r>
-        <w:t xml:space="preserve">M</w:t>
-      </w:r>
-      <w:r>
-        <w:t xml:space="preserve"> </w:t>
-      </w:r>
-      <w:r>
-        <w:t xml:space="preserve">measure to multi-ethnic residential neighbourhoods in</w:t>
-      </w:r>
-      <w:r>
-        <w:t xml:space="preserve"> </w:t>
-      </w:r>
-      <w:r>
-        <w:t xml:space="preserve">Amsterdam</w:t>
-      </w:r>
-      <w:r>
-        <w:t xml:space="preserve">.</w:t>
-      </w:r>
-      <w:r>
-        <w:t xml:space="preserve"> </w:t>
-      </w:r>
-      <w:r>
-        <w:rPr>
-          <w:i/>
-          <w:iCs/>
-        </w:rPr>
-        <w:t xml:space="preserve">Tijdschrift Voor Economische En Sociale Geografie</w:t>
-      </w:r>
-      <w:r>
-        <w:t xml:space="preserve">,</w:t>
-      </w:r>
-      <w:r>
-        <w:t xml:space="preserve"> </w:t>
-      </w:r>
-      <w:r>
-        <w:rPr>
-          <w:i/>
-          <w:iCs/>
-        </w:rPr>
-        <w:t xml:space="preserve">99</w:t>
-      </w:r>
-      <w:r>
-        <w:t xml:space="preserve">(3), 329–347.</w:t>
-      </w:r>
-    </w:p>
-    <w:bookmarkEnd w:id="90"/>
-    <w:bookmarkStart w:id="91" w:name="ref-Diodato2018"/>
-    <w:p>
-      <w:pPr>
-        <w:pStyle w:val="Bibliographie"/>
-      </w:pPr>
-      <w:r>
-        <w:t xml:space="preserve">Diodato, D., Neffke, F., &amp; O’Clery, N. (2018). Why do industries coagglomerate? How marshallian externalities differ by industry and have evolved over time.</w:t>
-      </w:r>
-      <w:r>
-        <w:t xml:space="preserve"> </w:t>
-      </w:r>
-      <w:r>
-        <w:rPr>
-          <w:i/>
-          <w:iCs/>
-        </w:rPr>
-        <w:t xml:space="preserve">Journal of Urban Economics</w:t>
-      </w:r>
-      <w:r>
-        <w:t xml:space="preserve">,</w:t>
-      </w:r>
-      <w:r>
-        <w:t xml:space="preserve"> </w:t>
-      </w:r>
-      <w:r>
-        <w:rPr>
-          <w:i/>
-          <w:iCs/>
-        </w:rPr>
-        <w:t xml:space="preserve">106</w:t>
-      </w:r>
-      <w:r>
-        <w:t xml:space="preserve">, 1–26.</w:t>
-      </w:r>
-    </w:p>
-    <w:bookmarkEnd w:id="91"/>
-    <w:bookmarkStart w:id="93" w:name="ref-Dray2021"/>
-    <w:p>
-      <w:pPr>
-        <w:pStyle w:val="Bibliographie"/>
-      </w:pPr>
-      <w:r>
-        <w:t xml:space="preserve">Dray, N., Mancini, L., Binshtok, U., Cheysson, F., Supatto, W., Mahou, P., Bedu, S., Ortica, S., Than-Trong, E., Krecsmarik, M., Herbert, S., Masson, J.-B., Tinevez, J.-Y., Lang, G., Beaurepaire, E., Sprinzak, D., &amp; Bally-Cuif, L. (2021). Dynamic spatiotemporal coordination of neural stem cell fate decisions occurs through local feedback in the adult vertebrate brain.</w:t>
-      </w:r>
-      <w:r>
-        <w:t xml:space="preserve"> </w:t>
-      </w:r>
-      <w:r>
-        <w:rPr>
-          <w:i/>
-          <w:iCs/>
-        </w:rPr>
-        <w:t xml:space="preserve">Cell Stem Cell</w:t>
-      </w:r>
-      <w:r>
-        <w:t xml:space="preserve">,</w:t>
-      </w:r>
-      <w:r>
-        <w:t xml:space="preserve"> </w:t>
-      </w:r>
-      <w:r>
-        <w:rPr>
-          <w:i/>
-          <w:iCs/>
-        </w:rPr>
         <w:t xml:space="preserve">28</w:t>
       </w:r>
       <w:r>
@@ -7265,7 +7402,7 @@
       <w:r>
         <w:t xml:space="preserve"> </w:t>
       </w:r>
-      <w:hyperlink r:id="rId92">
+      <w:hyperlink r:id="rId90">
         <w:r>
           <w:rPr>
             <w:rStyle w:val="Lienhypertexte"/>
@@ -7274,24 +7411,153 @@
         </w:r>
       </w:hyperlink>
     </w:p>
+    <w:bookmarkEnd w:id="91"/>
+    <w:bookmarkStart w:id="92" w:name="ref-Duranton2005"/>
+    <w:p>
+      <w:pPr>
+        <w:pStyle w:val="Bibliographie"/>
+      </w:pPr>
+      <w:r>
+        <w:t xml:space="preserve">Duranton, G., &amp; Overman, H. G. (2005).</w:t>
+      </w:r>
+      <w:r>
+        <w:t xml:space="preserve"> </w:t>
+      </w:r>
+      <w:r>
+        <w:t xml:space="preserve">Testing for Localisation Using Micro-Geographic Data</w:t>
+      </w:r>
+      <w:r>
+        <w:t xml:space="preserve">.</w:t>
+      </w:r>
+      <w:r>
+        <w:t xml:space="preserve"> </w:t>
+      </w:r>
+      <w:r>
+        <w:rPr>
+          <w:i/>
+          <w:iCs/>
+        </w:rPr>
+        <w:t xml:space="preserve">Review of Economic Studies</w:t>
+      </w:r>
+      <w:r>
+        <w:t xml:space="preserve">,</w:t>
+      </w:r>
+      <w:r>
+        <w:t xml:space="preserve"> </w:t>
+      </w:r>
+      <w:r>
+        <w:rPr>
+          <w:i/>
+          <w:iCs/>
+        </w:rPr>
+        <w:t xml:space="preserve">72</w:t>
+      </w:r>
+      <w:r>
+        <w:t xml:space="preserve">(4), 1077–1106.</w:t>
+      </w:r>
+    </w:p>
+    <w:bookmarkEnd w:id="92"/>
+    <w:bookmarkStart w:id="93" w:name="ref-Duranton2004"/>
+    <w:p>
+      <w:pPr>
+        <w:pStyle w:val="Bibliographie"/>
+      </w:pPr>
+      <w:r>
+        <w:t xml:space="preserve">Duranton, G., &amp; Puga, D. (2004).</w:t>
+      </w:r>
+      <w:r>
+        <w:t xml:space="preserve"> </w:t>
+      </w:r>
+      <w:r>
+        <w:t xml:space="preserve">Micro-Foundations of Urban Agglomeration Economies</w:t>
+      </w:r>
+      <w:r>
+        <w:t xml:space="preserve">. In J. V. Henderson &amp; J.-F. Thisse (Eds),</w:t>
+      </w:r>
+      <w:r>
+        <w:t xml:space="preserve"> </w:t>
+      </w:r>
+      <w:r>
+        <w:rPr>
+          <w:i/>
+          <w:iCs/>
+        </w:rPr>
+        <w:t xml:space="preserve">Cities and geography</w:t>
+      </w:r>
+      <w:r>
+        <w:t xml:space="preserve"> </w:t>
+      </w:r>
+      <w:r>
+        <w:t xml:space="preserve">(Vol. 4, pp. 2063–2117). Elsevier.</w:t>
+      </w:r>
+    </w:p>
     <w:bookmarkEnd w:id="93"/>
-    <w:bookmarkStart w:id="94" w:name="ref-Duranton2005"/>
+    <w:bookmarkStart w:id="94" w:name="ref-Arbia2017"/>
     <w:p>
       <w:pPr>
         <w:pStyle w:val="Bibliographie"/>
       </w:pPr>
       <w:r>
-        <w:t xml:space="preserve">Duranton, G., &amp; Overman, H. G. (2005). Testing for localisation using micro-geographic data.</w:t>
-      </w:r>
-      <w:r>
-        <w:t xml:space="preserve"> </w:t>
-      </w:r>
-      <w:r>
-        <w:rPr>
-          <w:i/>
-          <w:iCs/>
-        </w:rPr>
-        <w:t xml:space="preserve">Review of Economic Studies</w:t>
+        <w:rPr>
+          <w:i/>
+          <w:iCs/>
+        </w:rPr>
+        <w:t xml:space="preserve">Effects of missing data and locational errors on spatial concentration measures based on ripley’s</w:t>
+      </w:r>
+      <w:r>
+        <w:rPr>
+          <w:i/>
+          <w:iCs/>
+        </w:rPr>
+        <w:t xml:space="preserve"> </w:t>
+      </w:r>
+      <w:r>
+        <w:rPr>
+          <w:i/>
+          <w:i/>
+          <w:iCs/>
+          <w:iCs/>
+        </w:rPr>
+        <w:t xml:space="preserve">K</w:t>
+      </w:r>
+      <w:r>
+        <w:rPr>
+          <w:i/>
+          <w:iCs/>
+        </w:rPr>
+        <w:t xml:space="preserve">-function</w:t>
+      </w:r>
+      <w:r>
+        <w:t xml:space="preserve">. (n.d.).</w:t>
+      </w:r>
+    </w:p>
+    <w:bookmarkEnd w:id="94"/>
+    <w:bookmarkStart w:id="95" w:name="ref-Ellison1997"/>
+    <w:p>
+      <w:pPr>
+        <w:pStyle w:val="Bibliographie"/>
+      </w:pPr>
+      <w:r>
+        <w:t xml:space="preserve">Ellison, G., &amp; Glaeser, E. L. (1997).</w:t>
+      </w:r>
+      <w:r>
+        <w:t xml:space="preserve"> </w:t>
+      </w:r>
+      <w:r>
+        <w:t xml:space="preserve">Geographic Concentration in U.S. Manufacturing Industries: A Dartboard Approach</w:t>
+      </w:r>
+      <w:r>
+        <w:t xml:space="preserve">.</w:t>
+      </w:r>
+      <w:r>
+        <w:t xml:space="preserve"> </w:t>
+      </w:r>
+      <w:r>
+        <w:rPr>
+          <w:i/>
+          <w:iCs/>
+        </w:rPr>
+        <w:t xml:space="preserve">Journal of Political Economy</w:t>
       </w:r>
       <w:r>
         <w:t xml:space="preserve">,</w:t>
@@ -7304,52 +7570,68 @@
           <w:i/>
           <w:iCs/>
         </w:rPr>
-        <w:t xml:space="preserve">72</w:t>
-      </w:r>
-      <w:r>
-        <w:t xml:space="preserve">(4), 1077–1106.</w:t>
-      </w:r>
-    </w:p>
-    <w:bookmarkEnd w:id="94"/>
-    <w:bookmarkStart w:id="95" w:name="ref-Duranton2004"/>
+        <w:t xml:space="preserve">105</w:t>
+      </w:r>
+      <w:r>
+        <w:t xml:space="preserve">(5), 889–927.</w:t>
+      </w:r>
+    </w:p>
+    <w:bookmarkEnd w:id="95"/>
+    <w:bookmarkStart w:id="96" w:name="ref-Ellison1999"/>
     <w:p>
       <w:pPr>
         <w:pStyle w:val="Bibliographie"/>
       </w:pPr>
       <w:r>
-        <w:t xml:space="preserve">Duranton, G., &amp; Puga, D. (2004). Micro-foundations of urban agglomeration economies. In J. V. Henderson &amp; J.-F. Thisse (Eds),</w:t>
-      </w:r>
-      <w:r>
-        <w:t xml:space="preserve"> </w:t>
-      </w:r>
-      <w:r>
-        <w:rPr>
-          <w:i/>
-          <w:iCs/>
-        </w:rPr>
-        <w:t xml:space="preserve">Cities and geography</w:t>
-      </w:r>
-      <w:r>
-        <w:t xml:space="preserve"> </w:t>
-      </w:r>
-      <w:r>
-        <w:t xml:space="preserve">(Vol. 4, pp. 2063–2117). Elsevier.</w:t>
-      </w:r>
-    </w:p>
-    <w:bookmarkEnd w:id="95"/>
-    <w:bookmarkStart w:id="96" w:name="ref-Ellison1997"/>
+        <w:t xml:space="preserve">Ellison, G., &amp; Glaeser, E. L. (1999).</w:t>
+      </w:r>
+      <w:r>
+        <w:t xml:space="preserve"> </w:t>
+      </w:r>
+      <w:r>
+        <w:t xml:space="preserve">The Geographic Concentration of Industry: Does Natural Advantage Explain Agglomeration?</w:t>
+      </w:r>
+      <w:r>
+        <w:t xml:space="preserve"> </w:t>
+      </w:r>
+      <w:r>
+        <w:rPr>
+          <w:i/>
+          <w:iCs/>
+        </w:rPr>
+        <w:t xml:space="preserve">American Economic Review</w:t>
+      </w:r>
+      <w:r>
+        <w:t xml:space="preserve">,</w:t>
+      </w:r>
+      <w:r>
+        <w:t xml:space="preserve"> </w:t>
+      </w:r>
+      <w:r>
+        <w:rPr>
+          <w:i/>
+          <w:iCs/>
+        </w:rPr>
+        <w:t xml:space="preserve">89</w:t>
+      </w:r>
+      <w:r>
+        <w:t xml:space="preserve">(2), 311–316.</w:t>
+      </w:r>
+    </w:p>
+    <w:bookmarkEnd w:id="96"/>
+    <w:bookmarkStart w:id="97" w:name="ref-Ellison2010"/>
     <w:p>
       <w:pPr>
         <w:pStyle w:val="Bibliographie"/>
       </w:pPr>
       <w:r>
-        <w:t xml:space="preserve">Ellison, G., &amp; Glaeser, E. L. (1997).</w:t>
-      </w:r>
-      <w:r>
-        <w:t xml:space="preserve"> </w:t>
-      </w:r>
-      <w:r>
-        <w:t xml:space="preserve">Geographic Concentration in U.S. Manufacturing Industries: A Dartboard Approach</w:t>
+        <w:t xml:space="preserve">Ellison, G., Glaeser, E. L., &amp; Kerr, W. R. (2010).</w:t>
+      </w:r>
+      <w:r>
+        <w:t xml:space="preserve"> </w:t>
+      </w:r>
+      <w:r>
+        <w:t xml:space="preserve">What Causes Industry Agglomeration? Evidence from Coagglomeration Patterns</w:t>
       </w:r>
       <w:r>
         <w:t xml:space="preserve">.</w:t>
@@ -7362,7 +7644,7 @@
           <w:i/>
           <w:iCs/>
         </w:rPr>
-        <w:t xml:space="preserve">Journal of Political Economy</w:t>
+        <w:t xml:space="preserve">The American Economic Review</w:t>
       </w:r>
       <w:r>
         <w:t xml:space="preserve">,</w:t>
@@ -7375,30 +7657,53 @@
           <w:i/>
           <w:iCs/>
         </w:rPr>
-        <w:t xml:space="preserve">105</w:t>
-      </w:r>
-      <w:r>
-        <w:t xml:space="preserve">(5), 889–927.</w:t>
-      </w:r>
-    </w:p>
-    <w:bookmarkEnd w:id="96"/>
-    <w:bookmarkStart w:id="97" w:name="ref-Ellison1999"/>
+        <w:t xml:space="preserve">100</w:t>
+      </w:r>
+      <w:r>
+        <w:t xml:space="preserve">(3), 1195–1213.</w:t>
+      </w:r>
+    </w:p>
+    <w:bookmarkEnd w:id="97"/>
+    <w:bookmarkStart w:id="98" w:name="ref-Fernandez-Gonzalez2005"/>
     <w:p>
       <w:pPr>
         <w:pStyle w:val="Bibliographie"/>
       </w:pPr>
       <w:r>
-        <w:t xml:space="preserve">Ellison, G., &amp; Glaeser, E. L. (1999). The geographic concentration of industry: Does natural advantage explain agglomeration?</w:t>
-      </w:r>
-      <w:r>
-        <w:t xml:space="preserve"> </w:t>
-      </w:r>
-      <w:r>
-        <w:rPr>
-          <w:i/>
-          <w:iCs/>
-        </w:rPr>
-        <w:t xml:space="preserve">American Economic Review</w:t>
+        <w:t xml:space="preserve">Fernandez-Gonzalez, R., Barcellos-Hoff, M. H., &amp; Ortiz-de-Solorzano, C. (2005).</w:t>
+      </w:r>
+      <w:r>
+        <w:t xml:space="preserve"> </w:t>
+      </w:r>
+      <w:r>
+        <w:t xml:space="preserve">A Tool for the Quantitative Spatial Analysis of Complex Cellular Systems</w:t>
+      </w:r>
+      <w:r>
+        <w:t xml:space="preserve">.</w:t>
+      </w:r>
+      <w:r>
+        <w:t xml:space="preserve"> </w:t>
+      </w:r>
+      <w:r>
+        <w:rPr>
+          <w:i/>
+          <w:iCs/>
+        </w:rPr>
+        <w:t xml:space="preserve">IEEE</w:t>
+      </w:r>
+      <w:r>
+        <w:rPr>
+          <w:i/>
+          <w:iCs/>
+        </w:rPr>
+        <w:t xml:space="preserve"> </w:t>
+      </w:r>
+      <w:r>
+        <w:rPr>
+          <w:i/>
+          <w:iCs/>
+        </w:rPr>
+        <w:t xml:space="preserve">Transactions on Image Processing</w:t>
       </w:r>
       <w:r>
         <w:t xml:space="preserve">,</w:t>
@@ -7411,30 +7716,30 @@
           <w:i/>
           <w:iCs/>
         </w:rPr>
-        <w:t xml:space="preserve">89</w:t>
-      </w:r>
-      <w:r>
-        <w:t xml:space="preserve">(2), 311–316.</w:t>
-      </w:r>
-    </w:p>
-    <w:bookmarkEnd w:id="97"/>
-    <w:bookmarkStart w:id="98" w:name="ref-Ellison2010"/>
+        <w:t xml:space="preserve">14</w:t>
+      </w:r>
+      <w:r>
+        <w:t xml:space="preserve">(9), 1300–1313.</w:t>
+      </w:r>
+    </w:p>
+    <w:bookmarkEnd w:id="98"/>
+    <w:bookmarkStart w:id="99" w:name="ref-Feser2000"/>
     <w:p>
       <w:pPr>
         <w:pStyle w:val="Bibliographie"/>
       </w:pPr>
       <w:r>
-        <w:t xml:space="preserve">Ellison, G., Glaeser, E. L., &amp; Kerr, W. R. (2010). What causes industry agglomeration? Evidence from coagglomeration patterns.</w:t>
-      </w:r>
-      <w:r>
-        <w:t xml:space="preserve"> </w:t>
-      </w:r>
-      <w:r>
-        <w:rPr>
-          <w:i/>
-          <w:iCs/>
-        </w:rPr>
-        <w:t xml:space="preserve">The American Economic Review</w:t>
+        <w:t xml:space="preserve">Feser, E. J., &amp; Sweeney, S. H. (2000). A test for the coincident economic and spatial clustering of business enterprises.</w:t>
+      </w:r>
+      <w:r>
+        <w:t xml:space="preserve"> </w:t>
+      </w:r>
+      <w:r>
+        <w:rPr>
+          <w:i/>
+          <w:iCs/>
+        </w:rPr>
+        <w:t xml:space="preserve">Journal of Geographical Systems</w:t>
       </w:r>
       <w:r>
         <w:t xml:space="preserve">,</w:t>
@@ -7447,44 +7752,256 @@
           <w:i/>
           <w:iCs/>
         </w:rPr>
-        <w:t xml:space="preserve">100</w:t>
-      </w:r>
-      <w:r>
-        <w:t xml:space="preserve">(3), 1195–1213.</w:t>
-      </w:r>
-    </w:p>
-    <w:bookmarkEnd w:id="98"/>
-    <w:bookmarkStart w:id="99" w:name="ref-Fernandez-Gonzalez2005"/>
+        <w:t xml:space="preserve">2</w:t>
+      </w:r>
+      <w:r>
+        <w:t xml:space="preserve">(4), 349–376.</w:t>
+      </w:r>
+    </w:p>
+    <w:bookmarkEnd w:id="99"/>
+    <w:bookmarkStart w:id="100" w:name="ref-Feser2002"/>
     <w:p>
       <w:pPr>
         <w:pStyle w:val="Bibliographie"/>
       </w:pPr>
       <w:r>
-        <w:t xml:space="preserve">Fernandez-Gonzalez, R., Barcellos-Hoff, M. H., &amp; Ortiz-de-Solorzano, C. (2005). A tool for the quantitative spatial analysis of complex cellular systems.</w:t>
-      </w:r>
-      <w:r>
-        <w:t xml:space="preserve"> </w:t>
-      </w:r>
-      <w:r>
-        <w:rPr>
-          <w:i/>
-          <w:iCs/>
-        </w:rPr>
-        <w:t xml:space="preserve">IEEE</w:t>
-      </w:r>
-      <w:r>
-        <w:rPr>
-          <w:i/>
-          <w:iCs/>
-        </w:rPr>
-        <w:t xml:space="preserve"> </w:t>
-      </w:r>
-      <w:r>
-        <w:rPr>
-          <w:i/>
-          <w:iCs/>
-        </w:rPr>
-        <w:t xml:space="preserve">Transactions on Image Processing</w:t>
+        <w:t xml:space="preserve">Feser, E. J., &amp; Sweeney, S. H. (2002). Theory, methods and a cross-metropolitan comparison of business clustering. In M. Philip (Ed.),</w:t>
+      </w:r>
+      <w:r>
+        <w:t xml:space="preserve"> </w:t>
+      </w:r>
+      <w:r>
+        <w:rPr>
+          <w:i/>
+          <w:iCs/>
+        </w:rPr>
+        <w:t xml:space="preserve">Industrial location economics</w:t>
+      </w:r>
+      <w:r>
+        <w:t xml:space="preserve"> </w:t>
+      </w:r>
+      <w:r>
+        <w:t xml:space="preserve">(pp. 222–257). Edward Elgar Publishing.</w:t>
+      </w:r>
+    </w:p>
+    <w:bookmarkEnd w:id="100"/>
+    <w:bookmarkStart w:id="101" w:name="ref-Floch2018"/>
+    <w:p>
+      <w:pPr>
+        <w:pStyle w:val="Bibliographie"/>
+      </w:pPr>
+      <w:r>
+        <w:t xml:space="preserve">Floch, J.-M., Marcon, E., &amp; Puech, F. (2018). Spatial distribution of points. In V. Loonis &amp; M.-P. de Bellefon (Eds),</w:t>
+      </w:r>
+      <w:r>
+        <w:t xml:space="preserve"> </w:t>
+      </w:r>
+      <w:r>
+        <w:rPr>
+          <w:i/>
+          <w:iCs/>
+        </w:rPr>
+        <w:t xml:space="preserve">Handbook of spatial analysis, theory and application with</w:t>
+      </w:r>
+      <w:r>
+        <w:rPr>
+          <w:i/>
+          <w:iCs/>
+        </w:rPr>
+        <w:t xml:space="preserve"> </w:t>
+      </w:r>
+      <w:r>
+        <w:rPr>
+          <w:i/>
+          <w:iCs/>
+        </w:rPr>
+        <w:t xml:space="preserve">R</w:t>
+      </w:r>
+      <w:r>
+        <w:t xml:space="preserve"> </w:t>
+      </w:r>
+      <w:r>
+        <w:t xml:space="preserve">(pp. 71–111). Insee-Eurostat.</w:t>
+      </w:r>
+    </w:p>
+    <w:bookmarkEnd w:id="101"/>
+    <w:bookmarkStart w:id="102" w:name="ref-Florence1972"/>
+    <w:p>
+      <w:pPr>
+        <w:pStyle w:val="Bibliographie"/>
+      </w:pPr>
+      <w:r>
+        <w:t xml:space="preserve">Florence, P. S. (1972).</w:t>
+      </w:r>
+      <w:r>
+        <w:t xml:space="preserve"> </w:t>
+      </w:r>
+      <w:r>
+        <w:rPr>
+          <w:i/>
+          <w:iCs/>
+        </w:rPr>
+        <w:t xml:space="preserve">The Logic of British and American Industry: A Realistic Analysis of Economic Structure and Government</w:t>
+      </w:r>
+      <w:r>
+        <w:t xml:space="preserve"> </w:t>
+      </w:r>
+      <w:r>
+        <w:t xml:space="preserve">(3rd edn). Routledge &amp; Kegan Paul.</w:t>
+      </w:r>
+    </w:p>
+    <w:bookmarkEnd w:id="102"/>
+    <w:bookmarkStart w:id="103" w:name="ref-Fujita1999"/>
+    <w:p>
+      <w:pPr>
+        <w:pStyle w:val="Bibliographie"/>
+      </w:pPr>
+      <w:r>
+        <w:t xml:space="preserve">Fujita, M., Krugman, P., &amp; Venables, A. J. (1999).</w:t>
+      </w:r>
+      <w:r>
+        <w:t xml:space="preserve"> </w:t>
+      </w:r>
+      <w:r>
+        <w:rPr>
+          <w:i/>
+          <w:iCs/>
+        </w:rPr>
+        <w:t xml:space="preserve">The Spatial Economy: Cities, Regions, and International Trade</w:t>
+      </w:r>
+      <w:r>
+        <w:t xml:space="preserve">. The MIT Press.</w:t>
+      </w:r>
+    </w:p>
+    <w:bookmarkEnd w:id="103"/>
+    <w:bookmarkStart w:id="104" w:name="ref-Fujita2013"/>
+    <w:p>
+      <w:pPr>
+        <w:pStyle w:val="Bibliographie"/>
+      </w:pPr>
+      <w:r>
+        <w:t xml:space="preserve">Fujita, M., &amp; Thisse, J.-F. (2013).</w:t>
+      </w:r>
+      <w:r>
+        <w:t xml:space="preserve"> </w:t>
+      </w:r>
+      <w:r>
+        <w:rPr>
+          <w:i/>
+          <w:iCs/>
+        </w:rPr>
+        <w:t xml:space="preserve">Economics of Agglomeration: Cities, Industrial Location, and Globalization</w:t>
+      </w:r>
+      <w:r>
+        <w:t xml:space="preserve"> </w:t>
+      </w:r>
+      <w:r>
+        <w:t xml:space="preserve">(2nd edn). Cambridge University Press.</w:t>
+      </w:r>
+    </w:p>
+    <w:bookmarkEnd w:id="104"/>
+    <w:bookmarkStart w:id="105" w:name="ref-Gini1912"/>
+    <w:p>
+      <w:pPr>
+        <w:pStyle w:val="Bibliographie"/>
+      </w:pPr>
+      <w:r>
+        <w:t xml:space="preserve">Gini, C. (1912).</w:t>
+      </w:r>
+      <w:r>
+        <w:t xml:space="preserve"> </w:t>
+      </w:r>
+      <w:r>
+        <w:rPr>
+          <w:i/>
+          <w:iCs/>
+        </w:rPr>
+        <w:t xml:space="preserve">Variabilit</w:t>
+      </w:r>
+      <w:r>
+        <w:rPr>
+          <w:i/>
+          <w:iCs/>
+        </w:rPr>
+        <w:t xml:space="preserve">á</w:t>
+      </w:r>
+      <w:r>
+        <w:rPr>
+          <w:i/>
+          <w:iCs/>
+        </w:rPr>
+        <w:t xml:space="preserve"> </w:t>
+      </w:r>
+      <w:r>
+        <w:rPr>
+          <w:i/>
+          <w:iCs/>
+        </w:rPr>
+        <w:t xml:space="preserve">e mutabilit</w:t>
+      </w:r>
+      <w:r>
+        <w:rPr>
+          <w:i/>
+          <w:iCs/>
+        </w:rPr>
+        <w:t xml:space="preserve">á</w:t>
+      </w:r>
+      <w:r>
+        <w:t xml:space="preserve"> </w:t>
+      </w:r>
+      <w:r>
+        <w:t xml:space="preserve">(Vol. 3, p. 158). Universit</w:t>
+      </w:r>
+      <w:r>
+        <w:t xml:space="preserve">á</w:t>
+      </w:r>
+      <w:r>
+        <w:t xml:space="preserve"> </w:t>
+      </w:r>
+      <w:r>
+        <w:t xml:space="preserve">di Cagliari.</w:t>
+      </w:r>
+    </w:p>
+    <w:bookmarkEnd w:id="105"/>
+    <w:bookmarkStart w:id="106" w:name="ref-Giuliani2014"/>
+    <w:p>
+      <w:pPr>
+        <w:pStyle w:val="Bibliographie"/>
+      </w:pPr>
+      <w:r>
+        <w:t xml:space="preserve">Giuliani, D., Arbia, G., &amp; Espa, G. (2014).</w:t>
+      </w:r>
+      <w:r>
+        <w:t xml:space="preserve"> </w:t>
+      </w:r>
+      <w:r>
+        <w:t xml:space="preserve">Weighting Ripley’s</w:t>
+      </w:r>
+      <w:r>
+        <w:t xml:space="preserve"> </w:t>
+      </w:r>
+      <w:r>
+        <w:rPr>
+          <w:i/>
+          <w:iCs/>
+        </w:rPr>
+        <w:t xml:space="preserve">K</w:t>
+      </w:r>
+      <w:r>
+        <w:t xml:space="preserve">-Function to Account for the Firm Dimension in the Analysis of Spatial Concentration</w:t>
+      </w:r>
+      <w:r>
+        <w:t xml:space="preserve">.</w:t>
+      </w:r>
+      <w:r>
+        <w:t xml:space="preserve"> </w:t>
+      </w:r>
+      <w:r>
+        <w:rPr>
+          <w:i/>
+          <w:iCs/>
+        </w:rPr>
+        <w:t xml:space="preserve">International Regional Science Review</w:t>
       </w:r>
       <w:r>
         <w:t xml:space="preserve">,</w:t>
@@ -7497,30 +8014,83 @@
           <w:i/>
           <w:iCs/>
         </w:rPr>
-        <w:t xml:space="preserve">14</w:t>
-      </w:r>
-      <w:r>
-        <w:t xml:space="preserve">(9), 1300–1313.</w:t>
-      </w:r>
-    </w:p>
-    <w:bookmarkEnd w:id="99"/>
-    <w:bookmarkStart w:id="100" w:name="ref-Feser2000"/>
+        <w:t xml:space="preserve">37</w:t>
+      </w:r>
+      <w:r>
+        <w:t xml:space="preserve">(3), 251–272.</w:t>
+      </w:r>
+    </w:p>
+    <w:bookmarkEnd w:id="106"/>
+    <w:bookmarkStart w:id="107" w:name="ref-Glaeser2010"/>
     <w:p>
       <w:pPr>
         <w:pStyle w:val="Bibliographie"/>
       </w:pPr>
       <w:r>
-        <w:t xml:space="preserve">Feser, E. J., &amp; Sweeney, S. H. (2000). A test for the coincident economic and spatial clustering of business enterprises.</w:t>
-      </w:r>
-      <w:r>
-        <w:t xml:space="preserve"> </w:t>
-      </w:r>
-      <w:r>
-        <w:rPr>
-          <w:i/>
-          <w:iCs/>
-        </w:rPr>
-        <w:t xml:space="preserve">Journal of Geographical Systems</w:t>
+        <w:t xml:space="preserve">Glaeser, E. L. (2010).</w:t>
+      </w:r>
+      <w:r>
+        <w:t xml:space="preserve"> </w:t>
+      </w:r>
+      <w:r>
+        <w:rPr>
+          <w:i/>
+          <w:iCs/>
+        </w:rPr>
+        <w:t xml:space="preserve">Agglomeration</w:t>
+      </w:r>
+      <w:r>
+        <w:rPr>
+          <w:i/>
+          <w:iCs/>
+        </w:rPr>
+        <w:t xml:space="preserve"> </w:t>
+      </w:r>
+      <w:r>
+        <w:rPr>
+          <w:i/>
+          <w:iCs/>
+        </w:rPr>
+        <w:t xml:space="preserve">E</w:t>
+      </w:r>
+      <w:r>
+        <w:rPr>
+          <w:i/>
+          <w:iCs/>
+        </w:rPr>
+        <w:t xml:space="preserve">conomics</w:t>
+      </w:r>
+      <w:r>
+        <w:t xml:space="preserve">. National Bureau of Economic Research, University of Chicago Press.</w:t>
+      </w:r>
+    </w:p>
+    <w:bookmarkEnd w:id="107"/>
+    <w:bookmarkStart w:id="109" w:name="ref-Jensen2011"/>
+    <w:p>
+      <w:pPr>
+        <w:pStyle w:val="Bibliographie"/>
+      </w:pPr>
+      <w:r>
+        <w:t xml:space="preserve">Jensen, P., &amp; Michel, J. (2011).</w:t>
+      </w:r>
+      <w:r>
+        <w:t xml:space="preserve"> </w:t>
+      </w:r>
+      <w:r>
+        <w:t xml:space="preserve">Measuring Spatial Dispersion: Exact Results on the Variance of Random Spatial Distributions</w:t>
+      </w:r>
+      <w:r>
+        <w:t xml:space="preserve">.</w:t>
+      </w:r>
+      <w:r>
+        <w:t xml:space="preserve"> </w:t>
+      </w:r>
+      <w:r>
+        <w:rPr>
+          <w:i/>
+          <w:iCs/>
+        </w:rPr>
+        <w:t xml:space="preserve">The Annals of Regional Science</w:t>
       </w:r>
       <w:r>
         <w:t xml:space="preserve">,</w:t>
@@ -7533,314 +8103,6 @@
           <w:i/>
           <w:iCs/>
         </w:rPr>
-        <w:t xml:space="preserve">2</w:t>
-      </w:r>
-      <w:r>
-        <w:t xml:space="preserve">(4), 349–376.</w:t>
-      </w:r>
-    </w:p>
-    <w:bookmarkEnd w:id="100"/>
-    <w:bookmarkStart w:id="101" w:name="ref-Feser2002"/>
-    <w:p>
-      <w:pPr>
-        <w:pStyle w:val="Bibliographie"/>
-      </w:pPr>
-      <w:r>
-        <w:t xml:space="preserve">Feser, E. J., &amp; Sweeney, S. H. (2002). Theory, methods and a cross-metropolitan comparison of business clustering. In M. Philip (Ed.),</w:t>
-      </w:r>
-      <w:r>
-        <w:t xml:space="preserve"> </w:t>
-      </w:r>
-      <w:r>
-        <w:rPr>
-          <w:i/>
-          <w:iCs/>
-        </w:rPr>
-        <w:t xml:space="preserve">Industrial location economics</w:t>
-      </w:r>
-      <w:r>
-        <w:t xml:space="preserve"> </w:t>
-      </w:r>
-      <w:r>
-        <w:t xml:space="preserve">(pp. 222–257). Edward Elgar Publishing.</w:t>
-      </w:r>
-    </w:p>
-    <w:bookmarkEnd w:id="101"/>
-    <w:bookmarkStart w:id="102" w:name="ref-Floch2018"/>
-    <w:p>
-      <w:pPr>
-        <w:pStyle w:val="Bibliographie"/>
-      </w:pPr>
-      <w:r>
-        <w:t xml:space="preserve">Floch, J.-M., Marcon, E., &amp; Puech, F. (2018). Spatial distribution of points. In V. Loonis &amp; M.-P. de Bellefon (Eds),</w:t>
-      </w:r>
-      <w:r>
-        <w:t xml:space="preserve"> </w:t>
-      </w:r>
-      <w:r>
-        <w:rPr>
-          <w:i/>
-          <w:iCs/>
-        </w:rPr>
-        <w:t xml:space="preserve">Handbook of spatial analysis, theory and application with</w:t>
-      </w:r>
-      <w:r>
-        <w:rPr>
-          <w:i/>
-          <w:iCs/>
-        </w:rPr>
-        <w:t xml:space="preserve"> </w:t>
-      </w:r>
-      <w:r>
-        <w:rPr>
-          <w:i/>
-          <w:iCs/>
-        </w:rPr>
-        <w:t xml:space="preserve">R</w:t>
-      </w:r>
-      <w:r>
-        <w:t xml:space="preserve"> </w:t>
-      </w:r>
-      <w:r>
-        <w:t xml:space="preserve">(pp. 71–111). Insee-Eurostat.</w:t>
-      </w:r>
-    </w:p>
-    <w:bookmarkEnd w:id="102"/>
-    <w:bookmarkStart w:id="103" w:name="ref-Florence1972"/>
-    <w:p>
-      <w:pPr>
-        <w:pStyle w:val="Bibliographie"/>
-      </w:pPr>
-      <w:r>
-        <w:t xml:space="preserve">Florence, P. S. (1972).</w:t>
-      </w:r>
-      <w:r>
-        <w:t xml:space="preserve"> </w:t>
-      </w:r>
-      <w:r>
-        <w:rPr>
-          <w:i/>
-          <w:iCs/>
-        </w:rPr>
-        <w:t xml:space="preserve">The logic of british and american industry: A realistic analysis of economic structure and government</w:t>
-      </w:r>
-      <w:r>
-        <w:t xml:space="preserve"> </w:t>
-      </w:r>
-      <w:r>
-        <w:t xml:space="preserve">(3rd edn). Routledge &amp; Kegan Paul.</w:t>
-      </w:r>
-    </w:p>
-    <w:bookmarkEnd w:id="103"/>
-    <w:bookmarkStart w:id="104" w:name="ref-Fujita1999"/>
-    <w:p>
-      <w:pPr>
-        <w:pStyle w:val="Bibliographie"/>
-      </w:pPr>
-      <w:r>
-        <w:t xml:space="preserve">Fujita, M., Krugman, P., &amp; Venables, A. J. (1999).</w:t>
-      </w:r>
-      <w:r>
-        <w:t xml:space="preserve"> </w:t>
-      </w:r>
-      <w:r>
-        <w:rPr>
-          <w:i/>
-          <w:iCs/>
-        </w:rPr>
-        <w:t xml:space="preserve">The spatial economy: Cities, regions, and international trade</w:t>
-      </w:r>
-      <w:r>
-        <w:t xml:space="preserve">. The MIT Press.</w:t>
-      </w:r>
-    </w:p>
-    <w:bookmarkEnd w:id="104"/>
-    <w:bookmarkStart w:id="105" w:name="ref-Fujita2013"/>
-    <w:p>
-      <w:pPr>
-        <w:pStyle w:val="Bibliographie"/>
-      </w:pPr>
-      <w:r>
-        <w:t xml:space="preserve">Fujita, M., &amp; Thisse, J.-F. (2013).</w:t>
-      </w:r>
-      <w:r>
-        <w:t xml:space="preserve"> </w:t>
-      </w:r>
-      <w:r>
-        <w:rPr>
-          <w:i/>
-          <w:iCs/>
-        </w:rPr>
-        <w:t xml:space="preserve">Economics of agglomeration: Cities, industrial location, and globalization</w:t>
-      </w:r>
-      <w:r>
-        <w:t xml:space="preserve"> </w:t>
-      </w:r>
-      <w:r>
-        <w:t xml:space="preserve">(2nd edn). Cambridge University Press.</w:t>
-      </w:r>
-    </w:p>
-    <w:bookmarkEnd w:id="105"/>
-    <w:bookmarkStart w:id="106" w:name="ref-Gini1912"/>
-    <w:p>
-      <w:pPr>
-        <w:pStyle w:val="Bibliographie"/>
-      </w:pPr>
-      <w:r>
-        <w:t xml:space="preserve">Gini, C. (1912).</w:t>
-      </w:r>
-      <w:r>
-        <w:t xml:space="preserve"> </w:t>
-      </w:r>
-      <w:r>
-        <w:rPr>
-          <w:i/>
-          <w:iCs/>
-        </w:rPr>
-        <w:t xml:space="preserve">Variabilit</w:t>
-      </w:r>
-      <w:r>
-        <w:rPr>
-          <w:i/>
-          <w:iCs/>
-        </w:rPr>
-        <w:t xml:space="preserve">á</w:t>
-      </w:r>
-      <w:r>
-        <w:rPr>
-          <w:i/>
-          <w:iCs/>
-        </w:rPr>
-        <w:t xml:space="preserve"> </w:t>
-      </w:r>
-      <w:r>
-        <w:rPr>
-          <w:i/>
-          <w:iCs/>
-        </w:rPr>
-        <w:t xml:space="preserve">e mutabilit</w:t>
-      </w:r>
-      <w:r>
-        <w:rPr>
-          <w:i/>
-          <w:iCs/>
-        </w:rPr>
-        <w:t xml:space="preserve">á</w:t>
-      </w:r>
-      <w:r>
-        <w:t xml:space="preserve"> </w:t>
-      </w:r>
-      <w:r>
-        <w:t xml:space="preserve">(Vol. 3, p. 158). Universit</w:t>
-      </w:r>
-      <w:r>
-        <w:t xml:space="preserve">á</w:t>
-      </w:r>
-      <w:r>
-        <w:t xml:space="preserve"> </w:t>
-      </w:r>
-      <w:r>
-        <w:t xml:space="preserve">di Cagliari.</w:t>
-      </w:r>
-    </w:p>
-    <w:bookmarkEnd w:id="106"/>
-    <w:bookmarkStart w:id="107" w:name="ref-Giuliani2014"/>
-    <w:p>
-      <w:pPr>
-        <w:pStyle w:val="Bibliographie"/>
-      </w:pPr>
-      <w:r>
-        <w:t xml:space="preserve">Giuliani, D., Arbia, G., &amp; Espa, G. (2014). Weighting ripley’s</w:t>
-      </w:r>
-      <w:r>
-        <w:t xml:space="preserve"> </w:t>
-      </w:r>
-      <w:r>
-        <w:t xml:space="preserve">K</w:t>
-      </w:r>
-      <w:r>
-        <w:t xml:space="preserve">-function to account for the firm dimension in the analysis of spatial concentration.</w:t>
-      </w:r>
-      <w:r>
-        <w:t xml:space="preserve"> </w:t>
-      </w:r>
-      <w:r>
-        <w:rPr>
-          <w:i/>
-          <w:iCs/>
-        </w:rPr>
-        <w:t xml:space="preserve">International Regional Science Review</w:t>
-      </w:r>
-      <w:r>
-        <w:t xml:space="preserve">,</w:t>
-      </w:r>
-      <w:r>
-        <w:t xml:space="preserve"> </w:t>
-      </w:r>
-      <w:r>
-        <w:rPr>
-          <w:i/>
-          <w:iCs/>
-        </w:rPr>
-        <w:t xml:space="preserve">37</w:t>
-      </w:r>
-      <w:r>
-        <w:t xml:space="preserve">(3), 251–272.</w:t>
-      </w:r>
-    </w:p>
-    <w:bookmarkEnd w:id="107"/>
-    <w:bookmarkStart w:id="108" w:name="ref-Glaeser2010"/>
-    <w:p>
-      <w:pPr>
-        <w:pStyle w:val="Bibliographie"/>
-      </w:pPr>
-      <w:r>
-        <w:t xml:space="preserve">Glaeser, E. L. (2010).</w:t>
-      </w:r>
-      <w:r>
-        <w:t xml:space="preserve"> </w:t>
-      </w:r>
-      <w:r>
-        <w:rPr>
-          <w:i/>
-          <w:iCs/>
-        </w:rPr>
-        <w:t xml:space="preserve">Agglomeration economics</w:t>
-      </w:r>
-      <w:r>
-        <w:t xml:space="preserve">. National Bureau of Economic Research, University of Chicago Press.</w:t>
-      </w:r>
-    </w:p>
-    <w:bookmarkEnd w:id="108"/>
-    <w:bookmarkStart w:id="110" w:name="ref-Jensen2011"/>
-    <w:p>
-      <w:pPr>
-        <w:pStyle w:val="Bibliographie"/>
-      </w:pPr>
-      <w:r>
-        <w:t xml:space="preserve">Jensen, P., &amp; Michel, J. (2011). Measuring spatial dispersion: Exact results on the variance of random spatial distributions.</w:t>
-      </w:r>
-      <w:r>
-        <w:t xml:space="preserve"> </w:t>
-      </w:r>
-      <w:r>
-        <w:rPr>
-          <w:i/>
-          <w:iCs/>
-        </w:rPr>
-        <w:t xml:space="preserve">The Annals of Regional Science</w:t>
-      </w:r>
-      <w:r>
-        <w:t xml:space="preserve">,</w:t>
-      </w:r>
-      <w:r>
-        <w:t xml:space="preserve"> </w:t>
-      </w:r>
-      <w:r>
-        <w:rPr>
-          <w:i/>
-          <w:iCs/>
-        </w:rPr>
         <w:t xml:space="preserve">47</w:t>
       </w:r>
       <w:r>
@@ -7849,7 +8111,7 @@
       <w:r>
         <w:t xml:space="preserve"> </w:t>
       </w:r>
-      <w:hyperlink r:id="rId109">
+      <w:hyperlink r:id="rId108">
         <w:r>
           <w:rPr>
             <w:rStyle w:val="Lienhypertexte"/>
@@ -7858,24 +8120,78 @@
         </w:r>
       </w:hyperlink>
     </w:p>
+    <w:bookmarkEnd w:id="109"/>
+    <w:bookmarkStart w:id="110" w:name="ref-Kerr2015"/>
+    <w:p>
+      <w:pPr>
+        <w:pStyle w:val="Bibliographie"/>
+      </w:pPr>
+      <w:r>
+        <w:t xml:space="preserve">Kerr, W. R., &amp; Kominers, S. D. (2015).</w:t>
+      </w:r>
+      <w:r>
+        <w:t xml:space="preserve"> </w:t>
+      </w:r>
+      <w:r>
+        <w:t xml:space="preserve">Agglomerative Forces and Cluster Shapes</w:t>
+      </w:r>
+      <w:r>
+        <w:t xml:space="preserve">.</w:t>
+      </w:r>
+      <w:r>
+        <w:t xml:space="preserve"> </w:t>
+      </w:r>
+      <w:r>
+        <w:rPr>
+          <w:i/>
+          <w:iCs/>
+        </w:rPr>
+        <w:t xml:space="preserve">The Review of Economics and Statistics</w:t>
+      </w:r>
+      <w:r>
+        <w:t xml:space="preserve">,</w:t>
+      </w:r>
+      <w:r>
+        <w:t xml:space="preserve"> </w:t>
+      </w:r>
+      <w:r>
+        <w:rPr>
+          <w:i/>
+          <w:iCs/>
+        </w:rPr>
+        <w:t xml:space="preserve">97</w:t>
+      </w:r>
+      <w:r>
+        <w:t xml:space="preserve">(4), 877–899.</w:t>
+      </w:r>
+    </w:p>
     <w:bookmarkEnd w:id="110"/>
-    <w:bookmarkStart w:id="111" w:name="ref-Kerr2015"/>
+    <w:bookmarkStart w:id="112" w:name="ref-Lentz2011"/>
     <w:p>
       <w:pPr>
         <w:pStyle w:val="Bibliographie"/>
       </w:pPr>
       <w:r>
-        <w:t xml:space="preserve">Kerr, W. R., &amp; Kominers, S. D. (2015). Agglomerative forces and cluster shapes.</w:t>
-      </w:r>
-      <w:r>
-        <w:t xml:space="preserve"> </w:t>
-      </w:r>
-      <w:r>
-        <w:rPr>
-          <w:i/>
-          <w:iCs/>
-        </w:rPr>
-        <w:t xml:space="preserve">The Review of Economics and Statistics</w:t>
+        <w:t xml:space="preserve">Lentz, J. A., Blackburn, J. K., &amp; Curtis, A. J. (2011).</w:t>
+      </w:r>
+      <w:r>
+        <w:t xml:space="preserve"> </w:t>
+      </w:r>
+      <w:r>
+        <w:t xml:space="preserve">Evaluating Patterns of a White-Band Disease (WBD) Outbreak in Acropora palmata Using Spatial Analysis: A Comparison of Transect and Colony Clustering</w:t>
+      </w:r>
+      <w:r>
+        <w:t xml:space="preserve">.</w:t>
+      </w:r>
+      <w:r>
+        <w:t xml:space="preserve"> </w:t>
+      </w:r>
+      <w:r>
+        <w:rPr>
+          <w:i/>
+          <w:iCs/>
+        </w:rPr>
+        <w:t xml:space="preserve">PLoS ONE</w:t>
       </w:r>
       <w:r>
         <w:t xml:space="preserve">,</w:t>
@@ -7888,57 +8204,6 @@
           <w:i/>
           <w:iCs/>
         </w:rPr>
-        <w:t xml:space="preserve">97</w:t>
-      </w:r>
-      <w:r>
-        <w:t xml:space="preserve">(4), 877–899.</w:t>
-      </w:r>
-    </w:p>
-    <w:bookmarkEnd w:id="111"/>
-    <w:bookmarkStart w:id="113" w:name="ref-Lentz2011"/>
-    <w:p>
-      <w:pPr>
-        <w:pStyle w:val="Bibliographie"/>
-      </w:pPr>
-      <w:r>
-        <w:t xml:space="preserve">Lentz, J. A., Blackburn, J. K., &amp; Curtis, A. J. (2011). Evaluating patterns of a white-band disease (</w:t>
-      </w:r>
-      <w:r>
-        <w:t xml:space="preserve">WBD</w:t>
-      </w:r>
-      <w:r>
-        <w:t xml:space="preserve">) outbreak in</w:t>
-      </w:r>
-      <w:r>
-        <w:t xml:space="preserve"> </w:t>
-      </w:r>
-      <w:r>
-        <w:t xml:space="preserve">A</w:t>
-      </w:r>
-      <w:r>
-        <w:t xml:space="preserve">cropora palmata using spatial analysis: A comparison of transect and colony clustering.</w:t>
-      </w:r>
-      <w:r>
-        <w:t xml:space="preserve"> </w:t>
-      </w:r>
-      <w:r>
-        <w:rPr>
-          <w:i/>
-          <w:iCs/>
-        </w:rPr>
-        <w:t xml:space="preserve">PLoS ONE</w:t>
-      </w:r>
-      <w:r>
-        <w:t xml:space="preserve">,</w:t>
-      </w:r>
-      <w:r>
-        <w:t xml:space="preserve"> </w:t>
-      </w:r>
-      <w:r>
-        <w:rPr>
-          <w:i/>
-          <w:iCs/>
-        </w:rPr>
         <w:t xml:space="preserve">6</w:t>
       </w:r>
       <w:r>
@@ -7947,7 +8212,7 @@
       <w:r>
         <w:t xml:space="preserve"> </w:t>
       </w:r>
-      <w:hyperlink r:id="rId112">
+      <w:hyperlink r:id="rId111">
         <w:r>
           <w:rPr>
             <w:rStyle w:val="Lienhypertexte"/>
@@ -7956,45 +8221,90 @@
         </w:r>
       </w:hyperlink>
     </w:p>
+    <w:bookmarkEnd w:id="112"/>
+    <w:bookmarkStart w:id="113" w:name="ref-Marcon2019"/>
+    <w:p>
+      <w:pPr>
+        <w:pStyle w:val="Bibliographie"/>
+      </w:pPr>
+      <w:r>
+        <w:t xml:space="preserve">Marcon, E. (2019). Mesure de la biodiversit</w:t>
+      </w:r>
+      <w:r>
+        <w:t xml:space="preserve">é</w:t>
+      </w:r>
+      <w:r>
+        <w:t xml:space="preserve"> </w:t>
+      </w:r>
+      <w:r>
+        <w:t xml:space="preserve">et de la structuration spatiale de l’activit</w:t>
+      </w:r>
+      <w:r>
+        <w:t xml:space="preserve">é</w:t>
+      </w:r>
+      <w:r>
+        <w:t xml:space="preserve"> </w:t>
+      </w:r>
+      <w:r>
+        <w:t xml:space="preserve">é</w:t>
+      </w:r>
+      <w:r>
+        <w:t xml:space="preserve">conomique par l’entropie.</w:t>
+      </w:r>
+      <w:r>
+        <w:t xml:space="preserve"> </w:t>
+      </w:r>
+      <w:r>
+        <w:rPr>
+          <w:i/>
+          <w:iCs/>
+        </w:rPr>
+        <w:t xml:space="preserve">Revue Économique</w:t>
+      </w:r>
+      <w:r>
+        <w:t xml:space="preserve">,</w:t>
+      </w:r>
+      <w:r>
+        <w:t xml:space="preserve"> </w:t>
+      </w:r>
+      <w:r>
+        <w:rPr>
+          <w:i/>
+          <w:iCs/>
+        </w:rPr>
+        <w:t xml:space="preserve">70</w:t>
+      </w:r>
+      <w:r>
+        <w:t xml:space="preserve">(3), 305–326.</w:t>
+      </w:r>
+    </w:p>
     <w:bookmarkEnd w:id="113"/>
-    <w:bookmarkStart w:id="114" w:name="ref-Marcon2019"/>
+    <w:bookmarkStart w:id="115" w:name="ref-Marcon2003"/>
     <w:p>
       <w:pPr>
         <w:pStyle w:val="Bibliographie"/>
       </w:pPr>
       <w:r>
-        <w:t xml:space="preserve">Marcon, E. (2019). Mesure de la biodiversit</w:t>
-      </w:r>
-      <w:r>
-        <w:t xml:space="preserve">é</w:t>
-      </w:r>
-      <w:r>
-        <w:t xml:space="preserve"> </w:t>
-      </w:r>
-      <w:r>
-        <w:t xml:space="preserve">et de la structuration spatiale de l’activit</w:t>
-      </w:r>
-      <w:r>
-        <w:t xml:space="preserve">é</w:t>
-      </w:r>
-      <w:r>
-        <w:t xml:space="preserve"> </w:t>
-      </w:r>
-      <w:r>
-        <w:t xml:space="preserve">é</w:t>
-      </w:r>
-      <w:r>
-        <w:t xml:space="preserve">conomique par l’entropie.</w:t>
-      </w:r>
-      <w:r>
-        <w:t xml:space="preserve"> </w:t>
-      </w:r>
-      <w:r>
-        <w:rPr>
-          <w:i/>
-          <w:iCs/>
-        </w:rPr>
-        <w:t xml:space="preserve">Revue Économique</w:t>
+        <w:t xml:space="preserve">Marcon, E., &amp; Puech, F. (2003).</w:t>
+      </w:r>
+      <w:r>
+        <w:t xml:space="preserve"> </w:t>
+      </w:r>
+      <w:r>
+        <w:t xml:space="preserve">Evaluating the Geographic Concentration of Industries Using Distance-Based Methods</w:t>
+      </w:r>
+      <w:r>
+        <w:t xml:space="preserve">.</w:t>
+      </w:r>
+      <w:r>
+        <w:t xml:space="preserve"> </w:t>
+      </w:r>
+      <w:r>
+        <w:rPr>
+          <w:i/>
+          <w:iCs/>
+        </w:rPr>
+        <w:t xml:space="preserve">Journal of Economic Geography</w:t>
       </w:r>
       <w:r>
         <w:t xml:space="preserve">,</w:t>
@@ -8007,42 +8317,6 @@
           <w:i/>
           <w:iCs/>
         </w:rPr>
-        <w:t xml:space="preserve">70</w:t>
-      </w:r>
-      <w:r>
-        <w:t xml:space="preserve">(3), 305–326.</w:t>
-      </w:r>
-    </w:p>
-    <w:bookmarkEnd w:id="114"/>
-    <w:bookmarkStart w:id="116" w:name="ref-Marcon2003"/>
-    <w:p>
-      <w:pPr>
-        <w:pStyle w:val="Bibliographie"/>
-      </w:pPr>
-      <w:r>
-        <w:t xml:space="preserve">Marcon, E., &amp; Puech, F. (2003). Evaluating the geographic concentration of industries using distance-based methods.</w:t>
-      </w:r>
-      <w:r>
-        <w:t xml:space="preserve"> </w:t>
-      </w:r>
-      <w:r>
-        <w:rPr>
-          <w:i/>
-          <w:iCs/>
-        </w:rPr>
-        <w:t xml:space="preserve">Journal of Economic Geography</w:t>
-      </w:r>
-      <w:r>
-        <w:t xml:space="preserve">,</w:t>
-      </w:r>
-      <w:r>
-        <w:t xml:space="preserve"> </w:t>
-      </w:r>
-      <w:r>
-        <w:rPr>
-          <w:i/>
-          <w:iCs/>
-        </w:rPr>
         <w:t xml:space="preserve">3</w:t>
       </w:r>
       <w:r>
@@ -8051,7 +8325,7 @@
       <w:r>
         <w:t xml:space="preserve"> </w:t>
       </w:r>
-      <w:hyperlink r:id="rId115">
+      <w:hyperlink r:id="rId114">
         <w:r>
           <w:rPr>
             <w:rStyle w:val="Lienhypertexte"/>
@@ -8060,14 +8334,23 @@
         </w:r>
       </w:hyperlink>
     </w:p>
-    <w:bookmarkEnd w:id="116"/>
-    <w:bookmarkStart w:id="118" w:name="ref-Marcon2010"/>
+    <w:bookmarkEnd w:id="115"/>
+    <w:bookmarkStart w:id="117" w:name="ref-Marcon2010"/>
     <w:p>
       <w:pPr>
         <w:pStyle w:val="Bibliographie"/>
       </w:pPr>
       <w:r>
-        <w:t xml:space="preserve">Marcon, E., &amp; Puech, F. (2010). Measures of the geographic concentration of industries: Improving distance-based methods.</w:t>
+        <w:t xml:space="preserve">Marcon, E., &amp; Puech, F. (2010).</w:t>
+      </w:r>
+      <w:r>
+        <w:t xml:space="preserve"> </w:t>
+      </w:r>
+      <w:r>
+        <w:t xml:space="preserve">Measures of the Geographic Concentration of Industries: Improving Distance-Based Methods</w:t>
+      </w:r>
+      <w:r>
+        <w:t xml:space="preserve">.</w:t>
       </w:r>
       <w:r>
         <w:t xml:space="preserve"> </w:t>
@@ -8098,7 +8381,7 @@
       <w:r>
         <w:t xml:space="preserve"> </w:t>
       </w:r>
-      <w:hyperlink r:id="rId117">
+      <w:hyperlink r:id="rId116">
         <w:r>
           <w:rPr>
             <w:rStyle w:val="Lienhypertexte"/>
@@ -8107,24 +8390,78 @@
         </w:r>
       </w:hyperlink>
     </w:p>
+    <w:bookmarkEnd w:id="117"/>
+    <w:bookmarkStart w:id="118" w:name="ref-Marcon2017"/>
+    <w:p>
+      <w:pPr>
+        <w:pStyle w:val="Bibliographie"/>
+      </w:pPr>
+      <w:r>
+        <w:t xml:space="preserve">Marcon, E., &amp; Puech, F. (2017).</w:t>
+      </w:r>
+      <w:r>
+        <w:t xml:space="preserve"> </w:t>
+      </w:r>
+      <w:r>
+        <w:t xml:space="preserve">A Typology of Distance-Based Measures of Spatial Concentration</w:t>
+      </w:r>
+      <w:r>
+        <w:t xml:space="preserve">.</w:t>
+      </w:r>
+      <w:r>
+        <w:t xml:space="preserve"> </w:t>
+      </w:r>
+      <w:r>
+        <w:rPr>
+          <w:i/>
+          <w:iCs/>
+        </w:rPr>
+        <w:t xml:space="preserve">Regional Science and Urban Economics</w:t>
+      </w:r>
+      <w:r>
+        <w:t xml:space="preserve">,</w:t>
+      </w:r>
+      <w:r>
+        <w:t xml:space="preserve"> </w:t>
+      </w:r>
+      <w:r>
+        <w:rPr>
+          <w:i/>
+          <w:iCs/>
+        </w:rPr>
+        <w:t xml:space="preserve">62</w:t>
+      </w:r>
+      <w:r>
+        <w:t xml:space="preserve">, 56–67.</w:t>
+      </w:r>
+    </w:p>
     <w:bookmarkEnd w:id="118"/>
-    <w:bookmarkStart w:id="119" w:name="ref-Marcon2017"/>
+    <w:bookmarkStart w:id="120" w:name="ref-Marcon2012"/>
     <w:p>
       <w:pPr>
         <w:pStyle w:val="Bibliographie"/>
       </w:pPr>
       <w:r>
-        <w:t xml:space="preserve">Marcon, E., &amp; Puech, F. (2017). A typology of distance-based measures of spatial concentration.</w:t>
-      </w:r>
-      <w:r>
-        <w:t xml:space="preserve"> </w:t>
-      </w:r>
-      <w:r>
-        <w:rPr>
-          <w:i/>
-          <w:iCs/>
-        </w:rPr>
-        <w:t xml:space="preserve">Regional Science and Urban Economics</w:t>
+        <w:t xml:space="preserve">Marcon, E., Puech, F., &amp; Traissac, S. (2012).</w:t>
+      </w:r>
+      <w:r>
+        <w:t xml:space="preserve"> </w:t>
+      </w:r>
+      <w:r>
+        <w:t xml:space="preserve">Characterizing the Relative Spatial Structure of Point Patterns</w:t>
+      </w:r>
+      <w:r>
+        <w:t xml:space="preserve">.</w:t>
+      </w:r>
+      <w:r>
+        <w:t xml:space="preserve"> </w:t>
+      </w:r>
+      <w:r>
+        <w:rPr>
+          <w:i/>
+          <w:iCs/>
+        </w:rPr>
+        <w:t xml:space="preserve">International Journal of Ecology</w:t>
       </w:r>
       <w:r>
         <w:t xml:space="preserve">,</w:t>
@@ -8137,42 +8474,6 @@
           <w:i/>
           <w:iCs/>
         </w:rPr>
-        <w:t xml:space="preserve">62</w:t>
-      </w:r>
-      <w:r>
-        <w:t xml:space="preserve">, 56–67.</w:t>
-      </w:r>
-    </w:p>
-    <w:bookmarkEnd w:id="119"/>
-    <w:bookmarkStart w:id="121" w:name="ref-Marcon2012"/>
-    <w:p>
-      <w:pPr>
-        <w:pStyle w:val="Bibliographie"/>
-      </w:pPr>
-      <w:r>
-        <w:t xml:space="preserve">Marcon, E., Puech, F., &amp; Traissac, S. (2012). Characterizing the relative spatial structure of point patterns.</w:t>
-      </w:r>
-      <w:r>
-        <w:t xml:space="preserve"> </w:t>
-      </w:r>
-      <w:r>
-        <w:rPr>
-          <w:i/>
-          <w:iCs/>
-        </w:rPr>
-        <w:t xml:space="preserve">International Journal of Ecology</w:t>
-      </w:r>
-      <w:r>
-        <w:t xml:space="preserve">,</w:t>
-      </w:r>
-      <w:r>
-        <w:t xml:space="preserve"> </w:t>
-      </w:r>
-      <w:r>
-        <w:rPr>
-          <w:i/>
-          <w:iCs/>
-        </w:rPr>
         <w:t xml:space="preserve">2012</w:t>
       </w:r>
       <w:r>
@@ -8181,7 +8482,7 @@
       <w:r>
         <w:t xml:space="preserve"> </w:t>
       </w:r>
-      <w:hyperlink r:id="rId120">
+      <w:hyperlink r:id="rId119">
         <w:r>
           <w:rPr>
             <w:rStyle w:val="Lienhypertexte"/>
@@ -8190,32 +8491,100 @@
         </w:r>
       </w:hyperlink>
     </w:p>
+    <w:bookmarkEnd w:id="120"/>
+    <w:bookmarkStart w:id="121" w:name="ref-Marcon2014"/>
+    <w:p>
+      <w:pPr>
+        <w:pStyle w:val="Bibliographie"/>
+      </w:pPr>
+      <w:r>
+        <w:t xml:space="preserve">Marcon, E., Traissac, S., Puech, F., &amp; Lang, G. (2015). Tools to characterize point patterns:</w:t>
+      </w:r>
+      <w:r>
+        <w:t xml:space="preserve"> </w:t>
+      </w:r>
+      <w:r>
+        <w:t xml:space="preserve">dbmss</w:t>
+      </w:r>
+      <w:r>
+        <w:t xml:space="preserve"> </w:t>
+      </w:r>
+      <w:r>
+        <w:t xml:space="preserve">for</w:t>
+      </w:r>
+      <w:r>
+        <w:t xml:space="preserve"> </w:t>
+      </w:r>
+      <w:r>
+        <w:t xml:space="preserve">R</w:t>
+      </w:r>
+      <w:r>
+        <w:t xml:space="preserve">.</w:t>
+      </w:r>
+      <w:r>
+        <w:t xml:space="preserve"> </w:t>
+      </w:r>
+      <w:r>
+        <w:rPr>
+          <w:i/>
+          <w:iCs/>
+        </w:rPr>
+        <w:t xml:space="preserve">Journal of Statistical Software</w:t>
+      </w:r>
+      <w:r>
+        <w:t xml:space="preserve">,</w:t>
+      </w:r>
+      <w:r>
+        <w:t xml:space="preserve"> </w:t>
+      </w:r>
+      <w:r>
+        <w:rPr>
+          <w:i/>
+          <w:iCs/>
+        </w:rPr>
+        <w:t xml:space="preserve">67</w:t>
+      </w:r>
+      <w:r>
+        <w:t xml:space="preserve">(3), 1–15.</w:t>
+      </w:r>
+    </w:p>
     <w:bookmarkEnd w:id="121"/>
-    <w:bookmarkStart w:id="122" w:name="ref-Marcon2014"/>
+    <w:bookmarkStart w:id="122" w:name="ref-Marshall1890"/>
     <w:p>
       <w:pPr>
         <w:pStyle w:val="Bibliographie"/>
       </w:pPr>
       <w:r>
-        <w:t xml:space="preserve">Marcon, E., Traissac, S., Puech, F., &amp; Lang, G. (2015). Tools to characterize point patterns:</w:t>
-      </w:r>
-      <w:r>
-        <w:t xml:space="preserve"> </w:t>
-      </w:r>
-      <w:r>
-        <w:t xml:space="preserve">dbmss</w:t>
-      </w:r>
-      <w:r>
-        <w:t xml:space="preserve"> </w:t>
-      </w:r>
-      <w:r>
-        <w:t xml:space="preserve">for</w:t>
-      </w:r>
-      <w:r>
-        <w:t xml:space="preserve"> </w:t>
-      </w:r>
-      <w:r>
-        <w:t xml:space="preserve">R</w:t>
+        <w:t xml:space="preserve">Marshall, A. (1890).</w:t>
+      </w:r>
+      <w:r>
+        <w:t xml:space="preserve"> </w:t>
+      </w:r>
+      <w:r>
+        <w:rPr>
+          <w:i/>
+          <w:iCs/>
+        </w:rPr>
+        <w:t xml:space="preserve">Principle of Economics</w:t>
+      </w:r>
+      <w:r>
+        <w:t xml:space="preserve">. Macmillan.</w:t>
+      </w:r>
+    </w:p>
+    <w:bookmarkEnd w:id="122"/>
+    <w:bookmarkStart w:id="123" w:name="ref-Matern1960"/>
+    <w:p>
+      <w:pPr>
+        <w:pStyle w:val="Bibliographie"/>
+      </w:pPr>
+      <w:r>
+        <w:t xml:space="preserve">Matérn, B. (1960).</w:t>
+      </w:r>
+      <w:r>
+        <w:t xml:space="preserve"> </w:t>
+      </w:r>
+      <w:r>
+        <w:t xml:space="preserve">Spatial Variation</w:t>
       </w:r>
       <w:r>
         <w:t xml:space="preserve">.</w:t>
@@ -8228,7 +8597,21 @@
           <w:i/>
           <w:iCs/>
         </w:rPr>
-        <w:t xml:space="preserve">Journal of Statistical Software</w:t>
+        <w:t xml:space="preserve">Meddelanden Fr</w:t>
+      </w:r>
+      <w:r>
+        <w:rPr>
+          <w:i/>
+          <w:iCs/>
+        </w:rPr>
+        <w:t xml:space="preserve">å</w:t>
+      </w:r>
+      <w:r>
+        <w:rPr>
+          <w:i/>
+          <w:iCs/>
+        </w:rPr>
+        <w:t xml:space="preserve">n Statens Skogsforskningsinstitut</w:t>
       </w:r>
       <w:r>
         <w:t xml:space="preserve">,</w:t>
@@ -8241,93 +8624,26 @@
           <w:i/>
           <w:iCs/>
         </w:rPr>
-        <w:t xml:space="preserve">67</w:t>
-      </w:r>
-      <w:r>
-        <w:t xml:space="preserve">(3), 1–15.</w:t>
-      </w:r>
-    </w:p>
-    <w:bookmarkEnd w:id="122"/>
-    <w:bookmarkStart w:id="123" w:name="ref-Marshall1890"/>
+        <w:t xml:space="preserve">49</w:t>
+      </w:r>
+      <w:r>
+        <w:t xml:space="preserve">(5), 1–144.</w:t>
+      </w:r>
+    </w:p>
+    <w:bookmarkEnd w:id="123"/>
+    <w:bookmarkStart w:id="125" w:name="ref-Nissi2013"/>
     <w:p>
       <w:pPr>
         <w:pStyle w:val="Bibliographie"/>
       </w:pPr>
       <w:r>
-        <w:t xml:space="preserve">Marshall, A. (1890).</w:t>
-      </w:r>
-      <w:r>
-        <w:t xml:space="preserve"> </w:t>
-      </w:r>
-      <w:r>
-        <w:rPr>
-          <w:i/>
-          <w:iCs/>
-        </w:rPr>
-        <w:t xml:space="preserve">Principle of economics</w:t>
-      </w:r>
-      <w:r>
-        <w:t xml:space="preserve">. Macmillan.</w:t>
-      </w:r>
-    </w:p>
-    <w:bookmarkEnd w:id="123"/>
-    <w:bookmarkStart w:id="124" w:name="ref-Matern1960"/>
-    <w:p>
-      <w:pPr>
-        <w:pStyle w:val="Bibliographie"/>
-      </w:pPr>
-      <w:r>
-        <w:t xml:space="preserve">Matérn, B. (1960). Spatial variation.</w:t>
-      </w:r>
-      <w:r>
-        <w:t xml:space="preserve"> </w:t>
-      </w:r>
-      <w:r>
-        <w:rPr>
-          <w:i/>
-          <w:iCs/>
-        </w:rPr>
-        <w:t xml:space="preserve">Meddelanden Fr</w:t>
-      </w:r>
-      <w:r>
-        <w:rPr>
-          <w:i/>
-          <w:iCs/>
-        </w:rPr>
-        <w:t xml:space="preserve">å</w:t>
-      </w:r>
-      <w:r>
-        <w:rPr>
-          <w:i/>
-          <w:iCs/>
-        </w:rPr>
-        <w:t xml:space="preserve">n Statens Skogsforskningsinstitut</w:t>
-      </w:r>
-      <w:r>
-        <w:t xml:space="preserve">,</w:t>
-      </w:r>
-      <w:r>
-        <w:t xml:space="preserve"> </w:t>
-      </w:r>
-      <w:r>
-        <w:rPr>
-          <w:i/>
-          <w:iCs/>
-        </w:rPr>
-        <w:t xml:space="preserve">49</w:t>
-      </w:r>
-      <w:r>
-        <w:t xml:space="preserve">(5), 1–144.</w:t>
-      </w:r>
-    </w:p>
-    <w:bookmarkEnd w:id="124"/>
-    <w:bookmarkStart w:id="126" w:name="ref-Nissi2013"/>
-    <w:p>
-      <w:pPr>
-        <w:pStyle w:val="Bibliographie"/>
-      </w:pPr>
-      <w:r>
-        <w:t xml:space="preserve">Nissi, E., Sarra, A., Palermi, S., &amp; Luca, G. (2013). The application of</w:t>
+        <w:t xml:space="preserve">Nissi, E., Sarra, A., Palermi, S., &amp; Luca, G. (2013).</w:t>
+      </w:r>
+      <w:r>
+        <w:t xml:space="preserve"> </w:t>
+      </w:r>
+      <w:r>
+        <w:t xml:space="preserve">The Application of</w:t>
       </w:r>
       <w:r>
         <w:t xml:space="preserve"> </w:t>
@@ -8336,7 +8652,10 @@
         <w:t xml:space="preserve">M</w:t>
       </w:r>
       <w:r>
-        <w:t xml:space="preserve">-function analysis to the geographical distribution of earthquake sequence. In A. Giusti, G. Ritter, &amp; M. Vichi (Eds),</w:t>
+        <w:t xml:space="preserve">-Function Analysis to the Geographical Distribution of Earthquake Sequence</w:t>
+      </w:r>
+      <w:r>
+        <w:t xml:space="preserve">. In A. Giusti, G. Ritter, &amp; M. Vichi (Eds),</w:t>
       </w:r>
       <w:r>
         <w:t xml:space="preserve"> </w:t>
@@ -8357,7 +8676,7 @@
       <w:r>
         <w:t xml:space="preserve"> </w:t>
       </w:r>
-      <w:hyperlink r:id="rId125">
+      <w:hyperlink r:id="rId124">
         <w:r>
           <w:rPr>
             <w:rStyle w:val="Lienhypertexte"/>
@@ -8366,50 +8685,127 @@
         </w:r>
       </w:hyperlink>
     </w:p>
+    <w:bookmarkEnd w:id="125"/>
+    <w:bookmarkStart w:id="126" w:name="ref-Openshaw1979"/>
+    <w:p>
+      <w:pPr>
+        <w:pStyle w:val="Bibliographie"/>
+      </w:pPr>
+      <w:r>
+        <w:t xml:space="preserve">Openshaw, S., &amp; Taylor, P. J. (1979).</w:t>
+      </w:r>
+      <w:r>
+        <w:t xml:space="preserve"> </w:t>
+      </w:r>
+      <w:r>
+        <w:t xml:space="preserve">A Million or so Correlation Coefficients: Three Experiments on the Modifiable Areal Unit Problem</w:t>
+      </w:r>
+      <w:r>
+        <w:t xml:space="preserve">. In N. Wrigley (Ed.),</w:t>
+      </w:r>
+      <w:r>
+        <w:t xml:space="preserve"> </w:t>
+      </w:r>
+      <w:r>
+        <w:rPr>
+          <w:i/>
+          <w:iCs/>
+        </w:rPr>
+        <w:t xml:space="preserve">Statistical applications in the spatial sciences</w:t>
+      </w:r>
+      <w:r>
+        <w:t xml:space="preserve"> </w:t>
+      </w:r>
+      <w:r>
+        <w:t xml:space="preserve">(pp. 127–144). Pion.</w:t>
+      </w:r>
+    </w:p>
     <w:bookmarkEnd w:id="126"/>
-    <w:bookmarkStart w:id="127" w:name="ref-Openshaw1979"/>
+    <w:bookmarkStart w:id="127" w:name="ref-Piacentino2021"/>
     <w:p>
       <w:pPr>
         <w:pStyle w:val="Bibliographie"/>
       </w:pPr>
       <w:r>
-        <w:t xml:space="preserve">Openshaw, S., &amp; Taylor, P. J. (1979). A million or so correlation coefficients: Three experiments on the modifiable areal unit problem. In N. Wrigley (Ed.),</w:t>
-      </w:r>
-      <w:r>
-        <w:t xml:space="preserve"> </w:t>
-      </w:r>
-      <w:r>
-        <w:rPr>
-          <w:i/>
-          <w:iCs/>
-        </w:rPr>
-        <w:t xml:space="preserve">Statistical applications in the spatial sciences</w:t>
-      </w:r>
-      <w:r>
-        <w:t xml:space="preserve"> </w:t>
-      </w:r>
-      <w:r>
-        <w:t xml:space="preserve">(pp. 127–144). Pion.</w:t>
+        <w:t xml:space="preserve">Piacentino, D., Arbia, G., &amp; Espa, G. (2021). Advances in spatial economic data analysis: Methods and applications.</w:t>
+      </w:r>
+      <w:r>
+        <w:t xml:space="preserve"> </w:t>
+      </w:r>
+      <w:r>
+        <w:rPr>
+          <w:i/>
+          <w:iCs/>
+        </w:rPr>
+        <w:t xml:space="preserve">Spatial Economic Analysis</w:t>
+      </w:r>
+      <w:r>
+        <w:t xml:space="preserve">,</w:t>
+      </w:r>
+      <w:r>
+        <w:t xml:space="preserve"> </w:t>
+      </w:r>
+      <w:r>
+        <w:rPr>
+          <w:i/>
+          <w:iCs/>
+        </w:rPr>
+        <w:t xml:space="preserve">16</w:t>
+      </w:r>
+      <w:r>
+        <w:t xml:space="preserve">(2), 121–125.</w:t>
       </w:r>
     </w:p>
     <w:bookmarkEnd w:id="127"/>
-    <w:bookmarkStart w:id="128" w:name="ref-Piacentino2021"/>
+    <w:bookmarkStart w:id="128" w:name="ref-R"/>
     <w:p>
       <w:pPr>
         <w:pStyle w:val="Bibliographie"/>
       </w:pPr>
       <w:r>
-        <w:t xml:space="preserve">Piacentino, D., Arbia, G., &amp; Espa, G. (2021). Advances in spatial economic data analysis: Methods and applications.</w:t>
-      </w:r>
-      <w:r>
-        <w:t xml:space="preserve"> </w:t>
-      </w:r>
-      <w:r>
-        <w:rPr>
-          <w:i/>
-          <w:iCs/>
-        </w:rPr>
-        <w:t xml:space="preserve">Spatial Economic Analysis</w:t>
+        <w:t xml:space="preserve">R Core Team. (2026).</w:t>
+      </w:r>
+      <w:r>
+        <w:t xml:space="preserve"> </w:t>
+      </w:r>
+      <w:r>
+        <w:rPr>
+          <w:i/>
+          <w:iCs/>
+        </w:rPr>
+        <w:t xml:space="preserve">R: A Language and Environment for Statistical Computing</w:t>
+      </w:r>
+      <w:r>
+        <w:t xml:space="preserve">. R Foundation for Statistical Computing.</w:t>
+      </w:r>
+    </w:p>
+    <w:bookmarkEnd w:id="128"/>
+    <w:bookmarkStart w:id="129" w:name="ref-Ripley1976"/>
+    <w:p>
+      <w:pPr>
+        <w:pStyle w:val="Bibliographie"/>
+      </w:pPr>
+      <w:r>
+        <w:t xml:space="preserve">Ripley, B. D. (1976).</w:t>
+      </w:r>
+      <w:r>
+        <w:t xml:space="preserve"> </w:t>
+      </w:r>
+      <w:r>
+        <w:t xml:space="preserve">The Foundations of Stochastic Geometry</w:t>
+      </w:r>
+      <w:r>
+        <w:t xml:space="preserve">.</w:t>
+      </w:r>
+      <w:r>
+        <w:t xml:space="preserve"> </w:t>
+      </w:r>
+      <w:r>
+        <w:rPr>
+          <w:i/>
+          <w:iCs/>
+        </w:rPr>
+        <w:t xml:space="preserve">Annals of Probability</w:t>
       </w:r>
       <w:r>
         <w:t xml:space="preserve">,</w:t>
@@ -8422,88 +8818,39 @@
           <w:i/>
           <w:iCs/>
         </w:rPr>
-        <w:t xml:space="preserve">16</w:t>
-      </w:r>
-      <w:r>
-        <w:t xml:space="preserve">(2), 121–125.</w:t>
-      </w:r>
-    </w:p>
-    <w:bookmarkEnd w:id="128"/>
-    <w:bookmarkStart w:id="129" w:name="ref-R"/>
+        <w:t xml:space="preserve">4</w:t>
+      </w:r>
+      <w:r>
+        <w:t xml:space="preserve">(6), 995–998.</w:t>
+      </w:r>
+    </w:p>
+    <w:bookmarkEnd w:id="129"/>
+    <w:bookmarkStart w:id="131" w:name="ref-Ripley1977"/>
     <w:p>
       <w:pPr>
         <w:pStyle w:val="Bibliographie"/>
       </w:pPr>
       <w:r>
-        <w:t xml:space="preserve">R Core Team. (2026).</w:t>
-      </w:r>
-      <w:r>
-        <w:t xml:space="preserve"> </w:t>
-      </w:r>
-      <w:r>
-        <w:rPr>
-          <w:i/>
-          <w:iCs/>
-        </w:rPr>
-        <w:t xml:space="preserve">R</w:t>
-      </w:r>
-      <w:r>
-        <w:rPr>
-          <w:i/>
-          <w:iCs/>
-        </w:rPr>
-        <w:t xml:space="preserve">:</w:t>
-      </w:r>
-      <w:r>
-        <w:rPr>
-          <w:i/>
-          <w:iCs/>
-        </w:rPr>
-        <w:t xml:space="preserve"> </w:t>
-      </w:r>
-      <w:r>
-        <w:rPr>
-          <w:i/>
-          <w:iCs/>
-        </w:rPr>
-        <w:t xml:space="preserve">A</w:t>
-      </w:r>
-      <w:r>
-        <w:rPr>
-          <w:i/>
-          <w:iCs/>
-        </w:rPr>
-        <w:t xml:space="preserve"> </w:t>
-      </w:r>
-      <w:r>
-        <w:rPr>
-          <w:i/>
-          <w:iCs/>
-        </w:rPr>
-        <w:t xml:space="preserve">language and environment for statistical computing</w:t>
-      </w:r>
-      <w:r>
-        <w:t xml:space="preserve">. R Foundation for Statistical Computing.</w:t>
-      </w:r>
-    </w:p>
-    <w:bookmarkEnd w:id="129"/>
-    <w:bookmarkStart w:id="130" w:name="ref-Ripley1976"/>
-    <w:p>
-      <w:pPr>
-        <w:pStyle w:val="Bibliographie"/>
-      </w:pPr>
-      <w:r>
-        <w:t xml:space="preserve">Ripley, B. D. (1976). The foundations of stochastic geometry.</w:t>
-      </w:r>
-      <w:r>
-        <w:t xml:space="preserve"> </w:t>
-      </w:r>
-      <w:r>
-        <w:rPr>
-          <w:i/>
-          <w:iCs/>
-        </w:rPr>
-        <w:t xml:space="preserve">Annals of Probability</w:t>
+        <w:t xml:space="preserve">Ripley, B. D. (1977).</w:t>
+      </w:r>
+      <w:r>
+        <w:t xml:space="preserve"> </w:t>
+      </w:r>
+      <w:r>
+        <w:t xml:space="preserve">Modelling Spatial Patterns</w:t>
+      </w:r>
+      <w:r>
+        <w:t xml:space="preserve">.</w:t>
+      </w:r>
+      <w:r>
+        <w:t xml:space="preserve"> </w:t>
+      </w:r>
+      <w:r>
+        <w:rPr>
+          <w:i/>
+          <w:iCs/>
+        </w:rPr>
+        <w:t xml:space="preserve">Journal of the Royal Statistical Society: Series B (Statistical Methodology)</w:t>
       </w:r>
       <w:r>
         <w:t xml:space="preserve">,</w:t>
@@ -8516,42 +8863,6 @@
           <w:i/>
           <w:iCs/>
         </w:rPr>
-        <w:t xml:space="preserve">4</w:t>
-      </w:r>
-      <w:r>
-        <w:t xml:space="preserve">(6), 995–998.</w:t>
-      </w:r>
-    </w:p>
-    <w:bookmarkEnd w:id="130"/>
-    <w:bookmarkStart w:id="132" w:name="ref-Ripley1977"/>
-    <w:p>
-      <w:pPr>
-        <w:pStyle w:val="Bibliographie"/>
-      </w:pPr>
-      <w:r>
-        <w:t xml:space="preserve">Ripley, B. D. (1977). Modelling spatial patterns.</w:t>
-      </w:r>
-      <w:r>
-        <w:t xml:space="preserve"> </w:t>
-      </w:r>
-      <w:r>
-        <w:rPr>
-          <w:i/>
-          <w:iCs/>
-        </w:rPr>
-        <w:t xml:space="preserve">Journal of the Royal Statistical Society: Series B (Statistical Methodology)</w:t>
-      </w:r>
-      <w:r>
-        <w:t xml:space="preserve">,</w:t>
-      </w:r>
-      <w:r>
-        <w:t xml:space="preserve"> </w:t>
-      </w:r>
-      <w:r>
-        <w:rPr>
-          <w:i/>
-          <w:iCs/>
-        </w:rPr>
         <w:t xml:space="preserve">39</w:t>
       </w:r>
       <w:r>
@@ -8560,7 +8871,7 @@
       <w:r>
         <w:t xml:space="preserve"> </w:t>
       </w:r>
-      <w:hyperlink r:id="rId131">
+      <w:hyperlink r:id="rId130">
         <w:r>
           <w:rPr>
             <w:rStyle w:val="Lienhypertexte"/>
@@ -8569,24 +8880,78 @@
         </w:r>
       </w:hyperlink>
     </w:p>
+    <w:bookmarkEnd w:id="131"/>
+    <w:bookmarkStart w:id="132" w:name="ref-Rosenthal2001"/>
+    <w:p>
+      <w:pPr>
+        <w:pStyle w:val="Bibliographie"/>
+      </w:pPr>
+      <w:r>
+        <w:t xml:space="preserve">Rosenthal, S. S., &amp; Strange, W. C. (2001).</w:t>
+      </w:r>
+      <w:r>
+        <w:t xml:space="preserve"> </w:t>
+      </w:r>
+      <w:r>
+        <w:t xml:space="preserve">The Determinants of Agglomeration</w:t>
+      </w:r>
+      <w:r>
+        <w:t xml:space="preserve">.</w:t>
+      </w:r>
+      <w:r>
+        <w:t xml:space="preserve"> </w:t>
+      </w:r>
+      <w:r>
+        <w:rPr>
+          <w:i/>
+          <w:iCs/>
+        </w:rPr>
+        <w:t xml:space="preserve">Journal of Urban Economics</w:t>
+      </w:r>
+      <w:r>
+        <w:t xml:space="preserve">,</w:t>
+      </w:r>
+      <w:r>
+        <w:t xml:space="preserve"> </w:t>
+      </w:r>
+      <w:r>
+        <w:rPr>
+          <w:i/>
+          <w:iCs/>
+        </w:rPr>
+        <w:t xml:space="preserve">50</w:t>
+      </w:r>
+      <w:r>
+        <w:t xml:space="preserve">(2), 191–229.</w:t>
+      </w:r>
+    </w:p>
     <w:bookmarkEnd w:id="132"/>
-    <w:bookmarkStart w:id="133" w:name="ref-Rosenthal2001"/>
+    <w:bookmarkStart w:id="134" w:name="ref-Rosenthal2003"/>
     <w:p>
       <w:pPr>
         <w:pStyle w:val="Bibliographie"/>
       </w:pPr>
       <w:r>
-        <w:t xml:space="preserve">Rosenthal, S. S., &amp; Strange, W. C. (2001). The determinants of agglomeration.</w:t>
-      </w:r>
-      <w:r>
-        <w:t xml:space="preserve"> </w:t>
-      </w:r>
-      <w:r>
-        <w:rPr>
-          <w:i/>
-          <w:iCs/>
-        </w:rPr>
-        <w:t xml:space="preserve">Journal of Urban Economics</w:t>
+        <w:t xml:space="preserve">Rosenthal, S. S., &amp; Strange, W. C. (2003).</w:t>
+      </w:r>
+      <w:r>
+        <w:t xml:space="preserve"> </w:t>
+      </w:r>
+      <w:r>
+        <w:t xml:space="preserve">Geography, Industrial Organisation, and Agglomeration</w:t>
+      </w:r>
+      <w:r>
+        <w:t xml:space="preserve">.</w:t>
+      </w:r>
+      <w:r>
+        <w:t xml:space="preserve"> </w:t>
+      </w:r>
+      <w:r>
+        <w:rPr>
+          <w:i/>
+          <w:iCs/>
+        </w:rPr>
+        <w:t xml:space="preserve">The Review of Economics and Statistics</w:t>
       </w:r>
       <w:r>
         <w:t xml:space="preserve">,</w:t>
@@ -8599,42 +8964,6 @@
           <w:i/>
           <w:iCs/>
         </w:rPr>
-        <w:t xml:space="preserve">50</w:t>
-      </w:r>
-      <w:r>
-        <w:t xml:space="preserve">(2), 191–229.</w:t>
-      </w:r>
-    </w:p>
-    <w:bookmarkEnd w:id="133"/>
-    <w:bookmarkStart w:id="135" w:name="ref-Rosenthal2003"/>
-    <w:p>
-      <w:pPr>
-        <w:pStyle w:val="Bibliographie"/>
-      </w:pPr>
-      <w:r>
-        <w:t xml:space="preserve">Rosenthal, S. S., &amp; Strange, W. C. (2003). Geography, industrial organisation, and agglomeration.</w:t>
-      </w:r>
-      <w:r>
-        <w:t xml:space="preserve"> </w:t>
-      </w:r>
-      <w:r>
-        <w:rPr>
-          <w:i/>
-          <w:iCs/>
-        </w:rPr>
-        <w:t xml:space="preserve">The Review of Economics and Statistics</w:t>
-      </w:r>
-      <w:r>
-        <w:t xml:space="preserve">,</w:t>
-      </w:r>
-      <w:r>
-        <w:t xml:space="preserve"> </w:t>
-      </w:r>
-      <w:r>
-        <w:rPr>
-          <w:i/>
-          <w:iCs/>
-        </w:rPr>
         <w:t xml:space="preserve">85</w:t>
       </w:r>
       <w:r>
@@ -8643,7 +8972,7 @@
       <w:r>
         <w:t xml:space="preserve"> </w:t>
       </w:r>
-      <w:hyperlink r:id="rId134">
+      <w:hyperlink r:id="rId133">
         <w:r>
           <w:rPr>
             <w:rStyle w:val="Lienhypertexte"/>
@@ -8652,50 +8981,113 @@
         </w:r>
       </w:hyperlink>
     </w:p>
+    <w:bookmarkEnd w:id="134"/>
+    <w:bookmarkStart w:id="135" w:name="ref-Rosenthal2004"/>
+    <w:p>
+      <w:pPr>
+        <w:pStyle w:val="Bibliographie"/>
+      </w:pPr>
+      <w:r>
+        <w:t xml:space="preserve">Rosenthal, S. S., &amp; Strange, W. C. (2004).</w:t>
+      </w:r>
+      <w:r>
+        <w:t xml:space="preserve"> </w:t>
+      </w:r>
+      <w:r>
+        <w:t xml:space="preserve">Evidence on the Nature and Sources of Agglomeration Economies</w:t>
+      </w:r>
+      <w:r>
+        <w:t xml:space="preserve">. In J. V. Henderson &amp; J.-F. Thisse (Eds),</w:t>
+      </w:r>
+      <w:r>
+        <w:t xml:space="preserve"> </w:t>
+      </w:r>
+      <w:r>
+        <w:rPr>
+          <w:i/>
+          <w:iCs/>
+        </w:rPr>
+        <w:t xml:space="preserve">Cities and geography</w:t>
+      </w:r>
+      <w:r>
+        <w:t xml:space="preserve"> </w:t>
+      </w:r>
+      <w:r>
+        <w:t xml:space="preserve">(Vol. 4, pp. 2119–2171). Elsevier.</w:t>
+      </w:r>
+    </w:p>
     <w:bookmarkEnd w:id="135"/>
-    <w:bookmarkStart w:id="136" w:name="ref-Rosenthal2004"/>
+    <w:bookmarkStart w:id="136" w:name="ref-Rosenthal2020"/>
     <w:p>
       <w:pPr>
         <w:pStyle w:val="Bibliographie"/>
       </w:pPr>
       <w:r>
-        <w:t xml:space="preserve">Rosenthal, S. S., &amp; Strange, W. C. (2004). Evidence on the nature and sources of agglomeration economies. In J. V. Henderson &amp; J.-F. Thisse (Eds),</w:t>
-      </w:r>
-      <w:r>
-        <w:t xml:space="preserve"> </w:t>
-      </w:r>
-      <w:r>
-        <w:rPr>
-          <w:i/>
-          <w:iCs/>
-        </w:rPr>
-        <w:t xml:space="preserve">Cities and geography</w:t>
-      </w:r>
-      <w:r>
-        <w:t xml:space="preserve"> </w:t>
-      </w:r>
-      <w:r>
-        <w:t xml:space="preserve">(Vol. 4, pp. 2119–2171). Elsevier.</w:t>
+        <w:t xml:space="preserve">Rosenthal, S. S., &amp; Strange, W. C. (2020).</w:t>
+      </w:r>
+      <w:r>
+        <w:t xml:space="preserve"> </w:t>
+      </w:r>
+      <w:r>
+        <w:t xml:space="preserve">How Close Is Close? The Spatial Reach of Agglomeration Economies</w:t>
+      </w:r>
+      <w:r>
+        <w:t xml:space="preserve">.</w:t>
+      </w:r>
+      <w:r>
+        <w:t xml:space="preserve"> </w:t>
+      </w:r>
+      <w:r>
+        <w:rPr>
+          <w:i/>
+          <w:iCs/>
+        </w:rPr>
+        <w:t xml:space="preserve">Journal of Economic Perspectives</w:t>
+      </w:r>
+      <w:r>
+        <w:t xml:space="preserve">,</w:t>
+      </w:r>
+      <w:r>
+        <w:t xml:space="preserve"> </w:t>
+      </w:r>
+      <w:r>
+        <w:rPr>
+          <w:i/>
+          <w:iCs/>
+        </w:rPr>
+        <w:t xml:space="preserve">34</w:t>
+      </w:r>
+      <w:r>
+        <w:t xml:space="preserve">(3), 27–49.</w:t>
       </w:r>
     </w:p>
     <w:bookmarkEnd w:id="136"/>
-    <w:bookmarkStart w:id="137" w:name="ref-Rosenthal2020"/>
+    <w:bookmarkStart w:id="138" w:name="ref-Scholl2013"/>
     <w:p>
       <w:pPr>
         <w:pStyle w:val="Bibliographie"/>
       </w:pPr>
       <w:r>
-        <w:t xml:space="preserve">Rosenthal, S. S., &amp; Strange, W. C. (2020). How close is close? The spatial reach of agglomeration economies.</w:t>
-      </w:r>
-      <w:r>
-        <w:t xml:space="preserve"> </w:t>
-      </w:r>
-      <w:r>
-        <w:rPr>
-          <w:i/>
-          <w:iCs/>
-        </w:rPr>
-        <w:t xml:space="preserve">Journal of Economic Perspectives</w:t>
+        <w:t xml:space="preserve">Scholl, T., &amp; Brenner, T. (2015).</w:t>
+      </w:r>
+      <w:r>
+        <w:t xml:space="preserve"> </w:t>
+      </w:r>
+      <w:r>
+        <w:t xml:space="preserve">Optimizing Distance-Based Methods for Large Data Sets</w:t>
+      </w:r>
+      <w:r>
+        <w:t xml:space="preserve">.</w:t>
+      </w:r>
+      <w:r>
+        <w:t xml:space="preserve"> </w:t>
+      </w:r>
+      <w:r>
+        <w:rPr>
+          <w:i/>
+          <w:iCs/>
+        </w:rPr>
+        <w:t xml:space="preserve">Journal of Geographical Systems</w:t>
       </w:r>
       <w:r>
         <w:t xml:space="preserve">,</w:t>
@@ -8708,42 +9100,6 @@
           <w:i/>
           <w:iCs/>
         </w:rPr>
-        <w:t xml:space="preserve">34</w:t>
-      </w:r>
-      <w:r>
-        <w:t xml:space="preserve">(3), 27–49.</w:t>
-      </w:r>
-    </w:p>
-    <w:bookmarkEnd w:id="137"/>
-    <w:bookmarkStart w:id="139" w:name="ref-Scholl2013"/>
-    <w:p>
-      <w:pPr>
-        <w:pStyle w:val="Bibliographie"/>
-      </w:pPr>
-      <w:r>
-        <w:t xml:space="preserve">Scholl, T., &amp; Brenner, T. (2015). Optimizing distance-based methods for large data sets.</w:t>
-      </w:r>
-      <w:r>
-        <w:t xml:space="preserve"> </w:t>
-      </w:r>
-      <w:r>
-        <w:rPr>
-          <w:i/>
-          <w:iCs/>
-        </w:rPr>
-        <w:t xml:space="preserve">Journal of Geographical Systems</w:t>
-      </w:r>
-      <w:r>
-        <w:t xml:space="preserve">,</w:t>
-      </w:r>
-      <w:r>
-        <w:t xml:space="preserve"> </w:t>
-      </w:r>
-      <w:r>
-        <w:rPr>
-          <w:i/>
-          <w:iCs/>
-        </w:rPr>
         <w:t xml:space="preserve">17</w:t>
       </w:r>
       <w:r>
@@ -8752,7 +9108,7 @@
       <w:r>
         <w:t xml:space="preserve"> </w:t>
       </w:r>
-      <w:hyperlink r:id="rId138">
+      <w:hyperlink r:id="rId137">
         <w:r>
           <w:rPr>
             <w:rStyle w:val="Lienhypertexte"/>
@@ -8761,14 +9117,207 @@
         </w:r>
       </w:hyperlink>
     </w:p>
+    <w:bookmarkEnd w:id="138"/>
+    <w:bookmarkStart w:id="139" w:name="ref-Sweeney1998"/>
+    <w:p>
+      <w:pPr>
+        <w:pStyle w:val="Bibliographie"/>
+      </w:pPr>
+      <w:r>
+        <w:t xml:space="preserve">Sweeney, S. H., &amp; Feser, E. J. (1998).</w:t>
+      </w:r>
+      <w:r>
+        <w:t xml:space="preserve"> </w:t>
+      </w:r>
+      <w:r>
+        <w:t xml:space="preserve">Plant Size and Clustering of Manufacturing Activity</w:t>
+      </w:r>
+      <w:r>
+        <w:t xml:space="preserve">.</w:t>
+      </w:r>
+      <w:r>
+        <w:t xml:space="preserve"> </w:t>
+      </w:r>
+      <w:r>
+        <w:rPr>
+          <w:i/>
+          <w:iCs/>
+        </w:rPr>
+        <w:t xml:space="preserve">Geographical Analysis</w:t>
+      </w:r>
+      <w:r>
+        <w:t xml:space="preserve">,</w:t>
+      </w:r>
+      <w:r>
+        <w:t xml:space="preserve"> </w:t>
+      </w:r>
+      <w:r>
+        <w:rPr>
+          <w:i/>
+          <w:iCs/>
+        </w:rPr>
+        <w:t xml:space="preserve">30</w:t>
+      </w:r>
+      <w:r>
+        <w:t xml:space="preserve">(1), 45–64.</w:t>
+      </w:r>
+    </w:p>
     <w:bookmarkEnd w:id="139"/>
-    <w:bookmarkStart w:id="140" w:name="ref-Sweeney1998"/>
+    <w:bookmarkStart w:id="140" w:name="ref-Sweeney2004"/>
     <w:p>
       <w:pPr>
         <w:pStyle w:val="Bibliographie"/>
       </w:pPr>
       <w:r>
-        <w:t xml:space="preserve">Sweeney, S. H., &amp; Feser, E. J. (1998). Plant size and clustering of manufacturing activity.</w:t>
+        <w:t xml:space="preserve">Sweeney, S. H., &amp; Feser, E. J. (2004).</w:t>
+      </w:r>
+      <w:r>
+        <w:t xml:space="preserve"> </w:t>
+      </w:r>
+      <w:r>
+        <w:t xml:space="preserve">Business Location and Spatial Externalities: Tying Concepts to Measures</w:t>
+      </w:r>
+      <w:r>
+        <w:t xml:space="preserve">. In M. F. Goodchild &amp; D. G. Janelle (Eds),</w:t>
+      </w:r>
+      <w:r>
+        <w:t xml:space="preserve"> </w:t>
+      </w:r>
+      <w:r>
+        <w:rPr>
+          <w:i/>
+          <w:iCs/>
+        </w:rPr>
+        <w:t xml:space="preserve">Spatially integrated social science</w:t>
+      </w:r>
+      <w:r>
+        <w:t xml:space="preserve">. Oxford University Press.</w:t>
+      </w:r>
+    </w:p>
+    <w:bookmarkEnd w:id="140"/>
+    <w:bookmarkStart w:id="141" w:name="ref-Sweeney2005"/>
+    <w:p>
+      <w:pPr>
+        <w:pStyle w:val="Bibliographie"/>
+      </w:pPr>
+      <w:r>
+        <w:t xml:space="preserve">Sweeney, S. H., &amp; Konty, K. J. (2005). Robust point-pattern inference from spatially censored data.</w:t>
+      </w:r>
+      <w:r>
+        <w:t xml:space="preserve"> </w:t>
+      </w:r>
+      <w:r>
+        <w:rPr>
+          <w:i/>
+          <w:iCs/>
+        </w:rPr>
+        <w:t xml:space="preserve">Environment and Planning. A</w:t>
+      </w:r>
+      <w:r>
+        <w:t xml:space="preserve">,</w:t>
+      </w:r>
+      <w:r>
+        <w:t xml:space="preserve"> </w:t>
+      </w:r>
+      <w:r>
+        <w:rPr>
+          <w:i/>
+          <w:iCs/>
+        </w:rPr>
+        <w:t xml:space="preserve">37</w:t>
+      </w:r>
+      <w:r>
+        <w:t xml:space="preserve">(1), 141–159.</w:t>
+      </w:r>
+    </w:p>
+    <w:bookmarkEnd w:id="141"/>
+    <w:bookmarkStart w:id="142" w:name="ref-Sweeney2022"/>
+    <w:p>
+      <w:pPr>
+        <w:pStyle w:val="Bibliographie"/>
+      </w:pPr>
+      <w:r>
+        <w:t xml:space="preserve">Sweeney, S., &amp; Arabadjis, S. (2022).</w:t>
+      </w:r>
+      <w:r>
+        <w:t xml:space="preserve"> </w:t>
+      </w:r>
+      <w:r>
+        <w:t xml:space="preserve">Spatial Point Patterns</w:t>
+      </w:r>
+      <w:r>
+        <w:t xml:space="preserve">. In S. J. Rey &amp; R. Franklin (Eds),</w:t>
+      </w:r>
+      <w:r>
+        <w:t xml:space="preserve"> </w:t>
+      </w:r>
+      <w:r>
+        <w:rPr>
+          <w:i/>
+          <w:iCs/>
+        </w:rPr>
+        <w:t xml:space="preserve">Handbook of spatial analysis in the social sciences</w:t>
+      </w:r>
+      <w:r>
+        <w:t xml:space="preserve"> </w:t>
+      </w:r>
+      <w:r>
+        <w:t xml:space="preserve">(pp. 262–276). Edward Elgar Publishing.</w:t>
+      </w:r>
+    </w:p>
+    <w:bookmarkEnd w:id="142"/>
+    <w:bookmarkStart w:id="143" w:name="ref-Theil1967"/>
+    <w:p>
+      <w:pPr>
+        <w:pStyle w:val="Bibliographie"/>
+      </w:pPr>
+      <w:r>
+        <w:t xml:space="preserve">Theil, H. (1967).</w:t>
+      </w:r>
+      <w:r>
+        <w:t xml:space="preserve"> </w:t>
+      </w:r>
+      <w:r>
+        <w:rPr>
+          <w:i/>
+          <w:iCs/>
+        </w:rPr>
+        <w:t xml:space="preserve">Economics and Information Theory</w:t>
+      </w:r>
+      <w:r>
+        <w:t xml:space="preserve">. Rand McNally &amp; Company.</w:t>
+      </w:r>
+    </w:p>
+    <w:bookmarkEnd w:id="143"/>
+    <w:bookmarkStart w:id="145" w:name="ref-Tidu2023"/>
+    <w:p>
+      <w:pPr>
+        <w:pStyle w:val="Bibliographie"/>
+      </w:pPr>
+      <w:r>
+        <w:t xml:space="preserve">Tidu, A., Guy, F., &amp; Usai, S. (2024).</w:t>
+      </w:r>
+      <w:r>
+        <w:t xml:space="preserve"> </w:t>
+      </w:r>
+      <w:r>
+        <w:t xml:space="preserve">Measuring Spatial Dispersion: An Experimental Test on the</w:t>
+      </w:r>
+      <w:r>
+        <w:t xml:space="preserve"> </w:t>
+      </w:r>
+      <w:r>
+        <w:rPr>
+          <w:i/>
+          <w:iCs/>
+        </w:rPr>
+        <w:t xml:space="preserve">M</w:t>
+      </w:r>
+      <w:r>
+        <w:t xml:space="preserve">-Index</w:t>
+      </w:r>
+      <w:r>
+        <w:t xml:space="preserve">.</w:t>
       </w:r>
       <w:r>
         <w:t xml:space="preserve"> </w:t>
@@ -8791,169 +9340,6 @@
           <w:i/>
           <w:iCs/>
         </w:rPr>
-        <w:t xml:space="preserve">30</w:t>
-      </w:r>
-      <w:r>
-        <w:t xml:space="preserve">(1), 45–64.</w:t>
-      </w:r>
-    </w:p>
-    <w:bookmarkEnd w:id="140"/>
-    <w:bookmarkStart w:id="141" w:name="ref-Sweeney2004"/>
-    <w:p>
-      <w:pPr>
-        <w:pStyle w:val="Bibliographie"/>
-      </w:pPr>
-      <w:r>
-        <w:t xml:space="preserve">Sweeney, S. H., &amp; Feser, E. J. (2004). Business location and spatial externalities: Tying concepts to measures. In M. F. Goodchild &amp; D. G. Janelle (Eds),</w:t>
-      </w:r>
-      <w:r>
-        <w:t xml:space="preserve"> </w:t>
-      </w:r>
-      <w:r>
-        <w:rPr>
-          <w:i/>
-          <w:iCs/>
-        </w:rPr>
-        <w:t xml:space="preserve">Spatially integrated social science</w:t>
-      </w:r>
-      <w:r>
-        <w:t xml:space="preserve">. Oxford University Press.</w:t>
-      </w:r>
-    </w:p>
-    <w:bookmarkEnd w:id="141"/>
-    <w:bookmarkStart w:id="142" w:name="ref-Sweeney2005"/>
-    <w:p>
-      <w:pPr>
-        <w:pStyle w:val="Bibliographie"/>
-      </w:pPr>
-      <w:r>
-        <w:t xml:space="preserve">Sweeney, S. H., &amp; Konty, K. J. (2005). Robust point-pattern inference from spatially censored data.</w:t>
-      </w:r>
-      <w:r>
-        <w:t xml:space="preserve"> </w:t>
-      </w:r>
-      <w:r>
-        <w:rPr>
-          <w:i/>
-          <w:iCs/>
-        </w:rPr>
-        <w:t xml:space="preserve">Environment and Planning. A</w:t>
-      </w:r>
-      <w:r>
-        <w:t xml:space="preserve">,</w:t>
-      </w:r>
-      <w:r>
-        <w:t xml:space="preserve"> </w:t>
-      </w:r>
-      <w:r>
-        <w:rPr>
-          <w:i/>
-          <w:iCs/>
-        </w:rPr>
-        <w:t xml:space="preserve">37</w:t>
-      </w:r>
-      <w:r>
-        <w:t xml:space="preserve">(1), 141–159.</w:t>
-      </w:r>
-    </w:p>
-    <w:bookmarkEnd w:id="142"/>
-    <w:bookmarkStart w:id="143" w:name="ref-Sweeney2022"/>
-    <w:p>
-      <w:pPr>
-        <w:pStyle w:val="Bibliographie"/>
-      </w:pPr>
-      <w:r>
-        <w:t xml:space="preserve">Sweeney, S., &amp; Arabadjis, S. (2022). Spatial point patterns. In S. J. Rey &amp; R. Franklin (Eds),</w:t>
-      </w:r>
-      <w:r>
-        <w:t xml:space="preserve"> </w:t>
-      </w:r>
-      <w:r>
-        <w:rPr>
-          <w:i/>
-          <w:iCs/>
-        </w:rPr>
-        <w:t xml:space="preserve">Handbook of spatial analysis in the social sciences</w:t>
-      </w:r>
-      <w:r>
-        <w:t xml:space="preserve"> </w:t>
-      </w:r>
-      <w:r>
-        <w:t xml:space="preserve">(pp. 262–276). Edward Elgar Publishing.</w:t>
-      </w:r>
-    </w:p>
-    <w:bookmarkEnd w:id="143"/>
-    <w:bookmarkStart w:id="144" w:name="ref-Theil1967"/>
-    <w:p>
-      <w:pPr>
-        <w:pStyle w:val="Bibliographie"/>
-      </w:pPr>
-      <w:r>
-        <w:t xml:space="preserve">Theil, H. (1967).</w:t>
-      </w:r>
-      <w:r>
-        <w:t xml:space="preserve"> </w:t>
-      </w:r>
-      <w:r>
-        <w:rPr>
-          <w:i/>
-          <w:iCs/>
-        </w:rPr>
-        <w:t xml:space="preserve">Economics and information theory</w:t>
-      </w:r>
-      <w:r>
-        <w:t xml:space="preserve">. Rand McNally &amp; Company.</w:t>
-      </w:r>
-    </w:p>
-    <w:bookmarkEnd w:id="144"/>
-    <w:bookmarkStart w:id="146" w:name="ref-Tidu2023"/>
-    <w:p>
-      <w:pPr>
-        <w:pStyle w:val="Bibliographie"/>
-      </w:pPr>
-      <w:r>
-        <w:t xml:space="preserve">Tidu, A., Guy, F., &amp; Usai, S. (2024). Measuring spatial dispersion: An experimental test on the</w:t>
-      </w:r>
-      <w:r>
-        <w:t xml:space="preserve"> </w:t>
-      </w:r>
-      <w:r>
-        <w:rPr>
-          <w:i/>
-          <w:iCs/>
-        </w:rPr>
-        <w:t xml:space="preserve">M</w:t>
-      </w:r>
-      <w:r>
-        <w:t xml:space="preserve">-</w:t>
-      </w:r>
-      <w:r>
-        <w:t xml:space="preserve">Index</w:t>
-      </w:r>
-      <w:r>
-        <w:t xml:space="preserve">.</w:t>
-      </w:r>
-      <w:r>
-        <w:t xml:space="preserve"> </w:t>
-      </w:r>
-      <w:r>
-        <w:rPr>
-          <w:i/>
-          <w:iCs/>
-        </w:rPr>
-        <w:t xml:space="preserve">Geographical Analysis</w:t>
-      </w:r>
-      <w:r>
-        <w:t xml:space="preserve">,</w:t>
-      </w:r>
-      <w:r>
-        <w:t xml:space="preserve"> </w:t>
-      </w:r>
-      <w:r>
-        <w:rPr>
-          <w:i/>
-          <w:iCs/>
-        </w:rPr>
         <w:t xml:space="preserve">56</w:t>
       </w:r>
       <w:r>
@@ -8962,7 +9348,7 @@
       <w:r>
         <w:t xml:space="preserve"> </w:t>
       </w:r>
-      <w:hyperlink r:id="rId145">
+      <w:hyperlink r:id="rId144">
         <w:r>
           <w:rPr>
             <w:rStyle w:val="Lienhypertexte"/>
@@ -8971,9 +9357,9 @@
         </w:r>
       </w:hyperlink>
     </w:p>
+    <w:bookmarkEnd w:id="145"/>
     <w:bookmarkEnd w:id="146"/>
     <w:bookmarkEnd w:id="147"/>
-    <w:bookmarkEnd w:id="148"/>
     <w:sectPr>
       <w:pgSz w:code="1" w:h="15840" w:w="12240"/>
       <w:pgMar w:bottom="1418" w:footer="720" w:gutter="0" w:header="720" w:left="1701" w:right="1418" w:top="1701"/>

--- a/Rev1.docx
+++ b/Rev1.docx
@@ -7,7 +7,7 @@
         <w:pStyle w:val="Date"/>
       </w:pPr>
       <w:r>
-        <w:t xml:space="preserve">June 08, 2026</w:t>
+        <w:t xml:space="preserve">June 09, 2026</w:t>
       </w:r>
     </w:p>
     <w:p>
@@ -813,52 +813,7 @@
           <w:b/>
           <w:bCs/>
         </w:rPr>
-        <w:t xml:space="preserve">(</w:t>
-      </w:r>
-      <w:r>
-        <w:rPr>
-          <w:b/>
-          <w:bCs/>
-          <w:i/>
-          <w:iCs/>
-        </w:rPr>
-        <w:t xml:space="preserve">Effects of Missing Data and Locational Errors on Spatial Concentration Measures Based on Ripley’s</w:t>
-      </w:r>
-      <w:r>
-        <w:rPr>
-          <w:b/>
-          <w:bCs/>
-          <w:i/>
-          <w:iCs/>
-        </w:rPr>
-        <w:t xml:space="preserve"> </w:t>
-      </w:r>
-      <w:r>
-        <w:rPr>
-          <w:b/>
-          <w:bCs/>
-          <w:i/>
-          <w:i/>
-          <w:iCs/>
-          <w:iCs/>
-        </w:rPr>
-        <w:t xml:space="preserve">K</w:t>
-      </w:r>
-      <w:r>
-        <w:rPr>
-          <w:b/>
-          <w:bCs/>
-          <w:i/>
-          <w:iCs/>
-        </w:rPr>
-        <w:t xml:space="preserve">-Function</w:t>
-      </w:r>
-      <w:r>
-        <w:rPr>
-          <w:b/>
-          <w:bCs/>
-        </w:rPr>
-        <w:t xml:space="preserve">, n.d.; Sweeney &amp; Konty, 2005)</w:t>
+        <w:t xml:space="preserve">(Arbia et al., 2017; Sweeney &amp; Konty, 2005)</w:t>
       </w:r>
       <w:r>
         <w:rPr>
@@ -4376,7 +4331,7 @@
         </m:r>
       </m:oMath>
       <w:r>
-        <w:t xml:space="preserve"> points (e.g., 2.59 seconds for 100,000 points), knowing the time</w:t>
+        <w:t xml:space="preserve"> points (e.g., 3.07 seconds for 100,000 points), knowing the time</w:t>
       </w:r>
       <w:r>
         <w:t xml:space="preserve"> </w:t>
@@ -4436,7 +4391,7 @@
         <w:t xml:space="preserve"> </w:t>
       </w:r>
       <w:r>
-        <w:t xml:space="preserve">is the power relation (here: 1.5).</w:t>
+        <w:t xml:space="preserve">is the power relation (here: 1.4).</w:t>
       </w:r>
     </w:p>
     <w:p>
@@ -4656,7 +4611,7 @@
         <w:t xml:space="preserve">M</w:t>
       </w:r>
       <w:r>
-        <w:t xml:space="preserve"> is &lt; 3 seconds for a set of 100,000 points on a modern computer</w:t>
+        <w:t xml:space="preserve"> is &lt; 4 seconds for a set of 100,000 points on a modern computer</w:t>
       </w:r>
       <w:r>
         <w:rPr>
@@ -4674,19 +4629,19 @@
         <w:t xml:space="preserve"> </w:t>
       </w:r>
       <w:r>
-        <w:t xml:space="preserve">Therefore, calculating a confidence interval from 1,000 simulations requires less than 50 minutes.</w:t>
-      </w:r>
-      <w:r>
-        <w:t xml:space="preserve"> </w:t>
-      </w:r>
-      <w:r>
-        <w:t xml:space="preserve">For a set of five million points, the power law predicts around 11 minutes of computing time.</w:t>
-      </w:r>
-      <w:r>
-        <w:t xml:space="preserve"> </w:t>
-      </w:r>
-      <w:r>
-        <w:t xml:space="preserve">Accordingly, 1,000 simulations would take around 7 days.</w:t>
+        <w:t xml:space="preserve">Therefore, calculating a confidence interval from 1,000 simulations requires less than 67 minutes.</w:t>
+      </w:r>
+      <w:r>
+        <w:t xml:space="preserve"> </w:t>
+      </w:r>
+      <w:r>
+        <w:t xml:space="preserve">For a set of five million points, the power law predicts around 8 minutes of computing time.</w:t>
+      </w:r>
+      <w:r>
+        <w:t xml:space="preserve"> </w:t>
+      </w:r>
+      <w:r>
+        <w:t xml:space="preserve">Accordingly, 1,000 simulations would take around 6 days.</w:t>
       </w:r>
     </w:p>
     <w:p>
@@ -5434,40 +5389,7 @@
         <w:t xml:space="preserve"> </w:t>
       </w:r>
       <w:r>
-        <w:rPr>
-          <w:i/>
-          <w:iCs/>
-        </w:rPr>
-        <w:t xml:space="preserve">Effects of Missing Data and Locational Errors on Spatial Concentration Measures Based on Ripley’s</w:t>
-      </w:r>
-      <w:r>
-        <w:rPr>
-          <w:i/>
-          <w:iCs/>
-        </w:rPr>
-        <w:t xml:space="preserve"> </w:t>
-      </w:r>
-      <w:r>
-        <w:rPr>
-          <w:i/>
-          <w:i/>
-          <w:iCs/>
-          <w:iCs/>
-        </w:rPr>
-        <w:t xml:space="preserve">K</w:t>
-      </w:r>
-      <w:r>
-        <w:rPr>
-          <w:i/>
-          <w:iCs/>
-        </w:rPr>
-        <w:t xml:space="preserve">-Function</w:t>
-      </w:r>
-      <w:r>
-        <w:t xml:space="preserve"> </w:t>
-      </w:r>
-      <w:r>
-        <w:t xml:space="preserve">(n.d.)</w:t>
+        <w:t xml:space="preserve">Arbia et al. (2017)</w:t>
       </w:r>
       <w:r>
         <w:t xml:space="preserve"> </w:t>
@@ -6199,40 +6121,7 @@
         <w:t xml:space="preserve"> </w:t>
       </w:r>
       <w:r>
-        <w:rPr>
-          <w:i/>
-          <w:iCs/>
-        </w:rPr>
-        <w:t xml:space="preserve">Effects of Missing Data and Locational Errors on Spatial Concentration Measures Based on Ripley’s</w:t>
-      </w:r>
-      <w:r>
-        <w:rPr>
-          <w:i/>
-          <w:iCs/>
-        </w:rPr>
-        <w:t xml:space="preserve"> </w:t>
-      </w:r>
-      <w:r>
-        <w:rPr>
-          <w:i/>
-          <w:i/>
-          <w:iCs/>
-          <w:iCs/>
-        </w:rPr>
-        <w:t xml:space="preserve">K</w:t>
-      </w:r>
-      <w:r>
-        <w:rPr>
-          <w:i/>
-          <w:iCs/>
-        </w:rPr>
-        <w:t xml:space="preserve">-Function</w:t>
-      </w:r>
-      <w:r>
-        <w:t xml:space="preserve"> </w:t>
-      </w:r>
-      <w:r>
-        <w:t xml:space="preserve">(n.d.)</w:t>
+        <w:t xml:space="preserve">Arbia et al. (2017)</w:t>
       </w:r>
       <w:r>
         <w:t xml:space="preserve">.</w:t>
@@ -6279,40 +6168,7 @@
         <w:t xml:space="preserve"> </w:t>
       </w:r>
       <w:r>
-        <w:rPr>
-          <w:i/>
-          <w:iCs/>
-        </w:rPr>
-        <w:t xml:space="preserve">Effects of Missing Data and Locational Errors on Spatial Concentration Measures Based on Ripley’s</w:t>
-      </w:r>
-      <w:r>
-        <w:rPr>
-          <w:i/>
-          <w:iCs/>
-        </w:rPr>
-        <w:t xml:space="preserve"> </w:t>
-      </w:r>
-      <w:r>
-        <w:rPr>
-          <w:i/>
-          <w:i/>
-          <w:iCs/>
-          <w:iCs/>
-        </w:rPr>
-        <w:t xml:space="preserve">K</w:t>
-      </w:r>
-      <w:r>
-        <w:rPr>
-          <w:i/>
-          <w:iCs/>
-        </w:rPr>
-        <w:t xml:space="preserve">-Function</w:t>
-      </w:r>
-      <w:r>
-        <w:t xml:space="preserve"> </w:t>
-      </w:r>
-      <w:r>
-        <w:t xml:space="preserve">(n.d.)</w:t>
+        <w:t xml:space="preserve">Arbia et al. (2017)</w:t>
       </w:r>
       <w:r>
         <w:t xml:space="preserve"> </w:t>
@@ -6534,7 +6390,7 @@
       </w:r>
     </w:p>
     <w:bookmarkEnd w:id="69"/>
-    <w:bookmarkStart w:id="147" w:name="references"/>
+    <w:bookmarkStart w:id="148" w:name="references"/>
     <w:p>
       <w:pPr>
         <w:pStyle w:val="Titre1"/>
@@ -6543,7 +6399,7 @@
         <w:t xml:space="preserve">References</w:t>
       </w:r>
     </w:p>
-    <w:bookmarkStart w:id="146" w:name="refs"/>
+    <w:bookmarkStart w:id="147" w:name="refs"/>
     <w:bookmarkStart w:id="70" w:name="ref-Arbia1989"/>
     <w:p>
       <w:pPr>
@@ -6647,12 +6503,81 @@
       </w:r>
     </w:p>
     <w:bookmarkEnd w:id="72"/>
-    <w:bookmarkStart w:id="73" w:name="ref-Bachtrogleunger2023"/>
+    <w:bookmarkStart w:id="74" w:name="ref-Arbia2017"/>
     <w:p>
       <w:pPr>
         <w:pStyle w:val="Bibliographie"/>
       </w:pPr>
       <w:r>
+        <w:t xml:space="preserve">Arbia, G., Espa, G., Giuliani, D., &amp; Dickson, M. M. (2017).</w:t>
+      </w:r>
+      <w:r>
+        <w:t xml:space="preserve"> </w:t>
+      </w:r>
+      <w:r>
+        <w:t xml:space="preserve">Effects of Missing Data and Locational Errors on Spatial Concentration Measures Based on Ripley’s</w:t>
+      </w:r>
+      <w:r>
+        <w:t xml:space="preserve"> </w:t>
+      </w:r>
+      <w:r>
+        <w:rPr>
+          <w:i/>
+          <w:iCs/>
+        </w:rPr>
+        <w:t xml:space="preserve">K</w:t>
+      </w:r>
+      <w:r>
+        <w:t xml:space="preserve">-Function</w:t>
+      </w:r>
+      <w:r>
+        <w:t xml:space="preserve">.</w:t>
+      </w:r>
+      <w:r>
+        <w:t xml:space="preserve"> </w:t>
+      </w:r>
+      <w:r>
+        <w:rPr>
+          <w:i/>
+          <w:iCs/>
+        </w:rPr>
+        <w:t xml:space="preserve">Spatial Economic Analysis</w:t>
+      </w:r>
+      <w:r>
+        <w:t xml:space="preserve">,</w:t>
+      </w:r>
+      <w:r>
+        <w:t xml:space="preserve"> </w:t>
+      </w:r>
+      <w:r>
+        <w:rPr>
+          <w:i/>
+          <w:iCs/>
+        </w:rPr>
+        <w:t xml:space="preserve">12</w:t>
+      </w:r>
+      <w:r>
+        <w:t xml:space="preserve">(2-3), 326–346.</w:t>
+      </w:r>
+      <w:r>
+        <w:t xml:space="preserve"> </w:t>
+      </w:r>
+      <w:hyperlink r:id="rId73">
+        <w:r>
+          <w:rPr>
+            <w:rStyle w:val="Lienhypertexte"/>
+          </w:rPr>
+          <w:t xml:space="preserve">https://doi.org/10.1080/17421772.2017.1297479</w:t>
+        </w:r>
+      </w:hyperlink>
+    </w:p>
+    <w:bookmarkEnd w:id="74"/>
+    <w:bookmarkStart w:id="75" w:name="ref-Bachtrogleunger2023"/>
+    <w:p>
+      <w:pPr>
+        <w:pStyle w:val="Bibliographie"/>
+      </w:pPr>
+      <w:r>
         <w:t xml:space="preserve">Bachtrögler-Unger, J., Dolls, M., Krolage, C., Schüle, P., Taubenböck, H., &amp; Weigand, M. (2023).</w:t>
       </w:r>
       <w:r>
@@ -6691,8 +6616,8 @@
         <w:t xml:space="preserve">, 103954.</w:t>
       </w:r>
     </w:p>
-    <w:bookmarkEnd w:id="73"/>
-    <w:bookmarkStart w:id="74" w:name="ref-Baddeley2016"/>
+    <w:bookmarkEnd w:id="75"/>
+    <w:bookmarkStart w:id="76" w:name="ref-Baddeley2016"/>
     <w:p>
       <w:pPr>
         <w:pStyle w:val="Bibliographie"/>
@@ -6714,8 +6639,8 @@
         <w:t xml:space="preserve">. CRC Press.</w:t>
       </w:r>
     </w:p>
-    <w:bookmarkEnd w:id="74"/>
-    <w:bookmarkStart w:id="75" w:name="ref-Baldwin2003"/>
+    <w:bookmarkEnd w:id="76"/>
+    <w:bookmarkStart w:id="77" w:name="ref-Baldwin2003"/>
     <w:p>
       <w:pPr>
         <w:pStyle w:val="Bibliographie"/>
@@ -6749,8 +6674,8 @@
         <w:t xml:space="preserve">.</w:t>
       </w:r>
     </w:p>
-    <w:bookmarkEnd w:id="75"/>
-    <w:bookmarkStart w:id="76" w:name="ref-Baragwanath2026"/>
+    <w:bookmarkEnd w:id="77"/>
+    <w:bookmarkStart w:id="78" w:name="ref-Baragwanath2026"/>
     <w:p>
       <w:pPr>
         <w:pStyle w:val="Bibliographie"/>
@@ -6803,8 +6728,8 @@
         <w:t xml:space="preserve">, 104201.</w:t>
       </w:r>
     </w:p>
-    <w:bookmarkEnd w:id="76"/>
-    <w:bookmarkStart w:id="77" w:name="ref-Barff1987"/>
+    <w:bookmarkEnd w:id="78"/>
+    <w:bookmarkStart w:id="79" w:name="ref-Barff1987"/>
     <w:p>
       <w:pPr>
         <w:pStyle w:val="Bibliographie"/>
@@ -6848,8 +6773,8 @@
         <w:t xml:space="preserve">(1), 89–103.</w:t>
       </w:r>
     </w:p>
-    <w:bookmarkEnd w:id="77"/>
-    <w:bookmarkStart w:id="78" w:name="ref-Besag1977"/>
+    <w:bookmarkEnd w:id="79"/>
+    <w:bookmarkStart w:id="80" w:name="ref-Besag1977"/>
     <w:p>
       <w:pPr>
         <w:pStyle w:val="Bibliographie"/>
@@ -6893,8 +6818,8 @@
         <w:t xml:space="preserve">(2), 193–195.</w:t>
       </w:r>
     </w:p>
-    <w:bookmarkEnd w:id="78"/>
-    <w:bookmarkStart w:id="79" w:name="ref-Bickenbach2008"/>
+    <w:bookmarkEnd w:id="80"/>
+    <w:bookmarkStart w:id="81" w:name="ref-Bickenbach2008"/>
     <w:p>
       <w:pPr>
         <w:pStyle w:val="Bibliographie"/>
@@ -6938,8 +6863,8 @@
         <w:t xml:space="preserve">(4), 359–388.</w:t>
       </w:r>
     </w:p>
-    <w:bookmarkEnd w:id="79"/>
-    <w:bookmarkStart w:id="80" w:name="ref-Brulhart2005"/>
+    <w:bookmarkEnd w:id="81"/>
+    <w:bookmarkStart w:id="82" w:name="ref-Brulhart2005"/>
     <w:p>
       <w:pPr>
         <w:pStyle w:val="Bibliographie"/>
@@ -6983,8 +6908,8 @@
         <w:t xml:space="preserve">(6), 597–624.</w:t>
       </w:r>
     </w:p>
-    <w:bookmarkEnd w:id="80"/>
-    <w:bookmarkStart w:id="81" w:name="ref-Canello2025"/>
+    <w:bookmarkEnd w:id="82"/>
+    <w:bookmarkStart w:id="83" w:name="ref-Canello2025"/>
     <w:p>
       <w:pPr>
         <w:pStyle w:val="Bibliographie"/>
@@ -7028,8 +6953,8 @@
         <w:t xml:space="preserve">(2), 403–428.</w:t>
       </w:r>
     </w:p>
-    <w:bookmarkEnd w:id="81"/>
-    <w:bookmarkStart w:id="82" w:name="ref-Chain2019"/>
+    <w:bookmarkEnd w:id="83"/>
+    <w:bookmarkStart w:id="84" w:name="ref-Chain2019"/>
     <w:p>
       <w:pPr>
         <w:pStyle w:val="Bibliographie"/>
@@ -7073,8 +6998,8 @@
         <w:t xml:space="preserve">(1), 60–84.</w:t>
       </w:r>
     </w:p>
-    <w:bookmarkEnd w:id="82"/>
-    <w:bookmarkStart w:id="83" w:name="ref-Coll-Martinez2019"/>
+    <w:bookmarkEnd w:id="84"/>
+    <w:bookmarkStart w:id="85" w:name="ref-Coll-Martinez2019"/>
     <w:p>
       <w:pPr>
         <w:pStyle w:val="Bibliographie"/>
@@ -7118,8 +7043,8 @@
         <w:t xml:space="preserve">(1), 409–432.</w:t>
       </w:r>
     </w:p>
-    <w:bookmarkEnd w:id="83"/>
-    <w:bookmarkStart w:id="84" w:name="ref-Combes2008"/>
+    <w:bookmarkEnd w:id="85"/>
+    <w:bookmarkStart w:id="86" w:name="ref-Combes2008"/>
     <w:p>
       <w:pPr>
         <w:pStyle w:val="Bibliographie"/>
@@ -7141,8 +7066,8 @@
         <w:t xml:space="preserve">. Princeton University Press.</w:t>
       </w:r>
     </w:p>
-    <w:bookmarkEnd w:id="84"/>
-    <w:bookmarkStart w:id="85" w:name="ref-Combes2004"/>
+    <w:bookmarkEnd w:id="86"/>
+    <w:bookmarkStart w:id="87" w:name="ref-Combes2004"/>
     <w:p>
       <w:pPr>
         <w:pStyle w:val="Bibliographie"/>
@@ -7185,8 +7110,8 @@
         <w:t xml:space="preserve">(Vol. 4, pp. 2845–2909). Elsevier. North Holland.</w:t>
       </w:r>
     </w:p>
-    <w:bookmarkEnd w:id="85"/>
-    <w:bookmarkStart w:id="86" w:name="ref-Cressie1993"/>
+    <w:bookmarkEnd w:id="87"/>
+    <w:bookmarkStart w:id="88" w:name="ref-Cressie1993"/>
     <w:p>
       <w:pPr>
         <w:pStyle w:val="Bibliographie"/>
@@ -7208,8 +7133,8 @@
         <w:t xml:space="preserve">. John Wiley &amp; Sons.</w:t>
       </w:r>
     </w:p>
-    <w:bookmarkEnd w:id="86"/>
-    <w:bookmarkStart w:id="87" w:name="ref-Daspremont2025"/>
+    <w:bookmarkEnd w:id="88"/>
+    <w:bookmarkStart w:id="89" w:name="ref-Daspremont2025"/>
     <w:p>
       <w:pPr>
         <w:pStyle w:val="Bibliographie"/>
@@ -7256,8 +7181,8 @@
         <w:t xml:space="preserve">, 105923.</w:t>
       </w:r>
     </w:p>
-    <w:bookmarkEnd w:id="87"/>
-    <w:bookmarkStart w:id="88" w:name="ref-Deurloo2008"/>
+    <w:bookmarkEnd w:id="89"/>
+    <w:bookmarkStart w:id="90" w:name="ref-Deurloo2008"/>
     <w:p>
       <w:pPr>
         <w:pStyle w:val="Bibliographie"/>
@@ -7301,8 +7226,8 @@
         <w:t xml:space="preserve">(3), 329–347.</w:t>
       </w:r>
     </w:p>
-    <w:bookmarkEnd w:id="88"/>
-    <w:bookmarkStart w:id="89" w:name="ref-Diodato2018"/>
+    <w:bookmarkEnd w:id="90"/>
+    <w:bookmarkStart w:id="91" w:name="ref-Diodato2018"/>
     <w:p>
       <w:pPr>
         <w:pStyle w:val="Bibliographie"/>
@@ -7355,8 +7280,8 @@
         <w:t xml:space="preserve">, 1–26.</w:t>
       </w:r>
     </w:p>
-    <w:bookmarkEnd w:id="89"/>
-    <w:bookmarkStart w:id="91" w:name="ref-Dray2021"/>
+    <w:bookmarkEnd w:id="91"/>
+    <w:bookmarkStart w:id="93" w:name="ref-Dray2021"/>
     <w:p>
       <w:pPr>
         <w:pStyle w:val="Bibliographie"/>
@@ -7402,7 +7327,7 @@
       <w:r>
         <w:t xml:space="preserve"> </w:t>
       </w:r>
-      <w:hyperlink r:id="rId90">
+      <w:hyperlink r:id="rId92">
         <w:r>
           <w:rPr>
             <w:rStyle w:val="Lienhypertexte"/>
@@ -7411,8 +7336,8 @@
         </w:r>
       </w:hyperlink>
     </w:p>
-    <w:bookmarkEnd w:id="91"/>
-    <w:bookmarkStart w:id="92" w:name="ref-Duranton2005"/>
+    <w:bookmarkEnd w:id="93"/>
+    <w:bookmarkStart w:id="94" w:name="ref-Duranton2005"/>
     <w:p>
       <w:pPr>
         <w:pStyle w:val="Bibliographie"/>
@@ -7456,8 +7381,8 @@
         <w:t xml:space="preserve">(4), 1077–1106.</w:t>
       </w:r>
     </w:p>
-    <w:bookmarkEnd w:id="92"/>
-    <w:bookmarkStart w:id="93" w:name="ref-Duranton2004"/>
+    <w:bookmarkEnd w:id="94"/>
+    <w:bookmarkStart w:id="95" w:name="ref-Duranton2004"/>
     <w:p>
       <w:pPr>
         <w:pStyle w:val="Bibliographie"/>
@@ -7491,60 +7416,553 @@
         <w:t xml:space="preserve">(Vol. 4, pp. 2063–2117). Elsevier.</w:t>
       </w:r>
     </w:p>
-    <w:bookmarkEnd w:id="93"/>
-    <w:bookmarkStart w:id="94" w:name="ref-Arbia2017"/>
+    <w:bookmarkEnd w:id="95"/>
+    <w:bookmarkStart w:id="96" w:name="ref-Ellison1997"/>
     <w:p>
       <w:pPr>
         <w:pStyle w:val="Bibliographie"/>
       </w:pPr>
       <w:r>
-        <w:rPr>
-          <w:i/>
-          <w:iCs/>
-        </w:rPr>
-        <w:t xml:space="preserve">Effects of missing data and locational errors on spatial concentration measures based on ripley’s</w:t>
-      </w:r>
-      <w:r>
-        <w:rPr>
-          <w:i/>
-          <w:iCs/>
-        </w:rPr>
-        <w:t xml:space="preserve"> </w:t>
-      </w:r>
-      <w:r>
-        <w:rPr>
-          <w:i/>
-          <w:i/>
-          <w:iCs/>
+        <w:t xml:space="preserve">Ellison, G., &amp; Glaeser, E. L. (1997).</w:t>
+      </w:r>
+      <w:r>
+        <w:t xml:space="preserve"> </w:t>
+      </w:r>
+      <w:r>
+        <w:t xml:space="preserve">Geographic Concentration in U.S. Manufacturing Industries: A Dartboard Approach</w:t>
+      </w:r>
+      <w:r>
+        <w:t xml:space="preserve">.</w:t>
+      </w:r>
+      <w:r>
+        <w:t xml:space="preserve"> </w:t>
+      </w:r>
+      <w:r>
+        <w:rPr>
+          <w:i/>
+          <w:iCs/>
+        </w:rPr>
+        <w:t xml:space="preserve">Journal of Political Economy</w:t>
+      </w:r>
+      <w:r>
+        <w:t xml:space="preserve">,</w:t>
+      </w:r>
+      <w:r>
+        <w:t xml:space="preserve"> </w:t>
+      </w:r>
+      <w:r>
+        <w:rPr>
+          <w:i/>
+          <w:iCs/>
+        </w:rPr>
+        <w:t xml:space="preserve">105</w:t>
+      </w:r>
+      <w:r>
+        <w:t xml:space="preserve">(5), 889–927.</w:t>
+      </w:r>
+    </w:p>
+    <w:bookmarkEnd w:id="96"/>
+    <w:bookmarkStart w:id="97" w:name="ref-Ellison1999"/>
+    <w:p>
+      <w:pPr>
+        <w:pStyle w:val="Bibliographie"/>
+      </w:pPr>
+      <w:r>
+        <w:t xml:space="preserve">Ellison, G., &amp; Glaeser, E. L. (1999).</w:t>
+      </w:r>
+      <w:r>
+        <w:t xml:space="preserve"> </w:t>
+      </w:r>
+      <w:r>
+        <w:t xml:space="preserve">The Geographic Concentration of Industry: Does Natural Advantage Explain Agglomeration?</w:t>
+      </w:r>
+      <w:r>
+        <w:t xml:space="preserve"> </w:t>
+      </w:r>
+      <w:r>
+        <w:rPr>
+          <w:i/>
+          <w:iCs/>
+        </w:rPr>
+        <w:t xml:space="preserve">American Economic Review</w:t>
+      </w:r>
+      <w:r>
+        <w:t xml:space="preserve">,</w:t>
+      </w:r>
+      <w:r>
+        <w:t xml:space="preserve"> </w:t>
+      </w:r>
+      <w:r>
+        <w:rPr>
+          <w:i/>
+          <w:iCs/>
+        </w:rPr>
+        <w:t xml:space="preserve">89</w:t>
+      </w:r>
+      <w:r>
+        <w:t xml:space="preserve">(2), 311–316.</w:t>
+      </w:r>
+    </w:p>
+    <w:bookmarkEnd w:id="97"/>
+    <w:bookmarkStart w:id="98" w:name="ref-Ellison2010"/>
+    <w:p>
+      <w:pPr>
+        <w:pStyle w:val="Bibliographie"/>
+      </w:pPr>
+      <w:r>
+        <w:t xml:space="preserve">Ellison, G., Glaeser, E. L., &amp; Kerr, W. R. (2010).</w:t>
+      </w:r>
+      <w:r>
+        <w:t xml:space="preserve"> </w:t>
+      </w:r>
+      <w:r>
+        <w:t xml:space="preserve">What Causes Industry Agglomeration? Evidence from Coagglomeration Patterns</w:t>
+      </w:r>
+      <w:r>
+        <w:t xml:space="preserve">.</w:t>
+      </w:r>
+      <w:r>
+        <w:t xml:space="preserve"> </w:t>
+      </w:r>
+      <w:r>
+        <w:rPr>
+          <w:i/>
+          <w:iCs/>
+        </w:rPr>
+        <w:t xml:space="preserve">The American Economic Review</w:t>
+      </w:r>
+      <w:r>
+        <w:t xml:space="preserve">,</w:t>
+      </w:r>
+      <w:r>
+        <w:t xml:space="preserve"> </w:t>
+      </w:r>
+      <w:r>
+        <w:rPr>
+          <w:i/>
+          <w:iCs/>
+        </w:rPr>
+        <w:t xml:space="preserve">100</w:t>
+      </w:r>
+      <w:r>
+        <w:t xml:space="preserve">(3), 1195–1213.</w:t>
+      </w:r>
+    </w:p>
+    <w:bookmarkEnd w:id="98"/>
+    <w:bookmarkStart w:id="99" w:name="ref-Fernandez-Gonzalez2005"/>
+    <w:p>
+      <w:pPr>
+        <w:pStyle w:val="Bibliographie"/>
+      </w:pPr>
+      <w:r>
+        <w:t xml:space="preserve">Fernandez-Gonzalez, R., Barcellos-Hoff, M. H., &amp; Ortiz-de-Solorzano, C. (2005).</w:t>
+      </w:r>
+      <w:r>
+        <w:t xml:space="preserve"> </w:t>
+      </w:r>
+      <w:r>
+        <w:t xml:space="preserve">A Tool for the Quantitative Spatial Analysis of Complex Cellular Systems</w:t>
+      </w:r>
+      <w:r>
+        <w:t xml:space="preserve">.</w:t>
+      </w:r>
+      <w:r>
+        <w:t xml:space="preserve"> </w:t>
+      </w:r>
+      <w:r>
+        <w:rPr>
+          <w:i/>
+          <w:iCs/>
+        </w:rPr>
+        <w:t xml:space="preserve">IEEE</w:t>
+      </w:r>
+      <w:r>
+        <w:rPr>
+          <w:i/>
+          <w:iCs/>
+        </w:rPr>
+        <w:t xml:space="preserve"> </w:t>
+      </w:r>
+      <w:r>
+        <w:rPr>
+          <w:i/>
+          <w:iCs/>
+        </w:rPr>
+        <w:t xml:space="preserve">Transactions on Image Processing</w:t>
+      </w:r>
+      <w:r>
+        <w:t xml:space="preserve">,</w:t>
+      </w:r>
+      <w:r>
+        <w:t xml:space="preserve"> </w:t>
+      </w:r>
+      <w:r>
+        <w:rPr>
+          <w:i/>
+          <w:iCs/>
+        </w:rPr>
+        <w:t xml:space="preserve">14</w:t>
+      </w:r>
+      <w:r>
+        <w:t xml:space="preserve">(9), 1300–1313.</w:t>
+      </w:r>
+    </w:p>
+    <w:bookmarkEnd w:id="99"/>
+    <w:bookmarkStart w:id="100" w:name="ref-Feser2000"/>
+    <w:p>
+      <w:pPr>
+        <w:pStyle w:val="Bibliographie"/>
+      </w:pPr>
+      <w:r>
+        <w:t xml:space="preserve">Feser, E. J., &amp; Sweeney, S. H. (2000). A test for the coincident economic and spatial clustering of business enterprises.</w:t>
+      </w:r>
+      <w:r>
+        <w:t xml:space="preserve"> </w:t>
+      </w:r>
+      <w:r>
+        <w:rPr>
+          <w:i/>
+          <w:iCs/>
+        </w:rPr>
+        <w:t xml:space="preserve">Journal of Geographical Systems</w:t>
+      </w:r>
+      <w:r>
+        <w:t xml:space="preserve">,</w:t>
+      </w:r>
+      <w:r>
+        <w:t xml:space="preserve"> </w:t>
+      </w:r>
+      <w:r>
+        <w:rPr>
+          <w:i/>
+          <w:iCs/>
+        </w:rPr>
+        <w:t xml:space="preserve">2</w:t>
+      </w:r>
+      <w:r>
+        <w:t xml:space="preserve">(4), 349–376.</w:t>
+      </w:r>
+    </w:p>
+    <w:bookmarkEnd w:id="100"/>
+    <w:bookmarkStart w:id="101" w:name="ref-Feser2002"/>
+    <w:p>
+      <w:pPr>
+        <w:pStyle w:val="Bibliographie"/>
+      </w:pPr>
+      <w:r>
+        <w:t xml:space="preserve">Feser, E. J., &amp; Sweeney, S. H. (2002). Theory, methods and a cross-metropolitan comparison of business clustering. In M. Philip (Ed.),</w:t>
+      </w:r>
+      <w:r>
+        <w:t xml:space="preserve"> </w:t>
+      </w:r>
+      <w:r>
+        <w:rPr>
+          <w:i/>
+          <w:iCs/>
+        </w:rPr>
+        <w:t xml:space="preserve">Industrial location economics</w:t>
+      </w:r>
+      <w:r>
+        <w:t xml:space="preserve"> </w:t>
+      </w:r>
+      <w:r>
+        <w:t xml:space="preserve">(pp. 222–257). Edward Elgar Publishing.</w:t>
+      </w:r>
+    </w:p>
+    <w:bookmarkEnd w:id="101"/>
+    <w:bookmarkStart w:id="102" w:name="ref-Floch2018"/>
+    <w:p>
+      <w:pPr>
+        <w:pStyle w:val="Bibliographie"/>
+      </w:pPr>
+      <w:r>
+        <w:t xml:space="preserve">Floch, J.-M., Marcon, E., &amp; Puech, F. (2018). Spatial distribution of points. In V. Loonis &amp; M.-P. de Bellefon (Eds),</w:t>
+      </w:r>
+      <w:r>
+        <w:t xml:space="preserve"> </w:t>
+      </w:r>
+      <w:r>
+        <w:rPr>
+          <w:i/>
+          <w:iCs/>
+        </w:rPr>
+        <w:t xml:space="preserve">Handbook of spatial analysis, theory and application with</w:t>
+      </w:r>
+      <w:r>
+        <w:rPr>
+          <w:i/>
+          <w:iCs/>
+        </w:rPr>
+        <w:t xml:space="preserve"> </w:t>
+      </w:r>
+      <w:r>
+        <w:rPr>
+          <w:i/>
+          <w:iCs/>
+        </w:rPr>
+        <w:t xml:space="preserve">R</w:t>
+      </w:r>
+      <w:r>
+        <w:t xml:space="preserve"> </w:t>
+      </w:r>
+      <w:r>
+        <w:t xml:space="preserve">(pp. 71–111). Insee-Eurostat.</w:t>
+      </w:r>
+    </w:p>
+    <w:bookmarkEnd w:id="102"/>
+    <w:bookmarkStart w:id="103" w:name="ref-Florence1972"/>
+    <w:p>
+      <w:pPr>
+        <w:pStyle w:val="Bibliographie"/>
+      </w:pPr>
+      <w:r>
+        <w:t xml:space="preserve">Florence, P. S. (1972).</w:t>
+      </w:r>
+      <w:r>
+        <w:t xml:space="preserve"> </w:t>
+      </w:r>
+      <w:r>
+        <w:rPr>
+          <w:i/>
+          <w:iCs/>
+        </w:rPr>
+        <w:t xml:space="preserve">The Logic of British and American Industry: A Realistic Analysis of Economic Structure and Government</w:t>
+      </w:r>
+      <w:r>
+        <w:t xml:space="preserve"> </w:t>
+      </w:r>
+      <w:r>
+        <w:t xml:space="preserve">(3rd edn). Routledge &amp; Kegan Paul.</w:t>
+      </w:r>
+    </w:p>
+    <w:bookmarkEnd w:id="103"/>
+    <w:bookmarkStart w:id="104" w:name="ref-Fujita1999"/>
+    <w:p>
+      <w:pPr>
+        <w:pStyle w:val="Bibliographie"/>
+      </w:pPr>
+      <w:r>
+        <w:t xml:space="preserve">Fujita, M., Krugman, P., &amp; Venables, A. J. (1999).</w:t>
+      </w:r>
+      <w:r>
+        <w:t xml:space="preserve"> </w:t>
+      </w:r>
+      <w:r>
+        <w:rPr>
+          <w:i/>
+          <w:iCs/>
+        </w:rPr>
+        <w:t xml:space="preserve">The Spatial Economy: Cities, Regions, and International Trade</w:t>
+      </w:r>
+      <w:r>
+        <w:t xml:space="preserve">. The MIT Press.</w:t>
+      </w:r>
+    </w:p>
+    <w:bookmarkEnd w:id="104"/>
+    <w:bookmarkStart w:id="105" w:name="ref-Fujita2013"/>
+    <w:p>
+      <w:pPr>
+        <w:pStyle w:val="Bibliographie"/>
+      </w:pPr>
+      <w:r>
+        <w:t xml:space="preserve">Fujita, M., &amp; Thisse, J.-F. (2013).</w:t>
+      </w:r>
+      <w:r>
+        <w:t xml:space="preserve"> </w:t>
+      </w:r>
+      <w:r>
+        <w:rPr>
+          <w:i/>
+          <w:iCs/>
+        </w:rPr>
+        <w:t xml:space="preserve">Economics of Agglomeration: Cities, Industrial Location, and Globalization</w:t>
+      </w:r>
+      <w:r>
+        <w:t xml:space="preserve"> </w:t>
+      </w:r>
+      <w:r>
+        <w:t xml:space="preserve">(2nd edn). Cambridge University Press.</w:t>
+      </w:r>
+    </w:p>
+    <w:bookmarkEnd w:id="105"/>
+    <w:bookmarkStart w:id="106" w:name="ref-Gini1912"/>
+    <w:p>
+      <w:pPr>
+        <w:pStyle w:val="Bibliographie"/>
+      </w:pPr>
+      <w:r>
+        <w:t xml:space="preserve">Gini, C. (1912).</w:t>
+      </w:r>
+      <w:r>
+        <w:t xml:space="preserve"> </w:t>
+      </w:r>
+      <w:r>
+        <w:rPr>
+          <w:i/>
+          <w:iCs/>
+        </w:rPr>
+        <w:t xml:space="preserve">Variabilit</w:t>
+      </w:r>
+      <w:r>
+        <w:rPr>
+          <w:i/>
+          <w:iCs/>
+        </w:rPr>
+        <w:t xml:space="preserve">á</w:t>
+      </w:r>
+      <w:r>
+        <w:rPr>
+          <w:i/>
+          <w:iCs/>
+        </w:rPr>
+        <w:t xml:space="preserve"> </w:t>
+      </w:r>
+      <w:r>
+        <w:rPr>
+          <w:i/>
+          <w:iCs/>
+        </w:rPr>
+        <w:t xml:space="preserve">e mutabilit</w:t>
+      </w:r>
+      <w:r>
+        <w:rPr>
+          <w:i/>
+          <w:iCs/>
+        </w:rPr>
+        <w:t xml:space="preserve">á</w:t>
+      </w:r>
+      <w:r>
+        <w:t xml:space="preserve"> </w:t>
+      </w:r>
+      <w:r>
+        <w:t xml:space="preserve">(Vol. 3, p. 158). Universit</w:t>
+      </w:r>
+      <w:r>
+        <w:t xml:space="preserve">á</w:t>
+      </w:r>
+      <w:r>
+        <w:t xml:space="preserve"> </w:t>
+      </w:r>
+      <w:r>
+        <w:t xml:space="preserve">di Cagliari.</w:t>
+      </w:r>
+    </w:p>
+    <w:bookmarkEnd w:id="106"/>
+    <w:bookmarkStart w:id="107" w:name="ref-Giuliani2014"/>
+    <w:p>
+      <w:pPr>
+        <w:pStyle w:val="Bibliographie"/>
+      </w:pPr>
+      <w:r>
+        <w:t xml:space="preserve">Giuliani, D., Arbia, G., &amp; Espa, G. (2014).</w:t>
+      </w:r>
+      <w:r>
+        <w:t xml:space="preserve"> </w:t>
+      </w:r>
+      <w:r>
+        <w:t xml:space="preserve">Weighting Ripley’s</w:t>
+      </w:r>
+      <w:r>
+        <w:t xml:space="preserve"> </w:t>
+      </w:r>
+      <w:r>
+        <w:rPr>
+          <w:i/>
           <w:iCs/>
         </w:rPr>
         <w:t xml:space="preserve">K</w:t>
       </w:r>
       <w:r>
-        <w:rPr>
-          <w:i/>
-          <w:iCs/>
-        </w:rPr>
-        <w:t xml:space="preserve">-function</w:t>
-      </w:r>
-      <w:r>
-        <w:t xml:space="preserve">. (n.d.).</w:t>
-      </w:r>
-    </w:p>
-    <w:bookmarkEnd w:id="94"/>
-    <w:bookmarkStart w:id="95" w:name="ref-Ellison1997"/>
+        <w:t xml:space="preserve">-Function to Account for the Firm Dimension in the Analysis of Spatial Concentration</w:t>
+      </w:r>
+      <w:r>
+        <w:t xml:space="preserve">.</w:t>
+      </w:r>
+      <w:r>
+        <w:t xml:space="preserve"> </w:t>
+      </w:r>
+      <w:r>
+        <w:rPr>
+          <w:i/>
+          <w:iCs/>
+        </w:rPr>
+        <w:t xml:space="preserve">International Regional Science Review</w:t>
+      </w:r>
+      <w:r>
+        <w:t xml:space="preserve">,</w:t>
+      </w:r>
+      <w:r>
+        <w:t xml:space="preserve"> </w:t>
+      </w:r>
+      <w:r>
+        <w:rPr>
+          <w:i/>
+          <w:iCs/>
+        </w:rPr>
+        <w:t xml:space="preserve">37</w:t>
+      </w:r>
+      <w:r>
+        <w:t xml:space="preserve">(3), 251–272.</w:t>
+      </w:r>
+    </w:p>
+    <w:bookmarkEnd w:id="107"/>
+    <w:bookmarkStart w:id="108" w:name="ref-Glaeser2010"/>
     <w:p>
       <w:pPr>
         <w:pStyle w:val="Bibliographie"/>
       </w:pPr>
       <w:r>
-        <w:t xml:space="preserve">Ellison, G., &amp; Glaeser, E. L. (1997).</w:t>
-      </w:r>
-      <w:r>
-        <w:t xml:space="preserve"> </w:t>
-      </w:r>
-      <w:r>
-        <w:t xml:space="preserve">Geographic Concentration in U.S. Manufacturing Industries: A Dartboard Approach</w:t>
+        <w:t xml:space="preserve">Glaeser, E. L. (2010).</w:t>
+      </w:r>
+      <w:r>
+        <w:t xml:space="preserve"> </w:t>
+      </w:r>
+      <w:r>
+        <w:rPr>
+          <w:i/>
+          <w:iCs/>
+        </w:rPr>
+        <w:t xml:space="preserve">Agglomeration</w:t>
+      </w:r>
+      <w:r>
+        <w:rPr>
+          <w:i/>
+          <w:iCs/>
+        </w:rPr>
+        <w:t xml:space="preserve"> </w:t>
+      </w:r>
+      <w:r>
+        <w:rPr>
+          <w:i/>
+          <w:iCs/>
+        </w:rPr>
+        <w:t xml:space="preserve">E</w:t>
+      </w:r>
+      <w:r>
+        <w:rPr>
+          <w:i/>
+          <w:iCs/>
+        </w:rPr>
+        <w:t xml:space="preserve">conomics</w:t>
+      </w:r>
+      <w:r>
+        <w:t xml:space="preserve">. National Bureau of Economic Research, University of Chicago Press.</w:t>
+      </w:r>
+    </w:p>
+    <w:bookmarkEnd w:id="108"/>
+    <w:bookmarkStart w:id="110" w:name="ref-Jensen2011"/>
+    <w:p>
+      <w:pPr>
+        <w:pStyle w:val="Bibliographie"/>
+      </w:pPr>
+      <w:r>
+        <w:t xml:space="preserve">Jensen, P., &amp; Michel, J. (2011).</w:t>
+      </w:r>
+      <w:r>
+        <w:t xml:space="preserve"> </w:t>
+      </w:r>
+      <w:r>
+        <w:t xml:space="preserve">Measuring Spatial Dispersion: Exact Results on the Variance of Random Spatial Distributions</w:t>
       </w:r>
       <w:r>
         <w:t xml:space="preserve">.</w:t>
@@ -7557,7 +7975,7 @@
           <w:i/>
           <w:iCs/>
         </w:rPr>
-        <w:t xml:space="preserve">Journal of Political Economy</w:t>
+        <w:t xml:space="preserve">The Annals of Regional Science</w:t>
       </w:r>
       <w:r>
         <w:t xml:space="preserve">,</w:t>
@@ -7570,539 +7988,6 @@
           <w:i/>
           <w:iCs/>
         </w:rPr>
-        <w:t xml:space="preserve">105</w:t>
-      </w:r>
-      <w:r>
-        <w:t xml:space="preserve">(5), 889–927.</w:t>
-      </w:r>
-    </w:p>
-    <w:bookmarkEnd w:id="95"/>
-    <w:bookmarkStart w:id="96" w:name="ref-Ellison1999"/>
-    <w:p>
-      <w:pPr>
-        <w:pStyle w:val="Bibliographie"/>
-      </w:pPr>
-      <w:r>
-        <w:t xml:space="preserve">Ellison, G., &amp; Glaeser, E. L. (1999).</w:t>
-      </w:r>
-      <w:r>
-        <w:t xml:space="preserve"> </w:t>
-      </w:r>
-      <w:r>
-        <w:t xml:space="preserve">The Geographic Concentration of Industry: Does Natural Advantage Explain Agglomeration?</w:t>
-      </w:r>
-      <w:r>
-        <w:t xml:space="preserve"> </w:t>
-      </w:r>
-      <w:r>
-        <w:rPr>
-          <w:i/>
-          <w:iCs/>
-        </w:rPr>
-        <w:t xml:space="preserve">American Economic Review</w:t>
-      </w:r>
-      <w:r>
-        <w:t xml:space="preserve">,</w:t>
-      </w:r>
-      <w:r>
-        <w:t xml:space="preserve"> </w:t>
-      </w:r>
-      <w:r>
-        <w:rPr>
-          <w:i/>
-          <w:iCs/>
-        </w:rPr>
-        <w:t xml:space="preserve">89</w:t>
-      </w:r>
-      <w:r>
-        <w:t xml:space="preserve">(2), 311–316.</w:t>
-      </w:r>
-    </w:p>
-    <w:bookmarkEnd w:id="96"/>
-    <w:bookmarkStart w:id="97" w:name="ref-Ellison2010"/>
-    <w:p>
-      <w:pPr>
-        <w:pStyle w:val="Bibliographie"/>
-      </w:pPr>
-      <w:r>
-        <w:t xml:space="preserve">Ellison, G., Glaeser, E. L., &amp; Kerr, W. R. (2010).</w:t>
-      </w:r>
-      <w:r>
-        <w:t xml:space="preserve"> </w:t>
-      </w:r>
-      <w:r>
-        <w:t xml:space="preserve">What Causes Industry Agglomeration? Evidence from Coagglomeration Patterns</w:t>
-      </w:r>
-      <w:r>
-        <w:t xml:space="preserve">.</w:t>
-      </w:r>
-      <w:r>
-        <w:t xml:space="preserve"> </w:t>
-      </w:r>
-      <w:r>
-        <w:rPr>
-          <w:i/>
-          <w:iCs/>
-        </w:rPr>
-        <w:t xml:space="preserve">The American Economic Review</w:t>
-      </w:r>
-      <w:r>
-        <w:t xml:space="preserve">,</w:t>
-      </w:r>
-      <w:r>
-        <w:t xml:space="preserve"> </w:t>
-      </w:r>
-      <w:r>
-        <w:rPr>
-          <w:i/>
-          <w:iCs/>
-        </w:rPr>
-        <w:t xml:space="preserve">100</w:t>
-      </w:r>
-      <w:r>
-        <w:t xml:space="preserve">(3), 1195–1213.</w:t>
-      </w:r>
-    </w:p>
-    <w:bookmarkEnd w:id="97"/>
-    <w:bookmarkStart w:id="98" w:name="ref-Fernandez-Gonzalez2005"/>
-    <w:p>
-      <w:pPr>
-        <w:pStyle w:val="Bibliographie"/>
-      </w:pPr>
-      <w:r>
-        <w:t xml:space="preserve">Fernandez-Gonzalez, R., Barcellos-Hoff, M. H., &amp; Ortiz-de-Solorzano, C. (2005).</w:t>
-      </w:r>
-      <w:r>
-        <w:t xml:space="preserve"> </w:t>
-      </w:r>
-      <w:r>
-        <w:t xml:space="preserve">A Tool for the Quantitative Spatial Analysis of Complex Cellular Systems</w:t>
-      </w:r>
-      <w:r>
-        <w:t xml:space="preserve">.</w:t>
-      </w:r>
-      <w:r>
-        <w:t xml:space="preserve"> </w:t>
-      </w:r>
-      <w:r>
-        <w:rPr>
-          <w:i/>
-          <w:iCs/>
-        </w:rPr>
-        <w:t xml:space="preserve">IEEE</w:t>
-      </w:r>
-      <w:r>
-        <w:rPr>
-          <w:i/>
-          <w:iCs/>
-        </w:rPr>
-        <w:t xml:space="preserve"> </w:t>
-      </w:r>
-      <w:r>
-        <w:rPr>
-          <w:i/>
-          <w:iCs/>
-        </w:rPr>
-        <w:t xml:space="preserve">Transactions on Image Processing</w:t>
-      </w:r>
-      <w:r>
-        <w:t xml:space="preserve">,</w:t>
-      </w:r>
-      <w:r>
-        <w:t xml:space="preserve"> </w:t>
-      </w:r>
-      <w:r>
-        <w:rPr>
-          <w:i/>
-          <w:iCs/>
-        </w:rPr>
-        <w:t xml:space="preserve">14</w:t>
-      </w:r>
-      <w:r>
-        <w:t xml:space="preserve">(9), 1300–1313.</w:t>
-      </w:r>
-    </w:p>
-    <w:bookmarkEnd w:id="98"/>
-    <w:bookmarkStart w:id="99" w:name="ref-Feser2000"/>
-    <w:p>
-      <w:pPr>
-        <w:pStyle w:val="Bibliographie"/>
-      </w:pPr>
-      <w:r>
-        <w:t xml:space="preserve">Feser, E. J., &amp; Sweeney, S. H. (2000). A test for the coincident economic and spatial clustering of business enterprises.</w:t>
-      </w:r>
-      <w:r>
-        <w:t xml:space="preserve"> </w:t>
-      </w:r>
-      <w:r>
-        <w:rPr>
-          <w:i/>
-          <w:iCs/>
-        </w:rPr>
-        <w:t xml:space="preserve">Journal of Geographical Systems</w:t>
-      </w:r>
-      <w:r>
-        <w:t xml:space="preserve">,</w:t>
-      </w:r>
-      <w:r>
-        <w:t xml:space="preserve"> </w:t>
-      </w:r>
-      <w:r>
-        <w:rPr>
-          <w:i/>
-          <w:iCs/>
-        </w:rPr>
-        <w:t xml:space="preserve">2</w:t>
-      </w:r>
-      <w:r>
-        <w:t xml:space="preserve">(4), 349–376.</w:t>
-      </w:r>
-    </w:p>
-    <w:bookmarkEnd w:id="99"/>
-    <w:bookmarkStart w:id="100" w:name="ref-Feser2002"/>
-    <w:p>
-      <w:pPr>
-        <w:pStyle w:val="Bibliographie"/>
-      </w:pPr>
-      <w:r>
-        <w:t xml:space="preserve">Feser, E. J., &amp; Sweeney, S. H. (2002). Theory, methods and a cross-metropolitan comparison of business clustering. In M. Philip (Ed.),</w:t>
-      </w:r>
-      <w:r>
-        <w:t xml:space="preserve"> </w:t>
-      </w:r>
-      <w:r>
-        <w:rPr>
-          <w:i/>
-          <w:iCs/>
-        </w:rPr>
-        <w:t xml:space="preserve">Industrial location economics</w:t>
-      </w:r>
-      <w:r>
-        <w:t xml:space="preserve"> </w:t>
-      </w:r>
-      <w:r>
-        <w:t xml:space="preserve">(pp. 222–257). Edward Elgar Publishing.</w:t>
-      </w:r>
-    </w:p>
-    <w:bookmarkEnd w:id="100"/>
-    <w:bookmarkStart w:id="101" w:name="ref-Floch2018"/>
-    <w:p>
-      <w:pPr>
-        <w:pStyle w:val="Bibliographie"/>
-      </w:pPr>
-      <w:r>
-        <w:t xml:space="preserve">Floch, J.-M., Marcon, E., &amp; Puech, F. (2018). Spatial distribution of points. In V. Loonis &amp; M.-P. de Bellefon (Eds),</w:t>
-      </w:r>
-      <w:r>
-        <w:t xml:space="preserve"> </w:t>
-      </w:r>
-      <w:r>
-        <w:rPr>
-          <w:i/>
-          <w:iCs/>
-        </w:rPr>
-        <w:t xml:space="preserve">Handbook of spatial analysis, theory and application with</w:t>
-      </w:r>
-      <w:r>
-        <w:rPr>
-          <w:i/>
-          <w:iCs/>
-        </w:rPr>
-        <w:t xml:space="preserve"> </w:t>
-      </w:r>
-      <w:r>
-        <w:rPr>
-          <w:i/>
-          <w:iCs/>
-        </w:rPr>
-        <w:t xml:space="preserve">R</w:t>
-      </w:r>
-      <w:r>
-        <w:t xml:space="preserve"> </w:t>
-      </w:r>
-      <w:r>
-        <w:t xml:space="preserve">(pp. 71–111). Insee-Eurostat.</w:t>
-      </w:r>
-    </w:p>
-    <w:bookmarkEnd w:id="101"/>
-    <w:bookmarkStart w:id="102" w:name="ref-Florence1972"/>
-    <w:p>
-      <w:pPr>
-        <w:pStyle w:val="Bibliographie"/>
-      </w:pPr>
-      <w:r>
-        <w:t xml:space="preserve">Florence, P. S. (1972).</w:t>
-      </w:r>
-      <w:r>
-        <w:t xml:space="preserve"> </w:t>
-      </w:r>
-      <w:r>
-        <w:rPr>
-          <w:i/>
-          <w:iCs/>
-        </w:rPr>
-        <w:t xml:space="preserve">The Logic of British and American Industry: A Realistic Analysis of Economic Structure and Government</w:t>
-      </w:r>
-      <w:r>
-        <w:t xml:space="preserve"> </w:t>
-      </w:r>
-      <w:r>
-        <w:t xml:space="preserve">(3rd edn). Routledge &amp; Kegan Paul.</w:t>
-      </w:r>
-    </w:p>
-    <w:bookmarkEnd w:id="102"/>
-    <w:bookmarkStart w:id="103" w:name="ref-Fujita1999"/>
-    <w:p>
-      <w:pPr>
-        <w:pStyle w:val="Bibliographie"/>
-      </w:pPr>
-      <w:r>
-        <w:t xml:space="preserve">Fujita, M., Krugman, P., &amp; Venables, A. J. (1999).</w:t>
-      </w:r>
-      <w:r>
-        <w:t xml:space="preserve"> </w:t>
-      </w:r>
-      <w:r>
-        <w:rPr>
-          <w:i/>
-          <w:iCs/>
-        </w:rPr>
-        <w:t xml:space="preserve">The Spatial Economy: Cities, Regions, and International Trade</w:t>
-      </w:r>
-      <w:r>
-        <w:t xml:space="preserve">. The MIT Press.</w:t>
-      </w:r>
-    </w:p>
-    <w:bookmarkEnd w:id="103"/>
-    <w:bookmarkStart w:id="104" w:name="ref-Fujita2013"/>
-    <w:p>
-      <w:pPr>
-        <w:pStyle w:val="Bibliographie"/>
-      </w:pPr>
-      <w:r>
-        <w:t xml:space="preserve">Fujita, M., &amp; Thisse, J.-F. (2013).</w:t>
-      </w:r>
-      <w:r>
-        <w:t xml:space="preserve"> </w:t>
-      </w:r>
-      <w:r>
-        <w:rPr>
-          <w:i/>
-          <w:iCs/>
-        </w:rPr>
-        <w:t xml:space="preserve">Economics of Agglomeration: Cities, Industrial Location, and Globalization</w:t>
-      </w:r>
-      <w:r>
-        <w:t xml:space="preserve"> </w:t>
-      </w:r>
-      <w:r>
-        <w:t xml:space="preserve">(2nd edn). Cambridge University Press.</w:t>
-      </w:r>
-    </w:p>
-    <w:bookmarkEnd w:id="104"/>
-    <w:bookmarkStart w:id="105" w:name="ref-Gini1912"/>
-    <w:p>
-      <w:pPr>
-        <w:pStyle w:val="Bibliographie"/>
-      </w:pPr>
-      <w:r>
-        <w:t xml:space="preserve">Gini, C. (1912).</w:t>
-      </w:r>
-      <w:r>
-        <w:t xml:space="preserve"> </w:t>
-      </w:r>
-      <w:r>
-        <w:rPr>
-          <w:i/>
-          <w:iCs/>
-        </w:rPr>
-        <w:t xml:space="preserve">Variabilit</w:t>
-      </w:r>
-      <w:r>
-        <w:rPr>
-          <w:i/>
-          <w:iCs/>
-        </w:rPr>
-        <w:t xml:space="preserve">á</w:t>
-      </w:r>
-      <w:r>
-        <w:rPr>
-          <w:i/>
-          <w:iCs/>
-        </w:rPr>
-        <w:t xml:space="preserve"> </w:t>
-      </w:r>
-      <w:r>
-        <w:rPr>
-          <w:i/>
-          <w:iCs/>
-        </w:rPr>
-        <w:t xml:space="preserve">e mutabilit</w:t>
-      </w:r>
-      <w:r>
-        <w:rPr>
-          <w:i/>
-          <w:iCs/>
-        </w:rPr>
-        <w:t xml:space="preserve">á</w:t>
-      </w:r>
-      <w:r>
-        <w:t xml:space="preserve"> </w:t>
-      </w:r>
-      <w:r>
-        <w:t xml:space="preserve">(Vol. 3, p. 158). Universit</w:t>
-      </w:r>
-      <w:r>
-        <w:t xml:space="preserve">á</w:t>
-      </w:r>
-      <w:r>
-        <w:t xml:space="preserve"> </w:t>
-      </w:r>
-      <w:r>
-        <w:t xml:space="preserve">di Cagliari.</w:t>
-      </w:r>
-    </w:p>
-    <w:bookmarkEnd w:id="105"/>
-    <w:bookmarkStart w:id="106" w:name="ref-Giuliani2014"/>
-    <w:p>
-      <w:pPr>
-        <w:pStyle w:val="Bibliographie"/>
-      </w:pPr>
-      <w:r>
-        <w:t xml:space="preserve">Giuliani, D., Arbia, G., &amp; Espa, G. (2014).</w:t>
-      </w:r>
-      <w:r>
-        <w:t xml:space="preserve"> </w:t>
-      </w:r>
-      <w:r>
-        <w:t xml:space="preserve">Weighting Ripley’s</w:t>
-      </w:r>
-      <w:r>
-        <w:t xml:space="preserve"> </w:t>
-      </w:r>
-      <w:r>
-        <w:rPr>
-          <w:i/>
-          <w:iCs/>
-        </w:rPr>
-        <w:t xml:space="preserve">K</w:t>
-      </w:r>
-      <w:r>
-        <w:t xml:space="preserve">-Function to Account for the Firm Dimension in the Analysis of Spatial Concentration</w:t>
-      </w:r>
-      <w:r>
-        <w:t xml:space="preserve">.</w:t>
-      </w:r>
-      <w:r>
-        <w:t xml:space="preserve"> </w:t>
-      </w:r>
-      <w:r>
-        <w:rPr>
-          <w:i/>
-          <w:iCs/>
-        </w:rPr>
-        <w:t xml:space="preserve">International Regional Science Review</w:t>
-      </w:r>
-      <w:r>
-        <w:t xml:space="preserve">,</w:t>
-      </w:r>
-      <w:r>
-        <w:t xml:space="preserve"> </w:t>
-      </w:r>
-      <w:r>
-        <w:rPr>
-          <w:i/>
-          <w:iCs/>
-        </w:rPr>
-        <w:t xml:space="preserve">37</w:t>
-      </w:r>
-      <w:r>
-        <w:t xml:space="preserve">(3), 251–272.</w:t>
-      </w:r>
-    </w:p>
-    <w:bookmarkEnd w:id="106"/>
-    <w:bookmarkStart w:id="107" w:name="ref-Glaeser2010"/>
-    <w:p>
-      <w:pPr>
-        <w:pStyle w:val="Bibliographie"/>
-      </w:pPr>
-      <w:r>
-        <w:t xml:space="preserve">Glaeser, E. L. (2010).</w:t>
-      </w:r>
-      <w:r>
-        <w:t xml:space="preserve"> </w:t>
-      </w:r>
-      <w:r>
-        <w:rPr>
-          <w:i/>
-          <w:iCs/>
-        </w:rPr>
-        <w:t xml:space="preserve">Agglomeration</w:t>
-      </w:r>
-      <w:r>
-        <w:rPr>
-          <w:i/>
-          <w:iCs/>
-        </w:rPr>
-        <w:t xml:space="preserve"> </w:t>
-      </w:r>
-      <w:r>
-        <w:rPr>
-          <w:i/>
-          <w:iCs/>
-        </w:rPr>
-        <w:t xml:space="preserve">E</w:t>
-      </w:r>
-      <w:r>
-        <w:rPr>
-          <w:i/>
-          <w:iCs/>
-        </w:rPr>
-        <w:t xml:space="preserve">conomics</w:t>
-      </w:r>
-      <w:r>
-        <w:t xml:space="preserve">. National Bureau of Economic Research, University of Chicago Press.</w:t>
-      </w:r>
-    </w:p>
-    <w:bookmarkEnd w:id="107"/>
-    <w:bookmarkStart w:id="109" w:name="ref-Jensen2011"/>
-    <w:p>
-      <w:pPr>
-        <w:pStyle w:val="Bibliographie"/>
-      </w:pPr>
-      <w:r>
-        <w:t xml:space="preserve">Jensen, P., &amp; Michel, J. (2011).</w:t>
-      </w:r>
-      <w:r>
-        <w:t xml:space="preserve"> </w:t>
-      </w:r>
-      <w:r>
-        <w:t xml:space="preserve">Measuring Spatial Dispersion: Exact Results on the Variance of Random Spatial Distributions</w:t>
-      </w:r>
-      <w:r>
-        <w:t xml:space="preserve">.</w:t>
-      </w:r>
-      <w:r>
-        <w:t xml:space="preserve"> </w:t>
-      </w:r>
-      <w:r>
-        <w:rPr>
-          <w:i/>
-          <w:iCs/>
-        </w:rPr>
-        <w:t xml:space="preserve">The Annals of Regional Science</w:t>
-      </w:r>
-      <w:r>
-        <w:t xml:space="preserve">,</w:t>
-      </w:r>
-      <w:r>
-        <w:t xml:space="preserve"> </w:t>
-      </w:r>
-      <w:r>
-        <w:rPr>
-          <w:i/>
-          <w:iCs/>
-        </w:rPr>
         <w:t xml:space="preserve">47</w:t>
       </w:r>
       <w:r>
@@ -8111,7 +7996,7 @@
       <w:r>
         <w:t xml:space="preserve"> </w:t>
       </w:r>
-      <w:hyperlink r:id="rId108">
+      <w:hyperlink r:id="rId109">
         <w:r>
           <w:rPr>
             <w:rStyle w:val="Lienhypertexte"/>
@@ -8120,8 +8005,8 @@
         </w:r>
       </w:hyperlink>
     </w:p>
-    <w:bookmarkEnd w:id="109"/>
-    <w:bookmarkStart w:id="110" w:name="ref-Kerr2015"/>
+    <w:bookmarkEnd w:id="110"/>
+    <w:bookmarkStart w:id="111" w:name="ref-Kerr2015"/>
     <w:p>
       <w:pPr>
         <w:pStyle w:val="Bibliographie"/>
@@ -8165,8 +8050,8 @@
         <w:t xml:space="preserve">(4), 877–899.</w:t>
       </w:r>
     </w:p>
-    <w:bookmarkEnd w:id="110"/>
-    <w:bookmarkStart w:id="112" w:name="ref-Lentz2011"/>
+    <w:bookmarkEnd w:id="111"/>
+    <w:bookmarkStart w:id="113" w:name="ref-Lentz2011"/>
     <w:p>
       <w:pPr>
         <w:pStyle w:val="Bibliographie"/>
@@ -8212,7 +8097,7 @@
       <w:r>
         <w:t xml:space="preserve"> </w:t>
       </w:r>
-      <w:hyperlink r:id="rId111">
+      <w:hyperlink r:id="rId112">
         <w:r>
           <w:rPr>
             <w:rStyle w:val="Lienhypertexte"/>
@@ -8221,8 +8106,8 @@
         </w:r>
       </w:hyperlink>
     </w:p>
-    <w:bookmarkEnd w:id="112"/>
-    <w:bookmarkStart w:id="113" w:name="ref-Marcon2019"/>
+    <w:bookmarkEnd w:id="113"/>
+    <w:bookmarkStart w:id="114" w:name="ref-Marcon2019"/>
     <w:p>
       <w:pPr>
         <w:pStyle w:val="Bibliographie"/>
@@ -8278,8 +8163,8 @@
         <w:t xml:space="preserve">(3), 305–326.</w:t>
       </w:r>
     </w:p>
-    <w:bookmarkEnd w:id="113"/>
-    <w:bookmarkStart w:id="115" w:name="ref-Marcon2003"/>
+    <w:bookmarkEnd w:id="114"/>
+    <w:bookmarkStart w:id="116" w:name="ref-Marcon2003"/>
     <w:p>
       <w:pPr>
         <w:pStyle w:val="Bibliographie"/>
@@ -8325,7 +8210,7 @@
       <w:r>
         <w:t xml:space="preserve"> </w:t>
       </w:r>
-      <w:hyperlink r:id="rId114">
+      <w:hyperlink r:id="rId115">
         <w:r>
           <w:rPr>
             <w:rStyle w:val="Lienhypertexte"/>
@@ -8334,8 +8219,8 @@
         </w:r>
       </w:hyperlink>
     </w:p>
-    <w:bookmarkEnd w:id="115"/>
-    <w:bookmarkStart w:id="117" w:name="ref-Marcon2010"/>
+    <w:bookmarkEnd w:id="116"/>
+    <w:bookmarkStart w:id="118" w:name="ref-Marcon2010"/>
     <w:p>
       <w:pPr>
         <w:pStyle w:val="Bibliographie"/>
@@ -8381,7 +8266,7 @@
       <w:r>
         <w:t xml:space="preserve"> </w:t>
       </w:r>
-      <w:hyperlink r:id="rId116">
+      <w:hyperlink r:id="rId117">
         <w:r>
           <w:rPr>
             <w:rStyle w:val="Lienhypertexte"/>
@@ -8390,8 +8275,8 @@
         </w:r>
       </w:hyperlink>
     </w:p>
-    <w:bookmarkEnd w:id="117"/>
-    <w:bookmarkStart w:id="118" w:name="ref-Marcon2017"/>
+    <w:bookmarkEnd w:id="118"/>
+    <w:bookmarkStart w:id="119" w:name="ref-Marcon2017"/>
     <w:p>
       <w:pPr>
         <w:pStyle w:val="Bibliographie"/>
@@ -8435,8 +8320,8 @@
         <w:t xml:space="preserve">, 56–67.</w:t>
       </w:r>
     </w:p>
-    <w:bookmarkEnd w:id="118"/>
-    <w:bookmarkStart w:id="120" w:name="ref-Marcon2012"/>
+    <w:bookmarkEnd w:id="119"/>
+    <w:bookmarkStart w:id="121" w:name="ref-Marcon2012"/>
     <w:p>
       <w:pPr>
         <w:pStyle w:val="Bibliographie"/>
@@ -8482,7 +8367,7 @@
       <w:r>
         <w:t xml:space="preserve"> </w:t>
       </w:r>
-      <w:hyperlink r:id="rId119">
+      <w:hyperlink r:id="rId120">
         <w:r>
           <w:rPr>
             <w:rStyle w:val="Lienhypertexte"/>
@@ -8491,8 +8376,8 @@
         </w:r>
       </w:hyperlink>
     </w:p>
-    <w:bookmarkEnd w:id="120"/>
-    <w:bookmarkStart w:id="121" w:name="ref-Marcon2014"/>
+    <w:bookmarkEnd w:id="121"/>
+    <w:bookmarkStart w:id="122" w:name="ref-Marcon2014"/>
     <w:p>
       <w:pPr>
         <w:pStyle w:val="Bibliographie"/>
@@ -8548,8 +8433,8 @@
         <w:t xml:space="preserve">(3), 1–15.</w:t>
       </w:r>
     </w:p>
-    <w:bookmarkEnd w:id="121"/>
-    <w:bookmarkStart w:id="122" w:name="ref-Marshall1890"/>
+    <w:bookmarkEnd w:id="122"/>
+    <w:bookmarkStart w:id="123" w:name="ref-Marshall1890"/>
     <w:p>
       <w:pPr>
         <w:pStyle w:val="Bibliographie"/>
@@ -8571,8 +8456,8 @@
         <w:t xml:space="preserve">. Macmillan.</w:t>
       </w:r>
     </w:p>
-    <w:bookmarkEnd w:id="122"/>
-    <w:bookmarkStart w:id="123" w:name="ref-Matern1960"/>
+    <w:bookmarkEnd w:id="123"/>
+    <w:bookmarkStart w:id="124" w:name="ref-Matern1960"/>
     <w:p>
       <w:pPr>
         <w:pStyle w:val="Bibliographie"/>
@@ -8630,8 +8515,8 @@
         <w:t xml:space="preserve">(5), 1–144.</w:t>
       </w:r>
     </w:p>
-    <w:bookmarkEnd w:id="123"/>
-    <w:bookmarkStart w:id="125" w:name="ref-Nissi2013"/>
+    <w:bookmarkEnd w:id="124"/>
+    <w:bookmarkStart w:id="126" w:name="ref-Nissi2013"/>
     <w:p>
       <w:pPr>
         <w:pStyle w:val="Bibliographie"/>
@@ -8676,7 +8561,7 @@
       <w:r>
         <w:t xml:space="preserve"> </w:t>
       </w:r>
-      <w:hyperlink r:id="rId124">
+      <w:hyperlink r:id="rId125">
         <w:r>
           <w:rPr>
             <w:rStyle w:val="Lienhypertexte"/>
@@ -8685,8 +8570,8 @@
         </w:r>
       </w:hyperlink>
     </w:p>
-    <w:bookmarkEnd w:id="125"/>
-    <w:bookmarkStart w:id="126" w:name="ref-Openshaw1979"/>
+    <w:bookmarkEnd w:id="126"/>
+    <w:bookmarkStart w:id="127" w:name="ref-Openshaw1979"/>
     <w:p>
       <w:pPr>
         <w:pStyle w:val="Bibliographie"/>
@@ -8720,8 +8605,8 @@
         <w:t xml:space="preserve">(pp. 127–144). Pion.</w:t>
       </w:r>
     </w:p>
-    <w:bookmarkEnd w:id="126"/>
-    <w:bookmarkStart w:id="127" w:name="ref-Piacentino2021"/>
+    <w:bookmarkEnd w:id="127"/>
+    <w:bookmarkStart w:id="128" w:name="ref-Piacentino2021"/>
     <w:p>
       <w:pPr>
         <w:pStyle w:val="Bibliographie"/>
@@ -8756,8 +8641,8 @@
         <w:t xml:space="preserve">(2), 121–125.</w:t>
       </w:r>
     </w:p>
-    <w:bookmarkEnd w:id="127"/>
-    <w:bookmarkStart w:id="128" w:name="ref-R"/>
+    <w:bookmarkEnd w:id="128"/>
+    <w:bookmarkStart w:id="129" w:name="ref-R"/>
     <w:p>
       <w:pPr>
         <w:pStyle w:val="Bibliographie"/>
@@ -8779,8 +8664,8 @@
         <w:t xml:space="preserve">. R Foundation for Statistical Computing.</w:t>
       </w:r>
     </w:p>
-    <w:bookmarkEnd w:id="128"/>
-    <w:bookmarkStart w:id="129" w:name="ref-Ripley1976"/>
+    <w:bookmarkEnd w:id="129"/>
+    <w:bookmarkStart w:id="130" w:name="ref-Ripley1976"/>
     <w:p>
       <w:pPr>
         <w:pStyle w:val="Bibliographie"/>
@@ -8824,8 +8709,8 @@
         <w:t xml:space="preserve">(6), 995–998.</w:t>
       </w:r>
     </w:p>
-    <w:bookmarkEnd w:id="129"/>
-    <w:bookmarkStart w:id="131" w:name="ref-Ripley1977"/>
+    <w:bookmarkEnd w:id="130"/>
+    <w:bookmarkStart w:id="132" w:name="ref-Ripley1977"/>
     <w:p>
       <w:pPr>
         <w:pStyle w:val="Bibliographie"/>
@@ -8871,7 +8756,7 @@
       <w:r>
         <w:t xml:space="preserve"> </w:t>
       </w:r>
-      <w:hyperlink r:id="rId130">
+      <w:hyperlink r:id="rId131">
         <w:r>
           <w:rPr>
             <w:rStyle w:val="Lienhypertexte"/>
@@ -8880,8 +8765,8 @@
         </w:r>
       </w:hyperlink>
     </w:p>
-    <w:bookmarkEnd w:id="131"/>
-    <w:bookmarkStart w:id="132" w:name="ref-Rosenthal2001"/>
+    <w:bookmarkEnd w:id="132"/>
+    <w:bookmarkStart w:id="133" w:name="ref-Rosenthal2001"/>
     <w:p>
       <w:pPr>
         <w:pStyle w:val="Bibliographie"/>
@@ -8925,8 +8810,8 @@
         <w:t xml:space="preserve">(2), 191–229.</w:t>
       </w:r>
     </w:p>
-    <w:bookmarkEnd w:id="132"/>
-    <w:bookmarkStart w:id="134" w:name="ref-Rosenthal2003"/>
+    <w:bookmarkEnd w:id="133"/>
+    <w:bookmarkStart w:id="135" w:name="ref-Rosenthal2003"/>
     <w:p>
       <w:pPr>
         <w:pStyle w:val="Bibliographie"/>
@@ -8972,7 +8857,7 @@
       <w:r>
         <w:t xml:space="preserve"> </w:t>
       </w:r>
-      <w:hyperlink r:id="rId133">
+      <w:hyperlink r:id="rId134">
         <w:r>
           <w:rPr>
             <w:rStyle w:val="Lienhypertexte"/>
@@ -8981,8 +8866,8 @@
         </w:r>
       </w:hyperlink>
     </w:p>
-    <w:bookmarkEnd w:id="134"/>
-    <w:bookmarkStart w:id="135" w:name="ref-Rosenthal2004"/>
+    <w:bookmarkEnd w:id="135"/>
+    <w:bookmarkStart w:id="136" w:name="ref-Rosenthal2004"/>
     <w:p>
       <w:pPr>
         <w:pStyle w:val="Bibliographie"/>
@@ -9016,8 +8901,8 @@
         <w:t xml:space="preserve">(Vol. 4, pp. 2119–2171). Elsevier.</w:t>
       </w:r>
     </w:p>
-    <w:bookmarkEnd w:id="135"/>
-    <w:bookmarkStart w:id="136" w:name="ref-Rosenthal2020"/>
+    <w:bookmarkEnd w:id="136"/>
+    <w:bookmarkStart w:id="137" w:name="ref-Rosenthal2020"/>
     <w:p>
       <w:pPr>
         <w:pStyle w:val="Bibliographie"/>
@@ -9061,8 +8946,8 @@
         <w:t xml:space="preserve">(3), 27–49.</w:t>
       </w:r>
     </w:p>
-    <w:bookmarkEnd w:id="136"/>
-    <w:bookmarkStart w:id="138" w:name="ref-Scholl2013"/>
+    <w:bookmarkEnd w:id="137"/>
+    <w:bookmarkStart w:id="139" w:name="ref-Scholl2013"/>
     <w:p>
       <w:pPr>
         <w:pStyle w:val="Bibliographie"/>
@@ -9108,7 +8993,7 @@
       <w:r>
         <w:t xml:space="preserve"> </w:t>
       </w:r>
-      <w:hyperlink r:id="rId137">
+      <w:hyperlink r:id="rId138">
         <w:r>
           <w:rPr>
             <w:rStyle w:val="Lienhypertexte"/>
@@ -9117,8 +9002,8 @@
         </w:r>
       </w:hyperlink>
     </w:p>
-    <w:bookmarkEnd w:id="138"/>
-    <w:bookmarkStart w:id="139" w:name="ref-Sweeney1998"/>
+    <w:bookmarkEnd w:id="139"/>
+    <w:bookmarkStart w:id="140" w:name="ref-Sweeney1998"/>
     <w:p>
       <w:pPr>
         <w:pStyle w:val="Bibliographie"/>
@@ -9162,8 +9047,8 @@
         <w:t xml:space="preserve">(1), 45–64.</w:t>
       </w:r>
     </w:p>
-    <w:bookmarkEnd w:id="139"/>
-    <w:bookmarkStart w:id="140" w:name="ref-Sweeney2004"/>
+    <w:bookmarkEnd w:id="140"/>
+    <w:bookmarkStart w:id="141" w:name="ref-Sweeney2004"/>
     <w:p>
       <w:pPr>
         <w:pStyle w:val="Bibliographie"/>
@@ -9194,8 +9079,8 @@
         <w:t xml:space="preserve">. Oxford University Press.</w:t>
       </w:r>
     </w:p>
-    <w:bookmarkEnd w:id="140"/>
-    <w:bookmarkStart w:id="141" w:name="ref-Sweeney2005"/>
+    <w:bookmarkEnd w:id="141"/>
+    <w:bookmarkStart w:id="142" w:name="ref-Sweeney2005"/>
     <w:p>
       <w:pPr>
         <w:pStyle w:val="Bibliographie"/>
@@ -9230,8 +9115,8 @@
         <w:t xml:space="preserve">(1), 141–159.</w:t>
       </w:r>
     </w:p>
-    <w:bookmarkEnd w:id="141"/>
-    <w:bookmarkStart w:id="142" w:name="ref-Sweeney2022"/>
+    <w:bookmarkEnd w:id="142"/>
+    <w:bookmarkStart w:id="143" w:name="ref-Sweeney2022"/>
     <w:p>
       <w:pPr>
         <w:pStyle w:val="Bibliographie"/>
@@ -9265,8 +9150,8 @@
         <w:t xml:space="preserve">(pp. 262–276). Edward Elgar Publishing.</w:t>
       </w:r>
     </w:p>
-    <w:bookmarkEnd w:id="142"/>
-    <w:bookmarkStart w:id="143" w:name="ref-Theil1967"/>
+    <w:bookmarkEnd w:id="143"/>
+    <w:bookmarkStart w:id="144" w:name="ref-Theil1967"/>
     <w:p>
       <w:pPr>
         <w:pStyle w:val="Bibliographie"/>
@@ -9288,8 +9173,8 @@
         <w:t xml:space="preserve">. Rand McNally &amp; Company.</w:t>
       </w:r>
     </w:p>
-    <w:bookmarkEnd w:id="143"/>
-    <w:bookmarkStart w:id="145" w:name="ref-Tidu2023"/>
+    <w:bookmarkEnd w:id="144"/>
+    <w:bookmarkStart w:id="146" w:name="ref-Tidu2023"/>
     <w:p>
       <w:pPr>
         <w:pStyle w:val="Bibliographie"/>
@@ -9348,7 +9233,7 @@
       <w:r>
         <w:t xml:space="preserve"> </w:t>
       </w:r>
-      <w:hyperlink r:id="rId144">
+      <w:hyperlink r:id="rId145">
         <w:r>
           <w:rPr>
             <w:rStyle w:val="Lienhypertexte"/>
@@ -9357,9 +9242,9 @@
         </w:r>
       </w:hyperlink>
     </w:p>
-    <w:bookmarkEnd w:id="145"/>
     <w:bookmarkEnd w:id="146"/>
     <w:bookmarkEnd w:id="147"/>
+    <w:bookmarkEnd w:id="148"/>
     <w:sectPr>
       <w:pgSz w:code="1" w:h="15840" w:w="12240"/>
       <w:pgMar w:bottom="1418" w:footer="720" w:gutter="0" w:header="720" w:left="1701" w:right="1418" w:top="1701"/>

--- a/Rev1.docx
+++ b/Rev1.docx
@@ -4235,7 +4235,7 @@
         <w:t xml:space="preserve"> </w:t>
       </w:r>
       <w:r>
-        <w:t xml:space="preserve">0.97) using the mentioned relation:</w:t>
+        <w:t xml:space="preserve">0.96) using the mentioned relation:</w:t>
       </w:r>
       <w:r>
         <w:t xml:space="preserve"> </w:t>
@@ -4331,7 +4331,7 @@
         </m:r>
       </m:oMath>
       <w:r>
-        <w:t xml:space="preserve"> points (e.g., 3.07 seconds for 100,000 points), knowing the time</w:t>
+        <w:t xml:space="preserve"> points (e.g., 2.51 seconds for 100,000 points), knowing the time</w:t>
       </w:r>
       <w:r>
         <w:t xml:space="preserve"> </w:t>
@@ -4611,7 +4611,7 @@
         <w:t xml:space="preserve">M</w:t>
       </w:r>
       <w:r>
-        <w:t xml:space="preserve"> is &lt; 4 seconds for a set of 100,000 points on a modern computer</w:t>
+        <w:t xml:space="preserve"> is &lt; 3 seconds for a set of 100,000 points on a modern computer</w:t>
       </w:r>
       <w:r>
         <w:rPr>
@@ -4629,19 +4629,19 @@
         <w:t xml:space="preserve"> </w:t>
       </w:r>
       <w:r>
-        <w:t xml:space="preserve">Therefore, calculating a confidence interval from 1,000 simulations requires less than 67 minutes.</w:t>
-      </w:r>
-      <w:r>
-        <w:t xml:space="preserve"> </w:t>
-      </w:r>
-      <w:r>
-        <w:t xml:space="preserve">For a set of five million points, the power law predicts around 8 minutes of computing time.</w:t>
-      </w:r>
-      <w:r>
-        <w:t xml:space="preserve"> </w:t>
-      </w:r>
-      <w:r>
-        <w:t xml:space="preserve">Accordingly, 1,000 simulations would take around 6 days.</w:t>
+        <w:t xml:space="preserve">Therefore, calculating a confidence interval from 1,000 simulations requires less than 50 minutes.</w:t>
+      </w:r>
+      <w:r>
+        <w:t xml:space="preserve"> </w:t>
+      </w:r>
+      <w:r>
+        <w:t xml:space="preserve">For a set of five million points, the power law predicts around 6 minutes of computing time.</w:t>
+      </w:r>
+      <w:r>
+        <w:t xml:space="preserve"> </w:t>
+      </w:r>
+      <w:r>
+        <w:t xml:space="preserve">Accordingly, 1,000 simulations would take around 4 days.</w:t>
       </w:r>
     </w:p>
     <w:p>
@@ -4704,7 +4704,7 @@
     </w:p>
     <w:bookmarkEnd w:id="43"/>
     <w:bookmarkEnd w:id="44"/>
-    <w:bookmarkStart w:id="65" w:name="a-guide-to-dealing-with-large-datasets"/>
+    <w:bookmarkStart w:id="64" w:name="a-guide-to-dealing-with-large-datasets"/>
     <w:p>
       <w:pPr>
         <w:pStyle w:val="Titre1"/>
@@ -4755,7 +4755,7 @@
         <w:t xml:space="preserve">The main idea is to identify the main potential bias caused by both strategies, and consequently identify the best practice.</w:t>
       </w:r>
     </w:p>
-    <w:bookmarkStart w:id="57" w:name="X0753af3c90ef97e0dbdd6986d87aa2ba2526083"/>
+    <w:bookmarkStart w:id="56" w:name="X0753af3c90ef97e0dbdd6986d87aa2ba2526083"/>
     <w:p>
       <w:pPr>
         <w:pStyle w:val="Titre2"/>
@@ -4830,13 +4830,13 @@
       </w:r>
     </w:p>
     <w:bookmarkEnd w:id="45"/>
-    <w:bookmarkStart w:id="50" w:name="test-setting"/>
+    <w:bookmarkStart w:id="54" w:name="test-setting-and-results"/>
     <w:p>
       <w:pPr>
         <w:pStyle w:val="Titre3"/>
       </w:pPr>
       <w:r>
-        <w:t xml:space="preserve">Test setting</w:t>
+        <w:t xml:space="preserve">Test setting and results</w:t>
       </w:r>
     </w:p>
     <w:p>
@@ -4959,19 +4959,9 @@
         <w:pStyle w:val="Corpsdetexte"/>
       </w:pPr>
     </w:p>
-    <w:bookmarkEnd w:id="50"/>
-    <w:bookmarkStart w:id="55" w:name="results"/>
-    <w:p>
-      <w:pPr>
-        <w:pStyle w:val="Titre3"/>
-      </w:pPr>
-      <w:r>
-        <w:t xml:space="preserve">Results</w:t>
-      </w:r>
-    </w:p>
-    <w:p>
-      <w:pPr>
-        <w:pStyle w:val="FirstParagraph"/>
+    <w:p>
+      <w:pPr>
+        <w:pStyle w:val="Corpsdetexte"/>
       </w:pPr>
       <w:r>
         <w:t xml:space="preserve">The mean values of the estimates of </w:t>
@@ -5174,18 +5164,18 @@
           <wp:inline>
             <wp:extent cx="4620126" cy="3696101"/>
             <wp:effectExtent b="0" l="0" r="0" t="0"/>
-            <wp:docPr descr="Figure 6: p-values to reject the null hypothesis (H0) of independence of the point locations tested by the M function. The colors of the curves represent CSR or aggregated point patterns. Solid lines provide the exact p-values of M, and dotted lines provide the values estimated on grouped point patterns. The horizontal, dotted line corresponds to the significance threshold, i.e., 97.5%, to reject H0 in a 5% risk-level two-tailed test." title="" id="52" name="Picture"/>
+            <wp:docPr descr="Figure 6: p-values to reject the null hypothesis (H0) of independence of the point locations tested by the M function. The colors of the curves represent CSR or aggregated point patterns. Solid lines provide the exact p-values of M, and dotted lines provide the values estimated on grouped point patterns. The horizontal, dotted line corresponds to the significance threshold, i.e., 97.5%, to reject H0 in a 5% risk-level two-tailed test." title="" id="51" name="Picture"/>
             <a:graphic>
               <a:graphicData uri="http://schemas.openxmlformats.org/drawingml/2006/picture">
                 <pic:pic>
                   <pic:nvPicPr>
-                    <pic:cNvPr descr="Rev1_files/Rev1_files/figure-docx/MCompareFig-1.png" id="53" name="Picture"/>
+                    <pic:cNvPr descr="Rev1_files/Rev1_files/figure-docx/MCompareFig-1.png" id="52" name="Picture"/>
                     <pic:cNvPicPr>
                       <a:picLocks noChangeArrowheads="1" noChangeAspect="1"/>
                     </pic:cNvPicPr>
                   </pic:nvPicPr>
                   <pic:blipFill>
-                    <a:blip r:embed="rId51"/>
+                    <a:blip r:embed="rId50"/>
                     <a:stretch>
                       <a:fillRect/>
                     </a:stretch>
@@ -5216,8 +5206,8 @@
       <w:pPr>
         <w:pStyle w:val="ImageCaption"/>
       </w:pPr>
-      <w:bookmarkStart w:id="54" w:name="fig:MCompareFig"/>
-      <w:bookmarkEnd w:id="54"/>
+      <w:bookmarkStart w:id="53" w:name="fig:MCompareFig"/>
+      <w:bookmarkEnd w:id="53"/>
       <w:r>
         <w:t xml:space="preserve">Figure 6: p-values to reject the null hypothesis (H0) of independence of the point locations tested by the</w:t>
       </w:r>
@@ -5466,8 +5456,8 @@
         <w:t xml:space="preserve">, a relative measure: a compensation effect of positional errors is suspected between the local and the global ratios.</w:t>
       </w:r>
     </w:p>
-    <w:bookmarkEnd w:id="55"/>
-    <w:bookmarkStart w:id="56" w:name="discussion"/>
+    <w:bookmarkEnd w:id="54"/>
+    <w:bookmarkStart w:id="55" w:name="discussion"/>
     <w:p>
       <w:pPr>
         <w:pStyle w:val="Titre3"/>
@@ -5705,9 +5695,9 @@
         <w:t xml:space="preserve">the optimal grid size is not easy but one thing is certain: missing the geographical scale at which agglomeration economies is very embarrassing while DBM are available and perfectly preserve the richness of the spatial information of geo-located datasets.</w:t>
       </w:r>
     </w:p>
+    <w:bookmarkEnd w:id="55"/>
     <w:bookmarkEnd w:id="56"/>
-    <w:bookmarkEnd w:id="57"/>
-    <w:bookmarkStart w:id="64" w:name="second-strategy-random-thinning"/>
+    <w:bookmarkStart w:id="63" w:name="second-strategy-random-thinning"/>
     <w:p>
       <w:pPr>
         <w:pStyle w:val="Titre2"/>
@@ -5730,18 +5720,18 @@
           <wp:inline>
             <wp:extent cx="4620126" cy="2310063"/>
             <wp:effectExtent b="0" l="0" r="0" t="0"/>
-            <wp:docPr descr="Figure 7: (a) Confidence envelope of the estimation of the M function after thinning a 1-million-point pattern with aggregated Cases to 10% of its size. The mean M values among thinned patterns (dotted, red line) can’t be distinguished from the exact values (black line). The grey envelope corresponds to the 95% confidence level. (b) relative Root Mean Squared Error of the estimation due to thinning, i. e. the expected relative error of estimation, always below 2%." title="" id="59" name="Picture"/>
+            <wp:docPr descr="Figure 7: (a) Confidence envelope of the estimation of the M function after thinning a 1-million-point pattern with aggregated Cases to 10% of its size. The mean M values among thinned patterns (dotted, red line) can’t be distinguished from the exact values (black line). The grey envelope corresponds to the 95% confidence level. (b) relative Root Mean Squared Error of the estimation due to thinning, i. e. the expected relative error of estimation, always below 2%." title="" id="58" name="Picture"/>
             <a:graphic>
               <a:graphicData uri="http://schemas.openxmlformats.org/drawingml/2006/picture">
                 <pic:pic>
                   <pic:nvPicPr>
-                    <pic:cNvPr descr="Rev1_files/Rev1_files/figure-docx/MthinFig-1.png" id="60" name="Picture"/>
+                    <pic:cNvPr descr="Rev1_files/Rev1_files/figure-docx/MthinFig-1.png" id="59" name="Picture"/>
                     <pic:cNvPicPr>
                       <a:picLocks noChangeArrowheads="1" noChangeAspect="1"/>
                     </pic:cNvPicPr>
                   </pic:nvPicPr>
                   <pic:blipFill>
-                    <a:blip r:embed="rId58"/>
+                    <a:blip r:embed="rId57"/>
                     <a:stretch>
                       <a:fillRect/>
                     </a:stretch>
@@ -5772,8 +5762,8 @@
       <w:pPr>
         <w:pStyle w:val="ImageCaption"/>
       </w:pPr>
-      <w:bookmarkStart w:id="61" w:name="fig:MthinFig"/>
-      <w:bookmarkEnd w:id="61"/>
+      <w:bookmarkStart w:id="60" w:name="fig:MthinFig"/>
+      <w:bookmarkEnd w:id="60"/>
       <w:r>
         <w:t xml:space="preserve">Figure 7: (a) Confidence envelope of the estimation of the M function after thinning a 1-million-point pattern with aggregated Cases to 10% of its size. The mean M values among thinned patterns (dotted, red line) can’t be distinguished from the exact values (black line). The grey envelope corresponds to the 95% confidence level. (b) relative Root Mean Squared Error of the estimation due to thinning, i. e. the expected relative error of estimation, always below 2%.</w:t>
       </w:r>
@@ -5783,7 +5773,7 @@
         <w:pStyle w:val="Corpsdetexte"/>
       </w:pPr>
     </w:p>
-    <w:bookmarkStart w:id="62" w:name="test-setting-and-results"/>
+    <w:bookmarkStart w:id="61" w:name="test-setting-and-results-1"/>
     <w:p>
       <w:pPr>
         <w:pStyle w:val="Titre3"/>
@@ -5938,8 +5928,8 @@
         <w:t xml:space="preserve">It is very small, around 2%, at short distances and negligible at large distances.</w:t>
       </w:r>
     </w:p>
-    <w:bookmarkEnd w:id="62"/>
-    <w:bookmarkStart w:id="63" w:name="discussion-1"/>
+    <w:bookmarkEnd w:id="61"/>
+    <w:bookmarkStart w:id="62" w:name="discussion-1"/>
     <w:p>
       <w:pPr>
         <w:pStyle w:val="Titre3"/>
@@ -6223,16 +6213,109 @@
         <w:t xml:space="preserve">In sum, thinning is an efficient method to reduce huge, untractable datasets to large, computable ones, but is not an appropriate way to drastically reduce computing time by thinning large datasets to small ones.</w:t>
       </w:r>
     </w:p>
+    <w:bookmarkEnd w:id="62"/>
     <w:bookmarkEnd w:id="63"/>
     <w:bookmarkEnd w:id="64"/>
+    <w:bookmarkStart w:id="65" w:name="conclusion"/>
+    <w:p>
+      <w:pPr>
+        <w:pStyle w:val="Titre1"/>
+      </w:pPr>
+      <w:r>
+        <w:t xml:space="preserve">Conclusion</w:t>
+      </w:r>
+    </w:p>
+    <w:p>
+      <w:pPr>
+        <w:pStyle w:val="FirstParagraph"/>
+      </w:pPr>
+      <w:r>
+        <w:t xml:space="preserve">Studying 100,000 locations or less keeps the</w:t>
+      </w:r>
+      <w:r>
+        <w:t xml:space="preserve"> </w:t>
+      </w:r>
+      <w:r>
+        <w:rPr>
+          <w:i/>
+          <w:iCs/>
+        </w:rPr>
+        <w:t xml:space="preserve">M</w:t>
+      </w:r>
+      <w:r>
+        <w:t xml:space="preserve"> </w:t>
+      </w:r>
+      <w:r>
+        <w:t xml:space="preserve">computing time acceptable, regardless of the size of the original dataset.</w:t>
+      </w:r>
+      <w:r>
+        <w:t xml:space="preserve"> </w:t>
+      </w:r>
+      <w:r>
+        <w:t xml:space="preserve">In all other cases, the location approximation or the random thinning can be considered.</w:t>
+      </w:r>
+      <w:r>
+        <w:t xml:space="preserve"> </w:t>
+      </w:r>
+      <w:r>
+        <w:t xml:space="preserve">Regarding the errors generated in the estimates of </w:t>
+      </w:r>
+      <w:r>
+        <w:rPr>
+          <w:i/>
+          <w:iCs/>
+        </w:rPr>
+        <w:t xml:space="preserve">M</w:t>
+      </w:r>
+      <w:r>
+        <w:t xml:space="preserve"> </w:t>
+      </w:r>
+      <w:r>
+        <w:t xml:space="preserve">when the approximation of location is used, our findings support those of</w:t>
+      </w:r>
+      <w:r>
+        <w:t xml:space="preserve"> </w:t>
+      </w:r>
+      <w:r>
+        <w:t xml:space="preserve">Tidu et al. (2024)</w:t>
+      </w:r>
+      <w:r>
+        <w:t xml:space="preserve">, which mentions strong correlations between</w:t>
+      </w:r>
+      <w:r>
+        <w:t xml:space="preserve"> </w:t>
+      </w:r>
+      <w:r>
+        <w:rPr>
+          <w:i/>
+          <w:iCs/>
+        </w:rPr>
+        <w:t xml:space="preserve">M</w:t>
+      </w:r>
+      <w:r>
+        <w:t xml:space="preserve"> values computed from exact and approximated Italian company location data.</w:t>
+      </w:r>
+      <w:r>
+        <w:t xml:space="preserve"> </w:t>
+      </w:r>
+      <w:r>
+        <w:t xml:space="preserve">The spatial approximation problem originates from the loss of information regarding possible interactions at distances smaller than the size of the grid.</w:t>
+      </w:r>
+      <w:r>
+        <w:t xml:space="preserve"> </w:t>
+      </w:r>
+      <w:r>
+        <w:t xml:space="preserve">The random thinning can thus be a good option to deal with very large datasets, avoiding any severe statistical bias.</w:t>
+      </w:r>
+    </w:p>
     <w:bookmarkEnd w:id="65"/>
-    <w:bookmarkStart w:id="66" w:name="conclusion"/>
+    <w:bookmarkStart w:id="67" w:name="appendix"/>
     <w:p>
       <w:pPr>
         <w:pStyle w:val="Titre1"/>
       </w:pPr>
       <w:r>
-        <w:t xml:space="preserve">Conclusion</w:t>
+        <w:t xml:space="preserve">Appendix</w:t>
       </w:r>
     </w:p>
     <w:p>
@@ -6240,105 +6323,12 @@
         <w:pStyle w:val="FirstParagraph"/>
       </w:pPr>
       <w:r>
-        <w:t xml:space="preserve">Studying 100,000 locations or less keeps the</w:t>
-      </w:r>
-      <w:r>
-        <w:t xml:space="preserve"> </w:t>
-      </w:r>
-      <w:r>
-        <w:rPr>
-          <w:i/>
-          <w:iCs/>
-        </w:rPr>
-        <w:t xml:space="preserve">M</w:t>
-      </w:r>
-      <w:r>
-        <w:t xml:space="preserve"> </w:t>
-      </w:r>
-      <w:r>
-        <w:t xml:space="preserve">computing time acceptable, regardless of the size of the original dataset.</w:t>
-      </w:r>
-      <w:r>
-        <w:t xml:space="preserve"> </w:t>
-      </w:r>
-      <w:r>
-        <w:t xml:space="preserve">In all other cases, the location approximation or the random thinning can be considered.</w:t>
-      </w:r>
-      <w:r>
-        <w:t xml:space="preserve"> </w:t>
-      </w:r>
-      <w:r>
-        <w:t xml:space="preserve">Regarding the errors generated in the estimates of </w:t>
-      </w:r>
-      <w:r>
-        <w:rPr>
-          <w:i/>
-          <w:iCs/>
-        </w:rPr>
-        <w:t xml:space="preserve">M</w:t>
-      </w:r>
-      <w:r>
-        <w:t xml:space="preserve"> </w:t>
-      </w:r>
-      <w:r>
-        <w:t xml:space="preserve">when the approximation of location is used, our findings support those of</w:t>
-      </w:r>
-      <w:r>
-        <w:t xml:space="preserve"> </w:t>
-      </w:r>
-      <w:r>
-        <w:t xml:space="preserve">Tidu et al. (2024)</w:t>
-      </w:r>
-      <w:r>
-        <w:t xml:space="preserve">, which mentions strong correlations between</w:t>
-      </w:r>
-      <w:r>
-        <w:t xml:space="preserve"> </w:t>
-      </w:r>
-      <w:r>
-        <w:rPr>
-          <w:i/>
-          <w:iCs/>
-        </w:rPr>
-        <w:t xml:space="preserve">M</w:t>
-      </w:r>
-      <w:r>
-        <w:t xml:space="preserve"> values computed from exact and approximated Italian company location data.</w:t>
-      </w:r>
-      <w:r>
-        <w:t xml:space="preserve"> </w:t>
-      </w:r>
-      <w:r>
-        <w:t xml:space="preserve">The spatial approximation problem originates from the loss of information regarding possible interactions at distances smaller than the size of the grid.</w:t>
-      </w:r>
-      <w:r>
-        <w:t xml:space="preserve"> </w:t>
-      </w:r>
-      <w:r>
-        <w:t xml:space="preserve">The random thinning can thus be a good option to deal with very large datasets, avoiding any severe statistical bias.</w:t>
-      </w:r>
-    </w:p>
-    <w:bookmarkEnd w:id="66"/>
-    <w:bookmarkStart w:id="68" w:name="appendix"/>
-    <w:p>
-      <w:pPr>
-        <w:pStyle w:val="Titre1"/>
-      </w:pPr>
-      <w:r>
-        <w:t xml:space="preserve">Appendix</w:t>
-      </w:r>
-    </w:p>
-    <w:p>
-      <w:pPr>
-        <w:pStyle w:val="FirstParagraph"/>
-      </w:pPr>
-      <w:r>
         <w:t xml:space="preserve">R code is available at the following address:</w:t>
       </w:r>
       <w:r>
         <w:t xml:space="preserve"> </w:t>
       </w:r>
-      <w:hyperlink r:id="rId67">
+      <w:hyperlink r:id="rId66">
         <w:r>
           <w:rPr>
             <w:rStyle w:val="Lienhypertexte"/>
@@ -6347,99 +6337,201 @@
         </w:r>
       </w:hyperlink>
     </w:p>
+    <w:bookmarkEnd w:id="67"/>
+    <w:bookmarkStart w:id="68" w:name="acknowledgments"/>
+    <w:p>
+      <w:pPr>
+        <w:pStyle w:val="Titre1"/>
+      </w:pPr>
+      <w:r>
+        <w:t xml:space="preserve">Acknowledgments</w:t>
+      </w:r>
+    </w:p>
+    <w:p>
+      <w:pPr>
+        <w:pStyle w:val="FirstParagraph"/>
+      </w:pPr>
+      <w:r>
+        <w:t xml:space="preserve">We thank the editor and three anonymous referees for helped us improve the article.</w:t>
+      </w:r>
+      <w:r>
+        <w:t xml:space="preserve"> </w:t>
+      </w:r>
+      <w:r>
+        <w:t xml:space="preserve">We also thank participants of the SEW 2025 and especially Vincenzo Nardelli for helpful advice.</w:t>
+      </w:r>
+      <w:r>
+        <w:t xml:space="preserve"> </w:t>
+      </w:r>
+      <w:r>
+        <w:t xml:space="preserve">Eric Marcon benefited from an</w:t>
+      </w:r>
+      <w:r>
+        <w:t xml:space="preserve"> </w:t>
+      </w:r>
+      <w:r>
+        <w:t xml:space="preserve">‘Investissement d’Avenir’</w:t>
+      </w:r>
+      <w:r>
+        <w:t xml:space="preserve"> </w:t>
+      </w:r>
+      <w:r>
+        <w:t xml:space="preserve">grant managed by the Agence Nationale de la Recherche (LABEX CEBA, ref. ANR-10-LBX-25) and Florence Puech gratefully acknowledges financial support from INRAE.</w:t>
+      </w:r>
+    </w:p>
     <w:bookmarkEnd w:id="68"/>
-    <w:bookmarkStart w:id="69" w:name="acknowledgments"/>
+    <w:bookmarkStart w:id="147" w:name="references"/>
     <w:p>
       <w:pPr>
         <w:pStyle w:val="Titre1"/>
       </w:pPr>
       <w:r>
-        <w:t xml:space="preserve">Acknowledgments</w:t>
-      </w:r>
-    </w:p>
-    <w:p>
-      <w:pPr>
-        <w:pStyle w:val="FirstParagraph"/>
-      </w:pPr>
-      <w:r>
-        <w:t xml:space="preserve">We thank the editor and three anonymous referees for helped us improve the article.</w:t>
-      </w:r>
-      <w:r>
-        <w:t xml:space="preserve"> </w:t>
-      </w:r>
-      <w:r>
-        <w:t xml:space="preserve">We also thank participants of the SEW 2025 and especially Vincenzo Nardelli for helpful advice.</w:t>
-      </w:r>
-      <w:r>
-        <w:t xml:space="preserve"> </w:t>
-      </w:r>
-      <w:r>
-        <w:t xml:space="preserve">Eric Marcon benefited from an</w:t>
-      </w:r>
-      <w:r>
-        <w:t xml:space="preserve"> </w:t>
-      </w:r>
-      <w:r>
-        <w:t xml:space="preserve">‘Investissement d’Avenir’</w:t>
-      </w:r>
-      <w:r>
-        <w:t xml:space="preserve"> </w:t>
-      </w:r>
-      <w:r>
-        <w:t xml:space="preserve">grant managed by the Agence Nationale de la Recherche (LABEX CEBA, ref. ANR-10-LBX-25) and Florence Puech gratefully acknowledges financial support from INRAE.</w:t>
+        <w:t xml:space="preserve">References</w:t>
+      </w:r>
+    </w:p>
+    <w:bookmarkStart w:id="146" w:name="refs"/>
+    <w:bookmarkStart w:id="69" w:name="ref-Arbia1989"/>
+    <w:p>
+      <w:pPr>
+        <w:pStyle w:val="Bibliographie"/>
+      </w:pPr>
+      <w:r>
+        <w:t xml:space="preserve">Arbia, G. (1989).</w:t>
+      </w:r>
+      <w:r>
+        <w:t xml:space="preserve"> </w:t>
+      </w:r>
+      <w:r>
+        <w:rPr>
+          <w:i/>
+          <w:iCs/>
+        </w:rPr>
+        <w:t xml:space="preserve">Spatial Data Configuration in Statistical Analysis of Regional Economic and Related Problems</w:t>
+      </w:r>
+      <w:r>
+        <w:t xml:space="preserve">. Kluwer.</w:t>
       </w:r>
     </w:p>
     <w:bookmarkEnd w:id="69"/>
-    <w:bookmarkStart w:id="148" w:name="references"/>
-    <w:p>
-      <w:pPr>
-        <w:pStyle w:val="Titre1"/>
-      </w:pPr>
-      <w:r>
-        <w:t xml:space="preserve">References</w:t>
-      </w:r>
-    </w:p>
-    <w:bookmarkStart w:id="147" w:name="refs"/>
-    <w:bookmarkStart w:id="70" w:name="ref-Arbia1989"/>
+    <w:bookmarkStart w:id="70" w:name="ref-Arbia2001"/>
     <w:p>
       <w:pPr>
         <w:pStyle w:val="Bibliographie"/>
       </w:pPr>
       <w:r>
-        <w:t xml:space="preserve">Arbia, G. (1989).</w:t>
-      </w:r>
-      <w:r>
-        <w:t xml:space="preserve"> </w:t>
-      </w:r>
-      <w:r>
-        <w:rPr>
-          <w:i/>
-          <w:iCs/>
-        </w:rPr>
-        <w:t xml:space="preserve">Spatial Data Configuration in Statistical Analysis of Regional Economic and Related Problems</w:t>
-      </w:r>
-      <w:r>
-        <w:t xml:space="preserve">. Kluwer.</w:t>
+        <w:t xml:space="preserve">Arbia, G. (2001). Modelling the geography of economic activities on a continuous space.</w:t>
+      </w:r>
+      <w:r>
+        <w:t xml:space="preserve"> </w:t>
+      </w:r>
+      <w:r>
+        <w:rPr>
+          <w:i/>
+          <w:iCs/>
+        </w:rPr>
+        <w:t xml:space="preserve">Papers in Regional Science</w:t>
+      </w:r>
+      <w:r>
+        <w:t xml:space="preserve">,</w:t>
+      </w:r>
+      <w:r>
+        <w:t xml:space="preserve"> </w:t>
+      </w:r>
+      <w:r>
+        <w:rPr>
+          <w:i/>
+          <w:iCs/>
+        </w:rPr>
+        <w:t xml:space="preserve">80</w:t>
+      </w:r>
+      <w:r>
+        <w:t xml:space="preserve">(4), 411–424.</w:t>
       </w:r>
     </w:p>
     <w:bookmarkEnd w:id="70"/>
-    <w:bookmarkStart w:id="71" w:name="ref-Arbia2001"/>
+    <w:bookmarkStart w:id="71" w:name="ref-Arbia2021"/>
     <w:p>
       <w:pPr>
         <w:pStyle w:val="Bibliographie"/>
       </w:pPr>
       <w:r>
-        <w:t xml:space="preserve">Arbia, G. (2001). Modelling the geography of economic activities on a continuous space.</w:t>
-      </w:r>
-      <w:r>
-        <w:t xml:space="preserve"> </w:t>
-      </w:r>
-      <w:r>
-        <w:rPr>
-          <w:i/>
-          <w:iCs/>
-        </w:rPr>
-        <w:t xml:space="preserve">Papers in Regional Science</w:t>
+        <w:t xml:space="preserve">Arbia, G., Espa, G., &amp; Giuliani, D. (2021).</w:t>
+      </w:r>
+      <w:r>
+        <w:t xml:space="preserve"> </w:t>
+      </w:r>
+      <w:r>
+        <w:rPr>
+          <w:i/>
+          <w:iCs/>
+        </w:rPr>
+        <w:t xml:space="preserve">Spatial</w:t>
+      </w:r>
+      <w:r>
+        <w:rPr>
+          <w:i/>
+          <w:iCs/>
+        </w:rPr>
+        <w:t xml:space="preserve"> </w:t>
+      </w:r>
+      <w:r>
+        <w:rPr>
+          <w:i/>
+          <w:iCs/>
+        </w:rPr>
+        <w:t xml:space="preserve">M</w:t>
+      </w:r>
+      <w:r>
+        <w:rPr>
+          <w:i/>
+          <w:iCs/>
+        </w:rPr>
+        <w:t xml:space="preserve">icroeconometrics</w:t>
+      </w:r>
+      <w:r>
+        <w:t xml:space="preserve">. Routledge, Taylor &amp; Francis Group.</w:t>
+      </w:r>
+    </w:p>
+    <w:bookmarkEnd w:id="71"/>
+    <w:bookmarkStart w:id="73" w:name="ref-Arbia2017"/>
+    <w:p>
+      <w:pPr>
+        <w:pStyle w:val="Bibliographie"/>
+      </w:pPr>
+      <w:r>
+        <w:t xml:space="preserve">Arbia, G., Espa, G., Giuliani, D., &amp; Dickson, M. M. (2017).</w:t>
+      </w:r>
+      <w:r>
+        <w:t xml:space="preserve"> </w:t>
+      </w:r>
+      <w:r>
+        <w:t xml:space="preserve">Effects of Missing Data and Locational Errors on Spatial Concentration Measures Based on Ripley’s</w:t>
+      </w:r>
+      <w:r>
+        <w:t xml:space="preserve"> </w:t>
+      </w:r>
+      <w:r>
+        <w:rPr>
+          <w:i/>
+          <w:iCs/>
+        </w:rPr>
+        <w:t xml:space="preserve">K</w:t>
+      </w:r>
+      <w:r>
+        <w:t xml:space="preserve">-Function</w:t>
+      </w:r>
+      <w:r>
+        <w:t xml:space="preserve">.</w:t>
+      </w:r>
+      <w:r>
+        <w:t xml:space="preserve"> </w:t>
+      </w:r>
+      <w:r>
+        <w:rPr>
+          <w:i/>
+          <w:iCs/>
+        </w:rPr>
+        <w:t xml:space="preserve">Spatial Economic Analysis</w:t>
       </w:r>
       <w:r>
         <w:t xml:space="preserve">,</w:t>
@@ -6452,108 +6544,6 @@
           <w:i/>
           <w:iCs/>
         </w:rPr>
-        <w:t xml:space="preserve">80</w:t>
-      </w:r>
-      <w:r>
-        <w:t xml:space="preserve">(4), 411–424.</w:t>
-      </w:r>
-    </w:p>
-    <w:bookmarkEnd w:id="71"/>
-    <w:bookmarkStart w:id="72" w:name="ref-Arbia2021"/>
-    <w:p>
-      <w:pPr>
-        <w:pStyle w:val="Bibliographie"/>
-      </w:pPr>
-      <w:r>
-        <w:t xml:space="preserve">Arbia, G., Espa, G., &amp; Giuliani, D. (2021).</w:t>
-      </w:r>
-      <w:r>
-        <w:t xml:space="preserve"> </w:t>
-      </w:r>
-      <w:r>
-        <w:rPr>
-          <w:i/>
-          <w:iCs/>
-        </w:rPr>
-        <w:t xml:space="preserve">Spatial</w:t>
-      </w:r>
-      <w:r>
-        <w:rPr>
-          <w:i/>
-          <w:iCs/>
-        </w:rPr>
-        <w:t xml:space="preserve"> </w:t>
-      </w:r>
-      <w:r>
-        <w:rPr>
-          <w:i/>
-          <w:iCs/>
-        </w:rPr>
-        <w:t xml:space="preserve">M</w:t>
-      </w:r>
-      <w:r>
-        <w:rPr>
-          <w:i/>
-          <w:iCs/>
-        </w:rPr>
-        <w:t xml:space="preserve">icroeconometrics</w:t>
-      </w:r>
-      <w:r>
-        <w:t xml:space="preserve">. Routledge, Taylor &amp; Francis Group.</w:t>
-      </w:r>
-    </w:p>
-    <w:bookmarkEnd w:id="72"/>
-    <w:bookmarkStart w:id="74" w:name="ref-Arbia2017"/>
-    <w:p>
-      <w:pPr>
-        <w:pStyle w:val="Bibliographie"/>
-      </w:pPr>
-      <w:r>
-        <w:t xml:space="preserve">Arbia, G., Espa, G., Giuliani, D., &amp; Dickson, M. M. (2017).</w:t>
-      </w:r>
-      <w:r>
-        <w:t xml:space="preserve"> </w:t>
-      </w:r>
-      <w:r>
-        <w:t xml:space="preserve">Effects of Missing Data and Locational Errors on Spatial Concentration Measures Based on Ripley’s</w:t>
-      </w:r>
-      <w:r>
-        <w:t xml:space="preserve"> </w:t>
-      </w:r>
-      <w:r>
-        <w:rPr>
-          <w:i/>
-          <w:iCs/>
-        </w:rPr>
-        <w:t xml:space="preserve">K</w:t>
-      </w:r>
-      <w:r>
-        <w:t xml:space="preserve">-Function</w:t>
-      </w:r>
-      <w:r>
-        <w:t xml:space="preserve">.</w:t>
-      </w:r>
-      <w:r>
-        <w:t xml:space="preserve"> </w:t>
-      </w:r>
-      <w:r>
-        <w:rPr>
-          <w:i/>
-          <w:iCs/>
-        </w:rPr>
-        <w:t xml:space="preserve">Spatial Economic Analysis</w:t>
-      </w:r>
-      <w:r>
-        <w:t xml:space="preserve">,</w:t>
-      </w:r>
-      <w:r>
-        <w:t xml:space="preserve"> </w:t>
-      </w:r>
-      <w:r>
-        <w:rPr>
-          <w:i/>
-          <w:iCs/>
-        </w:rPr>
         <w:t xml:space="preserve">12</w:t>
       </w:r>
       <w:r>
@@ -6562,7 +6552,7 @@
       <w:r>
         <w:t xml:space="preserve"> </w:t>
       </w:r>
-      <w:hyperlink r:id="rId73">
+      <w:hyperlink r:id="rId72">
         <w:r>
           <w:rPr>
             <w:rStyle w:val="Lienhypertexte"/>
@@ -6571,24 +6561,316 @@
         </w:r>
       </w:hyperlink>
     </w:p>
+    <w:bookmarkEnd w:id="73"/>
+    <w:bookmarkStart w:id="74" w:name="ref-Bachtrogleunger2023"/>
+    <w:p>
+      <w:pPr>
+        <w:pStyle w:val="Bibliographie"/>
+      </w:pPr>
+      <w:r>
+        <w:t xml:space="preserve">Bachtrögler-Unger, J., Dolls, M., Krolage, C., Schüle, P., Taubenböck, H., &amp; Weigand, M. (2023).</w:t>
+      </w:r>
+      <w:r>
+        <w:t xml:space="preserve"> </w:t>
+      </w:r>
+      <w:r>
+        <w:t xml:space="preserve">EU cohesion policy on the ground: Analyzing small-scale effects using satellite data</w:t>
+      </w:r>
+      <w:r>
+        <w:t xml:space="preserve">.</w:t>
+      </w:r>
+      <w:r>
+        <w:t xml:space="preserve"> </w:t>
+      </w:r>
+      <w:r>
+        <w:rPr>
+          <w:i/>
+          <w:iCs/>
+        </w:rPr>
+        <w:t xml:space="preserve">Regional Science and Urban Economics</w:t>
+      </w:r>
+      <w:r>
+        <w:t xml:space="preserve">,</w:t>
+      </w:r>
+      <w:r>
+        <w:t xml:space="preserve"> </w:t>
+      </w:r>
+      <w:r>
+        <w:rPr>
+          <w:i/>
+          <w:iCs/>
+        </w:rPr>
+        <w:t xml:space="preserve">103</w:t>
+      </w:r>
+      <w:r>
+        <w:t xml:space="preserve">, 103954.</w:t>
+      </w:r>
+    </w:p>
     <w:bookmarkEnd w:id="74"/>
-    <w:bookmarkStart w:id="75" w:name="ref-Bachtrogleunger2023"/>
+    <w:bookmarkStart w:id="75" w:name="ref-Baddeley2016"/>
     <w:p>
       <w:pPr>
         <w:pStyle w:val="Bibliographie"/>
       </w:pPr>
       <w:r>
-        <w:t xml:space="preserve">Bachtrögler-Unger, J., Dolls, M., Krolage, C., Schüle, P., Taubenböck, H., &amp; Weigand, M. (2023).</w:t>
-      </w:r>
-      <w:r>
-        <w:t xml:space="preserve"> </w:t>
-      </w:r>
-      <w:r>
-        <w:t xml:space="preserve">EU cohesion policy on the ground: Analyzing small-scale effects using satellite data</w:t>
+        <w:t xml:space="preserve">Baddeley, A., Rubak, E., &amp; Turner, R. (2016).</w:t>
+      </w:r>
+      <w:r>
+        <w:t xml:space="preserve"> </w:t>
+      </w:r>
+      <w:r>
+        <w:rPr>
+          <w:i/>
+          <w:iCs/>
+        </w:rPr>
+        <w:t xml:space="preserve">Spatial Point Patterns: Methodology and Applications with R</w:t>
+      </w:r>
+      <w:r>
+        <w:t xml:space="preserve">. CRC Press.</w:t>
+      </w:r>
+    </w:p>
+    <w:bookmarkEnd w:id="75"/>
+    <w:bookmarkStart w:id="76" w:name="ref-Baldwin2003"/>
+    <w:p>
+      <w:pPr>
+        <w:pStyle w:val="Bibliographie"/>
+      </w:pPr>
+      <w:r>
+        <w:t xml:space="preserve">Baldwin, R., Forslid, R., Martin, P., Ottaviano, G., &amp; Robert-Nicoud, F. (2003).</w:t>
+      </w:r>
+      <w:r>
+        <w:t xml:space="preserve"> </w:t>
+      </w:r>
+      <w:r>
+        <w:rPr>
+          <w:i/>
+          <w:iCs/>
+        </w:rPr>
+        <w:t xml:space="preserve">Economic geography and public policy</w:t>
+      </w:r>
+      <w:r>
+        <w:t xml:space="preserve"> </w:t>
+      </w:r>
+      <w:r>
+        <w:t xml:space="preserve">(p. 504).</w:t>
+      </w:r>
+      <w:r>
+        <w:t xml:space="preserve"> </w:t>
+      </w:r>
+      <w:r>
+        <w:t xml:space="preserve">Princeton University Press</w:t>
       </w:r>
       <w:r>
         <w:t xml:space="preserve">.</w:t>
       </w:r>
+    </w:p>
+    <w:bookmarkEnd w:id="76"/>
+    <w:bookmarkStart w:id="77" w:name="ref-Baragwanath2026"/>
+    <w:p>
+      <w:pPr>
+        <w:pStyle w:val="Bibliographie"/>
+      </w:pPr>
+      <w:r>
+        <w:t xml:space="preserve">Baragwanath, K., Hanson, G., Khandelwal, A. K., Liu, C., &amp; Park, H. (2026). Using satellite imagery to measure the impacts of new highways:</w:t>
+      </w:r>
+      <w:r>
+        <w:t xml:space="preserve"> </w:t>
+      </w:r>
+      <w:r>
+        <w:t xml:space="preserve">A</w:t>
+      </w:r>
+      <w:r>
+        <w:t xml:space="preserve">n application to</w:t>
+      </w:r>
+      <w:r>
+        <w:t xml:space="preserve"> </w:t>
+      </w:r>
+      <w:r>
+        <w:t xml:space="preserve">I</w:t>
+      </w:r>
+      <w:r>
+        <w:t xml:space="preserve">ndia.</w:t>
+      </w:r>
+      <w:r>
+        <w:t xml:space="preserve"> </w:t>
+      </w:r>
+      <w:r>
+        <w:rPr>
+          <w:i/>
+          <w:iCs/>
+        </w:rPr>
+        <w:t xml:space="preserve">Journal of International Economics</w:t>
+      </w:r>
+      <w:r>
+        <w:t xml:space="preserve">,</w:t>
+      </w:r>
+      <w:r>
+        <w:t xml:space="preserve"> </w:t>
+      </w:r>
+      <w:r>
+        <w:rPr>
+          <w:i/>
+          <w:iCs/>
+        </w:rPr>
+        <w:t xml:space="preserve">159</w:t>
+      </w:r>
+      <w:r>
+        <w:t xml:space="preserve">, 104201.</w:t>
+      </w:r>
+    </w:p>
+    <w:bookmarkEnd w:id="77"/>
+    <w:bookmarkStart w:id="78" w:name="ref-Barff1987"/>
+    <w:p>
+      <w:pPr>
+        <w:pStyle w:val="Bibliographie"/>
+      </w:pPr>
+      <w:r>
+        <w:t xml:space="preserve">Barff, R. A. (1987).</w:t>
+      </w:r>
+      <w:r>
+        <w:t xml:space="preserve"> </w:t>
+      </w:r>
+      <w:r>
+        <w:t xml:space="preserve">Industrial Clustering and the Organization of Production: A Point Pattern Analysis of Manufacturing in Cincinnati, Ohio</w:t>
+      </w:r>
+      <w:r>
+        <w:t xml:space="preserve">.</w:t>
+      </w:r>
+      <w:r>
+        <w:t xml:space="preserve"> </w:t>
+      </w:r>
+      <w:r>
+        <w:rPr>
+          <w:i/>
+          <w:iCs/>
+        </w:rPr>
+        <w:t xml:space="preserve">Annals of the Association of American Geographers</w:t>
+      </w:r>
+      <w:r>
+        <w:t xml:space="preserve">,</w:t>
+      </w:r>
+      <w:r>
+        <w:t xml:space="preserve"> </w:t>
+      </w:r>
+      <w:r>
+        <w:rPr>
+          <w:i/>
+          <w:iCs/>
+        </w:rPr>
+        <w:t xml:space="preserve">77</w:t>
+      </w:r>
+      <w:r>
+        <w:t xml:space="preserve">(1), 89–103.</w:t>
+      </w:r>
+    </w:p>
+    <w:bookmarkEnd w:id="78"/>
+    <w:bookmarkStart w:id="79" w:name="ref-Besag1977"/>
+    <w:p>
+      <w:pPr>
+        <w:pStyle w:val="Bibliographie"/>
+      </w:pPr>
+      <w:r>
+        <w:t xml:space="preserve">Besag, J. E. (1977). Comments on</w:t>
+      </w:r>
+      <w:r>
+        <w:t xml:space="preserve"> </w:t>
+      </w:r>
+      <w:r>
+        <w:t xml:space="preserve">R</w:t>
+      </w:r>
+      <w:r>
+        <w:t xml:space="preserve">ipley’s paper.</w:t>
+      </w:r>
+      <w:r>
+        <w:t xml:space="preserve"> </w:t>
+      </w:r>
+      <w:r>
+        <w:rPr>
+          <w:i/>
+          <w:iCs/>
+        </w:rPr>
+        <w:t xml:space="preserve">Journal of the Royal Statistical Society</w:t>
+      </w:r>
+      <w:r>
+        <w:t xml:space="preserve">,</w:t>
+      </w:r>
+      <w:r>
+        <w:t xml:space="preserve"> </w:t>
+      </w:r>
+      <w:r>
+        <w:rPr>
+          <w:i/>
+          <w:iCs/>
+        </w:rPr>
+        <w:t xml:space="preserve">B 39</w:t>
+      </w:r>
+      <w:r>
+        <w:t xml:space="preserve">(2), 193–195.</w:t>
+      </w:r>
+    </w:p>
+    <w:bookmarkEnd w:id="79"/>
+    <w:bookmarkStart w:id="80" w:name="ref-Bickenbach2008"/>
+    <w:p>
+      <w:pPr>
+        <w:pStyle w:val="Bibliographie"/>
+      </w:pPr>
+      <w:r>
+        <w:t xml:space="preserve">Bickenbach, F., &amp; Eckhardt, B. (2008).</w:t>
+      </w:r>
+      <w:r>
+        <w:t xml:space="preserve"> </w:t>
+      </w:r>
+      <w:r>
+        <w:t xml:space="preserve">Disproportionality Measures of Concentration, Specialization, and Localization</w:t>
+      </w:r>
+      <w:r>
+        <w:t xml:space="preserve">.</w:t>
+      </w:r>
+      <w:r>
+        <w:t xml:space="preserve"> </w:t>
+      </w:r>
+      <w:r>
+        <w:rPr>
+          <w:i/>
+          <w:iCs/>
+        </w:rPr>
+        <w:t xml:space="preserve">International Regional Science Review</w:t>
+      </w:r>
+      <w:r>
+        <w:t xml:space="preserve">,</w:t>
+      </w:r>
+      <w:r>
+        <w:t xml:space="preserve"> </w:t>
+      </w:r>
+      <w:r>
+        <w:rPr>
+          <w:i/>
+          <w:iCs/>
+        </w:rPr>
+        <w:t xml:space="preserve">31</w:t>
+      </w:r>
+      <w:r>
+        <w:t xml:space="preserve">(4), 359–388.</w:t>
+      </w:r>
+    </w:p>
+    <w:bookmarkEnd w:id="80"/>
+    <w:bookmarkStart w:id="81" w:name="ref-Brulhart2005"/>
+    <w:p>
+      <w:pPr>
+        <w:pStyle w:val="Bibliographie"/>
+      </w:pPr>
+      <w:r>
+        <w:t xml:space="preserve">Brülhart, M., &amp; Traeger, R. (2005). An account of geographic concentration patterns in</w:t>
+      </w:r>
+      <w:r>
+        <w:t xml:space="preserve"> </w:t>
+      </w:r>
+      <w:r>
+        <w:t xml:space="preserve">E</w:t>
+      </w:r>
+      <w:r>
+        <w:t xml:space="preserve">urope.</w:t>
+      </w:r>
       <w:r>
         <w:t xml:space="preserve"> </w:t>
       </w:r>
@@ -6610,106 +6892,129 @@
           <w:i/>
           <w:iCs/>
         </w:rPr>
-        <w:t xml:space="preserve">103</w:t>
-      </w:r>
-      <w:r>
-        <w:t xml:space="preserve">, 103954.</w:t>
-      </w:r>
-    </w:p>
-    <w:bookmarkEnd w:id="75"/>
-    <w:bookmarkStart w:id="76" w:name="ref-Baddeley2016"/>
+        <w:t xml:space="preserve">35</w:t>
+      </w:r>
+      <w:r>
+        <w:t xml:space="preserve">(6), 597–624.</w:t>
+      </w:r>
+    </w:p>
+    <w:bookmarkEnd w:id="81"/>
+    <w:bookmarkStart w:id="82" w:name="ref-Canello2025"/>
     <w:p>
       <w:pPr>
         <w:pStyle w:val="Bibliographie"/>
       </w:pPr>
       <w:r>
-        <w:t xml:space="preserve">Baddeley, A., Rubak, E., &amp; Turner, R. (2016).</w:t>
-      </w:r>
-      <w:r>
-        <w:t xml:space="preserve"> </w:t>
-      </w:r>
-      <w:r>
-        <w:rPr>
-          <w:i/>
-          <w:iCs/>
-        </w:rPr>
-        <w:t xml:space="preserve">Spatial Point Patterns: Methodology and Applications with R</w:t>
-      </w:r>
-      <w:r>
-        <w:t xml:space="preserve">. CRC Press.</w:t>
-      </w:r>
-    </w:p>
-    <w:bookmarkEnd w:id="76"/>
-    <w:bookmarkStart w:id="77" w:name="ref-Baldwin2003"/>
+        <w:t xml:space="preserve">Canello, J., Vidoli, F., Fusco, E., &amp; Giudice, N. (2025).</w:t>
+      </w:r>
+      <w:r>
+        <w:t xml:space="preserve"> </w:t>
+      </w:r>
+      <w:r>
+        <w:t xml:space="preserve">Identifying and Mapping Industrial Districts Through a Spatially Constrained Cluster-Wise Regression Approach</w:t>
+      </w:r>
+      <w:r>
+        <w:t xml:space="preserve">.</w:t>
+      </w:r>
+      <w:r>
+        <w:t xml:space="preserve"> </w:t>
+      </w:r>
+      <w:r>
+        <w:rPr>
+          <w:i/>
+          <w:iCs/>
+        </w:rPr>
+        <w:t xml:space="preserve">Journal of Regional Science</w:t>
+      </w:r>
+      <w:r>
+        <w:t xml:space="preserve">,</w:t>
+      </w:r>
+      <w:r>
+        <w:t xml:space="preserve"> </w:t>
+      </w:r>
+      <w:r>
+        <w:rPr>
+          <w:i/>
+          <w:iCs/>
+        </w:rPr>
+        <w:t xml:space="preserve">65</w:t>
+      </w:r>
+      <w:r>
+        <w:t xml:space="preserve">(2), 403–428.</w:t>
+      </w:r>
+    </w:p>
+    <w:bookmarkEnd w:id="82"/>
+    <w:bookmarkStart w:id="83" w:name="ref-Chain2019"/>
     <w:p>
       <w:pPr>
         <w:pStyle w:val="Bibliographie"/>
       </w:pPr>
       <w:r>
-        <w:t xml:space="preserve">Baldwin, R., Forslid, R., Martin, P., Ottaviano, G., &amp; Robert-Nicoud, F. (2003).</w:t>
-      </w:r>
-      <w:r>
-        <w:t xml:space="preserve"> </w:t>
-      </w:r>
-      <w:r>
-        <w:rPr>
-          <w:i/>
-          <w:iCs/>
-        </w:rPr>
-        <w:t xml:space="preserve">Economic geography and public policy</w:t>
-      </w:r>
-      <w:r>
-        <w:t xml:space="preserve"> </w:t>
-      </w:r>
-      <w:r>
-        <w:t xml:space="preserve">(p. 504).</w:t>
-      </w:r>
-      <w:r>
-        <w:t xml:space="preserve"> </w:t>
-      </w:r>
-      <w:r>
-        <w:t xml:space="preserve">Princeton University Press</w:t>
+        <w:t xml:space="preserve">Chain, C. P., Santos, A. C. D., Castro, L. G. D., &amp; Prado, J. W. D. (2019).</w:t>
+      </w:r>
+      <w:r>
+        <w:t xml:space="preserve"> </w:t>
+      </w:r>
+      <w:r>
+        <w:t xml:space="preserve">Bibliometric Analysis of the Quantitative Methods Applied to the Measurement of Industrial Clusters</w:t>
       </w:r>
       <w:r>
         <w:t xml:space="preserve">.</w:t>
       </w:r>
-    </w:p>
-    <w:bookmarkEnd w:id="77"/>
-    <w:bookmarkStart w:id="78" w:name="ref-Baragwanath2026"/>
+      <w:r>
+        <w:t xml:space="preserve"> </w:t>
+      </w:r>
+      <w:r>
+        <w:rPr>
+          <w:i/>
+          <w:iCs/>
+        </w:rPr>
+        <w:t xml:space="preserve">Journal of Economic Surveys</w:t>
+      </w:r>
+      <w:r>
+        <w:t xml:space="preserve">,</w:t>
+      </w:r>
+      <w:r>
+        <w:t xml:space="preserve"> </w:t>
+      </w:r>
+      <w:r>
+        <w:rPr>
+          <w:i/>
+          <w:iCs/>
+        </w:rPr>
+        <w:t xml:space="preserve">33</w:t>
+      </w:r>
+      <w:r>
+        <w:t xml:space="preserve">(1), 60–84.</w:t>
+      </w:r>
+    </w:p>
+    <w:bookmarkEnd w:id="83"/>
+    <w:bookmarkStart w:id="84" w:name="ref-Coll-Martinez2019"/>
     <w:p>
       <w:pPr>
         <w:pStyle w:val="Bibliographie"/>
       </w:pPr>
       <w:r>
-        <w:t xml:space="preserve">Baragwanath, K., Hanson, G., Khandelwal, A. K., Liu, C., &amp; Park, H. (2026). Using satellite imagery to measure the impacts of new highways:</w:t>
-      </w:r>
-      <w:r>
-        <w:t xml:space="preserve"> </w:t>
-      </w:r>
-      <w:r>
-        <w:t xml:space="preserve">A</w:t>
-      </w:r>
-      <w:r>
-        <w:t xml:space="preserve">n application to</w:t>
-      </w:r>
-      <w:r>
-        <w:t xml:space="preserve"> </w:t>
-      </w:r>
-      <w:r>
-        <w:t xml:space="preserve">I</w:t>
-      </w:r>
-      <w:r>
-        <w:t xml:space="preserve">ndia.</w:t>
-      </w:r>
-      <w:r>
-        <w:t xml:space="preserve"> </w:t>
-      </w:r>
-      <w:r>
-        <w:rPr>
-          <w:i/>
-          <w:iCs/>
-        </w:rPr>
-        <w:t xml:space="preserve">Journal of International Economics</w:t>
+        <w:t xml:space="preserve">Coll-Martínez, E., Moreno-Monroy, A.-I., &amp; Arauzo-Carod, J.-M. (2019).</w:t>
+      </w:r>
+      <w:r>
+        <w:t xml:space="preserve"> </w:t>
+      </w:r>
+      <w:r>
+        <w:t xml:space="preserve">Agglomeration of Creative Industries: An Intra-metropolitan Analysis for Barcelona</w:t>
+      </w:r>
+      <w:r>
+        <w:t xml:space="preserve">.</w:t>
+      </w:r>
+      <w:r>
+        <w:t xml:space="preserve"> </w:t>
+      </w:r>
+      <w:r>
+        <w:rPr>
+          <w:i/>
+          <w:iCs/>
+        </w:rPr>
+        <w:t xml:space="preserve">Papers in Regional Science</w:t>
       </w:r>
       <w:r>
         <w:t xml:space="preserve">,</w:t>
@@ -6722,26 +7027,119 @@
           <w:i/>
           <w:iCs/>
         </w:rPr>
-        <w:t xml:space="preserve">159</w:t>
-      </w:r>
-      <w:r>
-        <w:t xml:space="preserve">, 104201.</w:t>
-      </w:r>
-    </w:p>
-    <w:bookmarkEnd w:id="78"/>
-    <w:bookmarkStart w:id="79" w:name="ref-Barff1987"/>
+        <w:t xml:space="preserve">98</w:t>
+      </w:r>
+      <w:r>
+        <w:t xml:space="preserve">(1), 409–432.</w:t>
+      </w:r>
+    </w:p>
+    <w:bookmarkEnd w:id="84"/>
+    <w:bookmarkStart w:id="85" w:name="ref-Combes2008"/>
     <w:p>
       <w:pPr>
         <w:pStyle w:val="Bibliographie"/>
       </w:pPr>
       <w:r>
-        <w:t xml:space="preserve">Barff, R. A. (1987).</w:t>
-      </w:r>
-      <w:r>
-        <w:t xml:space="preserve"> </w:t>
-      </w:r>
-      <w:r>
-        <w:t xml:space="preserve">Industrial Clustering and the Organization of Production: A Point Pattern Analysis of Manufacturing in Cincinnati, Ohio</w:t>
+        <w:t xml:space="preserve">Combes, P.-P., Mayer, T., &amp; Thisse, J.-F. (2008).</w:t>
+      </w:r>
+      <w:r>
+        <w:t xml:space="preserve"> </w:t>
+      </w:r>
+      <w:r>
+        <w:rPr>
+          <w:i/>
+          <w:iCs/>
+        </w:rPr>
+        <w:t xml:space="preserve">Economic Geography, The Integration of Regions and Nations</w:t>
+      </w:r>
+      <w:r>
+        <w:t xml:space="preserve">. Princeton University Press.</w:t>
+      </w:r>
+    </w:p>
+    <w:bookmarkEnd w:id="85"/>
+    <w:bookmarkStart w:id="86" w:name="ref-Combes2004"/>
+    <w:p>
+      <w:pPr>
+        <w:pStyle w:val="Bibliographie"/>
+      </w:pPr>
+      <w:r>
+        <w:t xml:space="preserve">Combes, P.-P., &amp; Overman, H. G. (2004). The spatial distribution of economic activities in the</w:t>
+      </w:r>
+      <w:r>
+        <w:t xml:space="preserve"> </w:t>
+      </w:r>
+      <w:r>
+        <w:t xml:space="preserve">E</w:t>
+      </w:r>
+      <w:r>
+        <w:t xml:space="preserve">uropean</w:t>
+      </w:r>
+      <w:r>
+        <w:t xml:space="preserve"> </w:t>
+      </w:r>
+      <w:r>
+        <w:t xml:space="preserve">U</w:t>
+      </w:r>
+      <w:r>
+        <w:t xml:space="preserve">nion. In J. V. Henderson &amp; J.-F. Thisse (Eds),</w:t>
+      </w:r>
+      <w:r>
+        <w:t xml:space="preserve"> </w:t>
+      </w:r>
+      <w:r>
+        <w:rPr>
+          <w:i/>
+          <w:iCs/>
+        </w:rPr>
+        <w:t xml:space="preserve">Handbook of urban and regional economics</w:t>
+      </w:r>
+      <w:r>
+        <w:t xml:space="preserve"> </w:t>
+      </w:r>
+      <w:r>
+        <w:t xml:space="preserve">(Vol. 4, pp. 2845–2909). Elsevier. North Holland.</w:t>
+      </w:r>
+    </w:p>
+    <w:bookmarkEnd w:id="86"/>
+    <w:bookmarkStart w:id="87" w:name="ref-Cressie1993"/>
+    <w:p>
+      <w:pPr>
+        <w:pStyle w:val="Bibliographie"/>
+      </w:pPr>
+      <w:r>
+        <w:t xml:space="preserve">Cressie, N. A. (1993).</w:t>
+      </w:r>
+      <w:r>
+        <w:t xml:space="preserve"> </w:t>
+      </w:r>
+      <w:r>
+        <w:rPr>
+          <w:i/>
+          <w:iCs/>
+        </w:rPr>
+        <w:t xml:space="preserve">Statistics for Spatial Data</w:t>
+      </w:r>
+      <w:r>
+        <w:t xml:space="preserve">. John Wiley &amp; Sons.</w:t>
+      </w:r>
+    </w:p>
+    <w:bookmarkEnd w:id="87"/>
+    <w:bookmarkStart w:id="88" w:name="ref-Daspremont2025"/>
+    <w:p>
+      <w:pPr>
+        <w:pStyle w:val="Bibliographie"/>
+      </w:pPr>
+      <w:r>
+        <w:t xml:space="preserve">d’Aspremont, A., Ben Arous, S., Bricongne, J.-C., Lietti, B., &amp; Meunier, B.</w:t>
+      </w:r>
+      <w:r>
+        <w:t xml:space="preserve"> (2025).</w:t>
+      </w:r>
+      <w:r>
+        <w:t xml:space="preserve"> </w:t>
+      </w:r>
+      <w:r>
+        <w:t xml:space="preserve">Satellites turn "concrete": Tracking cement with satellite data and neural networks</w:t>
       </w:r>
       <w:r>
         <w:t xml:space="preserve">.</w:t>
@@ -6754,7 +7152,7 @@
           <w:i/>
           <w:iCs/>
         </w:rPr>
-        <w:t xml:space="preserve">Annals of the Association of American Geographers</w:t>
+        <w:t xml:space="preserve">Journal of Econometrics</w:t>
       </w:r>
       <w:r>
         <w:t xml:space="preserve">,</w:t>
@@ -6767,39 +7165,39 @@
           <w:i/>
           <w:iCs/>
         </w:rPr>
-        <w:t xml:space="preserve">77</w:t>
-      </w:r>
-      <w:r>
-        <w:t xml:space="preserve">(1), 89–103.</w:t>
-      </w:r>
-    </w:p>
-    <w:bookmarkEnd w:id="79"/>
-    <w:bookmarkStart w:id="80" w:name="ref-Besag1977"/>
+        <w:t xml:space="preserve">249</w:t>
+      </w:r>
+      <w:r>
+        <w:t xml:space="preserve">, 105923.</w:t>
+      </w:r>
+    </w:p>
+    <w:bookmarkEnd w:id="88"/>
+    <w:bookmarkStart w:id="89" w:name="ref-Deurloo2008"/>
     <w:p>
       <w:pPr>
         <w:pStyle w:val="Bibliographie"/>
       </w:pPr>
       <w:r>
-        <w:t xml:space="preserve">Besag, J. E. (1977). Comments on</w:t>
-      </w:r>
-      <w:r>
-        <w:t xml:space="preserve"> </w:t>
-      </w:r>
-      <w:r>
-        <w:t xml:space="preserve">R</w:t>
-      </w:r>
-      <w:r>
-        <w:t xml:space="preserve">ipley’s paper.</w:t>
-      </w:r>
-      <w:r>
-        <w:t xml:space="preserve"> </w:t>
-      </w:r>
-      <w:r>
-        <w:rPr>
-          <w:i/>
-          <w:iCs/>
-        </w:rPr>
-        <w:t xml:space="preserve">Journal of the Royal Statistical Society</w:t>
+        <w:t xml:space="preserve">Deurloo, M. C., &amp; De Vos, S. (2008).</w:t>
+      </w:r>
+      <w:r>
+        <w:t xml:space="preserve"> </w:t>
+      </w:r>
+      <w:r>
+        <w:t xml:space="preserve">Measuring Segregation at the Micro Level: An Application of the M Measure to Multi-Ethnic Residential Neighbourhoods in Amsterdam</w:t>
+      </w:r>
+      <w:r>
+        <w:t xml:space="preserve">.</w:t>
+      </w:r>
+      <w:r>
+        <w:t xml:space="preserve"> </w:t>
+      </w:r>
+      <w:r>
+        <w:rPr>
+          <w:i/>
+          <w:iCs/>
+        </w:rPr>
+        <w:t xml:space="preserve">Tijdschrift Voor Economische En Sociale Geografie</w:t>
       </w:r>
       <w:r>
         <w:t xml:space="preserve">,</w:t>
@@ -6812,26 +7210,80 @@
           <w:i/>
           <w:iCs/>
         </w:rPr>
-        <w:t xml:space="preserve">B 39</w:t>
-      </w:r>
-      <w:r>
-        <w:t xml:space="preserve">(2), 193–195.</w:t>
-      </w:r>
-    </w:p>
-    <w:bookmarkEnd w:id="80"/>
-    <w:bookmarkStart w:id="81" w:name="ref-Bickenbach2008"/>
+        <w:t xml:space="preserve">99</w:t>
+      </w:r>
+      <w:r>
+        <w:t xml:space="preserve">(3), 329–347.</w:t>
+      </w:r>
+    </w:p>
+    <w:bookmarkEnd w:id="89"/>
+    <w:bookmarkStart w:id="90" w:name="ref-Diodato2018"/>
     <w:p>
       <w:pPr>
         <w:pStyle w:val="Bibliographie"/>
       </w:pPr>
       <w:r>
-        <w:t xml:space="preserve">Bickenbach, F., &amp; Eckhardt, B. (2008).</w:t>
-      </w:r>
-      <w:r>
-        <w:t xml:space="preserve"> </w:t>
-      </w:r>
-      <w:r>
-        <w:t xml:space="preserve">Disproportionality Measures of Concentration, Specialization, and Localization</w:t>
+        <w:t xml:space="preserve">Diodato, D., Neffke, F., &amp; O’Clery, N. (2018). Why do industries coagglomerate?</w:t>
+      </w:r>
+      <w:r>
+        <w:t xml:space="preserve"> </w:t>
+      </w:r>
+      <w:r>
+        <w:t xml:space="preserve">H</w:t>
+      </w:r>
+      <w:r>
+        <w:t xml:space="preserve">ow</w:t>
+      </w:r>
+      <w:r>
+        <w:t xml:space="preserve"> </w:t>
+      </w:r>
+      <w:r>
+        <w:t xml:space="preserve">M</w:t>
+      </w:r>
+      <w:r>
+        <w:t xml:space="preserve">arshallian externalities differ by industry and have evolved over time.</w:t>
+      </w:r>
+      <w:r>
+        <w:t xml:space="preserve"> </w:t>
+      </w:r>
+      <w:r>
+        <w:rPr>
+          <w:i/>
+          <w:iCs/>
+        </w:rPr>
+        <w:t xml:space="preserve">Journal of Urban Economics</w:t>
+      </w:r>
+      <w:r>
+        <w:t xml:space="preserve">,</w:t>
+      </w:r>
+      <w:r>
+        <w:t xml:space="preserve"> </w:t>
+      </w:r>
+      <w:r>
+        <w:rPr>
+          <w:i/>
+          <w:iCs/>
+        </w:rPr>
+        <w:t xml:space="preserve">106</w:t>
+      </w:r>
+      <w:r>
+        <w:t xml:space="preserve">, 1–26.</w:t>
+      </w:r>
+    </w:p>
+    <w:bookmarkEnd w:id="90"/>
+    <w:bookmarkStart w:id="92" w:name="ref-Dray2021"/>
+    <w:p>
+      <w:pPr>
+        <w:pStyle w:val="Bibliographie"/>
+      </w:pPr>
+      <w:r>
+        <w:t xml:space="preserve">Dray, N., Mancini, L., Binshtok, U., Cheysson, F., Supatto, W., Mahou, P., Bedu, S., Ortica, S., Than-Trong, E., Krecsmarik, M., Herbert, S., Masson, J.-B., Tinevez, J.-Y., Lang, G., Beaurepaire, E., Sprinzak, D., &amp; Bally-Cuif, L. (2021).</w:t>
+      </w:r>
+      <w:r>
+        <w:t xml:space="preserve"> </w:t>
+      </w:r>
+      <w:r>
+        <w:t xml:space="preserve">Dynamic Spatiotemporal Coordination of Neural Stem Cell Fate Decisions Occurs through Local Feedback in the Adult Vertebrate Brain</w:t>
       </w:r>
       <w:r>
         <w:t xml:space="preserve">.</w:t>
@@ -6844,7 +7296,7 @@
           <w:i/>
           <w:iCs/>
         </w:rPr>
-        <w:t xml:space="preserve">International Regional Science Review</w:t>
+        <w:t xml:space="preserve">Cell Stem Cell</w:t>
       </w:r>
       <w:r>
         <w:t xml:space="preserve">,</w:t>
@@ -6857,468 +7309,6 @@
           <w:i/>
           <w:iCs/>
         </w:rPr>
-        <w:t xml:space="preserve">31</w:t>
-      </w:r>
-      <w:r>
-        <w:t xml:space="preserve">(4), 359–388.</w:t>
-      </w:r>
-    </w:p>
-    <w:bookmarkEnd w:id="81"/>
-    <w:bookmarkStart w:id="82" w:name="ref-Brulhart2005"/>
-    <w:p>
-      <w:pPr>
-        <w:pStyle w:val="Bibliographie"/>
-      </w:pPr>
-      <w:r>
-        <w:t xml:space="preserve">Brülhart, M., &amp; Traeger, R. (2005). An account of geographic concentration patterns in</w:t>
-      </w:r>
-      <w:r>
-        <w:t xml:space="preserve"> </w:t>
-      </w:r>
-      <w:r>
-        <w:t xml:space="preserve">E</w:t>
-      </w:r>
-      <w:r>
-        <w:t xml:space="preserve">urope.</w:t>
-      </w:r>
-      <w:r>
-        <w:t xml:space="preserve"> </w:t>
-      </w:r>
-      <w:r>
-        <w:rPr>
-          <w:i/>
-          <w:iCs/>
-        </w:rPr>
-        <w:t xml:space="preserve">Regional Science and Urban Economics</w:t>
-      </w:r>
-      <w:r>
-        <w:t xml:space="preserve">,</w:t>
-      </w:r>
-      <w:r>
-        <w:t xml:space="preserve"> </w:t>
-      </w:r>
-      <w:r>
-        <w:rPr>
-          <w:i/>
-          <w:iCs/>
-        </w:rPr>
-        <w:t xml:space="preserve">35</w:t>
-      </w:r>
-      <w:r>
-        <w:t xml:space="preserve">(6), 597–624.</w:t>
-      </w:r>
-    </w:p>
-    <w:bookmarkEnd w:id="82"/>
-    <w:bookmarkStart w:id="83" w:name="ref-Canello2025"/>
-    <w:p>
-      <w:pPr>
-        <w:pStyle w:val="Bibliographie"/>
-      </w:pPr>
-      <w:r>
-        <w:t xml:space="preserve">Canello, J., Vidoli, F., Fusco, E., &amp; Giudice, N. (2025).</w:t>
-      </w:r>
-      <w:r>
-        <w:t xml:space="preserve"> </w:t>
-      </w:r>
-      <w:r>
-        <w:t xml:space="preserve">Identifying and Mapping Industrial Districts Through a Spatially Constrained Cluster-Wise Regression Approach</w:t>
-      </w:r>
-      <w:r>
-        <w:t xml:space="preserve">.</w:t>
-      </w:r>
-      <w:r>
-        <w:t xml:space="preserve"> </w:t>
-      </w:r>
-      <w:r>
-        <w:rPr>
-          <w:i/>
-          <w:iCs/>
-        </w:rPr>
-        <w:t xml:space="preserve">Journal of Regional Science</w:t>
-      </w:r>
-      <w:r>
-        <w:t xml:space="preserve">,</w:t>
-      </w:r>
-      <w:r>
-        <w:t xml:space="preserve"> </w:t>
-      </w:r>
-      <w:r>
-        <w:rPr>
-          <w:i/>
-          <w:iCs/>
-        </w:rPr>
-        <w:t xml:space="preserve">65</w:t>
-      </w:r>
-      <w:r>
-        <w:t xml:space="preserve">(2), 403–428.</w:t>
-      </w:r>
-    </w:p>
-    <w:bookmarkEnd w:id="83"/>
-    <w:bookmarkStart w:id="84" w:name="ref-Chain2019"/>
-    <w:p>
-      <w:pPr>
-        <w:pStyle w:val="Bibliographie"/>
-      </w:pPr>
-      <w:r>
-        <w:t xml:space="preserve">Chain, C. P., Santos, A. C. D., Castro, L. G. D., &amp; Prado, J. W. D. (2019).</w:t>
-      </w:r>
-      <w:r>
-        <w:t xml:space="preserve"> </w:t>
-      </w:r>
-      <w:r>
-        <w:t xml:space="preserve">Bibliometric Analysis of the Quantitative Methods Applied to the Measurement of Industrial Clusters</w:t>
-      </w:r>
-      <w:r>
-        <w:t xml:space="preserve">.</w:t>
-      </w:r>
-      <w:r>
-        <w:t xml:space="preserve"> </w:t>
-      </w:r>
-      <w:r>
-        <w:rPr>
-          <w:i/>
-          <w:iCs/>
-        </w:rPr>
-        <w:t xml:space="preserve">Journal of Economic Surveys</w:t>
-      </w:r>
-      <w:r>
-        <w:t xml:space="preserve">,</w:t>
-      </w:r>
-      <w:r>
-        <w:t xml:space="preserve"> </w:t>
-      </w:r>
-      <w:r>
-        <w:rPr>
-          <w:i/>
-          <w:iCs/>
-        </w:rPr>
-        <w:t xml:space="preserve">33</w:t>
-      </w:r>
-      <w:r>
-        <w:t xml:space="preserve">(1), 60–84.</w:t>
-      </w:r>
-    </w:p>
-    <w:bookmarkEnd w:id="84"/>
-    <w:bookmarkStart w:id="85" w:name="ref-Coll-Martinez2019"/>
-    <w:p>
-      <w:pPr>
-        <w:pStyle w:val="Bibliographie"/>
-      </w:pPr>
-      <w:r>
-        <w:t xml:space="preserve">Coll-Martínez, E., Moreno-Monroy, A.-I., &amp; Arauzo-Carod, J.-M. (2019).</w:t>
-      </w:r>
-      <w:r>
-        <w:t xml:space="preserve"> </w:t>
-      </w:r>
-      <w:r>
-        <w:t xml:space="preserve">Agglomeration of Creative Industries: An Intra-metropolitan Analysis for Barcelona</w:t>
-      </w:r>
-      <w:r>
-        <w:t xml:space="preserve">.</w:t>
-      </w:r>
-      <w:r>
-        <w:t xml:space="preserve"> </w:t>
-      </w:r>
-      <w:r>
-        <w:rPr>
-          <w:i/>
-          <w:iCs/>
-        </w:rPr>
-        <w:t xml:space="preserve">Papers in Regional Science</w:t>
-      </w:r>
-      <w:r>
-        <w:t xml:space="preserve">,</w:t>
-      </w:r>
-      <w:r>
-        <w:t xml:space="preserve"> </w:t>
-      </w:r>
-      <w:r>
-        <w:rPr>
-          <w:i/>
-          <w:iCs/>
-        </w:rPr>
-        <w:t xml:space="preserve">98</w:t>
-      </w:r>
-      <w:r>
-        <w:t xml:space="preserve">(1), 409–432.</w:t>
-      </w:r>
-    </w:p>
-    <w:bookmarkEnd w:id="85"/>
-    <w:bookmarkStart w:id="86" w:name="ref-Combes2008"/>
-    <w:p>
-      <w:pPr>
-        <w:pStyle w:val="Bibliographie"/>
-      </w:pPr>
-      <w:r>
-        <w:t xml:space="preserve">Combes, P.-P., Mayer, T., &amp; Thisse, J.-F. (2008).</w:t>
-      </w:r>
-      <w:r>
-        <w:t xml:space="preserve"> </w:t>
-      </w:r>
-      <w:r>
-        <w:rPr>
-          <w:i/>
-          <w:iCs/>
-        </w:rPr>
-        <w:t xml:space="preserve">Economic Geography, The Integration of Regions and Nations</w:t>
-      </w:r>
-      <w:r>
-        <w:t xml:space="preserve">. Princeton University Press.</w:t>
-      </w:r>
-    </w:p>
-    <w:bookmarkEnd w:id="86"/>
-    <w:bookmarkStart w:id="87" w:name="ref-Combes2004"/>
-    <w:p>
-      <w:pPr>
-        <w:pStyle w:val="Bibliographie"/>
-      </w:pPr>
-      <w:r>
-        <w:t xml:space="preserve">Combes, P.-P., &amp; Overman, H. G. (2004). The spatial distribution of economic activities in the</w:t>
-      </w:r>
-      <w:r>
-        <w:t xml:space="preserve"> </w:t>
-      </w:r>
-      <w:r>
-        <w:t xml:space="preserve">E</w:t>
-      </w:r>
-      <w:r>
-        <w:t xml:space="preserve">uropean</w:t>
-      </w:r>
-      <w:r>
-        <w:t xml:space="preserve"> </w:t>
-      </w:r>
-      <w:r>
-        <w:t xml:space="preserve">U</w:t>
-      </w:r>
-      <w:r>
-        <w:t xml:space="preserve">nion. In J. V. Henderson &amp; J.-F. Thisse (Eds),</w:t>
-      </w:r>
-      <w:r>
-        <w:t xml:space="preserve"> </w:t>
-      </w:r>
-      <w:r>
-        <w:rPr>
-          <w:i/>
-          <w:iCs/>
-        </w:rPr>
-        <w:t xml:space="preserve">Handbook of urban and regional economics</w:t>
-      </w:r>
-      <w:r>
-        <w:t xml:space="preserve"> </w:t>
-      </w:r>
-      <w:r>
-        <w:t xml:space="preserve">(Vol. 4, pp. 2845–2909). Elsevier. North Holland.</w:t>
-      </w:r>
-    </w:p>
-    <w:bookmarkEnd w:id="87"/>
-    <w:bookmarkStart w:id="88" w:name="ref-Cressie1993"/>
-    <w:p>
-      <w:pPr>
-        <w:pStyle w:val="Bibliographie"/>
-      </w:pPr>
-      <w:r>
-        <w:t xml:space="preserve">Cressie, N. A. (1993).</w:t>
-      </w:r>
-      <w:r>
-        <w:t xml:space="preserve"> </w:t>
-      </w:r>
-      <w:r>
-        <w:rPr>
-          <w:i/>
-          <w:iCs/>
-        </w:rPr>
-        <w:t xml:space="preserve">Statistics for Spatial Data</w:t>
-      </w:r>
-      <w:r>
-        <w:t xml:space="preserve">. John Wiley &amp; Sons.</w:t>
-      </w:r>
-    </w:p>
-    <w:bookmarkEnd w:id="88"/>
-    <w:bookmarkStart w:id="89" w:name="ref-Daspremont2025"/>
-    <w:p>
-      <w:pPr>
-        <w:pStyle w:val="Bibliographie"/>
-      </w:pPr>
-      <w:r>
-        <w:t xml:space="preserve">d’Aspremont, A., Ben Arous, S., Bricongne, J.-C., Lietti, B., &amp; Meunier, B.</w:t>
-      </w:r>
-      <w:r>
-        <w:t xml:space="preserve"> (2025).</w:t>
-      </w:r>
-      <w:r>
-        <w:t xml:space="preserve"> </w:t>
-      </w:r>
-      <w:r>
-        <w:t xml:space="preserve">Satellites turn "concrete": Tracking cement with satellite data and neural networks</w:t>
-      </w:r>
-      <w:r>
-        <w:t xml:space="preserve">.</w:t>
-      </w:r>
-      <w:r>
-        <w:t xml:space="preserve"> </w:t>
-      </w:r>
-      <w:r>
-        <w:rPr>
-          <w:i/>
-          <w:iCs/>
-        </w:rPr>
-        <w:t xml:space="preserve">Journal of Econometrics</w:t>
-      </w:r>
-      <w:r>
-        <w:t xml:space="preserve">,</w:t>
-      </w:r>
-      <w:r>
-        <w:t xml:space="preserve"> </w:t>
-      </w:r>
-      <w:r>
-        <w:rPr>
-          <w:i/>
-          <w:iCs/>
-        </w:rPr>
-        <w:t xml:space="preserve">249</w:t>
-      </w:r>
-      <w:r>
-        <w:t xml:space="preserve">, 105923.</w:t>
-      </w:r>
-    </w:p>
-    <w:bookmarkEnd w:id="89"/>
-    <w:bookmarkStart w:id="90" w:name="ref-Deurloo2008"/>
-    <w:p>
-      <w:pPr>
-        <w:pStyle w:val="Bibliographie"/>
-      </w:pPr>
-      <w:r>
-        <w:t xml:space="preserve">Deurloo, M. C., &amp; De Vos, S. (2008).</w:t>
-      </w:r>
-      <w:r>
-        <w:t xml:space="preserve"> </w:t>
-      </w:r>
-      <w:r>
-        <w:t xml:space="preserve">Measuring Segregation at the Micro Level: An Application of the M Measure to Multi-Ethnic Residential Neighbourhoods in Amsterdam</w:t>
-      </w:r>
-      <w:r>
-        <w:t xml:space="preserve">.</w:t>
-      </w:r>
-      <w:r>
-        <w:t xml:space="preserve"> </w:t>
-      </w:r>
-      <w:r>
-        <w:rPr>
-          <w:i/>
-          <w:iCs/>
-        </w:rPr>
-        <w:t xml:space="preserve">Tijdschrift Voor Economische En Sociale Geografie</w:t>
-      </w:r>
-      <w:r>
-        <w:t xml:space="preserve">,</w:t>
-      </w:r>
-      <w:r>
-        <w:t xml:space="preserve"> </w:t>
-      </w:r>
-      <w:r>
-        <w:rPr>
-          <w:i/>
-          <w:iCs/>
-        </w:rPr>
-        <w:t xml:space="preserve">99</w:t>
-      </w:r>
-      <w:r>
-        <w:t xml:space="preserve">(3), 329–347.</w:t>
-      </w:r>
-    </w:p>
-    <w:bookmarkEnd w:id="90"/>
-    <w:bookmarkStart w:id="91" w:name="ref-Diodato2018"/>
-    <w:p>
-      <w:pPr>
-        <w:pStyle w:val="Bibliographie"/>
-      </w:pPr>
-      <w:r>
-        <w:t xml:space="preserve">Diodato, D., Neffke, F., &amp; O’Clery, N. (2018). Why do industries coagglomerate?</w:t>
-      </w:r>
-      <w:r>
-        <w:t xml:space="preserve"> </w:t>
-      </w:r>
-      <w:r>
-        <w:t xml:space="preserve">H</w:t>
-      </w:r>
-      <w:r>
-        <w:t xml:space="preserve">ow</w:t>
-      </w:r>
-      <w:r>
-        <w:t xml:space="preserve"> </w:t>
-      </w:r>
-      <w:r>
-        <w:t xml:space="preserve">M</w:t>
-      </w:r>
-      <w:r>
-        <w:t xml:space="preserve">arshallian externalities differ by industry and have evolved over time.</w:t>
-      </w:r>
-      <w:r>
-        <w:t xml:space="preserve"> </w:t>
-      </w:r>
-      <w:r>
-        <w:rPr>
-          <w:i/>
-          <w:iCs/>
-        </w:rPr>
-        <w:t xml:space="preserve">Journal of Urban Economics</w:t>
-      </w:r>
-      <w:r>
-        <w:t xml:space="preserve">,</w:t>
-      </w:r>
-      <w:r>
-        <w:t xml:space="preserve"> </w:t>
-      </w:r>
-      <w:r>
-        <w:rPr>
-          <w:i/>
-          <w:iCs/>
-        </w:rPr>
-        <w:t xml:space="preserve">106</w:t>
-      </w:r>
-      <w:r>
-        <w:t xml:space="preserve">, 1–26.</w:t>
-      </w:r>
-    </w:p>
-    <w:bookmarkEnd w:id="91"/>
-    <w:bookmarkStart w:id="93" w:name="ref-Dray2021"/>
-    <w:p>
-      <w:pPr>
-        <w:pStyle w:val="Bibliographie"/>
-      </w:pPr>
-      <w:r>
-        <w:t xml:space="preserve">Dray, N., Mancini, L., Binshtok, U., Cheysson, F., Supatto, W., Mahou, P., Bedu, S., Ortica, S., Than-Trong, E., Krecsmarik, M., Herbert, S., Masson, J.-B., Tinevez, J.-Y., Lang, G., Beaurepaire, E., Sprinzak, D., &amp; Bally-Cuif, L. (2021).</w:t>
-      </w:r>
-      <w:r>
-        <w:t xml:space="preserve"> </w:t>
-      </w:r>
-      <w:r>
-        <w:t xml:space="preserve">Dynamic Spatiotemporal Coordination of Neural Stem Cell Fate Decisions Occurs through Local Feedback in the Adult Vertebrate Brain</w:t>
-      </w:r>
-      <w:r>
-        <w:t xml:space="preserve">.</w:t>
-      </w:r>
-      <w:r>
-        <w:t xml:space="preserve"> </w:t>
-      </w:r>
-      <w:r>
-        <w:rPr>
-          <w:i/>
-          <w:iCs/>
-        </w:rPr>
-        <w:t xml:space="preserve">Cell Stem Cell</w:t>
-      </w:r>
-      <w:r>
-        <w:t xml:space="preserve">,</w:t>
-      </w:r>
-      <w:r>
-        <w:t xml:space="preserve"> </w:t>
-      </w:r>
-      <w:r>
-        <w:rPr>
-          <w:i/>
-          <w:iCs/>
-        </w:rPr>
         <w:t xml:space="preserve">28</w:t>
       </w:r>
       <w:r>
@@ -7327,7 +7317,7 @@
       <w:r>
         <w:t xml:space="preserve"> </w:t>
       </w:r>
-      <w:hyperlink r:id="rId92">
+      <w:hyperlink r:id="rId91">
         <w:r>
           <w:rPr>
             <w:rStyle w:val="Lienhypertexte"/>
@@ -7336,20 +7326,100 @@
         </w:r>
       </w:hyperlink>
     </w:p>
+    <w:bookmarkEnd w:id="92"/>
+    <w:bookmarkStart w:id="93" w:name="ref-Duranton2005"/>
+    <w:p>
+      <w:pPr>
+        <w:pStyle w:val="Bibliographie"/>
+      </w:pPr>
+      <w:r>
+        <w:t xml:space="preserve">Duranton, G., &amp; Overman, H. G. (2005).</w:t>
+      </w:r>
+      <w:r>
+        <w:t xml:space="preserve"> </w:t>
+      </w:r>
+      <w:r>
+        <w:t xml:space="preserve">Testing for Localisation Using Micro-Geographic Data</w:t>
+      </w:r>
+      <w:r>
+        <w:t xml:space="preserve">.</w:t>
+      </w:r>
+      <w:r>
+        <w:t xml:space="preserve"> </w:t>
+      </w:r>
+      <w:r>
+        <w:rPr>
+          <w:i/>
+          <w:iCs/>
+        </w:rPr>
+        <w:t xml:space="preserve">Review of Economic Studies</w:t>
+      </w:r>
+      <w:r>
+        <w:t xml:space="preserve">,</w:t>
+      </w:r>
+      <w:r>
+        <w:t xml:space="preserve"> </w:t>
+      </w:r>
+      <w:r>
+        <w:rPr>
+          <w:i/>
+          <w:iCs/>
+        </w:rPr>
+        <w:t xml:space="preserve">72</w:t>
+      </w:r>
+      <w:r>
+        <w:t xml:space="preserve">(4), 1077–1106.</w:t>
+      </w:r>
+    </w:p>
     <w:bookmarkEnd w:id="93"/>
-    <w:bookmarkStart w:id="94" w:name="ref-Duranton2005"/>
+    <w:bookmarkStart w:id="94" w:name="ref-Duranton2004"/>
     <w:p>
       <w:pPr>
         <w:pStyle w:val="Bibliographie"/>
       </w:pPr>
       <w:r>
-        <w:t xml:space="preserve">Duranton, G., &amp; Overman, H. G. (2005).</w:t>
-      </w:r>
-      <w:r>
-        <w:t xml:space="preserve"> </w:t>
-      </w:r>
-      <w:r>
-        <w:t xml:space="preserve">Testing for Localisation Using Micro-Geographic Data</w:t>
+        <w:t xml:space="preserve">Duranton, G., &amp; Puga, D. (2004).</w:t>
+      </w:r>
+      <w:r>
+        <w:t xml:space="preserve"> </w:t>
+      </w:r>
+      <w:r>
+        <w:t xml:space="preserve">Micro-Foundations of Urban Agglomeration Economies</w:t>
+      </w:r>
+      <w:r>
+        <w:t xml:space="preserve">. In J. V. Henderson &amp; J.-F. Thisse (Eds),</w:t>
+      </w:r>
+      <w:r>
+        <w:t xml:space="preserve"> </w:t>
+      </w:r>
+      <w:r>
+        <w:rPr>
+          <w:i/>
+          <w:iCs/>
+        </w:rPr>
+        <w:t xml:space="preserve">Cities and geography</w:t>
+      </w:r>
+      <w:r>
+        <w:t xml:space="preserve"> </w:t>
+      </w:r>
+      <w:r>
+        <w:t xml:space="preserve">(Vol. 4, pp. 2063–2117). Elsevier.</w:t>
+      </w:r>
+    </w:p>
+    <w:bookmarkEnd w:id="94"/>
+    <w:bookmarkStart w:id="95" w:name="ref-Ellison1997"/>
+    <w:p>
+      <w:pPr>
+        <w:pStyle w:val="Bibliographie"/>
+      </w:pPr>
+      <w:r>
+        <w:t xml:space="preserve">Ellison, G., &amp; Glaeser, E. L. (1997).</w:t>
+      </w:r>
+      <w:r>
+        <w:t xml:space="preserve"> </w:t>
+      </w:r>
+      <w:r>
+        <w:t xml:space="preserve">Geographic Concentration in U.S. Manufacturing Industries: A Dartboard Approach</w:t>
       </w:r>
       <w:r>
         <w:t xml:space="preserve">.</w:t>
@@ -7362,7 +7432,7 @@
           <w:i/>
           <w:iCs/>
         </w:rPr>
-        <w:t xml:space="preserve">Review of Economic Studies</w:t>
+        <w:t xml:space="preserve">Journal of Political Economy</w:t>
       </w:r>
       <w:r>
         <w:t xml:space="preserve">,</w:t>
@@ -7375,61 +7445,68 @@
           <w:i/>
           <w:iCs/>
         </w:rPr>
-        <w:t xml:space="preserve">72</w:t>
-      </w:r>
-      <w:r>
-        <w:t xml:space="preserve">(4), 1077–1106.</w:t>
-      </w:r>
-    </w:p>
-    <w:bookmarkEnd w:id="94"/>
-    <w:bookmarkStart w:id="95" w:name="ref-Duranton2004"/>
+        <w:t xml:space="preserve">105</w:t>
+      </w:r>
+      <w:r>
+        <w:t xml:space="preserve">(5), 889–927.</w:t>
+      </w:r>
+    </w:p>
+    <w:bookmarkEnd w:id="95"/>
+    <w:bookmarkStart w:id="96" w:name="ref-Ellison1999"/>
     <w:p>
       <w:pPr>
         <w:pStyle w:val="Bibliographie"/>
       </w:pPr>
       <w:r>
-        <w:t xml:space="preserve">Duranton, G., &amp; Puga, D. (2004).</w:t>
-      </w:r>
-      <w:r>
-        <w:t xml:space="preserve"> </w:t>
-      </w:r>
-      <w:r>
-        <w:t xml:space="preserve">Micro-Foundations of Urban Agglomeration Economies</w:t>
-      </w:r>
-      <w:r>
-        <w:t xml:space="preserve">. In J. V. Henderson &amp; J.-F. Thisse (Eds),</w:t>
-      </w:r>
-      <w:r>
-        <w:t xml:space="preserve"> </w:t>
-      </w:r>
-      <w:r>
-        <w:rPr>
-          <w:i/>
-          <w:iCs/>
-        </w:rPr>
-        <w:t xml:space="preserve">Cities and geography</w:t>
-      </w:r>
-      <w:r>
-        <w:t xml:space="preserve"> </w:t>
-      </w:r>
-      <w:r>
-        <w:t xml:space="preserve">(Vol. 4, pp. 2063–2117). Elsevier.</w:t>
-      </w:r>
-    </w:p>
-    <w:bookmarkEnd w:id="95"/>
-    <w:bookmarkStart w:id="96" w:name="ref-Ellison1997"/>
+        <w:t xml:space="preserve">Ellison, G., &amp; Glaeser, E. L. (1999).</w:t>
+      </w:r>
+      <w:r>
+        <w:t xml:space="preserve"> </w:t>
+      </w:r>
+      <w:r>
+        <w:t xml:space="preserve">The Geographic Concentration of Industry: Does Natural Advantage Explain Agglomeration?</w:t>
+      </w:r>
+      <w:r>
+        <w:t xml:space="preserve"> </w:t>
+      </w:r>
+      <w:r>
+        <w:rPr>
+          <w:i/>
+          <w:iCs/>
+        </w:rPr>
+        <w:t xml:space="preserve">American Economic Review</w:t>
+      </w:r>
+      <w:r>
+        <w:t xml:space="preserve">,</w:t>
+      </w:r>
+      <w:r>
+        <w:t xml:space="preserve"> </w:t>
+      </w:r>
+      <w:r>
+        <w:rPr>
+          <w:i/>
+          <w:iCs/>
+        </w:rPr>
+        <w:t xml:space="preserve">89</w:t>
+      </w:r>
+      <w:r>
+        <w:t xml:space="preserve">(2), 311–316.</w:t>
+      </w:r>
+    </w:p>
+    <w:bookmarkEnd w:id="96"/>
+    <w:bookmarkStart w:id="97" w:name="ref-Ellison2010"/>
     <w:p>
       <w:pPr>
         <w:pStyle w:val="Bibliographie"/>
       </w:pPr>
       <w:r>
-        <w:t xml:space="preserve">Ellison, G., &amp; Glaeser, E. L. (1997).</w:t>
-      </w:r>
-      <w:r>
-        <w:t xml:space="preserve"> </w:t>
-      </w:r>
-      <w:r>
-        <w:t xml:space="preserve">Geographic Concentration in U.S. Manufacturing Industries: A Dartboard Approach</w:t>
+        <w:t xml:space="preserve">Ellison, G., Glaeser, E. L., &amp; Kerr, W. R. (2010).</w:t>
+      </w:r>
+      <w:r>
+        <w:t xml:space="preserve"> </w:t>
+      </w:r>
+      <w:r>
+        <w:t xml:space="preserve">What Causes Industry Agglomeration? Evidence from Coagglomeration Patterns</w:t>
       </w:r>
       <w:r>
         <w:t xml:space="preserve">.</w:t>
@@ -7442,7 +7519,7 @@
           <w:i/>
           <w:iCs/>
         </w:rPr>
-        <w:t xml:space="preserve">Journal of Political Economy</w:t>
+        <w:t xml:space="preserve">The American Economic Review</w:t>
       </w:r>
       <w:r>
         <w:t xml:space="preserve">,</w:t>
@@ -7455,36 +7532,53 @@
           <w:i/>
           <w:iCs/>
         </w:rPr>
-        <w:t xml:space="preserve">105</w:t>
-      </w:r>
-      <w:r>
-        <w:t xml:space="preserve">(5), 889–927.</w:t>
-      </w:r>
-    </w:p>
-    <w:bookmarkEnd w:id="96"/>
-    <w:bookmarkStart w:id="97" w:name="ref-Ellison1999"/>
+        <w:t xml:space="preserve">100</w:t>
+      </w:r>
+      <w:r>
+        <w:t xml:space="preserve">(3), 1195–1213.</w:t>
+      </w:r>
+    </w:p>
+    <w:bookmarkEnd w:id="97"/>
+    <w:bookmarkStart w:id="98" w:name="ref-Fernandez-Gonzalez2005"/>
     <w:p>
       <w:pPr>
         <w:pStyle w:val="Bibliographie"/>
       </w:pPr>
       <w:r>
-        <w:t xml:space="preserve">Ellison, G., &amp; Glaeser, E. L. (1999).</w:t>
-      </w:r>
-      <w:r>
-        <w:t xml:space="preserve"> </w:t>
-      </w:r>
-      <w:r>
-        <w:t xml:space="preserve">The Geographic Concentration of Industry: Does Natural Advantage Explain Agglomeration?</w:t>
-      </w:r>
-      <w:r>
-        <w:t xml:space="preserve"> </w:t>
-      </w:r>
-      <w:r>
-        <w:rPr>
-          <w:i/>
-          <w:iCs/>
-        </w:rPr>
-        <w:t xml:space="preserve">American Economic Review</w:t>
+        <w:t xml:space="preserve">Fernandez-Gonzalez, R., Barcellos-Hoff, M. H., &amp; Ortiz-de-Solorzano, C. (2005).</w:t>
+      </w:r>
+      <w:r>
+        <w:t xml:space="preserve"> </w:t>
+      </w:r>
+      <w:r>
+        <w:t xml:space="preserve">A Tool for the Quantitative Spatial Analysis of Complex Cellular Systems</w:t>
+      </w:r>
+      <w:r>
+        <w:t xml:space="preserve">.</w:t>
+      </w:r>
+      <w:r>
+        <w:t xml:space="preserve"> </w:t>
+      </w:r>
+      <w:r>
+        <w:rPr>
+          <w:i/>
+          <w:iCs/>
+        </w:rPr>
+        <w:t xml:space="preserve">IEEE</w:t>
+      </w:r>
+      <w:r>
+        <w:rPr>
+          <w:i/>
+          <w:iCs/>
+        </w:rPr>
+        <w:t xml:space="preserve"> </w:t>
+      </w:r>
+      <w:r>
+        <w:rPr>
+          <w:i/>
+          <w:iCs/>
+        </w:rPr>
+        <w:t xml:space="preserve">Transactions on Image Processing</w:t>
       </w:r>
       <w:r>
         <w:t xml:space="preserve">,</w:t>
@@ -7497,26 +7591,279 @@
           <w:i/>
           <w:iCs/>
         </w:rPr>
-        <w:t xml:space="preserve">89</w:t>
-      </w:r>
-      <w:r>
-        <w:t xml:space="preserve">(2), 311–316.</w:t>
-      </w:r>
-    </w:p>
-    <w:bookmarkEnd w:id="97"/>
-    <w:bookmarkStart w:id="98" w:name="ref-Ellison2010"/>
+        <w:t xml:space="preserve">14</w:t>
+      </w:r>
+      <w:r>
+        <w:t xml:space="preserve">(9), 1300–1313.</w:t>
+      </w:r>
+    </w:p>
+    <w:bookmarkEnd w:id="98"/>
+    <w:bookmarkStart w:id="99" w:name="ref-Feser2000"/>
     <w:p>
       <w:pPr>
         <w:pStyle w:val="Bibliographie"/>
       </w:pPr>
       <w:r>
-        <w:t xml:space="preserve">Ellison, G., Glaeser, E. L., &amp; Kerr, W. R. (2010).</w:t>
-      </w:r>
-      <w:r>
-        <w:t xml:space="preserve"> </w:t>
-      </w:r>
-      <w:r>
-        <w:t xml:space="preserve">What Causes Industry Agglomeration? Evidence from Coagglomeration Patterns</w:t>
+        <w:t xml:space="preserve">Feser, E. J., &amp; Sweeney, S. H. (2000). A test for the coincident economic and spatial clustering of business enterprises.</w:t>
+      </w:r>
+      <w:r>
+        <w:t xml:space="preserve"> </w:t>
+      </w:r>
+      <w:r>
+        <w:rPr>
+          <w:i/>
+          <w:iCs/>
+        </w:rPr>
+        <w:t xml:space="preserve">Journal of Geographical Systems</w:t>
+      </w:r>
+      <w:r>
+        <w:t xml:space="preserve">,</w:t>
+      </w:r>
+      <w:r>
+        <w:t xml:space="preserve"> </w:t>
+      </w:r>
+      <w:r>
+        <w:rPr>
+          <w:i/>
+          <w:iCs/>
+        </w:rPr>
+        <w:t xml:space="preserve">2</w:t>
+      </w:r>
+      <w:r>
+        <w:t xml:space="preserve">(4), 349–376.</w:t>
+      </w:r>
+    </w:p>
+    <w:bookmarkEnd w:id="99"/>
+    <w:bookmarkStart w:id="100" w:name="ref-Feser2002"/>
+    <w:p>
+      <w:pPr>
+        <w:pStyle w:val="Bibliographie"/>
+      </w:pPr>
+      <w:r>
+        <w:t xml:space="preserve">Feser, E. J., &amp; Sweeney, S. H. (2002). Theory, methods and a cross-metropolitan comparison of business clustering. In M. Philip (Ed.),</w:t>
+      </w:r>
+      <w:r>
+        <w:t xml:space="preserve"> </w:t>
+      </w:r>
+      <w:r>
+        <w:rPr>
+          <w:i/>
+          <w:iCs/>
+        </w:rPr>
+        <w:t xml:space="preserve">Industrial location economics</w:t>
+      </w:r>
+      <w:r>
+        <w:t xml:space="preserve"> </w:t>
+      </w:r>
+      <w:r>
+        <w:t xml:space="preserve">(pp. 222–257). Edward Elgar Publishing.</w:t>
+      </w:r>
+    </w:p>
+    <w:bookmarkEnd w:id="100"/>
+    <w:bookmarkStart w:id="101" w:name="ref-Floch2018"/>
+    <w:p>
+      <w:pPr>
+        <w:pStyle w:val="Bibliographie"/>
+      </w:pPr>
+      <w:r>
+        <w:t xml:space="preserve">Floch, J.-M., Marcon, E., &amp; Puech, F. (2018). Spatial distribution of points. In V. Loonis &amp; M.-P. de Bellefon (Eds),</w:t>
+      </w:r>
+      <w:r>
+        <w:t xml:space="preserve"> </w:t>
+      </w:r>
+      <w:r>
+        <w:rPr>
+          <w:i/>
+          <w:iCs/>
+        </w:rPr>
+        <w:t xml:space="preserve">Handbook of spatial analysis, theory and application with</w:t>
+      </w:r>
+      <w:r>
+        <w:rPr>
+          <w:i/>
+          <w:iCs/>
+        </w:rPr>
+        <w:t xml:space="preserve"> </w:t>
+      </w:r>
+      <w:r>
+        <w:rPr>
+          <w:i/>
+          <w:iCs/>
+        </w:rPr>
+        <w:t xml:space="preserve">R</w:t>
+      </w:r>
+      <w:r>
+        <w:t xml:space="preserve"> </w:t>
+      </w:r>
+      <w:r>
+        <w:t xml:space="preserve">(pp. 71–111). Insee-Eurostat.</w:t>
+      </w:r>
+    </w:p>
+    <w:bookmarkEnd w:id="101"/>
+    <w:bookmarkStart w:id="102" w:name="ref-Florence1972"/>
+    <w:p>
+      <w:pPr>
+        <w:pStyle w:val="Bibliographie"/>
+      </w:pPr>
+      <w:r>
+        <w:t xml:space="preserve">Florence, P. S. (1972).</w:t>
+      </w:r>
+      <w:r>
+        <w:t xml:space="preserve"> </w:t>
+      </w:r>
+      <w:r>
+        <w:rPr>
+          <w:i/>
+          <w:iCs/>
+        </w:rPr>
+        <w:t xml:space="preserve">The Logic of British and American Industry: A Realistic Analysis of Economic Structure and Government</w:t>
+      </w:r>
+      <w:r>
+        <w:t xml:space="preserve"> </w:t>
+      </w:r>
+      <w:r>
+        <w:t xml:space="preserve">(3rd edn). Routledge &amp; Kegan Paul.</w:t>
+      </w:r>
+    </w:p>
+    <w:bookmarkEnd w:id="102"/>
+    <w:bookmarkStart w:id="103" w:name="ref-Fujita1999"/>
+    <w:p>
+      <w:pPr>
+        <w:pStyle w:val="Bibliographie"/>
+      </w:pPr>
+      <w:r>
+        <w:t xml:space="preserve">Fujita, M., Krugman, P., &amp; Venables, A. J. (1999).</w:t>
+      </w:r>
+      <w:r>
+        <w:t xml:space="preserve"> </w:t>
+      </w:r>
+      <w:r>
+        <w:rPr>
+          <w:i/>
+          <w:iCs/>
+        </w:rPr>
+        <w:t xml:space="preserve">The Spatial Economy: Cities, Regions, and International Trade</w:t>
+      </w:r>
+      <w:r>
+        <w:t xml:space="preserve">. The MIT Press.</w:t>
+      </w:r>
+    </w:p>
+    <w:bookmarkEnd w:id="103"/>
+    <w:bookmarkStart w:id="104" w:name="ref-Fujita2013"/>
+    <w:p>
+      <w:pPr>
+        <w:pStyle w:val="Bibliographie"/>
+      </w:pPr>
+      <w:r>
+        <w:t xml:space="preserve">Fujita, M., &amp; Thisse, J.-F. (2013).</w:t>
+      </w:r>
+      <w:r>
+        <w:t xml:space="preserve"> </w:t>
+      </w:r>
+      <w:r>
+        <w:rPr>
+          <w:i/>
+          <w:iCs/>
+        </w:rPr>
+        <w:t xml:space="preserve">Economics of Agglomeration: Cities, Industrial Location, and Globalization</w:t>
+      </w:r>
+      <w:r>
+        <w:t xml:space="preserve"> </w:t>
+      </w:r>
+      <w:r>
+        <w:t xml:space="preserve">(2nd edn). Cambridge University Press.</w:t>
+      </w:r>
+    </w:p>
+    <w:bookmarkEnd w:id="104"/>
+    <w:bookmarkStart w:id="105" w:name="ref-Gini1912"/>
+    <w:p>
+      <w:pPr>
+        <w:pStyle w:val="Bibliographie"/>
+      </w:pPr>
+      <w:r>
+        <w:t xml:space="preserve">Gini, C. (1912).</w:t>
+      </w:r>
+      <w:r>
+        <w:t xml:space="preserve"> </w:t>
+      </w:r>
+      <w:r>
+        <w:rPr>
+          <w:i/>
+          <w:iCs/>
+        </w:rPr>
+        <w:t xml:space="preserve">Variabilit</w:t>
+      </w:r>
+      <w:r>
+        <w:rPr>
+          <w:i/>
+          <w:iCs/>
+        </w:rPr>
+        <w:t xml:space="preserve">á</w:t>
+      </w:r>
+      <w:r>
+        <w:rPr>
+          <w:i/>
+          <w:iCs/>
+        </w:rPr>
+        <w:t xml:space="preserve"> </w:t>
+      </w:r>
+      <w:r>
+        <w:rPr>
+          <w:i/>
+          <w:iCs/>
+        </w:rPr>
+        <w:t xml:space="preserve">e mutabilit</w:t>
+      </w:r>
+      <w:r>
+        <w:rPr>
+          <w:i/>
+          <w:iCs/>
+        </w:rPr>
+        <w:t xml:space="preserve">á</w:t>
+      </w:r>
+      <w:r>
+        <w:t xml:space="preserve"> </w:t>
+      </w:r>
+      <w:r>
+        <w:t xml:space="preserve">(Vol. 3, p. 158). Universit</w:t>
+      </w:r>
+      <w:r>
+        <w:t xml:space="preserve">á</w:t>
+      </w:r>
+      <w:r>
+        <w:t xml:space="preserve"> </w:t>
+      </w:r>
+      <w:r>
+        <w:t xml:space="preserve">di Cagliari.</w:t>
+      </w:r>
+    </w:p>
+    <w:bookmarkEnd w:id="105"/>
+    <w:bookmarkStart w:id="106" w:name="ref-Giuliani2014"/>
+    <w:p>
+      <w:pPr>
+        <w:pStyle w:val="Bibliographie"/>
+      </w:pPr>
+      <w:r>
+        <w:t xml:space="preserve">Giuliani, D., Arbia, G., &amp; Espa, G. (2014).</w:t>
+      </w:r>
+      <w:r>
+        <w:t xml:space="preserve"> </w:t>
+      </w:r>
+      <w:r>
+        <w:t xml:space="preserve">Weighting Ripley’s</w:t>
+      </w:r>
+      <w:r>
+        <w:t xml:space="preserve"> </w:t>
+      </w:r>
+      <w:r>
+        <w:rPr>
+          <w:i/>
+          <w:iCs/>
+        </w:rPr>
+        <w:t xml:space="preserve">K</w:t>
+      </w:r>
+      <w:r>
+        <w:t xml:space="preserve">-Function to Account for the Firm Dimension in the Analysis of Spatial Concentration</w:t>
       </w:r>
       <w:r>
         <w:t xml:space="preserve">.</w:t>
@@ -7529,7 +7876,7 @@
           <w:i/>
           <w:iCs/>
         </w:rPr>
-        <w:t xml:space="preserve">The American Economic Review</w:t>
+        <w:t xml:space="preserve">International Regional Science Review</w:t>
       </w:r>
       <w:r>
         <w:t xml:space="preserve">,</w:t>
@@ -7542,26 +7889,70 @@
           <w:i/>
           <w:iCs/>
         </w:rPr>
-        <w:t xml:space="preserve">100</w:t>
-      </w:r>
-      <w:r>
-        <w:t xml:space="preserve">(3), 1195–1213.</w:t>
-      </w:r>
-    </w:p>
-    <w:bookmarkEnd w:id="98"/>
-    <w:bookmarkStart w:id="99" w:name="ref-Fernandez-Gonzalez2005"/>
+        <w:t xml:space="preserve">37</w:t>
+      </w:r>
+      <w:r>
+        <w:t xml:space="preserve">(3), 251–272.</w:t>
+      </w:r>
+    </w:p>
+    <w:bookmarkEnd w:id="106"/>
+    <w:bookmarkStart w:id="107" w:name="ref-Glaeser2010"/>
     <w:p>
       <w:pPr>
         <w:pStyle w:val="Bibliographie"/>
       </w:pPr>
       <w:r>
-        <w:t xml:space="preserve">Fernandez-Gonzalez, R., Barcellos-Hoff, M. H., &amp; Ortiz-de-Solorzano, C. (2005).</w:t>
-      </w:r>
-      <w:r>
-        <w:t xml:space="preserve"> </w:t>
-      </w:r>
-      <w:r>
-        <w:t xml:space="preserve">A Tool for the Quantitative Spatial Analysis of Complex Cellular Systems</w:t>
+        <w:t xml:space="preserve">Glaeser, E. L. (2010).</w:t>
+      </w:r>
+      <w:r>
+        <w:t xml:space="preserve"> </w:t>
+      </w:r>
+      <w:r>
+        <w:rPr>
+          <w:i/>
+          <w:iCs/>
+        </w:rPr>
+        <w:t xml:space="preserve">Agglomeration</w:t>
+      </w:r>
+      <w:r>
+        <w:rPr>
+          <w:i/>
+          <w:iCs/>
+        </w:rPr>
+        <w:t xml:space="preserve"> </w:t>
+      </w:r>
+      <w:r>
+        <w:rPr>
+          <w:i/>
+          <w:iCs/>
+        </w:rPr>
+        <w:t xml:space="preserve">E</w:t>
+      </w:r>
+      <w:r>
+        <w:rPr>
+          <w:i/>
+          <w:iCs/>
+        </w:rPr>
+        <w:t xml:space="preserve">conomics</w:t>
+      </w:r>
+      <w:r>
+        <w:t xml:space="preserve">. National Bureau of Economic Research, University of Chicago Press.</w:t>
+      </w:r>
+    </w:p>
+    <w:bookmarkEnd w:id="107"/>
+    <w:bookmarkStart w:id="109" w:name="ref-Jensen2011"/>
+    <w:p>
+      <w:pPr>
+        <w:pStyle w:val="Bibliographie"/>
+      </w:pPr>
+      <w:r>
+        <w:t xml:space="preserve">Jensen, P., &amp; Michel, J. (2011).</w:t>
+      </w:r>
+      <w:r>
+        <w:t xml:space="preserve"> </w:t>
+      </w:r>
+      <w:r>
+        <w:t xml:space="preserve">Measuring Spatial Dispersion: Exact Results on the Variance of Random Spatial Distributions</w:t>
       </w:r>
       <w:r>
         <w:t xml:space="preserve">.</w:t>
@@ -7574,21 +7965,7 @@
           <w:i/>
           <w:iCs/>
         </w:rPr>
-        <w:t xml:space="preserve">IEEE</w:t>
-      </w:r>
-      <w:r>
-        <w:rPr>
-          <w:i/>
-          <w:iCs/>
-        </w:rPr>
-        <w:t xml:space="preserve"> </w:t>
-      </w:r>
-      <w:r>
-        <w:rPr>
-          <w:i/>
-          <w:iCs/>
-        </w:rPr>
-        <w:t xml:space="preserve">Transactions on Image Processing</w:t>
+        <w:t xml:space="preserve">The Annals of Regional Science</w:t>
       </w:r>
       <w:r>
         <w:t xml:space="preserve">,</w:t>
@@ -7601,393 +7978,6 @@
           <w:i/>
           <w:iCs/>
         </w:rPr>
-        <w:t xml:space="preserve">14</w:t>
-      </w:r>
-      <w:r>
-        <w:t xml:space="preserve">(9), 1300–1313.</w:t>
-      </w:r>
-    </w:p>
-    <w:bookmarkEnd w:id="99"/>
-    <w:bookmarkStart w:id="100" w:name="ref-Feser2000"/>
-    <w:p>
-      <w:pPr>
-        <w:pStyle w:val="Bibliographie"/>
-      </w:pPr>
-      <w:r>
-        <w:t xml:space="preserve">Feser, E. J., &amp; Sweeney, S. H. (2000). A test for the coincident economic and spatial clustering of business enterprises.</w:t>
-      </w:r>
-      <w:r>
-        <w:t xml:space="preserve"> </w:t>
-      </w:r>
-      <w:r>
-        <w:rPr>
-          <w:i/>
-          <w:iCs/>
-        </w:rPr>
-        <w:t xml:space="preserve">Journal of Geographical Systems</w:t>
-      </w:r>
-      <w:r>
-        <w:t xml:space="preserve">,</w:t>
-      </w:r>
-      <w:r>
-        <w:t xml:space="preserve"> </w:t>
-      </w:r>
-      <w:r>
-        <w:rPr>
-          <w:i/>
-          <w:iCs/>
-        </w:rPr>
-        <w:t xml:space="preserve">2</w:t>
-      </w:r>
-      <w:r>
-        <w:t xml:space="preserve">(4), 349–376.</w:t>
-      </w:r>
-    </w:p>
-    <w:bookmarkEnd w:id="100"/>
-    <w:bookmarkStart w:id="101" w:name="ref-Feser2002"/>
-    <w:p>
-      <w:pPr>
-        <w:pStyle w:val="Bibliographie"/>
-      </w:pPr>
-      <w:r>
-        <w:t xml:space="preserve">Feser, E. J., &amp; Sweeney, S. H. (2002). Theory, methods and a cross-metropolitan comparison of business clustering. In M. Philip (Ed.),</w:t>
-      </w:r>
-      <w:r>
-        <w:t xml:space="preserve"> </w:t>
-      </w:r>
-      <w:r>
-        <w:rPr>
-          <w:i/>
-          <w:iCs/>
-        </w:rPr>
-        <w:t xml:space="preserve">Industrial location economics</w:t>
-      </w:r>
-      <w:r>
-        <w:t xml:space="preserve"> </w:t>
-      </w:r>
-      <w:r>
-        <w:t xml:space="preserve">(pp. 222–257). Edward Elgar Publishing.</w:t>
-      </w:r>
-    </w:p>
-    <w:bookmarkEnd w:id="101"/>
-    <w:bookmarkStart w:id="102" w:name="ref-Floch2018"/>
-    <w:p>
-      <w:pPr>
-        <w:pStyle w:val="Bibliographie"/>
-      </w:pPr>
-      <w:r>
-        <w:t xml:space="preserve">Floch, J.-M., Marcon, E., &amp; Puech, F. (2018). Spatial distribution of points. In V. Loonis &amp; M.-P. de Bellefon (Eds),</w:t>
-      </w:r>
-      <w:r>
-        <w:t xml:space="preserve"> </w:t>
-      </w:r>
-      <w:r>
-        <w:rPr>
-          <w:i/>
-          <w:iCs/>
-        </w:rPr>
-        <w:t xml:space="preserve">Handbook of spatial analysis, theory and application with</w:t>
-      </w:r>
-      <w:r>
-        <w:rPr>
-          <w:i/>
-          <w:iCs/>
-        </w:rPr>
-        <w:t xml:space="preserve"> </w:t>
-      </w:r>
-      <w:r>
-        <w:rPr>
-          <w:i/>
-          <w:iCs/>
-        </w:rPr>
-        <w:t xml:space="preserve">R</w:t>
-      </w:r>
-      <w:r>
-        <w:t xml:space="preserve"> </w:t>
-      </w:r>
-      <w:r>
-        <w:t xml:space="preserve">(pp. 71–111). Insee-Eurostat.</w:t>
-      </w:r>
-    </w:p>
-    <w:bookmarkEnd w:id="102"/>
-    <w:bookmarkStart w:id="103" w:name="ref-Florence1972"/>
-    <w:p>
-      <w:pPr>
-        <w:pStyle w:val="Bibliographie"/>
-      </w:pPr>
-      <w:r>
-        <w:t xml:space="preserve">Florence, P. S. (1972).</w:t>
-      </w:r>
-      <w:r>
-        <w:t xml:space="preserve"> </w:t>
-      </w:r>
-      <w:r>
-        <w:rPr>
-          <w:i/>
-          <w:iCs/>
-        </w:rPr>
-        <w:t xml:space="preserve">The Logic of British and American Industry: A Realistic Analysis of Economic Structure and Government</w:t>
-      </w:r>
-      <w:r>
-        <w:t xml:space="preserve"> </w:t>
-      </w:r>
-      <w:r>
-        <w:t xml:space="preserve">(3rd edn). Routledge &amp; Kegan Paul.</w:t>
-      </w:r>
-    </w:p>
-    <w:bookmarkEnd w:id="103"/>
-    <w:bookmarkStart w:id="104" w:name="ref-Fujita1999"/>
-    <w:p>
-      <w:pPr>
-        <w:pStyle w:val="Bibliographie"/>
-      </w:pPr>
-      <w:r>
-        <w:t xml:space="preserve">Fujita, M., Krugman, P., &amp; Venables, A. J. (1999).</w:t>
-      </w:r>
-      <w:r>
-        <w:t xml:space="preserve"> </w:t>
-      </w:r>
-      <w:r>
-        <w:rPr>
-          <w:i/>
-          <w:iCs/>
-        </w:rPr>
-        <w:t xml:space="preserve">The Spatial Economy: Cities, Regions, and International Trade</w:t>
-      </w:r>
-      <w:r>
-        <w:t xml:space="preserve">. The MIT Press.</w:t>
-      </w:r>
-    </w:p>
-    <w:bookmarkEnd w:id="104"/>
-    <w:bookmarkStart w:id="105" w:name="ref-Fujita2013"/>
-    <w:p>
-      <w:pPr>
-        <w:pStyle w:val="Bibliographie"/>
-      </w:pPr>
-      <w:r>
-        <w:t xml:space="preserve">Fujita, M., &amp; Thisse, J.-F. (2013).</w:t>
-      </w:r>
-      <w:r>
-        <w:t xml:space="preserve"> </w:t>
-      </w:r>
-      <w:r>
-        <w:rPr>
-          <w:i/>
-          <w:iCs/>
-        </w:rPr>
-        <w:t xml:space="preserve">Economics of Agglomeration: Cities, Industrial Location, and Globalization</w:t>
-      </w:r>
-      <w:r>
-        <w:t xml:space="preserve"> </w:t>
-      </w:r>
-      <w:r>
-        <w:t xml:space="preserve">(2nd edn). Cambridge University Press.</w:t>
-      </w:r>
-    </w:p>
-    <w:bookmarkEnd w:id="105"/>
-    <w:bookmarkStart w:id="106" w:name="ref-Gini1912"/>
-    <w:p>
-      <w:pPr>
-        <w:pStyle w:val="Bibliographie"/>
-      </w:pPr>
-      <w:r>
-        <w:t xml:space="preserve">Gini, C. (1912).</w:t>
-      </w:r>
-      <w:r>
-        <w:t xml:space="preserve"> </w:t>
-      </w:r>
-      <w:r>
-        <w:rPr>
-          <w:i/>
-          <w:iCs/>
-        </w:rPr>
-        <w:t xml:space="preserve">Variabilit</w:t>
-      </w:r>
-      <w:r>
-        <w:rPr>
-          <w:i/>
-          <w:iCs/>
-        </w:rPr>
-        <w:t xml:space="preserve">á</w:t>
-      </w:r>
-      <w:r>
-        <w:rPr>
-          <w:i/>
-          <w:iCs/>
-        </w:rPr>
-        <w:t xml:space="preserve"> </w:t>
-      </w:r>
-      <w:r>
-        <w:rPr>
-          <w:i/>
-          <w:iCs/>
-        </w:rPr>
-        <w:t xml:space="preserve">e mutabilit</w:t>
-      </w:r>
-      <w:r>
-        <w:rPr>
-          <w:i/>
-          <w:iCs/>
-        </w:rPr>
-        <w:t xml:space="preserve">á</w:t>
-      </w:r>
-      <w:r>
-        <w:t xml:space="preserve"> </w:t>
-      </w:r>
-      <w:r>
-        <w:t xml:space="preserve">(Vol. 3, p. 158). Universit</w:t>
-      </w:r>
-      <w:r>
-        <w:t xml:space="preserve">á</w:t>
-      </w:r>
-      <w:r>
-        <w:t xml:space="preserve"> </w:t>
-      </w:r>
-      <w:r>
-        <w:t xml:space="preserve">di Cagliari.</w:t>
-      </w:r>
-    </w:p>
-    <w:bookmarkEnd w:id="106"/>
-    <w:bookmarkStart w:id="107" w:name="ref-Giuliani2014"/>
-    <w:p>
-      <w:pPr>
-        <w:pStyle w:val="Bibliographie"/>
-      </w:pPr>
-      <w:r>
-        <w:t xml:space="preserve">Giuliani, D., Arbia, G., &amp; Espa, G. (2014).</w:t>
-      </w:r>
-      <w:r>
-        <w:t xml:space="preserve"> </w:t>
-      </w:r>
-      <w:r>
-        <w:t xml:space="preserve">Weighting Ripley’s</w:t>
-      </w:r>
-      <w:r>
-        <w:t xml:space="preserve"> </w:t>
-      </w:r>
-      <w:r>
-        <w:rPr>
-          <w:i/>
-          <w:iCs/>
-        </w:rPr>
-        <w:t xml:space="preserve">K</w:t>
-      </w:r>
-      <w:r>
-        <w:t xml:space="preserve">-Function to Account for the Firm Dimension in the Analysis of Spatial Concentration</w:t>
-      </w:r>
-      <w:r>
-        <w:t xml:space="preserve">.</w:t>
-      </w:r>
-      <w:r>
-        <w:t xml:space="preserve"> </w:t>
-      </w:r>
-      <w:r>
-        <w:rPr>
-          <w:i/>
-          <w:iCs/>
-        </w:rPr>
-        <w:t xml:space="preserve">International Regional Science Review</w:t>
-      </w:r>
-      <w:r>
-        <w:t xml:space="preserve">,</w:t>
-      </w:r>
-      <w:r>
-        <w:t xml:space="preserve"> </w:t>
-      </w:r>
-      <w:r>
-        <w:rPr>
-          <w:i/>
-          <w:iCs/>
-        </w:rPr>
-        <w:t xml:space="preserve">37</w:t>
-      </w:r>
-      <w:r>
-        <w:t xml:space="preserve">(3), 251–272.</w:t>
-      </w:r>
-    </w:p>
-    <w:bookmarkEnd w:id="107"/>
-    <w:bookmarkStart w:id="108" w:name="ref-Glaeser2010"/>
-    <w:p>
-      <w:pPr>
-        <w:pStyle w:val="Bibliographie"/>
-      </w:pPr>
-      <w:r>
-        <w:t xml:space="preserve">Glaeser, E. L. (2010).</w:t>
-      </w:r>
-      <w:r>
-        <w:t xml:space="preserve"> </w:t>
-      </w:r>
-      <w:r>
-        <w:rPr>
-          <w:i/>
-          <w:iCs/>
-        </w:rPr>
-        <w:t xml:space="preserve">Agglomeration</w:t>
-      </w:r>
-      <w:r>
-        <w:rPr>
-          <w:i/>
-          <w:iCs/>
-        </w:rPr>
-        <w:t xml:space="preserve"> </w:t>
-      </w:r>
-      <w:r>
-        <w:rPr>
-          <w:i/>
-          <w:iCs/>
-        </w:rPr>
-        <w:t xml:space="preserve">E</w:t>
-      </w:r>
-      <w:r>
-        <w:rPr>
-          <w:i/>
-          <w:iCs/>
-        </w:rPr>
-        <w:t xml:space="preserve">conomics</w:t>
-      </w:r>
-      <w:r>
-        <w:t xml:space="preserve">. National Bureau of Economic Research, University of Chicago Press.</w:t>
-      </w:r>
-    </w:p>
-    <w:bookmarkEnd w:id="108"/>
-    <w:bookmarkStart w:id="110" w:name="ref-Jensen2011"/>
-    <w:p>
-      <w:pPr>
-        <w:pStyle w:val="Bibliographie"/>
-      </w:pPr>
-      <w:r>
-        <w:t xml:space="preserve">Jensen, P., &amp; Michel, J. (2011).</w:t>
-      </w:r>
-      <w:r>
-        <w:t xml:space="preserve"> </w:t>
-      </w:r>
-      <w:r>
-        <w:t xml:space="preserve">Measuring Spatial Dispersion: Exact Results on the Variance of Random Spatial Distributions</w:t>
-      </w:r>
-      <w:r>
-        <w:t xml:space="preserve">.</w:t>
-      </w:r>
-      <w:r>
-        <w:t xml:space="preserve"> </w:t>
-      </w:r>
-      <w:r>
-        <w:rPr>
-          <w:i/>
-          <w:iCs/>
-        </w:rPr>
-        <w:t xml:space="preserve">The Annals of Regional Science</w:t>
-      </w:r>
-      <w:r>
-        <w:t xml:space="preserve">,</w:t>
-      </w:r>
-      <w:r>
-        <w:t xml:space="preserve"> </w:t>
-      </w:r>
-      <w:r>
-        <w:rPr>
-          <w:i/>
-          <w:iCs/>
-        </w:rPr>
         <w:t xml:space="preserve">47</w:t>
       </w:r>
       <w:r>
@@ -7996,7 +7986,7 @@
       <w:r>
         <w:t xml:space="preserve"> </w:t>
       </w:r>
-      <w:hyperlink r:id="rId109">
+      <w:hyperlink r:id="rId108">
         <w:r>
           <w:rPr>
             <w:rStyle w:val="Lienhypertexte"/>
@@ -8005,20 +7995,65 @@
         </w:r>
       </w:hyperlink>
     </w:p>
+    <w:bookmarkEnd w:id="109"/>
+    <w:bookmarkStart w:id="110" w:name="ref-Kerr2015"/>
+    <w:p>
+      <w:pPr>
+        <w:pStyle w:val="Bibliographie"/>
+      </w:pPr>
+      <w:r>
+        <w:t xml:space="preserve">Kerr, W. R., &amp; Kominers, S. D. (2015).</w:t>
+      </w:r>
+      <w:r>
+        <w:t xml:space="preserve"> </w:t>
+      </w:r>
+      <w:r>
+        <w:t xml:space="preserve">Agglomerative Forces and Cluster Shapes</w:t>
+      </w:r>
+      <w:r>
+        <w:t xml:space="preserve">.</w:t>
+      </w:r>
+      <w:r>
+        <w:t xml:space="preserve"> </w:t>
+      </w:r>
+      <w:r>
+        <w:rPr>
+          <w:i/>
+          <w:iCs/>
+        </w:rPr>
+        <w:t xml:space="preserve">The Review of Economics and Statistics</w:t>
+      </w:r>
+      <w:r>
+        <w:t xml:space="preserve">,</w:t>
+      </w:r>
+      <w:r>
+        <w:t xml:space="preserve"> </w:t>
+      </w:r>
+      <w:r>
+        <w:rPr>
+          <w:i/>
+          <w:iCs/>
+        </w:rPr>
+        <w:t xml:space="preserve">97</w:t>
+      </w:r>
+      <w:r>
+        <w:t xml:space="preserve">(4), 877–899.</w:t>
+      </w:r>
+    </w:p>
     <w:bookmarkEnd w:id="110"/>
-    <w:bookmarkStart w:id="111" w:name="ref-Kerr2015"/>
+    <w:bookmarkStart w:id="112" w:name="ref-Lentz2011"/>
     <w:p>
       <w:pPr>
         <w:pStyle w:val="Bibliographie"/>
       </w:pPr>
       <w:r>
-        <w:t xml:space="preserve">Kerr, W. R., &amp; Kominers, S. D. (2015).</w:t>
-      </w:r>
-      <w:r>
-        <w:t xml:space="preserve"> </w:t>
-      </w:r>
-      <w:r>
-        <w:t xml:space="preserve">Agglomerative Forces and Cluster Shapes</w:t>
+        <w:t xml:space="preserve">Lentz, J. A., Blackburn, J. K., &amp; Curtis, A. J. (2011).</w:t>
+      </w:r>
+      <w:r>
+        <w:t xml:space="preserve"> </w:t>
+      </w:r>
+      <w:r>
+        <w:t xml:space="preserve">Evaluating Patterns of a White-Band Disease (WBD) Outbreak in Acropora palmata Using Spatial Analysis: A Comparison of Transect and Colony Clustering</w:t>
       </w:r>
       <w:r>
         <w:t xml:space="preserve">.</w:t>
@@ -8031,7 +8066,7 @@
           <w:i/>
           <w:iCs/>
         </w:rPr>
-        <w:t xml:space="preserve">The Review of Economics and Statistics</w:t>
+        <w:t xml:space="preserve">PLoS ONE</w:t>
       </w:r>
       <w:r>
         <w:t xml:space="preserve">,</w:t>
@@ -8044,51 +8079,6 @@
           <w:i/>
           <w:iCs/>
         </w:rPr>
-        <w:t xml:space="preserve">97</w:t>
-      </w:r>
-      <w:r>
-        <w:t xml:space="preserve">(4), 877–899.</w:t>
-      </w:r>
-    </w:p>
-    <w:bookmarkEnd w:id="111"/>
-    <w:bookmarkStart w:id="113" w:name="ref-Lentz2011"/>
-    <w:p>
-      <w:pPr>
-        <w:pStyle w:val="Bibliographie"/>
-      </w:pPr>
-      <w:r>
-        <w:t xml:space="preserve">Lentz, J. A., Blackburn, J. K., &amp; Curtis, A. J. (2011).</w:t>
-      </w:r>
-      <w:r>
-        <w:t xml:space="preserve"> </w:t>
-      </w:r>
-      <w:r>
-        <w:t xml:space="preserve">Evaluating Patterns of a White-Band Disease (WBD) Outbreak in Acropora palmata Using Spatial Analysis: A Comparison of Transect and Colony Clustering</w:t>
-      </w:r>
-      <w:r>
-        <w:t xml:space="preserve">.</w:t>
-      </w:r>
-      <w:r>
-        <w:t xml:space="preserve"> </w:t>
-      </w:r>
-      <w:r>
-        <w:rPr>
-          <w:i/>
-          <w:iCs/>
-        </w:rPr>
-        <w:t xml:space="preserve">PLoS ONE</w:t>
-      </w:r>
-      <w:r>
-        <w:t xml:space="preserve">,</w:t>
-      </w:r>
-      <w:r>
-        <w:t xml:space="preserve"> </w:t>
-      </w:r>
-      <w:r>
-        <w:rPr>
-          <w:i/>
-          <w:iCs/>
-        </w:rPr>
         <w:t xml:space="preserve">6</w:t>
       </w:r>
       <w:r>
@@ -8097,7 +8087,7 @@
       <w:r>
         <w:t xml:space="preserve"> </w:t>
       </w:r>
-      <w:hyperlink r:id="rId112">
+      <w:hyperlink r:id="rId111">
         <w:r>
           <w:rPr>
             <w:rStyle w:val="Lienhypertexte"/>
@@ -8106,45 +8096,90 @@
         </w:r>
       </w:hyperlink>
     </w:p>
+    <w:bookmarkEnd w:id="112"/>
+    <w:bookmarkStart w:id="113" w:name="ref-Marcon2019"/>
+    <w:p>
+      <w:pPr>
+        <w:pStyle w:val="Bibliographie"/>
+      </w:pPr>
+      <w:r>
+        <w:t xml:space="preserve">Marcon, E. (2019). Mesure de la biodiversit</w:t>
+      </w:r>
+      <w:r>
+        <w:t xml:space="preserve">é</w:t>
+      </w:r>
+      <w:r>
+        <w:t xml:space="preserve"> </w:t>
+      </w:r>
+      <w:r>
+        <w:t xml:space="preserve">et de la structuration spatiale de l’activit</w:t>
+      </w:r>
+      <w:r>
+        <w:t xml:space="preserve">é</w:t>
+      </w:r>
+      <w:r>
+        <w:t xml:space="preserve"> </w:t>
+      </w:r>
+      <w:r>
+        <w:t xml:space="preserve">é</w:t>
+      </w:r>
+      <w:r>
+        <w:t xml:space="preserve">conomique par l’entropie.</w:t>
+      </w:r>
+      <w:r>
+        <w:t xml:space="preserve"> </w:t>
+      </w:r>
+      <w:r>
+        <w:rPr>
+          <w:i/>
+          <w:iCs/>
+        </w:rPr>
+        <w:t xml:space="preserve">Revue Économique</w:t>
+      </w:r>
+      <w:r>
+        <w:t xml:space="preserve">,</w:t>
+      </w:r>
+      <w:r>
+        <w:t xml:space="preserve"> </w:t>
+      </w:r>
+      <w:r>
+        <w:rPr>
+          <w:i/>
+          <w:iCs/>
+        </w:rPr>
+        <w:t xml:space="preserve">70</w:t>
+      </w:r>
+      <w:r>
+        <w:t xml:space="preserve">(3), 305–326.</w:t>
+      </w:r>
+    </w:p>
     <w:bookmarkEnd w:id="113"/>
-    <w:bookmarkStart w:id="114" w:name="ref-Marcon2019"/>
+    <w:bookmarkStart w:id="115" w:name="ref-Marcon2003"/>
     <w:p>
       <w:pPr>
         <w:pStyle w:val="Bibliographie"/>
       </w:pPr>
       <w:r>
-        <w:t xml:space="preserve">Marcon, E. (2019). Mesure de la biodiversit</w:t>
-      </w:r>
-      <w:r>
-        <w:t xml:space="preserve">é</w:t>
-      </w:r>
-      <w:r>
-        <w:t xml:space="preserve"> </w:t>
-      </w:r>
-      <w:r>
-        <w:t xml:space="preserve">et de la structuration spatiale de l’activit</w:t>
-      </w:r>
-      <w:r>
-        <w:t xml:space="preserve">é</w:t>
-      </w:r>
-      <w:r>
-        <w:t xml:space="preserve"> </w:t>
-      </w:r>
-      <w:r>
-        <w:t xml:space="preserve">é</w:t>
-      </w:r>
-      <w:r>
-        <w:t xml:space="preserve">conomique par l’entropie.</w:t>
-      </w:r>
-      <w:r>
-        <w:t xml:space="preserve"> </w:t>
-      </w:r>
-      <w:r>
-        <w:rPr>
-          <w:i/>
-          <w:iCs/>
-        </w:rPr>
-        <w:t xml:space="preserve">Revue Économique</w:t>
+        <w:t xml:space="preserve">Marcon, E., &amp; Puech, F. (2003).</w:t>
+      </w:r>
+      <w:r>
+        <w:t xml:space="preserve"> </w:t>
+      </w:r>
+      <w:r>
+        <w:t xml:space="preserve">Evaluating the Geographic Concentration of Industries Using Distance-Based Methods</w:t>
+      </w:r>
+      <w:r>
+        <w:t xml:space="preserve">.</w:t>
+      </w:r>
+      <w:r>
+        <w:t xml:space="preserve"> </w:t>
+      </w:r>
+      <w:r>
+        <w:rPr>
+          <w:i/>
+          <w:iCs/>
+        </w:rPr>
+        <w:t xml:space="preserve">Journal of Economic Geography</w:t>
       </w:r>
       <w:r>
         <w:t xml:space="preserve">,</w:t>
@@ -8157,51 +8192,6 @@
           <w:i/>
           <w:iCs/>
         </w:rPr>
-        <w:t xml:space="preserve">70</w:t>
-      </w:r>
-      <w:r>
-        <w:t xml:space="preserve">(3), 305–326.</w:t>
-      </w:r>
-    </w:p>
-    <w:bookmarkEnd w:id="114"/>
-    <w:bookmarkStart w:id="116" w:name="ref-Marcon2003"/>
-    <w:p>
-      <w:pPr>
-        <w:pStyle w:val="Bibliographie"/>
-      </w:pPr>
-      <w:r>
-        <w:t xml:space="preserve">Marcon, E., &amp; Puech, F. (2003).</w:t>
-      </w:r>
-      <w:r>
-        <w:t xml:space="preserve"> </w:t>
-      </w:r>
-      <w:r>
-        <w:t xml:space="preserve">Evaluating the Geographic Concentration of Industries Using Distance-Based Methods</w:t>
-      </w:r>
-      <w:r>
-        <w:t xml:space="preserve">.</w:t>
-      </w:r>
-      <w:r>
-        <w:t xml:space="preserve"> </w:t>
-      </w:r>
-      <w:r>
-        <w:rPr>
-          <w:i/>
-          <w:iCs/>
-        </w:rPr>
-        <w:t xml:space="preserve">Journal of Economic Geography</w:t>
-      </w:r>
-      <w:r>
-        <w:t xml:space="preserve">,</w:t>
-      </w:r>
-      <w:r>
-        <w:t xml:space="preserve"> </w:t>
-      </w:r>
-      <w:r>
-        <w:rPr>
-          <w:i/>
-          <w:iCs/>
-        </w:rPr>
         <w:t xml:space="preserve">3</w:t>
       </w:r>
       <w:r>
@@ -8210,7 +8200,7 @@
       <w:r>
         <w:t xml:space="preserve"> </w:t>
       </w:r>
-      <w:hyperlink r:id="rId115">
+      <w:hyperlink r:id="rId114">
         <w:r>
           <w:rPr>
             <w:rStyle w:val="Lienhypertexte"/>
@@ -8219,8 +8209,8 @@
         </w:r>
       </w:hyperlink>
     </w:p>
-    <w:bookmarkEnd w:id="116"/>
-    <w:bookmarkStart w:id="118" w:name="ref-Marcon2010"/>
+    <w:bookmarkEnd w:id="115"/>
+    <w:bookmarkStart w:id="117" w:name="ref-Marcon2010"/>
     <w:p>
       <w:pPr>
         <w:pStyle w:val="Bibliographie"/>
@@ -8266,7 +8256,7 @@
       <w:r>
         <w:t xml:space="preserve"> </w:t>
       </w:r>
-      <w:hyperlink r:id="rId117">
+      <w:hyperlink r:id="rId116">
         <w:r>
           <w:rPr>
             <w:rStyle w:val="Lienhypertexte"/>
@@ -8275,20 +8265,65 @@
         </w:r>
       </w:hyperlink>
     </w:p>
+    <w:bookmarkEnd w:id="117"/>
+    <w:bookmarkStart w:id="118" w:name="ref-Marcon2017"/>
+    <w:p>
+      <w:pPr>
+        <w:pStyle w:val="Bibliographie"/>
+      </w:pPr>
+      <w:r>
+        <w:t xml:space="preserve">Marcon, E., &amp; Puech, F. (2017).</w:t>
+      </w:r>
+      <w:r>
+        <w:t xml:space="preserve"> </w:t>
+      </w:r>
+      <w:r>
+        <w:t xml:space="preserve">A Typology of Distance-Based Measures of Spatial Concentration</w:t>
+      </w:r>
+      <w:r>
+        <w:t xml:space="preserve">.</w:t>
+      </w:r>
+      <w:r>
+        <w:t xml:space="preserve"> </w:t>
+      </w:r>
+      <w:r>
+        <w:rPr>
+          <w:i/>
+          <w:iCs/>
+        </w:rPr>
+        <w:t xml:space="preserve">Regional Science and Urban Economics</w:t>
+      </w:r>
+      <w:r>
+        <w:t xml:space="preserve">,</w:t>
+      </w:r>
+      <w:r>
+        <w:t xml:space="preserve"> </w:t>
+      </w:r>
+      <w:r>
+        <w:rPr>
+          <w:i/>
+          <w:iCs/>
+        </w:rPr>
+        <w:t xml:space="preserve">62</w:t>
+      </w:r>
+      <w:r>
+        <w:t xml:space="preserve">, 56–67.</w:t>
+      </w:r>
+    </w:p>
     <w:bookmarkEnd w:id="118"/>
-    <w:bookmarkStart w:id="119" w:name="ref-Marcon2017"/>
+    <w:bookmarkStart w:id="120" w:name="ref-Marcon2012"/>
     <w:p>
       <w:pPr>
         <w:pStyle w:val="Bibliographie"/>
       </w:pPr>
       <w:r>
-        <w:t xml:space="preserve">Marcon, E., &amp; Puech, F. (2017).</w:t>
-      </w:r>
-      <w:r>
-        <w:t xml:space="preserve"> </w:t>
-      </w:r>
-      <w:r>
-        <w:t xml:space="preserve">A Typology of Distance-Based Measures of Spatial Concentration</w:t>
+        <w:t xml:space="preserve">Marcon, E., Puech, F., &amp; Traissac, S. (2012).</w:t>
+      </w:r>
+      <w:r>
+        <w:t xml:space="preserve"> </w:t>
+      </w:r>
+      <w:r>
+        <w:t xml:space="preserve">Characterizing the Relative Spatial Structure of Point Patterns</w:t>
       </w:r>
       <w:r>
         <w:t xml:space="preserve">.</w:t>
@@ -8301,7 +8336,7 @@
           <w:i/>
           <w:iCs/>
         </w:rPr>
-        <w:t xml:space="preserve">Regional Science and Urban Economics</w:t>
+        <w:t xml:space="preserve">International Journal of Ecology</w:t>
       </w:r>
       <w:r>
         <w:t xml:space="preserve">,</w:t>
@@ -8314,51 +8349,6 @@
           <w:i/>
           <w:iCs/>
         </w:rPr>
-        <w:t xml:space="preserve">62</w:t>
-      </w:r>
-      <w:r>
-        <w:t xml:space="preserve">, 56–67.</w:t>
-      </w:r>
-    </w:p>
-    <w:bookmarkEnd w:id="119"/>
-    <w:bookmarkStart w:id="121" w:name="ref-Marcon2012"/>
-    <w:p>
-      <w:pPr>
-        <w:pStyle w:val="Bibliographie"/>
-      </w:pPr>
-      <w:r>
-        <w:t xml:space="preserve">Marcon, E., Puech, F., &amp; Traissac, S. (2012).</w:t>
-      </w:r>
-      <w:r>
-        <w:t xml:space="preserve"> </w:t>
-      </w:r>
-      <w:r>
-        <w:t xml:space="preserve">Characterizing the Relative Spatial Structure of Point Patterns</w:t>
-      </w:r>
-      <w:r>
-        <w:t xml:space="preserve">.</w:t>
-      </w:r>
-      <w:r>
-        <w:t xml:space="preserve"> </w:t>
-      </w:r>
-      <w:r>
-        <w:rPr>
-          <w:i/>
-          <w:iCs/>
-        </w:rPr>
-        <w:t xml:space="preserve">International Journal of Ecology</w:t>
-      </w:r>
-      <w:r>
-        <w:t xml:space="preserve">,</w:t>
-      </w:r>
-      <w:r>
-        <w:t xml:space="preserve"> </w:t>
-      </w:r>
-      <w:r>
-        <w:rPr>
-          <w:i/>
-          <w:iCs/>
-        </w:rPr>
         <w:t xml:space="preserve">2012</w:t>
       </w:r>
       <w:r>
@@ -8367,7 +8357,7 @@
       <w:r>
         <w:t xml:space="preserve"> </w:t>
       </w:r>
-      <w:hyperlink r:id="rId120">
+      <w:hyperlink r:id="rId119">
         <w:r>
           <w:rPr>
             <w:rStyle w:val="Lienhypertexte"/>
@@ -8376,32 +8366,100 @@
         </w:r>
       </w:hyperlink>
     </w:p>
+    <w:bookmarkEnd w:id="120"/>
+    <w:bookmarkStart w:id="121" w:name="ref-Marcon2014"/>
+    <w:p>
+      <w:pPr>
+        <w:pStyle w:val="Bibliographie"/>
+      </w:pPr>
+      <w:r>
+        <w:t xml:space="preserve">Marcon, E., Traissac, S., Puech, F., &amp; Lang, G. (2015). Tools to characterize point patterns:</w:t>
+      </w:r>
+      <w:r>
+        <w:t xml:space="preserve"> </w:t>
+      </w:r>
+      <w:r>
+        <w:t xml:space="preserve">dbmss</w:t>
+      </w:r>
+      <w:r>
+        <w:t xml:space="preserve"> </w:t>
+      </w:r>
+      <w:r>
+        <w:t xml:space="preserve">for</w:t>
+      </w:r>
+      <w:r>
+        <w:t xml:space="preserve"> </w:t>
+      </w:r>
+      <w:r>
+        <w:t xml:space="preserve">R</w:t>
+      </w:r>
+      <w:r>
+        <w:t xml:space="preserve">.</w:t>
+      </w:r>
+      <w:r>
+        <w:t xml:space="preserve"> </w:t>
+      </w:r>
+      <w:r>
+        <w:rPr>
+          <w:i/>
+          <w:iCs/>
+        </w:rPr>
+        <w:t xml:space="preserve">Journal of Statistical Software</w:t>
+      </w:r>
+      <w:r>
+        <w:t xml:space="preserve">,</w:t>
+      </w:r>
+      <w:r>
+        <w:t xml:space="preserve"> </w:t>
+      </w:r>
+      <w:r>
+        <w:rPr>
+          <w:i/>
+          <w:iCs/>
+        </w:rPr>
+        <w:t xml:space="preserve">67</w:t>
+      </w:r>
+      <w:r>
+        <w:t xml:space="preserve">(3), 1–15.</w:t>
+      </w:r>
+    </w:p>
     <w:bookmarkEnd w:id="121"/>
-    <w:bookmarkStart w:id="122" w:name="ref-Marcon2014"/>
+    <w:bookmarkStart w:id="122" w:name="ref-Marshall1890"/>
     <w:p>
       <w:pPr>
         <w:pStyle w:val="Bibliographie"/>
       </w:pPr>
       <w:r>
-        <w:t xml:space="preserve">Marcon, E., Traissac, S., Puech, F., &amp; Lang, G. (2015). Tools to characterize point patterns:</w:t>
-      </w:r>
-      <w:r>
-        <w:t xml:space="preserve"> </w:t>
-      </w:r>
-      <w:r>
-        <w:t xml:space="preserve">dbmss</w:t>
-      </w:r>
-      <w:r>
-        <w:t xml:space="preserve"> </w:t>
-      </w:r>
-      <w:r>
-        <w:t xml:space="preserve">for</w:t>
-      </w:r>
-      <w:r>
-        <w:t xml:space="preserve"> </w:t>
-      </w:r>
-      <w:r>
-        <w:t xml:space="preserve">R</w:t>
+        <w:t xml:space="preserve">Marshall, A. (1890).</w:t>
+      </w:r>
+      <w:r>
+        <w:t xml:space="preserve"> </w:t>
+      </w:r>
+      <w:r>
+        <w:rPr>
+          <w:i/>
+          <w:iCs/>
+        </w:rPr>
+        <w:t xml:space="preserve">Principle of Economics</w:t>
+      </w:r>
+      <w:r>
+        <w:t xml:space="preserve">. Macmillan.</w:t>
+      </w:r>
+    </w:p>
+    <w:bookmarkEnd w:id="122"/>
+    <w:bookmarkStart w:id="123" w:name="ref-Matern1960"/>
+    <w:p>
+      <w:pPr>
+        <w:pStyle w:val="Bibliographie"/>
+      </w:pPr>
+      <w:r>
+        <w:t xml:space="preserve">Matérn, B. (1960).</w:t>
+      </w:r>
+      <w:r>
+        <w:t xml:space="preserve"> </w:t>
+      </w:r>
+      <w:r>
+        <w:t xml:space="preserve">Spatial Variation</w:t>
       </w:r>
       <w:r>
         <w:t xml:space="preserve">.</w:t>
@@ -8414,7 +8472,21 @@
           <w:i/>
           <w:iCs/>
         </w:rPr>
-        <w:t xml:space="preserve">Journal of Statistical Software</w:t>
+        <w:t xml:space="preserve">Meddelanden Fr</w:t>
+      </w:r>
+      <w:r>
+        <w:rPr>
+          <w:i/>
+          <w:iCs/>
+        </w:rPr>
+        <w:t xml:space="preserve">å</w:t>
+      </w:r>
+      <w:r>
+        <w:rPr>
+          <w:i/>
+          <w:iCs/>
+        </w:rPr>
+        <w:t xml:space="preserve">n Statens Skogsforskningsinstitut</w:t>
       </w:r>
       <w:r>
         <w:t xml:space="preserve">,</w:t>
@@ -8427,101 +8499,19 @@
           <w:i/>
           <w:iCs/>
         </w:rPr>
-        <w:t xml:space="preserve">67</w:t>
-      </w:r>
-      <w:r>
-        <w:t xml:space="preserve">(3), 1–15.</w:t>
-      </w:r>
-    </w:p>
-    <w:bookmarkEnd w:id="122"/>
-    <w:bookmarkStart w:id="123" w:name="ref-Marshall1890"/>
+        <w:t xml:space="preserve">49</w:t>
+      </w:r>
+      <w:r>
+        <w:t xml:space="preserve">(5), 1–144.</w:t>
+      </w:r>
+    </w:p>
+    <w:bookmarkEnd w:id="123"/>
+    <w:bookmarkStart w:id="125" w:name="ref-Nissi2013"/>
     <w:p>
       <w:pPr>
         <w:pStyle w:val="Bibliographie"/>
       </w:pPr>
       <w:r>
-        <w:t xml:space="preserve">Marshall, A. (1890).</w:t>
-      </w:r>
-      <w:r>
-        <w:t xml:space="preserve"> </w:t>
-      </w:r>
-      <w:r>
-        <w:rPr>
-          <w:i/>
-          <w:iCs/>
-        </w:rPr>
-        <w:t xml:space="preserve">Principle of Economics</w:t>
-      </w:r>
-      <w:r>
-        <w:t xml:space="preserve">. Macmillan.</w:t>
-      </w:r>
-    </w:p>
-    <w:bookmarkEnd w:id="123"/>
-    <w:bookmarkStart w:id="124" w:name="ref-Matern1960"/>
-    <w:p>
-      <w:pPr>
-        <w:pStyle w:val="Bibliographie"/>
-      </w:pPr>
-      <w:r>
-        <w:t xml:space="preserve">Matérn, B. (1960).</w:t>
-      </w:r>
-      <w:r>
-        <w:t xml:space="preserve"> </w:t>
-      </w:r>
-      <w:r>
-        <w:t xml:space="preserve">Spatial Variation</w:t>
-      </w:r>
-      <w:r>
-        <w:t xml:space="preserve">.</w:t>
-      </w:r>
-      <w:r>
-        <w:t xml:space="preserve"> </w:t>
-      </w:r>
-      <w:r>
-        <w:rPr>
-          <w:i/>
-          <w:iCs/>
-        </w:rPr>
-        <w:t xml:space="preserve">Meddelanden Fr</w:t>
-      </w:r>
-      <w:r>
-        <w:rPr>
-          <w:i/>
-          <w:iCs/>
-        </w:rPr>
-        <w:t xml:space="preserve">å</w:t>
-      </w:r>
-      <w:r>
-        <w:rPr>
-          <w:i/>
-          <w:iCs/>
-        </w:rPr>
-        <w:t xml:space="preserve">n Statens Skogsforskningsinstitut</w:t>
-      </w:r>
-      <w:r>
-        <w:t xml:space="preserve">,</w:t>
-      </w:r>
-      <w:r>
-        <w:t xml:space="preserve"> </w:t>
-      </w:r>
-      <w:r>
-        <w:rPr>
-          <w:i/>
-          <w:iCs/>
-        </w:rPr>
-        <w:t xml:space="preserve">49</w:t>
-      </w:r>
-      <w:r>
-        <w:t xml:space="preserve">(5), 1–144.</w:t>
-      </w:r>
-    </w:p>
-    <w:bookmarkEnd w:id="124"/>
-    <w:bookmarkStart w:id="126" w:name="ref-Nissi2013"/>
-    <w:p>
-      <w:pPr>
-        <w:pStyle w:val="Bibliographie"/>
-      </w:pPr>
-      <w:r>
         <w:t xml:space="preserve">Nissi, E., Sarra, A., Palermi, S., &amp; Luca, G. (2013).</w:t>
       </w:r>
       <w:r>
@@ -8561,7 +8551,7 @@
       <w:r>
         <w:t xml:space="preserve"> </w:t>
       </w:r>
-      <w:hyperlink r:id="rId125">
+      <w:hyperlink r:id="rId124">
         <w:r>
           <w:rPr>
             <w:rStyle w:val="Lienhypertexte"/>
@@ -8570,59 +8560,127 @@
         </w:r>
       </w:hyperlink>
     </w:p>
+    <w:bookmarkEnd w:id="125"/>
+    <w:bookmarkStart w:id="126" w:name="ref-Openshaw1979"/>
+    <w:p>
+      <w:pPr>
+        <w:pStyle w:val="Bibliographie"/>
+      </w:pPr>
+      <w:r>
+        <w:t xml:space="preserve">Openshaw, S., &amp; Taylor, P. J. (1979).</w:t>
+      </w:r>
+      <w:r>
+        <w:t xml:space="preserve"> </w:t>
+      </w:r>
+      <w:r>
+        <w:t xml:space="preserve">A Million or so Correlation Coefficients: Three Experiments on the Modifiable Areal Unit Problem</w:t>
+      </w:r>
+      <w:r>
+        <w:t xml:space="preserve">. In N. Wrigley (Ed.),</w:t>
+      </w:r>
+      <w:r>
+        <w:t xml:space="preserve"> </w:t>
+      </w:r>
+      <w:r>
+        <w:rPr>
+          <w:i/>
+          <w:iCs/>
+        </w:rPr>
+        <w:t xml:space="preserve">Statistical applications in the spatial sciences</w:t>
+      </w:r>
+      <w:r>
+        <w:t xml:space="preserve"> </w:t>
+      </w:r>
+      <w:r>
+        <w:t xml:space="preserve">(pp. 127–144). Pion.</w:t>
+      </w:r>
+    </w:p>
     <w:bookmarkEnd w:id="126"/>
-    <w:bookmarkStart w:id="127" w:name="ref-Openshaw1979"/>
+    <w:bookmarkStart w:id="127" w:name="ref-Piacentino2021"/>
     <w:p>
       <w:pPr>
         <w:pStyle w:val="Bibliographie"/>
       </w:pPr>
       <w:r>
-        <w:t xml:space="preserve">Openshaw, S., &amp; Taylor, P. J. (1979).</w:t>
-      </w:r>
-      <w:r>
-        <w:t xml:space="preserve"> </w:t>
-      </w:r>
-      <w:r>
-        <w:t xml:space="preserve">A Million or so Correlation Coefficients: Three Experiments on the Modifiable Areal Unit Problem</w:t>
-      </w:r>
-      <w:r>
-        <w:t xml:space="preserve">. In N. Wrigley (Ed.),</w:t>
-      </w:r>
-      <w:r>
-        <w:t xml:space="preserve"> </w:t>
-      </w:r>
-      <w:r>
-        <w:rPr>
-          <w:i/>
-          <w:iCs/>
-        </w:rPr>
-        <w:t xml:space="preserve">Statistical applications in the spatial sciences</w:t>
-      </w:r>
-      <w:r>
-        <w:t xml:space="preserve"> </w:t>
-      </w:r>
-      <w:r>
-        <w:t xml:space="preserve">(pp. 127–144). Pion.</w:t>
+        <w:t xml:space="preserve">Piacentino, D., Arbia, G., &amp; Espa, G. (2021). Advances in spatial economic data analysis: Methods and applications.</w:t>
+      </w:r>
+      <w:r>
+        <w:t xml:space="preserve"> </w:t>
+      </w:r>
+      <w:r>
+        <w:rPr>
+          <w:i/>
+          <w:iCs/>
+        </w:rPr>
+        <w:t xml:space="preserve">Spatial Economic Analysis</w:t>
+      </w:r>
+      <w:r>
+        <w:t xml:space="preserve">,</w:t>
+      </w:r>
+      <w:r>
+        <w:t xml:space="preserve"> </w:t>
+      </w:r>
+      <w:r>
+        <w:rPr>
+          <w:i/>
+          <w:iCs/>
+        </w:rPr>
+        <w:t xml:space="preserve">16</w:t>
+      </w:r>
+      <w:r>
+        <w:t xml:space="preserve">(2), 121–125.</w:t>
       </w:r>
     </w:p>
     <w:bookmarkEnd w:id="127"/>
-    <w:bookmarkStart w:id="128" w:name="ref-Piacentino2021"/>
+    <w:bookmarkStart w:id="128" w:name="ref-R"/>
     <w:p>
       <w:pPr>
         <w:pStyle w:val="Bibliographie"/>
       </w:pPr>
       <w:r>
-        <w:t xml:space="preserve">Piacentino, D., Arbia, G., &amp; Espa, G. (2021). Advances in spatial economic data analysis: Methods and applications.</w:t>
-      </w:r>
-      <w:r>
-        <w:t xml:space="preserve"> </w:t>
-      </w:r>
-      <w:r>
-        <w:rPr>
-          <w:i/>
-          <w:iCs/>
-        </w:rPr>
-        <w:t xml:space="preserve">Spatial Economic Analysis</w:t>
+        <w:t xml:space="preserve">R Core Team. (2026).</w:t>
+      </w:r>
+      <w:r>
+        <w:t xml:space="preserve"> </w:t>
+      </w:r>
+      <w:r>
+        <w:rPr>
+          <w:i/>
+          <w:iCs/>
+        </w:rPr>
+        <w:t xml:space="preserve">R: A Language and Environment for Statistical Computing</w:t>
+      </w:r>
+      <w:r>
+        <w:t xml:space="preserve">. R Foundation for Statistical Computing.</w:t>
+      </w:r>
+    </w:p>
+    <w:bookmarkEnd w:id="128"/>
+    <w:bookmarkStart w:id="129" w:name="ref-Ripley1976"/>
+    <w:p>
+      <w:pPr>
+        <w:pStyle w:val="Bibliographie"/>
+      </w:pPr>
+      <w:r>
+        <w:t xml:space="preserve">Ripley, B. D. (1976).</w:t>
+      </w:r>
+      <w:r>
+        <w:t xml:space="preserve"> </w:t>
+      </w:r>
+      <w:r>
+        <w:t xml:space="preserve">The Foundations of Stochastic Geometry</w:t>
+      </w:r>
+      <w:r>
+        <w:t xml:space="preserve">.</w:t>
+      </w:r>
+      <w:r>
+        <w:t xml:space="preserve"> </w:t>
+      </w:r>
+      <w:r>
+        <w:rPr>
+          <w:i/>
+          <w:iCs/>
+        </w:rPr>
+        <w:t xml:space="preserve">Annals of Probability</w:t>
       </w:r>
       <w:r>
         <w:t xml:space="preserve">,</w:t>
@@ -8635,49 +8693,26 @@
           <w:i/>
           <w:iCs/>
         </w:rPr>
-        <w:t xml:space="preserve">16</w:t>
-      </w:r>
-      <w:r>
-        <w:t xml:space="preserve">(2), 121–125.</w:t>
-      </w:r>
-    </w:p>
-    <w:bookmarkEnd w:id="128"/>
-    <w:bookmarkStart w:id="129" w:name="ref-R"/>
+        <w:t xml:space="preserve">4</w:t>
+      </w:r>
+      <w:r>
+        <w:t xml:space="preserve">(6), 995–998.</w:t>
+      </w:r>
+    </w:p>
+    <w:bookmarkEnd w:id="129"/>
+    <w:bookmarkStart w:id="131" w:name="ref-Ripley1977"/>
     <w:p>
       <w:pPr>
         <w:pStyle w:val="Bibliographie"/>
       </w:pPr>
       <w:r>
-        <w:t xml:space="preserve">R Core Team. (2026).</w:t>
-      </w:r>
-      <w:r>
-        <w:t xml:space="preserve"> </w:t>
-      </w:r>
-      <w:r>
-        <w:rPr>
-          <w:i/>
-          <w:iCs/>
-        </w:rPr>
-        <w:t xml:space="preserve">R: A Language and Environment for Statistical Computing</w:t>
-      </w:r>
-      <w:r>
-        <w:t xml:space="preserve">. R Foundation for Statistical Computing.</w:t>
-      </w:r>
-    </w:p>
-    <w:bookmarkEnd w:id="129"/>
-    <w:bookmarkStart w:id="130" w:name="ref-Ripley1976"/>
-    <w:p>
-      <w:pPr>
-        <w:pStyle w:val="Bibliographie"/>
-      </w:pPr>
-      <w:r>
-        <w:t xml:space="preserve">Ripley, B. D. (1976).</w:t>
-      </w:r>
-      <w:r>
-        <w:t xml:space="preserve"> </w:t>
-      </w:r>
-      <w:r>
-        <w:t xml:space="preserve">The Foundations of Stochastic Geometry</w:t>
+        <w:t xml:space="preserve">Ripley, B. D. (1977).</w:t>
+      </w:r>
+      <w:r>
+        <w:t xml:space="preserve"> </w:t>
+      </w:r>
+      <w:r>
+        <w:t xml:space="preserve">Modelling Spatial Patterns</w:t>
       </w:r>
       <w:r>
         <w:t xml:space="preserve">.</w:t>
@@ -8690,7 +8725,7 @@
           <w:i/>
           <w:iCs/>
         </w:rPr>
-        <w:t xml:space="preserve">Annals of Probability</w:t>
+        <w:t xml:space="preserve">Journal of the Royal Statistical Society: Series B (Statistical Methodology)</w:t>
       </w:r>
       <w:r>
         <w:t xml:space="preserve">,</w:t>
@@ -8703,51 +8738,6 @@
           <w:i/>
           <w:iCs/>
         </w:rPr>
-        <w:t xml:space="preserve">4</w:t>
-      </w:r>
-      <w:r>
-        <w:t xml:space="preserve">(6), 995–998.</w:t>
-      </w:r>
-    </w:p>
-    <w:bookmarkEnd w:id="130"/>
-    <w:bookmarkStart w:id="132" w:name="ref-Ripley1977"/>
-    <w:p>
-      <w:pPr>
-        <w:pStyle w:val="Bibliographie"/>
-      </w:pPr>
-      <w:r>
-        <w:t xml:space="preserve">Ripley, B. D. (1977).</w:t>
-      </w:r>
-      <w:r>
-        <w:t xml:space="preserve"> </w:t>
-      </w:r>
-      <w:r>
-        <w:t xml:space="preserve">Modelling Spatial Patterns</w:t>
-      </w:r>
-      <w:r>
-        <w:t xml:space="preserve">.</w:t>
-      </w:r>
-      <w:r>
-        <w:t xml:space="preserve"> </w:t>
-      </w:r>
-      <w:r>
-        <w:rPr>
-          <w:i/>
-          <w:iCs/>
-        </w:rPr>
-        <w:t xml:space="preserve">Journal of the Royal Statistical Society: Series B (Statistical Methodology)</w:t>
-      </w:r>
-      <w:r>
-        <w:t xml:space="preserve">,</w:t>
-      </w:r>
-      <w:r>
-        <w:t xml:space="preserve"> </w:t>
-      </w:r>
-      <w:r>
-        <w:rPr>
-          <w:i/>
-          <w:iCs/>
-        </w:rPr>
         <w:t xml:space="preserve">39</w:t>
       </w:r>
       <w:r>
@@ -8756,7 +8746,7 @@
       <w:r>
         <w:t xml:space="preserve"> </w:t>
       </w:r>
-      <w:hyperlink r:id="rId131">
+      <w:hyperlink r:id="rId130">
         <w:r>
           <w:rPr>
             <w:rStyle w:val="Lienhypertexte"/>
@@ -8765,20 +8755,65 @@
         </w:r>
       </w:hyperlink>
     </w:p>
+    <w:bookmarkEnd w:id="131"/>
+    <w:bookmarkStart w:id="132" w:name="ref-Rosenthal2001"/>
+    <w:p>
+      <w:pPr>
+        <w:pStyle w:val="Bibliographie"/>
+      </w:pPr>
+      <w:r>
+        <w:t xml:space="preserve">Rosenthal, S. S., &amp; Strange, W. C. (2001).</w:t>
+      </w:r>
+      <w:r>
+        <w:t xml:space="preserve"> </w:t>
+      </w:r>
+      <w:r>
+        <w:t xml:space="preserve">The Determinants of Agglomeration</w:t>
+      </w:r>
+      <w:r>
+        <w:t xml:space="preserve">.</w:t>
+      </w:r>
+      <w:r>
+        <w:t xml:space="preserve"> </w:t>
+      </w:r>
+      <w:r>
+        <w:rPr>
+          <w:i/>
+          <w:iCs/>
+        </w:rPr>
+        <w:t xml:space="preserve">Journal of Urban Economics</w:t>
+      </w:r>
+      <w:r>
+        <w:t xml:space="preserve">,</w:t>
+      </w:r>
+      <w:r>
+        <w:t xml:space="preserve"> </w:t>
+      </w:r>
+      <w:r>
+        <w:rPr>
+          <w:i/>
+          <w:iCs/>
+        </w:rPr>
+        <w:t xml:space="preserve">50</w:t>
+      </w:r>
+      <w:r>
+        <w:t xml:space="preserve">(2), 191–229.</w:t>
+      </w:r>
+    </w:p>
     <w:bookmarkEnd w:id="132"/>
-    <w:bookmarkStart w:id="133" w:name="ref-Rosenthal2001"/>
+    <w:bookmarkStart w:id="134" w:name="ref-Rosenthal2003"/>
     <w:p>
       <w:pPr>
         <w:pStyle w:val="Bibliographie"/>
       </w:pPr>
       <w:r>
-        <w:t xml:space="preserve">Rosenthal, S. S., &amp; Strange, W. C. (2001).</w:t>
-      </w:r>
-      <w:r>
-        <w:t xml:space="preserve"> </w:t>
-      </w:r>
-      <w:r>
-        <w:t xml:space="preserve">The Determinants of Agglomeration</w:t>
+        <w:t xml:space="preserve">Rosenthal, S. S., &amp; Strange, W. C. (2003).</w:t>
+      </w:r>
+      <w:r>
+        <w:t xml:space="preserve"> </w:t>
+      </w:r>
+      <w:r>
+        <w:t xml:space="preserve">Geography, Industrial Organisation, and Agglomeration</w:t>
       </w:r>
       <w:r>
         <w:t xml:space="preserve">.</w:t>
@@ -8791,7 +8826,7 @@
           <w:i/>
           <w:iCs/>
         </w:rPr>
-        <w:t xml:space="preserve">Journal of Urban Economics</w:t>
+        <w:t xml:space="preserve">The Review of Economics and Statistics</w:t>
       </w:r>
       <w:r>
         <w:t xml:space="preserve">,</w:t>
@@ -8804,51 +8839,6 @@
           <w:i/>
           <w:iCs/>
         </w:rPr>
-        <w:t xml:space="preserve">50</w:t>
-      </w:r>
-      <w:r>
-        <w:t xml:space="preserve">(2), 191–229.</w:t>
-      </w:r>
-    </w:p>
-    <w:bookmarkEnd w:id="133"/>
-    <w:bookmarkStart w:id="135" w:name="ref-Rosenthal2003"/>
-    <w:p>
-      <w:pPr>
-        <w:pStyle w:val="Bibliographie"/>
-      </w:pPr>
-      <w:r>
-        <w:t xml:space="preserve">Rosenthal, S. S., &amp; Strange, W. C. (2003).</w:t>
-      </w:r>
-      <w:r>
-        <w:t xml:space="preserve"> </w:t>
-      </w:r>
-      <w:r>
-        <w:t xml:space="preserve">Geography, Industrial Organisation, and Agglomeration</w:t>
-      </w:r>
-      <w:r>
-        <w:t xml:space="preserve">.</w:t>
-      </w:r>
-      <w:r>
-        <w:t xml:space="preserve"> </w:t>
-      </w:r>
-      <w:r>
-        <w:rPr>
-          <w:i/>
-          <w:iCs/>
-        </w:rPr>
-        <w:t xml:space="preserve">The Review of Economics and Statistics</w:t>
-      </w:r>
-      <w:r>
-        <w:t xml:space="preserve">,</w:t>
-      </w:r>
-      <w:r>
-        <w:t xml:space="preserve"> </w:t>
-      </w:r>
-      <w:r>
-        <w:rPr>
-          <w:i/>
-          <w:iCs/>
-        </w:rPr>
         <w:t xml:space="preserve">85</w:t>
       </w:r>
       <w:r>
@@ -8857,7 +8847,7 @@
       <w:r>
         <w:t xml:space="preserve"> </w:t>
       </w:r>
-      <w:hyperlink r:id="rId134">
+      <w:hyperlink r:id="rId133">
         <w:r>
           <w:rPr>
             <w:rStyle w:val="Lienhypertexte"/>
@@ -8866,55 +8856,100 @@
         </w:r>
       </w:hyperlink>
     </w:p>
+    <w:bookmarkEnd w:id="134"/>
+    <w:bookmarkStart w:id="135" w:name="ref-Rosenthal2004"/>
+    <w:p>
+      <w:pPr>
+        <w:pStyle w:val="Bibliographie"/>
+      </w:pPr>
+      <w:r>
+        <w:t xml:space="preserve">Rosenthal, S. S., &amp; Strange, W. C. (2004).</w:t>
+      </w:r>
+      <w:r>
+        <w:t xml:space="preserve"> </w:t>
+      </w:r>
+      <w:r>
+        <w:t xml:space="preserve">Evidence on the Nature and Sources of Agglomeration Economies</w:t>
+      </w:r>
+      <w:r>
+        <w:t xml:space="preserve">. In J. V. Henderson &amp; J.-F. Thisse (Eds),</w:t>
+      </w:r>
+      <w:r>
+        <w:t xml:space="preserve"> </w:t>
+      </w:r>
+      <w:r>
+        <w:rPr>
+          <w:i/>
+          <w:iCs/>
+        </w:rPr>
+        <w:t xml:space="preserve">Cities and geography</w:t>
+      </w:r>
+      <w:r>
+        <w:t xml:space="preserve"> </w:t>
+      </w:r>
+      <w:r>
+        <w:t xml:space="preserve">(Vol. 4, pp. 2119–2171). Elsevier.</w:t>
+      </w:r>
+    </w:p>
     <w:bookmarkEnd w:id="135"/>
-    <w:bookmarkStart w:id="136" w:name="ref-Rosenthal2004"/>
+    <w:bookmarkStart w:id="136" w:name="ref-Rosenthal2020"/>
     <w:p>
       <w:pPr>
         <w:pStyle w:val="Bibliographie"/>
       </w:pPr>
       <w:r>
-        <w:t xml:space="preserve">Rosenthal, S. S., &amp; Strange, W. C. (2004).</w:t>
-      </w:r>
-      <w:r>
-        <w:t xml:space="preserve"> </w:t>
-      </w:r>
-      <w:r>
-        <w:t xml:space="preserve">Evidence on the Nature and Sources of Agglomeration Economies</w:t>
-      </w:r>
-      <w:r>
-        <w:t xml:space="preserve">. In J. V. Henderson &amp; J.-F. Thisse (Eds),</w:t>
-      </w:r>
-      <w:r>
-        <w:t xml:space="preserve"> </w:t>
-      </w:r>
-      <w:r>
-        <w:rPr>
-          <w:i/>
-          <w:iCs/>
-        </w:rPr>
-        <w:t xml:space="preserve">Cities and geography</w:t>
-      </w:r>
-      <w:r>
-        <w:t xml:space="preserve"> </w:t>
-      </w:r>
-      <w:r>
-        <w:t xml:space="preserve">(Vol. 4, pp. 2119–2171). Elsevier.</w:t>
+        <w:t xml:space="preserve">Rosenthal, S. S., &amp; Strange, W. C. (2020).</w:t>
+      </w:r>
+      <w:r>
+        <w:t xml:space="preserve"> </w:t>
+      </w:r>
+      <w:r>
+        <w:t xml:space="preserve">How Close Is Close? The Spatial Reach of Agglomeration Economies</w:t>
+      </w:r>
+      <w:r>
+        <w:t xml:space="preserve">.</w:t>
+      </w:r>
+      <w:r>
+        <w:t xml:space="preserve"> </w:t>
+      </w:r>
+      <w:r>
+        <w:rPr>
+          <w:i/>
+          <w:iCs/>
+        </w:rPr>
+        <w:t xml:space="preserve">Journal of Economic Perspectives</w:t>
+      </w:r>
+      <w:r>
+        <w:t xml:space="preserve">,</w:t>
+      </w:r>
+      <w:r>
+        <w:t xml:space="preserve"> </w:t>
+      </w:r>
+      <w:r>
+        <w:rPr>
+          <w:i/>
+          <w:iCs/>
+        </w:rPr>
+        <w:t xml:space="preserve">34</w:t>
+      </w:r>
+      <w:r>
+        <w:t xml:space="preserve">(3), 27–49.</w:t>
       </w:r>
     </w:p>
     <w:bookmarkEnd w:id="136"/>
-    <w:bookmarkStart w:id="137" w:name="ref-Rosenthal2020"/>
+    <w:bookmarkStart w:id="138" w:name="ref-Scholl2013"/>
     <w:p>
       <w:pPr>
         <w:pStyle w:val="Bibliographie"/>
       </w:pPr>
       <w:r>
-        <w:t xml:space="preserve">Rosenthal, S. S., &amp; Strange, W. C. (2020).</w:t>
-      </w:r>
-      <w:r>
-        <w:t xml:space="preserve"> </w:t>
-      </w:r>
-      <w:r>
-        <w:t xml:space="preserve">How Close Is Close? The Spatial Reach of Agglomeration Economies</w:t>
+        <w:t xml:space="preserve">Scholl, T., &amp; Brenner, T. (2015).</w:t>
+      </w:r>
+      <w:r>
+        <w:t xml:space="preserve"> </w:t>
+      </w:r>
+      <w:r>
+        <w:t xml:space="preserve">Optimizing Distance-Based Methods for Large Data Sets</w:t>
       </w:r>
       <w:r>
         <w:t xml:space="preserve">.</w:t>
@@ -8927,7 +8962,7 @@
           <w:i/>
           <w:iCs/>
         </w:rPr>
-        <w:t xml:space="preserve">Journal of Economic Perspectives</w:t>
+        <w:t xml:space="preserve">Journal of Geographical Systems</w:t>
       </w:r>
       <w:r>
         <w:t xml:space="preserve">,</w:t>
@@ -8940,51 +8975,6 @@
           <w:i/>
           <w:iCs/>
         </w:rPr>
-        <w:t xml:space="preserve">34</w:t>
-      </w:r>
-      <w:r>
-        <w:t xml:space="preserve">(3), 27–49.</w:t>
-      </w:r>
-    </w:p>
-    <w:bookmarkEnd w:id="137"/>
-    <w:bookmarkStart w:id="139" w:name="ref-Scholl2013"/>
-    <w:p>
-      <w:pPr>
-        <w:pStyle w:val="Bibliographie"/>
-      </w:pPr>
-      <w:r>
-        <w:t xml:space="preserve">Scholl, T., &amp; Brenner, T. (2015).</w:t>
-      </w:r>
-      <w:r>
-        <w:t xml:space="preserve"> </w:t>
-      </w:r>
-      <w:r>
-        <w:t xml:space="preserve">Optimizing Distance-Based Methods for Large Data Sets</w:t>
-      </w:r>
-      <w:r>
-        <w:t xml:space="preserve">.</w:t>
-      </w:r>
-      <w:r>
-        <w:t xml:space="preserve"> </w:t>
-      </w:r>
-      <w:r>
-        <w:rPr>
-          <w:i/>
-          <w:iCs/>
-        </w:rPr>
-        <w:t xml:space="preserve">Journal of Geographical Systems</w:t>
-      </w:r>
-      <w:r>
-        <w:t xml:space="preserve">,</w:t>
-      </w:r>
-      <w:r>
-        <w:t xml:space="preserve"> </w:t>
-      </w:r>
-      <w:r>
-        <w:rPr>
-          <w:i/>
-          <w:iCs/>
-        </w:rPr>
         <w:t xml:space="preserve">17</w:t>
       </w:r>
       <w:r>
@@ -8993,7 +8983,7 @@
       <w:r>
         <w:t xml:space="preserve"> </w:t>
       </w:r>
-      <w:hyperlink r:id="rId138">
+      <w:hyperlink r:id="rId137">
         <w:r>
           <w:rPr>
             <w:rStyle w:val="Lienhypertexte"/>
@@ -9002,20 +8992,204 @@
         </w:r>
       </w:hyperlink>
     </w:p>
+    <w:bookmarkEnd w:id="138"/>
+    <w:bookmarkStart w:id="139" w:name="ref-Sweeney1998"/>
+    <w:p>
+      <w:pPr>
+        <w:pStyle w:val="Bibliographie"/>
+      </w:pPr>
+      <w:r>
+        <w:t xml:space="preserve">Sweeney, S. H., &amp; Feser, E. J. (1998).</w:t>
+      </w:r>
+      <w:r>
+        <w:t xml:space="preserve"> </w:t>
+      </w:r>
+      <w:r>
+        <w:t xml:space="preserve">Plant Size and Clustering of Manufacturing Activity</w:t>
+      </w:r>
+      <w:r>
+        <w:t xml:space="preserve">.</w:t>
+      </w:r>
+      <w:r>
+        <w:t xml:space="preserve"> </w:t>
+      </w:r>
+      <w:r>
+        <w:rPr>
+          <w:i/>
+          <w:iCs/>
+        </w:rPr>
+        <w:t xml:space="preserve">Geographical Analysis</w:t>
+      </w:r>
+      <w:r>
+        <w:t xml:space="preserve">,</w:t>
+      </w:r>
+      <w:r>
+        <w:t xml:space="preserve"> </w:t>
+      </w:r>
+      <w:r>
+        <w:rPr>
+          <w:i/>
+          <w:iCs/>
+        </w:rPr>
+        <w:t xml:space="preserve">30</w:t>
+      </w:r>
+      <w:r>
+        <w:t xml:space="preserve">(1), 45–64.</w:t>
+      </w:r>
+    </w:p>
     <w:bookmarkEnd w:id="139"/>
-    <w:bookmarkStart w:id="140" w:name="ref-Sweeney1998"/>
+    <w:bookmarkStart w:id="140" w:name="ref-Sweeney2004"/>
     <w:p>
       <w:pPr>
         <w:pStyle w:val="Bibliographie"/>
       </w:pPr>
       <w:r>
-        <w:t xml:space="preserve">Sweeney, S. H., &amp; Feser, E. J. (1998).</w:t>
-      </w:r>
-      <w:r>
-        <w:t xml:space="preserve"> </w:t>
-      </w:r>
-      <w:r>
-        <w:t xml:space="preserve">Plant Size and Clustering of Manufacturing Activity</w:t>
+        <w:t xml:space="preserve">Sweeney, S. H., &amp; Feser, E. J. (2004).</w:t>
+      </w:r>
+      <w:r>
+        <w:t xml:space="preserve"> </w:t>
+      </w:r>
+      <w:r>
+        <w:t xml:space="preserve">Business Location and Spatial Externalities: Tying Concepts to Measures</w:t>
+      </w:r>
+      <w:r>
+        <w:t xml:space="preserve">. In M. F. Goodchild &amp; D. G. Janelle (Eds),</w:t>
+      </w:r>
+      <w:r>
+        <w:t xml:space="preserve"> </w:t>
+      </w:r>
+      <w:r>
+        <w:rPr>
+          <w:i/>
+          <w:iCs/>
+        </w:rPr>
+        <w:t xml:space="preserve">Spatially integrated social science</w:t>
+      </w:r>
+      <w:r>
+        <w:t xml:space="preserve">. Oxford University Press.</w:t>
+      </w:r>
+    </w:p>
+    <w:bookmarkEnd w:id="140"/>
+    <w:bookmarkStart w:id="141" w:name="ref-Sweeney2005"/>
+    <w:p>
+      <w:pPr>
+        <w:pStyle w:val="Bibliographie"/>
+      </w:pPr>
+      <w:r>
+        <w:t xml:space="preserve">Sweeney, S. H., &amp; Konty, K. J. (2005). Robust point-pattern inference from spatially censored data.</w:t>
+      </w:r>
+      <w:r>
+        <w:t xml:space="preserve"> </w:t>
+      </w:r>
+      <w:r>
+        <w:rPr>
+          <w:i/>
+          <w:iCs/>
+        </w:rPr>
+        <w:t xml:space="preserve">Environment and Planning. A</w:t>
+      </w:r>
+      <w:r>
+        <w:t xml:space="preserve">,</w:t>
+      </w:r>
+      <w:r>
+        <w:t xml:space="preserve"> </w:t>
+      </w:r>
+      <w:r>
+        <w:rPr>
+          <w:i/>
+          <w:iCs/>
+        </w:rPr>
+        <w:t xml:space="preserve">37</w:t>
+      </w:r>
+      <w:r>
+        <w:t xml:space="preserve">(1), 141–159.</w:t>
+      </w:r>
+    </w:p>
+    <w:bookmarkEnd w:id="141"/>
+    <w:bookmarkStart w:id="142" w:name="ref-Sweeney2022"/>
+    <w:p>
+      <w:pPr>
+        <w:pStyle w:val="Bibliographie"/>
+      </w:pPr>
+      <w:r>
+        <w:t xml:space="preserve">Sweeney, S., &amp; Arabadjis, S. (2022).</w:t>
+      </w:r>
+      <w:r>
+        <w:t xml:space="preserve"> </w:t>
+      </w:r>
+      <w:r>
+        <w:t xml:space="preserve">Spatial Point Patterns</w:t>
+      </w:r>
+      <w:r>
+        <w:t xml:space="preserve">. In S. J. Rey &amp; R. Franklin (Eds),</w:t>
+      </w:r>
+      <w:r>
+        <w:t xml:space="preserve"> </w:t>
+      </w:r>
+      <w:r>
+        <w:rPr>
+          <w:i/>
+          <w:iCs/>
+        </w:rPr>
+        <w:t xml:space="preserve">Handbook of spatial analysis in the social sciences</w:t>
+      </w:r>
+      <w:r>
+        <w:t xml:space="preserve"> </w:t>
+      </w:r>
+      <w:r>
+        <w:t xml:space="preserve">(pp. 262–276). Edward Elgar Publishing.</w:t>
+      </w:r>
+    </w:p>
+    <w:bookmarkEnd w:id="142"/>
+    <w:bookmarkStart w:id="143" w:name="ref-Theil1967"/>
+    <w:p>
+      <w:pPr>
+        <w:pStyle w:val="Bibliographie"/>
+      </w:pPr>
+      <w:r>
+        <w:t xml:space="preserve">Theil, H. (1967).</w:t>
+      </w:r>
+      <w:r>
+        <w:t xml:space="preserve"> </w:t>
+      </w:r>
+      <w:r>
+        <w:rPr>
+          <w:i/>
+          <w:iCs/>
+        </w:rPr>
+        <w:t xml:space="preserve">Economics and Information Theory</w:t>
+      </w:r>
+      <w:r>
+        <w:t xml:space="preserve">. Rand McNally &amp; Company.</w:t>
+      </w:r>
+    </w:p>
+    <w:bookmarkEnd w:id="143"/>
+    <w:bookmarkStart w:id="145" w:name="ref-Tidu2023"/>
+    <w:p>
+      <w:pPr>
+        <w:pStyle w:val="Bibliographie"/>
+      </w:pPr>
+      <w:r>
+        <w:t xml:space="preserve">Tidu, A., Guy, F., &amp; Usai, S. (2024).</w:t>
+      </w:r>
+      <w:r>
+        <w:t xml:space="preserve"> </w:t>
+      </w:r>
+      <w:r>
+        <w:t xml:space="preserve">Measuring Spatial Dispersion: An Experimental Test on the</w:t>
+      </w:r>
+      <w:r>
+        <w:t xml:space="preserve"> </w:t>
+      </w:r>
+      <w:r>
+        <w:rPr>
+          <w:i/>
+          <w:iCs/>
+        </w:rPr>
+        <w:t xml:space="preserve">M</w:t>
+      </w:r>
+      <w:r>
+        <w:t xml:space="preserve">-Index</w:t>
       </w:r>
       <w:r>
         <w:t xml:space="preserve">.</w:t>
@@ -9041,190 +9215,6 @@
           <w:i/>
           <w:iCs/>
         </w:rPr>
-        <w:t xml:space="preserve">30</w:t>
-      </w:r>
-      <w:r>
-        <w:t xml:space="preserve">(1), 45–64.</w:t>
-      </w:r>
-    </w:p>
-    <w:bookmarkEnd w:id="140"/>
-    <w:bookmarkStart w:id="141" w:name="ref-Sweeney2004"/>
-    <w:p>
-      <w:pPr>
-        <w:pStyle w:val="Bibliographie"/>
-      </w:pPr>
-      <w:r>
-        <w:t xml:space="preserve">Sweeney, S. H., &amp; Feser, E. J. (2004).</w:t>
-      </w:r>
-      <w:r>
-        <w:t xml:space="preserve"> </w:t>
-      </w:r>
-      <w:r>
-        <w:t xml:space="preserve">Business Location and Spatial Externalities: Tying Concepts to Measures</w:t>
-      </w:r>
-      <w:r>
-        <w:t xml:space="preserve">. In M. F. Goodchild &amp; D. G. Janelle (Eds),</w:t>
-      </w:r>
-      <w:r>
-        <w:t xml:space="preserve"> </w:t>
-      </w:r>
-      <w:r>
-        <w:rPr>
-          <w:i/>
-          <w:iCs/>
-        </w:rPr>
-        <w:t xml:space="preserve">Spatially integrated social science</w:t>
-      </w:r>
-      <w:r>
-        <w:t xml:space="preserve">. Oxford University Press.</w:t>
-      </w:r>
-    </w:p>
-    <w:bookmarkEnd w:id="141"/>
-    <w:bookmarkStart w:id="142" w:name="ref-Sweeney2005"/>
-    <w:p>
-      <w:pPr>
-        <w:pStyle w:val="Bibliographie"/>
-      </w:pPr>
-      <w:r>
-        <w:t xml:space="preserve">Sweeney, S. H., &amp; Konty, K. J. (2005). Robust point-pattern inference from spatially censored data.</w:t>
-      </w:r>
-      <w:r>
-        <w:t xml:space="preserve"> </w:t>
-      </w:r>
-      <w:r>
-        <w:rPr>
-          <w:i/>
-          <w:iCs/>
-        </w:rPr>
-        <w:t xml:space="preserve">Environment and Planning. A</w:t>
-      </w:r>
-      <w:r>
-        <w:t xml:space="preserve">,</w:t>
-      </w:r>
-      <w:r>
-        <w:t xml:space="preserve"> </w:t>
-      </w:r>
-      <w:r>
-        <w:rPr>
-          <w:i/>
-          <w:iCs/>
-        </w:rPr>
-        <w:t xml:space="preserve">37</w:t>
-      </w:r>
-      <w:r>
-        <w:t xml:space="preserve">(1), 141–159.</w:t>
-      </w:r>
-    </w:p>
-    <w:bookmarkEnd w:id="142"/>
-    <w:bookmarkStart w:id="143" w:name="ref-Sweeney2022"/>
-    <w:p>
-      <w:pPr>
-        <w:pStyle w:val="Bibliographie"/>
-      </w:pPr>
-      <w:r>
-        <w:t xml:space="preserve">Sweeney, S., &amp; Arabadjis, S. (2022).</w:t>
-      </w:r>
-      <w:r>
-        <w:t xml:space="preserve"> </w:t>
-      </w:r>
-      <w:r>
-        <w:t xml:space="preserve">Spatial Point Patterns</w:t>
-      </w:r>
-      <w:r>
-        <w:t xml:space="preserve">. In S. J. Rey &amp; R. Franklin (Eds),</w:t>
-      </w:r>
-      <w:r>
-        <w:t xml:space="preserve"> </w:t>
-      </w:r>
-      <w:r>
-        <w:rPr>
-          <w:i/>
-          <w:iCs/>
-        </w:rPr>
-        <w:t xml:space="preserve">Handbook of spatial analysis in the social sciences</w:t>
-      </w:r>
-      <w:r>
-        <w:t xml:space="preserve"> </w:t>
-      </w:r>
-      <w:r>
-        <w:t xml:space="preserve">(pp. 262–276). Edward Elgar Publishing.</w:t>
-      </w:r>
-    </w:p>
-    <w:bookmarkEnd w:id="143"/>
-    <w:bookmarkStart w:id="144" w:name="ref-Theil1967"/>
-    <w:p>
-      <w:pPr>
-        <w:pStyle w:val="Bibliographie"/>
-      </w:pPr>
-      <w:r>
-        <w:t xml:space="preserve">Theil, H. (1967).</w:t>
-      </w:r>
-      <w:r>
-        <w:t xml:space="preserve"> </w:t>
-      </w:r>
-      <w:r>
-        <w:rPr>
-          <w:i/>
-          <w:iCs/>
-        </w:rPr>
-        <w:t xml:space="preserve">Economics and Information Theory</w:t>
-      </w:r>
-      <w:r>
-        <w:t xml:space="preserve">. Rand McNally &amp; Company.</w:t>
-      </w:r>
-    </w:p>
-    <w:bookmarkEnd w:id="144"/>
-    <w:bookmarkStart w:id="146" w:name="ref-Tidu2023"/>
-    <w:p>
-      <w:pPr>
-        <w:pStyle w:val="Bibliographie"/>
-      </w:pPr>
-      <w:r>
-        <w:t xml:space="preserve">Tidu, A., Guy, F., &amp; Usai, S. (2024).</w:t>
-      </w:r>
-      <w:r>
-        <w:t xml:space="preserve"> </w:t>
-      </w:r>
-      <w:r>
-        <w:t xml:space="preserve">Measuring Spatial Dispersion: An Experimental Test on the</w:t>
-      </w:r>
-      <w:r>
-        <w:t xml:space="preserve"> </w:t>
-      </w:r>
-      <w:r>
-        <w:rPr>
-          <w:i/>
-          <w:iCs/>
-        </w:rPr>
-        <w:t xml:space="preserve">M</w:t>
-      </w:r>
-      <w:r>
-        <w:t xml:space="preserve">-Index</w:t>
-      </w:r>
-      <w:r>
-        <w:t xml:space="preserve">.</w:t>
-      </w:r>
-      <w:r>
-        <w:t xml:space="preserve"> </w:t>
-      </w:r>
-      <w:r>
-        <w:rPr>
-          <w:i/>
-          <w:iCs/>
-        </w:rPr>
-        <w:t xml:space="preserve">Geographical Analysis</w:t>
-      </w:r>
-      <w:r>
-        <w:t xml:space="preserve">,</w:t>
-      </w:r>
-      <w:r>
-        <w:t xml:space="preserve"> </w:t>
-      </w:r>
-      <w:r>
-        <w:rPr>
-          <w:i/>
-          <w:iCs/>
-        </w:rPr>
         <w:t xml:space="preserve">56</w:t>
       </w:r>
       <w:r>
@@ -9233,7 +9223,7 @@
       <w:r>
         <w:t xml:space="preserve"> </w:t>
       </w:r>
-      <w:hyperlink r:id="rId145">
+      <w:hyperlink r:id="rId144">
         <w:r>
           <w:rPr>
             <w:rStyle w:val="Lienhypertexte"/>
@@ -9242,9 +9232,9 @@
         </w:r>
       </w:hyperlink>
     </w:p>
+    <w:bookmarkEnd w:id="145"/>
     <w:bookmarkEnd w:id="146"/>
     <w:bookmarkEnd w:id="147"/>
-    <w:bookmarkEnd w:id="148"/>
     <w:sectPr>
       <w:pgSz w:code="1" w:h="15840" w:w="12240"/>
       <w:pgMar w:bottom="1418" w:footer="720" w:gutter="0" w:header="720" w:left="1701" w:right="1418" w:top="1701"/>

--- a/Rev1.docx
+++ b/Rev1.docx
@@ -7,7 +7,7 @@
         <w:pStyle w:val="Date"/>
       </w:pPr>
       <w:r>
-        <w:t xml:space="preserve">June 09, 2026</w:t>
+        <w:t xml:space="preserve">June 10, 2026</w:t>
       </w:r>
     </w:p>
     <w:p>
@@ -4235,7 +4235,7 @@
         <w:t xml:space="preserve"> </w:t>
       </w:r>
       <w:r>
-        <w:t xml:space="preserve">0.96) using the mentioned relation:</w:t>
+        <w:t xml:space="preserve">0.97) using the mentioned relation:</w:t>
       </w:r>
       <w:r>
         <w:t xml:space="preserve"> </w:t>
@@ -4331,7 +4331,7 @@
         </m:r>
       </m:oMath>
       <w:r>
-        <w:t xml:space="preserve"> points (e.g., 2.51 seconds for 100,000 points), knowing the time</w:t>
+        <w:t xml:space="preserve"> points (e.g., 3.03 seconds for 100,000 points), knowing the time</w:t>
       </w:r>
       <w:r>
         <w:t xml:space="preserve"> </w:t>
@@ -4611,7 +4611,7 @@
         <w:t xml:space="preserve">M</w:t>
       </w:r>
       <w:r>
-        <w:t xml:space="preserve"> is &lt; 3 seconds for a set of 100,000 points on a modern computer</w:t>
+        <w:t xml:space="preserve"> is &lt; 4 seconds for a set of 100,000 points on a modern computer</w:t>
       </w:r>
       <w:r>
         <w:rPr>
@@ -4629,19 +4629,19 @@
         <w:t xml:space="preserve"> </w:t>
       </w:r>
       <w:r>
-        <w:t xml:space="preserve">Therefore, calculating a confidence interval from 1,000 simulations requires less than 50 minutes.</w:t>
-      </w:r>
-      <w:r>
-        <w:t xml:space="preserve"> </w:t>
-      </w:r>
-      <w:r>
-        <w:t xml:space="preserve">For a set of five million points, the power law predicts around 6 minutes of computing time.</w:t>
-      </w:r>
-      <w:r>
-        <w:t xml:space="preserve"> </w:t>
-      </w:r>
-      <w:r>
-        <w:t xml:space="preserve">Accordingly, 1,000 simulations would take around 4 days.</w:t>
+        <w:t xml:space="preserve">Therefore, calculating a confidence interval from 1,000 simulations requires less than 67 minutes.</w:t>
+      </w:r>
+      <w:r>
+        <w:t xml:space="preserve"> </w:t>
+      </w:r>
+      <w:r>
+        <w:t xml:space="preserve">For a set of five million points, the power law predicts around 8 minutes of computing time.</w:t>
+      </w:r>
+      <w:r>
+        <w:t xml:space="preserve"> </w:t>
+      </w:r>
+      <w:r>
+        <w:t xml:space="preserve">Accordingly, 1,000 simulations would take around 6 days.</w:t>
       </w:r>
     </w:p>
     <w:p>
@@ -7474,7 +7474,7 @@
           <w:i/>
           <w:iCs/>
         </w:rPr>
-        <w:t xml:space="preserve">American Economic Review</w:t>
+        <w:t xml:space="preserve">The American Economic Review</w:t>
       </w:r>
       <w:r>
         <w:t xml:space="preserve">,</w:t>

--- a/Rev1.docx
+++ b/Rev1.docx
@@ -7,7 +7,7 @@
         <w:pStyle w:val="Date"/>
       </w:pPr>
       <w:r>
-        <w:t xml:space="preserve">June 10, 2026</w:t>
+        <w:t xml:space="preserve">June 13, 2026</w:t>
       </w:r>
     </w:p>
     <w:p>
@@ -161,7 +161,25 @@
         <w:t xml:space="preserve"> </w:t>
       </w:r>
       <w:r>
-        <w:t xml:space="preserve">Empirical studies at highly detailed geographical levels have been proposed in recent years</w:t>
+        <w:t xml:space="preserve">Empirical studies at highly detailed geographical levels have been proposed in recent years: see for example</w:t>
+      </w:r>
+      <w:r>
+        <w:t xml:space="preserve"> </w:t>
+      </w:r>
+      <w:r>
+        <w:t xml:space="preserve">d’Aspremont et al.</w:t>
+      </w:r>
+      <w:r>
+        <w:t xml:space="preserve"> </w:t>
+      </w:r>
+      <w:r>
+        <w:t xml:space="preserve">(2025)</w:t>
+      </w:r>
+      <w:r>
+        <w:t xml:space="preserve"> </w:t>
+      </w:r>
+      <w:r>
+        <w:t xml:space="preserve">or</w:t>
       </w:r>
       <w:r>
         <w:t xml:space="preserve"> </w:t>
@@ -170,64 +188,58 @@
         <w:t xml:space="preserve">Baragwanath et al. (2026)</w:t>
       </w:r>
       <w:r>
+        <w:t xml:space="preserve"> </w:t>
+      </w:r>
+      <w:r>
+        <w:t xml:space="preserve">based on satellite imagery.</w:t>
+      </w:r>
+      <w:r>
+        <w:t xml:space="preserve"> </w:t>
+      </w:r>
+      <w:r>
+        <w:t xml:space="preserve">In particular, the detection of spatial structures (attraction, repulsion, and independence) of individual spatialized data using analyses that are no longer based on zoned data but on geo-located data has received an increasing attention.</w:t>
+      </w:r>
+      <w:r>
+        <w:t xml:space="preserve"> </w:t>
+      </w:r>
+      <w:r>
+        <w:t xml:space="preserve">Such an approach has the advantage of preserving the exact positions of the entities analyzed contrarily to data aggregated at a given spatial level (for example regions, counties etc.).</w:t>
+      </w:r>
+      <w:r>
+        <w:t xml:space="preserve"> </w:t>
+      </w:r>
+      <w:r>
+        <w:t xml:space="preserve">Since the 2000s, a series of spatial concentration measures based on distances between geo-localized entities studied has been proposed</w:t>
+      </w:r>
+      <w:r>
+        <w:t xml:space="preserve"> </w:t>
+      </w:r>
+      <w:r>
+        <w:t xml:space="preserve">(see Marcon &amp; Puech, 2017 for a complete review)</w:t>
+      </w:r>
+      <w:r>
         <w:t xml:space="preserve">.</w:t>
       </w:r>
       <w:r>
         <w:t xml:space="preserve"> </w:t>
       </w:r>
       <w:r>
-        <w:t xml:space="preserve">In particular, the detection of spatial structures (attraction, repulsion, and independence) of individual spatialized data using analyses that are no longer based on zoned data but on geo-located data has received an increasing attention.</w:t>
-      </w:r>
-      <w:r>
-        <w:t xml:space="preserve"> </w:t>
-      </w:r>
-      <w:r>
-        <w:t xml:space="preserve">Such an approach has the advantage of preserving the exact positions of the entities analyzed contrarily to data aggregated at a given spatial level (for example regions, counties etc.).</w:t>
-      </w:r>
-      <w:r>
-        <w:t xml:space="preserve"> </w:t>
-      </w:r>
-      <w:r>
-        <w:t xml:space="preserve">Since the 2000s, a series of spatial concentration measures based on distances between geo-localized entities studied has been proposed (see</w:t>
-      </w:r>
-      <w:r>
-        <w:t xml:space="preserve"> </w:t>
-      </w:r>
-      <w:r>
-        <w:t xml:space="preserve">Marcon &amp; Puech (2017)</w:t>
-      </w:r>
-      <w:r>
-        <w:t xml:space="preserve"> </w:t>
-      </w:r>
-      <w:r>
-        <w:t xml:space="preserve">for a complete review).</w:t>
-      </w:r>
-      <w:r>
-        <w:t xml:space="preserve"> </w:t>
-      </w:r>
-      <w:r>
-        <w:t xml:space="preserve">By considering space as continuous, the advantage of these distance-based methods is to circumvent any statistical bias associated to a discretization of space into separate units, known as the MAUP-Modifiable Areal Unit Problem: see</w:t>
-      </w:r>
-      <w:r>
-        <w:t xml:space="preserve"> </w:t>
-      </w:r>
-      <w:r>
-        <w:t xml:space="preserve">Openshaw &amp; Taylor (1979)</w:t>
-      </w:r>
-      <w:r>
-        <w:t xml:space="preserve"> </w:t>
-      </w:r>
-      <w:r>
-        <w:t xml:space="preserve">or</w:t>
-      </w:r>
-      <w:r>
-        <w:t xml:space="preserve"> </w:t>
-      </w:r>
-      <w:r>
-        <w:t xml:space="preserve">Arbia (1989)</w:t>
-      </w:r>
-      <w:r>
-        <w:t xml:space="preserve">. Numerous studies have shown the importance of using such a methodology in social sciences</w:t>
+        <w:t xml:space="preserve">By considering space as continuous, the advantage of these distance-based methods is to circumvent any statistical bias associated to a discretization of space into separate units, known as the MAUP-Modifiable Areal Unit Problem</w:t>
+      </w:r>
+      <w:r>
+        <w:t xml:space="preserve"> </w:t>
+      </w:r>
+      <w:r>
+        <w:t xml:space="preserve">(Arbia, 1989; Openshaw &amp; Taylor, 1979)</w:t>
+      </w:r>
+      <w:r>
+        <w:t xml:space="preserve">.</w:t>
+      </w:r>
+      <w:r>
+        <w:t xml:space="preserve"> </w:t>
+      </w:r>
+      <w:r>
+        <w:t xml:space="preserve">Numerous studies have shown the importance of using such a methodology in social sciences</w:t>
       </w:r>
       <w:r>
         <w:t xml:space="preserve"> </w:t>
@@ -278,13 +290,13 @@
         <w:t xml:space="preserve"> </w:t>
       </w:r>
       <w:r>
-        <w:t xml:space="preserve">For example, they detected that establishments were spatially aggregated at distances greater than 500 meters in the metropolitan area of Milan.</w:t>
-      </w:r>
-      <w:r>
-        <w:t xml:space="preserve"> </w:t>
-      </w:r>
-      <w:r>
-        <w:t xml:space="preserve">This result encourages developments that explain such agglomeration patterns.</w:t>
+        <w:t xml:space="preserve">Notably, they detected that establishments were spatially aggregated at distances greater than 500 meters in the metropolitan area of Milan.</w:t>
+      </w:r>
+      <w:r>
+        <w:t xml:space="preserve"> </w:t>
+      </w:r>
+      <w:r>
+        <w:t xml:space="preserve">This result encouraged developments that explain such agglomeration patterns.</w:t>
       </w:r>
     </w:p>
     <w:p>
@@ -301,7 +313,7 @@
         <w:t xml:space="preserve">Tidu et al. (2024)</w:t>
       </w:r>
       <w:r>
-        <w:t xml:space="preserve">, the</w:t>
+        <w:t xml:space="preserve">: the</w:t>
       </w:r>
       <w:r>
         <w:t xml:space="preserve"> </w:t>
@@ -394,7 +406,7 @@
         <w:t xml:space="preserve"> </w:t>
       </w:r>
       <w:r>
-        <w:t xml:space="preserve">analyze the spatial concentration different facilities in French cities.</w:t>
+        <w:t xml:space="preserve">analyzed the spatial concentration different facilities in French cities.</w:t>
       </w:r>
       <w:r>
         <w:t xml:space="preserve"> </w:t>
@@ -440,7 +452,7 @@
         <w:t xml:space="preserve"> </w:t>
       </w:r>
       <w:r>
-        <w:t xml:space="preserve">employed in particular</w:t>
+        <w:t xml:space="preserve">employed</w:t>
       </w:r>
       <w:r>
         <w:t xml:space="preserve"> </w:t>
@@ -456,7 +468,7 @@
         <w:t xml:space="preserve"> </w:t>
       </w:r>
       <w:r>
-        <w:t xml:space="preserve">to characterize the location patterns of footwear subcontractors in Italy.</w:t>
+        <w:t xml:space="preserve">in particular to characterize the location patterns of footwear subcontractors in Italy.</w:t>
       </w:r>
       <w:r>
         <w:t xml:space="preserve"> </w:t>
@@ -478,7 +490,7 @@
         <w:t xml:space="preserve"> </w:t>
       </w:r>
       <w:r>
-        <w:t xml:space="preserve">function has also been rapidly applied to other domains as such as the spatial distribution of ethnic groups for example</w:t>
+        <w:t xml:space="preserve">function has also been rapidly applied to other domains as such as the spatial distribution of ethnic groups</w:t>
       </w:r>
       <w:r>
         <w:t xml:space="preserve"> </w:t>
@@ -555,112 +567,13 @@
         <w:t xml:space="preserve"> </w:t>
       </w:r>
       <w:r>
-        <w:t xml:space="preserve">For example, in their study, industrial establishments in Sardinia (Italy) were not located at their exact addresses but at the centroid of their municipality.</w:t>
+        <w:t xml:space="preserve">In their study, industrial establishments in Sardinia (Italy) were not located at their exact addresses but at the centroid of their municipality.</w:t>
       </w:r>
       <w:r>
         <w:t xml:space="preserve"> </w:t>
       </w:r>
       <w:r>
         <w:t xml:space="preserve">This repositioning reduces calculation times, as the number of possible distances between establishments is limited to the distances that separate the centroids of the municipalities.</w:t>
-      </w:r>
-      <w:r>
-        <w:t xml:space="preserve"> </w:t>
-      </w:r>
-      <w:r>
-        <w:t xml:space="preserve">This motivation is similar to that of</w:t>
-      </w:r>
-      <w:r>
-        <w:t xml:space="preserve"> </w:t>
-      </w:r>
-      <w:r>
-        <w:t xml:space="preserve">Scholl &amp; Brenner (2015)</w:t>
-      </w:r>
-      <w:r>
-        <w:t xml:space="preserve"> </w:t>
-      </w:r>
-      <w:r>
-        <w:t xml:space="preserve">who proposed approximating the distances between pairs of entities by grouping them into classes to compute the</w:t>
-      </w:r>
-      <w:r>
-        <w:t xml:space="preserve"> </w:t>
-      </w:r>
-      <m:oMath>
-        <m:sSub>
-          <m:e>
-            <m:r>
-              <m:t>K</m:t>
-            </m:r>
-          </m:e>
-          <m:sub>
-            <m:r>
-              <m:t>d</m:t>
-            </m:r>
-          </m:sub>
-        </m:sSub>
-      </m:oMath>
-      <w:r>
-        <w:t xml:space="preserve"> function</w:t>
-      </w:r>
-      <w:r>
-        <w:t xml:space="preserve"> </w:t>
-      </w:r>
-      <w:r>
-        <w:t xml:space="preserve">(Duranton &amp; Overman, 2005)</w:t>
-      </w:r>
-      <w:r>
-        <w:t xml:space="preserve">, another distance-based measure.</w:t>
-      </w:r>
-      <w:r>
-        <w:t xml:space="preserve"> </w:t>
-      </w:r>
-      <w:r>
-        <w:t xml:space="preserve">The method of</w:t>
-      </w:r>
-      <w:r>
-        <w:t xml:space="preserve"> </w:t>
-      </w:r>
-      <w:r>
-        <w:t xml:space="preserve">Scholl &amp; Brenner (2015)</w:t>
-      </w:r>
-      <w:r>
-        <w:t xml:space="preserve">, implemented in the</w:t>
-      </w:r>
-      <w:r>
-        <w:t xml:space="preserve"> </w:t>
-      </w:r>
-      <w:r>
-        <w:rPr>
-          <w:i/>
-          <w:iCs/>
-        </w:rPr>
-        <w:t xml:space="preserve">dbmss</w:t>
-      </w:r>
-      <w:r>
-        <w:t xml:space="preserve"> </w:t>
-      </w:r>
-      <w:r>
-        <w:t xml:space="preserve">package</w:t>
-      </w:r>
-      <w:r>
-        <w:t xml:space="preserve"> </w:t>
-      </w:r>
-      <w:r>
-        <w:t xml:space="preserve">(Marcon et al., 2015)</w:t>
-      </w:r>
-      <w:r>
-        <w:t xml:space="preserve"> </w:t>
-      </w:r>
-      <w:r>
-        <w:t xml:space="preserve">for R</w:t>
-      </w:r>
-      <w:r>
-        <w:t xml:space="preserve"> </w:t>
-      </w:r>
-      <w:r>
-        <w:t xml:space="preserve">(R Core Team, 2026)</w:t>
-      </w:r>
-      <w:r>
-        <w:t xml:space="preserve">, provides a considerable gain in memory use, another critical aspect of processing large datasets, with minor loss of accuracy.</w:t>
       </w:r>
       <w:r>
         <w:t xml:space="preserve"> </w:t>
@@ -699,7 +612,7 @@
           <w:b/>
           <w:bCs/>
         </w:rPr>
-        <w:t xml:space="preserve">’s method and help researchers in regional science choose the appropriate method to characterize the spatial structure of substantially large datasets.</w:t>
+        <w:t xml:space="preserve">’s method and help researchers in regional science choose the appropriate method to characterize the spatial structure of substantially large datasets. The article provides three main contributions to the literature. First, we show the advantages of estimating</w:t>
       </w:r>
       <w:r>
         <w:rPr>
@@ -712,8 +625,10 @@
         <w:rPr>
           <w:b/>
           <w:bCs/>
-        </w:rPr>
-        <w:t xml:space="preserve">The article provides three main contributions to the literature.</w:t>
+          <w:i/>
+          <w:iCs/>
+        </w:rPr>
+        <w:t xml:space="preserve">M</w:t>
       </w:r>
       <w:r>
         <w:rPr>
@@ -727,7 +642,7 @@
           <w:b/>
           <w:bCs/>
         </w:rPr>
-        <w:t xml:space="preserve">First, we show the advantages of estimating</w:t>
+        <w:t xml:space="preserve">on datasets with an order of magnitude of 100,000 points or less. On a personal computer, the computation time becomes excessive beyond that. Second, we study the effect of the geographical approximation of the locations of the analyzed entities in terms of the deterioration in information that this approach creates. Third, we show that an alternative method, i.e. random thinning of the point pattern</w:t>
       </w:r>
       <w:r>
         <w:rPr>
@@ -740,86 +655,14 @@
         <w:rPr>
           <w:b/>
           <w:bCs/>
-          <w:i/>
-          <w:iCs/>
-        </w:rPr>
-        <w:t xml:space="preserve">M</w:t>
+        </w:rPr>
+        <w:t xml:space="preserve">(Arbia et al., 2017; Sweeney &amp; Konty, 2005)</w:t>
       </w:r>
       <w:r>
         <w:rPr>
           <w:b/>
           <w:bCs/>
         </w:rPr>
-        <w:t xml:space="preserve"> </w:t>
-      </w:r>
-      <w:r>
-        <w:rPr>
-          <w:b/>
-          <w:bCs/>
-        </w:rPr>
-        <w:t xml:space="preserve">on datasets with an order of magnitude of 100,000 points or less.</w:t>
-      </w:r>
-      <w:r>
-        <w:rPr>
-          <w:b/>
-          <w:bCs/>
-        </w:rPr>
-        <w:t xml:space="preserve"> </w:t>
-      </w:r>
-      <w:r>
-        <w:rPr>
-          <w:b/>
-          <w:bCs/>
-        </w:rPr>
-        <w:t xml:space="preserve">On a personal computer, the computation time becomes excessive beyond that.</w:t>
-      </w:r>
-      <w:r>
-        <w:rPr>
-          <w:b/>
-          <w:bCs/>
-        </w:rPr>
-        <w:t xml:space="preserve"> </w:t>
-      </w:r>
-      <w:r>
-        <w:rPr>
-          <w:b/>
-          <w:bCs/>
-        </w:rPr>
-        <w:t xml:space="preserve">Second, we study the effect of the geographical approximation of the locations of the analyzed entities in terms of the deterioration in information that this approach creates.</w:t>
-      </w:r>
-      <w:r>
-        <w:rPr>
-          <w:b/>
-          <w:bCs/>
-        </w:rPr>
-        <w:t xml:space="preserve"> </w:t>
-      </w:r>
-      <w:r>
-        <w:rPr>
-          <w:b/>
-          <w:bCs/>
-        </w:rPr>
-        <w:t xml:space="preserve">Third, we show that an alternate method, i.e. random thinning of the point pattern</w:t>
-      </w:r>
-      <w:r>
-        <w:rPr>
-          <w:b/>
-          <w:bCs/>
-        </w:rPr>
-        <w:t xml:space="preserve"> </w:t>
-      </w:r>
-      <w:r>
-        <w:rPr>
-          <w:b/>
-          <w:bCs/>
-        </w:rPr>
-        <w:t xml:space="preserve">(Arbia et al., 2017; Sweeney &amp; Konty, 2005)</w:t>
-      </w:r>
-      <w:r>
-        <w:rPr>
-          <w:b/>
-          <w:bCs/>
-        </w:rPr>
         <w:t xml:space="preserve">, is more efficient.</w:t>
       </w:r>
     </w:p>
@@ -834,13 +677,13 @@
         <w:t xml:space="preserve"> </w:t>
       </w:r>
       <w:r>
-        <w:t xml:space="preserve">The first section outlines the importance of the agglomeration measurement in regional science.</w:t>
-      </w:r>
-      <w:r>
-        <w:t xml:space="preserve"> </w:t>
-      </w:r>
-      <w:r>
-        <w:t xml:space="preserve">We also explain why researchers are working more and more with very large micro-geographic datasets.</w:t>
+        <w:t xml:space="preserve">The first section outlines the importance of agglomeration measurement in regional science.</w:t>
+      </w:r>
+      <w:r>
+        <w:t xml:space="preserve"> </w:t>
+      </w:r>
+      <w:r>
+        <w:t xml:space="preserve">We also explain why an increasing number of researchers are working with very large micro-geographic datasets.</w:t>
       </w:r>
       <w:r>
         <w:t xml:space="preserve"> </w:t>
@@ -868,7 +711,7 @@
         <w:t xml:space="preserve"> </w:t>
       </w:r>
       <w:r>
-        <w:t xml:space="preserve">Large point sets (in the order of several tens of thousands of points) that are either completely random or geographically concentrated are considered.</w:t>
+        <w:t xml:space="preserve">Consideration is given to large point sets (in the order of several tens of thousands of points) that are either completely random or geographically concentrated.</w:t>
       </w:r>
       <w:r>
         <w:t xml:space="preserve"> </w:t>
@@ -925,7 +768,7 @@
         <w:t xml:space="preserve"> </w:t>
       </w:r>
       <w:r>
-        <w:t xml:space="preserve">as a function of the size of the set of points, in terms of computing time and memory requirements.</w:t>
+        <w:t xml:space="preserve">with respect to the size of the set of points, in terms of computing time and memory requirements.</w:t>
       </w:r>
       <w:r>
         <w:t xml:space="preserve"> </w:t>
@@ -1018,13 +861,13 @@
         <w:t xml:space="preserve"> </w:t>
       </w:r>
       <w:r>
-        <w:t xml:space="preserve">Regional economic inequalities can be easily detected and quantified with spatial concentration measures.</w:t>
-      </w:r>
-      <w:r>
-        <w:t xml:space="preserve"> </w:t>
-      </w:r>
-      <w:r>
-        <w:t xml:space="preserve">In that way, a lot of researchers have employed spatial concentration measures for a better description and understanding of industrial clusters</w:t>
+        <w:t xml:space="preserve">Regional economic inequalities can be detected and quantified with spatial concentration measures.</w:t>
+      </w:r>
+      <w:r>
+        <w:t xml:space="preserve"> </w:t>
+      </w:r>
+      <w:r>
+        <w:t xml:space="preserve">In that way, a lot of researchers have employed them for a better description and understanding of industrial clusters</w:t>
       </w:r>
       <w:r>
         <w:t xml:space="preserve"> </w:t>
@@ -1039,7 +882,7 @@
         <w:t xml:space="preserve"> </w:t>
       </w:r>
       <w:r>
-        <w:t xml:space="preserve">Moreover, since spatial concentration measures are proven to be a relevant technique to describe agglomeration across territories, some studies rely on these spatial concentration estimates to explain the mechanisms that generate the industrial clustering.</w:t>
+        <w:t xml:space="preserve">Moreover, since spatial concentration measures are proven to be a relevant technique to describe agglomeration across territories, some studies rely on them to explain the mechanisms that generate the industrial clustering.</w:t>
       </w:r>
       <w:r>
         <w:t xml:space="preserve"> </w:t>
@@ -1057,7 +900,7 @@
         <w:t xml:space="preserve"> </w:t>
       </w:r>
       <w:r>
-        <w:t xml:space="preserve">who identifies three main determinants of the industrial spatial concentration: a specialized labor pooling, the proximity of producers of intermediate goods (input sharing), and the opportunity to benefit from technological externalities (knowledge spillovers).</w:t>
+        <w:t xml:space="preserve">who identified three main determinants of the industrial spatial concentration: a specialized labor pooling, the proximity of producers of intermediate goods (input sharing), and the opportunity to benefit from technological externalities (knowledge spillovers).</w:t>
       </w:r>
       <w:r>
         <w:t xml:space="preserve"> </w:t>
@@ -1069,7 +912,7 @@
         <w:t xml:space="preserve"> </w:t>
       </w:r>
       <w:r>
-        <w:t xml:space="preserve">These three determinants are still widely accepted today, even though the modern view proposed by</w:t>
+        <w:t xml:space="preserve">These three determinants are still widely accepted today, even though the modern view of these economic mechanisms proposed by</w:t>
       </w:r>
       <w:r>
         <w:t xml:space="preserve"> </w:t>
@@ -1081,7 +924,7 @@
         <w:t xml:space="preserve"> </w:t>
       </w:r>
       <w:r>
-        <w:t xml:space="preserve">of these economic mechanisms is approached by a better matching, a better sharing, and a better learning for firms and households.</w:t>
+        <w:t xml:space="preserve">is approached by a better matching, a better sharing, and a better learning for firms and households.</w:t>
       </w:r>
       <w:r>
         <w:t xml:space="preserve"> </w:t>
@@ -1135,7 +978,7 @@
         <w:t xml:space="preserve"> </w:t>
       </w:r>
       <w:r>
-        <w:t xml:space="preserve">Estimating at best the importance of all factors at work is straightforward, notably for policymakers that provide effective economic policies in order to foster regional growth and to attenuate disparities between regions.</w:t>
+        <w:t xml:space="preserve">Estimating at best the importance of all factors at work is straightforward, notably for policymakers to provide effective economic policies in order to foster regional growth and to attenuate disparities between regions.</w:t>
       </w:r>
     </w:p>
     <w:bookmarkEnd w:id="11"/>
@@ -1176,7 +1019,7 @@
         <w:pStyle w:val="Corpsdetexte"/>
       </w:pPr>
       <w:r>
-        <w:t xml:space="preserve">The first group of measures divides space into a given number of exclusive zones, for example data are aggregated at the county level or the regional one.</w:t>
+        <w:t xml:space="preserve">The first group of measures divides space into a given number of exclusive zones, for example data are aggregated at the county or region level.</w:t>
       </w:r>
       <w:r>
         <w:t xml:space="preserve"> </w:t>
@@ -1221,7 +1064,7 @@
         <w:t xml:space="preserve"> </w:t>
       </w:r>
       <w:r>
-        <w:t xml:space="preserve">It is out of the scope of this article to present in details these indices but a discussion of these spatial concentration measures is given in</w:t>
+        <w:t xml:space="preserve">It is out of the scope of this article to present them in details but a discussion of these spatial concentration measures is given in</w:t>
       </w:r>
       <w:r>
         <w:t xml:space="preserve"> </w:t>
@@ -1257,7 +1100,19 @@
         <w:t xml:space="preserve"> </w:t>
       </w:r>
       <w:r>
-        <w:t xml:space="preserve">Entropy measures also belong to that first group, even if they are less employed in spatial economics or in quantitative geography</w:t>
+        <w:t xml:space="preserve">Entropy measures also belong to that first group, even if they are less employed in spatial economics or in quantitative geography: see for example</w:t>
+      </w:r>
+      <w:r>
+        <w:t xml:space="preserve"> </w:t>
+      </w:r>
+      <w:r>
+        <w:t xml:space="preserve">Brülhart &amp; Traeger (2005)</w:t>
+      </w:r>
+      <w:r>
+        <w:t xml:space="preserve"> </w:t>
+      </w:r>
+      <w:r>
+        <w:t xml:space="preserve">for an evaluation of spatial concentration of activities across regions with the</w:t>
       </w:r>
       <w:r>
         <w:t xml:space="preserve"> </w:t>
@@ -1266,13 +1121,16 @@
         <w:t xml:space="preserve">Theil (1967)</w:t>
       </w:r>
       <w:r>
-        <w:t xml:space="preserve">.</w:t>
-      </w:r>
-      <w:r>
-        <w:t xml:space="preserve"> </w:t>
-      </w:r>
-      <w:r>
-        <w:t xml:space="preserve">The common advantage of all of these measures is the simplest way to compute them: they do not need intensive calculations, data are spatially aggregated so they are easy to find and compute.</w:t>
+        <w:t xml:space="preserve"> </w:t>
+      </w:r>
+      <w:r>
+        <w:t xml:space="preserve">index.</w:t>
+      </w:r>
+      <w:r>
+        <w:t xml:space="preserve"> </w:t>
+      </w:r>
+      <w:r>
+        <w:t xml:space="preserve">The common advantage of all of these measures is their ease of computation: they do not need intensive calculations, data are spatially aggregated so they are easy to find and process.</w:t>
       </w:r>
       <w:r>
         <w:t xml:space="preserve"> </w:t>
@@ -1310,19 +1168,13 @@
         <w:t xml:space="preserve"> </w:t>
       </w:r>
       <w:r>
-        <w:t xml:space="preserve">The shared limit of all of the previous indices presented is that they rest on a pre-defined zoning of space.</w:t>
-      </w:r>
-      <w:r>
-        <w:t xml:space="preserve"> </w:t>
-      </w:r>
-      <w:r>
-        <w:t xml:space="preserve">As a consequence, all the information lower than the zoning delimitation is simply lost.</w:t>
-      </w:r>
-      <w:r>
-        <w:t xml:space="preserve"> </w:t>
-      </w:r>
-      <w:r>
-        <w:t xml:space="preserve">This is far from being ideal for example for researchers that want to study the very localized interactions between firms, the face-to-face contacts between individuals etc.</w:t>
+        <w:t xml:space="preserve">The shared limit of all of the previous indices is that they rest on a pre-defined zoning of space.</w:t>
+      </w:r>
+      <w:r>
+        <w:t xml:space="preserve"> </w:t>
+      </w:r>
+      <w:r>
+        <w:t xml:space="preserve">As a consequence, all the information at a finer scale than the zoning delimitation is simply lost, preventing to study the short-distance interactions between firms, the face-to-face contacts between individuals etc.</w:t>
       </w:r>
       <w:r>
         <w:t xml:space="preserve"> </w:t>
@@ -1343,75 +1195,125 @@
         <w:t xml:space="preserve"> </w:t>
       </w:r>
       <w:r>
-        <w:t xml:space="preserve">For example, it has been proven that the position of the frontiers of the zones or the geographical scale chosen for the analysis alter the findings on the spatial concentration levels</w:t>
-      </w:r>
-      <w:r>
-        <w:t xml:space="preserve"> </w:t>
-      </w:r>
-      <w:r>
-        <w:t xml:space="preserve">(Arbia, 2001)</w:t>
+        <w:t xml:space="preserve">For example,</w:t>
+      </w:r>
+      <w:r>
+        <w:t xml:space="preserve"> </w:t>
+      </w:r>
+      <w:r>
+        <w:t xml:space="preserve">Arbia (2001)</w:t>
+      </w:r>
+      <w:r>
+        <w:t xml:space="preserve"> </w:t>
+      </w:r>
+      <w:r>
+        <w:t xml:space="preserve">proved that the position of the frontiers of the zones or the geographical scale chosen for the analysis alter the findings on the spatial concentration levels.</w:t>
+      </w:r>
+      <w:r>
+        <w:t xml:space="preserve"> </w:t>
+      </w:r>
+      <w:r>
+        <w:t xml:space="preserve">Finding the</w:t>
+      </w:r>
+      <w:r>
+        <w:t xml:space="preserve"> </w:t>
+      </w:r>
+      <w:r>
+        <w:t xml:space="preserve">“right”</w:t>
+      </w:r>
+      <w:r>
+        <w:t xml:space="preserve"> </w:t>
+      </w:r>
+      <w:r>
+        <w:t xml:space="preserve">scale to analyze agglomeration factors remains an open issue in this framework</w:t>
+      </w:r>
+      <w:r>
+        <w:t xml:space="preserve"> </w:t>
+      </w:r>
+      <w:r>
+        <w:t xml:space="preserve">(Rosenthal &amp; Strange, 2020)</w:t>
       </w:r>
       <w:r>
         <w:t xml:space="preserve">.</w:t>
       </w:r>
-      <w:r>
-        <w:t xml:space="preserve"> </w:t>
-      </w:r>
-      <w:r>
-        <w:t xml:space="preserve">This is important at both for the precision of the agglomeration levels but also to find the</w:t>
-      </w:r>
-      <w:r>
-        <w:t xml:space="preserve"> </w:t>
-      </w:r>
-      <w:r>
-        <w:t xml:space="preserve">“right”</w:t>
-      </w:r>
-      <w:r>
-        <w:t xml:space="preserve"> </w:t>
-      </w:r>
-      <w:r>
-        <w:t xml:space="preserve">scale to analyze agglomeration factors</w:t>
-      </w:r>
-      <w:r>
-        <w:t xml:space="preserve"> </w:t>
-      </w:r>
-      <w:r>
-        <w:t xml:space="preserve">(Rosenthal &amp; Strange, 2020)</w:t>
+    </w:p>
+    <w:p>
+      <w:pPr>
+        <w:pStyle w:val="Corpsdetexte"/>
+      </w:pPr>
+      <w:r>
+        <w:t xml:space="preserve">An answer to the MAUP issues was proposed by the development of a second group of measures that not divide space into a given number of zones.</w:t>
+      </w:r>
+      <w:r>
+        <w:t xml:space="preserve"> </w:t>
+      </w:r>
+      <w:r>
+        <w:t xml:space="preserve">This second group encompasses all</w:t>
+      </w:r>
+      <w:r>
+        <w:t xml:space="preserve"> </w:t>
+      </w:r>
+      <w:r>
+        <w:t xml:space="preserve">“distance-based measures”</w:t>
+      </w:r>
+      <w:r>
+        <w:t xml:space="preserve"> </w:t>
+      </w:r>
+      <w:r>
+        <w:t xml:space="preserve">(DBMs) based on point pattern analysis</w:t>
+      </w:r>
+      <w:r>
+        <w:t xml:space="preserve"> </w:t>
+      </w:r>
+      <w:r>
+        <w:t xml:space="preserve">(Marcon &amp; Puech, 2017)</w:t>
       </w:r>
       <w:r>
         <w:t xml:space="preserve">.</w:t>
       </w:r>
+      <w:r>
+        <w:t xml:space="preserve"> </w:t>
+      </w:r>
+      <w:r>
+        <w:t xml:space="preserve">In that case, the exact geographic position of firms is preserved and the spatial concentration levels of agglomeration is calculated from the distances between the geo-located firms studied.</w:t>
+      </w:r>
+      <w:r>
+        <w:t xml:space="preserve"> </w:t>
+      </w:r>
+      <w:r>
+        <w:t xml:space="preserve">By avoiding aggregation, DBMs circumvent all statistical bias associated to a discretization of space into separate units.</w:t>
+      </w:r>
+      <w:r>
+        <w:t xml:space="preserve"> </w:t>
+      </w:r>
+      <w:r>
+        <w:t xml:space="preserve">Considering space as continuous, DBMs evaluate the spatial concentration at all scales.</w:t>
+      </w:r>
+      <w:r>
+        <w:t xml:space="preserve"> </w:t>
+      </w:r>
+      <w:r>
+        <w:t xml:space="preserve">One of the advantages of distance-based methods is to detect the exact distance at which spatial concentration (in case of attraction) or dispersion (in case of repulsion) occur.</w:t>
+      </w:r>
     </w:p>
     <w:p>
       <w:pPr>
         <w:pStyle w:val="Corpsdetexte"/>
       </w:pPr>
       <w:r>
-        <w:t xml:space="preserve">An answer the MAUP issues was proposed by the development of a second group of measures that not divide space into a given number of zones.</w:t>
-      </w:r>
-      <w:r>
-        <w:t xml:space="preserve"> </w:t>
-      </w:r>
-      <w:r>
-        <w:t xml:space="preserve">This second group encompasses all</w:t>
-      </w:r>
-      <w:r>
-        <w:t xml:space="preserve"> </w:t>
-      </w:r>
-      <w:r>
-        <w:t xml:space="preserve">“distance-based measures”</w:t>
-      </w:r>
-      <w:r>
-        <w:t xml:space="preserve"> </w:t>
-      </w:r>
-      <w:r>
-        <w:t xml:space="preserve">(DBMs) based on point pattern analysis</w:t>
-      </w:r>
-      <w:r>
-        <w:t xml:space="preserve"> </w:t>
-      </w:r>
-      <w:r>
-        <w:t xml:space="preserve">(Marcon &amp; Puech, 2017)</w:t>
+        <w:t xml:space="preserve">In the last decades, many developments have been proposed in geography and in economics to be able to grasp any definition of the spatial concentration (different benchmarks distributions, possible weighting of the plants by their number of employees etc.).</w:t>
+      </w:r>
+      <w:r>
+        <w:t xml:space="preserve"> </w:t>
+      </w:r>
+      <w:r>
+        <w:t xml:space="preserve">A series of spatial concentration measures based on distances have been proposed</w:t>
+      </w:r>
+      <w:r>
+        <w:t xml:space="preserve"> </w:t>
+      </w:r>
+      <w:r>
+        <w:t xml:space="preserve">(Marcon &amp; Puech, 2017 proposed a typology of around a dozen of existing DBMs)</w:t>
       </w:r>
       <w:r>
         <w:t xml:space="preserve">.</w:t>
@@ -1420,45 +1322,61 @@
         <w:t xml:space="preserve"> </w:t>
       </w:r>
       <w:r>
-        <w:t xml:space="preserve">In that case, the exact geographic position of firms is preserved and the spatial concentration levels of agglomeration is calculated on the distances between the geo-located firms studied.</w:t>
-      </w:r>
-      <w:r>
-        <w:t xml:space="preserve"> </w:t>
-      </w:r>
-      <w:r>
-        <w:t xml:space="preserve">By preserving the exact positions of the firms analyzed, DBMs circumvent all statistical bias associated to a discretization of space into separate units.</w:t>
-      </w:r>
-      <w:r>
-        <w:t xml:space="preserve"> </w:t>
-      </w:r>
-      <w:r>
-        <w:t xml:space="preserve">By considering space as continuous, DBMs evaluate the spatial concentration for all possible distances.</w:t>
-      </w:r>
-      <w:r>
-        <w:t xml:space="preserve"> </w:t>
-      </w:r>
-      <w:r>
-        <w:t xml:space="preserve">One of the great advantages of all distance-based methods is to detect the exact distance at which spatial concentration (in case of attraction) or dispersion (in case of repulsion) occur.</w:t>
-      </w:r>
-    </w:p>
-    <w:p>
-      <w:pPr>
-        <w:pStyle w:val="Corpsdetexte"/>
-      </w:pPr>
-      <w:r>
-        <w:t xml:space="preserve">In the last decades, many developments have been proposed in geography and in economics to be able to grasp any definition of the spatial concentration analyzed (different benchmarks distributions, weighting or not the plants by their number of employees etc.).</w:t>
-      </w:r>
-      <w:r>
-        <w:t xml:space="preserve"> </w:t>
-      </w:r>
-      <w:r>
-        <w:t xml:space="preserve">A series of spatial concentration measures based on distances have been proposed</w:t>
-      </w:r>
-      <w:r>
-        <w:t xml:space="preserve"> </w:t>
-      </w:r>
-      <w:r>
-        <w:t xml:space="preserve">(Marcon &amp; Puech, 2017 proposed a typology of around a dozen of existing DBMs)</w:t>
+        <w:t xml:space="preserve">Among the first applications of distance-based methods, the works of</w:t>
+      </w:r>
+      <w:r>
+        <w:t xml:space="preserve"> </w:t>
+      </w:r>
+      <w:r>
+        <w:t xml:space="preserve">Barff (1987)</w:t>
+      </w:r>
+      <w:r>
+        <w:t xml:space="preserve"> </w:t>
+      </w:r>
+      <w:r>
+        <w:t xml:space="preserve">or</w:t>
+      </w:r>
+      <w:r>
+        <w:t xml:space="preserve"> </w:t>
+      </w:r>
+      <w:r>
+        <w:t xml:space="preserve">Sweeney &amp; Feser (1998)</w:t>
+      </w:r>
+      <w:r>
+        <w:t xml:space="preserve"> </w:t>
+      </w:r>
+      <w:r>
+        <w:t xml:space="preserve">are of particular interest.</w:t>
+      </w:r>
+      <w:r>
+        <w:t xml:space="preserve"> </w:t>
+      </w:r>
+      <w:r>
+        <w:t xml:space="preserve">They investigated the relationship between the agglomeration of manufacturing activities and the characteristics of the plants (capital intensity, size, etc.).</w:t>
+      </w:r>
+      <w:r>
+        <w:t xml:space="preserve"> </w:t>
+      </w:r>
+      <w:r>
+        <w:t xml:space="preserve">Sweeney &amp; Feser (1998)</w:t>
+      </w:r>
+      <w:r>
+        <w:t xml:space="preserve"> </w:t>
+      </w:r>
+      <w:r>
+        <w:t xml:space="preserve">notably gave support to an existing inverted U-shaped relation between the spatial manufacturing concentration and the size of plants in North Carolina (USA).</w:t>
+      </w:r>
+      <w:r>
+        <w:t xml:space="preserve"> </w:t>
+      </w:r>
+      <w:r>
+        <w:t xml:space="preserve">Today, DBMs face a new challenge: they must be able to address the huge amount of micro-geographic data that are increasingly available for researchers</w:t>
+      </w:r>
+      <w:r>
+        <w:t xml:space="preserve"> </w:t>
+      </w:r>
+      <w:r>
+        <w:t xml:space="preserve">(Piacentino et al., 2021)</w:t>
       </w:r>
       <w:r>
         <w:t xml:space="preserve">.</w:t>
@@ -1467,61 +1385,13 @@
         <w:t xml:space="preserve"> </w:t>
       </w:r>
       <w:r>
-        <w:t xml:space="preserve">Among the first applications of distance-based methods, the works of</w:t>
-      </w:r>
-      <w:r>
-        <w:t xml:space="preserve"> </w:t>
-      </w:r>
-      <w:r>
-        <w:t xml:space="preserve">Barff (1987)</w:t>
-      </w:r>
-      <w:r>
-        <w:t xml:space="preserve"> </w:t>
-      </w:r>
-      <w:r>
-        <w:t xml:space="preserve">or</w:t>
-      </w:r>
-      <w:r>
-        <w:t xml:space="preserve"> </w:t>
-      </w:r>
-      <w:r>
-        <w:t xml:space="preserve">Sweeney &amp; Feser (1998)</w:t>
-      </w:r>
-      <w:r>
-        <w:t xml:space="preserve"> </w:t>
-      </w:r>
-      <w:r>
-        <w:t xml:space="preserve">are of particular interest.</w:t>
-      </w:r>
-      <w:r>
-        <w:t xml:space="preserve"> </w:t>
-      </w:r>
-      <w:r>
-        <w:t xml:space="preserve">They investigated the relationship between the agglomeration of manufacturing activities and the characteristics of the plants (capital intensity, size, etc.).</w:t>
-      </w:r>
-      <w:r>
-        <w:t xml:space="preserve"> </w:t>
-      </w:r>
-      <w:r>
-        <w:t xml:space="preserve">Sweeney &amp; Feser (1998)</w:t>
-      </w:r>
-      <w:r>
-        <w:t xml:space="preserve"> </w:t>
-      </w:r>
-      <w:r>
-        <w:t xml:space="preserve">notably gave support to an existing inverted U-shaped relation between the spatial manufacturing concentration and the size of plants in North Carolina (USA).</w:t>
-      </w:r>
-      <w:r>
-        <w:t xml:space="preserve"> </w:t>
-      </w:r>
-      <w:r>
-        <w:t xml:space="preserve">Today, DBMs face a challenge: they must be able to address the huge amount of micro-geographic data that are increasingly available for researchers</w:t>
-      </w:r>
-      <w:r>
-        <w:t xml:space="preserve"> </w:t>
-      </w:r>
-      <w:r>
-        <w:t xml:space="preserve">(Piacentino et al., 2021)</w:t>
+        <w:t xml:space="preserve">For example, dealing with satellite data is an opportunity to provide detailed locational analysis of the economic activities</w:t>
+      </w:r>
+      <w:r>
+        <w:t xml:space="preserve"> </w:t>
+      </w:r>
+      <w:r>
+        <w:t xml:space="preserve">Baragwanath et al. (2026)</w:t>
       </w:r>
       <w:r>
         <w:t xml:space="preserve">.</w:t>
@@ -1530,65 +1400,50 @@
         <w:t xml:space="preserve"> </w:t>
       </w:r>
       <w:r>
-        <w:t xml:space="preserve">For example, dealing with satellite data is an opportunity to provide detailed locational analysis of the economic activities</w:t>
-      </w:r>
-      <w:r>
-        <w:t xml:space="preserve"> </w:t>
-      </w:r>
-      <w:r>
-        <w:t xml:space="preserve">Baragwanath et al. (2026)</w:t>
+        <w:t xml:space="preserve">This kind of data opens new research questions both on the computational capacity to manage very large datasets and the possible reductions of computing time.</w:t>
+      </w:r>
+      <w:r>
+        <w:t xml:space="preserve"> </w:t>
+      </w:r>
+      <w:r>
+        <w:t xml:space="preserve">In a recent paper</w:t>
+      </w:r>
+      <w:r>
+        <w:t xml:space="preserve"> </w:t>
+      </w:r>
+      <w:r>
+        <w:t xml:space="preserve">Tidu et al. (2024)</w:t>
+      </w:r>
+      <w:r>
+        <w:t xml:space="preserve"> </w:t>
+      </w:r>
+      <w:r>
+        <w:t xml:space="preserve">focused their attention on one of the existing distance-based methods, the</w:t>
+      </w:r>
+      <w:r>
+        <w:t xml:space="preserve"> </w:t>
+      </w:r>
+      <w:r>
+        <w:rPr>
+          <w:i/>
+          <w:iCs/>
+        </w:rPr>
+        <w:t xml:space="preserve">M</w:t>
+      </w:r>
+      <w:r>
+        <w:t xml:space="preserve"> </w:t>
+      </w:r>
+      <w:r>
+        <w:t xml:space="preserve">function</w:t>
+      </w:r>
+      <w:r>
+        <w:t xml:space="preserve"> </w:t>
+      </w:r>
+      <w:r>
+        <w:t xml:space="preserve">(Marcon &amp; Puech, 2010)</w:t>
       </w:r>
       <w:r>
         <w:t xml:space="preserve">.</w:t>
-      </w:r>
-      <w:r>
-        <w:t xml:space="preserve"> </w:t>
-      </w:r>
-      <w:r>
-        <w:t xml:space="preserve">This kind of data opens new research questions both on the computational capacity to manage very large datasets and the possible reductions of computing time.</w:t>
-      </w:r>
-      <w:r>
-        <w:t xml:space="preserve"> </w:t>
-      </w:r>
-      <w:r>
-        <w:t xml:space="preserve">In a recent paper</w:t>
-      </w:r>
-      <w:r>
-        <w:t xml:space="preserve"> </w:t>
-      </w:r>
-      <w:r>
-        <w:t xml:space="preserve">Tidu et al. (2024)</w:t>
-      </w:r>
-      <w:r>
-        <w:t xml:space="preserve"> </w:t>
-      </w:r>
-      <w:r>
-        <w:t xml:space="preserve">focus their attention on one of the existing distance-based methods, the</w:t>
-      </w:r>
-      <w:r>
-        <w:t xml:space="preserve"> </w:t>
-      </w:r>
-      <w:r>
-        <w:rPr>
-          <w:i/>
-          <w:iCs/>
-        </w:rPr>
-        <w:t xml:space="preserve">M</w:t>
-      </w:r>
-      <w:r>
-        <w:t xml:space="preserve"> </w:t>
-      </w:r>
-      <w:r>
-        <w:t xml:space="preserve">function</w:t>
-      </w:r>
-      <w:r>
-        <w:t xml:space="preserve"> </w:t>
-      </w:r>
-      <w:r>
-        <w:t xml:space="preserve">(Marcon &amp; Puech, 2010)</w:t>
-      </w:r>
-      <w:r>
-        <w:t xml:space="preserve">, that presents many advantages for analyzing the location of industries.</w:t>
       </w:r>
       <w:r>
         <w:t xml:space="preserve"> </w:t>
@@ -1679,7 +1534,7 @@
         <w:t xml:space="preserve"> </w:t>
       </w:r>
       <w:r>
-        <w:t xml:space="preserve">Similar to any distance-based method, the calculation of </w:t>
+        <w:t xml:space="preserve">As a distance-based method, the calculation of </w:t>
       </w:r>
       <w:r>
         <w:rPr>
@@ -1843,7 +1698,7 @@
         <w:t xml:space="preserve"> </w:t>
       </w:r>
       <w:r>
-        <w:t xml:space="preserve">distance-based measures is preferred for those that use the surface area as a benchmark, as the well-known Ripley’s</w:t>
+        <w:t xml:space="preserve">distance-based measures designates those that use the surface area as a benchmark, as the well-known Ripley’s</w:t>
       </w:r>
       <w:r>
         <w:t xml:space="preserve"> </w:t>
@@ -1890,6 +1745,61 @@
         <w:t xml:space="preserve"> </w:t>
       </w:r>
       <w:r>
+        <w:t xml:space="preserve">The </w:t>
+      </w:r>
+      <w:r>
+        <w:rPr>
+          <w:i/>
+          <w:iCs/>
+        </w:rPr>
+        <w:t xml:space="preserve">K</w:t>
+      </w:r>
+      <w:r>
+        <w:rPr>
+          <w:i/>
+          <w:iCs/>
+          <w:vertAlign w:val="subscript"/>
+        </w:rPr>
+        <w:t xml:space="preserve">d</w:t>
+      </w:r>
+      <w:r>
+        <w:t xml:space="preserve"> </w:t>
+      </w:r>
+      <w:r>
+        <w:t xml:space="preserve">function</w:t>
+      </w:r>
+      <w:r>
+        <w:t xml:space="preserve"> </w:t>
+      </w:r>
+      <w:r>
+        <w:t xml:space="preserve">(Duranton &amp; Overman, 2005)</w:t>
+      </w:r>
+      <w:r>
+        <w:t xml:space="preserve"> </w:t>
+      </w:r>
+      <w:r>
+        <w:t xml:space="preserve">is an</w:t>
+      </w:r>
+      <w:r>
+        <w:t xml:space="preserve"> </w:t>
+      </w:r>
+      <w:r>
+        <w:rPr>
+          <w:i/>
+          <w:iCs/>
+        </w:rPr>
+        <w:t xml:space="preserve">absolute</w:t>
+      </w:r>
+      <w:r>
+        <w:t xml:space="preserve"> </w:t>
+      </w:r>
+      <w:r>
+        <w:t xml:space="preserve">DBM since it has no benchmark at all.</w:t>
+      </w:r>
+      <w:r>
+        <w:t xml:space="preserve"> </w:t>
+      </w:r>
+      <w:r>
         <w:t xml:space="preserve">The</w:t>
       </w:r>
       <w:r>
@@ -1919,7 +1829,7 @@
         <w:t xml:space="preserve"> </w:t>
       </w:r>
       <w:r>
-        <w:t xml:space="preserve">distance-based method because the local environment is appraised within a distance</w:t>
+        <w:t xml:space="preserve">distance-based method because the local environment is appraised up to a distance</w:t>
       </w:r>
       <w:r>
         <w:t xml:space="preserve"> </w:t>
@@ -1957,7 +1867,7 @@
         <w:t xml:space="preserve"> </w:t>
       </w:r>
       <w:r>
-        <w:t xml:space="preserve">An easy-computation of </w:t>
+        <w:t xml:space="preserve">An easy computation of </w:t>
       </w:r>
       <w:r>
         <w:rPr>
@@ -2040,7 +1950,82 @@
         <w:t xml:space="preserve"> </w:t>
       </w:r>
       <w:r>
-        <w:t xml:space="preserve">Since its introduction, various studies have described the spatial locations of industries by using </w:t>
+        <w:t xml:space="preserve">Since then, various studies have described the spatial locations of industries by using it: for example,</w:t>
+      </w:r>
+      <w:r>
+        <w:t xml:space="preserve"> </w:t>
+      </w:r>
+      <w:r>
+        <w:t xml:space="preserve">Jensen &amp; Michel (2011)</w:t>
+      </w:r>
+      <w:r>
+        <w:t xml:space="preserve"> </w:t>
+      </w:r>
+      <w:r>
+        <w:t xml:space="preserve">studied the location of shops at an urban level and</w:t>
+      </w:r>
+      <w:r>
+        <w:t xml:space="preserve"> </w:t>
+      </w:r>
+      <w:r>
+        <w:t xml:space="preserve">Coll-Martínez et al. (2019)</w:t>
+      </w:r>
+      <w:r>
+        <w:t xml:space="preserve"> </w:t>
+      </w:r>
+      <w:r>
+        <w:t xml:space="preserve">analyzed creative industries at a metropolitan level.</w:t>
+      </w:r>
+      <w:r>
+        <w:t xml:space="preserve"> </w:t>
+      </w:r>
+      <w:r>
+        <w:t xml:space="preserve">This methodology has also been rapidly applied in other domains including biology</w:t>
+      </w:r>
+      <w:r>
+        <w:t xml:space="preserve"> </w:t>
+      </w:r>
+      <w:r>
+        <w:t xml:space="preserve">(Fernandez-Gonzalez et al., 2005)</w:t>
+      </w:r>
+      <w:r>
+        <w:t xml:space="preserve">, geography</w:t>
+      </w:r>
+      <w:r>
+        <w:t xml:space="preserve"> </w:t>
+      </w:r>
+      <w:r>
+        <w:t xml:space="preserve">(Deurloo &amp; De Vos, 2008)</w:t>
+      </w:r>
+      <w:r>
+        <w:t xml:space="preserve">, ecology</w:t>
+      </w:r>
+      <w:r>
+        <w:t xml:space="preserve"> </w:t>
+      </w:r>
+      <w:r>
+        <w:t xml:space="preserve">(Marcon et al., 2012)</w:t>
+      </w:r>
+      <w:r>
+        <w:t xml:space="preserve">, and seismology</w:t>
+      </w:r>
+      <w:r>
+        <w:t xml:space="preserve"> </w:t>
+      </w:r>
+      <w:r>
+        <w:t xml:space="preserve">(Nissi et al., 2013)</w:t>
+      </w:r>
+      <w:r>
+        <w:t xml:space="preserve">.</w:t>
+      </w:r>
+      <w:r>
+        <w:t xml:space="preserve"> </w:t>
+      </w:r>
+      <w:r>
+        <w:t xml:space="preserve">The</w:t>
+      </w:r>
+      <w:r>
+        <w:t xml:space="preserve"> </w:t>
       </w:r>
       <w:r>
         <w:rPr>
@@ -2050,91 +2035,6 @@
         <w:t xml:space="preserve">M</w:t>
       </w:r>
       <w:r>
-        <w:t xml:space="preserve">; for example,</w:t>
-      </w:r>
-      <w:r>
-        <w:t xml:space="preserve"> </w:t>
-      </w:r>
-      <w:r>
-        <w:t xml:space="preserve">Jensen &amp; Michel (2011)</w:t>
-      </w:r>
-      <w:r>
-        <w:t xml:space="preserve"> </w:t>
-      </w:r>
-      <w:r>
-        <w:t xml:space="preserve">studied the location of shops at an urban level,</w:t>
-      </w:r>
-      <w:r>
-        <w:t xml:space="preserve"> </w:t>
-      </w:r>
-      <w:r>
-        <w:t xml:space="preserve">Coll-Martínez et al. (2019)</w:t>
-      </w:r>
-      <w:r>
-        <w:t xml:space="preserve"> </w:t>
-      </w:r>
-      <w:r>
-        <w:t xml:space="preserve">analyzed creative industries at a metropolitan level.</w:t>
-      </w:r>
-      <w:r>
-        <w:t xml:space="preserve"> </w:t>
-      </w:r>
-      <w:r>
-        <w:t xml:space="preserve">This methodology has also been rapidly applied in other domains including biology</w:t>
-      </w:r>
-      <w:r>
-        <w:t xml:space="preserve"> </w:t>
-      </w:r>
-      <w:r>
-        <w:t xml:space="preserve">(Fernandez-Gonzalez et al., 2005)</w:t>
-      </w:r>
-      <w:r>
-        <w:t xml:space="preserve">, geography</w:t>
-      </w:r>
-      <w:r>
-        <w:t xml:space="preserve"> </w:t>
-      </w:r>
-      <w:r>
-        <w:t xml:space="preserve">(Deurloo &amp; De Vos, 2008)</w:t>
-      </w:r>
-      <w:r>
-        <w:t xml:space="preserve">, ecology</w:t>
-      </w:r>
-      <w:r>
-        <w:t xml:space="preserve"> </w:t>
-      </w:r>
-      <w:r>
-        <w:t xml:space="preserve">(Marcon et al., 2012)</w:t>
-      </w:r>
-      <w:r>
-        <w:t xml:space="preserve">, and seismology</w:t>
-      </w:r>
-      <w:r>
-        <w:t xml:space="preserve"> </w:t>
-      </w:r>
-      <w:r>
-        <w:t xml:space="preserve">(Nissi et al., 2013)</w:t>
-      </w:r>
-      <w:r>
-        <w:t xml:space="preserve">.</w:t>
-      </w:r>
-      <w:r>
-        <w:t xml:space="preserve"> </w:t>
-      </w:r>
-      <w:r>
-        <w:t xml:space="preserve">The</w:t>
-      </w:r>
-      <w:r>
-        <w:t xml:space="preserve"> </w:t>
-      </w:r>
-      <w:r>
-        <w:rPr>
-          <w:i/>
-          <w:iCs/>
-        </w:rPr>
-        <w:t xml:space="preserve">M</w:t>
-      </w:r>
-      <w:r>
         <w:t xml:space="preserve"> function is now included in general textbooks of spatial statistics such as</w:t>
       </w:r>
       <w:r>
@@ -2147,45 +2047,34 @@
         <w:t xml:space="preserve"> </w:t>
       </w:r>
       <w:r>
-        <w:t xml:space="preserve">but it is less popular than the</w:t>
-      </w:r>
-      <w:r>
-        <w:t xml:space="preserve"> </w:t>
-      </w:r>
-      <m:oMath>
-        <m:sSub>
-          <m:e>
-            <m:r>
-              <m:t>K</m:t>
-            </m:r>
-          </m:e>
-          <m:sub>
-            <m:r>
-              <m:t>d</m:t>
-            </m:r>
-          </m:sub>
-        </m:sSub>
-      </m:oMath>
-      <w:r>
-        <w:t xml:space="preserve"> </w:t>
-      </w:r>
-      <w:r>
-        <w:t xml:space="preserve">function of</w:t>
-      </w:r>
-      <w:r>
-        <w:t xml:space="preserve"> </w:t>
-      </w:r>
-      <w:r>
-        <w:t xml:space="preserve">Duranton &amp; Overman (2005)</w:t>
-      </w:r>
-      <w:r>
-        <w:t xml:space="preserve">; see</w:t>
-      </w:r>
-      <w:r>
-        <w:t xml:space="preserve"> </w:t>
-      </w:r>
-      <w:r>
-        <w:t xml:space="preserve">Chain et al. (2019)</w:t>
+        <w:t xml:space="preserve">but it is less popular than the </w:t>
+      </w:r>
+      <w:r>
+        <w:rPr>
+          <w:i/>
+          <w:iCs/>
+        </w:rPr>
+        <w:t xml:space="preserve">K</w:t>
+      </w:r>
+      <w:r>
+        <w:rPr>
+          <w:i/>
+          <w:iCs/>
+          <w:vertAlign w:val="subscript"/>
+        </w:rPr>
+        <w:t xml:space="preserve">d</w:t>
+      </w:r>
+      <w:r>
+        <w:t xml:space="preserve"> </w:t>
+      </w:r>
+      <w:r>
+        <w:t xml:space="preserve">function</w:t>
+      </w:r>
+      <w:r>
+        <w:t xml:space="preserve"> </w:t>
+      </w:r>
+      <w:r>
+        <w:t xml:space="preserve">(Chain et al., 2019)</w:t>
       </w:r>
       <w:r>
         <w:t xml:space="preserve">.</w:t>
@@ -2220,13 +2109,13 @@
         <w:t xml:space="preserve"> </w:t>
       </w:r>
       <w:r>
-        <w:t xml:space="preserve">function is based on the point process theory, in line with the distance-based method proposed by Ripley and Besag distance-based method</w:t>
-      </w:r>
-      <w:r>
-        <w:t xml:space="preserve"> </w:t>
-      </w:r>
-      <w:r>
-        <w:t xml:space="preserve">(Besag, 1977; Ripley, 1976, 1977)</w:t>
+        <w:t xml:space="preserve">function is based on the point process theory, in line with</w:t>
+      </w:r>
+      <w:r>
+        <w:t xml:space="preserve"> </w:t>
+      </w:r>
+      <w:r>
+        <w:t xml:space="preserve">Ripley (1977)</w:t>
       </w:r>
       <w:r>
         <w:t xml:space="preserve">.</w:t>
@@ -2255,7 +2144,7 @@
         <w:t xml:space="preserve"> </w:t>
       </w:r>
       <w:r>
-        <w:t xml:space="preserve">In other words, within this statistical framework, we consider that any entity analyzed does not have the same probability to locate everywhere on the territory (the</w:t>
+        <w:t xml:space="preserve">In other words, within this statistical framework, we consider that any entity analyzed does not have the same probability to locate everywhere (the</w:t>
       </w:r>
       <w:r>
         <w:t xml:space="preserve"> </w:t>
@@ -2313,7 +2202,16 @@
         <w:pStyle w:val="Corpsdetexte"/>
       </w:pPr>
       <w:r>
-        <w:t xml:space="preserve">The definition of the intra-type version of </w:t>
+        <w:t xml:space="preserve">The definition of the univariate (or</w:t>
+      </w:r>
+      <w:r>
+        <w:t xml:space="preserve"> </w:t>
+      </w:r>
+      <w:r>
+        <w:t xml:space="preserve">“intra-type”</w:t>
+      </w:r>
+      <w:r>
+        <w:t xml:space="preserve">) version of </w:t>
       </w:r>
       <w:r>
         <w:rPr>
@@ -2372,7 +2270,20 @@
         <w:t xml:space="preserve">points of interest</w:t>
       </w:r>
       <w:r>
-        <w:t xml:space="preserve">) as the points at the centers of the disks of radius </w:t>
+        <w:t xml:space="preserve">) as the points at the centers of the disks (called</w:t>
+      </w:r>
+      <w:r>
+        <w:t xml:space="preserve"> </w:t>
+      </w:r>
+      <w:r>
+        <w:rPr>
+          <w:i/>
+          <w:iCs/>
+        </w:rPr>
+        <w:t xml:space="preserve">reference points</w:t>
+      </w:r>
+      <w:r>
+        <w:t xml:space="preserve">) of radius </w:t>
       </w:r>
       <m:oMath>
         <m:r>
@@ -2380,7 +2291,7 @@
         </m:r>
       </m:oMath>
       <w:r>
-        <w:t xml:space="preserve">.</w:t>
+        <w:t xml:space="preserve">, as opposed to the bivariate (intertype) version that addresses points of interest of a different type from the reference points.</w:t>
       </w:r>
       <w:r>
         <w:t xml:space="preserve"> </w:t>
@@ -4331,7 +4242,7 @@
         </m:r>
       </m:oMath>
       <w:r>
-        <w:t xml:space="preserve"> points (e.g., 3.03 seconds for 100,000 points), knowing the time</w:t>
+        <w:t xml:space="preserve"> points (e.g., 2.52 seconds for 100,000 points), knowing the time</w:t>
       </w:r>
       <w:r>
         <w:t xml:space="preserve"> </w:t>
@@ -4391,7 +4302,7 @@
         <w:t xml:space="preserve"> </w:t>
       </w:r>
       <w:r>
-        <w:t xml:space="preserve">is the power relation (here: 1.4).</w:t>
+        <w:t xml:space="preserve">is the power relation (here: 1.5).</w:t>
       </w:r>
     </w:p>
     <w:p>
@@ -4611,7 +4522,7 @@
         <w:t xml:space="preserve">M</w:t>
       </w:r>
       <w:r>
-        <w:t xml:space="preserve"> is &lt; 4 seconds for a set of 100,000 points on a modern computer</w:t>
+        <w:t xml:space="preserve"> is &lt; 3 seconds for a set of 100,000 points on a modern computer</w:t>
       </w:r>
       <w:r>
         <w:rPr>
@@ -4629,13 +4540,13 @@
         <w:t xml:space="preserve"> </w:t>
       </w:r>
       <w:r>
-        <w:t xml:space="preserve">Therefore, calculating a confidence interval from 1,000 simulations requires less than 67 minutes.</w:t>
-      </w:r>
-      <w:r>
-        <w:t xml:space="preserve"> </w:t>
-      </w:r>
-      <w:r>
-        <w:t xml:space="preserve">For a set of five million points, the power law predicts around 8 minutes of computing time.</w:t>
+        <w:t xml:space="preserve">Therefore, calculating a confidence interval from 1,000 simulations requires less than 50 minutes.</w:t>
+      </w:r>
+      <w:r>
+        <w:t xml:space="preserve"> </w:t>
+      </w:r>
+      <w:r>
+        <w:t xml:space="preserve">For a set of five million points, the power law predicts around 9 minutes of computing time.</w:t>
       </w:r>
       <w:r>
         <w:t xml:space="preserve"> </w:t>
@@ -4697,9 +4608,6 @@
       </w:r>
       <w:r>
         <w:t xml:space="preserve">It may be up to 100,000 locations to keep the computing time acceptable, regardless of the size of the original dataset.</w:t>
-      </w:r>
-      <w:r>
-        <w:t xml:space="preserve"> </w:t>
       </w:r>
     </w:p>
     <w:bookmarkEnd w:id="43"/>
@@ -4718,7 +4626,7 @@
         <w:pStyle w:val="FirstParagraph"/>
       </w:pPr>
       <w:r>
-        <w:t xml:space="preserve">Computation time becomes critical when very large datasets are considered (as shown in the previous section).</w:t>
+        <w:t xml:space="preserve">Computation time becomes critical when very large datasets are considered, as shown in the previous section.</w:t>
       </w:r>
       <w:r>
         <w:t xml:space="preserve"> </w:t>
@@ -4740,19 +4648,19 @@
         <w:t xml:space="preserve"> </w:t>
       </w:r>
       <w:r>
-        <w:t xml:space="preserve">function is often used to test a point pattern against a null hypothesis, requiring simulations of a null point pattern and the same computing time for each of them, hence multiplying the computing time.</w:t>
-      </w:r>
-      <w:r>
-        <w:t xml:space="preserve"> </w:t>
-      </w:r>
-      <w:r>
-        <w:t xml:space="preserve">We explore here two possible ways to reduce the computational burden: approximating the position of points, and thinning the point pattern.</w:t>
-      </w:r>
-      <w:r>
-        <w:t xml:space="preserve"> </w:t>
-      </w:r>
-      <w:r>
-        <w:t xml:space="preserve">The main idea is to identify the main potential bias caused by both strategies, and consequently identify the best practice.</w:t>
+        <w:t xml:space="preserve">function is often used to test a point pattern against a null hypothesis, requiring simulations of a null point pattern and the same computation for each of them, hence multiplying the computing time.</w:t>
+      </w:r>
+      <w:r>
+        <w:t xml:space="preserve"> </w:t>
+      </w:r>
+      <w:r>
+        <w:t xml:space="preserve">Here, we explore two possible ways to reduce the computational burden: approximating the position of points, and thinning the point pattern.</w:t>
+      </w:r>
+      <w:r>
+        <w:t xml:space="preserve"> </w:t>
+      </w:r>
+      <w:r>
+        <w:t xml:space="preserve">Our purpose is to identify the potential biases caused by both strategies, and consequently identify the best practice.</w:t>
       </w:r>
     </w:p>
     <w:bookmarkStart w:id="56" w:name="X0753af3c90ef97e0dbdd6986d87aa2ba2526083"/>
@@ -4784,7 +4692,7 @@
         <w:t xml:space="preserve"> </w:t>
       </w:r>
       <w:r>
-        <w:t xml:space="preserve">Grouping points at the centroid of cells erases any spatial structure under the size grid.</w:t>
+        <w:t xml:space="preserve">Grouping points at the centroid of cells erases any spatial structure under the grid size.</w:t>
       </w:r>
       <w:r>
         <w:t xml:space="preserve"> </w:t>
@@ -4804,7 +4712,7 @@
         <w:t xml:space="preserve"> </w:t>
       </w:r>
       <w:r>
-        <w:t xml:space="preserve">This bias in </w:t>
+        <w:t xml:space="preserve">The resulting error in the estimation of </w:t>
       </w:r>
       <w:r>
         <w:rPr>
@@ -4817,16 +4725,13 @@
         <w:t xml:space="preserve"> </w:t>
       </w:r>
       <w:r>
-        <w:t xml:space="preserve">estimation is based on a scale of the order of the magnitude of the size of the cells, which should decrease with distance, when the relative size of the cells becomes negligible.</w:t>
+        <w:t xml:space="preserve">may appear at a scale of the order of the magnitude of the size of the cells, which should decrease with distance, when the relative size of the cells becomes negligible.</w:t>
       </w:r>
       <w:r>
         <w:t xml:space="preserve"> </w:t>
       </w:r>
       <w:r>
         <w:t xml:space="preserve">This effect due to approximation must be studied with care.</w:t>
-      </w:r>
-      <w:r>
-        <w:t xml:space="preserve"> </w:t>
       </w:r>
     </w:p>
     <w:bookmarkEnd w:id="45"/>
@@ -4864,13 +4769,19 @@
       <w:r>
         <w:t xml:space="preserve">Both comprise 100,000 points such that groups include 250 points (100,000 points divided by 400 groups) on average.</w:t>
       </w:r>
+      <w:r>
+        <w:t xml:space="preserve"> </w:t>
+      </w:r>
+      <w:r>
+        <w:t xml:space="preserve">5% are Cases.</w:t>
+      </w:r>
     </w:p>
     <w:p>
       <w:pPr>
         <w:pStyle w:val="Corpsdetexte"/>
       </w:pPr>
       <w:r>
-        <w:t xml:space="preserve">20 sets of completely random and of aggregated points (100,000 points with 5% of Cases) were simulated.</w:t>
+        <w:t xml:space="preserve">20 sets of completely random and of aggregated points were simulated.</w:t>
       </w:r>
       <w:r>
         <w:t xml:space="preserve"> </w:t>
@@ -5030,54 +4941,13 @@
         <w:t xml:space="preserve"> </w:t>
       </w:r>
       <w:r>
-        <w:t xml:space="preserve">When the actual point pattern is not structured, some artifactual aggregation is generated at a small scale.</w:t>
-      </w:r>
-      <w:r>
-        <w:t xml:space="preserve"> </w:t>
-      </w:r>
-      <w:r>
-        <w:t xml:space="preserve">In contrast, the local aggregation of the Matérn pattern is underestimated.</w:t>
-      </w:r>
-      <w:r>
-        <w:t xml:space="preserve"> </w:t>
-      </w:r>
-      <w:r>
-        <w:t xml:space="preserve">Figure </w:t>
-      </w:r>
-      <w:r>
-        <w:t xml:space="preserve">5</w:t>
-      </w:r>
-      <w:r>
-        <w:t xml:space="preserve"> </w:t>
-      </w:r>
-      <w:r>
-        <w:t xml:space="preserve">shows that at substantially short distances the grouped </w:t>
-      </w:r>
-      <w:r>
-        <w:rPr>
-          <w:i/>
-          <w:iCs/>
-        </w:rPr>
-        <w:t xml:space="preserve">M</w:t>
-      </w:r>
-      <w:r>
-        <w:t xml:space="preserve"> </w:t>
-      </w:r>
-      <w:r>
-        <w:t xml:space="preserve">plot is below the exact </w:t>
-      </w:r>
-      <w:r>
-        <w:rPr>
-          <w:i/>
-          <w:iCs/>
-        </w:rPr>
-        <w:t xml:space="preserve">M</w:t>
-      </w:r>
-      <w:r>
-        <w:t xml:space="preserve"> </w:t>
-      </w:r>
-      <w:r>
-        <w:t xml:space="preserve">plot obtained using the actual position of points.</w:t>
+        <w:t xml:space="preserve">When the actual point pattern is not structured, artifactual patterns are generated at a small scale.</w:t>
+      </w:r>
+      <w:r>
+        <w:t xml:space="preserve"> </w:t>
+      </w:r>
+      <w:r>
+        <w:t xml:space="preserve">In contrast, the local aggregation of the Matérn pattern is detected but underestimated.</w:t>
       </w:r>
     </w:p>
     <w:p>
@@ -5251,12 +5121,6 @@
         <w:pStyle w:val="Corpsdetexte"/>
       </w:pPr>
       <w:r>
-        <w:t xml:space="preserve">We chose the mentioned test.</w:t>
-      </w:r>
-      <w:r>
-        <w:t xml:space="preserve"> </w:t>
-      </w:r>
-      <w:r>
         <w:t xml:space="preserve">The</w:t>
       </w:r>
       <w:r>
@@ -5307,7 +5171,7 @@
         <w:t xml:space="preserve"> </w:t>
       </w:r>
       <w:r>
-        <w:t xml:space="preserve">value is compared with that obtained with point patterns simulated based on the null hypothesis, which is rejected if the actual value is outside of the 95% central quantiles of the simulations.</w:t>
+        <w:t xml:space="preserve">value is compared with that obtained with simulated point patterns based on the null hypothesis, which is rejected if the actual value is outside of the 95% central quantiles of the simulations.</w:t>
       </w:r>
     </w:p>
     <w:p>
@@ -5547,7 +5411,7 @@
         <w:t xml:space="preserve"> </w:t>
       </w:r>
       <w:r>
-        <w:t xml:space="preserve">Moreover, empirical studies do not always conclude on the same geographic scale on which plants agglomerate.</w:t>
+        <w:t xml:space="preserve">Moreover, empirical studies show that the scale at which plants agglomerate varies siubstantially.</w:t>
       </w:r>
       <w:r>
         <w:t xml:space="preserve"> </w:t>
@@ -5571,7 +5435,7 @@
         <w:t xml:space="preserve"> </w:t>
       </w:r>
       <w:r>
-        <w:t xml:space="preserve">found that plants in high- and medium-high-technology manufacturing sectors are spatially aggregated at distances greater than 500 meters in the metropolitan area of Milan while no significant pattern is observed in the same industry in the metropolitan area of Turin.</w:t>
+        <w:t xml:space="preserve">found that plants in high- and medium-high-technology manufacturing sectors were spatially aggregated at distances greater than 500 meters in the metropolitan area of Milan while no significant pattern wa observed in the same industry in the metropolitan area of Turin.</w:t>
       </w:r>
       <w:r>
         <w:t xml:space="preserve"> </w:t>
@@ -5589,7 +5453,7 @@
         <w:t xml:space="preserve"> </w:t>
       </w:r>
       <w:r>
-        <w:t xml:space="preserve">detected for Los Angeles that the highest level of spatial concentration of establishments in electronics appears within a distance of 1 kilometer while for textiles plants the agglomeration is the greatest within a distance of 4 kilometers.</w:t>
+        <w:t xml:space="preserve">detected that, in Los Angeles, the highest level of spatial concentration of establishments in electronics appeared within a distance of 1 kilometer while for textiles plants the agglomeration was greatest within a distance of 4 kilometers.</w:t>
       </w:r>
       <w:r>
         <w:t xml:space="preserve"> </w:t>
@@ -5607,7 +5471,7 @@
         <w:t xml:space="preserve"> </w:t>
       </w:r>
       <w:r>
-        <w:t xml:space="preserve">showed that location patterns may be very different from an industry to another by taking four</w:t>
+        <w:t xml:space="preserve">showed that location patterns were very different from an industry to another by taking four</w:t>
       </w:r>
       <w:r>
         <w:t xml:space="preserve"> </w:t>
@@ -5638,19 +5502,7 @@
         <w:t xml:space="preserve">Feser &amp; Sweeney (2002)</w:t>
       </w:r>
       <w:r>
-        <w:t xml:space="preserve">’s findings for the United States.</w:t>
-      </w:r>
-      <w:r>
-        <w:t xml:space="preserve"> </w:t>
-      </w:r>
-      <w:r>
-        <w:t xml:space="preserve">The latest proposed a very detailed analysis for a large number of industries in fourteen American metropolitan areas (see tables on pages 245-246 of their article).</w:t>
-      </w:r>
-      <w:r>
-        <w:t xml:space="preserve"> </w:t>
-      </w:r>
-      <w:r>
-        <w:t xml:space="preserve">The discrepancies in the location patterns at both within and between industries are appreciable.</w:t>
+        <w:t xml:space="preserve">’s findings for the United States who provided a very detailed analysis for a large number of industries in fourteen American metropolitan areas (see tables on pages 245-246 of their article).</w:t>
       </w:r>
     </w:p>
     <w:p>
@@ -5662,37 +5514,7 @@
           <w:b/>
           <w:bCs/>
         </w:rPr>
-        <w:t xml:space="preserve">In sum, spatial proximity is a multiscale problem. Knowing</w:t>
-      </w:r>
-      <w:r>
-        <w:rPr>
-          <w:b/>
-          <w:bCs/>
-        </w:rPr>
-        <w:t xml:space="preserve"> </w:t>
-      </w:r>
-      <w:r>
-        <w:rPr>
-          <w:b/>
-          <w:bCs/>
-          <w:i/>
-          <w:iCs/>
-        </w:rPr>
-        <w:t xml:space="preserve">a priori</w:t>
-      </w:r>
-      <w:r>
-        <w:rPr>
-          <w:b/>
-          <w:bCs/>
-        </w:rPr>
-        <w:t xml:space="preserve"> </w:t>
-      </w:r>
-      <w:r>
-        <w:rPr>
-          <w:b/>
-          <w:bCs/>
-        </w:rPr>
-        <w:t xml:space="preserve">the optimal grid size is not easy but one thing is certain: missing the geographical scale at which agglomeration economies is very embarrassing while DBM are available and perfectly preserve the richness of the spatial information of geo-located datasets.</w:t>
+        <w:t xml:space="preserve">In sum, there is no general rule to decide an appropriate grid size. Grouping the points for computing performance may result in missing the geographical scale at which agglomeration economies occur. The interest of DBMs is actually to avoid this issue by preserving the information contained in the location of points.</w:t>
       </w:r>
     </w:p>
     <w:bookmarkEnd w:id="55"/>
@@ -5807,10 +5629,7 @@
         <w:t xml:space="preserve"> </w:t>
       </w:r>
       <w:r>
-        <w:t xml:space="preserve">The acceptability of the method can be tested rigorously by simulating randomly thinned point patterns and comparing the distribution of their</w:t>
-      </w:r>
-      <w:r>
-        <w:t xml:space="preserve"> </w:t>
+        <w:t xml:space="preserve">The acceptability of the method can be tested rigorously by simulating randomly thinned point patterns and comparing the distribution of their </w:t>
       </w:r>
       <w:r>
         <w:rPr>
@@ -5829,16 +5648,13 @@
         <w:t xml:space="preserve"> </w:t>
       </w:r>
       <w:r>
-        <w:t xml:space="preserve">A million-point pattern is drawn with aggregated Cases and thinned with down to 10% of its size.</w:t>
-      </w:r>
-      <w:r>
-        <w:t xml:space="preserve"> </w:t>
-      </w:r>
-      <w:r>
-        <w:t xml:space="preserve">The</w:t>
-      </w:r>
-      <w:r>
-        <w:t xml:space="preserve"> </w:t>
+        <w:t xml:space="preserve">A million-point pattern is drawn with 5% of aggregated Cases and thinned with down to 10% of its size.</w:t>
+      </w:r>
+      <w:r>
+        <w:t xml:space="preserve"> </w:t>
+      </w:r>
+      <w:r>
+        <w:t xml:space="preserve">The </w:t>
       </w:r>
       <w:r>
         <w:rPr>
@@ -5863,10 +5679,7 @@
         <w:t xml:space="preserve">7</w:t>
       </w:r>
       <w:r>
-        <w:t xml:space="preserve">a shows the mean value and the confidence envelope of the</w:t>
-      </w:r>
-      <w:r>
-        <w:t xml:space="preserve"> </w:t>
+        <w:t xml:space="preserve">a shows the mean value and the confidence envelope of the </w:t>
       </w:r>
       <w:r>
         <w:rPr>
@@ -5903,10 +5716,7 @@
         <w:t xml:space="preserve"> </w:t>
       </w:r>
       <w:r>
-        <w:t xml:space="preserve">Since the bias is zero, it is simply the coefficient of variation of the simulated</w:t>
-      </w:r>
-      <w:r>
-        <w:t xml:space="preserve"> </w:t>
+        <w:t xml:space="preserve">Since the bias is zero, it is simply the coefficient of variation of the simulated </w:t>
       </w:r>
       <w:r>
         <w:rPr>
@@ -5961,13 +5771,141 @@
         <w:t xml:space="preserve"> </w:t>
       </w:r>
       <w:r>
+        <w:t xml:space="preserve">They utilized the </w:t>
+      </w:r>
+      <w:r>
+        <w:rPr>
+          <w:i/>
+          <w:iCs/>
+        </w:rPr>
+        <w:t xml:space="preserve">D</w:t>
+      </w:r>
+      <w:r>
+        <w:t xml:space="preserve"> </w:t>
+      </w:r>
+      <w:r>
+        <w:t xml:space="preserve">function</w:t>
+      </w:r>
+      <w:r>
+        <w:t xml:space="preserve"> </w:t>
+      </w:r>
+      <w:r>
+        <w:t xml:space="preserve">(Diggle &amp; Chetwynd, 1991)</w:t>
+      </w:r>
+      <w:r>
+        <w:t xml:space="preserve">, which is a topographic DBM that allows controlling for heterogeneity of space.</w:t>
+      </w:r>
+      <w:r>
+        <w:t xml:space="preserve"> </w:t>
+      </w:r>
+      <w:r>
+        <w:t xml:space="preserve">They showed that the </w:t>
+      </w:r>
+      <w:r>
+        <w:rPr>
+          <w:i/>
+          <w:iCs/>
+        </w:rPr>
+        <w:t xml:space="preserve">K</w:t>
+      </w:r>
+      <w:r>
+        <w:t xml:space="preserve"> </w:t>
+      </w:r>
+      <w:r>
+        <w:t xml:space="preserve">and </w:t>
+      </w:r>
+      <w:r>
+        <w:rPr>
+          <w:i/>
+          <w:iCs/>
+        </w:rPr>
+        <w:t xml:space="preserve">D</w:t>
+      </w:r>
+      <w:r>
+        <w:t xml:space="preserve"> </w:t>
+      </w:r>
+      <w:r>
+        <w:t xml:space="preserve">functions are invariant under random thinning.</w:t>
+      </w:r>
+    </w:p>
+    <w:p>
+      <w:pPr>
+        <w:pStyle w:val="Corpsdetexte"/>
+      </w:pPr>
+      <w:r>
+        <w:t xml:space="preserve">So is the </w:t>
+      </w:r>
+      <w:r>
+        <w:rPr>
+          <w:i/>
+          <w:iCs/>
+        </w:rPr>
+        <w:t xml:space="preserve">M</w:t>
+      </w:r>
+      <w:r>
+        <w:t xml:space="preserve"> </w:t>
+      </w:r>
+      <w:r>
+        <w:t xml:space="preserve">function: it is obtained by dividing a number of neighbors of interest by a total number of neighbors.</w:t>
+      </w:r>
+      <w:r>
+        <w:t xml:space="preserve"> </w:t>
+      </w:r>
+      <w:r>
+        <w:t xml:space="preserve">Both terms are reduced in the same proportion by random thinning, keeping the ratio unchanged.</w:t>
+      </w:r>
+      <w:r>
+        <w:t xml:space="preserve"> </w:t>
+      </w:r>
+      <w:r>
+        <w:t xml:space="preserve">All DBMs considered here actually have this property: the </w:t>
+      </w:r>
+      <w:r>
+        <w:rPr>
+          <w:i/>
+          <w:iCs/>
+        </w:rPr>
+        <w:t xml:space="preserve">K</w:t>
+      </w:r>
+      <w:r>
+        <w:rPr>
+          <w:i/>
+          <w:iCs/>
+          <w:vertAlign w:val="subscript"/>
+        </w:rPr>
+        <w:t xml:space="preserve">d</w:t>
+      </w:r>
+      <w:r>
+        <w:t xml:space="preserve"> </w:t>
+      </w:r>
+      <w:r>
+        <w:t xml:space="preserve">function is simply the unnormalized probability density to find a neighbor at distance </w:t>
+      </w:r>
+      <m:oMath>
+        <m:r>
+          <m:t>r</m:t>
+        </m:r>
+      </m:oMath>
+      <w:r>
+        <w:t xml:space="preserve">; as such, it does not change when some points, thus some distances, are deleted uniformly.</w:t>
+      </w:r>
+      <w:r>
+        <w:t xml:space="preserve"> </w:t>
+      </w:r>
+      <w:r>
+        <w:t xml:space="preserve">As</w:t>
+      </w:r>
+      <w:r>
+        <w:t xml:space="preserve"> </w:t>
+      </w:r>
+      <w:r>
         <w:t xml:space="preserve">Sweeney &amp; Konty (2005)</w:t>
       </w:r>
       <w:r>
         <w:t xml:space="preserve"> </w:t>
       </w:r>
       <w:r>
-        <w:t xml:space="preserve">showed that the</w:t>
+        <w:t xml:space="preserve">already noted for the</w:t>
       </w:r>
       <w:r>
         <w:t xml:space="preserve"> </w:t>
@@ -5983,29 +5921,7 @@
         <w:t xml:space="preserve"> </w:t>
       </w:r>
       <w:r>
-        <w:t xml:space="preserve">and</w:t>
-      </w:r>
-      <w:r>
-        <w:t xml:space="preserve"> </w:t>
-      </w:r>
-      <w:r>
-        <w:rPr>
-          <w:i/>
-          <w:iCs/>
-        </w:rPr>
-        <w:t xml:space="preserve">D</w:t>
-      </w:r>
-      <w:r>
-        <w:t xml:space="preserve"> </w:t>
-      </w:r>
-      <w:r>
-        <w:t xml:space="preserve">functions, that are other DBMs, are invariant under random thinning.</w:t>
-      </w:r>
-      <w:r>
-        <w:t xml:space="preserve"> </w:t>
-      </w:r>
-      <w:r>
-        <w:t xml:space="preserve">So is the</w:t>
+        <w:t xml:space="preserve">function, the variance of the estimation of</w:t>
       </w:r>
       <w:r>
         <w:t xml:space="preserve"> </w:t>
@@ -6021,47 +5937,13 @@
         <w:t xml:space="preserve"> </w:t>
       </w:r>
       <w:r>
-        <w:t xml:space="preserve">function: it is obtained by dividing a number of neighbors of interest by a total number of neighbors.</w:t>
-      </w:r>
-      <w:r>
-        <w:t xml:space="preserve"> </w:t>
-      </w:r>
-      <w:r>
-        <w:t xml:space="preserve">Both terms are reduced in the same proportion by random thinning, keeping the ratio unchanged.</w:t>
-      </w:r>
-      <w:r>
-        <w:t xml:space="preserve"> </w:t>
-      </w:r>
-      <w:r>
-        <w:t xml:space="preserve">As</w:t>
-      </w:r>
-      <w:r>
-        <w:t xml:space="preserve"> </w:t>
-      </w:r>
-      <w:r>
-        <w:t xml:space="preserve">Sweeney &amp; Konty (2005)</w:t>
-      </w:r>
-      <w:r>
-        <w:t xml:space="preserve"> </w:t>
-      </w:r>
-      <w:r>
-        <w:t xml:space="preserve">already noted for the</w:t>
-      </w:r>
-      <w:r>
-        <w:t xml:space="preserve"> </w:t>
-      </w:r>
-      <w:r>
-        <w:rPr>
-          <w:i/>
-          <w:iCs/>
-        </w:rPr>
-        <w:t xml:space="preserve">K</w:t>
-      </w:r>
-      <w:r>
-        <w:t xml:space="preserve"> </w:t>
-      </w:r>
-      <w:r>
-        <w:t xml:space="preserve">function, the variance of the estimation of</w:t>
+        <w:t xml:space="preserve">increases when the number of points decreases.</w:t>
+      </w:r>
+      <w:r>
+        <w:t xml:space="preserve"> </w:t>
+      </w:r>
+      <w:r>
+        <w:t xml:space="preserve">Thinning a 100,000-point dataset to 1000 points results in a very fast and unbiased estimation of the</w:t>
       </w:r>
       <w:r>
         <w:t xml:space="preserve"> </w:t>
@@ -6077,13 +5959,28 @@
         <w:t xml:space="preserve"> </w:t>
       </w:r>
       <w:r>
-        <w:t xml:space="preserve">increases when the number of points decreases.</w:t>
-      </w:r>
-      <w:r>
-        <w:t xml:space="preserve"> </w:t>
-      </w:r>
-      <w:r>
-        <w:t xml:space="preserve">Thinning a 100,000-point dataset to 1000 points results in a very fast and unbiased estimation of the</w:t>
+        <w:t xml:space="preserve">function but its RMSE is well over 100% at short distance (Figure in supplementary material).</w:t>
+      </w:r>
+      <w:r>
+        <w:t xml:space="preserve"> </w:t>
+      </w:r>
+      <w:r>
+        <w:t xml:space="preserve">Finally, our results provided on large datasets confirm previous findings of</w:t>
+      </w:r>
+      <w:r>
+        <w:t xml:space="preserve"> </w:t>
+      </w:r>
+      <w:r>
+        <w:t xml:space="preserve">Arbia et al. (2017)</w:t>
+      </w:r>
+      <w:r>
+        <w:t xml:space="preserve">.</w:t>
+      </w:r>
+      <w:r>
+        <w:t xml:space="preserve"> </w:t>
+      </w:r>
+      <w:r>
+        <w:t xml:space="preserve">They investigated the consequences of missing clustered data on the</w:t>
       </w:r>
       <w:r>
         <w:t xml:space="preserve"> </w:t>
@@ -6099,78 +5996,19 @@
         <w:t xml:space="preserve"> </w:t>
       </w:r>
       <w:r>
-        <w:t xml:space="preserve">function but RMSE is well over 100% at short distance (Figure in supplementary material).</w:t>
-      </w:r>
-      <w:r>
-        <w:t xml:space="preserve"> </w:t>
-      </w:r>
-      <w:r>
-        <w:t xml:space="preserve">Finally, our results provided on large datasets confirm previous findings of</w:t>
-      </w:r>
-      <w:r>
-        <w:t xml:space="preserve"> </w:t>
-      </w:r>
-      <w:r>
-        <w:t xml:space="preserve">Arbia et al. (2017)</w:t>
-      </w:r>
-      <w:r>
-        <w:t xml:space="preserve">.</w:t>
-      </w:r>
-      <w:r>
-        <w:t xml:space="preserve"> </w:t>
-      </w:r>
-      <w:r>
-        <w:t xml:space="preserve">They investigate the consequences on the</w:t>
-      </w:r>
-      <w:r>
-        <w:t xml:space="preserve"> </w:t>
-      </w:r>
-      <w:r>
-        <w:rPr>
-          <w:i/>
-          <w:iCs/>
-        </w:rPr>
-        <w:t xml:space="preserve">M</w:t>
-      </w:r>
-      <w:r>
-        <w:t xml:space="preserve"> </w:t>
-      </w:r>
-      <w:r>
-        <w:t xml:space="preserve">function</w:t>
-      </w:r>
-      <w:r>
-        <w:t xml:space="preserve"> </w:t>
-      </w:r>
-      <w:r>
-        <w:rPr>
-          <w:i/>
-          <w:iCs/>
-        </w:rPr>
-        <w:t xml:space="preserve">“missing clustered data”</w:t>
-      </w:r>
-      <w:r>
-        <w:t xml:space="preserve"> </w:t>
-      </w:r>
-      <w:r>
-        <w:t xml:space="preserve">in geo-located datasets.</w:t>
-      </w:r>
-      <w:r>
-        <w:t xml:space="preserve"> </w:t>
-      </w:r>
-      <w:r>
-        <w:t xml:space="preserve">Arbia et al. (2017)</w:t>
-      </w:r>
-      <w:r>
-        <w:t xml:space="preserve"> </w:t>
-      </w:r>
-      <w:r>
-        <w:t xml:space="preserve">motivate a missing clustered data problem (rather than a random one) arguing that such a problem is highly localized.</w:t>
-      </w:r>
-      <w:r>
-        <w:t xml:space="preserve"> </w:t>
-      </w:r>
-      <w:r>
-        <w:t xml:space="preserve">Their empirical application on manufacturing firms located in Trento (Italy) provide evidence that</w:t>
+        <w:t xml:space="preserve">function.</w:t>
+      </w:r>
+      <w:r>
+        <w:t xml:space="preserve"> </w:t>
+      </w:r>
+      <w:r>
+        <w:t xml:space="preserve">In their study, data were not degraded homogeneously but some data were locally missing.</w:t>
+      </w:r>
+      <w:r>
+        <w:t xml:space="preserve"> </w:t>
+      </w:r>
+      <w:r>
+        <w:t xml:space="preserve">Their empirical application on manufacturing firms located in Trento (Italy) provided evidence that</w:t>
       </w:r>
       <w:r>
         <w:t xml:space="preserve"> </w:t>
@@ -6305,7 +6143,156 @@
         <w:t xml:space="preserve"> </w:t>
       </w:r>
       <w:r>
-        <w:t xml:space="preserve">The random thinning can thus be a good option to deal with very large datasets, avoiding any severe statistical bias.</w:t>
+        <w:t xml:space="preserve">Random thinning is thus the good option to deal with very large datasets, avoiding any statistical bias but suffering from excessive variance if the resulting point pattern is small.</w:t>
+      </w:r>
+      <w:r>
+        <w:t xml:space="preserve"> </w:t>
+      </w:r>
+      <w:r>
+        <w:t xml:space="preserve">It is thus recommended to thin very large point patterns down to the largest tractable size possible, typically 100,000 points considering the performance of current personal computers.</w:t>
+      </w:r>
+    </w:p>
+    <w:p>
+      <w:pPr>
+        <w:pStyle w:val="Corpsdetexte"/>
+      </w:pPr>
+      <w:r>
+        <w:t xml:space="preserve">It was out of the scope of this study to test the performance of other DBMs, but general conclusions can be drawn.</w:t>
+      </w:r>
+      <w:r>
+        <w:t xml:space="preserve"> </w:t>
+      </w:r>
+      <w:r>
+        <w:t xml:space="preserve">Whatever the function and the software, memory issues might appear to store the distances between points, whose number increases as the square of the number of points.</w:t>
+      </w:r>
+      <w:r>
+        <w:t xml:space="preserve"> </w:t>
+      </w:r>
+      <w:r>
+        <w:t xml:space="preserve">Only the </w:t>
+      </w:r>
+      <w:r>
+        <w:rPr>
+          <w:i/>
+          <w:iCs/>
+        </w:rPr>
+        <w:t xml:space="preserve">K</w:t>
+      </w:r>
+      <w:r>
+        <w:rPr>
+          <w:i/>
+          <w:iCs/>
+          <w:vertAlign w:val="subscript"/>
+        </w:rPr>
+        <w:t xml:space="preserve">d</w:t>
+      </w:r>
+      <w:r>
+        <w:t xml:space="preserve"> function requires to store such a distance matrix.</w:t>
+      </w:r>
+      <w:r>
+        <w:t xml:space="preserve"> </w:t>
+      </w:r>
+      <w:r>
+        <w:t xml:space="preserve">Scholl &amp; Brenner (2015)</w:t>
+      </w:r>
+      <w:r>
+        <w:t xml:space="preserve"> </w:t>
+      </w:r>
+      <w:r>
+        <w:t xml:space="preserve">proposed approximating the distances between pairs of entities by grouping them into classes.</w:t>
+      </w:r>
+      <w:r>
+        <w:t xml:space="preserve"> </w:t>
+      </w:r>
+      <w:r>
+        <w:t xml:space="preserve">This method, implemented in the</w:t>
+      </w:r>
+      <w:r>
+        <w:t xml:space="preserve"> </w:t>
+      </w:r>
+      <w:r>
+        <w:rPr>
+          <w:i/>
+          <w:iCs/>
+        </w:rPr>
+        <w:t xml:space="preserve">dbmss</w:t>
+      </w:r>
+      <w:r>
+        <w:t xml:space="preserve"> </w:t>
+      </w:r>
+      <w:r>
+        <w:t xml:space="preserve">package, provides a considerable gain in memory use with minor loss of accuracy, but no gain in computing time since all distances must be calculated before being grouped.</w:t>
+      </w:r>
+      <w:r>
+        <w:t xml:space="preserve"> </w:t>
+      </w:r>
+      <w:r>
+        <w:t xml:space="preserve">Commuting time is thus the most general issue.</w:t>
+      </w:r>
+      <w:r>
+        <w:t xml:space="preserve"> </w:t>
+      </w:r>
+      <w:r>
+        <w:t xml:space="preserve">The computing time of the </w:t>
+      </w:r>
+      <w:r>
+        <w:rPr>
+          <w:i/>
+          <w:iCs/>
+        </w:rPr>
+        <w:t xml:space="preserve">K</w:t>
+      </w:r>
+      <w:r>
+        <w:rPr>
+          <w:i/>
+          <w:iCs/>
+          <w:vertAlign w:val="subscript"/>
+        </w:rPr>
+        <w:t xml:space="preserve">d</w:t>
+      </w:r>
+      <w:r>
+        <w:t xml:space="preserve"> function is similar to that of </w:t>
+      </w:r>
+      <w:r>
+        <w:rPr>
+          <w:i/>
+          <w:iCs/>
+        </w:rPr>
+        <w:t xml:space="preserve">M</w:t>
+      </w:r>
+      <w:r>
+        <w:t xml:space="preserve"> </w:t>
+      </w:r>
+      <w:r>
+        <w:t xml:space="preserve">while the </w:t>
+      </w:r>
+      <w:r>
+        <w:rPr>
+          <w:i/>
+          <w:iCs/>
+        </w:rPr>
+        <w:t xml:space="preserve">D</w:t>
+      </w:r>
+      <w:r>
+        <w:t xml:space="preserve"> </w:t>
+      </w:r>
+      <w:r>
+        <w:t xml:space="preserve">function is far slower (figure in the appendix): topographic DBMs require correcting edge effects</w:t>
+      </w:r>
+      <w:r>
+        <w:t xml:space="preserve"> </w:t>
+      </w:r>
+      <w:r>
+        <w:t xml:space="preserve">(Marcon &amp; Puech, 2017)</w:t>
+      </w:r>
+      <w:r>
+        <w:t xml:space="preserve">, which rely on complex calculation.</w:t>
+      </w:r>
+      <w:r>
+        <w:t xml:space="preserve"> </w:t>
+      </w:r>
+      <w:r>
+        <w:t xml:space="preserve">Our recommendations about thinning apply to all of them.</w:t>
       </w:r>
     </w:p>
     <w:bookmarkEnd w:id="65"/>
@@ -6380,7 +6367,7 @@
       </w:r>
     </w:p>
     <w:bookmarkEnd w:id="68"/>
-    <w:bookmarkStart w:id="147" w:name="references"/>
+    <w:bookmarkStart w:id="149" w:name="references"/>
     <w:p>
       <w:pPr>
         <w:pStyle w:val="Titre1"/>
@@ -6389,7 +6376,7 @@
         <w:t xml:space="preserve">References</w:t>
       </w:r>
     </w:p>
-    <w:bookmarkStart w:id="146" w:name="refs"/>
+    <w:bookmarkStart w:id="148" w:name="refs"/>
     <w:bookmarkStart w:id="69" w:name="ref-Arbia1989"/>
     <w:p>
       <w:pPr>
@@ -7217,12 +7204,59 @@
       </w:r>
     </w:p>
     <w:bookmarkEnd w:id="89"/>
-    <w:bookmarkStart w:id="90" w:name="ref-Diodato2018"/>
+    <w:bookmarkStart w:id="91" w:name="ref-Diggle1991"/>
     <w:p>
       <w:pPr>
         <w:pStyle w:val="Bibliographie"/>
       </w:pPr>
       <w:r>
+        <w:t xml:space="preserve">Diggle, P. J., &amp; Chetwynd, A. G. (1991). Second-order analysis of spatial clustering for inhomogeneous populations.</w:t>
+      </w:r>
+      <w:r>
+        <w:t xml:space="preserve"> </w:t>
+      </w:r>
+      <w:r>
+        <w:rPr>
+          <w:i/>
+          <w:iCs/>
+        </w:rPr>
+        <w:t xml:space="preserve">Biometrics</w:t>
+      </w:r>
+      <w:r>
+        <w:t xml:space="preserve">,</w:t>
+      </w:r>
+      <w:r>
+        <w:t xml:space="preserve"> </w:t>
+      </w:r>
+      <w:r>
+        <w:rPr>
+          <w:i/>
+          <w:iCs/>
+        </w:rPr>
+        <w:t xml:space="preserve">47</w:t>
+      </w:r>
+      <w:r>
+        <w:t xml:space="preserve">(3), 1155–1163.</w:t>
+      </w:r>
+      <w:r>
+        <w:t xml:space="preserve"> </w:t>
+      </w:r>
+      <w:hyperlink r:id="rId90">
+        <w:r>
+          <w:rPr>
+            <w:rStyle w:val="Lienhypertexte"/>
+          </w:rPr>
+          <w:t xml:space="preserve">https://doi.org/10.2307/2532668</w:t>
+        </w:r>
+      </w:hyperlink>
+    </w:p>
+    <w:bookmarkEnd w:id="91"/>
+    <w:bookmarkStart w:id="92" w:name="ref-Diodato2018"/>
+    <w:p>
+      <w:pPr>
+        <w:pStyle w:val="Bibliographie"/>
+      </w:pPr>
+      <w:r>
         <w:t xml:space="preserve">Diodato, D., Neffke, F., &amp; O’Clery, N. (2018). Why do industries coagglomerate?</w:t>
       </w:r>
       <w:r>
@@ -7270,8 +7304,8 @@
         <w:t xml:space="preserve">, 1–26.</w:t>
       </w:r>
     </w:p>
-    <w:bookmarkEnd w:id="90"/>
-    <w:bookmarkStart w:id="92" w:name="ref-Dray2021"/>
+    <w:bookmarkEnd w:id="92"/>
+    <w:bookmarkStart w:id="94" w:name="ref-Dray2021"/>
     <w:p>
       <w:pPr>
         <w:pStyle w:val="Bibliographie"/>
@@ -7317,7 +7351,7 @@
       <w:r>
         <w:t xml:space="preserve"> </w:t>
       </w:r>
-      <w:hyperlink r:id="rId91">
+      <w:hyperlink r:id="rId93">
         <w:r>
           <w:rPr>
             <w:rStyle w:val="Lienhypertexte"/>
@@ -7326,8 +7360,8 @@
         </w:r>
       </w:hyperlink>
     </w:p>
-    <w:bookmarkEnd w:id="92"/>
-    <w:bookmarkStart w:id="93" w:name="ref-Duranton2005"/>
+    <w:bookmarkEnd w:id="94"/>
+    <w:bookmarkStart w:id="95" w:name="ref-Duranton2005"/>
     <w:p>
       <w:pPr>
         <w:pStyle w:val="Bibliographie"/>
@@ -7371,8 +7405,8 @@
         <w:t xml:space="preserve">(4), 1077–1106.</w:t>
       </w:r>
     </w:p>
-    <w:bookmarkEnd w:id="93"/>
-    <w:bookmarkStart w:id="94" w:name="ref-Duranton2004"/>
+    <w:bookmarkEnd w:id="95"/>
+    <w:bookmarkStart w:id="96" w:name="ref-Duranton2004"/>
     <w:p>
       <w:pPr>
         <w:pStyle w:val="Bibliographie"/>
@@ -7406,8 +7440,8 @@
         <w:t xml:space="preserve">(Vol. 4, pp. 2063–2117). Elsevier.</w:t>
       </w:r>
     </w:p>
-    <w:bookmarkEnd w:id="94"/>
-    <w:bookmarkStart w:id="95" w:name="ref-Ellison1997"/>
+    <w:bookmarkEnd w:id="96"/>
+    <w:bookmarkStart w:id="97" w:name="ref-Ellison1997"/>
     <w:p>
       <w:pPr>
         <w:pStyle w:val="Bibliographie"/>
@@ -7451,8 +7485,8 @@
         <w:t xml:space="preserve">(5), 889–927.</w:t>
       </w:r>
     </w:p>
-    <w:bookmarkEnd w:id="95"/>
-    <w:bookmarkStart w:id="96" w:name="ref-Ellison1999"/>
+    <w:bookmarkEnd w:id="97"/>
+    <w:bookmarkStart w:id="98" w:name="ref-Ellison1999"/>
     <w:p>
       <w:pPr>
         <w:pStyle w:val="Bibliographie"/>
@@ -7493,8 +7527,8 @@
         <w:t xml:space="preserve">(2), 311–316.</w:t>
       </w:r>
     </w:p>
-    <w:bookmarkEnd w:id="96"/>
-    <w:bookmarkStart w:id="97" w:name="ref-Ellison2010"/>
+    <w:bookmarkEnd w:id="98"/>
+    <w:bookmarkStart w:id="99" w:name="ref-Ellison2010"/>
     <w:p>
       <w:pPr>
         <w:pStyle w:val="Bibliographie"/>
@@ -7538,8 +7572,8 @@
         <w:t xml:space="preserve">(3), 1195–1213.</w:t>
       </w:r>
     </w:p>
-    <w:bookmarkEnd w:id="97"/>
-    <w:bookmarkStart w:id="98" w:name="ref-Fernandez-Gonzalez2005"/>
+    <w:bookmarkEnd w:id="99"/>
+    <w:bookmarkStart w:id="100" w:name="ref-Fernandez-Gonzalez2005"/>
     <w:p>
       <w:pPr>
         <w:pStyle w:val="Bibliographie"/>
@@ -7597,8 +7631,8 @@
         <w:t xml:space="preserve">(9), 1300–1313.</w:t>
       </w:r>
     </w:p>
-    <w:bookmarkEnd w:id="98"/>
-    <w:bookmarkStart w:id="99" w:name="ref-Feser2000"/>
+    <w:bookmarkEnd w:id="100"/>
+    <w:bookmarkStart w:id="101" w:name="ref-Feser2000"/>
     <w:p>
       <w:pPr>
         <w:pStyle w:val="Bibliographie"/>
@@ -7633,8 +7667,8 @@
         <w:t xml:space="preserve">(4), 349–376.</w:t>
       </w:r>
     </w:p>
-    <w:bookmarkEnd w:id="99"/>
-    <w:bookmarkStart w:id="100" w:name="ref-Feser2002"/>
+    <w:bookmarkEnd w:id="101"/>
+    <w:bookmarkStart w:id="102" w:name="ref-Feser2002"/>
     <w:p>
       <w:pPr>
         <w:pStyle w:val="Bibliographie"/>
@@ -7659,8 +7693,8 @@
         <w:t xml:space="preserve">(pp. 222–257). Edward Elgar Publishing.</w:t>
       </w:r>
     </w:p>
-    <w:bookmarkEnd w:id="100"/>
-    <w:bookmarkStart w:id="101" w:name="ref-Floch2018"/>
+    <w:bookmarkEnd w:id="102"/>
+    <w:bookmarkStart w:id="103" w:name="ref-Floch2018"/>
     <w:p>
       <w:pPr>
         <w:pStyle w:val="Bibliographie"/>
@@ -7699,8 +7733,8 @@
         <w:t xml:space="preserve">(pp. 71–111). Insee-Eurostat.</w:t>
       </w:r>
     </w:p>
-    <w:bookmarkEnd w:id="101"/>
-    <w:bookmarkStart w:id="102" w:name="ref-Florence1972"/>
+    <w:bookmarkEnd w:id="103"/>
+    <w:bookmarkStart w:id="104" w:name="ref-Florence1972"/>
     <w:p>
       <w:pPr>
         <w:pStyle w:val="Bibliographie"/>
@@ -7725,8 +7759,8 @@
         <w:t xml:space="preserve">(3rd edn). Routledge &amp; Kegan Paul.</w:t>
       </w:r>
     </w:p>
-    <w:bookmarkEnd w:id="102"/>
-    <w:bookmarkStart w:id="103" w:name="ref-Fujita1999"/>
+    <w:bookmarkEnd w:id="104"/>
+    <w:bookmarkStart w:id="105" w:name="ref-Fujita1999"/>
     <w:p>
       <w:pPr>
         <w:pStyle w:val="Bibliographie"/>
@@ -7748,8 +7782,8 @@
         <w:t xml:space="preserve">. The MIT Press.</w:t>
       </w:r>
     </w:p>
-    <w:bookmarkEnd w:id="103"/>
-    <w:bookmarkStart w:id="104" w:name="ref-Fujita2013"/>
+    <w:bookmarkEnd w:id="105"/>
+    <w:bookmarkStart w:id="106" w:name="ref-Fujita2013"/>
     <w:p>
       <w:pPr>
         <w:pStyle w:val="Bibliographie"/>
@@ -7774,8 +7808,8 @@
         <w:t xml:space="preserve">(2nd edn). Cambridge University Press.</w:t>
       </w:r>
     </w:p>
-    <w:bookmarkEnd w:id="104"/>
-    <w:bookmarkStart w:id="105" w:name="ref-Gini1912"/>
+    <w:bookmarkEnd w:id="106"/>
+    <w:bookmarkStart w:id="107" w:name="ref-Gini1912"/>
     <w:p>
       <w:pPr>
         <w:pStyle w:val="Bibliographie"/>
@@ -7837,8 +7871,8 @@
         <w:t xml:space="preserve">di Cagliari.</w:t>
       </w:r>
     </w:p>
-    <w:bookmarkEnd w:id="105"/>
-    <w:bookmarkStart w:id="106" w:name="ref-Giuliani2014"/>
+    <w:bookmarkEnd w:id="107"/>
+    <w:bookmarkStart w:id="108" w:name="ref-Giuliani2014"/>
     <w:p>
       <w:pPr>
         <w:pStyle w:val="Bibliographie"/>
@@ -7895,8 +7929,8 @@
         <w:t xml:space="preserve">(3), 251–272.</w:t>
       </w:r>
     </w:p>
-    <w:bookmarkEnd w:id="106"/>
-    <w:bookmarkStart w:id="107" w:name="ref-Glaeser2010"/>
+    <w:bookmarkEnd w:id="108"/>
+    <w:bookmarkStart w:id="109" w:name="ref-Glaeser2010"/>
     <w:p>
       <w:pPr>
         <w:pStyle w:val="Bibliographie"/>
@@ -7939,8 +7973,8 @@
         <w:t xml:space="preserve">. National Bureau of Economic Research, University of Chicago Press.</w:t>
       </w:r>
     </w:p>
-    <w:bookmarkEnd w:id="107"/>
-    <w:bookmarkStart w:id="109" w:name="ref-Jensen2011"/>
+    <w:bookmarkEnd w:id="109"/>
+    <w:bookmarkStart w:id="111" w:name="ref-Jensen2011"/>
     <w:p>
       <w:pPr>
         <w:pStyle w:val="Bibliographie"/>
@@ -7986,7 +8020,7 @@
       <w:r>
         <w:t xml:space="preserve"> </w:t>
       </w:r>
-      <w:hyperlink r:id="rId108">
+      <w:hyperlink r:id="rId110">
         <w:r>
           <w:rPr>
             <w:rStyle w:val="Lienhypertexte"/>
@@ -7995,8 +8029,8 @@
         </w:r>
       </w:hyperlink>
     </w:p>
-    <w:bookmarkEnd w:id="109"/>
-    <w:bookmarkStart w:id="110" w:name="ref-Kerr2015"/>
+    <w:bookmarkEnd w:id="111"/>
+    <w:bookmarkStart w:id="112" w:name="ref-Kerr2015"/>
     <w:p>
       <w:pPr>
         <w:pStyle w:val="Bibliographie"/>
@@ -8040,8 +8074,8 @@
         <w:t xml:space="preserve">(4), 877–899.</w:t>
       </w:r>
     </w:p>
-    <w:bookmarkEnd w:id="110"/>
-    <w:bookmarkStart w:id="112" w:name="ref-Lentz2011"/>
+    <w:bookmarkEnd w:id="112"/>
+    <w:bookmarkStart w:id="114" w:name="ref-Lentz2011"/>
     <w:p>
       <w:pPr>
         <w:pStyle w:val="Bibliographie"/>
@@ -8087,7 +8121,7 @@
       <w:r>
         <w:t xml:space="preserve"> </w:t>
       </w:r>
-      <w:hyperlink r:id="rId111">
+      <w:hyperlink r:id="rId113">
         <w:r>
           <w:rPr>
             <w:rStyle w:val="Lienhypertexte"/>
@@ -8096,8 +8130,8 @@
         </w:r>
       </w:hyperlink>
     </w:p>
-    <w:bookmarkEnd w:id="112"/>
-    <w:bookmarkStart w:id="113" w:name="ref-Marcon2019"/>
+    <w:bookmarkEnd w:id="114"/>
+    <w:bookmarkStart w:id="115" w:name="ref-Marcon2019"/>
     <w:p>
       <w:pPr>
         <w:pStyle w:val="Bibliographie"/>
@@ -8153,8 +8187,8 @@
         <w:t xml:space="preserve">(3), 305–326.</w:t>
       </w:r>
     </w:p>
-    <w:bookmarkEnd w:id="113"/>
-    <w:bookmarkStart w:id="115" w:name="ref-Marcon2003"/>
+    <w:bookmarkEnd w:id="115"/>
+    <w:bookmarkStart w:id="117" w:name="ref-Marcon2003"/>
     <w:p>
       <w:pPr>
         <w:pStyle w:val="Bibliographie"/>
@@ -8200,7 +8234,7 @@
       <w:r>
         <w:t xml:space="preserve"> </w:t>
       </w:r>
-      <w:hyperlink r:id="rId114">
+      <w:hyperlink r:id="rId116">
         <w:r>
           <w:rPr>
             <w:rStyle w:val="Lienhypertexte"/>
@@ -8209,8 +8243,8 @@
         </w:r>
       </w:hyperlink>
     </w:p>
-    <w:bookmarkEnd w:id="115"/>
-    <w:bookmarkStart w:id="117" w:name="ref-Marcon2010"/>
+    <w:bookmarkEnd w:id="117"/>
+    <w:bookmarkStart w:id="119" w:name="ref-Marcon2010"/>
     <w:p>
       <w:pPr>
         <w:pStyle w:val="Bibliographie"/>
@@ -8256,7 +8290,7 @@
       <w:r>
         <w:t xml:space="preserve"> </w:t>
       </w:r>
-      <w:hyperlink r:id="rId116">
+      <w:hyperlink r:id="rId118">
         <w:r>
           <w:rPr>
             <w:rStyle w:val="Lienhypertexte"/>
@@ -8265,8 +8299,8 @@
         </w:r>
       </w:hyperlink>
     </w:p>
-    <w:bookmarkEnd w:id="117"/>
-    <w:bookmarkStart w:id="118" w:name="ref-Marcon2017"/>
+    <w:bookmarkEnd w:id="119"/>
+    <w:bookmarkStart w:id="120" w:name="ref-Marcon2017"/>
     <w:p>
       <w:pPr>
         <w:pStyle w:val="Bibliographie"/>
@@ -8310,8 +8344,8 @@
         <w:t xml:space="preserve">, 56–67.</w:t>
       </w:r>
     </w:p>
-    <w:bookmarkEnd w:id="118"/>
-    <w:bookmarkStart w:id="120" w:name="ref-Marcon2012"/>
+    <w:bookmarkEnd w:id="120"/>
+    <w:bookmarkStart w:id="122" w:name="ref-Marcon2012"/>
     <w:p>
       <w:pPr>
         <w:pStyle w:val="Bibliographie"/>
@@ -8357,7 +8391,7 @@
       <w:r>
         <w:t xml:space="preserve"> </w:t>
       </w:r>
-      <w:hyperlink r:id="rId119">
+      <w:hyperlink r:id="rId121">
         <w:r>
           <w:rPr>
             <w:rStyle w:val="Lienhypertexte"/>
@@ -8366,8 +8400,8 @@
         </w:r>
       </w:hyperlink>
     </w:p>
-    <w:bookmarkEnd w:id="120"/>
-    <w:bookmarkStart w:id="121" w:name="ref-Marcon2014"/>
+    <w:bookmarkEnd w:id="122"/>
+    <w:bookmarkStart w:id="123" w:name="ref-Marcon2014"/>
     <w:p>
       <w:pPr>
         <w:pStyle w:val="Bibliographie"/>
@@ -8423,8 +8457,8 @@
         <w:t xml:space="preserve">(3), 1–15.</w:t>
       </w:r>
     </w:p>
-    <w:bookmarkEnd w:id="121"/>
-    <w:bookmarkStart w:id="122" w:name="ref-Marshall1890"/>
+    <w:bookmarkEnd w:id="123"/>
+    <w:bookmarkStart w:id="124" w:name="ref-Marshall1890"/>
     <w:p>
       <w:pPr>
         <w:pStyle w:val="Bibliographie"/>
@@ -8446,8 +8480,8 @@
         <w:t xml:space="preserve">. Macmillan.</w:t>
       </w:r>
     </w:p>
-    <w:bookmarkEnd w:id="122"/>
-    <w:bookmarkStart w:id="123" w:name="ref-Matern1960"/>
+    <w:bookmarkEnd w:id="124"/>
+    <w:bookmarkStart w:id="125" w:name="ref-Matern1960"/>
     <w:p>
       <w:pPr>
         <w:pStyle w:val="Bibliographie"/>
@@ -8505,8 +8539,8 @@
         <w:t xml:space="preserve">(5), 1–144.</w:t>
       </w:r>
     </w:p>
-    <w:bookmarkEnd w:id="123"/>
-    <w:bookmarkStart w:id="125" w:name="ref-Nissi2013"/>
+    <w:bookmarkEnd w:id="125"/>
+    <w:bookmarkStart w:id="127" w:name="ref-Nissi2013"/>
     <w:p>
       <w:pPr>
         <w:pStyle w:val="Bibliographie"/>
@@ -8551,7 +8585,7 @@
       <w:r>
         <w:t xml:space="preserve"> </w:t>
       </w:r>
-      <w:hyperlink r:id="rId124">
+      <w:hyperlink r:id="rId126">
         <w:r>
           <w:rPr>
             <w:rStyle w:val="Lienhypertexte"/>
@@ -8560,8 +8594,8 @@
         </w:r>
       </w:hyperlink>
     </w:p>
-    <w:bookmarkEnd w:id="125"/>
-    <w:bookmarkStart w:id="126" w:name="ref-Openshaw1979"/>
+    <w:bookmarkEnd w:id="127"/>
+    <w:bookmarkStart w:id="128" w:name="ref-Openshaw1979"/>
     <w:p>
       <w:pPr>
         <w:pStyle w:val="Bibliographie"/>
@@ -8595,8 +8629,8 @@
         <w:t xml:space="preserve">(pp. 127–144). Pion.</w:t>
       </w:r>
     </w:p>
-    <w:bookmarkEnd w:id="126"/>
-    <w:bookmarkStart w:id="127" w:name="ref-Piacentino2021"/>
+    <w:bookmarkEnd w:id="128"/>
+    <w:bookmarkStart w:id="129" w:name="ref-Piacentino2021"/>
     <w:p>
       <w:pPr>
         <w:pStyle w:val="Bibliographie"/>
@@ -8631,8 +8665,8 @@
         <w:t xml:space="preserve">(2), 121–125.</w:t>
       </w:r>
     </w:p>
-    <w:bookmarkEnd w:id="127"/>
-    <w:bookmarkStart w:id="128" w:name="ref-R"/>
+    <w:bookmarkEnd w:id="129"/>
+    <w:bookmarkStart w:id="130" w:name="ref-R"/>
     <w:p>
       <w:pPr>
         <w:pStyle w:val="Bibliographie"/>
@@ -8654,8 +8688,8 @@
         <w:t xml:space="preserve">. R Foundation for Statistical Computing.</w:t>
       </w:r>
     </w:p>
-    <w:bookmarkEnd w:id="128"/>
-    <w:bookmarkStart w:id="129" w:name="ref-Ripley1976"/>
+    <w:bookmarkEnd w:id="130"/>
+    <w:bookmarkStart w:id="131" w:name="ref-Ripley1976"/>
     <w:p>
       <w:pPr>
         <w:pStyle w:val="Bibliographie"/>
@@ -8699,8 +8733,8 @@
         <w:t xml:space="preserve">(6), 995–998.</w:t>
       </w:r>
     </w:p>
-    <w:bookmarkEnd w:id="129"/>
-    <w:bookmarkStart w:id="131" w:name="ref-Ripley1977"/>
+    <w:bookmarkEnd w:id="131"/>
+    <w:bookmarkStart w:id="133" w:name="ref-Ripley1977"/>
     <w:p>
       <w:pPr>
         <w:pStyle w:val="Bibliographie"/>
@@ -8746,7 +8780,7 @@
       <w:r>
         <w:t xml:space="preserve"> </w:t>
       </w:r>
-      <w:hyperlink r:id="rId130">
+      <w:hyperlink r:id="rId132">
         <w:r>
           <w:rPr>
             <w:rStyle w:val="Lienhypertexte"/>
@@ -8755,8 +8789,8 @@
         </w:r>
       </w:hyperlink>
     </w:p>
-    <w:bookmarkEnd w:id="131"/>
-    <w:bookmarkStart w:id="132" w:name="ref-Rosenthal2001"/>
+    <w:bookmarkEnd w:id="133"/>
+    <w:bookmarkStart w:id="134" w:name="ref-Rosenthal2001"/>
     <w:p>
       <w:pPr>
         <w:pStyle w:val="Bibliographie"/>
@@ -8800,8 +8834,8 @@
         <w:t xml:space="preserve">(2), 191–229.</w:t>
       </w:r>
     </w:p>
-    <w:bookmarkEnd w:id="132"/>
-    <w:bookmarkStart w:id="134" w:name="ref-Rosenthal2003"/>
+    <w:bookmarkEnd w:id="134"/>
+    <w:bookmarkStart w:id="136" w:name="ref-Rosenthal2003"/>
     <w:p>
       <w:pPr>
         <w:pStyle w:val="Bibliographie"/>
@@ -8847,7 +8881,7 @@
       <w:r>
         <w:t xml:space="preserve"> </w:t>
       </w:r>
-      <w:hyperlink r:id="rId133">
+      <w:hyperlink r:id="rId135">
         <w:r>
           <w:rPr>
             <w:rStyle w:val="Lienhypertexte"/>
@@ -8856,8 +8890,8 @@
         </w:r>
       </w:hyperlink>
     </w:p>
-    <w:bookmarkEnd w:id="134"/>
-    <w:bookmarkStart w:id="135" w:name="ref-Rosenthal2004"/>
+    <w:bookmarkEnd w:id="136"/>
+    <w:bookmarkStart w:id="137" w:name="ref-Rosenthal2004"/>
     <w:p>
       <w:pPr>
         <w:pStyle w:val="Bibliographie"/>
@@ -8891,8 +8925,8 @@
         <w:t xml:space="preserve">(Vol. 4, pp. 2119–2171). Elsevier.</w:t>
       </w:r>
     </w:p>
-    <w:bookmarkEnd w:id="135"/>
-    <w:bookmarkStart w:id="136" w:name="ref-Rosenthal2020"/>
+    <w:bookmarkEnd w:id="137"/>
+    <w:bookmarkStart w:id="138" w:name="ref-Rosenthal2020"/>
     <w:p>
       <w:pPr>
         <w:pStyle w:val="Bibliographie"/>
@@ -8936,8 +8970,8 @@
         <w:t xml:space="preserve">(3), 27–49.</w:t>
       </w:r>
     </w:p>
-    <w:bookmarkEnd w:id="136"/>
-    <w:bookmarkStart w:id="138" w:name="ref-Scholl2013"/>
+    <w:bookmarkEnd w:id="138"/>
+    <w:bookmarkStart w:id="140" w:name="ref-Scholl2013"/>
     <w:p>
       <w:pPr>
         <w:pStyle w:val="Bibliographie"/>
@@ -8983,7 +9017,7 @@
       <w:r>
         <w:t xml:space="preserve"> </w:t>
       </w:r>
-      <w:hyperlink r:id="rId137">
+      <w:hyperlink r:id="rId139">
         <w:r>
           <w:rPr>
             <w:rStyle w:val="Lienhypertexte"/>
@@ -8992,8 +9026,8 @@
         </w:r>
       </w:hyperlink>
     </w:p>
-    <w:bookmarkEnd w:id="138"/>
-    <w:bookmarkStart w:id="139" w:name="ref-Sweeney1998"/>
+    <w:bookmarkEnd w:id="140"/>
+    <w:bookmarkStart w:id="141" w:name="ref-Sweeney1998"/>
     <w:p>
       <w:pPr>
         <w:pStyle w:val="Bibliographie"/>
@@ -9037,8 +9071,8 @@
         <w:t xml:space="preserve">(1), 45–64.</w:t>
       </w:r>
     </w:p>
-    <w:bookmarkEnd w:id="139"/>
-    <w:bookmarkStart w:id="140" w:name="ref-Sweeney2004"/>
+    <w:bookmarkEnd w:id="141"/>
+    <w:bookmarkStart w:id="142" w:name="ref-Sweeney2004"/>
     <w:p>
       <w:pPr>
         <w:pStyle w:val="Bibliographie"/>
@@ -9069,8 +9103,8 @@
         <w:t xml:space="preserve">. Oxford University Press.</w:t>
       </w:r>
     </w:p>
-    <w:bookmarkEnd w:id="140"/>
-    <w:bookmarkStart w:id="141" w:name="ref-Sweeney2005"/>
+    <w:bookmarkEnd w:id="142"/>
+    <w:bookmarkStart w:id="143" w:name="ref-Sweeney2005"/>
     <w:p>
       <w:pPr>
         <w:pStyle w:val="Bibliographie"/>
@@ -9105,8 +9139,8 @@
         <w:t xml:space="preserve">(1), 141–159.</w:t>
       </w:r>
     </w:p>
-    <w:bookmarkEnd w:id="141"/>
-    <w:bookmarkStart w:id="142" w:name="ref-Sweeney2022"/>
+    <w:bookmarkEnd w:id="143"/>
+    <w:bookmarkStart w:id="144" w:name="ref-Sweeney2022"/>
     <w:p>
       <w:pPr>
         <w:pStyle w:val="Bibliographie"/>
@@ -9140,8 +9174,8 @@
         <w:t xml:space="preserve">(pp. 262–276). Edward Elgar Publishing.</w:t>
       </w:r>
     </w:p>
-    <w:bookmarkEnd w:id="142"/>
-    <w:bookmarkStart w:id="143" w:name="ref-Theil1967"/>
+    <w:bookmarkEnd w:id="144"/>
+    <w:bookmarkStart w:id="145" w:name="ref-Theil1967"/>
     <w:p>
       <w:pPr>
         <w:pStyle w:val="Bibliographie"/>
@@ -9163,8 +9197,8 @@
         <w:t xml:space="preserve">. Rand McNally &amp; Company.</w:t>
       </w:r>
     </w:p>
-    <w:bookmarkEnd w:id="143"/>
-    <w:bookmarkStart w:id="145" w:name="ref-Tidu2023"/>
+    <w:bookmarkEnd w:id="145"/>
+    <w:bookmarkStart w:id="147" w:name="ref-Tidu2023"/>
     <w:p>
       <w:pPr>
         <w:pStyle w:val="Bibliographie"/>
@@ -9223,7 +9257,7 @@
       <w:r>
         <w:t xml:space="preserve"> </w:t>
       </w:r>
-      <w:hyperlink r:id="rId144">
+      <w:hyperlink r:id="rId146">
         <w:r>
           <w:rPr>
             <w:rStyle w:val="Lienhypertexte"/>
@@ -9232,9 +9266,9 @@
         </w:r>
       </w:hyperlink>
     </w:p>
-    <w:bookmarkEnd w:id="145"/>
-    <w:bookmarkEnd w:id="146"/>
     <w:bookmarkEnd w:id="147"/>
+    <w:bookmarkEnd w:id="148"/>
+    <w:bookmarkEnd w:id="149"/>
     <w:sectPr>
       <w:pgSz w:code="1" w:h="15840" w:w="12240"/>
       <w:pgMar w:bottom="1418" w:footer="720" w:gutter="0" w:header="720" w:left="1701" w:right="1418" w:top="1701"/>

--- a/Rev1.docx
+++ b/Rev1.docx
@@ -7,7 +7,7 @@
         <w:pStyle w:val="Date"/>
       </w:pPr>
       <w:r>
-        <w:t xml:space="preserve">June 13, 2026</w:t>
+        <w:t xml:space="preserve">June 14, 2026</w:t>
       </w:r>
     </w:p>
     <w:p>
@@ -4146,7 +4146,7 @@
         <w:t xml:space="preserve"> </w:t>
       </w:r>
       <w:r>
-        <w:t xml:space="preserve">0.97) using the mentioned relation:</w:t>
+        <w:t xml:space="preserve">0.98) using the mentioned relation:</w:t>
       </w:r>
       <w:r>
         <w:t xml:space="preserve"> </w:t>
@@ -4242,7 +4242,7 @@
         </m:r>
       </m:oMath>
       <w:r>
-        <w:t xml:space="preserve"> points (e.g., 2.52 seconds for 100,000 points), knowing the time</w:t>
+        <w:t xml:space="preserve"> points (e.g., 2.41 seconds for 100,000 points), knowing the time</w:t>
       </w:r>
       <w:r>
         <w:t xml:space="preserve"> </w:t>
@@ -4546,13 +4546,13 @@
         <w:t xml:space="preserve"> </w:t>
       </w:r>
       <w:r>
-        <w:t xml:space="preserve">For a set of five million points, the power law predicts around 9 minutes of computing time.</w:t>
-      </w:r>
-      <w:r>
-        <w:t xml:space="preserve"> </w:t>
-      </w:r>
-      <w:r>
-        <w:t xml:space="preserve">Accordingly, 1,000 simulations would take around 6 days.</w:t>
+        <w:t xml:space="preserve">For a set of five million points, the power law predicts around 10 minutes of computing time.</w:t>
+      </w:r>
+      <w:r>
+        <w:t xml:space="preserve"> </w:t>
+      </w:r>
+      <w:r>
+        <w:t xml:space="preserve">Accordingly, 1,000 simulations would take around 7 days.</w:t>
       </w:r>
     </w:p>
     <w:p>
@@ -5959,7 +5959,7 @@
         <w:t xml:space="preserve"> </w:t>
       </w:r>
       <w:r>
-        <w:t xml:space="preserve">function but its RMSE is well over 100% at short distance (Figure in supplementary material).</w:t>
+        <w:t xml:space="preserve">function but its RMSE is close to 100% at short distance (Figure in supplementary material).</w:t>
       </w:r>
       <w:r>
         <w:t xml:space="preserve"> </w:t>

--- a/Rev1.docx
+++ b/Rev1.docx
@@ -67,7 +67,7 @@
         <w:t xml:space="preserve"> </w:t>
       </w:r>
       <w:r>
-        <w:t xml:space="preserve">results is estimated and discussed as the gains it provides in computation time, using the R software. We also discuss implications of these findings in the field of regional science. We notably provide evidence that the individual location approximation generates information loss at substantially small distances, implying a trade-off between the smallest distance at which spatial interactions could be detected and computing performance. We also give support that thinning is an efficient method to reduce large datasets even if the reduction of computing time is quite small. The R code used in the article is given for the reproducibility of our results.</w:t>
+        <w:t xml:space="preserve">results is estimated and discussed as the gains it provides in computation time, using the R software. We also discuss implications of these findings in the field of regional science. We notably provide evidence that the individual location approximation generates information loss at substantially small distances, implying a trade-off between the smallest distance at which spatial interactions could be detected and computing performance. We also give support that thinning is an efficient method to analyze large datasets with very good accuracy. The R code used in the article is given for the reproducibility of our results.</w:t>
       </w:r>
     </w:p>
     <w:bookmarkStart w:id="9" w:name="introduction"/>
@@ -4242,7 +4242,7 @@
         </m:r>
       </m:oMath>
       <w:r>
-        <w:t xml:space="preserve"> points (e.g., 2.41 seconds for 100,000 points), knowing the time</w:t>
+        <w:t xml:space="preserve"> points (e.g., 2.43 seconds for 100,000 points), knowing the time</w:t>
       </w:r>
       <w:r>
         <w:t xml:space="preserve"> </w:t>
@@ -4546,13 +4546,13 @@
         <w:t xml:space="preserve"> </w:t>
       </w:r>
       <w:r>
-        <w:t xml:space="preserve">For a set of five million points, the power law predicts around 10 minutes of computing time.</w:t>
-      </w:r>
-      <w:r>
-        <w:t xml:space="preserve"> </w:t>
-      </w:r>
-      <w:r>
-        <w:t xml:space="preserve">Accordingly, 1,000 simulations would take around 7 days.</w:t>
+        <w:t xml:space="preserve">For a set of five million points, the power law predicts around 11 minutes of computing time.</w:t>
+      </w:r>
+      <w:r>
+        <w:t xml:space="preserve"> </w:t>
+      </w:r>
+      <w:r>
+        <w:t xml:space="preserve">Accordingly, 1,000 simulations would take around 8 days.</w:t>
       </w:r>
     </w:p>
     <w:p>
@@ -6320,7 +6320,7 @@
           <w:rPr>
             <w:rStyle w:val="Lienhypertexte"/>
           </w:rPr>
-          <w:t xml:space="preserve">https://ericmarcon.github.io/MLargeDataSets/Appendix.pdf</w:t>
+          <w:t xml:space="preserve">https://ericmarcon.github.io/MLargeDataSets/Appendix.html</w:t>
         </w:r>
       </w:hyperlink>
     </w:p>

--- a/Rev1.docx
+++ b/Rev1.docx
@@ -7,7 +7,7 @@
         <w:pStyle w:val="Date"/>
       </w:pPr>
       <w:r>
-        <w:t xml:space="preserve">June 14, 2026</w:t>
+        <w:t xml:space="preserve">June 22, 2026</w:t>
       </w:r>
     </w:p>
     <w:p>
@@ -292,12 +292,6 @@
       <w:r>
         <w:t xml:space="preserve">Notably, they detected that establishments were spatially aggregated at distances greater than 500 meters in the metropolitan area of Milan.</w:t>
       </w:r>
-      <w:r>
-        <w:t xml:space="preserve"> </w:t>
-      </w:r>
-      <w:r>
-        <w:t xml:space="preserve">This result encouraged developments that explain such agglomeration patterns.</w:t>
-      </w:r>
     </w:p>
     <w:p>
       <w:pPr>
@@ -490,7 +484,7 @@
         <w:t xml:space="preserve"> </w:t>
       </w:r>
       <w:r>
-        <w:t xml:space="preserve">function has also been rapidly applied to other domains as such as the spatial distribution of ethnic groups</w:t>
+        <w:t xml:space="preserve">function has also been rapidly applied to other research topics such as the spatial distribution of ethnic groups</w:t>
       </w:r>
       <w:r>
         <w:t xml:space="preserve"> </w:t>
@@ -511,7 +505,7 @@
         <w:t xml:space="preserve"> </w:t>
       </w:r>
       <w:r>
-        <w:t xml:space="preserve">(Marcon &amp; Puech, 2017 reviewed the advantages and limitations of a dozen existing distance-based measures)</w:t>
+        <w:t xml:space="preserve">(see Marcon &amp; Puech, 2017 who reviewed the advantages and limitations of a dozen existing distance-based measures)</w:t>
       </w:r>
       <w:r>
         <w:t xml:space="preserve">.</w:t>
@@ -671,7 +665,7 @@
         <w:pStyle w:val="Corpsdetexte"/>
       </w:pPr>
       <w:r>
-        <w:t xml:space="preserve">The layout of the article is mentioned here.</w:t>
+        <w:t xml:space="preserve">The remainder of this article is organized as follows.</w:t>
       </w:r>
       <w:r>
         <w:t xml:space="preserve"> </w:t>
@@ -799,7 +793,7 @@
       </w:r>
     </w:p>
     <w:bookmarkEnd w:id="9"/>
-    <w:bookmarkStart w:id="14" w:name="X17b0aa742a8ffad155176dc362d90e5eb123504"/>
+    <w:bookmarkStart w:id="15" w:name="X17b0aa742a8ffad155176dc362d90e5eb123504"/>
     <w:p>
       <w:pPr>
         <w:pStyle w:val="Titre1"/>
@@ -945,6 +939,140 @@
         <w:t xml:space="preserve">Rosenthal &amp; Strange (2001)</w:t>
       </w:r>
       <w:r>
+        <w:t xml:space="preserve">,</w:t>
+      </w:r>
+      <w:r>
+        <w:t xml:space="preserve"> </w:t>
+      </w:r>
+      <w:r>
+        <w:t xml:space="preserve">Ellison &amp; Glaeser (1999)</w:t>
+      </w:r>
+      <w:r>
+        <w:t xml:space="preserve">, or the review of</w:t>
+      </w:r>
+      <w:r>
+        <w:t xml:space="preserve"> </w:t>
+      </w:r>
+      <w:r>
+        <w:t xml:space="preserve">Rosenthal &amp; Strange (2004)</w:t>
+      </w:r>
+      <w:r>
+        <w:rPr>
+          <w:rStyle w:val="Appelnotedebasdep"/>
+        </w:rPr>
+        <w:footnoteReference w:id="10"/>
+      </w:r>
+      <w:r>
+        <w:t xml:space="preserve">.</w:t>
+      </w:r>
+      <w:r>
+        <w:t xml:space="preserve"> </w:t>
+      </w:r>
+      <w:r>
+        <w:t xml:space="preserve">Estimating at best the importance of all factors at work is straightforward, notably for policymakers to provide effective economic policies in order to foster regional growth and to attenuate disparities between regions.</w:t>
+      </w:r>
+    </w:p>
+    <w:bookmarkEnd w:id="11"/>
+    <w:bookmarkStart w:id="14" w:name="recent-developments"/>
+    <w:p>
+      <w:pPr>
+        <w:pStyle w:val="Titre2"/>
+      </w:pPr>
+      <w:r>
+        <w:t xml:space="preserve">Recent developments</w:t>
+      </w:r>
+    </w:p>
+    <w:p>
+      <w:pPr>
+        <w:pStyle w:val="FirstParagraph"/>
+      </w:pPr>
+      <w:r>
+        <w:t xml:space="preserve">Based on the importance of the industrial geographic concentration, a great deal of attention has been paid in economics and in geography to develop statistical measures that are able to describe the spatial concentration precisely and without any statistical bias</w:t>
+      </w:r>
+      <w:r>
+        <w:t xml:space="preserve"> </w:t>
+      </w:r>
+      <w:r>
+        <w:t xml:space="preserve">(Arbia et al., 2021)</w:t>
+      </w:r>
+      <w:r>
+        <w:t xml:space="preserve">.</w:t>
+      </w:r>
+      <w:r>
+        <w:t xml:space="preserve"> </w:t>
+      </w:r>
+      <w:r>
+        <w:t xml:space="preserve">Today, many indices coexist in the literature but two distinct groups are clearly identified depending both on the nature of the data used and on their statistical treatment.</w:t>
+      </w:r>
+    </w:p>
+    <w:p>
+      <w:pPr>
+        <w:pStyle w:val="Corpsdetexte"/>
+      </w:pPr>
+      <w:r>
+        <w:t xml:space="preserve">The first group of measures divides space into a given number of exclusive zones, for example data are aggregated at the county or region level.</w:t>
+      </w:r>
+      <w:r>
+        <w:t xml:space="preserve"> </w:t>
+      </w:r>
+      <w:r>
+        <w:t xml:space="preserve">The well-known and widely used location quotient</w:t>
+      </w:r>
+      <w:r>
+        <w:t xml:space="preserve"> </w:t>
+      </w:r>
+      <w:r>
+        <w:t xml:space="preserve">(Florence, 1972)</w:t>
+      </w:r>
+      <w:r>
+        <w:t xml:space="preserve">, the</w:t>
+      </w:r>
+      <w:r>
+        <w:t xml:space="preserve"> </w:t>
+      </w:r>
+      <w:r>
+        <w:t xml:space="preserve">Gini (1912)</w:t>
+      </w:r>
+      <w:r>
+        <w:t xml:space="preserve"> </w:t>
+      </w:r>
+      <w:r>
+        <w:t xml:space="preserve">index or the</w:t>
+      </w:r>
+      <w:r>
+        <w:t xml:space="preserve"> </w:t>
+      </w:r>
+      <w:r>
+        <w:t xml:space="preserve">Ellison &amp; Glaeser (1997)</w:t>
+      </w:r>
+      <w:r>
+        <w:t xml:space="preserve"> </w:t>
+      </w:r>
+      <w:r>
+        <w:t xml:space="preserve">index belong to that group.</w:t>
+      </w:r>
+      <w:r>
+        <w:t xml:space="preserve"> </w:t>
+      </w:r>
+      <w:r>
+        <w:t xml:space="preserve">It is out of the scope of this article to present them in details but a discussion of these spatial concentration measures is given in</w:t>
+      </w:r>
+      <w:r>
+        <w:t xml:space="preserve"> </w:t>
+      </w:r>
+      <w:r>
+        <w:t xml:space="preserve">Sweeney &amp; Feser (2004)</w:t>
+      </w:r>
+      <w:r>
+        <w:t xml:space="preserve">,</w:t>
+      </w:r>
+      <w:r>
+        <w:t xml:space="preserve"> </w:t>
+      </w:r>
+      <w:r>
+        <w:t xml:space="preserve">Bickenbach &amp; Eckhardt (2008)</w:t>
+      </w:r>
+      <w:r>
         <w:t xml:space="preserve"> </w:t>
       </w:r>
       <w:r>
@@ -954,55 +1082,84 @@
         <w:t xml:space="preserve"> </w:t>
       </w:r>
       <w:r>
-        <w:t xml:space="preserve">Ellison &amp; Glaeser (1999)</w:t>
-      </w:r>
-      <w:r>
-        <w:t xml:space="preserve">, or the review of</w:t>
-      </w:r>
-      <w:r>
-        <w:t xml:space="preserve"> </w:t>
-      </w:r>
-      <w:r>
-        <w:t xml:space="preserve">Rosenthal &amp; Strange (2004)</w:t>
+        <w:t xml:space="preserve">Combes et al. (2008)</w:t>
+      </w:r>
+      <w:r>
+        <w:t xml:space="preserve">.</w:t>
+      </w:r>
+      <w:r>
+        <w:t xml:space="preserve"> </w:t>
+      </w:r>
+      <w:r>
+        <w:t xml:space="preserve">Entropy measures also belong to that first group, even if they are less employed in spatial economics or in quantitative geography: see for example</w:t>
+      </w:r>
+      <w:r>
+        <w:t xml:space="preserve"> </w:t>
+      </w:r>
+      <w:r>
+        <w:t xml:space="preserve">Brülhart &amp; Traeger (2005)</w:t>
+      </w:r>
+      <w:r>
+        <w:t xml:space="preserve"> </w:t>
+      </w:r>
+      <w:r>
+        <w:t xml:space="preserve">for an evaluation of spatial concentration of activities across regions with the</w:t>
+      </w:r>
+      <w:r>
+        <w:t xml:space="preserve"> </w:t>
+      </w:r>
+      <w:r>
+        <w:t xml:space="preserve">Theil (1967)</w:t>
+      </w:r>
+      <w:r>
+        <w:t xml:space="preserve"> </w:t>
+      </w:r>
+      <w:r>
+        <w:t xml:space="preserve">index.</w:t>
+      </w:r>
+      <w:r>
+        <w:t xml:space="preserve"> </w:t>
+      </w:r>
+      <w:r>
+        <w:t xml:space="preserve">The common advantage of all of these measures is their ease of computation: they do not need intensive calculations, data are spatially aggregated so they are easy to find and process</w:t>
+      </w:r>
+      <w:r>
+        <w:t xml:space="preserve"> </w:t>
       </w:r>
       <w:r>
         <w:rPr>
           <w:rStyle w:val="Appelnotedebasdep"/>
         </w:rPr>
-        <w:footnoteReference w:id="10"/>
+        <w:footnoteReference w:id="12"/>
       </w:r>
       <w:r>
         <w:t xml:space="preserve">.</w:t>
       </w:r>
-      <w:r>
-        <w:t xml:space="preserve"> </w:t>
-      </w:r>
-      <w:r>
-        <w:t xml:space="preserve">Estimating at best the importance of all factors at work is straightforward, notably for policymakers to provide effective economic policies in order to foster regional growth and to attenuate disparities between regions.</w:t>
-      </w:r>
-    </w:p>
-    <w:bookmarkEnd w:id="11"/>
-    <w:bookmarkStart w:id="13" w:name="recent-developments"/>
-    <w:p>
-      <w:pPr>
-        <w:pStyle w:val="Titre2"/>
-      </w:pPr>
-      <w:r>
-        <w:t xml:space="preserve">Recent developments</w:t>
-      </w:r>
-    </w:p>
-    <w:p>
-      <w:pPr>
-        <w:pStyle w:val="FirstParagraph"/>
-      </w:pPr>
-      <w:r>
-        <w:t xml:space="preserve">Based on the importance of the industrial geographic concentration, a great deal of attention has been paid in economics and in geography to develop statistical measures that are able to describe the spatial concentration precisely and without any statistical bias</w:t>
-      </w:r>
-      <w:r>
-        <w:t xml:space="preserve"> </w:t>
-      </w:r>
-      <w:r>
-        <w:t xml:space="preserve">(Arbia et al., 2021)</w:t>
+    </w:p>
+    <w:p>
+      <w:pPr>
+        <w:pStyle w:val="Corpsdetexte"/>
+      </w:pPr>
+      <w:r>
+        <w:t xml:space="preserve">The shared limit of all of the previous indices is that they rest on a pre-defined zoning of space.</w:t>
+      </w:r>
+      <w:r>
+        <w:t xml:space="preserve"> </w:t>
+      </w:r>
+      <w:r>
+        <w:t xml:space="preserve">As a consequence, all the information at a finer scale than the zoning delimitation is simply lost, preventing to study the short-distance interactions between firms, the face-to-face contacts between individuals etc.</w:t>
+      </w:r>
+      <w:r>
+        <w:t xml:space="preserve"> </w:t>
+      </w:r>
+      <w:r>
+        <w:t xml:space="preserve">In addition, a series of studies put in light that all indices based on a discrete space are exposed to some statistical bias known as the Modifiable Areal Unit Problem-MAUP</w:t>
+      </w:r>
+      <w:r>
+        <w:t xml:space="preserve"> </w:t>
+      </w:r>
+      <w:r>
+        <w:t xml:space="preserve">(Arbia, 1989; Openshaw &amp; Taylor, 1979)</w:t>
       </w:r>
       <w:r>
         <w:t xml:space="preserve">.</w:t>
@@ -1011,7 +1168,46 @@
         <w:t xml:space="preserve"> </w:t>
       </w:r>
       <w:r>
-        <w:t xml:space="preserve">Today, many indices coexist in the literature but two distinct groups are clearly identified depending both on the nature of the data used and on their statistical treatment.</w:t>
+        <w:t xml:space="preserve">For example,</w:t>
+      </w:r>
+      <w:r>
+        <w:t xml:space="preserve"> </w:t>
+      </w:r>
+      <w:r>
+        <w:t xml:space="preserve">Arbia (2001)</w:t>
+      </w:r>
+      <w:r>
+        <w:t xml:space="preserve"> </w:t>
+      </w:r>
+      <w:r>
+        <w:t xml:space="preserve">proved that the position of the frontiers of the zones or the geographical scale chosen for the analysis alter the findings on the spatial concentration levels.</w:t>
+      </w:r>
+      <w:r>
+        <w:t xml:space="preserve"> </w:t>
+      </w:r>
+      <w:r>
+        <w:t xml:space="preserve">Finding the</w:t>
+      </w:r>
+      <w:r>
+        <w:t xml:space="preserve"> </w:t>
+      </w:r>
+      <w:r>
+        <w:t xml:space="preserve">“right”</w:t>
+      </w:r>
+      <w:r>
+        <w:t xml:space="preserve"> </w:t>
+      </w:r>
+      <w:r>
+        <w:t xml:space="preserve">scale to analyze agglomeration factors remains an open issue in this framework</w:t>
+      </w:r>
+      <w:r>
+        <w:t xml:space="preserve"> </w:t>
+      </w:r>
+      <w:r>
+        <w:t xml:space="preserve">(Rosenthal &amp; Strange, 2020)</w:t>
+      </w:r>
+      <w:r>
+        <w:t xml:space="preserve">.</w:t>
       </w:r>
     </w:p>
     <w:p>
@@ -1019,58 +1215,147 @@
         <w:pStyle w:val="Corpsdetexte"/>
       </w:pPr>
       <w:r>
-        <w:t xml:space="preserve">The first group of measures divides space into a given number of exclusive zones, for example data are aggregated at the county or region level.</w:t>
-      </w:r>
-      <w:r>
-        <w:t xml:space="preserve"> </w:t>
-      </w:r>
-      <w:r>
-        <w:t xml:space="preserve">The well-known and widely used location quotient</w:t>
-      </w:r>
-      <w:r>
-        <w:t xml:space="preserve"> </w:t>
-      </w:r>
-      <w:r>
-        <w:t xml:space="preserve">(Florence, 1972)</w:t>
-      </w:r>
-      <w:r>
-        <w:t xml:space="preserve">, the</w:t>
-      </w:r>
-      <w:r>
-        <w:t xml:space="preserve"> </w:t>
-      </w:r>
-      <w:r>
-        <w:t xml:space="preserve">Gini (1912)</w:t>
-      </w:r>
-      <w:r>
-        <w:t xml:space="preserve"> </w:t>
-      </w:r>
-      <w:r>
-        <w:t xml:space="preserve">index or the</w:t>
-      </w:r>
-      <w:r>
-        <w:t xml:space="preserve"> </w:t>
-      </w:r>
-      <w:r>
-        <w:t xml:space="preserve">Ellison &amp; Glaeser (1997)</w:t>
-      </w:r>
-      <w:r>
-        <w:t xml:space="preserve"> </w:t>
-      </w:r>
-      <w:r>
-        <w:t xml:space="preserve">index belong to that group.</w:t>
-      </w:r>
-      <w:r>
-        <w:t xml:space="preserve"> </w:t>
-      </w:r>
-      <w:r>
-        <w:t xml:space="preserve">It is out of the scope of this article to present them in details but a discussion of these spatial concentration measures is given in</w:t>
-      </w:r>
-      <w:r>
-        <w:t xml:space="preserve"> </w:t>
-      </w:r>
-      <w:r>
-        <w:t xml:space="preserve">Sweeney &amp; Feser (2004)</w:t>
+        <w:t xml:space="preserve">An answer to the MAUP issues was proposed by the development of a second group of measures that not divide space into a given number of zones.</w:t>
+      </w:r>
+      <w:r>
+        <w:t xml:space="preserve"> </w:t>
+      </w:r>
+      <w:r>
+        <w:t xml:space="preserve">This second group encompasses all</w:t>
+      </w:r>
+      <w:r>
+        <w:t xml:space="preserve"> </w:t>
+      </w:r>
+      <w:r>
+        <w:t xml:space="preserve">“distance-based measures”</w:t>
+      </w:r>
+      <w:r>
+        <w:t xml:space="preserve"> </w:t>
+      </w:r>
+      <w:r>
+        <w:t xml:space="preserve">(DBMs) based on point pattern analysis.</w:t>
+      </w:r>
+      <w:r>
+        <w:t xml:space="preserve"> </w:t>
+      </w:r>
+      <w:r>
+        <w:t xml:space="preserve">In that case, the exact geographic position of firms is preserved and the spatial concentration levels of agglomeration is calculated from the distances between the geo-located firms studied.</w:t>
+      </w:r>
+      <w:r>
+        <w:t xml:space="preserve"> </w:t>
+      </w:r>
+      <w:r>
+        <w:t xml:space="preserve">By avoiding aggregation, DBMs circumvent all statistical bias associated to a discretization of space into separate units.</w:t>
+      </w:r>
+      <w:r>
+        <w:t xml:space="preserve"> </w:t>
+      </w:r>
+      <w:r>
+        <w:t xml:space="preserve">Considering space as continuous, DBMs evaluate the spatial concentration at all scales.</w:t>
+      </w:r>
+      <w:r>
+        <w:t xml:space="preserve"> </w:t>
+      </w:r>
+      <w:r>
+        <w:t xml:space="preserve">One of the advantages of distance-based methods is to detect the exact distance at which spatial concentration (in case of attraction) or dispersion (in case of repulsion) occur.</w:t>
+      </w:r>
+    </w:p>
+    <w:p>
+      <w:pPr>
+        <w:pStyle w:val="Corpsdetexte"/>
+      </w:pPr>
+      <w:r>
+        <w:t xml:space="preserve">In the last decades, many developments have been proposed in geography and in economics to be able to grasp any definition of the spatial concentration (different benchmark distributions, weighting or not the plants by their number of employees etc.).</w:t>
+      </w:r>
+      <w:r>
+        <w:t xml:space="preserve"> </w:t>
+      </w:r>
+      <w:r>
+        <w:t xml:space="preserve">A series of spatial concentration measures based on distances have been proposed</w:t>
+      </w:r>
+      <w:r>
+        <w:t xml:space="preserve"> </w:t>
+      </w:r>
+      <w:r>
+        <w:t xml:space="preserve">(Marcon &amp; Puech, 2017 proposed a typology of around a dozen of existing DBMs)</w:t>
+      </w:r>
+      <w:r>
+        <w:t xml:space="preserve">.</w:t>
+      </w:r>
+      <w:r>
+        <w:t xml:space="preserve"> </w:t>
+      </w:r>
+      <w:r>
+        <w:t xml:space="preserve">Among the first applications of distance-based methods, the works of</w:t>
+      </w:r>
+      <w:r>
+        <w:t xml:space="preserve"> </w:t>
+      </w:r>
+      <w:r>
+        <w:t xml:space="preserve">Barff (1987)</w:t>
+      </w:r>
+      <w:r>
+        <w:t xml:space="preserve"> </w:t>
+      </w:r>
+      <w:r>
+        <w:t xml:space="preserve">or</w:t>
+      </w:r>
+      <w:r>
+        <w:t xml:space="preserve"> </w:t>
+      </w:r>
+      <w:r>
+        <w:t xml:space="preserve">Sweeney &amp; Feser (1998)</w:t>
+      </w:r>
+      <w:r>
+        <w:t xml:space="preserve"> </w:t>
+      </w:r>
+      <w:r>
+        <w:t xml:space="preserve">are of particular interest.</w:t>
+      </w:r>
+      <w:r>
+        <w:t xml:space="preserve"> </w:t>
+      </w:r>
+      <w:r>
+        <w:t xml:space="preserve">They investigated the relationship between the agglomeration of manufacturing activities and the characteristics of the plants (capital intensity, size, etc.).</w:t>
+      </w:r>
+      <w:r>
+        <w:t xml:space="preserve"> </w:t>
+      </w:r>
+      <w:r>
+        <w:t xml:space="preserve">Sweeney &amp; Feser (1998)</w:t>
+      </w:r>
+      <w:r>
+        <w:t xml:space="preserve"> </w:t>
+      </w:r>
+      <w:r>
+        <w:t xml:space="preserve">notably gave support to an existing inverted U-shaped relation between the spatial manufacturing concentration and the size of plants in North Carolina (USA).</w:t>
+      </w:r>
+      <w:r>
+        <w:t xml:space="preserve"> </w:t>
+      </w:r>
+      <w:r>
+        <w:t xml:space="preserve">Today, DBMs face a new challenge: they must be able to address the huge amount of micro-geographic data that are increasingly available for researchers</w:t>
+      </w:r>
+      <w:r>
+        <w:t xml:space="preserve"> </w:t>
+      </w:r>
+      <w:r>
+        <w:t xml:space="preserve">(Piacentino et al., 2021)</w:t>
+      </w:r>
+      <w:r>
+        <w:t xml:space="preserve">.</w:t>
+      </w:r>
+      <w:r>
+        <w:t xml:space="preserve"> </w:t>
+      </w:r>
+      <w:r>
+        <w:t xml:space="preserve">Dealing with satellite data is an opportunity to provide detailed location analysis of the economic activities, see for example recent studies of</w:t>
+      </w:r>
+      <w:r>
+        <w:t xml:space="preserve"> </w:t>
+      </w:r>
+      <w:r>
+        <w:t xml:space="preserve">Bachtrögler-Unger et al. (2023)</w:t>
       </w:r>
       <w:r>
         <w:t xml:space="preserve">,</w:t>
@@ -1079,19 +1364,22 @@
         <w:t xml:space="preserve"> </w:t>
       </w:r>
       <w:r>
-        <w:t xml:space="preserve">Bickenbach &amp; Eckhardt (2008)</w:t>
-      </w:r>
-      <w:r>
-        <w:t xml:space="preserve"> </w:t>
-      </w:r>
-      <w:r>
-        <w:t xml:space="preserve">or</w:t>
-      </w:r>
-      <w:r>
-        <w:t xml:space="preserve"> </w:t>
-      </w:r>
-      <w:r>
-        <w:t xml:space="preserve">Combes et al. (2008)</w:t>
+        <w:t xml:space="preserve">d’Aspremont et al.</w:t>
+      </w:r>
+      <w:r>
+        <w:t xml:space="preserve"> </w:t>
+      </w:r>
+      <w:r>
+        <w:t xml:space="preserve">(2025)</w:t>
+      </w:r>
+      <w:r>
+        <w:t xml:space="preserve">,</w:t>
+      </w:r>
+      <w:r>
+        <w:t xml:space="preserve"> </w:t>
+      </w:r>
+      <w:r>
+        <w:t xml:space="preserve">Baragwanath et al. (2026)</w:t>
       </w:r>
       <w:r>
         <w:t xml:space="preserve">.</w:t>
@@ -1100,93 +1388,47 @@
         <w:t xml:space="preserve"> </w:t>
       </w:r>
       <w:r>
-        <w:t xml:space="preserve">Entropy measures also belong to that first group, even if they are less employed in spatial economics or in quantitative geography: see for example</w:t>
-      </w:r>
-      <w:r>
-        <w:t xml:space="preserve"> </w:t>
-      </w:r>
-      <w:r>
-        <w:t xml:space="preserve">Brülhart &amp; Traeger (2005)</w:t>
-      </w:r>
-      <w:r>
-        <w:t xml:space="preserve"> </w:t>
-      </w:r>
-      <w:r>
-        <w:t xml:space="preserve">for an evaluation of spatial concentration of activities across regions with the</w:t>
-      </w:r>
-      <w:r>
-        <w:t xml:space="preserve"> </w:t>
-      </w:r>
-      <w:r>
-        <w:t xml:space="preserve">Theil (1967)</w:t>
-      </w:r>
-      <w:r>
-        <w:t xml:space="preserve"> </w:t>
-      </w:r>
-      <w:r>
-        <w:t xml:space="preserve">index.</w:t>
-      </w:r>
-      <w:r>
-        <w:t xml:space="preserve"> </w:t>
-      </w:r>
-      <w:r>
-        <w:t xml:space="preserve">The common advantage of all of these measures is their ease of computation: they do not need intensive calculations, data are spatially aggregated so they are easy to find and process.</w:t>
-      </w:r>
-      <w:r>
-        <w:t xml:space="preserve"> </w:t>
-      </w:r>
-      <w:r>
-        <w:t xml:space="preserve">For example,</w:t>
-      </w:r>
-      <w:r>
-        <w:t xml:space="preserve"> </w:t>
-      </w:r>
-      <w:r>
-        <w:t xml:space="preserve">Marcon (2019)</w:t>
-      </w:r>
-      <w:r>
-        <w:t xml:space="preserve"> </w:t>
-      </w:r>
-      <w:r>
-        <w:t xml:space="preserve">employed European data (available at</w:t>
-      </w:r>
-      <w:r>
-        <w:t xml:space="preserve"> </w:t>
-      </w:r>
-      <w:hyperlink r:id="rId12">
-        <w:r>
-          <w:rPr>
-            <w:rStyle w:val="Lienhypertexte"/>
-          </w:rPr>
-          <w:t xml:space="preserve">https://ec.europa.eu/eurostat/web/regions-and-cities</w:t>
-        </w:r>
-      </w:hyperlink>
-      <w:r>
-        <w:t xml:space="preserve">) to measure industrial employment disparities across European regions.</w:t>
-      </w:r>
-      <w:r>
-        <w:t xml:space="preserve"> </w:t>
-      </w:r>
-      <w:r>
-        <w:t xml:space="preserve">The shared limit of all of the previous indices is that they rest on a pre-defined zoning of space.</w:t>
-      </w:r>
-      <w:r>
-        <w:t xml:space="preserve"> </w:t>
-      </w:r>
-      <w:r>
-        <w:t xml:space="preserve">As a consequence, all the information at a finer scale than the zoning delimitation is simply lost, preventing to study the short-distance interactions between firms, the face-to-face contacts between individuals etc.</w:t>
-      </w:r>
-      <w:r>
-        <w:t xml:space="preserve"> </w:t>
-      </w:r>
-      <w:r>
-        <w:t xml:space="preserve">In addition, a series of studies put in light that all indices based on a discrete space are exposed to some statistical bias known as the Modifiable Areal Unit Problem-MAUP</w:t>
-      </w:r>
-      <w:r>
-        <w:t xml:space="preserve"> </w:t>
-      </w:r>
-      <w:r>
-        <w:t xml:space="preserve">(Arbia, 1989; Openshaw &amp; Taylor, 1979)</w:t>
+        <w:t xml:space="preserve">This kind of data opens new research questions both on the computational capacity to manage very large datasets and the possible reductions of computing time.</w:t>
+      </w:r>
+      <w:r>
+        <w:t xml:space="preserve"> </w:t>
+      </w:r>
+      <w:r>
+        <w:t xml:space="preserve">In a recent paper</w:t>
+      </w:r>
+      <w:r>
+        <w:t xml:space="preserve"> </w:t>
+      </w:r>
+      <w:r>
+        <w:t xml:space="preserve">Tidu et al. (2024)</w:t>
+      </w:r>
+      <w:r>
+        <w:t xml:space="preserve"> </w:t>
+      </w:r>
+      <w:r>
+        <w:t xml:space="preserve">focused their attention on one of the existing distance-based methods, the</w:t>
+      </w:r>
+      <w:r>
+        <w:t xml:space="preserve"> </w:t>
+      </w:r>
+      <w:r>
+        <w:rPr>
+          <w:i/>
+          <w:iCs/>
+        </w:rPr>
+        <w:t xml:space="preserve">M</w:t>
+      </w:r>
+      <w:r>
+        <w:t xml:space="preserve"> </w:t>
+      </w:r>
+      <w:r>
+        <w:t xml:space="preserve">function</w:t>
+      </w:r>
+      <w:r>
+        <w:t xml:space="preserve"> </w:t>
+      </w:r>
+      <w:r>
+        <w:t xml:space="preserve">(Marcon &amp; Puech, 2010)</w:t>
       </w:r>
       <w:r>
         <w:t xml:space="preserve">.</w:t>
@@ -1195,230 +1437,7 @@
         <w:t xml:space="preserve"> </w:t>
       </w:r>
       <w:r>
-        <w:t xml:space="preserve">For example,</w:t>
-      </w:r>
-      <w:r>
-        <w:t xml:space="preserve"> </w:t>
-      </w:r>
-      <w:r>
-        <w:t xml:space="preserve">Arbia (2001)</w:t>
-      </w:r>
-      <w:r>
-        <w:t xml:space="preserve"> </w:t>
-      </w:r>
-      <w:r>
-        <w:t xml:space="preserve">proved that the position of the frontiers of the zones or the geographical scale chosen for the analysis alter the findings on the spatial concentration levels.</w:t>
-      </w:r>
-      <w:r>
-        <w:t xml:space="preserve"> </w:t>
-      </w:r>
-      <w:r>
-        <w:t xml:space="preserve">Finding the</w:t>
-      </w:r>
-      <w:r>
-        <w:t xml:space="preserve"> </w:t>
-      </w:r>
-      <w:r>
-        <w:t xml:space="preserve">“right”</w:t>
-      </w:r>
-      <w:r>
-        <w:t xml:space="preserve"> </w:t>
-      </w:r>
-      <w:r>
-        <w:t xml:space="preserve">scale to analyze agglomeration factors remains an open issue in this framework</w:t>
-      </w:r>
-      <w:r>
-        <w:t xml:space="preserve"> </w:t>
-      </w:r>
-      <w:r>
-        <w:t xml:space="preserve">(Rosenthal &amp; Strange, 2020)</w:t>
-      </w:r>
-      <w:r>
-        <w:t xml:space="preserve">.</w:t>
-      </w:r>
-    </w:p>
-    <w:p>
-      <w:pPr>
-        <w:pStyle w:val="Corpsdetexte"/>
-      </w:pPr>
-      <w:r>
-        <w:t xml:space="preserve">An answer to the MAUP issues was proposed by the development of a second group of measures that not divide space into a given number of zones.</w:t>
-      </w:r>
-      <w:r>
-        <w:t xml:space="preserve"> </w:t>
-      </w:r>
-      <w:r>
-        <w:t xml:space="preserve">This second group encompasses all</w:t>
-      </w:r>
-      <w:r>
-        <w:t xml:space="preserve"> </w:t>
-      </w:r>
-      <w:r>
-        <w:t xml:space="preserve">“distance-based measures”</w:t>
-      </w:r>
-      <w:r>
-        <w:t xml:space="preserve"> </w:t>
-      </w:r>
-      <w:r>
-        <w:t xml:space="preserve">(DBMs) based on point pattern analysis</w:t>
-      </w:r>
-      <w:r>
-        <w:t xml:space="preserve"> </w:t>
-      </w:r>
-      <w:r>
-        <w:t xml:space="preserve">(Marcon &amp; Puech, 2017)</w:t>
-      </w:r>
-      <w:r>
-        <w:t xml:space="preserve">.</w:t>
-      </w:r>
-      <w:r>
-        <w:t xml:space="preserve"> </w:t>
-      </w:r>
-      <w:r>
-        <w:t xml:space="preserve">In that case, the exact geographic position of firms is preserved and the spatial concentration levels of agglomeration is calculated from the distances between the geo-located firms studied.</w:t>
-      </w:r>
-      <w:r>
-        <w:t xml:space="preserve"> </w:t>
-      </w:r>
-      <w:r>
-        <w:t xml:space="preserve">By avoiding aggregation, DBMs circumvent all statistical bias associated to a discretization of space into separate units.</w:t>
-      </w:r>
-      <w:r>
-        <w:t xml:space="preserve"> </w:t>
-      </w:r>
-      <w:r>
-        <w:t xml:space="preserve">Considering space as continuous, DBMs evaluate the spatial concentration at all scales.</w:t>
-      </w:r>
-      <w:r>
-        <w:t xml:space="preserve"> </w:t>
-      </w:r>
-      <w:r>
-        <w:t xml:space="preserve">One of the advantages of distance-based methods is to detect the exact distance at which spatial concentration (in case of attraction) or dispersion (in case of repulsion) occur.</w:t>
-      </w:r>
-    </w:p>
-    <w:p>
-      <w:pPr>
-        <w:pStyle w:val="Corpsdetexte"/>
-      </w:pPr>
-      <w:r>
-        <w:t xml:space="preserve">In the last decades, many developments have been proposed in geography and in economics to be able to grasp any definition of the spatial concentration (different benchmarks distributions, possible weighting of the plants by their number of employees etc.).</w:t>
-      </w:r>
-      <w:r>
-        <w:t xml:space="preserve"> </w:t>
-      </w:r>
-      <w:r>
-        <w:t xml:space="preserve">A series of spatial concentration measures based on distances have been proposed</w:t>
-      </w:r>
-      <w:r>
-        <w:t xml:space="preserve"> </w:t>
-      </w:r>
-      <w:r>
-        <w:t xml:space="preserve">(Marcon &amp; Puech, 2017 proposed a typology of around a dozen of existing DBMs)</w:t>
-      </w:r>
-      <w:r>
-        <w:t xml:space="preserve">.</w:t>
-      </w:r>
-      <w:r>
-        <w:t xml:space="preserve"> </w:t>
-      </w:r>
-      <w:r>
-        <w:t xml:space="preserve">Among the first applications of distance-based methods, the works of</w:t>
-      </w:r>
-      <w:r>
-        <w:t xml:space="preserve"> </w:t>
-      </w:r>
-      <w:r>
-        <w:t xml:space="preserve">Barff (1987)</w:t>
-      </w:r>
-      <w:r>
-        <w:t xml:space="preserve"> </w:t>
-      </w:r>
-      <w:r>
-        <w:t xml:space="preserve">or</w:t>
-      </w:r>
-      <w:r>
-        <w:t xml:space="preserve"> </w:t>
-      </w:r>
-      <w:r>
-        <w:t xml:space="preserve">Sweeney &amp; Feser (1998)</w:t>
-      </w:r>
-      <w:r>
-        <w:t xml:space="preserve"> </w:t>
-      </w:r>
-      <w:r>
-        <w:t xml:space="preserve">are of particular interest.</w:t>
-      </w:r>
-      <w:r>
-        <w:t xml:space="preserve"> </w:t>
-      </w:r>
-      <w:r>
-        <w:t xml:space="preserve">They investigated the relationship between the agglomeration of manufacturing activities and the characteristics of the plants (capital intensity, size, etc.).</w:t>
-      </w:r>
-      <w:r>
-        <w:t xml:space="preserve"> </w:t>
-      </w:r>
-      <w:r>
-        <w:t xml:space="preserve">Sweeney &amp; Feser (1998)</w:t>
-      </w:r>
-      <w:r>
-        <w:t xml:space="preserve"> </w:t>
-      </w:r>
-      <w:r>
-        <w:t xml:space="preserve">notably gave support to an existing inverted U-shaped relation between the spatial manufacturing concentration and the size of plants in North Carolina (USA).</w:t>
-      </w:r>
-      <w:r>
-        <w:t xml:space="preserve"> </w:t>
-      </w:r>
-      <w:r>
-        <w:t xml:space="preserve">Today, DBMs face a new challenge: they must be able to address the huge amount of micro-geographic data that are increasingly available for researchers</w:t>
-      </w:r>
-      <w:r>
-        <w:t xml:space="preserve"> </w:t>
-      </w:r>
-      <w:r>
-        <w:t xml:space="preserve">(Piacentino et al., 2021)</w:t>
-      </w:r>
-      <w:r>
-        <w:t xml:space="preserve">.</w:t>
-      </w:r>
-      <w:r>
-        <w:t xml:space="preserve"> </w:t>
-      </w:r>
-      <w:r>
-        <w:t xml:space="preserve">For example, dealing with satellite data is an opportunity to provide detailed locational analysis of the economic activities</w:t>
-      </w:r>
-      <w:r>
-        <w:t xml:space="preserve"> </w:t>
-      </w:r>
-      <w:r>
-        <w:t xml:space="preserve">Baragwanath et al. (2026)</w:t>
-      </w:r>
-      <w:r>
-        <w:t xml:space="preserve">.</w:t>
-      </w:r>
-      <w:r>
-        <w:t xml:space="preserve"> </w:t>
-      </w:r>
-      <w:r>
-        <w:t xml:space="preserve">This kind of data opens new research questions both on the computational capacity to manage very large datasets and the possible reductions of computing time.</w:t>
-      </w:r>
-      <w:r>
-        <w:t xml:space="preserve"> </w:t>
-      </w:r>
-      <w:r>
-        <w:t xml:space="preserve">In a recent paper</w:t>
-      </w:r>
-      <w:r>
-        <w:t xml:space="preserve"> </w:t>
-      </w:r>
-      <w:r>
-        <w:t xml:space="preserve">Tidu et al. (2024)</w:t>
-      </w:r>
-      <w:r>
-        <w:t xml:space="preserve"> </w:t>
-      </w:r>
-      <w:r>
-        <w:t xml:space="preserve">focused their attention on one of the existing distance-based methods, the</w:t>
+        <w:t xml:space="preserve">In the next sections, we shall discuss the computing performances of the</w:t>
       </w:r>
       <w:r>
         <w:t xml:space="preserve"> </w:t>
@@ -1434,22 +1453,18 @@
         <w:t xml:space="preserve"> </w:t>
       </w:r>
       <w:r>
-        <w:t xml:space="preserve">function</w:t>
-      </w:r>
-      <w:r>
-        <w:t xml:space="preserve"> </w:t>
-      </w:r>
-      <w:r>
-        <w:t xml:space="preserve">(Marcon &amp; Puech, 2010)</w:t>
-      </w:r>
-      <w:r>
-        <w:t xml:space="preserve">.</w:t>
-      </w:r>
-      <w:r>
-        <w:t xml:space="preserve"> </w:t>
-      </w:r>
-      <w:r>
-        <w:t xml:space="preserve">In the next sections, we shall discuss the computing performances of the</w:t>
+        <w:t xml:space="preserve">function and we also try to appreciate its capacity to deal with very large datasets.</w:t>
+      </w:r>
+    </w:p>
+    <w:bookmarkEnd w:id="14"/>
+    <w:bookmarkEnd w:id="15"/>
+    <w:bookmarkStart w:id="45" w:name="Xfa0f6926ce7392715b3a3d7c50ab617733ea0b5"/>
+    <w:p>
+      <w:pPr>
+        <w:pStyle w:val="Titre1"/>
+      </w:pPr>
+      <w:r>
+        <w:t xml:space="preserve">The</w:t>
       </w:r>
       <w:r>
         <w:t xml:space="preserve"> </w:t>
@@ -1465,37 +1480,10 @@
         <w:t xml:space="preserve"> </w:t>
       </w:r>
       <w:r>
-        <w:t xml:space="preserve">function and we also try to appreciate its capacity to deal with very large datasets.</w:t>
-      </w:r>
-    </w:p>
-    <w:bookmarkEnd w:id="13"/>
-    <w:bookmarkEnd w:id="14"/>
-    <w:bookmarkStart w:id="44" w:name="Xfa0f6926ce7392715b3a3d7c50ab617733ea0b5"/>
-    <w:p>
-      <w:pPr>
-        <w:pStyle w:val="Titre1"/>
-      </w:pPr>
-      <w:r>
-        <w:t xml:space="preserve">The</w:t>
-      </w:r>
-      <w:r>
-        <w:t xml:space="preserve"> </w:t>
-      </w:r>
-      <w:r>
-        <w:rPr>
-          <w:i/>
-          <w:iCs/>
-        </w:rPr>
-        <w:t xml:space="preserve">M</w:t>
-      </w:r>
-      <w:r>
-        <w:t xml:space="preserve"> </w:t>
-      </w:r>
-      <w:r>
         <w:t xml:space="preserve">function, for any geo-located dataset?</w:t>
       </w:r>
     </w:p>
-    <w:bookmarkStart w:id="15" w:name="main-idea"/>
+    <w:bookmarkStart w:id="16" w:name="main-idea"/>
     <w:p>
       <w:pPr>
         <w:pStyle w:val="Titre2"/>
@@ -1980,40 +1968,13 @@
         <w:t xml:space="preserve"> </w:t>
       </w:r>
       <w:r>
-        <w:t xml:space="preserve">This methodology has also been rapidly applied in other domains including biology</w:t>
-      </w:r>
-      <w:r>
-        <w:t xml:space="preserve"> </w:t>
-      </w:r>
-      <w:r>
-        <w:t xml:space="preserve">(Fernandez-Gonzalez et al., 2005)</w:t>
-      </w:r>
-      <w:r>
-        <w:t xml:space="preserve">, geography</w:t>
-      </w:r>
-      <w:r>
-        <w:t xml:space="preserve"> </w:t>
-      </w:r>
-      <w:r>
-        <w:t xml:space="preserve">(Deurloo &amp; De Vos, 2008)</w:t>
-      </w:r>
-      <w:r>
-        <w:t xml:space="preserve">, ecology</w:t>
-      </w:r>
-      <w:r>
-        <w:t xml:space="preserve"> </w:t>
-      </w:r>
-      <w:r>
-        <w:t xml:space="preserve">(Marcon et al., 2012)</w:t>
-      </w:r>
-      <w:r>
-        <w:t xml:space="preserve">, and seismology</w:t>
-      </w:r>
-      <w:r>
-        <w:t xml:space="preserve"> </w:t>
-      </w:r>
-      <w:r>
-        <w:t xml:space="preserve">(Nissi et al., 2013)</w:t>
+        <w:t xml:space="preserve">This methodology has also been rapidly applied in other domains</w:t>
+      </w:r>
+      <w:r>
+        <w:t xml:space="preserve"> </w:t>
+      </w:r>
+      <w:r>
+        <w:t xml:space="preserve">(Deurloo &amp; De Vos, 2008; Fernandez-Gonzalez et al., 2005; Marcon et al., 2012; Nissi et al., 2013)</w:t>
       </w:r>
       <w:r>
         <w:t xml:space="preserve">.</w:t>
@@ -2044,44 +2005,11 @@
         <w:t xml:space="preserve">Arbia et al. (2021)</w:t>
       </w:r>
       <w:r>
-        <w:t xml:space="preserve"> </w:t>
-      </w:r>
-      <w:r>
-        <w:t xml:space="preserve">but it is less popular than the </w:t>
-      </w:r>
-      <w:r>
-        <w:rPr>
-          <w:i/>
-          <w:iCs/>
-        </w:rPr>
-        <w:t xml:space="preserve">K</w:t>
-      </w:r>
-      <w:r>
-        <w:rPr>
-          <w:i/>
-          <w:iCs/>
-          <w:vertAlign w:val="subscript"/>
-        </w:rPr>
-        <w:t xml:space="preserve">d</w:t>
-      </w:r>
-      <w:r>
-        <w:t xml:space="preserve"> </w:t>
-      </w:r>
-      <w:r>
-        <w:t xml:space="preserve">function</w:t>
-      </w:r>
-      <w:r>
-        <w:t xml:space="preserve"> </w:t>
-      </w:r>
-      <w:r>
-        <w:t xml:space="preserve">(Chain et al., 2019)</w:t>
-      </w:r>
-      <w:r>
         <w:t xml:space="preserve">.</w:t>
       </w:r>
     </w:p>
-    <w:bookmarkEnd w:id="15"/>
-    <w:bookmarkStart w:id="16" w:name="definition"/>
+    <w:bookmarkEnd w:id="16"/>
+    <w:bookmarkStart w:id="17" w:name="definition"/>
     <w:p>
       <w:pPr>
         <w:pStyle w:val="Titre2"/>
@@ -3086,8 +3014,8 @@
         <w:t xml:space="preserve">We discuss that point hereinafter for large datasets.</w:t>
       </w:r>
     </w:p>
-    <w:bookmarkEnd w:id="16"/>
-    <w:bookmarkStart w:id="27" w:name="simulated-data"/>
+    <w:bookmarkEnd w:id="17"/>
+    <w:bookmarkStart w:id="28" w:name="simulated-data"/>
     <w:p>
       <w:pPr>
         <w:pStyle w:val="Titre2"/>
@@ -3110,7 +3038,7 @@
         <w:t xml:space="preserve">The R code is given in the appendix, which allows perfect reproducibility of the examples treated.</w:t>
       </w:r>
     </w:p>
-    <w:bookmarkStart w:id="21" w:name="drawing-the-points"/>
+    <w:bookmarkStart w:id="22" w:name="drawing-the-points"/>
     <w:p>
       <w:pPr>
         <w:pStyle w:val="Titre3"/>
@@ -3228,18 +3156,18 @@
           <wp:inline>
             <wp:extent cx="4620126" cy="3696101"/>
             <wp:effectExtent b="0" l="0" r="0" t="0"/>
-            <wp:docPr descr="Figure 1: Random drawing of a set of points where the Cases (red) are aggregated and the Controls (blue) are distributed completely randomly. The size of the points is proportional to their weight." title="" id="18" name="Picture"/>
+            <wp:docPr descr="Figure 1: Random drawing of a set of points where the Cases (red) are aggregated and the Controls (blue) are distributed completely randomly. The size of the points is proportional to their weight." title="" id="19" name="Picture"/>
             <a:graphic>
               <a:graphicData uri="http://schemas.openxmlformats.org/drawingml/2006/picture">
                 <pic:pic>
                   <pic:nvPicPr>
-                    <pic:cNvPr descr="Rev1_files/Rev1_files/figure-docx/XMaternFig-1.png" id="19" name="Picture"/>
+                    <pic:cNvPr descr="Rev1_files/Rev1_files/figure-docx/XMaternFig-1.png" id="20" name="Picture"/>
                     <pic:cNvPicPr>
                       <a:picLocks noChangeArrowheads="1" noChangeAspect="1"/>
                     </pic:cNvPicPr>
                   </pic:nvPicPr>
                   <pic:blipFill>
-                    <a:blip r:embed="rId17"/>
+                    <a:blip r:embed="rId18"/>
                     <a:stretch>
                       <a:fillRect/>
                     </a:stretch>
@@ -3270,8 +3198,8 @@
       <w:pPr>
         <w:pStyle w:val="ImageCaption"/>
       </w:pPr>
-      <w:bookmarkStart w:id="20" w:name="fig:XMaternFig"/>
-      <w:bookmarkEnd w:id="20"/>
+      <w:bookmarkStart w:id="21" w:name="fig:XMaternFig"/>
+      <w:bookmarkEnd w:id="21"/>
       <w:r>
         <w:t xml:space="preserve">Figure 1: Random drawing of a set of points where the Cases (red) are aggregated and the Controls (blue) are distributed completely randomly. The size of the points is proportional to their weight.</w:t>
       </w:r>
@@ -3325,8 +3253,8 @@
         <w:t xml:space="preserve">The scarcity of empty spaces is because of the high number of simulated points.</w:t>
       </w:r>
     </w:p>
-    <w:bookmarkEnd w:id="21"/>
-    <w:bookmarkStart w:id="26" w:name="gridding-the-space"/>
+    <w:bookmarkEnd w:id="22"/>
+    <w:bookmarkStart w:id="27" w:name="gridding-the-space"/>
     <w:p>
       <w:pPr>
         <w:pStyle w:val="Titre3"/>
@@ -3432,18 +3360,18 @@
           <wp:inline>
             <wp:extent cx="4620126" cy="3696101"/>
             <wp:effectExtent b="0" l="0" r="0" t="0"/>
-            <wp:docPr descr="Figure 2: Repositioning of points in an arbitrary grid. The absence of Cases in a cell is easily detected (single-color blue dot), as is the strong presence of Cases in a cell (two-color dot, but predominantly red)." title="" id="23" name="Picture"/>
+            <wp:docPr descr="Figure 2: Repositioning of points in an arbitrary grid. The absence of Cases in a cell is easily detected (single-color blue dot), as is the strong presence of Cases in a cell (two-color dot, but predominantly red)." title="" id="24" name="Picture"/>
             <a:graphic>
               <a:graphicData uri="http://schemas.openxmlformats.org/drawingml/2006/picture">
                 <pic:pic>
                   <pic:nvPicPr>
-                    <pic:cNvPr descr="Rev1_files/Rev1_files/figure-docx/GroupedFig-1.png" id="24" name="Picture"/>
+                    <pic:cNvPr descr="Rev1_files/Rev1_files/figure-docx/GroupedFig-1.png" id="25" name="Picture"/>
                     <pic:cNvPicPr>
                       <a:picLocks noChangeArrowheads="1" noChangeAspect="1"/>
                     </pic:cNvPicPr>
                   </pic:nvPicPr>
                   <pic:blipFill>
-                    <a:blip r:embed="rId22"/>
+                    <a:blip r:embed="rId23"/>
                     <a:stretch>
                       <a:fillRect/>
                     </a:stretch>
@@ -3474,8 +3402,8 @@
       <w:pPr>
         <w:pStyle w:val="ImageCaption"/>
       </w:pPr>
-      <w:bookmarkStart w:id="25" w:name="fig:GroupedFig"/>
-      <w:bookmarkEnd w:id="25"/>
+      <w:bookmarkStart w:id="26" w:name="fig:GroupedFig"/>
+      <w:bookmarkEnd w:id="26"/>
       <w:r>
         <w:t xml:space="preserve">Figure 2: Repositioning of points in an arbitrary grid. The absence of Cases in a cell is easily detected (single-color blue dot), as is the strong presence of Cases in a cell (two-color dot, but predominantly red).</w:t>
       </w:r>
@@ -3503,9 +3431,9 @@
         <w:t xml:space="preserve">values can be calculated from the original point set or its approximation.</w:t>
       </w:r>
     </w:p>
-    <w:bookmarkEnd w:id="26"/>
     <w:bookmarkEnd w:id="27"/>
-    <w:bookmarkStart w:id="34" w:name="computing-m-using-the-dbmss-package"/>
+    <w:bookmarkEnd w:id="28"/>
+    <w:bookmarkStart w:id="35" w:name="computing-m-using-the-dbmss-package"/>
     <w:p>
       <w:pPr>
         <w:pStyle w:val="Titre2"/>
@@ -3585,7 +3513,7 @@
         <w:t xml:space="preserve">is used.</w:t>
       </w:r>
     </w:p>
-    <w:bookmarkStart w:id="32" w:name="point-pattern"/>
+    <w:bookmarkStart w:id="33" w:name="point-pattern"/>
     <w:p>
       <w:pPr>
         <w:pStyle w:val="Titre3"/>
@@ -3843,18 +3771,18 @@
           <wp:inline>
             <wp:extent cx="4620126" cy="3696101"/>
             <wp:effectExtent b="0" l="0" r="0" t="0"/>
-            <wp:docPr descr="Figure 3: Value of M as a function of the distance from the reference point. The 95% confidence envelope, obtained from 100 simulations, appears in gray and is centered on the value of one." title="" id="29" name="Picture"/>
+            <wp:docPr descr="Figure 3: Value of M as a function of the distance from the reference point. The 95% confidence envelope, obtained from 100 simulations, appears in gray and is centered on the value of one." title="" id="30" name="Picture"/>
             <a:graphic>
               <a:graphicData uri="http://schemas.openxmlformats.org/drawingml/2006/picture">
                 <pic:pic>
                   <pic:nvPicPr>
-                    <pic:cNvPr descr="Rev1_files/Rev1_files/figure-docx/MFig-1.png" id="30" name="Picture"/>
+                    <pic:cNvPr descr="Rev1_files/Rev1_files/figure-docx/MFig-1.png" id="31" name="Picture"/>
                     <pic:cNvPicPr>
                       <a:picLocks noChangeArrowheads="1" noChangeAspect="1"/>
                     </pic:cNvPicPr>
                   </pic:nvPicPr>
                   <pic:blipFill>
-                    <a:blip r:embed="rId28"/>
+                    <a:blip r:embed="rId29"/>
                     <a:stretch>
                       <a:fillRect/>
                     </a:stretch>
@@ -3885,8 +3813,8 @@
       <w:pPr>
         <w:pStyle w:val="ImageCaption"/>
       </w:pPr>
-      <w:bookmarkStart w:id="31" w:name="fig:MFig"/>
-      <w:bookmarkEnd w:id="31"/>
+      <w:bookmarkStart w:id="32" w:name="fig:MFig"/>
+      <w:bookmarkEnd w:id="32"/>
       <w:r>
         <w:t xml:space="preserve">Figure 3: Value of</w:t>
       </w:r>
@@ -3912,8 +3840,8 @@
         <w:pStyle w:val="Corpsdetexte"/>
       </w:pPr>
     </w:p>
-    <w:bookmarkEnd w:id="32"/>
-    <w:bookmarkStart w:id="33" w:name="distance-matrix"/>
+    <w:bookmarkEnd w:id="33"/>
+    <w:bookmarkStart w:id="34" w:name="distance-matrix"/>
     <w:p>
       <w:pPr>
         <w:pStyle w:val="Titre3"/>
@@ -4010,9 +3938,9 @@
         <w:t xml:space="preserve">Thus, this approach is not explored further in this paper.</w:t>
       </w:r>
     </w:p>
-    <w:bookmarkEnd w:id="33"/>
     <w:bookmarkEnd w:id="34"/>
-    <w:bookmarkStart w:id="41" w:name="computational-performance"/>
+    <w:bookmarkEnd w:id="35"/>
+    <w:bookmarkStart w:id="42" w:name="computational-performance"/>
     <w:p>
       <w:pPr>
         <w:pStyle w:val="Titre2"/>
@@ -4051,7 +3979,7 @@
         <w:t xml:space="preserve">In this section, we investigate these two potential limitations.</w:t>
       </w:r>
     </w:p>
-    <w:bookmarkStart w:id="39" w:name="computing-time"/>
+    <w:bookmarkStart w:id="40" w:name="computing-time"/>
     <w:p>
       <w:pPr>
         <w:pStyle w:val="Titre3"/>
@@ -4242,7 +4170,7 @@
         </m:r>
       </m:oMath>
       <w:r>
-        <w:t xml:space="preserve"> points (e.g., 2.43 seconds for 100,000 points), knowing the time</w:t>
+        <w:t xml:space="preserve"> points (e.g., 3.07 seconds for 100,000 points), knowing the time</w:t>
       </w:r>
       <w:r>
         <w:t xml:space="preserve"> </w:t>
@@ -4319,18 +4247,18 @@
           <wp:inline>
             <wp:extent cx="4620126" cy="2310063"/>
             <wp:effectExtent b="0" l="0" r="0" t="0"/>
-            <wp:docPr descr="Figure 4: (a) Calculation time (seconds) and (b) memory required (MB) to estimate M as a function of the size of the set of points. The measures were repeated 10 times. The bars represent the +/- 1 standard deviation interval." title="" id="36" name="Picture"/>
+            <wp:docPr descr="Figure 4: (a) Calculation time (seconds) and (b) memory required (MB) to estimate M as a function of the size of the set of points. The measures were repeated 10 times. The bars represent the +/- 1 standard deviation interval." title="" id="37" name="Picture"/>
             <a:graphic>
               <a:graphicData uri="http://schemas.openxmlformats.org/drawingml/2006/picture">
                 <pic:pic>
                   <pic:nvPicPr>
-                    <pic:cNvPr descr="Rev1_files/Rev1_files/figure-docx/TestTimeMemFig-1.png" id="37" name="Picture"/>
+                    <pic:cNvPr descr="Rev1_files/Rev1_files/figure-docx/TestTimeMemFig-1.png" id="38" name="Picture"/>
                     <pic:cNvPicPr>
                       <a:picLocks noChangeArrowheads="1" noChangeAspect="1"/>
                     </pic:cNvPicPr>
                   </pic:nvPicPr>
                   <pic:blipFill>
-                    <a:blip r:embed="rId35"/>
+                    <a:blip r:embed="rId36"/>
                     <a:stretch>
                       <a:fillRect/>
                     </a:stretch>
@@ -4361,8 +4289,8 @@
       <w:pPr>
         <w:pStyle w:val="ImageCaption"/>
       </w:pPr>
-      <w:bookmarkStart w:id="38" w:name="fig:TestTimeMemFig"/>
-      <w:bookmarkEnd w:id="38"/>
+      <w:bookmarkStart w:id="39" w:name="fig:TestTimeMemFig"/>
+      <w:bookmarkEnd w:id="39"/>
       <w:r>
         <w:t xml:space="preserve">Figure 4: (a) Calculation time (seconds) and (b) memory required (MB) to estimate </w:t>
       </w:r>
@@ -4385,8 +4313,8 @@
         <w:pStyle w:val="Corpsdetexte"/>
       </w:pPr>
     </w:p>
-    <w:bookmarkEnd w:id="39"/>
-    <w:bookmarkStart w:id="40" w:name="memory"/>
+    <w:bookmarkEnd w:id="40"/>
+    <w:bookmarkStart w:id="41" w:name="memory"/>
     <w:p>
       <w:pPr>
         <w:pStyle w:val="Titre3"/>
@@ -4450,9 +4378,9 @@
         <w:t xml:space="preserve">on large datasets.</w:t>
       </w:r>
     </w:p>
-    <w:bookmarkEnd w:id="40"/>
     <w:bookmarkEnd w:id="41"/>
-    <w:bookmarkStart w:id="43" w:name="Xd6cbcbe8487089809b0e34186a996b5ded1f7e9"/>
+    <w:bookmarkEnd w:id="42"/>
+    <w:bookmarkStart w:id="44" w:name="Xd6cbcbe8487089809b0e34186a996b5ded1f7e9"/>
     <w:p>
       <w:pPr>
         <w:pStyle w:val="Titre2"/>
@@ -4522,13 +4450,13 @@
         <w:t xml:space="preserve">M</w:t>
       </w:r>
       <w:r>
-        <w:t xml:space="preserve"> is &lt; 3 seconds for a set of 100,000 points on a modern computer</w:t>
+        <w:t xml:space="preserve"> is &lt; 4 seconds for a set of 100,000 points on a modern computer</w:t>
       </w:r>
       <w:r>
         <w:rPr>
           <w:rStyle w:val="Appelnotedebasdep"/>
         </w:rPr>
-        <w:footnoteReference w:id="42"/>
+        <w:footnoteReference w:id="43"/>
       </w:r>
       <w:r>
         <w:t xml:space="preserve"> </w:t>
@@ -4540,19 +4468,19 @@
         <w:t xml:space="preserve"> </w:t>
       </w:r>
       <w:r>
-        <w:t xml:space="preserve">Therefore, calculating a confidence interval from 1,000 simulations requires less than 50 minutes.</w:t>
-      </w:r>
-      <w:r>
-        <w:t xml:space="preserve"> </w:t>
-      </w:r>
-      <w:r>
-        <w:t xml:space="preserve">For a set of five million points, the power law predicts around 11 minutes of computing time.</w:t>
-      </w:r>
-      <w:r>
-        <w:t xml:space="preserve"> </w:t>
-      </w:r>
-      <w:r>
-        <w:t xml:space="preserve">Accordingly, 1,000 simulations would take around 8 days.</w:t>
+        <w:t xml:space="preserve">Therefore, calculating a confidence interval from 1,000 simulations requires less than 67 minutes.</w:t>
+      </w:r>
+      <w:r>
+        <w:t xml:space="preserve"> </w:t>
+      </w:r>
+      <w:r>
+        <w:t xml:space="preserve">For a set of five million points, the power law predicts around 16 minutes of computing time.</w:t>
+      </w:r>
+      <w:r>
+        <w:t xml:space="preserve"> </w:t>
+      </w:r>
+      <w:r>
+        <w:t xml:space="preserve">Accordingly, 1,000 simulations would take around 11 days.</w:t>
       </w:r>
     </w:p>
     <w:p>
@@ -4610,9 +4538,9 @@
         <w:t xml:space="preserve">It may be up to 100,000 locations to keep the computing time acceptable, regardless of the size of the original dataset.</w:t>
       </w:r>
     </w:p>
-    <w:bookmarkEnd w:id="43"/>
     <w:bookmarkEnd w:id="44"/>
-    <w:bookmarkStart w:id="64" w:name="a-guide-to-dealing-with-large-datasets"/>
+    <w:bookmarkEnd w:id="45"/>
+    <w:bookmarkStart w:id="65" w:name="a-guide-to-dealing-with-large-datasets"/>
     <w:p>
       <w:pPr>
         <w:pStyle w:val="Titre1"/>
@@ -4663,7 +4591,7 @@
         <w:t xml:space="preserve">Our purpose is to identify the potential biases caused by both strategies, and consequently identify the best practice.</w:t>
       </w:r>
     </w:p>
-    <w:bookmarkStart w:id="56" w:name="X0753af3c90ef97e0dbdd6986d87aa2ba2526083"/>
+    <w:bookmarkStart w:id="57" w:name="X0753af3c90ef97e0dbdd6986d87aa2ba2526083"/>
     <w:p>
       <w:pPr>
         <w:pStyle w:val="Titre2"/>
@@ -4672,7 +4600,7 @@
         <w:t xml:space="preserve">First strategy: Approximating the position of points</w:t>
       </w:r>
     </w:p>
-    <w:bookmarkStart w:id="45" w:name="two-main-effects"/>
+    <w:bookmarkStart w:id="46" w:name="two-main-effects"/>
     <w:p>
       <w:pPr>
         <w:pStyle w:val="Titre3"/>
@@ -4734,8 +4662,8 @@
         <w:t xml:space="preserve">This effect due to approximation must be studied with care.</w:t>
       </w:r>
     </w:p>
-    <w:bookmarkEnd w:id="45"/>
-    <w:bookmarkStart w:id="54" w:name="test-setting-and-results"/>
+    <w:bookmarkEnd w:id="46"/>
+    <w:bookmarkStart w:id="55" w:name="test-setting-and-results"/>
     <w:p>
       <w:pPr>
         <w:pStyle w:val="Titre3"/>
@@ -4804,18 +4732,18 @@
           <wp:inline>
             <wp:extent cx="4620126" cy="2310063"/>
             <wp:effectExtent b="0" l="0" r="0" t="0"/>
-            <wp:docPr descr="Figure 5: Average estimate of M from the exact position of the points compared with the values obtained by grouping the points for CSR (a) and Matérn (b) point patterns." title="" id="47" name="Picture"/>
+            <wp:docPr descr="Figure 5: Average estimate of M from the exact position of the points compared with the values obtained by grouping the points for CSR (a) and Matérn (b) point patterns." title="" id="48" name="Picture"/>
             <a:graphic>
               <a:graphicData uri="http://schemas.openxmlformats.org/drawingml/2006/picture">
                 <pic:pic>
                   <pic:nvPicPr>
-                    <pic:cNvPr descr="Rev1_files/Rev1_files/figure-docx/MapproxFig-1.png" id="48" name="Picture"/>
+                    <pic:cNvPr descr="Rev1_files/Rev1_files/figure-docx/MapproxFig-1.png" id="49" name="Picture"/>
                     <pic:cNvPicPr>
                       <a:picLocks noChangeArrowheads="1" noChangeAspect="1"/>
                     </pic:cNvPicPr>
                   </pic:nvPicPr>
                   <pic:blipFill>
-                    <a:blip r:embed="rId46"/>
+                    <a:blip r:embed="rId47"/>
                     <a:stretch>
                       <a:fillRect/>
                     </a:stretch>
@@ -4846,8 +4774,8 @@
       <w:pPr>
         <w:pStyle w:val="ImageCaption"/>
       </w:pPr>
-      <w:bookmarkStart w:id="49" w:name="fig:MapproxFig"/>
-      <w:bookmarkEnd w:id="49"/>
+      <w:bookmarkStart w:id="50" w:name="fig:MapproxFig"/>
+      <w:bookmarkEnd w:id="50"/>
       <w:r>
         <w:t xml:space="preserve">Figure 5: Average estimate of </w:t>
       </w:r>
@@ -5034,18 +4962,18 @@
           <wp:inline>
             <wp:extent cx="4620126" cy="3696101"/>
             <wp:effectExtent b="0" l="0" r="0" t="0"/>
-            <wp:docPr descr="Figure 6: p-values to reject the null hypothesis (H0) of independence of the point locations tested by the M function. The colors of the curves represent CSR or aggregated point patterns. Solid lines provide the exact p-values of M, and dotted lines provide the values estimated on grouped point patterns. The horizontal, dotted line corresponds to the significance threshold, i.e., 97.5%, to reject H0 in a 5% risk-level two-tailed test." title="" id="51" name="Picture"/>
+            <wp:docPr descr="Figure 6: p-values to reject the null hypothesis (H0) of independence of the point locations tested by the M function. The colors of the curves represent CSR or aggregated point patterns. Solid lines provide the exact p-values of M, and dotted lines provide the values estimated on grouped point patterns. The horizontal, dotted line corresponds to the significance threshold, i.e., 97.5%, to reject H0 in a 5% risk-level two-tailed test." title="" id="52" name="Picture"/>
             <a:graphic>
               <a:graphicData uri="http://schemas.openxmlformats.org/drawingml/2006/picture">
                 <pic:pic>
                   <pic:nvPicPr>
-                    <pic:cNvPr descr="Rev1_files/Rev1_files/figure-docx/MCompareFig-1.png" id="52" name="Picture"/>
+                    <pic:cNvPr descr="Rev1_files/Rev1_files/figure-docx/MCompareFig-1.png" id="53" name="Picture"/>
                     <pic:cNvPicPr>
                       <a:picLocks noChangeArrowheads="1" noChangeAspect="1"/>
                     </pic:cNvPicPr>
                   </pic:nvPicPr>
                   <pic:blipFill>
-                    <a:blip r:embed="rId50"/>
+                    <a:blip r:embed="rId51"/>
                     <a:stretch>
                       <a:fillRect/>
                     </a:stretch>
@@ -5076,8 +5004,8 @@
       <w:pPr>
         <w:pStyle w:val="ImageCaption"/>
       </w:pPr>
-      <w:bookmarkStart w:id="53" w:name="fig:MCompareFig"/>
-      <w:bookmarkEnd w:id="53"/>
+      <w:bookmarkStart w:id="54" w:name="fig:MCompareFig"/>
+      <w:bookmarkEnd w:id="54"/>
       <w:r>
         <w:t xml:space="preserve">Figure 6: p-values to reject the null hypothesis (H0) of independence of the point locations tested by the</w:t>
       </w:r>
@@ -5249,13 +5177,7 @@
         <w:t xml:space="preserve"> </w:t>
       </w:r>
       <w:r>
-        <w:t xml:space="preserve">is worth mentioning.</w:t>
-      </w:r>
-      <w:r>
-        <w:t xml:space="preserve"> </w:t>
-      </w:r>
-      <w:r>
-        <w:t xml:space="preserve">They investigated applying distance-based methods to spatial datasets that include positional errors.</w:t>
+        <w:t xml:space="preserve">must be mentioned.</w:t>
       </w:r>
       <w:r>
         <w:t xml:space="preserve"> </w:t>
@@ -5298,13 +5220,13 @@
         <w:t xml:space="preserve"> </w:t>
       </w:r>
       <w:r>
-        <w:t xml:space="preserve">Arbia et al. showed on a real case (Italian manufacturing firms) that the error measurement was less important than expected.</w:t>
-      </w:r>
-      <w:r>
-        <w:t xml:space="preserve"> </w:t>
-      </w:r>
-      <w:r>
-        <w:t xml:space="preserve">Their explanation rests on the definition</w:t>
+        <w:t xml:space="preserve">Applying different distance-based methods on on a real case (Italian manufacturing firms in the province of Trento), Arbia et al. showedthat the error measurement was less important than expected.</w:t>
+      </w:r>
+      <w:r>
+        <w:t xml:space="preserve"> </w:t>
+      </w:r>
+      <w:r>
+        <w:t xml:space="preserve">For</w:t>
       </w:r>
       <w:r>
         <w:t xml:space="preserve"> </w:t>
@@ -5317,11 +5239,11 @@
         <w:t xml:space="preserve">M</w:t>
       </w:r>
       <w:r>
-        <w:t xml:space="preserve">, a relative measure: a compensation effect of positional errors is suspected between the local and the global ratios.</w:t>
-      </w:r>
-    </w:p>
-    <w:bookmarkEnd w:id="54"/>
-    <w:bookmarkStart w:id="55" w:name="discussion"/>
+        <w:t xml:space="preserve">, their explanation rests on the definition of a relative measure: a compensation effect of positional errors is suspected between the local and the global ratios.</w:t>
+      </w:r>
+    </w:p>
+    <w:bookmarkEnd w:id="55"/>
+    <w:bookmarkStart w:id="56" w:name="discussion"/>
     <w:p>
       <w:pPr>
         <w:pStyle w:val="Titre3"/>
@@ -5411,13 +5333,13 @@
         <w:t xml:space="preserve"> </w:t>
       </w:r>
       <w:r>
-        <w:t xml:space="preserve">Moreover, empirical studies show that the scale at which plants agglomerate varies siubstantially.</w:t>
-      </w:r>
-      <w:r>
-        <w:t xml:space="preserve"> </w:t>
-      </w:r>
-      <w:r>
-        <w:t xml:space="preserve">Many factors influence the findings: the industry considered, the distance-based measure employed, the area considered, etc.</w:t>
+        <w:t xml:space="preserve">Moreover, empirical studies show that the scale at which plants agglomerate varies substantially.</w:t>
+      </w:r>
+      <w:r>
+        <w:t xml:space="preserve"> </w:t>
+      </w:r>
+      <w:r>
+        <w:t xml:space="preserve">Many factors influence the findings: the industry studied, the distance-based measure employed, the area considered, etc.</w:t>
       </w:r>
       <w:r>
         <w:t xml:space="preserve"> </w:t>
@@ -5435,7 +5357,7 @@
         <w:t xml:space="preserve"> </w:t>
       </w:r>
       <w:r>
-        <w:t xml:space="preserve">found that plants in high- and medium-high-technology manufacturing sectors were spatially aggregated at distances greater than 500 meters in the metropolitan area of Milan while no significant pattern wa observed in the same industry in the metropolitan area of Turin.</w:t>
+        <w:t xml:space="preserve">found that plants in high- and medium-high-technology manufacturing sectors were spatially aggregated at distances greater than 500 meters in the metropolitan area of Milan while no significant pattern we observed in the same industry in the metropolitan area of Turin.</w:t>
       </w:r>
       <w:r>
         <w:t xml:space="preserve"> </w:t>
@@ -5517,9 +5439,9 @@
         <w:t xml:space="preserve">In sum, there is no general rule to decide an appropriate grid size. Grouping the points for computing performance may result in missing the geographical scale at which agglomeration economies occur. The interest of DBMs is actually to avoid this issue by preserving the information contained in the location of points.</w:t>
       </w:r>
     </w:p>
-    <w:bookmarkEnd w:id="55"/>
     <w:bookmarkEnd w:id="56"/>
-    <w:bookmarkStart w:id="63" w:name="second-strategy-random-thinning"/>
+    <w:bookmarkEnd w:id="57"/>
+    <w:bookmarkStart w:id="64" w:name="second-strategy-random-thinning"/>
     <w:p>
       <w:pPr>
         <w:pStyle w:val="Titre2"/>
@@ -5542,18 +5464,18 @@
           <wp:inline>
             <wp:extent cx="4620126" cy="2310063"/>
             <wp:effectExtent b="0" l="0" r="0" t="0"/>
-            <wp:docPr descr="Figure 7: (a) Confidence envelope of the estimation of the M function after thinning a 1-million-point pattern with aggregated Cases to 10% of its size. The mean M values among thinned patterns (dotted, red line) can’t be distinguished from the exact values (black line). The grey envelope corresponds to the 95% confidence level. (b) relative Root Mean Squared Error of the estimation due to thinning, i. e. the expected relative error of estimation, always below 2%." title="" id="58" name="Picture"/>
+            <wp:docPr descr="Figure 7: (a) Confidence envelope of the estimation of the M function after thinning a 1-million-point pattern with aggregated Cases to 10% of its size. The mean M values among thinned patterns (dotted, red line) can’t be distinguished from the exact values (black line). The grey envelope corresponds to the 95% confidence level. (b) relative Root Mean Squared Error of the estimation due to thinning, i. e. the expected relative error of estimation, always below 2%." title="" id="59" name="Picture"/>
             <a:graphic>
               <a:graphicData uri="http://schemas.openxmlformats.org/drawingml/2006/picture">
                 <pic:pic>
                   <pic:nvPicPr>
-                    <pic:cNvPr descr="Rev1_files/Rev1_files/figure-docx/MthinFig-1.png" id="59" name="Picture"/>
+                    <pic:cNvPr descr="Rev1_files/Rev1_files/figure-docx/MthinFig-1.png" id="60" name="Picture"/>
                     <pic:cNvPicPr>
                       <a:picLocks noChangeArrowheads="1" noChangeAspect="1"/>
                     </pic:cNvPicPr>
                   </pic:nvPicPr>
                   <pic:blipFill>
-                    <a:blip r:embed="rId57"/>
+                    <a:blip r:embed="rId58"/>
                     <a:stretch>
                       <a:fillRect/>
                     </a:stretch>
@@ -5584,8 +5506,8 @@
       <w:pPr>
         <w:pStyle w:val="ImageCaption"/>
       </w:pPr>
-      <w:bookmarkStart w:id="60" w:name="fig:MthinFig"/>
-      <w:bookmarkEnd w:id="60"/>
+      <w:bookmarkStart w:id="61" w:name="fig:MthinFig"/>
+      <w:bookmarkEnd w:id="61"/>
       <w:r>
         <w:t xml:space="preserve">Figure 7: (a) Confidence envelope of the estimation of the M function after thinning a 1-million-point pattern with aggregated Cases to 10% of its size. The mean M values among thinned patterns (dotted, red line) can’t be distinguished from the exact values (black line). The grey envelope corresponds to the 95% confidence level. (b) relative Root Mean Squared Error of the estimation due to thinning, i. e. the expected relative error of estimation, always below 2%.</w:t>
       </w:r>
@@ -5595,7 +5517,7 @@
         <w:pStyle w:val="Corpsdetexte"/>
       </w:pPr>
     </w:p>
-    <w:bookmarkStart w:id="61" w:name="test-setting-and-results-1"/>
+    <w:bookmarkStart w:id="62" w:name="test-setting-and-results-1"/>
     <w:p>
       <w:pPr>
         <w:pStyle w:val="Titre3"/>
@@ -5738,8 +5660,8 @@
         <w:t xml:space="preserve">It is very small, around 2%, at short distances and negligible at large distances.</w:t>
       </w:r>
     </w:p>
-    <w:bookmarkEnd w:id="61"/>
-    <w:bookmarkStart w:id="62" w:name="discussion-1"/>
+    <w:bookmarkEnd w:id="62"/>
+    <w:bookmarkStart w:id="63" w:name="discussion-1"/>
     <w:p>
       <w:pPr>
         <w:pStyle w:val="Titre3"/>
@@ -5771,7 +5693,35 @@
         <w:t xml:space="preserve"> </w:t>
       </w:r>
       <w:r>
-        <w:t xml:space="preserve">They utilized the </w:t>
+        <w:t xml:space="preserve">They utilized others DBMs: the</w:t>
+      </w:r>
+      <w:r>
+        <w:t xml:space="preserve"> </w:t>
+      </w:r>
+      <w:r>
+        <w:rPr>
+          <w:i/>
+          <w:iCs/>
+        </w:rPr>
+        <w:t xml:space="preserve">K</w:t>
+      </w:r>
+      <w:r>
+        <w:t xml:space="preserve"> </w:t>
+      </w:r>
+      <w:r>
+        <w:t xml:space="preserve">function</w:t>
+      </w:r>
+      <w:r>
+        <w:t xml:space="preserve"> </w:t>
+      </w:r>
+      <w:r>
+        <w:t xml:space="preserve">(Ripley, 1976, 1977)</w:t>
+      </w:r>
+      <w:r>
+        <w:t xml:space="preserve"> </w:t>
+      </w:r>
+      <w:r>
+        <w:t xml:space="preserve">and the </w:t>
       </w:r>
       <w:r>
         <w:rPr>
@@ -5793,13 +5743,25 @@
         <w:t xml:space="preserve">(Diggle &amp; Chetwynd, 1991)</w:t>
       </w:r>
       <w:r>
-        <w:t xml:space="preserve">, which is a topographic DBM that allows controlling for heterogeneity of space.</w:t>
-      </w:r>
-      <w:r>
-        <w:t xml:space="preserve"> </w:t>
-      </w:r>
-      <w:r>
-        <w:t xml:space="preserve">They showed that the </w:t>
+        <w:t xml:space="preserve">.</w:t>
+      </w:r>
+      <w:r>
+        <w:t xml:space="preserve"> </w:t>
+      </w:r>
+      <w:r>
+        <w:t xml:space="preserve">Both are topographic DBMs but the latest that allows controlling for heterogeneity of space.</w:t>
+      </w:r>
+      <w:r>
+        <w:t xml:space="preserve"> </w:t>
+      </w:r>
+      <w:r>
+        <w:t xml:space="preserve">Sweeney &amp; Konty (2005)</w:t>
+      </w:r>
+      <w:r>
+        <w:t xml:space="preserve"> </w:t>
+      </w:r>
+      <w:r>
+        <w:t xml:space="preserve">showed that the </w:t>
       </w:r>
       <w:r>
         <w:rPr>
@@ -5853,41 +5815,6 @@
       </w:r>
       <w:r>
         <w:t xml:space="preserve">Both terms are reduced in the same proportion by random thinning, keeping the ratio unchanged.</w:t>
-      </w:r>
-      <w:r>
-        <w:t xml:space="preserve"> </w:t>
-      </w:r>
-      <w:r>
-        <w:t xml:space="preserve">All DBMs considered here actually have this property: the </w:t>
-      </w:r>
-      <w:r>
-        <w:rPr>
-          <w:i/>
-          <w:iCs/>
-        </w:rPr>
-        <w:t xml:space="preserve">K</w:t>
-      </w:r>
-      <w:r>
-        <w:rPr>
-          <w:i/>
-          <w:iCs/>
-          <w:vertAlign w:val="subscript"/>
-        </w:rPr>
-        <w:t xml:space="preserve">d</w:t>
-      </w:r>
-      <w:r>
-        <w:t xml:space="preserve"> </w:t>
-      </w:r>
-      <w:r>
-        <w:t xml:space="preserve">function is simply the unnormalized probability density to find a neighbor at distance </w:t>
-      </w:r>
-      <m:oMath>
-        <m:r>
-          <m:t>r</m:t>
-        </m:r>
-      </m:oMath>
-      <w:r>
-        <w:t xml:space="preserve">; as such, it does not change when some points, thus some distances, are deleted uniformly.</w:t>
       </w:r>
       <w:r>
         <w:t xml:space="preserve"> </w:t>
@@ -6051,10 +5978,10 @@
         <w:t xml:space="preserve">In sum, thinning is an efficient method to reduce huge, untractable datasets to large, computable ones, but is not an appropriate way to drastically reduce computing time by thinning large datasets to small ones.</w:t>
       </w:r>
     </w:p>
-    <w:bookmarkEnd w:id="62"/>
     <w:bookmarkEnd w:id="63"/>
     <w:bookmarkEnd w:id="64"/>
-    <w:bookmarkStart w:id="65" w:name="conclusion"/>
+    <w:bookmarkEnd w:id="65"/>
+    <w:bookmarkStart w:id="66" w:name="conclusion"/>
     <w:p>
       <w:pPr>
         <w:pStyle w:val="Titre1"/>
@@ -6068,7 +5995,21 @@
         <w:pStyle w:val="FirstParagraph"/>
       </w:pPr>
       <w:r>
-        <w:t xml:space="preserve">Studying 100,000 locations or less keeps the</w:t>
+        <w:t xml:space="preserve">In this article, we provide some answers to a new recent challenge for DBMs: the huge amount of micro-geographic data that are increasingly available for researchers.</w:t>
+      </w:r>
+      <w:r>
+        <w:t xml:space="preserve"> </w:t>
+      </w:r>
+      <w:r>
+        <w:t xml:space="preserve">We think that our results will be useful for researchers in regional science who work with geolocalized data, notably for studying the industrial clustering.</w:t>
+      </w:r>
+    </w:p>
+    <w:p>
+      <w:pPr>
+        <w:pStyle w:val="Corpsdetexte"/>
+      </w:pPr>
+      <w:r>
+        <w:t xml:space="preserve">In our article, we focus on one particular DBM, the</w:t>
       </w:r>
       <w:r>
         <w:t xml:space="preserve"> </w:t>
@@ -6084,6 +6025,45 @@
         <w:t xml:space="preserve"> </w:t>
       </w:r>
       <w:r>
+        <w:t xml:space="preserve">function proposed by</w:t>
+      </w:r>
+      <w:r>
+        <w:t xml:space="preserve"> </w:t>
+      </w:r>
+      <w:r>
+        <w:t xml:space="preserve">Marcon &amp; Puech (2010)</w:t>
+      </w:r>
+      <w:r>
+        <w:t xml:space="preserve">.</w:t>
+      </w:r>
+      <w:r>
+        <w:t xml:space="preserve"> </w:t>
+      </w:r>
+      <w:r>
+        <w:t xml:space="preserve">We investigate two techniques to reduce the computational burden associated to large datasets: approximating the position of points, and thinning the point pattern.</w:t>
+      </w:r>
+    </w:p>
+    <w:p>
+      <w:pPr>
+        <w:pStyle w:val="Corpsdetexte"/>
+      </w:pPr>
+      <w:r>
+        <w:t xml:space="preserve">We support that studying 100,000 locations or less keeps the</w:t>
+      </w:r>
+      <w:r>
+        <w:t xml:space="preserve"> </w:t>
+      </w:r>
+      <w:r>
+        <w:rPr>
+          <w:i/>
+          <w:iCs/>
+        </w:rPr>
+        <w:t xml:space="preserve">M</w:t>
+      </w:r>
+      <w:r>
+        <w:t xml:space="preserve"> </w:t>
+      </w:r>
+      <w:r>
         <w:t xml:space="preserve">computing time acceptable, regardless of the size of the original dataset.</w:t>
       </w:r>
       <w:r>
@@ -6157,19 +6137,33 @@
         <w:pStyle w:val="Corpsdetexte"/>
       </w:pPr>
       <w:r>
-        <w:t xml:space="preserve">It was out of the scope of this study to test the performance of other DBMs, but general conclusions can be drawn.</w:t>
-      </w:r>
-      <w:r>
-        <w:t xml:space="preserve"> </w:t>
-      </w:r>
-      <w:r>
-        <w:t xml:space="preserve">Whatever the function and the software, memory issues might appear to store the distances between points, whose number increases as the square of the number of points.</w:t>
-      </w:r>
-      <w:r>
-        <w:t xml:space="preserve"> </w:t>
-      </w:r>
-      <w:r>
-        <w:t xml:space="preserve">Only the </w:t>
+        <w:t xml:space="preserve">It was out of the scope of this study to test the performance of other DBMs, but we provide also detailed comparisons between the widely used DBMs in the appendix (</w:t>
+      </w:r>
+      <w:r>
+        <w:rPr>
+          <w:i/>
+          <w:iCs/>
+        </w:rPr>
+        <w:t xml:space="preserve">M</w:t>
+      </w:r>
+      <w:r>
+        <w:t xml:space="preserve">,</w:t>
+      </w:r>
+      <w:r>
+        <w:t xml:space="preserve"> </w:t>
+      </w:r>
+      <w:r>
+        <w:rPr>
+          <w:i/>
+          <w:iCs/>
+        </w:rPr>
+        <w:t xml:space="preserve">D</w:t>
+      </w:r>
+      <w:r>
+        <w:t xml:space="preserve"> </w:t>
+      </w:r>
+      <w:r>
+        <w:t xml:space="preserve">and </w:t>
       </w:r>
       <w:r>
         <w:rPr>
@@ -6187,116 +6181,20 @@
         <w:t xml:space="preserve">d</w:t>
       </w:r>
       <w:r>
-        <w:t xml:space="preserve"> function requires to store such a distance matrix.</w:t>
-      </w:r>
-      <w:r>
-        <w:t xml:space="preserve"> </w:t>
-      </w:r>
-      <w:r>
-        <w:t xml:space="preserve">Scholl &amp; Brenner (2015)</w:t>
-      </w:r>
-      <w:r>
-        <w:t xml:space="preserve"> </w:t>
-      </w:r>
-      <w:r>
-        <w:t xml:space="preserve">proposed approximating the distances between pairs of entities by grouping them into classes.</w:t>
-      </w:r>
-      <w:r>
-        <w:t xml:space="preserve"> </w:t>
-      </w:r>
-      <w:r>
-        <w:t xml:space="preserve">This method, implemented in the</w:t>
-      </w:r>
-      <w:r>
-        <w:t xml:space="preserve"> </w:t>
-      </w:r>
-      <w:r>
-        <w:rPr>
-          <w:i/>
-          <w:iCs/>
-        </w:rPr>
-        <w:t xml:space="preserve">dbmss</w:t>
-      </w:r>
-      <w:r>
-        <w:t xml:space="preserve"> </w:t>
-      </w:r>
-      <w:r>
-        <w:t xml:space="preserve">package, provides a considerable gain in memory use with minor loss of accuracy, but no gain in computing time since all distances must be calculated before being grouped.</w:t>
-      </w:r>
-      <w:r>
-        <w:t xml:space="preserve"> </w:t>
-      </w:r>
-      <w:r>
-        <w:t xml:space="preserve">Commuting time is thus the most general issue.</w:t>
-      </w:r>
-      <w:r>
-        <w:t xml:space="preserve"> </w:t>
-      </w:r>
-      <w:r>
-        <w:t xml:space="preserve">The computing time of the </w:t>
-      </w:r>
-      <w:r>
-        <w:rPr>
-          <w:i/>
-          <w:iCs/>
-        </w:rPr>
-        <w:t xml:space="preserve">K</w:t>
-      </w:r>
-      <w:r>
-        <w:rPr>
-          <w:i/>
-          <w:iCs/>
-          <w:vertAlign w:val="subscript"/>
-        </w:rPr>
-        <w:t xml:space="preserve">d</w:t>
-      </w:r>
-      <w:r>
-        <w:t xml:space="preserve"> function is similar to that of </w:t>
-      </w:r>
-      <w:r>
-        <w:rPr>
-          <w:i/>
-          <w:iCs/>
-        </w:rPr>
-        <w:t xml:space="preserve">M</w:t>
-      </w:r>
-      <w:r>
-        <w:t xml:space="preserve"> </w:t>
-      </w:r>
-      <w:r>
-        <w:t xml:space="preserve">while the </w:t>
-      </w:r>
-      <w:r>
-        <w:rPr>
-          <w:i/>
-          <w:iCs/>
-        </w:rPr>
-        <w:t xml:space="preserve">D</w:t>
-      </w:r>
-      <w:r>
-        <w:t xml:space="preserve"> </w:t>
-      </w:r>
-      <w:r>
-        <w:t xml:space="preserve">function is far slower (figure in the appendix): topographic DBMs require correcting edge effects</w:t>
-      </w:r>
-      <w:r>
-        <w:t xml:space="preserve"> </w:t>
-      </w:r>
-      <w:r>
-        <w:t xml:space="preserve">(Marcon &amp; Puech, 2017)</w:t>
-      </w:r>
-      <w:r>
-        <w:t xml:space="preserve">, which rely on complex calculation.</w:t>
-      </w:r>
-      <w:r>
-        <w:t xml:space="preserve"> </w:t>
-      </w:r>
-      <w:r>
-        <w:t xml:space="preserve">Our recommendations about thinning apply to all of them.</w:t>
-      </w:r>
-    </w:p>
-    <w:bookmarkEnd w:id="65"/>
-    <w:bookmarkStart w:id="67" w:name="appendix"/>
+        <w:t xml:space="preserve"> of</w:t>
+      </w:r>
+      <w:r>
+        <w:t xml:space="preserve"> </w:t>
+      </w:r>
+      <w:r>
+        <w:t xml:space="preserve">Duranton &amp; Overman (2005)</w:t>
+      </w:r>
+      <w:r>
+        <w:t xml:space="preserve">).</w:t>
+      </w:r>
+    </w:p>
+    <w:bookmarkEnd w:id="66"/>
+    <w:bookmarkStart w:id="68" w:name="appendix"/>
     <w:p>
       <w:pPr>
         <w:pStyle w:val="Titre1"/>
@@ -6315,7 +6213,7 @@
       <w:r>
         <w:t xml:space="preserve"> </w:t>
       </w:r>
-      <w:hyperlink r:id="rId66">
+      <w:hyperlink r:id="rId67">
         <w:r>
           <w:rPr>
             <w:rStyle w:val="Lienhypertexte"/>
@@ -6324,8 +6222,8 @@
         </w:r>
       </w:hyperlink>
     </w:p>
-    <w:bookmarkEnd w:id="67"/>
-    <w:bookmarkStart w:id="68" w:name="acknowledgments"/>
+    <w:bookmarkEnd w:id="68"/>
+    <w:bookmarkStart w:id="69" w:name="acknowledgments"/>
     <w:p>
       <w:pPr>
         <w:pStyle w:val="Titre1"/>
@@ -6366,8 +6264,8 @@
         <w:t xml:space="preserve">grant managed by the Agence Nationale de la Recherche (LABEX CEBA, ref. ANR-10-LBX-25) and Florence Puech gratefully acknowledges financial support from INRAE.</w:t>
       </w:r>
     </w:p>
-    <w:bookmarkEnd w:id="68"/>
-    <w:bookmarkStart w:id="149" w:name="references"/>
+    <w:bookmarkEnd w:id="69"/>
+    <w:bookmarkStart w:id="147" w:name="references"/>
     <w:p>
       <w:pPr>
         <w:pStyle w:val="Titre1"/>
@@ -6376,8 +6274,8 @@
         <w:t xml:space="preserve">References</w:t>
       </w:r>
     </w:p>
-    <w:bookmarkStart w:id="148" w:name="refs"/>
-    <w:bookmarkStart w:id="69" w:name="ref-Arbia1989"/>
+    <w:bookmarkStart w:id="146" w:name="refs"/>
+    <w:bookmarkStart w:id="70" w:name="ref-Arbia1989"/>
     <w:p>
       <w:pPr>
         <w:pStyle w:val="Bibliographie"/>
@@ -6399,8 +6297,8 @@
         <w:t xml:space="preserve">. Kluwer.</w:t>
       </w:r>
     </w:p>
-    <w:bookmarkEnd w:id="69"/>
-    <w:bookmarkStart w:id="70" w:name="ref-Arbia2001"/>
+    <w:bookmarkEnd w:id="70"/>
+    <w:bookmarkStart w:id="71" w:name="ref-Arbia2001"/>
     <w:p>
       <w:pPr>
         <w:pStyle w:val="Bibliographie"/>
@@ -6435,8 +6333,8 @@
         <w:t xml:space="preserve">(4), 411–424.</w:t>
       </w:r>
     </w:p>
-    <w:bookmarkEnd w:id="70"/>
-    <w:bookmarkStart w:id="71" w:name="ref-Arbia2021"/>
+    <w:bookmarkEnd w:id="71"/>
+    <w:bookmarkStart w:id="72" w:name="ref-Arbia2021"/>
     <w:p>
       <w:pPr>
         <w:pStyle w:val="Bibliographie"/>
@@ -6479,8 +6377,8 @@
         <w:t xml:space="preserve">. Routledge, Taylor &amp; Francis Group.</w:t>
       </w:r>
     </w:p>
-    <w:bookmarkEnd w:id="71"/>
-    <w:bookmarkStart w:id="73" w:name="ref-Arbia2017"/>
+    <w:bookmarkEnd w:id="72"/>
+    <w:bookmarkStart w:id="74" w:name="ref-Arbia2017"/>
     <w:p>
       <w:pPr>
         <w:pStyle w:val="Bibliographie"/>
@@ -6539,7 +6437,7 @@
       <w:r>
         <w:t xml:space="preserve"> </w:t>
       </w:r>
-      <w:hyperlink r:id="rId72">
+      <w:hyperlink r:id="rId73">
         <w:r>
           <w:rPr>
             <w:rStyle w:val="Lienhypertexte"/>
@@ -6548,8 +6446,8 @@
         </w:r>
       </w:hyperlink>
     </w:p>
-    <w:bookmarkEnd w:id="73"/>
-    <w:bookmarkStart w:id="74" w:name="ref-Bachtrogleunger2023"/>
+    <w:bookmarkEnd w:id="74"/>
+    <w:bookmarkStart w:id="75" w:name="ref-Bachtrogleunger2023"/>
     <w:p>
       <w:pPr>
         <w:pStyle w:val="Bibliographie"/>
@@ -6593,8 +6491,8 @@
         <w:t xml:space="preserve">, 103954.</w:t>
       </w:r>
     </w:p>
-    <w:bookmarkEnd w:id="74"/>
-    <w:bookmarkStart w:id="75" w:name="ref-Baddeley2016"/>
+    <w:bookmarkEnd w:id="75"/>
+    <w:bookmarkStart w:id="76" w:name="ref-Baddeley2016"/>
     <w:p>
       <w:pPr>
         <w:pStyle w:val="Bibliographie"/>
@@ -6616,8 +6514,8 @@
         <w:t xml:space="preserve">. CRC Press.</w:t>
       </w:r>
     </w:p>
-    <w:bookmarkEnd w:id="75"/>
-    <w:bookmarkStart w:id="76" w:name="ref-Baldwin2003"/>
+    <w:bookmarkEnd w:id="76"/>
+    <w:bookmarkStart w:id="77" w:name="ref-Baldwin2003"/>
     <w:p>
       <w:pPr>
         <w:pStyle w:val="Bibliographie"/>
@@ -6651,8 +6549,8 @@
         <w:t xml:space="preserve">.</w:t>
       </w:r>
     </w:p>
-    <w:bookmarkEnd w:id="76"/>
-    <w:bookmarkStart w:id="77" w:name="ref-Baragwanath2026"/>
+    <w:bookmarkEnd w:id="77"/>
+    <w:bookmarkStart w:id="78" w:name="ref-Baragwanath2026"/>
     <w:p>
       <w:pPr>
         <w:pStyle w:val="Bibliographie"/>
@@ -6705,8 +6603,8 @@
         <w:t xml:space="preserve">, 104201.</w:t>
       </w:r>
     </w:p>
-    <w:bookmarkEnd w:id="77"/>
-    <w:bookmarkStart w:id="78" w:name="ref-Barff1987"/>
+    <w:bookmarkEnd w:id="78"/>
+    <w:bookmarkStart w:id="79" w:name="ref-Barff1987"/>
     <w:p>
       <w:pPr>
         <w:pStyle w:val="Bibliographie"/>
@@ -6750,8 +6648,8 @@
         <w:t xml:space="preserve">(1), 89–103.</w:t>
       </w:r>
     </w:p>
-    <w:bookmarkEnd w:id="78"/>
-    <w:bookmarkStart w:id="79" w:name="ref-Besag1977"/>
+    <w:bookmarkEnd w:id="79"/>
+    <w:bookmarkStart w:id="80" w:name="ref-Besag1977"/>
     <w:p>
       <w:pPr>
         <w:pStyle w:val="Bibliographie"/>
@@ -6795,8 +6693,8 @@
         <w:t xml:space="preserve">(2), 193–195.</w:t>
       </w:r>
     </w:p>
-    <w:bookmarkEnd w:id="79"/>
-    <w:bookmarkStart w:id="80" w:name="ref-Bickenbach2008"/>
+    <w:bookmarkEnd w:id="80"/>
+    <w:bookmarkStart w:id="81" w:name="ref-Bickenbach2008"/>
     <w:p>
       <w:pPr>
         <w:pStyle w:val="Bibliographie"/>
@@ -6840,8 +6738,8 @@
         <w:t xml:space="preserve">(4), 359–388.</w:t>
       </w:r>
     </w:p>
-    <w:bookmarkEnd w:id="80"/>
-    <w:bookmarkStart w:id="81" w:name="ref-Brulhart2005"/>
+    <w:bookmarkEnd w:id="81"/>
+    <w:bookmarkStart w:id="82" w:name="ref-Brulhart2005"/>
     <w:p>
       <w:pPr>
         <w:pStyle w:val="Bibliographie"/>
@@ -6885,8 +6783,8 @@
         <w:t xml:space="preserve">(6), 597–624.</w:t>
       </w:r>
     </w:p>
-    <w:bookmarkEnd w:id="81"/>
-    <w:bookmarkStart w:id="82" w:name="ref-Canello2025"/>
+    <w:bookmarkEnd w:id="82"/>
+    <w:bookmarkStart w:id="83" w:name="ref-Canello2025"/>
     <w:p>
       <w:pPr>
         <w:pStyle w:val="Bibliographie"/>
@@ -6928,51 +6826,6 @@
       </w:r>
       <w:r>
         <w:t xml:space="preserve">(2), 403–428.</w:t>
-      </w:r>
-    </w:p>
-    <w:bookmarkEnd w:id="82"/>
-    <w:bookmarkStart w:id="83" w:name="ref-Chain2019"/>
-    <w:p>
-      <w:pPr>
-        <w:pStyle w:val="Bibliographie"/>
-      </w:pPr>
-      <w:r>
-        <w:t xml:space="preserve">Chain, C. P., Santos, A. C. D., Castro, L. G. D., &amp; Prado, J. W. D. (2019).</w:t>
-      </w:r>
-      <w:r>
-        <w:t xml:space="preserve"> </w:t>
-      </w:r>
-      <w:r>
-        <w:t xml:space="preserve">Bibliometric Analysis of the Quantitative Methods Applied to the Measurement of Industrial Clusters</w:t>
-      </w:r>
-      <w:r>
-        <w:t xml:space="preserve">.</w:t>
-      </w:r>
-      <w:r>
-        <w:t xml:space="preserve"> </w:t>
-      </w:r>
-      <w:r>
-        <w:rPr>
-          <w:i/>
-          <w:iCs/>
-        </w:rPr>
-        <w:t xml:space="preserve">Journal of Economic Surveys</w:t>
-      </w:r>
-      <w:r>
-        <w:t xml:space="preserve">,</w:t>
-      </w:r>
-      <w:r>
-        <w:t xml:space="preserve"> </w:t>
-      </w:r>
-      <w:r>
-        <w:rPr>
-          <w:i/>
-          <w:iCs/>
-        </w:rPr>
-        <w:t xml:space="preserve">33</w:t>
-      </w:r>
-      <w:r>
-        <w:t xml:space="preserve">(1), 60–84.</w:t>
       </w:r>
     </w:p>
     <w:bookmarkEnd w:id="83"/>
@@ -8971,19 +8824,19 @@
       </w:r>
     </w:p>
     <w:bookmarkEnd w:id="138"/>
-    <w:bookmarkStart w:id="140" w:name="ref-Scholl2013"/>
+    <w:bookmarkStart w:id="139" w:name="ref-Sweeney1998"/>
     <w:p>
       <w:pPr>
         <w:pStyle w:val="Bibliographie"/>
       </w:pPr>
       <w:r>
-        <w:t xml:space="preserve">Scholl, T., &amp; Brenner, T. (2015).</w:t>
-      </w:r>
-      <w:r>
-        <w:t xml:space="preserve"> </w:t>
-      </w:r>
-      <w:r>
-        <w:t xml:space="preserve">Optimizing Distance-Based Methods for Large Data Sets</w:t>
+        <w:t xml:space="preserve">Sweeney, S. H., &amp; Feser, E. J. (1998).</w:t>
+      </w:r>
+      <w:r>
+        <w:t xml:space="preserve"> </w:t>
+      </w:r>
+      <w:r>
+        <w:t xml:space="preserve">Plant Size and Clustering of Manufacturing Activity</w:t>
       </w:r>
       <w:r>
         <w:t xml:space="preserve">.</w:t>
@@ -8996,7 +8849,7 @@
           <w:i/>
           <w:iCs/>
         </w:rPr>
-        <w:t xml:space="preserve">Journal of Geographical Systems</w:t>
+        <w:t xml:space="preserve">Geographical Analysis</w:t>
       </w:r>
       <w:r>
         <w:t xml:space="preserve">,</w:t>
@@ -9009,37 +8862,165 @@
           <w:i/>
           <w:iCs/>
         </w:rPr>
-        <w:t xml:space="preserve">17</w:t>
-      </w:r>
-      <w:r>
-        <w:t xml:space="preserve">(4), 333–351.</w:t>
-      </w:r>
-      <w:r>
-        <w:t xml:space="preserve"> </w:t>
-      </w:r>
-      <w:hyperlink r:id="rId139">
-        <w:r>
-          <w:rPr>
-            <w:rStyle w:val="Lienhypertexte"/>
-          </w:rPr>
-          <w:t xml:space="preserve">https://doi.org/10.1007/s10109-015-0219-1</w:t>
-        </w:r>
-      </w:hyperlink>
+        <w:t xml:space="preserve">30</w:t>
+      </w:r>
+      <w:r>
+        <w:t xml:space="preserve">(1), 45–64.</w:t>
+      </w:r>
+    </w:p>
+    <w:bookmarkEnd w:id="139"/>
+    <w:bookmarkStart w:id="140" w:name="ref-Sweeney2004"/>
+    <w:p>
+      <w:pPr>
+        <w:pStyle w:val="Bibliographie"/>
+      </w:pPr>
+      <w:r>
+        <w:t xml:space="preserve">Sweeney, S. H., &amp; Feser, E. J. (2004).</w:t>
+      </w:r>
+      <w:r>
+        <w:t xml:space="preserve"> </w:t>
+      </w:r>
+      <w:r>
+        <w:t xml:space="preserve">Business Location and Spatial Externalities: Tying Concepts to Measures</w:t>
+      </w:r>
+      <w:r>
+        <w:t xml:space="preserve">. In M. F. Goodchild &amp; D. G. Janelle (Eds),</w:t>
+      </w:r>
+      <w:r>
+        <w:t xml:space="preserve"> </w:t>
+      </w:r>
+      <w:r>
+        <w:rPr>
+          <w:i/>
+          <w:iCs/>
+        </w:rPr>
+        <w:t xml:space="preserve">Spatially integrated social science</w:t>
+      </w:r>
+      <w:r>
+        <w:t xml:space="preserve">. Oxford University Press.</w:t>
+      </w:r>
     </w:p>
     <w:bookmarkEnd w:id="140"/>
-    <w:bookmarkStart w:id="141" w:name="ref-Sweeney1998"/>
+    <w:bookmarkStart w:id="141" w:name="ref-Sweeney2005"/>
     <w:p>
       <w:pPr>
         <w:pStyle w:val="Bibliographie"/>
       </w:pPr>
       <w:r>
-        <w:t xml:space="preserve">Sweeney, S. H., &amp; Feser, E. J. (1998).</w:t>
-      </w:r>
-      <w:r>
-        <w:t xml:space="preserve"> </w:t>
-      </w:r>
-      <w:r>
-        <w:t xml:space="preserve">Plant Size and Clustering of Manufacturing Activity</w:t>
+        <w:t xml:space="preserve">Sweeney, S. H., &amp; Konty, K. J. (2005). Robust point-pattern inference from spatially censored data.</w:t>
+      </w:r>
+      <w:r>
+        <w:t xml:space="preserve"> </w:t>
+      </w:r>
+      <w:r>
+        <w:rPr>
+          <w:i/>
+          <w:iCs/>
+        </w:rPr>
+        <w:t xml:space="preserve">Environment and Planning. A</w:t>
+      </w:r>
+      <w:r>
+        <w:t xml:space="preserve">,</w:t>
+      </w:r>
+      <w:r>
+        <w:t xml:space="preserve"> </w:t>
+      </w:r>
+      <w:r>
+        <w:rPr>
+          <w:i/>
+          <w:iCs/>
+        </w:rPr>
+        <w:t xml:space="preserve">37</w:t>
+      </w:r>
+      <w:r>
+        <w:t xml:space="preserve">(1), 141–159.</w:t>
+      </w:r>
+    </w:p>
+    <w:bookmarkEnd w:id="141"/>
+    <w:bookmarkStart w:id="142" w:name="ref-Sweeney2022"/>
+    <w:p>
+      <w:pPr>
+        <w:pStyle w:val="Bibliographie"/>
+      </w:pPr>
+      <w:r>
+        <w:t xml:space="preserve">Sweeney, S., &amp; Arabadjis, S. (2022).</w:t>
+      </w:r>
+      <w:r>
+        <w:t xml:space="preserve"> </w:t>
+      </w:r>
+      <w:r>
+        <w:t xml:space="preserve">Spatial Point Patterns</w:t>
+      </w:r>
+      <w:r>
+        <w:t xml:space="preserve">. In S. J. Rey &amp; R. Franklin (Eds),</w:t>
+      </w:r>
+      <w:r>
+        <w:t xml:space="preserve"> </w:t>
+      </w:r>
+      <w:r>
+        <w:rPr>
+          <w:i/>
+          <w:iCs/>
+        </w:rPr>
+        <w:t xml:space="preserve">Handbook of spatial analysis in the social sciences</w:t>
+      </w:r>
+      <w:r>
+        <w:t xml:space="preserve"> </w:t>
+      </w:r>
+      <w:r>
+        <w:t xml:space="preserve">(pp. 262–276). Edward Elgar Publishing.</w:t>
+      </w:r>
+    </w:p>
+    <w:bookmarkEnd w:id="142"/>
+    <w:bookmarkStart w:id="143" w:name="ref-Theil1967"/>
+    <w:p>
+      <w:pPr>
+        <w:pStyle w:val="Bibliographie"/>
+      </w:pPr>
+      <w:r>
+        <w:t xml:space="preserve">Theil, H. (1967).</w:t>
+      </w:r>
+      <w:r>
+        <w:t xml:space="preserve"> </w:t>
+      </w:r>
+      <w:r>
+        <w:rPr>
+          <w:i/>
+          <w:iCs/>
+        </w:rPr>
+        <w:t xml:space="preserve">Economics and Information Theory</w:t>
+      </w:r>
+      <w:r>
+        <w:t xml:space="preserve">. Rand McNally &amp; Company.</w:t>
+      </w:r>
+    </w:p>
+    <w:bookmarkEnd w:id="143"/>
+    <w:bookmarkStart w:id="145" w:name="ref-Tidu2023"/>
+    <w:p>
+      <w:pPr>
+        <w:pStyle w:val="Bibliographie"/>
+      </w:pPr>
+      <w:r>
+        <w:t xml:space="preserve">Tidu, A., Guy, F., &amp; Usai, S. (2024).</w:t>
+      </w:r>
+      <w:r>
+        <w:t xml:space="preserve"> </w:t>
+      </w:r>
+      <w:r>
+        <w:t xml:space="preserve">Measuring Spatial Dispersion: An Experimental Test on the</w:t>
+      </w:r>
+      <w:r>
+        <w:t xml:space="preserve"> </w:t>
+      </w:r>
+      <w:r>
+        <w:rPr>
+          <w:i/>
+          <w:iCs/>
+        </w:rPr>
+        <w:t xml:space="preserve">M</w:t>
+      </w:r>
+      <w:r>
+        <w:t xml:space="preserve">-Index</w:t>
       </w:r>
       <w:r>
         <w:t xml:space="preserve">.</w:t>
@@ -9065,190 +9046,6 @@
           <w:i/>
           <w:iCs/>
         </w:rPr>
-        <w:t xml:space="preserve">30</w:t>
-      </w:r>
-      <w:r>
-        <w:t xml:space="preserve">(1), 45–64.</w:t>
-      </w:r>
-    </w:p>
-    <w:bookmarkEnd w:id="141"/>
-    <w:bookmarkStart w:id="142" w:name="ref-Sweeney2004"/>
-    <w:p>
-      <w:pPr>
-        <w:pStyle w:val="Bibliographie"/>
-      </w:pPr>
-      <w:r>
-        <w:t xml:space="preserve">Sweeney, S. H., &amp; Feser, E. J. (2004).</w:t>
-      </w:r>
-      <w:r>
-        <w:t xml:space="preserve"> </w:t>
-      </w:r>
-      <w:r>
-        <w:t xml:space="preserve">Business Location and Spatial Externalities: Tying Concepts to Measures</w:t>
-      </w:r>
-      <w:r>
-        <w:t xml:space="preserve">. In M. F. Goodchild &amp; D. G. Janelle (Eds),</w:t>
-      </w:r>
-      <w:r>
-        <w:t xml:space="preserve"> </w:t>
-      </w:r>
-      <w:r>
-        <w:rPr>
-          <w:i/>
-          <w:iCs/>
-        </w:rPr>
-        <w:t xml:space="preserve">Spatially integrated social science</w:t>
-      </w:r>
-      <w:r>
-        <w:t xml:space="preserve">. Oxford University Press.</w:t>
-      </w:r>
-    </w:p>
-    <w:bookmarkEnd w:id="142"/>
-    <w:bookmarkStart w:id="143" w:name="ref-Sweeney2005"/>
-    <w:p>
-      <w:pPr>
-        <w:pStyle w:val="Bibliographie"/>
-      </w:pPr>
-      <w:r>
-        <w:t xml:space="preserve">Sweeney, S. H., &amp; Konty, K. J. (2005). Robust point-pattern inference from spatially censored data.</w:t>
-      </w:r>
-      <w:r>
-        <w:t xml:space="preserve"> </w:t>
-      </w:r>
-      <w:r>
-        <w:rPr>
-          <w:i/>
-          <w:iCs/>
-        </w:rPr>
-        <w:t xml:space="preserve">Environment and Planning. A</w:t>
-      </w:r>
-      <w:r>
-        <w:t xml:space="preserve">,</w:t>
-      </w:r>
-      <w:r>
-        <w:t xml:space="preserve"> </w:t>
-      </w:r>
-      <w:r>
-        <w:rPr>
-          <w:i/>
-          <w:iCs/>
-        </w:rPr>
-        <w:t xml:space="preserve">37</w:t>
-      </w:r>
-      <w:r>
-        <w:t xml:space="preserve">(1), 141–159.</w:t>
-      </w:r>
-    </w:p>
-    <w:bookmarkEnd w:id="143"/>
-    <w:bookmarkStart w:id="144" w:name="ref-Sweeney2022"/>
-    <w:p>
-      <w:pPr>
-        <w:pStyle w:val="Bibliographie"/>
-      </w:pPr>
-      <w:r>
-        <w:t xml:space="preserve">Sweeney, S., &amp; Arabadjis, S. (2022).</w:t>
-      </w:r>
-      <w:r>
-        <w:t xml:space="preserve"> </w:t>
-      </w:r>
-      <w:r>
-        <w:t xml:space="preserve">Spatial Point Patterns</w:t>
-      </w:r>
-      <w:r>
-        <w:t xml:space="preserve">. In S. J. Rey &amp; R. Franklin (Eds),</w:t>
-      </w:r>
-      <w:r>
-        <w:t xml:space="preserve"> </w:t>
-      </w:r>
-      <w:r>
-        <w:rPr>
-          <w:i/>
-          <w:iCs/>
-        </w:rPr>
-        <w:t xml:space="preserve">Handbook of spatial analysis in the social sciences</w:t>
-      </w:r>
-      <w:r>
-        <w:t xml:space="preserve"> </w:t>
-      </w:r>
-      <w:r>
-        <w:t xml:space="preserve">(pp. 262–276). Edward Elgar Publishing.</w:t>
-      </w:r>
-    </w:p>
-    <w:bookmarkEnd w:id="144"/>
-    <w:bookmarkStart w:id="145" w:name="ref-Theil1967"/>
-    <w:p>
-      <w:pPr>
-        <w:pStyle w:val="Bibliographie"/>
-      </w:pPr>
-      <w:r>
-        <w:t xml:space="preserve">Theil, H. (1967).</w:t>
-      </w:r>
-      <w:r>
-        <w:t xml:space="preserve"> </w:t>
-      </w:r>
-      <w:r>
-        <w:rPr>
-          <w:i/>
-          <w:iCs/>
-        </w:rPr>
-        <w:t xml:space="preserve">Economics and Information Theory</w:t>
-      </w:r>
-      <w:r>
-        <w:t xml:space="preserve">. Rand McNally &amp; Company.</w:t>
-      </w:r>
-    </w:p>
-    <w:bookmarkEnd w:id="145"/>
-    <w:bookmarkStart w:id="147" w:name="ref-Tidu2023"/>
-    <w:p>
-      <w:pPr>
-        <w:pStyle w:val="Bibliographie"/>
-      </w:pPr>
-      <w:r>
-        <w:t xml:space="preserve">Tidu, A., Guy, F., &amp; Usai, S. (2024).</w:t>
-      </w:r>
-      <w:r>
-        <w:t xml:space="preserve"> </w:t>
-      </w:r>
-      <w:r>
-        <w:t xml:space="preserve">Measuring Spatial Dispersion: An Experimental Test on the</w:t>
-      </w:r>
-      <w:r>
-        <w:t xml:space="preserve"> </w:t>
-      </w:r>
-      <w:r>
-        <w:rPr>
-          <w:i/>
-          <w:iCs/>
-        </w:rPr>
-        <w:t xml:space="preserve">M</w:t>
-      </w:r>
-      <w:r>
-        <w:t xml:space="preserve">-Index</w:t>
-      </w:r>
-      <w:r>
-        <w:t xml:space="preserve">.</w:t>
-      </w:r>
-      <w:r>
-        <w:t xml:space="preserve"> </w:t>
-      </w:r>
-      <w:r>
-        <w:rPr>
-          <w:i/>
-          <w:iCs/>
-        </w:rPr>
-        <w:t xml:space="preserve">Geographical Analysis</w:t>
-      </w:r>
-      <w:r>
-        <w:t xml:space="preserve">,</w:t>
-      </w:r>
-      <w:r>
-        <w:t xml:space="preserve"> </w:t>
-      </w:r>
-      <w:r>
-        <w:rPr>
-          <w:i/>
-          <w:iCs/>
-        </w:rPr>
         <w:t xml:space="preserve">56</w:t>
       </w:r>
       <w:r>
@@ -9257,7 +9054,7 @@
       <w:r>
         <w:t xml:space="preserve"> </w:t>
       </w:r>
-      <w:hyperlink r:id="rId146">
+      <w:hyperlink r:id="rId144">
         <w:r>
           <w:rPr>
             <w:rStyle w:val="Lienhypertexte"/>
@@ -9266,9 +9063,9 @@
         </w:r>
       </w:hyperlink>
     </w:p>
+    <w:bookmarkEnd w:id="145"/>
+    <w:bookmarkEnd w:id="146"/>
     <w:bookmarkEnd w:id="147"/>
-    <w:bookmarkEnd w:id="148"/>
-    <w:bookmarkEnd w:id="149"/>
     <w:sectPr>
       <w:pgSz w:code="1" w:h="15840" w:w="12240"/>
       <w:pgMar w:bottom="1418" w:footer="720" w:gutter="0" w:header="720" w:left="1701" w:right="1418" w:top="1701"/>
@@ -9328,7 +9125,52 @@
       </w:r>
     </w:p>
   </w:footnote>
-  <w:footnote w:id="42">
+  <w:footnote w:id="12">
+    <w:p>
+      <w:pPr>
+        <w:pStyle w:val="Notedebasdepage"/>
+      </w:pPr>
+      <w:r>
+        <w:rPr>
+          <w:rStyle w:val="Appelnotedebasdep"/>
+        </w:rPr>
+        <w:footnoteRef/>
+      </w:r>
+      <w:r>
+        <w:t xml:space="preserve"> </w:t>
+      </w:r>
+      <w:r>
+        <w:t xml:space="preserve">For example,</w:t>
+      </w:r>
+      <w:r>
+        <w:t xml:space="preserve"> </w:t>
+      </w:r>
+      <w:r>
+        <w:t xml:space="preserve">Marcon (2019)</w:t>
+      </w:r>
+      <w:r>
+        <w:t xml:space="preserve"> </w:t>
+      </w:r>
+      <w:r>
+        <w:t xml:space="preserve">employed European data (easily available at the following address:</w:t>
+      </w:r>
+      <w:r>
+        <w:t xml:space="preserve"> </w:t>
+      </w:r>
+      <w:hyperlink r:id="rId13">
+        <w:r>
+          <w:rPr>
+            <w:rStyle w:val="Lienhypertexte"/>
+          </w:rPr>
+          <w:t xml:space="preserve">https://ec.europa.eu/eurostat/web/regions-and-cities</w:t>
+        </w:r>
+      </w:hyperlink>
+      <w:r>
+        <w:t xml:space="preserve">) to measure industrial employment disparities across European regions.</w:t>
+      </w:r>
+    </w:p>
+  </w:footnote>
+  <w:footnote w:id="43">
     <w:p>
       <w:pPr>
         <w:pStyle w:val="Notedebasdepage"/>

--- a/Rev1.docx
+++ b/Rev1.docx
@@ -1122,9 +1122,6 @@
       </w:r>
       <w:r>
         <w:t xml:space="preserve">The common advantage of all of these measures is their ease of computation: they do not need intensive calculations, data are spatially aggregated so they are easy to find and process</w:t>
-      </w:r>
-      <w:r>
-        <w:t xml:space="preserve"> </w:t>
       </w:r>
       <w:r>
         <w:rPr>
@@ -4074,7 +4071,7 @@
         <w:t xml:space="preserve"> </w:t>
       </w:r>
       <w:r>
-        <w:t xml:space="preserve">0.98) using the mentioned relation:</w:t>
+        <w:t xml:space="preserve">0.97) using the mentioned relation:</w:t>
       </w:r>
       <w:r>
         <w:t xml:space="preserve"> </w:t>
@@ -4170,7 +4167,7 @@
         </m:r>
       </m:oMath>
       <w:r>
-        <w:t xml:space="preserve"> points (e.g., 3.07 seconds for 100,000 points), knowing the time</w:t>
+        <w:t xml:space="preserve"> points (e.g., 2.7 seconds for 100,000 points), knowing the time</w:t>
       </w:r>
       <w:r>
         <w:t xml:space="preserve"> </w:t>
@@ -4230,7 +4227,7 @@
         <w:t xml:space="preserve"> </w:t>
       </w:r>
       <w:r>
-        <w:t xml:space="preserve">is the power relation (here: 1.5).</w:t>
+        <w:t xml:space="preserve">is the power relation (here: 1.4).</w:t>
       </w:r>
     </w:p>
     <w:p>
@@ -4450,7 +4447,7 @@
         <w:t xml:space="preserve">M</w:t>
       </w:r>
       <w:r>
-        <w:t xml:space="preserve"> is &lt; 4 seconds for a set of 100,000 points on a modern computer</w:t>
+        <w:t xml:space="preserve"> is &lt; 3 seconds for a set of 100,000 points on a modern computer</w:t>
       </w:r>
       <w:r>
         <w:rPr>
@@ -4468,19 +4465,19 @@
         <w:t xml:space="preserve"> </w:t>
       </w:r>
       <w:r>
-        <w:t xml:space="preserve">Therefore, calculating a confidence interval from 1,000 simulations requires less than 67 minutes.</w:t>
-      </w:r>
-      <w:r>
-        <w:t xml:space="preserve"> </w:t>
-      </w:r>
-      <w:r>
-        <w:t xml:space="preserve">For a set of five million points, the power law predicts around 16 minutes of computing time.</w:t>
-      </w:r>
-      <w:r>
-        <w:t xml:space="preserve"> </w:t>
-      </w:r>
-      <w:r>
-        <w:t xml:space="preserve">Accordingly, 1,000 simulations would take around 11 days.</w:t>
+        <w:t xml:space="preserve">Therefore, calculating a confidence interval from 1,000 simulations requires less than 50 minutes.</w:t>
+      </w:r>
+      <w:r>
+        <w:t xml:space="preserve"> </w:t>
+      </w:r>
+      <w:r>
+        <w:t xml:space="preserve">For a set of five million points, the power law predicts around 7 minutes of computing time.</w:t>
+      </w:r>
+      <w:r>
+        <w:t xml:space="preserve"> </w:t>
+      </w:r>
+      <w:r>
+        <w:t xml:space="preserve">Accordingly, 1,000 simulations would take around 5 days.</w:t>
       </w:r>
     </w:p>
     <w:p>
@@ -4540,13 +4537,13 @@
     </w:p>
     <w:bookmarkEnd w:id="44"/>
     <w:bookmarkEnd w:id="45"/>
-    <w:bookmarkStart w:id="65" w:name="a-guide-to-dealing-with-large-datasets"/>
+    <w:bookmarkStart w:id="65" w:name="user-guide-for-large-datasets"/>
     <w:p>
       <w:pPr>
         <w:pStyle w:val="Titre1"/>
       </w:pPr>
       <w:r>
-        <w:t xml:space="preserve">A guide to dealing with large datasets</w:t>
+        <w:t xml:space="preserve">User guide for large datasets</w:t>
       </w:r>
     </w:p>
     <w:p>
@@ -5995,7 +5992,47 @@
         <w:pStyle w:val="FirstParagraph"/>
       </w:pPr>
       <w:r>
-        <w:t xml:space="preserve">In this article, we provide some answers to a new recent challenge for DBMs: the huge amount of micro-geographic data that are increasingly available for researchers.</w:t>
+        <w:t xml:space="preserve">In this article, we provide some answers to a new recent challenge faced by all DBMs: the huge amount of micro-geographic data that are increasingly available for researchers.</w:t>
+      </w:r>
+      <w:r>
+        <w:t xml:space="preserve"> </w:t>
+      </w:r>
+      <w:r>
+        <w:t xml:space="preserve">We focus on one particular DBM, the</w:t>
+      </w:r>
+      <w:r>
+        <w:t xml:space="preserve"> </w:t>
+      </w:r>
+      <w:r>
+        <w:rPr>
+          <w:i/>
+          <w:iCs/>
+        </w:rPr>
+        <w:t xml:space="preserve">M</w:t>
+      </w:r>
+      <w:r>
+        <w:t xml:space="preserve"> </w:t>
+      </w:r>
+      <w:r>
+        <w:t xml:space="preserve">function of</w:t>
+      </w:r>
+      <w:r>
+        <w:t xml:space="preserve"> </w:t>
+      </w:r>
+      <w:r>
+        <w:t xml:space="preserve">Marcon &amp; Puech (2010)</w:t>
+      </w:r>
+      <w:r>
+        <w:t xml:space="preserve">, a DBM recently pointed out by</w:t>
+      </w:r>
+      <w:r>
+        <w:t xml:space="preserve"> </w:t>
+      </w:r>
+      <w:r>
+        <w:t xml:space="preserve">Tidu et al. (2024)</w:t>
+      </w:r>
+      <w:r>
+        <w:t xml:space="preserve">.</w:t>
       </w:r>
       <w:r>
         <w:t xml:space="preserve"> </w:t>
@@ -6009,7 +6046,13 @@
         <w:pStyle w:val="Corpsdetexte"/>
       </w:pPr>
       <w:r>
-        <w:t xml:space="preserve">In our article, we focus on one particular DBM, the</w:t>
+        <w:t xml:space="preserve">Our study highlighted several important points.</w:t>
+      </w:r>
+      <w:r>
+        <w:t xml:space="preserve"> </w:t>
+      </w:r>
+      <w:r>
+        <w:t xml:space="preserve">We support that studying 100,000 locations or less keeps the</w:t>
       </w:r>
       <w:r>
         <w:t xml:space="preserve"> </w:t>
@@ -6025,172 +6068,152 @@
         <w:t xml:space="preserve"> </w:t>
       </w:r>
       <w:r>
-        <w:t xml:space="preserve">function proposed by</w:t>
-      </w:r>
-      <w:r>
-        <w:t xml:space="preserve"> </w:t>
-      </w:r>
-      <w:r>
-        <w:t xml:space="preserve">Marcon &amp; Puech (2010)</w:t>
+        <w:t xml:space="preserve">computing time acceptable, regardless of the size of the original dataset.</w:t>
+      </w:r>
+      <w:r>
+        <w:t xml:space="preserve"> </w:t>
+      </w:r>
+      <w:r>
+        <w:t xml:space="preserve">In all other cases, the location approximation or the random thinning can be considered.</w:t>
+      </w:r>
+      <w:r>
+        <w:t xml:space="preserve"> </w:t>
+      </w:r>
+      <w:r>
+        <w:t xml:space="preserve">Regarding the errors generated in the estimates of </w:t>
+      </w:r>
+      <w:r>
+        <w:rPr>
+          <w:i/>
+          <w:iCs/>
+        </w:rPr>
+        <w:t xml:space="preserve">M</w:t>
+      </w:r>
+      <w:r>
+        <w:t xml:space="preserve"> </w:t>
+      </w:r>
+      <w:r>
+        <w:t xml:space="preserve">when the approximation of location is used, our findings support those of</w:t>
+      </w:r>
+      <w:r>
+        <w:t xml:space="preserve"> </w:t>
+      </w:r>
+      <w:r>
+        <w:t xml:space="preserve">Tidu et al. (2024)</w:t>
+      </w:r>
+      <w:r>
+        <w:t xml:space="preserve">, which mentions strong correlations between</w:t>
+      </w:r>
+      <w:r>
+        <w:t xml:space="preserve"> </w:t>
+      </w:r>
+      <w:r>
+        <w:rPr>
+          <w:i/>
+          <w:iCs/>
+        </w:rPr>
+        <w:t xml:space="preserve">M</w:t>
+      </w:r>
+      <w:r>
+        <w:t xml:space="preserve"> values computed from exact and approximated Italian company location data.</w:t>
+      </w:r>
+      <w:r>
+        <w:t xml:space="preserve"> </w:t>
+      </w:r>
+      <w:r>
+        <w:t xml:space="preserve">The spatial approximation problem originates from the loss of information regarding possible interactions at distances smaller than the size of the grid.</w:t>
+      </w:r>
+      <w:r>
+        <w:t xml:space="preserve"> </w:t>
+      </w:r>
+      <w:r>
+        <w:t xml:space="preserve">Random thinning is thus the good option to deal with very large datasets, avoiding any statistical bias but suffering from excessive variance if the resulting point pattern is small.</w:t>
+      </w:r>
+      <w:r>
+        <w:t xml:space="preserve"> </w:t>
+      </w:r>
+      <w:r>
+        <w:t xml:space="preserve">It is thus recommended to thin very large point patterns down to the largest tractable size possible, typically 100,000 points considering the performance of current personal computers.</w:t>
+      </w:r>
+      <w:r>
+        <w:t xml:space="preserve"> </w:t>
+      </w:r>
+      <w:r>
+        <w:t xml:space="preserve">Even if it was out of the scope of this study to test the performance of other DBMs, we provide also detailed comparisons between widely used DBMs in the appendix: the precited</w:t>
+      </w:r>
+      <w:r>
+        <w:t xml:space="preserve"> </w:t>
+      </w:r>
+      <w:r>
+        <w:rPr>
+          <w:i/>
+          <w:iCs/>
+        </w:rPr>
+        <w:t xml:space="preserve">M</w:t>
+      </w:r>
+      <w:r>
+        <w:t xml:space="preserve"> </w:t>
+      </w:r>
+      <w:r>
+        <w:t xml:space="preserve">function, the</w:t>
+      </w:r>
+      <w:r>
+        <w:t xml:space="preserve"> </w:t>
+      </w:r>
+      <w:r>
+        <w:rPr>
+          <w:i/>
+          <w:iCs/>
+        </w:rPr>
+        <w:t xml:space="preserve">D</w:t>
+      </w:r>
+      <w:r>
+        <w:t xml:space="preserve"> </w:t>
+      </w:r>
+      <w:r>
+        <w:t xml:space="preserve">function of</w:t>
+      </w:r>
+      <w:r>
+        <w:t xml:space="preserve"> </w:t>
+      </w:r>
+      <w:r>
+        <w:t xml:space="preserve">Diggle &amp; Chetwynd (1991)</w:t>
+      </w:r>
+      <w:r>
+        <w:t xml:space="preserve"> </w:t>
+      </w:r>
+      <w:r>
+        <w:t xml:space="preserve">and the</w:t>
+      </w:r>
+      <w:r>
+        <w:t xml:space="preserve"> </w:t>
+      </w:r>
+      <w:r>
+        <w:rPr>
+          <w:i/>
+          <w:iCs/>
+        </w:rPr>
+        <w:t xml:space="preserve">K</w:t>
+      </w:r>
+      <w:r>
+        <w:rPr>
+          <w:i/>
+          <w:iCs/>
+          <w:vertAlign w:val="subscript"/>
+        </w:rPr>
+        <w:t xml:space="preserve">d</w:t>
+      </w:r>
+      <w:r>
+        <w:t xml:space="preserve"> function of</w:t>
+      </w:r>
+      <w:r>
+        <w:t xml:space="preserve"> </w:t>
+      </w:r>
+      <w:r>
+        <w:t xml:space="preserve">Duranton &amp; Overman (2005)</w:t>
       </w:r>
       <w:r>
         <w:t xml:space="preserve">.</w:t>
-      </w:r>
-      <w:r>
-        <w:t xml:space="preserve"> </w:t>
-      </w:r>
-      <w:r>
-        <w:t xml:space="preserve">We investigate two techniques to reduce the computational burden associated to large datasets: approximating the position of points, and thinning the point pattern.</w:t>
-      </w:r>
-    </w:p>
-    <w:p>
-      <w:pPr>
-        <w:pStyle w:val="Corpsdetexte"/>
-      </w:pPr>
-      <w:r>
-        <w:t xml:space="preserve">We support that studying 100,000 locations or less keeps the</w:t>
-      </w:r>
-      <w:r>
-        <w:t xml:space="preserve"> </w:t>
-      </w:r>
-      <w:r>
-        <w:rPr>
-          <w:i/>
-          <w:iCs/>
-        </w:rPr>
-        <w:t xml:space="preserve">M</w:t>
-      </w:r>
-      <w:r>
-        <w:t xml:space="preserve"> </w:t>
-      </w:r>
-      <w:r>
-        <w:t xml:space="preserve">computing time acceptable, regardless of the size of the original dataset.</w:t>
-      </w:r>
-      <w:r>
-        <w:t xml:space="preserve"> </w:t>
-      </w:r>
-      <w:r>
-        <w:t xml:space="preserve">In all other cases, the location approximation or the random thinning can be considered.</w:t>
-      </w:r>
-      <w:r>
-        <w:t xml:space="preserve"> </w:t>
-      </w:r>
-      <w:r>
-        <w:t xml:space="preserve">Regarding the errors generated in the estimates of </w:t>
-      </w:r>
-      <w:r>
-        <w:rPr>
-          <w:i/>
-          <w:iCs/>
-        </w:rPr>
-        <w:t xml:space="preserve">M</w:t>
-      </w:r>
-      <w:r>
-        <w:t xml:space="preserve"> </w:t>
-      </w:r>
-      <w:r>
-        <w:t xml:space="preserve">when the approximation of location is used, our findings support those of</w:t>
-      </w:r>
-      <w:r>
-        <w:t xml:space="preserve"> </w:t>
-      </w:r>
-      <w:r>
-        <w:t xml:space="preserve">Tidu et al. (2024)</w:t>
-      </w:r>
-      <w:r>
-        <w:t xml:space="preserve">, which mentions strong correlations between</w:t>
-      </w:r>
-      <w:r>
-        <w:t xml:space="preserve"> </w:t>
-      </w:r>
-      <w:r>
-        <w:rPr>
-          <w:i/>
-          <w:iCs/>
-        </w:rPr>
-        <w:t xml:space="preserve">M</w:t>
-      </w:r>
-      <w:r>
-        <w:t xml:space="preserve"> values computed from exact and approximated Italian company location data.</w:t>
-      </w:r>
-      <w:r>
-        <w:t xml:space="preserve"> </w:t>
-      </w:r>
-      <w:r>
-        <w:t xml:space="preserve">The spatial approximation problem originates from the loss of information regarding possible interactions at distances smaller than the size of the grid.</w:t>
-      </w:r>
-      <w:r>
-        <w:t xml:space="preserve"> </w:t>
-      </w:r>
-      <w:r>
-        <w:t xml:space="preserve">Random thinning is thus the good option to deal with very large datasets, avoiding any statistical bias but suffering from excessive variance if the resulting point pattern is small.</w:t>
-      </w:r>
-      <w:r>
-        <w:t xml:space="preserve"> </w:t>
-      </w:r>
-      <w:r>
-        <w:t xml:space="preserve">It is thus recommended to thin very large point patterns down to the largest tractable size possible, typically 100,000 points considering the performance of current personal computers.</w:t>
-      </w:r>
-    </w:p>
-    <w:p>
-      <w:pPr>
-        <w:pStyle w:val="Corpsdetexte"/>
-      </w:pPr>
-      <w:r>
-        <w:t xml:space="preserve">It was out of the scope of this study to test the performance of other DBMs, but we provide also detailed comparisons between the widely used DBMs in the appendix (</w:t>
-      </w:r>
-      <w:r>
-        <w:rPr>
-          <w:i/>
-          <w:iCs/>
-        </w:rPr>
-        <w:t xml:space="preserve">M</w:t>
-      </w:r>
-      <w:r>
-        <w:t xml:space="preserve">,</w:t>
-      </w:r>
-      <w:r>
-        <w:t xml:space="preserve"> </w:t>
-      </w:r>
-      <w:r>
-        <w:rPr>
-          <w:i/>
-          <w:iCs/>
-        </w:rPr>
-        <w:t xml:space="preserve">D</w:t>
-      </w:r>
-      <w:r>
-        <w:t xml:space="preserve"> </w:t>
-      </w:r>
-      <w:r>
-        <w:t xml:space="preserve">and </w:t>
-      </w:r>
-      <w:r>
-        <w:rPr>
-          <w:i/>
-          <w:iCs/>
-        </w:rPr>
-        <w:t xml:space="preserve">K</w:t>
-      </w:r>
-      <w:r>
-        <w:rPr>
-          <w:i/>
-          <w:iCs/>
-          <w:vertAlign w:val="subscript"/>
-        </w:rPr>
-        <w:t xml:space="preserve">d</w:t>
-      </w:r>
-      <w:r>
-        <w:t xml:space="preserve"> of</w:t>
-      </w:r>
-      <w:r>
-        <w:t xml:space="preserve"> </w:t>
-      </w:r>
-      <w:r>
-        <w:t xml:space="preserve">Duranton &amp; Overman (2005)</w:t>
-      </w:r>
-      <w:r>
-        <w:t xml:space="preserve">).</w:t>
       </w:r>
     </w:p>
     <w:bookmarkEnd w:id="66"/>

--- a/Rev1.docx
+++ b/Rev1.docx
@@ -4167,7 +4167,7 @@
         </m:r>
       </m:oMath>
       <w:r>
-        <w:t xml:space="preserve"> points (e.g., 2.7 seconds for 100,000 points), knowing the time</w:t>
+        <w:t xml:space="preserve"> points (e.g., 3.36 seconds for 100,000 points), knowing the time</w:t>
       </w:r>
       <w:r>
         <w:t xml:space="preserve"> </w:t>
@@ -4227,7 +4227,7 @@
         <w:t xml:space="preserve"> </w:t>
       </w:r>
       <w:r>
-        <w:t xml:space="preserve">is the power relation (here: 1.4).</w:t>
+        <w:t xml:space="preserve">is the power relation (here: 1.5).</w:t>
       </w:r>
     </w:p>
     <w:p>
@@ -4447,7 +4447,7 @@
         <w:t xml:space="preserve">M</w:t>
       </w:r>
       <w:r>
-        <w:t xml:space="preserve"> is &lt; 3 seconds for a set of 100,000 points on a modern computer</w:t>
+        <w:t xml:space="preserve"> is &lt; 4 seconds for a set of 100,000 points on a modern computer</w:t>
       </w:r>
       <w:r>
         <w:rPr>
@@ -4465,19 +4465,19 @@
         <w:t xml:space="preserve"> </w:t>
       </w:r>
       <w:r>
-        <w:t xml:space="preserve">Therefore, calculating a confidence interval from 1,000 simulations requires less than 50 minutes.</w:t>
-      </w:r>
-      <w:r>
-        <w:t xml:space="preserve"> </w:t>
-      </w:r>
-      <w:r>
-        <w:t xml:space="preserve">For a set of five million points, the power law predicts around 7 minutes of computing time.</w:t>
-      </w:r>
-      <w:r>
-        <w:t xml:space="preserve"> </w:t>
-      </w:r>
-      <w:r>
-        <w:t xml:space="preserve">Accordingly, 1,000 simulations would take around 5 days.</w:t>
+        <w:t xml:space="preserve">Therefore, calculating a confidence interval from 1,000 simulations requires less than 67 minutes.</w:t>
+      </w:r>
+      <w:r>
+        <w:t xml:space="preserve"> </w:t>
+      </w:r>
+      <w:r>
+        <w:t xml:space="preserve">For a set of five million points, the power law predicts around 12 minutes of computing time.</w:t>
+      </w:r>
+      <w:r>
+        <w:t xml:space="preserve"> </w:t>
+      </w:r>
+      <w:r>
+        <w:t xml:space="preserve">Accordingly, 1,000 simulations would take around 8 days.</w:t>
       </w:r>
     </w:p>
     <w:p>
@@ -5433,7 +5433,7 @@
           <w:b/>
           <w:bCs/>
         </w:rPr>
-        <w:t xml:space="preserve">In sum, there is no general rule to decide an appropriate grid size. Grouping the points for computing performance may result in missing the geographical scale at which agglomeration economies occur. The interest of DBMs is actually to avoid this issue by preserving the information contained in the location of points.</w:t>
+        <w:t xml:space="preserve">In sum, there is no general rule to decide an appropriate grid size. Grouping the points for computing performance may result in missing the geographical scale at which agglomeration economies occur: this a classical MAUP’s issue. The interest of DBMs is actually to avoid this issue by preserving the information contained in the location of points.</w:t>
       </w:r>
     </w:p>
     <w:bookmarkEnd w:id="56"/>

--- a/Rev1.docx
+++ b/Rev1.docx
@@ -251,7 +251,7 @@
         <w:t xml:space="preserve"> </w:t>
       </w:r>
       <w:r>
-        <w:t xml:space="preserve">or in exact sciences</w:t>
+        <w:t xml:space="preserve">or in natural and physical sciences</w:t>
       </w:r>
       <w:r>
         <w:t xml:space="preserve"> </w:t>
@@ -4071,7 +4071,7 @@
         <w:t xml:space="preserve"> </w:t>
       </w:r>
       <w:r>
-        <w:t xml:space="preserve">0.97) using the mentioned relation:</w:t>
+        <w:t xml:space="preserve">0.98) using the mentioned relation:</w:t>
       </w:r>
       <w:r>
         <w:t xml:space="preserve"> </w:t>
@@ -4167,7 +4167,7 @@
         </m:r>
       </m:oMath>
       <w:r>
-        <w:t xml:space="preserve"> points (e.g., 3.36 seconds for 100,000 points), knowing the time</w:t>
+        <w:t xml:space="preserve"> points (e.g., 2.47 seconds for 100,000 points), knowing the time</w:t>
       </w:r>
       <w:r>
         <w:t xml:space="preserve"> </w:t>
@@ -4447,7 +4447,7 @@
         <w:t xml:space="preserve">M</w:t>
       </w:r>
       <w:r>
-        <w:t xml:space="preserve"> is &lt; 4 seconds for a set of 100,000 points on a modern computer</w:t>
+        <w:t xml:space="preserve"> is &lt; 3 seconds for a set of 100,000 points on a modern computer</w:t>
       </w:r>
       <w:r>
         <w:rPr>
@@ -4465,19 +4465,19 @@
         <w:t xml:space="preserve"> </w:t>
       </w:r>
       <w:r>
-        <w:t xml:space="preserve">Therefore, calculating a confidence interval from 1,000 simulations requires less than 67 minutes.</w:t>
-      </w:r>
-      <w:r>
-        <w:t xml:space="preserve"> </w:t>
-      </w:r>
-      <w:r>
-        <w:t xml:space="preserve">For a set of five million points, the power law predicts around 12 minutes of computing time.</w:t>
-      </w:r>
-      <w:r>
-        <w:t xml:space="preserve"> </w:t>
-      </w:r>
-      <w:r>
-        <w:t xml:space="preserve">Accordingly, 1,000 simulations would take around 8 days.</w:t>
+        <w:t xml:space="preserve">Therefore, calculating a confidence interval from 1,000 simulations requires less than 50 minutes.</w:t>
+      </w:r>
+      <w:r>
+        <w:t xml:space="preserve"> </w:t>
+      </w:r>
+      <w:r>
+        <w:t xml:space="preserve">For a set of five million points, the power law predicts around 11 minutes of computing time.</w:t>
+      </w:r>
+      <w:r>
+        <w:t xml:space="preserve"> </w:t>
+      </w:r>
+      <w:r>
+        <w:t xml:space="preserve">Accordingly, 1,000 simulations would take around 7 days.</w:t>
       </w:r>
     </w:p>
     <w:p>

--- a/Rev1.docx
+++ b/Rev1.docx
@@ -4167,7 +4167,7 @@
         </m:r>
       </m:oMath>
       <w:r>
-        <w:t xml:space="preserve"> points (e.g., 2.47 seconds for 100,000 points), knowing the time</w:t>
+        <w:t xml:space="preserve"> points (e.g., 2.44 seconds for 100,000 points), knowing the time</w:t>
       </w:r>
       <w:r>
         <w:t xml:space="preserve"> </w:t>
@@ -6038,7 +6038,7 @@
         <w:t xml:space="preserve"> </w:t>
       </w:r>
       <w:r>
-        <w:t xml:space="preserve">We think that our results will be useful for researchers in regional science who work with geolocalized data, notably for studying the industrial clustering.</w:t>
+        <w:t xml:space="preserve">We think that our results will be useful for researchers in regional science who work with geo-localized data, notably for studying the industrial clustering.</w:t>
       </w:r>
     </w:p>
     <w:p>

--- a/Rev1.docx
+++ b/Rev1.docx
@@ -4071,7 +4071,7 @@
         <w:t xml:space="preserve"> </w:t>
       </w:r>
       <w:r>
-        <w:t xml:space="preserve">0.98) using the mentioned relation:</w:t>
+        <w:t xml:space="preserve">0.97) using the mentioned relation:</w:t>
       </w:r>
       <w:r>
         <w:t xml:space="preserve"> </w:t>
@@ -4167,7 +4167,7 @@
         </m:r>
       </m:oMath>
       <w:r>
-        <w:t xml:space="preserve"> points (e.g., 2.44 seconds for 100,000 points), knowing the time</w:t>
+        <w:t xml:space="preserve"> points (e.g., 3.06 seconds for 100,000 points), knowing the time</w:t>
       </w:r>
       <w:r>
         <w:t xml:space="preserve"> </w:t>
@@ -4227,7 +4227,7 @@
         <w:t xml:space="preserve"> </w:t>
       </w:r>
       <w:r>
-        <w:t xml:space="preserve">is the power relation (here: 1.5).</w:t>
+        <w:t xml:space="preserve">is the power relation (here: 1.4).</w:t>
       </w:r>
     </w:p>
     <w:p>
@@ -4447,7 +4447,7 @@
         <w:t xml:space="preserve">M</w:t>
       </w:r>
       <w:r>
-        <w:t xml:space="preserve"> is &lt; 3 seconds for a set of 100,000 points on a modern computer</w:t>
+        <w:t xml:space="preserve"> is &lt; 4 seconds for a set of 100,000 points on a modern computer</w:t>
       </w:r>
       <w:r>
         <w:rPr>
@@ -4465,19 +4465,19 @@
         <w:t xml:space="preserve"> </w:t>
       </w:r>
       <w:r>
-        <w:t xml:space="preserve">Therefore, calculating a confidence interval from 1,000 simulations requires less than 50 minutes.</w:t>
-      </w:r>
-      <w:r>
-        <w:t xml:space="preserve"> </w:t>
-      </w:r>
-      <w:r>
-        <w:t xml:space="preserve">For a set of five million points, the power law predicts around 11 minutes of computing time.</w:t>
-      </w:r>
-      <w:r>
-        <w:t xml:space="preserve"> </w:t>
-      </w:r>
-      <w:r>
-        <w:t xml:space="preserve">Accordingly, 1,000 simulations would take around 7 days.</w:t>
+        <w:t xml:space="preserve">Therefore, calculating a confidence interval from 1,000 simulations requires less than 67 minutes.</w:t>
+      </w:r>
+      <w:r>
+        <w:t xml:space="preserve"> </w:t>
+      </w:r>
+      <w:r>
+        <w:t xml:space="preserve">For a set of five million points, the power law predicts around 8 minutes of computing time.</w:t>
+      </w:r>
+      <w:r>
+        <w:t xml:space="preserve"> </w:t>
+      </w:r>
+      <w:r>
+        <w:t xml:space="preserve">Accordingly, 1,000 simulations would take around 6 days.</w:t>
       </w:r>
     </w:p>
     <w:p>
@@ -4537,13 +4537,13 @@
     </w:p>
     <w:bookmarkEnd w:id="44"/>
     <w:bookmarkEnd w:id="45"/>
-    <w:bookmarkStart w:id="65" w:name="user-guide-for-large-datasets"/>
+    <w:bookmarkStart w:id="65" w:name="a-guide-to-dealing-with-large-datasets"/>
     <w:p>
       <w:pPr>
         <w:pStyle w:val="Titre1"/>
       </w:pPr>
       <w:r>
-        <w:t xml:space="preserve">User guide for large datasets</w:t>
+        <w:t xml:space="preserve">A guide to dealing with large datasets</w:t>
       </w:r>
     </w:p>
     <w:p>

--- a/Rev1.docx
+++ b/Rev1.docx
@@ -4071,7 +4071,7 @@
         <w:t xml:space="preserve"> </w:t>
       </w:r>
       <w:r>
-        <w:t xml:space="preserve">0.97) using the mentioned relation:</w:t>
+        <w:t xml:space="preserve">0.98) using the mentioned relation:</w:t>
       </w:r>
       <w:r>
         <w:t xml:space="preserve"> </w:t>
@@ -4167,7 +4167,7 @@
         </m:r>
       </m:oMath>
       <w:r>
-        <w:t xml:space="preserve"> points (e.g., 3.06 seconds for 100,000 points), knowing the time</w:t>
+        <w:t xml:space="preserve"> points (e.g., 2.97 seconds for 100,000 points), knowing the time</w:t>
       </w:r>
       <w:r>
         <w:t xml:space="preserve"> </w:t>
@@ -4227,7 +4227,7 @@
         <w:t xml:space="preserve"> </w:t>
       </w:r>
       <w:r>
-        <w:t xml:space="preserve">is the power relation (here: 1.4).</w:t>
+        <w:t xml:space="preserve">is the power relation (here: 1.5).</w:t>
       </w:r>
     </w:p>
     <w:p>
@@ -4447,7 +4447,7 @@
         <w:t xml:space="preserve">M</w:t>
       </w:r>
       <w:r>
-        <w:t xml:space="preserve"> is &lt; 4 seconds for a set of 100,000 points on a modern computer</w:t>
+        <w:t xml:space="preserve"> is &lt; 3 seconds for a set of 100,000 points on a modern computer</w:t>
       </w:r>
       <w:r>
         <w:rPr>
@@ -4465,19 +4465,19 @@
         <w:t xml:space="preserve"> </w:t>
       </w:r>
       <w:r>
-        <w:t xml:space="preserve">Therefore, calculating a confidence interval from 1,000 simulations requires less than 67 minutes.</w:t>
-      </w:r>
-      <w:r>
-        <w:t xml:space="preserve"> </w:t>
-      </w:r>
-      <w:r>
-        <w:t xml:space="preserve">For a set of five million points, the power law predicts around 8 minutes of computing time.</w:t>
-      </w:r>
-      <w:r>
-        <w:t xml:space="preserve"> </w:t>
-      </w:r>
-      <w:r>
-        <w:t xml:space="preserve">Accordingly, 1,000 simulations would take around 6 days.</w:t>
+        <w:t xml:space="preserve">Therefore, calculating a confidence interval from 1,000 simulations requires less than 50 minutes.</w:t>
+      </w:r>
+      <w:r>
+        <w:t xml:space="preserve"> </w:t>
+      </w:r>
+      <w:r>
+        <w:t xml:space="preserve">For a set of five million points, the power law predicts around 13 minutes of computing time.</w:t>
+      </w:r>
+      <w:r>
+        <w:t xml:space="preserve"> </w:t>
+      </w:r>
+      <w:r>
+        <w:t xml:space="preserve">Accordingly, 1,000 simulations would take around 9 days.</w:t>
       </w:r>
     </w:p>
     <w:p>

--- a/Rev1.docx
+++ b/Rev1.docx
@@ -7,7 +7,7 @@
         <w:pStyle w:val="Date"/>
       </w:pPr>
       <w:r>
-        <w:t xml:space="preserve">June 22, 2026</w:t>
+        <w:t xml:space="preserve">June 23, 2026</w:t>
       </w:r>
     </w:p>
     <w:p>
@@ -4071,7 +4071,7 @@
         <w:t xml:space="preserve"> </w:t>
       </w:r>
       <w:r>
-        <w:t xml:space="preserve">0.98) using the mentioned relation:</w:t>
+        <w:t xml:space="preserve">0.97) using the mentioned relation:</w:t>
       </w:r>
       <w:r>
         <w:t xml:space="preserve"> </w:t>
@@ -4167,7 +4167,7 @@
         </m:r>
       </m:oMath>
       <w:r>
-        <w:t xml:space="preserve"> points (e.g., 2.97 seconds for 100,000 points), knowing the time</w:t>
+        <w:t xml:space="preserve"> points (e.g., 2.61 seconds for 100,000 points), knowing the time</w:t>
       </w:r>
       <w:r>
         <w:t xml:space="preserve"> </w:t>
@@ -4227,7 +4227,7 @@
         <w:t xml:space="preserve"> </w:t>
       </w:r>
       <w:r>
-        <w:t xml:space="preserve">is the power relation (here: 1.5).</w:t>
+        <w:t xml:space="preserve">is the power relation (here: 1.6).</w:t>
       </w:r>
     </w:p>
     <w:p>
@@ -4471,13 +4471,13 @@
         <w:t xml:space="preserve"> </w:t>
       </w:r>
       <w:r>
-        <w:t xml:space="preserve">For a set of five million points, the power law predicts around 13 minutes of computing time.</w:t>
-      </w:r>
-      <w:r>
-        <w:t xml:space="preserve"> </w:t>
-      </w:r>
-      <w:r>
-        <w:t xml:space="preserve">Accordingly, 1,000 simulations would take around 9 days.</w:t>
+        <w:t xml:space="preserve">For a set of five million points, the power law predicts around 14 minutes of computing time.</w:t>
+      </w:r>
+      <w:r>
+        <w:t xml:space="preserve"> </w:t>
+      </w:r>
+      <w:r>
+        <w:t xml:space="preserve">Accordingly, 1,000 simulations would take around 10 days.</w:t>
       </w:r>
     </w:p>
     <w:p>

--- a/Rev1.docx
+++ b/Rev1.docx
@@ -161,7 +161,7 @@
         <w:t xml:space="preserve"> </w:t>
       </w:r>
       <w:r>
-        <w:t xml:space="preserve">Empirical studies at highly detailed geographical levels have been proposed in recent years: see for example</w:t>
+        <w:t xml:space="preserve">Empirical studies at highly detailed geographical levels have been proposed in recent years, see for example</w:t>
       </w:r>
       <w:r>
         <w:t xml:space="preserve"> </w:t>
@@ -400,7 +400,7 @@
         <w:t xml:space="preserve"> </w:t>
       </w:r>
       <w:r>
-        <w:t xml:space="preserve">analyzed the spatial concentration different facilities in French cities.</w:t>
+        <w:t xml:space="preserve">analyzed the spatial concentration of different facilities in French cities.</w:t>
       </w:r>
       <w:r>
         <w:t xml:space="preserve"> </w:t>
@@ -505,7 +505,7 @@
         <w:t xml:space="preserve"> </w:t>
       </w:r>
       <w:r>
-        <w:t xml:space="preserve">(see Marcon &amp; Puech, 2017 who reviewed the advantages and limitations of a dozen existing distance-based measures)</w:t>
+        <w:t xml:space="preserve">(see Marcon &amp; Puech, 2017)</w:t>
       </w:r>
       <w:r>
         <w:t xml:space="preserve">.</w:t>
@@ -1248,7 +1248,7 @@
         <w:t xml:space="preserve"> </w:t>
       </w:r>
       <w:r>
-        <w:t xml:space="preserve">Considering space as continuous, DBMs evaluate the spatial concentration at all scales.</w:t>
+        <w:t xml:space="preserve">By considering space as continuous, DBMs evaluate the spatial concentration at all scales.</w:t>
       </w:r>
       <w:r>
         <w:t xml:space="preserve"> </w:t>
@@ -1268,13 +1268,13 @@
         <w:t xml:space="preserve"> </w:t>
       </w:r>
       <w:r>
-        <w:t xml:space="preserve">A series of spatial concentration measures based on distances have been proposed</w:t>
-      </w:r>
-      <w:r>
-        <w:t xml:space="preserve"> </w:t>
-      </w:r>
-      <w:r>
-        <w:t xml:space="preserve">(Marcon &amp; Puech, 2017 proposed a typology of around a dozen of existing DBMs)</w:t>
+        <w:t xml:space="preserve">A dozen of spatial concentration measures based on distances have been proposed</w:t>
+      </w:r>
+      <w:r>
+        <w:t xml:space="preserve"> </w:t>
+      </w:r>
+      <w:r>
+        <w:t xml:space="preserve">(Marcon &amp; Puech, 2017)</w:t>
       </w:r>
       <w:r>
         <w:t xml:space="preserve">.</w:t>
@@ -1370,7 +1370,10 @@
         <w:t xml:space="preserve">(2025)</w:t>
       </w:r>
       <w:r>
-        <w:t xml:space="preserve">,</w:t>
+        <w:t xml:space="preserve"> </w:t>
+      </w:r>
+      <w:r>
+        <w:t xml:space="preserve">or</w:t>
       </w:r>
       <w:r>
         <w:t xml:space="preserve"> </w:t>
@@ -1905,7 +1908,7 @@
         <w:t xml:space="preserve">M</w:t>
       </w:r>
       <w:r>
-        <w:t xml:space="preserve"> was first introduced in the field of economics and geography.</w:t>
+        <w:t xml:space="preserve"> was first introduced in the field of economics and geography by</w:t>
       </w:r>
       <w:r>
         <w:t xml:space="preserve"> </w:t>
@@ -1914,10 +1917,13 @@
         <w:t xml:space="preserve">Marcon &amp; Puech (2010)</w:t>
       </w:r>
       <w:r>
-        <w:t xml:space="preserve"> </w:t>
-      </w:r>
-      <w:r>
-        <w:t xml:space="preserve">proved that this function satisfies all the requirements of</w:t>
+        <w:t xml:space="preserve">.</w:t>
+      </w:r>
+      <w:r>
+        <w:t xml:space="preserve"> </w:t>
+      </w:r>
+      <w:r>
+        <w:t xml:space="preserve">They proved that this function satisfies all the requirements of</w:t>
       </w:r>
       <w:r>
         <w:t xml:space="preserve"> </w:t>
@@ -3888,7 +3894,7 @@
         <w:t xml:space="preserve"> </w:t>
       </w:r>
       <w:r>
-        <w:t xml:space="preserve">functions are the same, and provide the same results irrespective of the the data form (point set or distance matrix).</w:t>
+        <w:t xml:space="preserve">functions are the same, and provide the same results irrespective of the data form (point set or distance matrix).</w:t>
       </w:r>
       <w:r>
         <w:t xml:space="preserve"> </w:t>
@@ -4071,7 +4077,7 @@
         <w:t xml:space="preserve"> </w:t>
       </w:r>
       <w:r>
-        <w:t xml:space="preserve">0.97) using the mentioned relation:</w:t>
+        <w:t xml:space="preserve">0.99) using the mentioned relation:</w:t>
       </w:r>
       <w:r>
         <w:t xml:space="preserve"> </w:t>
@@ -4167,7 +4173,7 @@
         </m:r>
       </m:oMath>
       <w:r>
-        <w:t xml:space="preserve"> points (e.g., 2.61 seconds for 100,000 points), knowing the time</w:t>
+        <w:t xml:space="preserve"> points (e.g., 2.63 seconds for 100,000 points), knowing the time</w:t>
       </w:r>
       <w:r>
         <w:t xml:space="preserve"> </w:t>
@@ -4227,7 +4233,7 @@
         <w:t xml:space="preserve"> </w:t>
       </w:r>
       <w:r>
-        <w:t xml:space="preserve">is the power relation (here: 1.6).</w:t>
+        <w:t xml:space="preserve">is the power relation (here: 1.7).</w:t>
       </w:r>
     </w:p>
     <w:p>
@@ -4471,13 +4477,13 @@
         <w:t xml:space="preserve"> </w:t>
       </w:r>
       <w:r>
-        <w:t xml:space="preserve">For a set of five million points, the power law predicts around 14 minutes of computing time.</w:t>
-      </w:r>
-      <w:r>
-        <w:t xml:space="preserve"> </w:t>
-      </w:r>
-      <w:r>
-        <w:t xml:space="preserve">Accordingly, 1,000 simulations would take around 10 days.</w:t>
+        <w:t xml:space="preserve">For a set of five million points, the power law predicts around 23 minutes of computing time.</w:t>
+      </w:r>
+      <w:r>
+        <w:t xml:space="preserve"> </w:t>
+      </w:r>
+      <w:r>
+        <w:t xml:space="preserve">Accordingly, 1,000 simulations would take around 16 days.</w:t>
       </w:r>
     </w:p>
     <w:p>
@@ -5217,7 +5223,7 @@
         <w:t xml:space="preserve"> </w:t>
       </w:r>
       <w:r>
-        <w:t xml:space="preserve">Applying different distance-based methods on on a real case (Italian manufacturing firms in the province of Trento), Arbia et al. showedthat the error measurement was less important than expected.</w:t>
+        <w:t xml:space="preserve">Applying different distance-based methods on a real case (Italian manufacturing firms in the province of Trento), Arbia et al. showed that the error measurement was less important than expected.</w:t>
       </w:r>
       <w:r>
         <w:t xml:space="preserve"> </w:t>
@@ -5421,7 +5427,7 @@
         <w:t xml:space="preserve">Feser &amp; Sweeney (2002)</w:t>
       </w:r>
       <w:r>
-        <w:t xml:space="preserve">’s findings for the United States who provided a very detailed analysis for a large number of industries in fourteen American metropolitan areas (see tables on pages 245-246 of their article).</w:t>
+        <w:t xml:space="preserve">’s findings for the United States who provided a very detailed analysis for a large number of industries in fourteen American metropolitan areas (see tables on pages 245-246 in their article).</w:t>
       </w:r>
     </w:p>
     <w:p>
@@ -5972,7 +5978,7 @@
           <w:b/>
           <w:bCs/>
         </w:rPr>
-        <w:t xml:space="preserve">In sum, thinning is an efficient method to reduce huge, untractable datasets to large, computable ones, but is not an appropriate way to drastically reduce computing time by thinning large datasets to small ones.</w:t>
+        <w:t xml:space="preserve">To sum up, thinning is an efficient method to reduce huge, untractable datasets to large, computable ones, but is not an appropriate way to drastically reduce computing time by thinning large datasets to small ones.</w:t>
       </w:r>
     </w:p>
     <w:bookmarkEnd w:id="63"/>
@@ -6139,7 +6145,7 @@
         <w:t xml:space="preserve"> </w:t>
       </w:r>
       <w:r>
-        <w:t xml:space="preserve">Even if it was out of the scope of this study to test the performance of other DBMs, we provide also detailed comparisons between widely used DBMs in the appendix: the precited</w:t>
+        <w:t xml:space="preserve">Even if it was out of the scope of this study to test the performance of other DBMs, we provide also detailed comparisons between widely used DBMs in the appendix: the</w:t>
       </w:r>
       <w:r>
         <w:t xml:space="preserve"> </w:t>
@@ -9175,7 +9181,7 @@
         <w:t xml:space="preserve"> </w:t>
       </w:r>
       <w:r>
-        <w:t xml:space="preserve">employed European data (easily available at the following address:</w:t>
+        <w:t xml:space="preserve">employed European data (available at the following address:</w:t>
       </w:r>
       <w:r>
         <w:t xml:space="preserve"> </w:t>

--- a/Rev1.docx
+++ b/Rev1.docx
@@ -245,7 +245,7 @@
         <w:t xml:space="preserve"> </w:t>
       </w:r>
       <w:r>
-        <w:t xml:space="preserve">(Arbia, 1989; Marcon &amp; Puech, 2003; S. Sweeney &amp; Arabadjis, 2022)</w:t>
+        <w:t xml:space="preserve">(Arbia, 1989; Marcon &amp; Puech, 2003; Sweeney &amp; Arabadjis, 2022)</w:t>
       </w:r>
       <w:r>
         <w:t xml:space="preserve"> </w:t>
@@ -4173,7 +4173,7 @@
         </m:r>
       </m:oMath>
       <w:r>
-        <w:t xml:space="preserve"> points (e.g., 2.63 seconds for 100,000 points), knowing the time</w:t>
+        <w:t xml:space="preserve"> points (e.g., 2.85 seconds for 100,000 points), knowing the time</w:t>
       </w:r>
       <w:r>
         <w:t xml:space="preserve"> </w:t>
@@ -4233,7 +4233,7 @@
         <w:t xml:space="preserve"> </w:t>
       </w:r>
       <w:r>
-        <w:t xml:space="preserve">is the power relation (here: 1.7).</w:t>
+        <w:t xml:space="preserve">is the power relation (here: 1.5).</w:t>
       </w:r>
     </w:p>
     <w:p>
@@ -4477,13 +4477,13 @@
         <w:t xml:space="preserve"> </w:t>
       </w:r>
       <w:r>
-        <w:t xml:space="preserve">For a set of five million points, the power law predicts around 23 minutes of computing time.</w:t>
-      </w:r>
-      <w:r>
-        <w:t xml:space="preserve"> </w:t>
-      </w:r>
-      <w:r>
-        <w:t xml:space="preserve">Accordingly, 1,000 simulations would take around 16 days.</w:t>
+        <w:t xml:space="preserve">For a set of five million points, the power law predicts around 12 minutes of computing time.</w:t>
+      </w:r>
+      <w:r>
+        <w:t xml:space="preserve"> </w:t>
+      </w:r>
+      <w:r>
+        <w:t xml:space="preserve">Accordingly, 1,000 simulations would take around 8 days.</w:t>
       </w:r>
     </w:p>
     <w:p>
@@ -8853,12 +8853,47 @@
       </w:r>
     </w:p>
     <w:bookmarkEnd w:id="138"/>
-    <w:bookmarkStart w:id="139" w:name="ref-Sweeney1998"/>
+    <w:bookmarkStart w:id="139" w:name="ref-Sweeney2022"/>
     <w:p>
       <w:pPr>
         <w:pStyle w:val="Bibliographie"/>
       </w:pPr>
       <w:r>
+        <w:t xml:space="preserve">Sweeney, S. H., &amp; Arabadjis, S. (2022).</w:t>
+      </w:r>
+      <w:r>
+        <w:t xml:space="preserve"> </w:t>
+      </w:r>
+      <w:r>
+        <w:t xml:space="preserve">Spatial Point Patterns</w:t>
+      </w:r>
+      <w:r>
+        <w:t xml:space="preserve">. In S. J. Rey &amp; R. Franklin (Eds),</w:t>
+      </w:r>
+      <w:r>
+        <w:t xml:space="preserve"> </w:t>
+      </w:r>
+      <w:r>
+        <w:rPr>
+          <w:i/>
+          <w:iCs/>
+        </w:rPr>
+        <w:t xml:space="preserve">Handbook of spatial analysis in the social sciences</w:t>
+      </w:r>
+      <w:r>
+        <w:t xml:space="preserve"> </w:t>
+      </w:r>
+      <w:r>
+        <w:t xml:space="preserve">(pp. 262–276). Edward Elgar Publishing.</w:t>
+      </w:r>
+    </w:p>
+    <w:bookmarkEnd w:id="139"/>
+    <w:bookmarkStart w:id="140" w:name="ref-Sweeney1998"/>
+    <w:p>
+      <w:pPr>
+        <w:pStyle w:val="Bibliographie"/>
+      </w:pPr>
+      <w:r>
         <w:t xml:space="preserve">Sweeney, S. H., &amp; Feser, E. J. (1998).</w:t>
       </w:r>
       <w:r>
@@ -8897,8 +8932,8 @@
         <w:t xml:space="preserve">(1), 45–64.</w:t>
       </w:r>
     </w:p>
-    <w:bookmarkEnd w:id="139"/>
-    <w:bookmarkStart w:id="140" w:name="ref-Sweeney2004"/>
+    <w:bookmarkEnd w:id="140"/>
+    <w:bookmarkStart w:id="141" w:name="ref-Sweeney2004"/>
     <w:p>
       <w:pPr>
         <w:pStyle w:val="Bibliographie"/>
@@ -8929,8 +8964,8 @@
         <w:t xml:space="preserve">. Oxford University Press.</w:t>
       </w:r>
     </w:p>
-    <w:bookmarkEnd w:id="140"/>
-    <w:bookmarkStart w:id="141" w:name="ref-Sweeney2005"/>
+    <w:bookmarkEnd w:id="141"/>
+    <w:bookmarkStart w:id="142" w:name="ref-Sweeney2005"/>
     <w:p>
       <w:pPr>
         <w:pStyle w:val="Bibliographie"/>
@@ -8963,41 +8998,6 @@
       </w:r>
       <w:r>
         <w:t xml:space="preserve">(1), 141–159.</w:t>
-      </w:r>
-    </w:p>
-    <w:bookmarkEnd w:id="141"/>
-    <w:bookmarkStart w:id="142" w:name="ref-Sweeney2022"/>
-    <w:p>
-      <w:pPr>
-        <w:pStyle w:val="Bibliographie"/>
-      </w:pPr>
-      <w:r>
-        <w:t xml:space="preserve">Sweeney, S., &amp; Arabadjis, S. (2022).</w:t>
-      </w:r>
-      <w:r>
-        <w:t xml:space="preserve"> </w:t>
-      </w:r>
-      <w:r>
-        <w:t xml:space="preserve">Spatial Point Patterns</w:t>
-      </w:r>
-      <w:r>
-        <w:t xml:space="preserve">. In S. J. Rey &amp; R. Franklin (Eds),</w:t>
-      </w:r>
-      <w:r>
-        <w:t xml:space="preserve"> </w:t>
-      </w:r>
-      <w:r>
-        <w:rPr>
-          <w:i/>
-          <w:iCs/>
-        </w:rPr>
-        <w:t xml:space="preserve">Handbook of spatial analysis in the social sciences</w:t>
-      </w:r>
-      <w:r>
-        <w:t xml:space="preserve"> </w:t>
-      </w:r>
-      <w:r>
-        <w:t xml:space="preserve">(pp. 262–276). Edward Elgar Publishing.</w:t>
       </w:r>
     </w:p>
     <w:bookmarkEnd w:id="142"/>

--- a/Rev1.docx
+++ b/Rev1.docx
@@ -7,7 +7,7 @@
         <w:pStyle w:val="Date"/>
       </w:pPr>
       <w:r>
-        <w:t xml:space="preserve">June 23, 2026</w:t>
+        <w:t xml:space="preserve">July 16, 2026</w:t>
       </w:r>
     </w:p>
     <w:p>
@@ -51,7 +51,7 @@
         <w:t xml:space="preserve"> </w:t>
       </w:r>
       <w:r>
-        <w:t xml:space="preserve">function, a relative distance-based measure, and also expressed reservations about the computation time required. Herein, we explore two possible ways to reduce the computation burden of large geo-located datasets: approximating the position of points and thinning the point pattern. In both cases, the deterioration extent of the</w:t>
+        <w:t xml:space="preserve">function, a relative distance-based measure, and also expressed reservations about the computation time required. In both cases, the deterioration extent of the</w:t>
       </w:r>
       <w:r>
         <w:t xml:space="preserve"> </w:t>
@@ -67,7 +67,7 @@
         <w:t xml:space="preserve"> </w:t>
       </w:r>
       <w:r>
-        <w:t xml:space="preserve">results is estimated and discussed as the gains it provides in computation time, using the R software. We also discuss implications of these findings in the field of regional science. We notably provide evidence that the individual location approximation generates information loss at substantially small distances, implying a trade-off between the smallest distance at which spatial interactions could be detected and computing performance. We also give support that thinning is an efficient method to analyze large datasets with very good accuracy. The R code used in the article is given for the reproducibility of our results.</w:t>
+        <w:t xml:space="preserve">results is estimated and discussed as the gains it provides in computation time, using the R software. We also discuss implications of these findings in the field of regional science. We notably provide evidence that the individual location approximation generates information loss at substantially small distances, implying a trade-off between the smallest distance at which spatial interactions could be detected and computing performance. We also give support that thinning is an efficient method to analyze large datasets with very good accuracy. The R code used in the article is given for the reproducibility of our results. Herein, we explore two possible ways to reduce the computation burden of large geo-located datasets: approximating the position of points and thinning the point pattern.</w:t>
       </w:r>
     </w:p>
     <w:bookmarkStart w:id="9" w:name="introduction"/>
@@ -4077,7 +4077,7 @@
         <w:t xml:space="preserve"> </w:t>
       </w:r>
       <w:r>
-        <w:t xml:space="preserve">0.99) using the mentioned relation:</w:t>
+        <w:t xml:space="preserve">0.97) using the mentioned relation:</w:t>
       </w:r>
       <w:r>
         <w:t xml:space="preserve"> </w:t>
@@ -4173,7 +4173,7 @@
         </m:r>
       </m:oMath>
       <w:r>
-        <w:t xml:space="preserve"> points (e.g., 2.85 seconds for 100,000 points), knowing the time</w:t>
+        <w:t xml:space="preserve"> points (e.g., 2.58 seconds for 100,000 points), knowing the time</w:t>
       </w:r>
       <w:r>
         <w:t xml:space="preserve"> </w:t>
@@ -4233,7 +4233,7 @@
         <w:t xml:space="preserve"> </w:t>
       </w:r>
       <w:r>
-        <w:t xml:space="preserve">is the power relation (here: 1.5).</w:t>
+        <w:t xml:space="preserve">is the power relation (here: 1.3).</w:t>
       </w:r>
     </w:p>
     <w:p>
@@ -4477,13 +4477,13 @@
         <w:t xml:space="preserve"> </w:t>
       </w:r>
       <w:r>
-        <w:t xml:space="preserve">For a set of five million points, the power law predicts around 12 minutes of computing time.</w:t>
-      </w:r>
-      <w:r>
-        <w:t xml:space="preserve"> </w:t>
-      </w:r>
-      <w:r>
-        <w:t xml:space="preserve">Accordingly, 1,000 simulations would take around 8 days.</w:t>
+        <w:t xml:space="preserve">For a set of five million points, the power law predicts around 5 minutes of computing time.</w:t>
+      </w:r>
+      <w:r>
+        <w:t xml:space="preserve"> </w:t>
+      </w:r>
+      <w:r>
+        <w:t xml:space="preserve">Accordingly, 1,000 simulations would take around 4 days.</w:t>
       </w:r>
     </w:p>
     <w:p>

--- a/Rev1.docx
+++ b/Rev1.docx
@@ -51,7 +51,7 @@
         <w:t xml:space="preserve"> </w:t>
       </w:r>
       <w:r>
-        <w:t xml:space="preserve">function, a relative distance-based measure, and also expressed reservations about the computation time required. In both cases, the deterioration extent of the</w:t>
+        <w:t xml:space="preserve">function, a relative distance-based measure, and also expressed reservations about the computation time required. Herein, we explore two possible ways to reduce the computation burden of large geo-located datasets: approximating the position of points and thinning the point pattern. In both cases, the deterioration extent of the</w:t>
       </w:r>
       <w:r>
         <w:t xml:space="preserve"> </w:t>
@@ -67,7 +67,7 @@
         <w:t xml:space="preserve"> </w:t>
       </w:r>
       <w:r>
-        <w:t xml:space="preserve">results is estimated and discussed as the gains it provides in computation time, using the R software. We also discuss implications of these findings in the field of regional science. We notably provide evidence that the individual location approximation generates information loss at substantially small distances, implying a trade-off between the smallest distance at which spatial interactions could be detected and computing performance. We also give support that thinning is an efficient method to analyze large datasets with very good accuracy. The R code used in the article is given for the reproducibility of our results. Herein, we explore two possible ways to reduce the computation burden of large geo-located datasets: approximating the position of points and thinning the point pattern.</w:t>
+        <w:t xml:space="preserve">results is estimated and discussed as the gains it provides in computation time, using the R software. We also discuss implications of these findings in the field of regional science. We notably provide evidence that the individual location approximation generates information loss at substantially small distances, implying a trade-off between the smallest distance at which spatial interactions could be detected and computing performance. We also give support that thinning is an efficient method to analyze large datasets with very good accuracy. The R code used in the article is given for the reproducibility of our results.</w:t>
       </w:r>
     </w:p>
     <w:bookmarkStart w:id="9" w:name="introduction"/>
@@ -790,6 +790,11 @@
       </w:r>
       <w:r>
         <w:t xml:space="preserve">The last section concludes.</w:t>
+      </w:r>
+    </w:p>
+    <w:p>
+      <w:r>
+        <w:br w:type="page"/>
       </w:r>
     </w:p>
     <w:bookmarkEnd w:id="9"/>
@@ -4077,7 +4082,7 @@
         <w:t xml:space="preserve"> </w:t>
       </w:r>
       <w:r>
-        <w:t xml:space="preserve">0.97) using the mentioned relation:</w:t>
+        <w:t xml:space="preserve">1) using the mentioned relation:</w:t>
       </w:r>
       <w:r>
         <w:t xml:space="preserve"> </w:t>
@@ -4173,7 +4178,7 @@
         </m:r>
       </m:oMath>
       <w:r>
-        <w:t xml:space="preserve"> points (e.g., 2.58 seconds for 100,000 points), knowing the time</w:t>
+        <w:t xml:space="preserve"> points (e.g., 2.48 seconds for 100,000 points), knowing the time</w:t>
       </w:r>
       <w:r>
         <w:t xml:space="preserve"> </w:t>
@@ -4233,7 +4238,7 @@
         <w:t xml:space="preserve"> </w:t>
       </w:r>
       <w:r>
-        <w:t xml:space="preserve">is the power relation (here: 1.3).</w:t>
+        <w:t xml:space="preserve">is the power relation (here: 1.6).</w:t>
       </w:r>
     </w:p>
     <w:p>
@@ -4477,13 +4482,13 @@
         <w:t xml:space="preserve"> </w:t>
       </w:r>
       <w:r>
-        <w:t xml:space="preserve">For a set of five million points, the power law predicts around 5 minutes of computing time.</w:t>
-      </w:r>
-      <w:r>
-        <w:t xml:space="preserve"> </w:t>
-      </w:r>
-      <w:r>
-        <w:t xml:space="preserve">Accordingly, 1,000 simulations would take around 4 days.</w:t>
+        <w:t xml:space="preserve">For a set of five million points, the power law predicts around 18 minutes of computing time.</w:t>
+      </w:r>
+      <w:r>
+        <w:t xml:space="preserve"> </w:t>
+      </w:r>
+      <w:r>
+        <w:t xml:space="preserve">Accordingly, 1,000 simulations would take around 12 days.</w:t>
       </w:r>
     </w:p>
     <w:p>

--- a/Rev1.docx
+++ b/Rev1.docx
@@ -278,7 +278,7 @@
         <w:t xml:space="preserve"> </w:t>
       </w:r>
       <w:r>
-        <w:t xml:space="preserve">published in their review an analysis based on continuous space on the technology manufacturing industry in the metropolitan areas of Milan and Turin in Italy.</w:t>
+        <w:t xml:space="preserve">published in this review an analysis based on continuous space on the technology manufacturing industry in the metropolitan areas of Milan and Turin in Italy.</w:t>
       </w:r>
       <w:r>
         <w:t xml:space="preserve"> </w:t>
@@ -4082,7 +4082,7 @@
         <w:t xml:space="preserve"> </w:t>
       </w:r>
       <w:r>
-        <w:t xml:space="preserve">1) using the mentioned relation:</w:t>
+        <w:t xml:space="preserve">0.98) using the mentioned relation:</w:t>
       </w:r>
       <w:r>
         <w:t xml:space="preserve"> </w:t>
@@ -4178,7 +4178,7 @@
         </m:r>
       </m:oMath>
       <w:r>
-        <w:t xml:space="preserve"> points (e.g., 2.48 seconds for 100,000 points), knowing the time</w:t>
+        <w:t xml:space="preserve"> points (e.g., 3.13 seconds for 100,000 points), knowing the time</w:t>
       </w:r>
       <w:r>
         <w:t xml:space="preserve"> </w:t>
@@ -4238,7 +4238,7 @@
         <w:t xml:space="preserve"> </w:t>
       </w:r>
       <w:r>
-        <w:t xml:space="preserve">is the power relation (here: 1.6).</w:t>
+        <w:t xml:space="preserve">is the power relation (here: 1.7).</w:t>
       </w:r>
     </w:p>
     <w:p>
@@ -4458,7 +4458,7 @@
         <w:t xml:space="preserve">M</w:t>
       </w:r>
       <w:r>
-        <w:t xml:space="preserve"> is &lt; 3 seconds for a set of 100,000 points on a modern computer</w:t>
+        <w:t xml:space="preserve"> is &lt; 4 seconds for a set of 100,000 points on a modern computer</w:t>
       </w:r>
       <w:r>
         <w:rPr>
@@ -4476,19 +4476,19 @@
         <w:t xml:space="preserve"> </w:t>
       </w:r>
       <w:r>
-        <w:t xml:space="preserve">Therefore, calculating a confidence interval from 1,000 simulations requires less than 50 minutes.</w:t>
-      </w:r>
-      <w:r>
-        <w:t xml:space="preserve"> </w:t>
-      </w:r>
-      <w:r>
-        <w:t xml:space="preserve">For a set of five million points, the power law predicts around 18 minutes of computing time.</w:t>
-      </w:r>
-      <w:r>
-        <w:t xml:space="preserve"> </w:t>
-      </w:r>
-      <w:r>
-        <w:t xml:space="preserve">Accordingly, 1,000 simulations would take around 12 days.</w:t>
+        <w:t xml:space="preserve">Therefore, calculating a confidence interval from 1,000 simulations requires less than 67 minutes.</w:t>
+      </w:r>
+      <w:r>
+        <w:t xml:space="preserve"> </w:t>
+      </w:r>
+      <w:r>
+        <w:t xml:space="preserve">For a set of five million points, the power law predicts around 25 minutes of computing time.</w:t>
+      </w:r>
+      <w:r>
+        <w:t xml:space="preserve"> </w:t>
+      </w:r>
+      <w:r>
+        <w:t xml:space="preserve">Accordingly, 1,000 simulations would take around 17 days.</w:t>
       </w:r>
     </w:p>
     <w:p>

--- a/Rev1.docx
+++ b/Rev1.docx
@@ -7,7 +7,7 @@
         <w:pStyle w:val="Date"/>
       </w:pPr>
       <w:r>
-        <w:t xml:space="preserve">July 16, 2026</w:t>
+        <w:t xml:space="preserve">August 27, 2026</w:t>
       </w:r>
     </w:p>
     <w:p>
@@ -4082,7 +4082,7 @@
         <w:t xml:space="preserve"> </w:t>
       </w:r>
       <w:r>
-        <w:t xml:space="preserve">0.98) using the mentioned relation:</w:t>
+        <w:t xml:space="preserve">0.99) using the mentioned relation:</w:t>
       </w:r>
       <w:r>
         <w:t xml:space="preserve"> </w:t>
@@ -4178,7 +4178,7 @@
         </m:r>
       </m:oMath>
       <w:r>
-        <w:t xml:space="preserve"> points (e.g., 3.13 seconds for 100,000 points), knowing the time</w:t>
+        <w:t xml:space="preserve"> points (e.g., 2.67 seconds for 100,000 points), knowing the time</w:t>
       </w:r>
       <w:r>
         <w:t xml:space="preserve"> </w:t>
@@ -4238,7 +4238,7 @@
         <w:t xml:space="preserve"> </w:t>
       </w:r>
       <w:r>
-        <w:t xml:space="preserve">is the power relation (here: 1.7).</w:t>
+        <w:t xml:space="preserve">is the power relation (here: 1.6).</w:t>
       </w:r>
     </w:p>
     <w:p>
@@ -4458,7 +4458,7 @@
         <w:t xml:space="preserve">M</w:t>
       </w:r>
       <w:r>
-        <w:t xml:space="preserve"> is &lt; 4 seconds for a set of 100,000 points on a modern computer</w:t>
+        <w:t xml:space="preserve"> is &lt; 3 seconds for a set of 100,000 points on a modern computer</w:t>
       </w:r>
       <w:r>
         <w:rPr>
@@ -4476,19 +4476,19 @@
         <w:t xml:space="preserve"> </w:t>
       </w:r>
       <w:r>
-        <w:t xml:space="preserve">Therefore, calculating a confidence interval from 1,000 simulations requires less than 67 minutes.</w:t>
-      </w:r>
-      <w:r>
-        <w:t xml:space="preserve"> </w:t>
-      </w:r>
-      <w:r>
-        <w:t xml:space="preserve">For a set of five million points, the power law predicts around 25 minutes of computing time.</w:t>
-      </w:r>
-      <w:r>
-        <w:t xml:space="preserve"> </w:t>
-      </w:r>
-      <w:r>
-        <w:t xml:space="preserve">Accordingly, 1,000 simulations would take around 17 days.</w:t>
+        <w:t xml:space="preserve">Therefore, calculating a confidence interval from 1,000 simulations requires less than 50 minutes.</w:t>
+      </w:r>
+      <w:r>
+        <w:t xml:space="preserve"> </w:t>
+      </w:r>
+      <w:r>
+        <w:t xml:space="preserve">For a set of five million points, the power law predicts around 18 minutes of computing time.</w:t>
+      </w:r>
+      <w:r>
+        <w:t xml:space="preserve"> </w:t>
+      </w:r>
+      <w:r>
+        <w:t xml:space="preserve">Accordingly, 1,000 simulations would take around 13 days.</w:t>
       </w:r>
     </w:p>
     <w:p>

--- a/Rev1.docx
+++ b/Rev1.docx
@@ -4082,7 +4082,7 @@
         <w:t xml:space="preserve"> </w:t>
       </w:r>
       <w:r>
-        <w:t xml:space="preserve">0.99) using the mentioned relation:</w:t>
+        <w:t xml:space="preserve">0.98) using the mentioned relation:</w:t>
       </w:r>
       <w:r>
         <w:t xml:space="preserve"> </w:t>
@@ -4178,7 +4178,7 @@
         </m:r>
       </m:oMath>
       <w:r>
-        <w:t xml:space="preserve"> points (e.g., 2.67 seconds for 100,000 points), knowing the time</w:t>
+        <w:t xml:space="preserve"> points (e.g., 3.44 seconds for 100,000 points), knowing the time</w:t>
       </w:r>
       <w:r>
         <w:t xml:space="preserve"> </w:t>
@@ -4238,7 +4238,7 @@
         <w:t xml:space="preserve"> </w:t>
       </w:r>
       <w:r>
-        <w:t xml:space="preserve">is the power relation (here: 1.6).</w:t>
+        <w:t xml:space="preserve">is the power relation (here: 1.5).</w:t>
       </w:r>
     </w:p>
     <w:p>
@@ -4458,7 +4458,7 @@
         <w:t xml:space="preserve">M</w:t>
       </w:r>
       <w:r>
-        <w:t xml:space="preserve"> is &lt; 3 seconds for a set of 100,000 points on a modern computer</w:t>
+        <w:t xml:space="preserve"> is &lt; 4 seconds for a set of 100,000 points on a modern computer</w:t>
       </w:r>
       <w:r>
         <w:rPr>
@@ -4476,19 +4476,19 @@
         <w:t xml:space="preserve"> </w:t>
       </w:r>
       <w:r>
-        <w:t xml:space="preserve">Therefore, calculating a confidence interval from 1,000 simulations requires less than 50 minutes.</w:t>
-      </w:r>
-      <w:r>
-        <w:t xml:space="preserve"> </w:t>
-      </w:r>
-      <w:r>
-        <w:t xml:space="preserve">For a set of five million points, the power law predicts around 18 minutes of computing time.</w:t>
-      </w:r>
-      <w:r>
-        <w:t xml:space="preserve"> </w:t>
-      </w:r>
-      <w:r>
-        <w:t xml:space="preserve">Accordingly, 1,000 simulations would take around 13 days.</w:t>
+        <w:t xml:space="preserve">Therefore, calculating a confidence interval from 1,000 simulations requires less than 67 minutes.</w:t>
+      </w:r>
+      <w:r>
+        <w:t xml:space="preserve"> </w:t>
+      </w:r>
+      <w:r>
+        <w:t xml:space="preserve">For a set of five million points, the power law predicts around 13 minutes of computing time.</w:t>
+      </w:r>
+      <w:r>
+        <w:t xml:space="preserve"> </w:t>
+      </w:r>
+      <w:r>
+        <w:t xml:space="preserve">Accordingly, 1,000 simulations would take around 9 days.</w:t>
       </w:r>
     </w:p>
     <w:p>

--- a/Rev1.docx
+++ b/Rev1.docx
@@ -4178,7 +4178,7 @@
         </m:r>
       </m:oMath>
       <w:r>
-        <w:t xml:space="preserve"> points (e.g., 3.44 seconds for 100,000 points), knowing the time</w:t>
+        <w:t xml:space="preserve"> points (e.g., 3 seconds for 100,000 points), knowing the time</w:t>
       </w:r>
       <w:r>
         <w:t xml:space="preserve"> </w:t>
@@ -4482,13 +4482,13 @@
         <w:t xml:space="preserve"> </w:t>
       </w:r>
       <w:r>
-        <w:t xml:space="preserve">For a set of five million points, the power law predicts around 13 minutes of computing time.</w:t>
-      </w:r>
-      <w:r>
-        <w:t xml:space="preserve"> </w:t>
-      </w:r>
-      <w:r>
-        <w:t xml:space="preserve">Accordingly, 1,000 simulations would take around 9 days.</w:t>
+        <w:t xml:space="preserve">For a set of five million points, the power law predicts around 15 minutes of computing time.</w:t>
+      </w:r>
+      <w:r>
+        <w:t xml:space="preserve"> </w:t>
+      </w:r>
+      <w:r>
+        <w:t xml:space="preserve">Accordingly, 1,000 simulations would take around 10 days.</w:t>
       </w:r>
     </w:p>
     <w:p>

--- a/Rev1.docx
+++ b/Rev1.docx
@@ -4082,7 +4082,7 @@
         <w:t xml:space="preserve"> </w:t>
       </w:r>
       <w:r>
-        <w:t xml:space="preserve">0.98) using the mentioned relation:</w:t>
+        <w:t xml:space="preserve">0.96) using the mentioned relation:</w:t>
       </w:r>
       <w:r>
         <w:t xml:space="preserve"> </w:t>
@@ -4178,7 +4178,7 @@
         </m:r>
       </m:oMath>
       <w:r>
-        <w:t xml:space="preserve"> points (e.g., 3 seconds for 100,000 points), knowing the time</w:t>
+        <w:t xml:space="preserve"> points (e.g., 2.94 seconds for 100,000 points), knowing the time</w:t>
       </w:r>
       <w:r>
         <w:t xml:space="preserve"> </w:t>
@@ -4458,7 +4458,7 @@
         <w:t xml:space="preserve">M</w:t>
       </w:r>
       <w:r>
-        <w:t xml:space="preserve"> is &lt; 4 seconds for a set of 100,000 points on a modern computer</w:t>
+        <w:t xml:space="preserve"> is &lt; 3 seconds for a set of 100,000 points on a modern computer</w:t>
       </w:r>
       <w:r>
         <w:rPr>
@@ -4476,19 +4476,19 @@
         <w:t xml:space="preserve"> </w:t>
       </w:r>
       <w:r>
-        <w:t xml:space="preserve">Therefore, calculating a confidence interval from 1,000 simulations requires less than 67 minutes.</w:t>
-      </w:r>
-      <w:r>
-        <w:t xml:space="preserve"> </w:t>
-      </w:r>
-      <w:r>
-        <w:t xml:space="preserve">For a set of five million points, the power law predicts around 15 minutes of computing time.</w:t>
-      </w:r>
-      <w:r>
-        <w:t xml:space="preserve"> </w:t>
-      </w:r>
-      <w:r>
-        <w:t xml:space="preserve">Accordingly, 1,000 simulations would take around 10 days.</w:t>
+        <w:t xml:space="preserve">Therefore, calculating a confidence interval from 1,000 simulations requires less than 50 minutes.</w:t>
+      </w:r>
+      <w:r>
+        <w:t xml:space="preserve"> </w:t>
+      </w:r>
+      <w:r>
+        <w:t xml:space="preserve">For a set of five million points, the power law predicts around 11 minutes of computing time.</w:t>
+      </w:r>
+      <w:r>
+        <w:t xml:space="preserve"> </w:t>
+      </w:r>
+      <w:r>
+        <w:t xml:space="preserve">Accordingly, 1,000 simulations would take around 8 days.</w:t>
       </w:r>
     </w:p>
     <w:p>
